--- a/Document/Expense Tracker SRS.docx
+++ b/Document/Expense Tracker SRS.docx
@@ -897,6 +897,599 @@
           </w:p>
         </w:tc>
       </w:tr>
+      <w:tr>
+        <w:tc>
+          <w:tcPr>
+            <w:tcW w:w="4675" w:type="dxa"/>
+          </w:tcPr>
+          <w:p>
+            <w:pPr>
+              <w:rPr>
+                <w:rFonts w:ascii="Arial" w:hAnsi="Arial" w:cs="Arial"/>
+                <w:sz w:val="28"/>
+                <w:szCs w:val="28"/>
+              </w:rPr>
+            </w:pPr>
+            <w:r>
+              <w:rPr>
+                <w:rFonts w:ascii="Arial" w:hAnsi="Arial" w:cs="Arial"/>
+                <w:sz w:val="28"/>
+                <w:szCs w:val="28"/>
+              </w:rPr>
+              <w:t>BR</w:t>
+            </w:r>
+          </w:p>
+        </w:tc>
+        <w:tc>
+          <w:tcPr>
+            <w:tcW w:w="4675" w:type="dxa"/>
+          </w:tcPr>
+          <w:p>
+            <w:pPr>
+              <w:rPr>
+                <w:rFonts w:ascii="Arial" w:hAnsi="Arial" w:cs="Arial"/>
+                <w:sz w:val="28"/>
+                <w:szCs w:val="28"/>
+              </w:rPr>
+            </w:pPr>
+            <w:r>
+              <w:rPr>
+                <w:rFonts w:ascii="Arial" w:hAnsi="Arial" w:cs="Arial"/>
+                <w:sz w:val="28"/>
+                <w:szCs w:val="28"/>
+              </w:rPr>
+              <w:t>Đại diện cho “Business Rule”. Mang ý nghĩa quy định quy tắc nghiệp vụ</w:t>
+            </w:r>
+          </w:p>
+        </w:tc>
+      </w:tr>
+      <w:tr>
+        <w:tc>
+          <w:tcPr>
+            <w:tcW w:w="4675" w:type="dxa"/>
+          </w:tcPr>
+          <w:p>
+            <w:pPr>
+              <w:rPr>
+                <w:rFonts w:ascii="Arial" w:hAnsi="Arial" w:cs="Arial"/>
+                <w:sz w:val="28"/>
+                <w:szCs w:val="28"/>
+              </w:rPr>
+            </w:pPr>
+            <w:r>
+              <w:rPr>
+                <w:rFonts w:ascii="Arial" w:hAnsi="Arial" w:cs="Arial"/>
+                <w:sz w:val="28"/>
+                <w:szCs w:val="28"/>
+              </w:rPr>
+              <w:t>BR-ACC-&lt;num&gt;</w:t>
+            </w:r>
+          </w:p>
+        </w:tc>
+        <w:tc>
+          <w:tcPr>
+            <w:tcW w:w="4675" w:type="dxa"/>
+          </w:tcPr>
+          <w:p>
+            <w:pPr>
+              <w:rPr>
+                <w:rFonts w:ascii="Arial" w:hAnsi="Arial" w:cs="Arial"/>
+                <w:sz w:val="28"/>
+                <w:szCs w:val="28"/>
+              </w:rPr>
+            </w:pPr>
+            <w:r>
+              <w:rPr>
+                <w:rFonts w:ascii="Arial" w:hAnsi="Arial" w:cs="Arial"/>
+                <w:sz w:val="28"/>
+                <w:szCs w:val="28"/>
+              </w:rPr>
+              <w:t xml:space="preserve">Đại diện cho các quy tắc nghiệp vụ liên quan đến </w:t>
+            </w:r>
+            <w:r>
+              <w:rPr>
+                <w:rFonts w:ascii="Arial" w:hAnsi="Arial" w:cs="Arial"/>
+                <w:sz w:val="28"/>
+                <w:szCs w:val="28"/>
+              </w:rPr>
+              <w:t>Tài Khoản</w:t>
+            </w:r>
+          </w:p>
+        </w:tc>
+      </w:tr>
+      <w:tr>
+        <w:tc>
+          <w:tcPr>
+            <w:tcW w:w="4675" w:type="dxa"/>
+          </w:tcPr>
+          <w:p>
+            <w:pPr>
+              <w:rPr>
+                <w:rFonts w:ascii="Arial" w:hAnsi="Arial" w:cs="Arial"/>
+                <w:sz w:val="28"/>
+                <w:szCs w:val="28"/>
+              </w:rPr>
+            </w:pPr>
+            <w:r>
+              <w:rPr>
+                <w:rFonts w:ascii="Arial" w:hAnsi="Arial" w:cs="Arial"/>
+                <w:sz w:val="28"/>
+                <w:szCs w:val="28"/>
+              </w:rPr>
+              <w:t>BR-ET-&lt;num&gt;</w:t>
+            </w:r>
+          </w:p>
+        </w:tc>
+        <w:tc>
+          <w:tcPr>
+            <w:tcW w:w="4675" w:type="dxa"/>
+          </w:tcPr>
+          <w:p>
+            <w:pPr>
+              <w:rPr>
+                <w:rFonts w:ascii="Arial" w:hAnsi="Arial" w:cs="Arial"/>
+                <w:sz w:val="28"/>
+                <w:szCs w:val="28"/>
+              </w:rPr>
+            </w:pPr>
+            <w:r>
+              <w:rPr>
+                <w:rFonts w:ascii="Arial" w:hAnsi="Arial" w:cs="Arial"/>
+                <w:sz w:val="28"/>
+                <w:szCs w:val="28"/>
+              </w:rPr>
+              <w:t>Đại diện cho các quy tắc nghiệp vụ liên quan đến Quản Lý Chi Tiêu (Expense Transaction)</w:t>
+            </w:r>
+          </w:p>
+        </w:tc>
+      </w:tr>
+      <w:tr>
+        <w:tc>
+          <w:tcPr>
+            <w:tcW w:w="4675" w:type="dxa"/>
+          </w:tcPr>
+          <w:p>
+            <w:pPr>
+              <w:rPr>
+                <w:rFonts w:ascii="Arial" w:hAnsi="Arial" w:cs="Arial"/>
+                <w:sz w:val="28"/>
+                <w:szCs w:val="28"/>
+              </w:rPr>
+            </w:pPr>
+            <w:r>
+              <w:rPr>
+                <w:rFonts w:ascii="Arial" w:hAnsi="Arial" w:cs="Arial"/>
+                <w:sz w:val="28"/>
+                <w:szCs w:val="28"/>
+              </w:rPr>
+              <w:t>BR-CATE-&lt;num&gt;</w:t>
+            </w:r>
+          </w:p>
+        </w:tc>
+        <w:tc>
+          <w:tcPr>
+            <w:tcW w:w="4675" w:type="dxa"/>
+          </w:tcPr>
+          <w:p>
+            <w:pPr>
+              <w:rPr>
+                <w:rFonts w:ascii="Arial" w:hAnsi="Arial" w:cs="Arial"/>
+                <w:sz w:val="28"/>
+                <w:szCs w:val="28"/>
+              </w:rPr>
+            </w:pPr>
+            <w:r>
+              <w:rPr>
+                <w:rFonts w:ascii="Arial" w:hAnsi="Arial" w:cs="Arial"/>
+                <w:sz w:val="28"/>
+                <w:szCs w:val="28"/>
+              </w:rPr>
+              <w:t>Đại diện cho các quy tắc nghiệp vụ liên quan đến Quản Lý Danh Mục Chi Tiêu</w:t>
+            </w:r>
+          </w:p>
+        </w:tc>
+      </w:tr>
+      <w:tr>
+        <w:tc>
+          <w:tcPr>
+            <w:tcW w:w="4675" w:type="dxa"/>
+          </w:tcPr>
+          <w:p>
+            <w:pPr>
+              <w:rPr>
+                <w:rFonts w:ascii="Arial" w:hAnsi="Arial" w:cs="Arial"/>
+                <w:sz w:val="28"/>
+                <w:szCs w:val="28"/>
+              </w:rPr>
+            </w:pPr>
+            <w:r>
+              <w:rPr>
+                <w:rFonts w:ascii="Arial" w:hAnsi="Arial" w:cs="Arial"/>
+                <w:sz w:val="28"/>
+                <w:szCs w:val="28"/>
+              </w:rPr>
+              <w:t>BR-IT-&lt;num&gt;</w:t>
+            </w:r>
+          </w:p>
+        </w:tc>
+        <w:tc>
+          <w:tcPr>
+            <w:tcW w:w="4675" w:type="dxa"/>
+          </w:tcPr>
+          <w:p>
+            <w:pPr>
+              <w:rPr>
+                <w:rFonts w:ascii="Arial" w:hAnsi="Arial" w:cs="Arial"/>
+                <w:sz w:val="28"/>
+                <w:szCs w:val="28"/>
+              </w:rPr>
+            </w:pPr>
+            <w:r>
+              <w:rPr>
+                <w:rFonts w:ascii="Arial" w:hAnsi="Arial" w:cs="Arial"/>
+                <w:sz w:val="28"/>
+                <w:szCs w:val="28"/>
+              </w:rPr>
+              <w:t>Đại diện cho các quy tắc nghiệp vụ liên quan đến Quản Lý Thu Nhập (Income Transaction)</w:t>
+            </w:r>
+          </w:p>
+        </w:tc>
+      </w:tr>
+      <w:tr>
+        <w:tc>
+          <w:tcPr>
+            <w:tcW w:w="4675" w:type="dxa"/>
+          </w:tcPr>
+          <w:p>
+            <w:pPr>
+              <w:rPr>
+                <w:rFonts w:ascii="Arial" w:hAnsi="Arial" w:cs="Arial"/>
+                <w:sz w:val="28"/>
+                <w:szCs w:val="28"/>
+              </w:rPr>
+            </w:pPr>
+            <w:r>
+              <w:rPr>
+                <w:rFonts w:ascii="Arial" w:hAnsi="Arial" w:cs="Arial"/>
+                <w:sz w:val="28"/>
+                <w:szCs w:val="28"/>
+              </w:rPr>
+              <w:lastRenderedPageBreak/>
+              <w:t>BR-CAT</w:t>
+            </w:r>
+            <w:r>
+              <w:rPr>
+                <w:rFonts w:ascii="Arial" w:hAnsi="Arial" w:cs="Arial"/>
+                <w:sz w:val="28"/>
+                <w:szCs w:val="28"/>
+              </w:rPr>
+              <w:t>I</w:t>
+            </w:r>
+            <w:r>
+              <w:rPr>
+                <w:rFonts w:ascii="Arial" w:hAnsi="Arial" w:cs="Arial"/>
+                <w:sz w:val="28"/>
+                <w:szCs w:val="28"/>
+              </w:rPr>
+              <w:t>-&lt;num&gt;</w:t>
+            </w:r>
+          </w:p>
+        </w:tc>
+        <w:tc>
+          <w:tcPr>
+            <w:tcW w:w="4675" w:type="dxa"/>
+          </w:tcPr>
+          <w:p>
+            <w:pPr>
+              <w:rPr>
+                <w:rFonts w:ascii="Arial" w:hAnsi="Arial" w:cs="Arial"/>
+                <w:sz w:val="28"/>
+                <w:szCs w:val="28"/>
+              </w:rPr>
+            </w:pPr>
+            <w:r>
+              <w:rPr>
+                <w:rFonts w:ascii="Arial" w:hAnsi="Arial" w:cs="Arial"/>
+                <w:sz w:val="28"/>
+                <w:szCs w:val="28"/>
+              </w:rPr>
+              <w:t xml:space="preserve">Đại diện cho các quy tắc nghiệp vụ liên quan đến </w:t>
+            </w:r>
+            <w:r>
+              <w:rPr>
+                <w:rFonts w:ascii="Arial" w:hAnsi="Arial" w:cs="Arial"/>
+                <w:sz w:val="28"/>
+                <w:szCs w:val="28"/>
+              </w:rPr>
+              <w:t>Quản Lý Danh Mục</w:t>
+            </w:r>
+            <w:r>
+              <w:rPr>
+                <w:rFonts w:ascii="Arial" w:hAnsi="Arial" w:cs="Arial"/>
+                <w:sz w:val="28"/>
+                <w:szCs w:val="28"/>
+              </w:rPr>
+              <w:t xml:space="preserve"> Thu Nhập</w:t>
+            </w:r>
+          </w:p>
+        </w:tc>
+      </w:tr>
+      <w:tr>
+        <w:tc>
+          <w:tcPr>
+            <w:tcW w:w="4675" w:type="dxa"/>
+          </w:tcPr>
+          <w:p>
+            <w:pPr>
+              <w:rPr>
+                <w:rFonts w:ascii="Arial" w:hAnsi="Arial" w:cs="Arial"/>
+                <w:sz w:val="28"/>
+                <w:szCs w:val="28"/>
+              </w:rPr>
+            </w:pPr>
+            <w:r>
+              <w:rPr>
+                <w:rFonts w:ascii="Arial" w:hAnsi="Arial" w:cs="Arial"/>
+                <w:sz w:val="28"/>
+                <w:szCs w:val="28"/>
+              </w:rPr>
+              <w:t>BR-MS-&lt;num&gt;</w:t>
+            </w:r>
+          </w:p>
+        </w:tc>
+        <w:tc>
+          <w:tcPr>
+            <w:tcW w:w="4675" w:type="dxa"/>
+          </w:tcPr>
+          <w:p>
+            <w:pPr>
+              <w:rPr>
+                <w:rFonts w:ascii="Arial" w:hAnsi="Arial" w:cs="Arial"/>
+                <w:sz w:val="28"/>
+                <w:szCs w:val="28"/>
+              </w:rPr>
+            </w:pPr>
+            <w:r>
+              <w:rPr>
+                <w:rFonts w:ascii="Arial" w:hAnsi="Arial" w:cs="Arial"/>
+                <w:sz w:val="28"/>
+                <w:szCs w:val="28"/>
+              </w:rPr>
+              <w:t>Đại diện cho các quy tắc nghiệp vụ liên quan đến Quản Lý Nguồn Tiền</w:t>
+            </w:r>
+          </w:p>
+        </w:tc>
+      </w:tr>
+      <w:tr>
+        <w:tc>
+          <w:tcPr>
+            <w:tcW w:w="4675" w:type="dxa"/>
+          </w:tcPr>
+          <w:p>
+            <w:pPr>
+              <w:rPr>
+                <w:rFonts w:ascii="Arial" w:hAnsi="Arial" w:cs="Arial"/>
+                <w:sz w:val="28"/>
+                <w:szCs w:val="28"/>
+              </w:rPr>
+            </w:pPr>
+            <w:r>
+              <w:rPr>
+                <w:rFonts w:ascii="Arial" w:hAnsi="Arial" w:cs="Arial"/>
+                <w:sz w:val="28"/>
+                <w:szCs w:val="28"/>
+              </w:rPr>
+              <w:t>BR-TF-&lt;num&gt;</w:t>
+            </w:r>
+          </w:p>
+        </w:tc>
+        <w:tc>
+          <w:tcPr>
+            <w:tcW w:w="4675" w:type="dxa"/>
+          </w:tcPr>
+          <w:p>
+            <w:pPr>
+              <w:rPr>
+                <w:rFonts w:ascii="Arial" w:hAnsi="Arial" w:cs="Arial"/>
+                <w:sz w:val="28"/>
+                <w:szCs w:val="28"/>
+              </w:rPr>
+            </w:pPr>
+            <w:r>
+              <w:rPr>
+                <w:rFonts w:ascii="Arial" w:hAnsi="Arial" w:cs="Arial"/>
+                <w:sz w:val="28"/>
+                <w:szCs w:val="28"/>
+              </w:rPr>
+              <w:t>Đại diện cho các quy tắc nghiệp vụ liên quan đến Chuyển Tiền Nội Bộ</w:t>
+            </w:r>
+          </w:p>
+        </w:tc>
+      </w:tr>
+      <w:tr>
+        <w:tc>
+          <w:tcPr>
+            <w:tcW w:w="4675" w:type="dxa"/>
+          </w:tcPr>
+          <w:p>
+            <w:pPr>
+              <w:rPr>
+                <w:rFonts w:ascii="Arial" w:hAnsi="Arial" w:cs="Arial"/>
+                <w:sz w:val="28"/>
+                <w:szCs w:val="28"/>
+              </w:rPr>
+            </w:pPr>
+            <w:r>
+              <w:rPr>
+                <w:rFonts w:ascii="Arial" w:hAnsi="Arial" w:cs="Arial"/>
+                <w:sz w:val="28"/>
+                <w:szCs w:val="28"/>
+              </w:rPr>
+              <w:t>BR-BUD-&lt;num&gt;</w:t>
+            </w:r>
+          </w:p>
+        </w:tc>
+        <w:tc>
+          <w:tcPr>
+            <w:tcW w:w="4675" w:type="dxa"/>
+          </w:tcPr>
+          <w:p>
+            <w:pPr>
+              <w:rPr>
+                <w:rFonts w:ascii="Arial" w:hAnsi="Arial" w:cs="Arial"/>
+                <w:sz w:val="28"/>
+                <w:szCs w:val="28"/>
+              </w:rPr>
+            </w:pPr>
+            <w:r>
+              <w:rPr>
+                <w:rFonts w:ascii="Arial" w:hAnsi="Arial" w:cs="Arial"/>
+                <w:sz w:val="28"/>
+                <w:szCs w:val="28"/>
+              </w:rPr>
+              <w:t>Đại diện cho các quy tắc nghiệp vụ liên quan đến Quản Lý Ngân Sách</w:t>
+            </w:r>
+          </w:p>
+        </w:tc>
+      </w:tr>
+      <w:tr>
+        <w:tc>
+          <w:tcPr>
+            <w:tcW w:w="4675" w:type="dxa"/>
+          </w:tcPr>
+          <w:p>
+            <w:pPr>
+              <w:rPr>
+                <w:rFonts w:ascii="Arial" w:hAnsi="Arial" w:cs="Arial"/>
+                <w:sz w:val="28"/>
+                <w:szCs w:val="28"/>
+              </w:rPr>
+            </w:pPr>
+            <w:r>
+              <w:rPr>
+                <w:rFonts w:ascii="Arial" w:hAnsi="Arial" w:cs="Arial"/>
+                <w:sz w:val="28"/>
+                <w:szCs w:val="28"/>
+              </w:rPr>
+              <w:t>BR-RE-&lt;num&gt;</w:t>
+            </w:r>
+          </w:p>
+        </w:tc>
+        <w:tc>
+          <w:tcPr>
+            <w:tcW w:w="4675" w:type="dxa"/>
+          </w:tcPr>
+          <w:p>
+            <w:pPr>
+              <w:rPr>
+                <w:rFonts w:ascii="Arial" w:hAnsi="Arial" w:cs="Arial"/>
+                <w:sz w:val="28"/>
+                <w:szCs w:val="28"/>
+              </w:rPr>
+            </w:pPr>
+            <w:r>
+              <w:rPr>
+                <w:rFonts w:ascii="Arial" w:hAnsi="Arial" w:cs="Arial"/>
+                <w:sz w:val="28"/>
+                <w:szCs w:val="28"/>
+              </w:rPr>
+              <w:t>Đại diện cho các quy tắc nghiệp vụ liên quan đến Quản Lý Chi Phí Cố Định / Giao Dịch Định Kỳ</w:t>
+            </w:r>
+          </w:p>
+        </w:tc>
+      </w:tr>
+      <w:tr>
+        <w:tc>
+          <w:tcPr>
+            <w:tcW w:w="4675" w:type="dxa"/>
+          </w:tcPr>
+          <w:p>
+            <w:pPr>
+              <w:rPr>
+                <w:rFonts w:ascii="Arial" w:hAnsi="Arial" w:cs="Arial"/>
+                <w:sz w:val="28"/>
+                <w:szCs w:val="28"/>
+              </w:rPr>
+            </w:pPr>
+            <w:r>
+              <w:rPr>
+                <w:rFonts w:ascii="Arial" w:hAnsi="Arial" w:cs="Arial"/>
+                <w:sz w:val="28"/>
+                <w:szCs w:val="28"/>
+              </w:rPr>
+              <w:t>BR-SRP-&lt;num&gt;</w:t>
+            </w:r>
+          </w:p>
+        </w:tc>
+        <w:tc>
+          <w:tcPr>
+            <w:tcW w:w="4675" w:type="dxa"/>
+          </w:tcPr>
+          <w:p>
+            <w:pPr>
+              <w:rPr>
+                <w:rFonts w:ascii="Arial" w:hAnsi="Arial" w:cs="Arial"/>
+                <w:sz w:val="28"/>
+                <w:szCs w:val="28"/>
+              </w:rPr>
+            </w:pPr>
+            <w:r>
+              <w:rPr>
+                <w:rFonts w:ascii="Arial" w:hAnsi="Arial" w:cs="Arial"/>
+                <w:sz w:val="28"/>
+                <w:szCs w:val="28"/>
+              </w:rPr>
+              <w:t>Đại diện cho các quy tắc nghiệp vụ liên quan đến Thống Kê và Báo Cáo</w:t>
+            </w:r>
+          </w:p>
+        </w:tc>
+      </w:tr>
+      <w:tr>
+        <w:tc>
+          <w:tcPr>
+            <w:tcW w:w="4675" w:type="dxa"/>
+          </w:tcPr>
+          <w:p>
+            <w:pPr>
+              <w:rPr>
+                <w:rFonts w:ascii="Arial" w:hAnsi="Arial" w:cs="Arial"/>
+                <w:sz w:val="28"/>
+                <w:szCs w:val="28"/>
+              </w:rPr>
+            </w:pPr>
+            <w:r>
+              <w:rPr>
+                <w:rFonts w:ascii="Arial" w:hAnsi="Arial" w:cs="Arial"/>
+                <w:sz w:val="28"/>
+                <w:szCs w:val="28"/>
+              </w:rPr>
+              <w:t>BR-BUR-&lt;num&gt;</w:t>
+            </w:r>
+          </w:p>
+        </w:tc>
+        <w:tc>
+          <w:tcPr>
+            <w:tcW w:w="4675" w:type="dxa"/>
+          </w:tcPr>
+          <w:p>
+            <w:pPr>
+              <w:rPr>
+                <w:rFonts w:ascii="Arial" w:hAnsi="Arial" w:cs="Arial"/>
+                <w:sz w:val="28"/>
+                <w:szCs w:val="28"/>
+              </w:rPr>
+            </w:pPr>
+            <w:r>
+              <w:rPr>
+                <w:rFonts w:ascii="Arial" w:hAnsi="Arial" w:cs="Arial"/>
+                <w:sz w:val="28"/>
+                <w:szCs w:val="28"/>
+              </w:rPr>
+              <w:t>Đại diện cho các quy tắc nghiệp vụ liên quan đến Sao Lưu và Khôi Phục Dữ Liệu</w:t>
+            </w:r>
+          </w:p>
+        </w:tc>
+      </w:tr>
     </w:tbl>
     <w:p>
       <w:pPr>
@@ -1143,7 +1736,6 @@
           <w:sz w:val="32"/>
           <w:szCs w:val="32"/>
         </w:rPr>
-        <w:lastRenderedPageBreak/>
         <w:t>Đặc Tả Yêu Cầu Hệ Thống</w:t>
       </w:r>
     </w:p>
@@ -1311,6 +1903,7 @@
           <w:sz w:val="28"/>
           <w:szCs w:val="28"/>
         </w:rPr>
+        <w:lastRenderedPageBreak/>
         <w:t>Đăng Xuất</w:t>
       </w:r>
       <w:r>
@@ -1371,39 +1964,7 @@
           <w:sz w:val="20"/>
           <w:szCs w:val="20"/>
         </w:rPr>
-        <w:t>(v1)</w:t>
-      </w:r>
-    </w:p>
-    <w:p>
-      <w:pPr>
-        <w:pStyle w:val="ListParagraph"/>
-        <w:numPr>
-          <w:ilvl w:val="1"/>
-          <w:numId w:val="16"/>
-        </w:numPr>
-        <w:rPr>
-          <w:rFonts w:ascii="Arial" w:hAnsi="Arial" w:cs="Arial"/>
-          <w:b/>
-          <w:bCs/>
-          <w:sz w:val="28"/>
-          <w:szCs w:val="28"/>
-        </w:rPr>
-      </w:pPr>
-      <w:r>
-        <w:rPr>
-          <w:rFonts w:ascii="Arial" w:hAnsi="Arial" w:cs="Arial"/>
-          <w:sz w:val="28"/>
-          <w:szCs w:val="28"/>
-        </w:rPr>
-        <w:t>Đổi Mật Khẩu</w:t>
-      </w:r>
-      <w:r>
-        <w:rPr>
-          <w:rFonts w:ascii="Arial" w:hAnsi="Arial" w:cs="Arial"/>
-          <w:sz w:val="28"/>
-          <w:szCs w:val="28"/>
-        </w:rPr>
-        <w:t xml:space="preserve"> </w:t>
+        <w:t>(</w:t>
       </w:r>
       <w:r>
         <w:rPr>
@@ -1413,7 +1974,7 @@
           <w:sz w:val="20"/>
           <w:szCs w:val="20"/>
         </w:rPr>
-        <w:t>(</w:t>
+        <w:t>future</w:t>
       </w:r>
       <w:r>
         <w:rPr>
@@ -1423,7 +1984,39 @@
           <w:sz w:val="20"/>
           <w:szCs w:val="20"/>
         </w:rPr>
-        <w:t>future</w:t>
+        <w:t>)</w:t>
+      </w:r>
+    </w:p>
+    <w:p>
+      <w:pPr>
+        <w:pStyle w:val="ListParagraph"/>
+        <w:numPr>
+          <w:ilvl w:val="1"/>
+          <w:numId w:val="16"/>
+        </w:numPr>
+        <w:rPr>
+          <w:rFonts w:ascii="Arial" w:hAnsi="Arial" w:cs="Arial"/>
+          <w:b/>
+          <w:bCs/>
+          <w:sz w:val="28"/>
+          <w:szCs w:val="28"/>
+        </w:rPr>
+      </w:pPr>
+      <w:r>
+        <w:rPr>
+          <w:rFonts w:ascii="Arial" w:hAnsi="Arial" w:cs="Arial"/>
+          <w:sz w:val="28"/>
+          <w:szCs w:val="28"/>
+        </w:rPr>
+        <w:t>Đổi Mật Khẩu</w:t>
+      </w:r>
+      <w:r>
+        <w:rPr>
+          <w:rFonts w:ascii="Arial" w:hAnsi="Arial" w:cs="Arial"/>
+          <w:sz w:val="28"/>
+          <w:szCs w:val="28"/>
+        </w:rPr>
+        <w:t xml:space="preserve"> </w:t>
       </w:r>
       <w:r>
         <w:rPr>
@@ -1433,39 +2026,7 @@
           <w:sz w:val="20"/>
           <w:szCs w:val="20"/>
         </w:rPr>
-        <w:t>)</w:t>
-      </w:r>
-    </w:p>
-    <w:p>
-      <w:pPr>
-        <w:pStyle w:val="ListParagraph"/>
-        <w:numPr>
-          <w:ilvl w:val="1"/>
-          <w:numId w:val="16"/>
-        </w:numPr>
-        <w:rPr>
-          <w:rFonts w:ascii="Arial" w:hAnsi="Arial" w:cs="Arial"/>
-          <w:b/>
-          <w:bCs/>
-          <w:sz w:val="28"/>
-          <w:szCs w:val="28"/>
-        </w:rPr>
-      </w:pPr>
-      <w:r>
-        <w:rPr>
-          <w:rFonts w:ascii="Arial" w:hAnsi="Arial" w:cs="Arial"/>
-          <w:sz w:val="28"/>
-          <w:szCs w:val="28"/>
-        </w:rPr>
-        <w:t>Cập Nhật Thông Tin Cá Nhân</w:t>
-      </w:r>
-      <w:r>
-        <w:rPr>
-          <w:rFonts w:ascii="Arial" w:hAnsi="Arial" w:cs="Arial"/>
-          <w:sz w:val="28"/>
-          <w:szCs w:val="28"/>
-        </w:rPr>
-        <w:t xml:space="preserve"> </w:t>
+        <w:t>(</w:t>
       </w:r>
       <w:r>
         <w:rPr>
@@ -1475,63 +2036,7 @@
           <w:sz w:val="20"/>
           <w:szCs w:val="20"/>
         </w:rPr>
-        <w:t>(v1)</w:t>
-      </w:r>
-    </w:p>
-    <w:p>
-      <w:pPr>
-        <w:pStyle w:val="ListParagraph"/>
-        <w:numPr>
-          <w:ilvl w:val="0"/>
-          <w:numId w:val="16"/>
-        </w:numPr>
-        <w:rPr>
-          <w:rFonts w:ascii="Arial" w:hAnsi="Arial" w:cs="Arial"/>
-          <w:b/>
-          <w:bCs/>
-          <w:sz w:val="28"/>
-          <w:szCs w:val="28"/>
-        </w:rPr>
-      </w:pPr>
-      <w:r>
-        <w:rPr>
-          <w:rFonts w:ascii="Arial" w:hAnsi="Arial" w:cs="Arial"/>
-          <w:sz w:val="28"/>
-          <w:szCs w:val="28"/>
-        </w:rPr>
-        <w:t>Quản Lý Chi Tiêu</w:t>
-      </w:r>
-    </w:p>
-    <w:p>
-      <w:pPr>
-        <w:pStyle w:val="ListParagraph"/>
-        <w:numPr>
-          <w:ilvl w:val="1"/>
-          <w:numId w:val="16"/>
-        </w:numPr>
-        <w:rPr>
-          <w:rFonts w:ascii="Arial" w:hAnsi="Arial" w:cs="Arial"/>
-          <w:b/>
-          <w:bCs/>
-          <w:sz w:val="28"/>
-          <w:szCs w:val="28"/>
-        </w:rPr>
-      </w:pPr>
-      <w:r>
-        <w:rPr>
-          <w:rFonts w:ascii="Arial" w:hAnsi="Arial" w:cs="Arial"/>
-          <w:sz w:val="28"/>
-          <w:szCs w:val="28"/>
-        </w:rPr>
-        <w:t>Thêm - Xóa - Sửa Khoản Chi Tiêu</w:t>
-      </w:r>
-      <w:r>
-        <w:rPr>
-          <w:rFonts w:ascii="Arial" w:hAnsi="Arial" w:cs="Arial"/>
-          <w:sz w:val="28"/>
-          <w:szCs w:val="28"/>
-        </w:rPr>
-        <w:t xml:space="preserve"> </w:t>
+        <w:t>v1</w:t>
       </w:r>
       <w:r>
         <w:rPr>
@@ -1541,7 +2046,7 @@
           <w:sz w:val="20"/>
           <w:szCs w:val="20"/>
         </w:rPr>
-        <w:t>(v1)</w:t>
+        <w:t>)</w:t>
       </w:r>
     </w:p>
     <w:p>
@@ -1565,7 +2070,7 @@
           <w:sz w:val="28"/>
           <w:szCs w:val="28"/>
         </w:rPr>
-        <w:t>Xem Danh Sách Chi Tiêu</w:t>
+        <w:t>Cập Nhật Thông Tin Cá Nhân</w:t>
       </w:r>
       <w:r>
         <w:rPr>
@@ -1590,6 +2095,30 @@
       <w:pPr>
         <w:pStyle w:val="ListParagraph"/>
         <w:numPr>
+          <w:ilvl w:val="0"/>
+          <w:numId w:val="16"/>
+        </w:numPr>
+        <w:rPr>
+          <w:rFonts w:ascii="Arial" w:hAnsi="Arial" w:cs="Arial"/>
+          <w:b/>
+          <w:bCs/>
+          <w:sz w:val="28"/>
+          <w:szCs w:val="28"/>
+        </w:rPr>
+      </w:pPr>
+      <w:r>
+        <w:rPr>
+          <w:rFonts w:ascii="Arial" w:hAnsi="Arial" w:cs="Arial"/>
+          <w:sz w:val="28"/>
+          <w:szCs w:val="28"/>
+        </w:rPr>
+        <w:t>Quản Lý Chi Tiêu</w:t>
+      </w:r>
+    </w:p>
+    <w:p>
+      <w:pPr>
+        <w:pStyle w:val="ListParagraph"/>
+        <w:numPr>
           <w:ilvl w:val="1"/>
           <w:numId w:val="16"/>
         </w:numPr>
@@ -1607,7 +2136,7 @@
           <w:sz w:val="28"/>
           <w:szCs w:val="28"/>
         </w:rPr>
-        <w:t>Lọc Giao Dịch</w:t>
+        <w:t>Thêm - Xóa - Sửa Khoản Chi Tiêu</w:t>
       </w:r>
       <w:r>
         <w:rPr>
@@ -1632,78 +2161,6 @@
       <w:pPr>
         <w:pStyle w:val="ListParagraph"/>
         <w:numPr>
-          <w:ilvl w:val="2"/>
-          <w:numId w:val="16"/>
-        </w:numPr>
-        <w:rPr>
-          <w:rFonts w:ascii="Arial" w:hAnsi="Arial" w:cs="Arial"/>
-          <w:b/>
-          <w:bCs/>
-          <w:sz w:val="28"/>
-          <w:szCs w:val="28"/>
-        </w:rPr>
-      </w:pPr>
-      <w:r>
-        <w:rPr>
-          <w:rFonts w:ascii="Arial" w:hAnsi="Arial" w:cs="Arial"/>
-          <w:sz w:val="28"/>
-          <w:szCs w:val="28"/>
-        </w:rPr>
-        <w:t>Thời Gian</w:t>
-      </w:r>
-    </w:p>
-    <w:p>
-      <w:pPr>
-        <w:pStyle w:val="ListParagraph"/>
-        <w:numPr>
-          <w:ilvl w:val="2"/>
-          <w:numId w:val="16"/>
-        </w:numPr>
-        <w:rPr>
-          <w:rFonts w:ascii="Arial" w:hAnsi="Arial" w:cs="Arial"/>
-          <w:b/>
-          <w:bCs/>
-          <w:sz w:val="28"/>
-          <w:szCs w:val="28"/>
-        </w:rPr>
-      </w:pPr>
-      <w:r>
-        <w:rPr>
-          <w:rFonts w:ascii="Arial" w:hAnsi="Arial" w:cs="Arial"/>
-          <w:sz w:val="28"/>
-          <w:szCs w:val="28"/>
-        </w:rPr>
-        <w:t>Danh Mục</w:t>
-      </w:r>
-    </w:p>
-    <w:p>
-      <w:pPr>
-        <w:pStyle w:val="ListParagraph"/>
-        <w:numPr>
-          <w:ilvl w:val="2"/>
-          <w:numId w:val="16"/>
-        </w:numPr>
-        <w:rPr>
-          <w:rFonts w:ascii="Arial" w:hAnsi="Arial" w:cs="Arial"/>
-          <w:b/>
-          <w:bCs/>
-          <w:sz w:val="28"/>
-          <w:szCs w:val="28"/>
-        </w:rPr>
-      </w:pPr>
-      <w:r>
-        <w:rPr>
-          <w:rFonts w:ascii="Arial" w:hAnsi="Arial" w:cs="Arial"/>
-          <w:sz w:val="28"/>
-          <w:szCs w:val="28"/>
-        </w:rPr>
-        <w:t>Nguồn Tiền</w:t>
-      </w:r>
-    </w:p>
-    <w:p>
-      <w:pPr>
-        <w:pStyle w:val="ListParagraph"/>
-        <w:numPr>
           <w:ilvl w:val="1"/>
           <w:numId w:val="16"/>
         </w:numPr>
@@ -1721,7 +2178,7 @@
           <w:sz w:val="28"/>
           <w:szCs w:val="28"/>
         </w:rPr>
-        <w:t>Tìm Kiếm Giao Dịch</w:t>
+        <w:t>Xem Danh Sách Chi Tiêu</w:t>
       </w:r>
       <w:r>
         <w:rPr>
@@ -1763,7 +2220,7 @@
           <w:sz w:val="28"/>
           <w:szCs w:val="28"/>
         </w:rPr>
-        <w:t>Ghi Chú Giao Dịch</w:t>
+        <w:t>Lọc Giao Dịch</w:t>
       </w:r>
       <w:r>
         <w:rPr>
@@ -1788,6 +2245,78 @@
       <w:pPr>
         <w:pStyle w:val="ListParagraph"/>
         <w:numPr>
+          <w:ilvl w:val="2"/>
+          <w:numId w:val="16"/>
+        </w:numPr>
+        <w:rPr>
+          <w:rFonts w:ascii="Arial" w:hAnsi="Arial" w:cs="Arial"/>
+          <w:b/>
+          <w:bCs/>
+          <w:sz w:val="28"/>
+          <w:szCs w:val="28"/>
+        </w:rPr>
+      </w:pPr>
+      <w:r>
+        <w:rPr>
+          <w:rFonts w:ascii="Arial" w:hAnsi="Arial" w:cs="Arial"/>
+          <w:sz w:val="28"/>
+          <w:szCs w:val="28"/>
+        </w:rPr>
+        <w:t>Thời Gian</w:t>
+      </w:r>
+    </w:p>
+    <w:p>
+      <w:pPr>
+        <w:pStyle w:val="ListParagraph"/>
+        <w:numPr>
+          <w:ilvl w:val="2"/>
+          <w:numId w:val="16"/>
+        </w:numPr>
+        <w:rPr>
+          <w:rFonts w:ascii="Arial" w:hAnsi="Arial" w:cs="Arial"/>
+          <w:b/>
+          <w:bCs/>
+          <w:sz w:val="28"/>
+          <w:szCs w:val="28"/>
+        </w:rPr>
+      </w:pPr>
+      <w:r>
+        <w:rPr>
+          <w:rFonts w:ascii="Arial" w:hAnsi="Arial" w:cs="Arial"/>
+          <w:sz w:val="28"/>
+          <w:szCs w:val="28"/>
+        </w:rPr>
+        <w:t>Danh Mục</w:t>
+      </w:r>
+    </w:p>
+    <w:p>
+      <w:pPr>
+        <w:pStyle w:val="ListParagraph"/>
+        <w:numPr>
+          <w:ilvl w:val="2"/>
+          <w:numId w:val="16"/>
+        </w:numPr>
+        <w:rPr>
+          <w:rFonts w:ascii="Arial" w:hAnsi="Arial" w:cs="Arial"/>
+          <w:b/>
+          <w:bCs/>
+          <w:sz w:val="28"/>
+          <w:szCs w:val="28"/>
+        </w:rPr>
+      </w:pPr>
+      <w:r>
+        <w:rPr>
+          <w:rFonts w:ascii="Arial" w:hAnsi="Arial" w:cs="Arial"/>
+          <w:sz w:val="28"/>
+          <w:szCs w:val="28"/>
+        </w:rPr>
+        <w:t>Nguồn Tiền</w:t>
+      </w:r>
+    </w:p>
+    <w:p>
+      <w:pPr>
+        <w:pStyle w:val="ListParagraph"/>
+        <w:numPr>
           <w:ilvl w:val="1"/>
           <w:numId w:val="16"/>
         </w:numPr>
@@ -1805,15 +2334,7 @@
           <w:sz w:val="28"/>
           <w:szCs w:val="28"/>
         </w:rPr>
-        <w:t>Đính Kèm H</w:t>
-      </w:r>
-      <w:r>
-        <w:rPr>
-          <w:rFonts w:ascii="Arial" w:hAnsi="Arial" w:cs="Arial"/>
-          <w:sz w:val="28"/>
-          <w:szCs w:val="28"/>
-        </w:rPr>
-        <w:t>ình Ảnh</w:t>
+        <w:t>Tìm Kiếm Giao Dịch</w:t>
       </w:r>
       <w:r>
         <w:rPr>
@@ -1831,7 +2352,39 @@
           <w:sz w:val="20"/>
           <w:szCs w:val="20"/>
         </w:rPr>
-        <w:t>(</w:t>
+        <w:t>(v1)</w:t>
+      </w:r>
+    </w:p>
+    <w:p>
+      <w:pPr>
+        <w:pStyle w:val="ListParagraph"/>
+        <w:numPr>
+          <w:ilvl w:val="1"/>
+          <w:numId w:val="16"/>
+        </w:numPr>
+        <w:rPr>
+          <w:rFonts w:ascii="Arial" w:hAnsi="Arial" w:cs="Arial"/>
+          <w:b/>
+          <w:bCs/>
+          <w:sz w:val="28"/>
+          <w:szCs w:val="28"/>
+        </w:rPr>
+      </w:pPr>
+      <w:r>
+        <w:rPr>
+          <w:rFonts w:ascii="Arial" w:hAnsi="Arial" w:cs="Arial"/>
+          <w:sz w:val="28"/>
+          <w:szCs w:val="28"/>
+        </w:rPr>
+        <w:t>Ghi Chú Giao Dịch</w:t>
+      </w:r>
+      <w:r>
+        <w:rPr>
+          <w:rFonts w:ascii="Arial" w:hAnsi="Arial" w:cs="Arial"/>
+          <w:sz w:val="28"/>
+          <w:szCs w:val="28"/>
+        </w:rPr>
+        <w:t xml:space="preserve"> </w:t>
       </w:r>
       <w:r>
         <w:rPr>
@@ -1841,7 +2394,47 @@
           <w:sz w:val="20"/>
           <w:szCs w:val="20"/>
         </w:rPr>
-        <w:t>future</w:t>
+        <w:t>(v1)</w:t>
+      </w:r>
+    </w:p>
+    <w:p>
+      <w:pPr>
+        <w:pStyle w:val="ListParagraph"/>
+        <w:numPr>
+          <w:ilvl w:val="1"/>
+          <w:numId w:val="16"/>
+        </w:numPr>
+        <w:rPr>
+          <w:rFonts w:ascii="Arial" w:hAnsi="Arial" w:cs="Arial"/>
+          <w:b/>
+          <w:bCs/>
+          <w:sz w:val="28"/>
+          <w:szCs w:val="28"/>
+        </w:rPr>
+      </w:pPr>
+      <w:r>
+        <w:rPr>
+          <w:rFonts w:ascii="Arial" w:hAnsi="Arial" w:cs="Arial"/>
+          <w:sz w:val="28"/>
+          <w:szCs w:val="28"/>
+        </w:rPr>
+        <w:t>Đính Kèm H</w:t>
+      </w:r>
+      <w:r>
+        <w:rPr>
+          <w:rFonts w:ascii="Arial" w:hAnsi="Arial" w:cs="Arial"/>
+          <w:sz w:val="28"/>
+          <w:szCs w:val="28"/>
+        </w:rPr>
+        <w:t>ình Ảnh</w:t>
+      </w:r>
+      <w:r>
+        <w:rPr>
+          <w:rFonts w:ascii="Arial" w:hAnsi="Arial" w:cs="Arial"/>
+          <w:sz w:val="28"/>
+          <w:szCs w:val="28"/>
+        </w:rPr>
+        <w:t xml:space="preserve"> </w:t>
       </w:r>
       <w:r>
         <w:rPr>
@@ -1851,63 +2444,7 @@
           <w:sz w:val="20"/>
           <w:szCs w:val="20"/>
         </w:rPr>
-        <w:t>)</w:t>
-      </w:r>
-    </w:p>
-    <w:p>
-      <w:pPr>
-        <w:pStyle w:val="ListParagraph"/>
-        <w:numPr>
-          <w:ilvl w:val="0"/>
-          <w:numId w:val="16"/>
-        </w:numPr>
-        <w:rPr>
-          <w:rFonts w:ascii="Arial" w:hAnsi="Arial" w:cs="Arial"/>
-          <w:b/>
-          <w:bCs/>
-          <w:sz w:val="28"/>
-          <w:szCs w:val="28"/>
-        </w:rPr>
-      </w:pPr>
-      <w:r>
-        <w:rPr>
-          <w:rFonts w:ascii="Arial" w:hAnsi="Arial" w:cs="Arial"/>
-          <w:sz w:val="28"/>
-          <w:szCs w:val="28"/>
-        </w:rPr>
-        <w:t>Quản Lý Danh Mục Chi Tiêu</w:t>
-      </w:r>
-    </w:p>
-    <w:p>
-      <w:pPr>
-        <w:pStyle w:val="ListParagraph"/>
-        <w:numPr>
-          <w:ilvl w:val="1"/>
-          <w:numId w:val="16"/>
-        </w:numPr>
-        <w:rPr>
-          <w:rFonts w:ascii="Arial" w:hAnsi="Arial" w:cs="Arial"/>
-          <w:b/>
-          <w:bCs/>
-          <w:sz w:val="28"/>
-          <w:szCs w:val="28"/>
-        </w:rPr>
-      </w:pPr>
-      <w:r>
-        <w:rPr>
-          <w:rFonts w:ascii="Arial" w:hAnsi="Arial" w:cs="Arial"/>
-          <w:sz w:val="28"/>
-          <w:szCs w:val="28"/>
-        </w:rPr>
-        <w:t>Thêm - Xóa - Sửa Danh Mục Chi Tiêu</w:t>
-      </w:r>
-      <w:r>
-        <w:rPr>
-          <w:rFonts w:ascii="Arial" w:hAnsi="Arial" w:cs="Arial"/>
-          <w:sz w:val="28"/>
-          <w:szCs w:val="28"/>
-        </w:rPr>
-        <w:t xml:space="preserve"> </w:t>
+        <w:t>(</w:t>
       </w:r>
       <w:r>
         <w:rPr>
@@ -1917,39 +2454,7 @@
           <w:sz w:val="20"/>
           <w:szCs w:val="20"/>
         </w:rPr>
-        <w:t>(v1)</w:t>
-      </w:r>
-    </w:p>
-    <w:p>
-      <w:pPr>
-        <w:pStyle w:val="ListParagraph"/>
-        <w:numPr>
-          <w:ilvl w:val="1"/>
-          <w:numId w:val="16"/>
-        </w:numPr>
-        <w:rPr>
-          <w:rFonts w:ascii="Arial" w:hAnsi="Arial" w:cs="Arial"/>
-          <w:b/>
-          <w:bCs/>
-          <w:sz w:val="28"/>
-          <w:szCs w:val="28"/>
-        </w:rPr>
-      </w:pPr>
-      <w:r>
-        <w:rPr>
-          <w:rFonts w:ascii="Arial" w:hAnsi="Arial" w:cs="Arial"/>
-          <w:sz w:val="28"/>
-          <w:szCs w:val="28"/>
-        </w:rPr>
-        <w:t>Phân Loại Danh Mục</w:t>
-      </w:r>
-      <w:r>
-        <w:rPr>
-          <w:rFonts w:ascii="Arial" w:hAnsi="Arial" w:cs="Arial"/>
-          <w:sz w:val="28"/>
-          <w:szCs w:val="28"/>
-        </w:rPr>
-        <w:t xml:space="preserve"> </w:t>
+        <w:t>future</w:t>
       </w:r>
       <w:r>
         <w:rPr>
@@ -1959,14 +2464,14 @@
           <w:sz w:val="20"/>
           <w:szCs w:val="20"/>
         </w:rPr>
-        <w:t>(v1)</w:t>
-      </w:r>
-    </w:p>
-    <w:p>
-      <w:pPr>
-        <w:pStyle w:val="ListParagraph"/>
-        <w:numPr>
-          <w:ilvl w:val="2"/>
+        <w:t>)</w:t>
+      </w:r>
+    </w:p>
+    <w:p>
+      <w:pPr>
+        <w:pStyle w:val="ListParagraph"/>
+        <w:numPr>
+          <w:ilvl w:val="0"/>
           <w:numId w:val="16"/>
         </w:numPr>
         <w:rPr>
@@ -1983,151 +2488,7 @@
           <w:sz w:val="28"/>
           <w:szCs w:val="28"/>
         </w:rPr>
-        <w:t>Ăn Uống</w:t>
-      </w:r>
-    </w:p>
-    <w:p>
-      <w:pPr>
-        <w:pStyle w:val="ListParagraph"/>
-        <w:numPr>
-          <w:ilvl w:val="2"/>
-          <w:numId w:val="16"/>
-        </w:numPr>
-        <w:rPr>
-          <w:rFonts w:ascii="Arial" w:hAnsi="Arial" w:cs="Arial"/>
-          <w:b/>
-          <w:bCs/>
-          <w:sz w:val="28"/>
-          <w:szCs w:val="28"/>
-        </w:rPr>
-      </w:pPr>
-      <w:r>
-        <w:rPr>
-          <w:rFonts w:ascii="Arial" w:hAnsi="Arial" w:cs="Arial"/>
-          <w:sz w:val="28"/>
-          <w:szCs w:val="28"/>
-        </w:rPr>
-        <w:t>Giáo Dục</w:t>
-      </w:r>
-    </w:p>
-    <w:p>
-      <w:pPr>
-        <w:pStyle w:val="ListParagraph"/>
-        <w:numPr>
-          <w:ilvl w:val="2"/>
-          <w:numId w:val="16"/>
-        </w:numPr>
-        <w:rPr>
-          <w:rFonts w:ascii="Arial" w:hAnsi="Arial" w:cs="Arial"/>
-          <w:b/>
-          <w:bCs/>
-          <w:sz w:val="28"/>
-          <w:szCs w:val="28"/>
-        </w:rPr>
-      </w:pPr>
-      <w:r>
-        <w:rPr>
-          <w:rFonts w:ascii="Arial" w:hAnsi="Arial" w:cs="Arial"/>
-          <w:sz w:val="28"/>
-          <w:szCs w:val="28"/>
-        </w:rPr>
-        <w:t>Giải Trí</w:t>
-      </w:r>
-    </w:p>
-    <w:p>
-      <w:pPr>
-        <w:pStyle w:val="ListParagraph"/>
-        <w:numPr>
-          <w:ilvl w:val="2"/>
-          <w:numId w:val="16"/>
-        </w:numPr>
-        <w:rPr>
-          <w:rFonts w:ascii="Arial" w:hAnsi="Arial" w:cs="Arial"/>
-          <w:b/>
-          <w:bCs/>
-          <w:sz w:val="28"/>
-          <w:szCs w:val="28"/>
-        </w:rPr>
-      </w:pPr>
-      <w:r>
-        <w:rPr>
-          <w:rFonts w:ascii="Arial" w:hAnsi="Arial" w:cs="Arial"/>
-          <w:sz w:val="28"/>
-          <w:szCs w:val="28"/>
-        </w:rPr>
-        <w:t>Học Tập</w:t>
-      </w:r>
-    </w:p>
-    <w:p>
-      <w:pPr>
-        <w:pStyle w:val="ListParagraph"/>
-        <w:numPr>
-          <w:ilvl w:val="2"/>
-          <w:numId w:val="16"/>
-        </w:numPr>
-        <w:rPr>
-          <w:rFonts w:ascii="Arial" w:hAnsi="Arial" w:cs="Arial"/>
-          <w:b/>
-          <w:bCs/>
-          <w:sz w:val="28"/>
-          <w:szCs w:val="28"/>
-        </w:rPr>
-      </w:pPr>
-      <w:r>
-        <w:rPr>
-          <w:rFonts w:ascii="Arial" w:hAnsi="Arial" w:cs="Arial"/>
-          <w:sz w:val="28"/>
-          <w:szCs w:val="28"/>
-        </w:rPr>
-        <w:t>Thể Thao</w:t>
-      </w:r>
-    </w:p>
-    <w:p>
-      <w:pPr>
-        <w:pStyle w:val="ListParagraph"/>
-        <w:numPr>
-          <w:ilvl w:val="2"/>
-          <w:numId w:val="16"/>
-        </w:numPr>
-        <w:rPr>
-          <w:rFonts w:ascii="Arial" w:hAnsi="Arial" w:cs="Arial"/>
-          <w:b/>
-          <w:bCs/>
-          <w:sz w:val="28"/>
-          <w:szCs w:val="28"/>
-        </w:rPr>
-      </w:pPr>
-      <w:r>
-        <w:rPr>
-          <w:rFonts w:ascii="Arial" w:hAnsi="Arial" w:cs="Arial"/>
-          <w:sz w:val="28"/>
-          <w:szCs w:val="28"/>
-        </w:rPr>
-        <w:t>Công Việc</w:t>
-      </w:r>
-    </w:p>
-    <w:p>
-      <w:pPr>
-        <w:pStyle w:val="ListParagraph"/>
-        <w:numPr>
-          <w:ilvl w:val="2"/>
-          <w:numId w:val="16"/>
-        </w:numPr>
-        <w:rPr>
-          <w:rFonts w:ascii="Arial" w:hAnsi="Arial" w:cs="Arial"/>
-          <w:b/>
-          <w:bCs/>
-          <w:sz w:val="28"/>
-          <w:szCs w:val="28"/>
-        </w:rPr>
-      </w:pPr>
-      <w:r>
-        <w:rPr>
-          <w:rFonts w:ascii="Arial" w:hAnsi="Arial" w:cs="Arial"/>
-          <w:sz w:val="28"/>
-          <w:szCs w:val="28"/>
-        </w:rPr>
-        <w:t>Khác</w:t>
+        <w:t>Quản Lý Danh Mục Chi Tiêu</w:t>
       </w:r>
     </w:p>
     <w:p>
@@ -2151,7 +2512,7 @@
           <w:sz w:val="28"/>
           <w:szCs w:val="28"/>
         </w:rPr>
-        <w:t>Sử Dụng Danh Mục Mặc Định (Khác)</w:t>
+        <w:t>Thêm - Xóa - Sửa Danh Mục Chi Tiêu</w:t>
       </w:r>
       <w:r>
         <w:rPr>
@@ -2176,30 +2537,6 @@
       <w:pPr>
         <w:pStyle w:val="ListParagraph"/>
         <w:numPr>
-          <w:ilvl w:val="0"/>
-          <w:numId w:val="16"/>
-        </w:numPr>
-        <w:rPr>
-          <w:rFonts w:ascii="Arial" w:hAnsi="Arial" w:cs="Arial"/>
-          <w:b/>
-          <w:bCs/>
-          <w:sz w:val="28"/>
-          <w:szCs w:val="28"/>
-        </w:rPr>
-      </w:pPr>
-      <w:r>
-        <w:rPr>
-          <w:rFonts w:ascii="Arial" w:hAnsi="Arial" w:cs="Arial"/>
-          <w:sz w:val="28"/>
-          <w:szCs w:val="28"/>
-        </w:rPr>
-        <w:t>Quản Lý Thu Nhập</w:t>
-      </w:r>
-    </w:p>
-    <w:p>
-      <w:pPr>
-        <w:pStyle w:val="ListParagraph"/>
-        <w:numPr>
           <w:ilvl w:val="1"/>
           <w:numId w:val="16"/>
         </w:numPr>
@@ -2217,7 +2554,7 @@
           <w:sz w:val="28"/>
           <w:szCs w:val="28"/>
         </w:rPr>
-        <w:t>Thêm - Xóa - Sửa Khoản Thu Nhập</w:t>
+        <w:t>Phân Loại Danh Mục</w:t>
       </w:r>
       <w:r>
         <w:rPr>
@@ -2242,6 +2579,174 @@
       <w:pPr>
         <w:pStyle w:val="ListParagraph"/>
         <w:numPr>
+          <w:ilvl w:val="2"/>
+          <w:numId w:val="16"/>
+        </w:numPr>
+        <w:rPr>
+          <w:rFonts w:ascii="Arial" w:hAnsi="Arial" w:cs="Arial"/>
+          <w:b/>
+          <w:bCs/>
+          <w:sz w:val="28"/>
+          <w:szCs w:val="28"/>
+        </w:rPr>
+      </w:pPr>
+      <w:r>
+        <w:rPr>
+          <w:rFonts w:ascii="Arial" w:hAnsi="Arial" w:cs="Arial"/>
+          <w:sz w:val="28"/>
+          <w:szCs w:val="28"/>
+        </w:rPr>
+        <w:t>Ăn Uống</w:t>
+      </w:r>
+    </w:p>
+    <w:p>
+      <w:pPr>
+        <w:pStyle w:val="ListParagraph"/>
+        <w:numPr>
+          <w:ilvl w:val="2"/>
+          <w:numId w:val="16"/>
+        </w:numPr>
+        <w:rPr>
+          <w:rFonts w:ascii="Arial" w:hAnsi="Arial" w:cs="Arial"/>
+          <w:b/>
+          <w:bCs/>
+          <w:sz w:val="28"/>
+          <w:szCs w:val="28"/>
+        </w:rPr>
+      </w:pPr>
+      <w:r>
+        <w:rPr>
+          <w:rFonts w:ascii="Arial" w:hAnsi="Arial" w:cs="Arial"/>
+          <w:sz w:val="28"/>
+          <w:szCs w:val="28"/>
+        </w:rPr>
+        <w:t>Giáo Dục</w:t>
+      </w:r>
+    </w:p>
+    <w:p>
+      <w:pPr>
+        <w:pStyle w:val="ListParagraph"/>
+        <w:numPr>
+          <w:ilvl w:val="2"/>
+          <w:numId w:val="16"/>
+        </w:numPr>
+        <w:rPr>
+          <w:rFonts w:ascii="Arial" w:hAnsi="Arial" w:cs="Arial"/>
+          <w:b/>
+          <w:bCs/>
+          <w:sz w:val="28"/>
+          <w:szCs w:val="28"/>
+        </w:rPr>
+      </w:pPr>
+      <w:r>
+        <w:rPr>
+          <w:rFonts w:ascii="Arial" w:hAnsi="Arial" w:cs="Arial"/>
+          <w:sz w:val="28"/>
+          <w:szCs w:val="28"/>
+        </w:rPr>
+        <w:t>Giải Trí</w:t>
+      </w:r>
+    </w:p>
+    <w:p>
+      <w:pPr>
+        <w:pStyle w:val="ListParagraph"/>
+        <w:numPr>
+          <w:ilvl w:val="2"/>
+          <w:numId w:val="16"/>
+        </w:numPr>
+        <w:rPr>
+          <w:rFonts w:ascii="Arial" w:hAnsi="Arial" w:cs="Arial"/>
+          <w:b/>
+          <w:bCs/>
+          <w:sz w:val="28"/>
+          <w:szCs w:val="28"/>
+        </w:rPr>
+      </w:pPr>
+      <w:r>
+        <w:rPr>
+          <w:rFonts w:ascii="Arial" w:hAnsi="Arial" w:cs="Arial"/>
+          <w:sz w:val="28"/>
+          <w:szCs w:val="28"/>
+        </w:rPr>
+        <w:t>Học Tập</w:t>
+      </w:r>
+    </w:p>
+    <w:p>
+      <w:pPr>
+        <w:pStyle w:val="ListParagraph"/>
+        <w:numPr>
+          <w:ilvl w:val="2"/>
+          <w:numId w:val="16"/>
+        </w:numPr>
+        <w:rPr>
+          <w:rFonts w:ascii="Arial" w:hAnsi="Arial" w:cs="Arial"/>
+          <w:b/>
+          <w:bCs/>
+          <w:sz w:val="28"/>
+          <w:szCs w:val="28"/>
+        </w:rPr>
+      </w:pPr>
+      <w:r>
+        <w:rPr>
+          <w:rFonts w:ascii="Arial" w:hAnsi="Arial" w:cs="Arial"/>
+          <w:sz w:val="28"/>
+          <w:szCs w:val="28"/>
+        </w:rPr>
+        <w:t>Thể Thao</w:t>
+      </w:r>
+    </w:p>
+    <w:p>
+      <w:pPr>
+        <w:pStyle w:val="ListParagraph"/>
+        <w:numPr>
+          <w:ilvl w:val="2"/>
+          <w:numId w:val="16"/>
+        </w:numPr>
+        <w:rPr>
+          <w:rFonts w:ascii="Arial" w:hAnsi="Arial" w:cs="Arial"/>
+          <w:b/>
+          <w:bCs/>
+          <w:sz w:val="28"/>
+          <w:szCs w:val="28"/>
+        </w:rPr>
+      </w:pPr>
+      <w:r>
+        <w:rPr>
+          <w:rFonts w:ascii="Arial" w:hAnsi="Arial" w:cs="Arial"/>
+          <w:sz w:val="28"/>
+          <w:szCs w:val="28"/>
+        </w:rPr>
+        <w:t>Công Việc</w:t>
+      </w:r>
+    </w:p>
+    <w:p>
+      <w:pPr>
+        <w:pStyle w:val="ListParagraph"/>
+        <w:numPr>
+          <w:ilvl w:val="2"/>
+          <w:numId w:val="16"/>
+        </w:numPr>
+        <w:rPr>
+          <w:rFonts w:ascii="Arial" w:hAnsi="Arial" w:cs="Arial"/>
+          <w:b/>
+          <w:bCs/>
+          <w:sz w:val="28"/>
+          <w:szCs w:val="28"/>
+        </w:rPr>
+      </w:pPr>
+      <w:r>
+        <w:rPr>
+          <w:rFonts w:ascii="Arial" w:hAnsi="Arial" w:cs="Arial"/>
+          <w:sz w:val="28"/>
+          <w:szCs w:val="28"/>
+        </w:rPr>
+        <w:t>Khác</w:t>
+      </w:r>
+    </w:p>
+    <w:p>
+      <w:pPr>
+        <w:pStyle w:val="ListParagraph"/>
+        <w:numPr>
           <w:ilvl w:val="1"/>
           <w:numId w:val="16"/>
         </w:numPr>
@@ -2259,15 +2764,7 @@
           <w:sz w:val="28"/>
           <w:szCs w:val="28"/>
         </w:rPr>
-        <w:t xml:space="preserve">Xem </w:t>
-      </w:r>
-      <w:r>
-        <w:rPr>
-          <w:rFonts w:ascii="Arial" w:hAnsi="Arial" w:cs="Arial"/>
-          <w:sz w:val="28"/>
-          <w:szCs w:val="28"/>
-        </w:rPr>
-        <w:t>Danh Sách Thu Nhập</w:t>
+        <w:t>Sử Dụng Danh Mục Mặc Định (Khác)</w:t>
       </w:r>
       <w:r>
         <w:rPr>
@@ -2292,6 +2789,30 @@
       <w:pPr>
         <w:pStyle w:val="ListParagraph"/>
         <w:numPr>
+          <w:ilvl w:val="0"/>
+          <w:numId w:val="16"/>
+        </w:numPr>
+        <w:rPr>
+          <w:rFonts w:ascii="Arial" w:hAnsi="Arial" w:cs="Arial"/>
+          <w:b/>
+          <w:bCs/>
+          <w:sz w:val="28"/>
+          <w:szCs w:val="28"/>
+        </w:rPr>
+      </w:pPr>
+      <w:r>
+        <w:rPr>
+          <w:rFonts w:ascii="Arial" w:hAnsi="Arial" w:cs="Arial"/>
+          <w:sz w:val="28"/>
+          <w:szCs w:val="28"/>
+        </w:rPr>
+        <w:t>Quản Lý Thu Nhập</w:t>
+      </w:r>
+    </w:p>
+    <w:p>
+      <w:pPr>
+        <w:pStyle w:val="ListParagraph"/>
+        <w:numPr>
           <w:ilvl w:val="1"/>
           <w:numId w:val="16"/>
         </w:numPr>
@@ -2309,7 +2830,7 @@
           <w:sz w:val="28"/>
           <w:szCs w:val="28"/>
         </w:rPr>
-        <w:t>Lọc Thu Nhập:</w:t>
+        <w:t>Thêm - Xóa - Sửa Khoản Thu Nhập</w:t>
       </w:r>
       <w:r>
         <w:rPr>
@@ -2334,79 +2855,6 @@
       <w:pPr>
         <w:pStyle w:val="ListParagraph"/>
         <w:numPr>
-          <w:ilvl w:val="2"/>
-          <w:numId w:val="16"/>
-        </w:numPr>
-        <w:rPr>
-          <w:rFonts w:ascii="Arial" w:hAnsi="Arial" w:cs="Arial"/>
-          <w:b/>
-          <w:bCs/>
-          <w:sz w:val="28"/>
-          <w:szCs w:val="28"/>
-        </w:rPr>
-      </w:pPr>
-      <w:r>
-        <w:rPr>
-          <w:rFonts w:ascii="Arial" w:hAnsi="Arial" w:cs="Arial"/>
-          <w:sz w:val="28"/>
-          <w:szCs w:val="28"/>
-        </w:rPr>
-        <w:lastRenderedPageBreak/>
-        <w:t>Danh Mục</w:t>
-      </w:r>
-    </w:p>
-    <w:p>
-      <w:pPr>
-        <w:pStyle w:val="ListParagraph"/>
-        <w:numPr>
-          <w:ilvl w:val="2"/>
-          <w:numId w:val="16"/>
-        </w:numPr>
-        <w:rPr>
-          <w:rFonts w:ascii="Arial" w:hAnsi="Arial" w:cs="Arial"/>
-          <w:b/>
-          <w:bCs/>
-          <w:sz w:val="28"/>
-          <w:szCs w:val="28"/>
-        </w:rPr>
-      </w:pPr>
-      <w:r>
-        <w:rPr>
-          <w:rFonts w:ascii="Arial" w:hAnsi="Arial" w:cs="Arial"/>
-          <w:sz w:val="28"/>
-          <w:szCs w:val="28"/>
-        </w:rPr>
-        <w:t>Nguồn Tiền</w:t>
-      </w:r>
-    </w:p>
-    <w:p>
-      <w:pPr>
-        <w:pStyle w:val="ListParagraph"/>
-        <w:numPr>
-          <w:ilvl w:val="2"/>
-          <w:numId w:val="16"/>
-        </w:numPr>
-        <w:rPr>
-          <w:rFonts w:ascii="Arial" w:hAnsi="Arial" w:cs="Arial"/>
-          <w:b/>
-          <w:bCs/>
-          <w:sz w:val="28"/>
-          <w:szCs w:val="28"/>
-        </w:rPr>
-      </w:pPr>
-      <w:r>
-        <w:rPr>
-          <w:rFonts w:ascii="Arial" w:hAnsi="Arial" w:cs="Arial"/>
-          <w:sz w:val="28"/>
-          <w:szCs w:val="28"/>
-        </w:rPr>
-        <w:t>Thời Gian</w:t>
-      </w:r>
-    </w:p>
-    <w:p>
-      <w:pPr>
-        <w:pStyle w:val="ListParagraph"/>
-        <w:numPr>
           <w:ilvl w:val="1"/>
           <w:numId w:val="16"/>
         </w:numPr>
@@ -2424,7 +2872,15 @@
           <w:sz w:val="28"/>
           <w:szCs w:val="28"/>
         </w:rPr>
-        <w:t>Tìm Kiếm Thu Nhập</w:t>
+        <w:t xml:space="preserve">Xem </w:t>
+      </w:r>
+      <w:r>
+        <w:rPr>
+          <w:rFonts w:ascii="Arial" w:hAnsi="Arial" w:cs="Arial"/>
+          <w:sz w:val="28"/>
+          <w:szCs w:val="28"/>
+        </w:rPr>
+        <w:t>Danh Sách Thu Nhập</w:t>
       </w:r>
       <w:r>
         <w:rPr>
@@ -2466,7 +2922,7 @@
           <w:sz w:val="28"/>
           <w:szCs w:val="28"/>
         </w:rPr>
-        <w:t>Ghi Chú Thu Nhập</w:t>
+        <w:t>Lọc Thu Nhập:</w:t>
       </w:r>
       <w:r>
         <w:rPr>
@@ -2491,7 +2947,7 @@
       <w:pPr>
         <w:pStyle w:val="ListParagraph"/>
         <w:numPr>
-          <w:ilvl w:val="0"/>
+          <w:ilvl w:val="2"/>
           <w:numId w:val="16"/>
         </w:numPr>
         <w:rPr>
@@ -2508,7 +2964,55 @@
           <w:sz w:val="28"/>
           <w:szCs w:val="28"/>
         </w:rPr>
-        <w:t>Quản Lý Danh Mục Thu Nhập</w:t>
+        <w:t>Danh Mục</w:t>
+      </w:r>
+    </w:p>
+    <w:p>
+      <w:pPr>
+        <w:pStyle w:val="ListParagraph"/>
+        <w:numPr>
+          <w:ilvl w:val="2"/>
+          <w:numId w:val="16"/>
+        </w:numPr>
+        <w:rPr>
+          <w:rFonts w:ascii="Arial" w:hAnsi="Arial" w:cs="Arial"/>
+          <w:b/>
+          <w:bCs/>
+          <w:sz w:val="28"/>
+          <w:szCs w:val="28"/>
+        </w:rPr>
+      </w:pPr>
+      <w:r>
+        <w:rPr>
+          <w:rFonts w:ascii="Arial" w:hAnsi="Arial" w:cs="Arial"/>
+          <w:sz w:val="28"/>
+          <w:szCs w:val="28"/>
+        </w:rPr>
+        <w:t>Nguồn Tiền</w:t>
+      </w:r>
+    </w:p>
+    <w:p>
+      <w:pPr>
+        <w:pStyle w:val="ListParagraph"/>
+        <w:numPr>
+          <w:ilvl w:val="2"/>
+          <w:numId w:val="16"/>
+        </w:numPr>
+        <w:rPr>
+          <w:rFonts w:ascii="Arial" w:hAnsi="Arial" w:cs="Arial"/>
+          <w:b/>
+          <w:bCs/>
+          <w:sz w:val="28"/>
+          <w:szCs w:val="28"/>
+        </w:rPr>
+      </w:pPr>
+      <w:r>
+        <w:rPr>
+          <w:rFonts w:ascii="Arial" w:hAnsi="Arial" w:cs="Arial"/>
+          <w:sz w:val="28"/>
+          <w:szCs w:val="28"/>
+        </w:rPr>
+        <w:t>Thời Gian</w:t>
       </w:r>
     </w:p>
     <w:p>
@@ -2532,15 +3036,7 @@
           <w:sz w:val="28"/>
           <w:szCs w:val="28"/>
         </w:rPr>
-        <w:t xml:space="preserve">Thêm - Xóa - Sửa Danh Mục </w:t>
-      </w:r>
-      <w:r>
-        <w:rPr>
-          <w:rFonts w:ascii="Arial" w:hAnsi="Arial" w:cs="Arial"/>
-          <w:sz w:val="28"/>
-          <w:szCs w:val="28"/>
-        </w:rPr>
-        <w:t>Thu Nhập</w:t>
+        <w:t>Tìm Kiếm Thu Nhập</w:t>
       </w:r>
       <w:r>
         <w:rPr>
@@ -2582,7 +3078,7 @@
           <w:sz w:val="28"/>
           <w:szCs w:val="28"/>
         </w:rPr>
-        <w:t>Phân Loại Danh Mục</w:t>
+        <w:t>Ghi Chú Thu Nhập</w:t>
       </w:r>
       <w:r>
         <w:rPr>
@@ -2607,7 +3103,7 @@
       <w:pPr>
         <w:pStyle w:val="ListParagraph"/>
         <w:numPr>
-          <w:ilvl w:val="2"/>
+          <w:ilvl w:val="0"/>
           <w:numId w:val="16"/>
         </w:numPr>
         <w:rPr>
@@ -2624,79 +3120,8 @@
           <w:sz w:val="28"/>
           <w:szCs w:val="28"/>
         </w:rPr>
-        <w:t>Công Việc</w:t>
-      </w:r>
-    </w:p>
-    <w:p>
-      <w:pPr>
-        <w:pStyle w:val="ListParagraph"/>
-        <w:numPr>
-          <w:ilvl w:val="2"/>
-          <w:numId w:val="16"/>
-        </w:numPr>
-        <w:rPr>
-          <w:rFonts w:ascii="Arial" w:hAnsi="Arial" w:cs="Arial"/>
-          <w:b/>
-          <w:bCs/>
-          <w:sz w:val="28"/>
-          <w:szCs w:val="28"/>
-        </w:rPr>
-      </w:pPr>
-      <w:r>
-        <w:rPr>
-          <w:rFonts w:ascii="Arial" w:hAnsi="Arial" w:cs="Arial"/>
-          <w:sz w:val="28"/>
-          <w:szCs w:val="28"/>
-        </w:rPr>
-        <w:t>Đầu Tư</w:t>
-      </w:r>
-    </w:p>
-    <w:p>
-      <w:pPr>
-        <w:pStyle w:val="ListParagraph"/>
-        <w:numPr>
-          <w:ilvl w:val="2"/>
-          <w:numId w:val="16"/>
-        </w:numPr>
-        <w:rPr>
-          <w:rFonts w:ascii="Arial" w:hAnsi="Arial" w:cs="Arial"/>
-          <w:b/>
-          <w:bCs/>
-          <w:sz w:val="28"/>
-          <w:szCs w:val="28"/>
-        </w:rPr>
-      </w:pPr>
-      <w:r>
-        <w:rPr>
-          <w:rFonts w:ascii="Arial" w:hAnsi="Arial" w:cs="Arial"/>
-          <w:sz w:val="28"/>
-          <w:szCs w:val="28"/>
-        </w:rPr>
-        <w:t>Thu Nợ</w:t>
-      </w:r>
-    </w:p>
-    <w:p>
-      <w:pPr>
-        <w:pStyle w:val="ListParagraph"/>
-        <w:numPr>
-          <w:ilvl w:val="2"/>
-          <w:numId w:val="16"/>
-        </w:numPr>
-        <w:rPr>
-          <w:rFonts w:ascii="Arial" w:hAnsi="Arial" w:cs="Arial"/>
-          <w:b/>
-          <w:bCs/>
-          <w:sz w:val="28"/>
-          <w:szCs w:val="28"/>
-        </w:rPr>
-      </w:pPr>
-      <w:r>
-        <w:rPr>
-          <w:rFonts w:ascii="Arial" w:hAnsi="Arial" w:cs="Arial"/>
-          <w:sz w:val="28"/>
-          <w:szCs w:val="28"/>
-        </w:rPr>
-        <w:t>Khác</w:t>
+        <w:lastRenderedPageBreak/>
+        <w:t>Quản Lý Danh Mục Thu Nhập</w:t>
       </w:r>
     </w:p>
     <w:p>
@@ -2720,7 +3145,15 @@
           <w:sz w:val="28"/>
           <w:szCs w:val="28"/>
         </w:rPr>
-        <w:t>Sử Dụng Danh Mục Mặc Định (Khác)</w:t>
+        <w:t xml:space="preserve">Thêm - Xóa - Sửa Danh Mục </w:t>
+      </w:r>
+      <w:r>
+        <w:rPr>
+          <w:rFonts w:ascii="Arial" w:hAnsi="Arial" w:cs="Arial"/>
+          <w:sz w:val="28"/>
+          <w:szCs w:val="28"/>
+        </w:rPr>
+        <w:t>Thu Nhập</w:t>
       </w:r>
       <w:r>
         <w:rPr>
@@ -2745,46 +3178,6 @@
       <w:pPr>
         <w:pStyle w:val="ListParagraph"/>
         <w:numPr>
-          <w:ilvl w:val="0"/>
-          <w:numId w:val="16"/>
-        </w:numPr>
-        <w:rPr>
-          <w:rFonts w:ascii="Arial" w:hAnsi="Arial" w:cs="Arial"/>
-          <w:b/>
-          <w:bCs/>
-          <w:sz w:val="28"/>
-          <w:szCs w:val="28"/>
-        </w:rPr>
-      </w:pPr>
-      <w:r>
-        <w:rPr>
-          <w:rFonts w:ascii="Arial" w:hAnsi="Arial" w:cs="Arial"/>
-          <w:sz w:val="28"/>
-          <w:szCs w:val="28"/>
-        </w:rPr>
-        <w:t>Quản</w:t>
-      </w:r>
-      <w:r>
-        <w:rPr>
-          <w:rFonts w:ascii="Arial" w:hAnsi="Arial" w:cs="Arial"/>
-          <w:sz w:val="28"/>
-          <w:szCs w:val="28"/>
-        </w:rPr>
-        <w:t xml:space="preserve"> Lý</w:t>
-      </w:r>
-      <w:r>
-        <w:rPr>
-          <w:rFonts w:ascii="Arial" w:hAnsi="Arial" w:cs="Arial"/>
-          <w:sz w:val="28"/>
-          <w:szCs w:val="28"/>
-        </w:rPr>
-        <w:t xml:space="preserve"> Nguồn Tiền</w:t>
-      </w:r>
-    </w:p>
-    <w:p>
-      <w:pPr>
-        <w:pStyle w:val="ListParagraph"/>
-        <w:numPr>
           <w:ilvl w:val="1"/>
           <w:numId w:val="16"/>
         </w:numPr>
@@ -2802,15 +3195,7 @@
           <w:sz w:val="28"/>
           <w:szCs w:val="28"/>
         </w:rPr>
-        <w:t xml:space="preserve">Thêm - Xóa - Sửa </w:t>
-      </w:r>
-      <w:r>
-        <w:rPr>
-          <w:rFonts w:ascii="Arial" w:hAnsi="Arial" w:cs="Arial"/>
-          <w:sz w:val="28"/>
-          <w:szCs w:val="28"/>
-        </w:rPr>
-        <w:t>Nguồn Tiền</w:t>
+        <w:t>Phân Loại Danh Mục</w:t>
       </w:r>
       <w:r>
         <w:rPr>
@@ -2835,6 +3220,102 @@
       <w:pPr>
         <w:pStyle w:val="ListParagraph"/>
         <w:numPr>
+          <w:ilvl w:val="2"/>
+          <w:numId w:val="16"/>
+        </w:numPr>
+        <w:rPr>
+          <w:rFonts w:ascii="Arial" w:hAnsi="Arial" w:cs="Arial"/>
+          <w:b/>
+          <w:bCs/>
+          <w:sz w:val="28"/>
+          <w:szCs w:val="28"/>
+        </w:rPr>
+      </w:pPr>
+      <w:r>
+        <w:rPr>
+          <w:rFonts w:ascii="Arial" w:hAnsi="Arial" w:cs="Arial"/>
+          <w:sz w:val="28"/>
+          <w:szCs w:val="28"/>
+        </w:rPr>
+        <w:t>Công Việc</w:t>
+      </w:r>
+    </w:p>
+    <w:p>
+      <w:pPr>
+        <w:pStyle w:val="ListParagraph"/>
+        <w:numPr>
+          <w:ilvl w:val="2"/>
+          <w:numId w:val="16"/>
+        </w:numPr>
+        <w:rPr>
+          <w:rFonts w:ascii="Arial" w:hAnsi="Arial" w:cs="Arial"/>
+          <w:b/>
+          <w:bCs/>
+          <w:sz w:val="28"/>
+          <w:szCs w:val="28"/>
+        </w:rPr>
+      </w:pPr>
+      <w:r>
+        <w:rPr>
+          <w:rFonts w:ascii="Arial" w:hAnsi="Arial" w:cs="Arial"/>
+          <w:sz w:val="28"/>
+          <w:szCs w:val="28"/>
+        </w:rPr>
+        <w:t>Đầu Tư</w:t>
+      </w:r>
+    </w:p>
+    <w:p>
+      <w:pPr>
+        <w:pStyle w:val="ListParagraph"/>
+        <w:numPr>
+          <w:ilvl w:val="2"/>
+          <w:numId w:val="16"/>
+        </w:numPr>
+        <w:rPr>
+          <w:rFonts w:ascii="Arial" w:hAnsi="Arial" w:cs="Arial"/>
+          <w:b/>
+          <w:bCs/>
+          <w:sz w:val="28"/>
+          <w:szCs w:val="28"/>
+        </w:rPr>
+      </w:pPr>
+      <w:r>
+        <w:rPr>
+          <w:rFonts w:ascii="Arial" w:hAnsi="Arial" w:cs="Arial"/>
+          <w:sz w:val="28"/>
+          <w:szCs w:val="28"/>
+        </w:rPr>
+        <w:t>Thu Nợ</w:t>
+      </w:r>
+    </w:p>
+    <w:p>
+      <w:pPr>
+        <w:pStyle w:val="ListParagraph"/>
+        <w:numPr>
+          <w:ilvl w:val="2"/>
+          <w:numId w:val="16"/>
+        </w:numPr>
+        <w:rPr>
+          <w:rFonts w:ascii="Arial" w:hAnsi="Arial" w:cs="Arial"/>
+          <w:b/>
+          <w:bCs/>
+          <w:sz w:val="28"/>
+          <w:szCs w:val="28"/>
+        </w:rPr>
+      </w:pPr>
+      <w:r>
+        <w:rPr>
+          <w:rFonts w:ascii="Arial" w:hAnsi="Arial" w:cs="Arial"/>
+          <w:sz w:val="28"/>
+          <w:szCs w:val="28"/>
+        </w:rPr>
+        <w:t>Khác</w:t>
+      </w:r>
+    </w:p>
+    <w:p>
+      <w:pPr>
+        <w:pStyle w:val="ListParagraph"/>
+        <w:numPr>
           <w:ilvl w:val="1"/>
           <w:numId w:val="16"/>
         </w:numPr>
@@ -2852,7 +3333,7 @@
           <w:sz w:val="28"/>
           <w:szCs w:val="28"/>
         </w:rPr>
-        <w:t>Theo Dõi Số Dư</w:t>
+        <w:t>Sử Dụng Danh Mục Mặc Định (Khác)</w:t>
       </w:r>
       <w:r>
         <w:rPr>
@@ -2877,6 +3358,46 @@
       <w:pPr>
         <w:pStyle w:val="ListParagraph"/>
         <w:numPr>
+          <w:ilvl w:val="0"/>
+          <w:numId w:val="16"/>
+        </w:numPr>
+        <w:rPr>
+          <w:rFonts w:ascii="Arial" w:hAnsi="Arial" w:cs="Arial"/>
+          <w:b/>
+          <w:bCs/>
+          <w:sz w:val="28"/>
+          <w:szCs w:val="28"/>
+        </w:rPr>
+      </w:pPr>
+      <w:r>
+        <w:rPr>
+          <w:rFonts w:ascii="Arial" w:hAnsi="Arial" w:cs="Arial"/>
+          <w:sz w:val="28"/>
+          <w:szCs w:val="28"/>
+        </w:rPr>
+        <w:t>Quản</w:t>
+      </w:r>
+      <w:r>
+        <w:rPr>
+          <w:rFonts w:ascii="Arial" w:hAnsi="Arial" w:cs="Arial"/>
+          <w:sz w:val="28"/>
+          <w:szCs w:val="28"/>
+        </w:rPr>
+        <w:t xml:space="preserve"> Lý</w:t>
+      </w:r>
+      <w:r>
+        <w:rPr>
+          <w:rFonts w:ascii="Arial" w:hAnsi="Arial" w:cs="Arial"/>
+          <w:sz w:val="28"/>
+          <w:szCs w:val="28"/>
+        </w:rPr>
+        <w:t xml:space="preserve"> Nguồn Tiền</w:t>
+      </w:r>
+    </w:p>
+    <w:p>
+      <w:pPr>
+        <w:pStyle w:val="ListParagraph"/>
+        <w:numPr>
           <w:ilvl w:val="1"/>
           <w:numId w:val="16"/>
         </w:numPr>
@@ -2894,7 +3415,15 @@
           <w:sz w:val="28"/>
           <w:szCs w:val="28"/>
         </w:rPr>
-        <w:t>Hỗ Trợ Nhiều Loại Nguồn:</w:t>
+        <w:t xml:space="preserve">Thêm - Xóa - Sửa </w:t>
+      </w:r>
+      <w:r>
+        <w:rPr>
+          <w:rFonts w:ascii="Arial" w:hAnsi="Arial" w:cs="Arial"/>
+          <w:sz w:val="28"/>
+          <w:szCs w:val="28"/>
+        </w:rPr>
+        <w:t>Nguồn Tiền</w:t>
       </w:r>
       <w:r>
         <w:rPr>
@@ -2919,102 +3448,6 @@
       <w:pPr>
         <w:pStyle w:val="ListParagraph"/>
         <w:numPr>
-          <w:ilvl w:val="2"/>
-          <w:numId w:val="16"/>
-        </w:numPr>
-        <w:rPr>
-          <w:rFonts w:ascii="Arial" w:hAnsi="Arial" w:cs="Arial"/>
-          <w:b/>
-          <w:bCs/>
-          <w:sz w:val="28"/>
-          <w:szCs w:val="28"/>
-        </w:rPr>
-      </w:pPr>
-      <w:r>
-        <w:rPr>
-          <w:rFonts w:ascii="Arial" w:hAnsi="Arial" w:cs="Arial"/>
-          <w:sz w:val="28"/>
-          <w:szCs w:val="28"/>
-        </w:rPr>
-        <w:t>Ví</w:t>
-      </w:r>
-    </w:p>
-    <w:p>
-      <w:pPr>
-        <w:pStyle w:val="ListParagraph"/>
-        <w:numPr>
-          <w:ilvl w:val="2"/>
-          <w:numId w:val="16"/>
-        </w:numPr>
-        <w:rPr>
-          <w:rFonts w:ascii="Arial" w:hAnsi="Arial" w:cs="Arial"/>
-          <w:b/>
-          <w:bCs/>
-          <w:sz w:val="28"/>
-          <w:szCs w:val="28"/>
-        </w:rPr>
-      </w:pPr>
-      <w:r>
-        <w:rPr>
-          <w:rFonts w:ascii="Arial" w:hAnsi="Arial" w:cs="Arial"/>
-          <w:sz w:val="28"/>
-          <w:szCs w:val="28"/>
-        </w:rPr>
-        <w:t>Ví Điện Tử</w:t>
-      </w:r>
-    </w:p>
-    <w:p>
-      <w:pPr>
-        <w:pStyle w:val="ListParagraph"/>
-        <w:numPr>
-          <w:ilvl w:val="2"/>
-          <w:numId w:val="16"/>
-        </w:numPr>
-        <w:rPr>
-          <w:rFonts w:ascii="Arial" w:hAnsi="Arial" w:cs="Arial"/>
-          <w:b/>
-          <w:bCs/>
-          <w:sz w:val="28"/>
-          <w:szCs w:val="28"/>
-        </w:rPr>
-      </w:pPr>
-      <w:r>
-        <w:rPr>
-          <w:rFonts w:ascii="Arial" w:hAnsi="Arial" w:cs="Arial"/>
-          <w:sz w:val="28"/>
-          <w:szCs w:val="28"/>
-        </w:rPr>
-        <w:t>Tiết Kiệm</w:t>
-      </w:r>
-    </w:p>
-    <w:p>
-      <w:pPr>
-        <w:pStyle w:val="ListParagraph"/>
-        <w:numPr>
-          <w:ilvl w:val="2"/>
-          <w:numId w:val="16"/>
-        </w:numPr>
-        <w:rPr>
-          <w:rFonts w:ascii="Arial" w:hAnsi="Arial" w:cs="Arial"/>
-          <w:b/>
-          <w:bCs/>
-          <w:sz w:val="28"/>
-          <w:szCs w:val="28"/>
-        </w:rPr>
-      </w:pPr>
-      <w:r>
-        <w:rPr>
-          <w:rFonts w:ascii="Arial" w:hAnsi="Arial" w:cs="Arial"/>
-          <w:sz w:val="28"/>
-          <w:szCs w:val="28"/>
-        </w:rPr>
-        <w:t>Khoản Nợ</w:t>
-      </w:r>
-    </w:p>
-    <w:p>
-      <w:pPr>
-        <w:pStyle w:val="ListParagraph"/>
-        <w:numPr>
           <w:ilvl w:val="1"/>
           <w:numId w:val="16"/>
         </w:numPr>
@@ -3032,7 +3465,7 @@
           <w:sz w:val="28"/>
           <w:szCs w:val="28"/>
         </w:rPr>
-        <w:t>Thêm - Xóa QR Code Với Nguồn Ví Điện Tử</w:t>
+        <w:t>Theo Dõi Số Dư</w:t>
       </w:r>
       <w:r>
         <w:rPr>
@@ -3050,7 +3483,39 @@
           <w:sz w:val="20"/>
           <w:szCs w:val="20"/>
         </w:rPr>
-        <w:t>(</w:t>
+        <w:t>(v1)</w:t>
+      </w:r>
+    </w:p>
+    <w:p>
+      <w:pPr>
+        <w:pStyle w:val="ListParagraph"/>
+        <w:numPr>
+          <w:ilvl w:val="1"/>
+          <w:numId w:val="16"/>
+        </w:numPr>
+        <w:rPr>
+          <w:rFonts w:ascii="Arial" w:hAnsi="Arial" w:cs="Arial"/>
+          <w:b/>
+          <w:bCs/>
+          <w:sz w:val="28"/>
+          <w:szCs w:val="28"/>
+        </w:rPr>
+      </w:pPr>
+      <w:r>
+        <w:rPr>
+          <w:rFonts w:ascii="Arial" w:hAnsi="Arial" w:cs="Arial"/>
+          <w:sz w:val="28"/>
+          <w:szCs w:val="28"/>
+        </w:rPr>
+        <w:t>Hỗ Trợ Nhiều Loại Nguồn:</w:t>
+      </w:r>
+      <w:r>
+        <w:rPr>
+          <w:rFonts w:ascii="Arial" w:hAnsi="Arial" w:cs="Arial"/>
+          <w:sz w:val="28"/>
+          <w:szCs w:val="28"/>
+        </w:rPr>
+        <w:t xml:space="preserve"> </w:t>
       </w:r>
       <w:r>
         <w:rPr>
@@ -3060,7 +3525,135 @@
           <w:sz w:val="20"/>
           <w:szCs w:val="20"/>
         </w:rPr>
-        <w:t>future</w:t>
+        <w:t>(v1)</w:t>
+      </w:r>
+    </w:p>
+    <w:p>
+      <w:pPr>
+        <w:pStyle w:val="ListParagraph"/>
+        <w:numPr>
+          <w:ilvl w:val="2"/>
+          <w:numId w:val="16"/>
+        </w:numPr>
+        <w:rPr>
+          <w:rFonts w:ascii="Arial" w:hAnsi="Arial" w:cs="Arial"/>
+          <w:b/>
+          <w:bCs/>
+          <w:sz w:val="28"/>
+          <w:szCs w:val="28"/>
+        </w:rPr>
+      </w:pPr>
+      <w:r>
+        <w:rPr>
+          <w:rFonts w:ascii="Arial" w:hAnsi="Arial" w:cs="Arial"/>
+          <w:sz w:val="28"/>
+          <w:szCs w:val="28"/>
+        </w:rPr>
+        <w:t>Ví</w:t>
+      </w:r>
+    </w:p>
+    <w:p>
+      <w:pPr>
+        <w:pStyle w:val="ListParagraph"/>
+        <w:numPr>
+          <w:ilvl w:val="2"/>
+          <w:numId w:val="16"/>
+        </w:numPr>
+        <w:rPr>
+          <w:rFonts w:ascii="Arial" w:hAnsi="Arial" w:cs="Arial"/>
+          <w:b/>
+          <w:bCs/>
+          <w:sz w:val="28"/>
+          <w:szCs w:val="28"/>
+        </w:rPr>
+      </w:pPr>
+      <w:r>
+        <w:rPr>
+          <w:rFonts w:ascii="Arial" w:hAnsi="Arial" w:cs="Arial"/>
+          <w:sz w:val="28"/>
+          <w:szCs w:val="28"/>
+        </w:rPr>
+        <w:t>Ví Điện Tử</w:t>
+      </w:r>
+    </w:p>
+    <w:p>
+      <w:pPr>
+        <w:pStyle w:val="ListParagraph"/>
+        <w:numPr>
+          <w:ilvl w:val="2"/>
+          <w:numId w:val="16"/>
+        </w:numPr>
+        <w:rPr>
+          <w:rFonts w:ascii="Arial" w:hAnsi="Arial" w:cs="Arial"/>
+          <w:b/>
+          <w:bCs/>
+          <w:sz w:val="28"/>
+          <w:szCs w:val="28"/>
+        </w:rPr>
+      </w:pPr>
+      <w:r>
+        <w:rPr>
+          <w:rFonts w:ascii="Arial" w:hAnsi="Arial" w:cs="Arial"/>
+          <w:sz w:val="28"/>
+          <w:szCs w:val="28"/>
+        </w:rPr>
+        <w:t>Tiết Kiệm</w:t>
+      </w:r>
+    </w:p>
+    <w:p>
+      <w:pPr>
+        <w:pStyle w:val="ListParagraph"/>
+        <w:numPr>
+          <w:ilvl w:val="2"/>
+          <w:numId w:val="16"/>
+        </w:numPr>
+        <w:rPr>
+          <w:rFonts w:ascii="Arial" w:hAnsi="Arial" w:cs="Arial"/>
+          <w:b/>
+          <w:bCs/>
+          <w:sz w:val="28"/>
+          <w:szCs w:val="28"/>
+        </w:rPr>
+      </w:pPr>
+      <w:r>
+        <w:rPr>
+          <w:rFonts w:ascii="Arial" w:hAnsi="Arial" w:cs="Arial"/>
+          <w:sz w:val="28"/>
+          <w:szCs w:val="28"/>
+        </w:rPr>
+        <w:t>Khoản Nợ</w:t>
+      </w:r>
+    </w:p>
+    <w:p>
+      <w:pPr>
+        <w:pStyle w:val="ListParagraph"/>
+        <w:numPr>
+          <w:ilvl w:val="1"/>
+          <w:numId w:val="16"/>
+        </w:numPr>
+        <w:rPr>
+          <w:rFonts w:ascii="Arial" w:hAnsi="Arial" w:cs="Arial"/>
+          <w:b/>
+          <w:bCs/>
+          <w:sz w:val="28"/>
+          <w:szCs w:val="28"/>
+        </w:rPr>
+      </w:pPr>
+      <w:r>
+        <w:rPr>
+          <w:rFonts w:ascii="Arial" w:hAnsi="Arial" w:cs="Arial"/>
+          <w:sz w:val="28"/>
+          <w:szCs w:val="28"/>
+        </w:rPr>
+        <w:t>Thêm - Xóa QR Code Với Nguồn Ví Điện Tử</w:t>
+      </w:r>
+      <w:r>
+        <w:rPr>
+          <w:rFonts w:ascii="Arial" w:hAnsi="Arial" w:cs="Arial"/>
+          <w:sz w:val="28"/>
+          <w:szCs w:val="28"/>
+        </w:rPr>
+        <w:t xml:space="preserve"> </w:t>
       </w:r>
       <w:r>
         <w:rPr>
@@ -3070,71 +3663,7 @@
           <w:sz w:val="20"/>
           <w:szCs w:val="20"/>
         </w:rPr>
-        <w:t>)</w:t>
-      </w:r>
-    </w:p>
-    <w:p>
-      <w:pPr>
-        <w:pStyle w:val="ListParagraph"/>
-        <w:numPr>
-          <w:ilvl w:val="0"/>
-          <w:numId w:val="16"/>
-        </w:numPr>
-        <w:rPr>
-          <w:rFonts w:ascii="Arial" w:hAnsi="Arial" w:cs="Arial"/>
-          <w:b/>
-          <w:bCs/>
-          <w:sz w:val="28"/>
-          <w:szCs w:val="28"/>
-        </w:rPr>
-      </w:pPr>
-      <w:r>
-        <w:rPr>
-          <w:rFonts w:ascii="Arial" w:hAnsi="Arial" w:cs="Arial"/>
-          <w:sz w:val="28"/>
-          <w:szCs w:val="28"/>
-        </w:rPr>
-        <w:t>Quản Lý Chuyển Tiền Nội Bộ</w:t>
-      </w:r>
-      <w:r>
-        <w:rPr>
-          <w:rFonts w:ascii="Arial" w:hAnsi="Arial" w:cs="Arial"/>
-          <w:sz w:val="28"/>
-          <w:szCs w:val="28"/>
-        </w:rPr>
-        <w:t xml:space="preserve"> </w:t>
-      </w:r>
-    </w:p>
-    <w:p>
-      <w:pPr>
-        <w:pStyle w:val="ListParagraph"/>
-        <w:numPr>
-          <w:ilvl w:val="1"/>
-          <w:numId w:val="16"/>
-        </w:numPr>
-        <w:rPr>
-          <w:rFonts w:ascii="Arial" w:hAnsi="Arial" w:cs="Arial"/>
-          <w:b/>
-          <w:bCs/>
-          <w:sz w:val="28"/>
-          <w:szCs w:val="28"/>
-        </w:rPr>
-      </w:pPr>
-      <w:r>
-        <w:rPr>
-          <w:rFonts w:ascii="Arial" w:hAnsi="Arial" w:cs="Arial"/>
-          <w:sz w:val="28"/>
-          <w:szCs w:val="28"/>
-        </w:rPr>
-        <w:t>Chuyển Tiền Giữa Các Nguồn</w:t>
-      </w:r>
-      <w:r>
-        <w:rPr>
-          <w:rFonts w:ascii="Arial" w:hAnsi="Arial" w:cs="Arial"/>
-          <w:sz w:val="28"/>
-          <w:szCs w:val="28"/>
-        </w:rPr>
-        <w:t xml:space="preserve"> </w:t>
+        <w:t>(</w:t>
       </w:r>
       <w:r>
         <w:rPr>
@@ -3144,39 +3673,7 @@
           <w:sz w:val="20"/>
           <w:szCs w:val="20"/>
         </w:rPr>
-        <w:t>(v1)</w:t>
-      </w:r>
-    </w:p>
-    <w:p>
-      <w:pPr>
-        <w:pStyle w:val="ListParagraph"/>
-        <w:numPr>
-          <w:ilvl w:val="1"/>
-          <w:numId w:val="16"/>
-        </w:numPr>
-        <w:rPr>
-          <w:rFonts w:ascii="Arial" w:hAnsi="Arial" w:cs="Arial"/>
-          <w:b/>
-          <w:bCs/>
-          <w:sz w:val="28"/>
-          <w:szCs w:val="28"/>
-        </w:rPr>
-      </w:pPr>
-      <w:r>
-        <w:rPr>
-          <w:rFonts w:ascii="Arial" w:hAnsi="Arial" w:cs="Arial"/>
-          <w:sz w:val="28"/>
-          <w:szCs w:val="28"/>
-        </w:rPr>
-        <w:t>Lưu Lịch Sử Chuyển Tiền</w:t>
-      </w:r>
-      <w:r>
-        <w:rPr>
-          <w:rFonts w:ascii="Arial" w:hAnsi="Arial" w:cs="Arial"/>
-          <w:sz w:val="28"/>
-          <w:szCs w:val="28"/>
-        </w:rPr>
-        <w:t xml:space="preserve"> </w:t>
+        <w:t>future</w:t>
       </w:r>
       <w:r>
         <w:rPr>
@@ -3186,7 +3683,7 @@
           <w:sz w:val="20"/>
           <w:szCs w:val="20"/>
         </w:rPr>
-        <w:t>(v1)</w:t>
+        <w:t>)</w:t>
       </w:r>
     </w:p>
     <w:p>
@@ -3210,7 +3707,15 @@
           <w:sz w:val="28"/>
           <w:szCs w:val="28"/>
         </w:rPr>
-        <w:t>Quản Lý Chi Phí Cố Định</w:t>
+        <w:t>Quản Lý Chuyển Tiền Nội Bộ</w:t>
+      </w:r>
+      <w:r>
+        <w:rPr>
+          <w:rFonts w:ascii="Arial" w:hAnsi="Arial" w:cs="Arial"/>
+          <w:sz w:val="28"/>
+          <w:szCs w:val="28"/>
+        </w:rPr>
+        <w:t xml:space="preserve"> </w:t>
       </w:r>
     </w:p>
     <w:p>
@@ -3234,7 +3739,7 @@
           <w:sz w:val="28"/>
           <w:szCs w:val="28"/>
         </w:rPr>
-        <w:t>Tạo Khoản Chi Định Kỳ</w:t>
+        <w:t>Chuyển Tiền Giữa Các Nguồn</w:t>
       </w:r>
       <w:r>
         <w:rPr>
@@ -3276,7 +3781,7 @@
           <w:sz w:val="28"/>
           <w:szCs w:val="28"/>
         </w:rPr>
-        <w:t>Thiết Lập Chu Kỳ</w:t>
+        <w:t>Lưu Lịch Sử Chuyển Tiền</w:t>
       </w:r>
       <w:r>
         <w:rPr>
@@ -3301,7 +3806,7 @@
       <w:pPr>
         <w:pStyle w:val="ListParagraph"/>
         <w:numPr>
-          <w:ilvl w:val="2"/>
+          <w:ilvl w:val="0"/>
           <w:numId w:val="16"/>
         </w:numPr>
         <w:rPr>
@@ -3318,103 +3823,7 @@
           <w:sz w:val="28"/>
           <w:szCs w:val="28"/>
         </w:rPr>
-        <w:t>Ngày</w:t>
-      </w:r>
-    </w:p>
-    <w:p>
-      <w:pPr>
-        <w:pStyle w:val="ListParagraph"/>
-        <w:numPr>
-          <w:ilvl w:val="2"/>
-          <w:numId w:val="16"/>
-        </w:numPr>
-        <w:rPr>
-          <w:rFonts w:ascii="Arial" w:hAnsi="Arial" w:cs="Arial"/>
-          <w:b/>
-          <w:bCs/>
-          <w:sz w:val="28"/>
-          <w:szCs w:val="28"/>
-        </w:rPr>
-      </w:pPr>
-      <w:r>
-        <w:rPr>
-          <w:rFonts w:ascii="Arial" w:hAnsi="Arial" w:cs="Arial"/>
-          <w:sz w:val="28"/>
-          <w:szCs w:val="28"/>
-        </w:rPr>
-        <w:t>Tuần</w:t>
-      </w:r>
-    </w:p>
-    <w:p>
-      <w:pPr>
-        <w:pStyle w:val="ListParagraph"/>
-        <w:numPr>
-          <w:ilvl w:val="2"/>
-          <w:numId w:val="16"/>
-        </w:numPr>
-        <w:rPr>
-          <w:rFonts w:ascii="Arial" w:hAnsi="Arial" w:cs="Arial"/>
-          <w:b/>
-          <w:bCs/>
-          <w:sz w:val="28"/>
-          <w:szCs w:val="28"/>
-        </w:rPr>
-      </w:pPr>
-      <w:r>
-        <w:rPr>
-          <w:rFonts w:ascii="Arial" w:hAnsi="Arial" w:cs="Arial"/>
-          <w:sz w:val="28"/>
-          <w:szCs w:val="28"/>
-        </w:rPr>
-        <w:t>Tháng</w:t>
-      </w:r>
-    </w:p>
-    <w:p>
-      <w:pPr>
-        <w:pStyle w:val="ListParagraph"/>
-        <w:numPr>
-          <w:ilvl w:val="2"/>
-          <w:numId w:val="16"/>
-        </w:numPr>
-        <w:rPr>
-          <w:rFonts w:ascii="Arial" w:hAnsi="Arial" w:cs="Arial"/>
-          <w:b/>
-          <w:bCs/>
-          <w:sz w:val="28"/>
-          <w:szCs w:val="28"/>
-        </w:rPr>
-      </w:pPr>
-      <w:r>
-        <w:rPr>
-          <w:rFonts w:ascii="Arial" w:hAnsi="Arial" w:cs="Arial"/>
-          <w:sz w:val="28"/>
-          <w:szCs w:val="28"/>
-        </w:rPr>
-        <w:t>Năm</w:t>
-      </w:r>
-    </w:p>
-    <w:p>
-      <w:pPr>
-        <w:pStyle w:val="ListParagraph"/>
-        <w:numPr>
-          <w:ilvl w:val="2"/>
-          <w:numId w:val="16"/>
-        </w:numPr>
-        <w:rPr>
-          <w:rFonts w:ascii="Arial" w:hAnsi="Arial" w:cs="Arial"/>
-          <w:b/>
-          <w:bCs/>
-          <w:sz w:val="28"/>
-          <w:szCs w:val="28"/>
-        </w:rPr>
-      </w:pPr>
-      <w:r>
-        <w:rPr>
-          <w:rFonts w:ascii="Arial" w:hAnsi="Arial" w:cs="Arial"/>
-          <w:sz w:val="28"/>
-          <w:szCs w:val="28"/>
-        </w:rPr>
-        <w:t>Chưa Thiết Lập</w:t>
+        <w:t>Quản Lý Chi Phí Cố Định</w:t>
       </w:r>
     </w:p>
     <w:p>
@@ -3438,7 +3847,7 @@
           <w:sz w:val="28"/>
           <w:szCs w:val="28"/>
         </w:rPr>
-        <w:t>Nhắc Nhở Thanh Toán</w:t>
+        <w:t>Tạo Khoản Chi Định Kỳ</w:t>
       </w:r>
       <w:r>
         <w:rPr>
@@ -3463,39 +3872,6 @@
       <w:pPr>
         <w:pStyle w:val="ListParagraph"/>
         <w:numPr>
-          <w:ilvl w:val="0"/>
-          <w:numId w:val="16"/>
-        </w:numPr>
-        <w:rPr>
-          <w:rFonts w:ascii="Arial" w:hAnsi="Arial" w:cs="Arial"/>
-          <w:b/>
-          <w:bCs/>
-          <w:sz w:val="28"/>
-          <w:szCs w:val="28"/>
-        </w:rPr>
-      </w:pPr>
-      <w:r>
-        <w:rPr>
-          <w:rFonts w:ascii="Arial" w:hAnsi="Arial" w:cs="Arial"/>
-          <w:sz w:val="28"/>
-          <w:szCs w:val="28"/>
-        </w:rPr>
-        <w:lastRenderedPageBreak/>
-        <w:t>Quản Lý Ngân Sách</w:t>
-      </w:r>
-      <w:r>
-        <w:rPr>
-          <w:rFonts w:ascii="Arial" w:hAnsi="Arial" w:cs="Arial"/>
-          <w:sz w:val="28"/>
-          <w:szCs w:val="28"/>
-        </w:rPr>
-        <w:t xml:space="preserve"> </w:t>
-      </w:r>
-    </w:p>
-    <w:p>
-      <w:pPr>
-        <w:pStyle w:val="ListParagraph"/>
-        <w:numPr>
           <w:ilvl w:val="1"/>
           <w:numId w:val="16"/>
         </w:numPr>
@@ -3513,7 +3889,7 @@
           <w:sz w:val="28"/>
           <w:szCs w:val="28"/>
         </w:rPr>
-        <w:t>Thêm - Xóa - Sửa Ngân Sách</w:t>
+        <w:t>Thiết Lập Chu Kỳ</w:t>
       </w:r>
       <w:r>
         <w:rPr>
@@ -3538,6 +3914,126 @@
       <w:pPr>
         <w:pStyle w:val="ListParagraph"/>
         <w:numPr>
+          <w:ilvl w:val="2"/>
+          <w:numId w:val="16"/>
+        </w:numPr>
+        <w:rPr>
+          <w:rFonts w:ascii="Arial" w:hAnsi="Arial" w:cs="Arial"/>
+          <w:b/>
+          <w:bCs/>
+          <w:sz w:val="28"/>
+          <w:szCs w:val="28"/>
+        </w:rPr>
+      </w:pPr>
+      <w:r>
+        <w:rPr>
+          <w:rFonts w:ascii="Arial" w:hAnsi="Arial" w:cs="Arial"/>
+          <w:sz w:val="28"/>
+          <w:szCs w:val="28"/>
+        </w:rPr>
+        <w:t>Ngày</w:t>
+      </w:r>
+    </w:p>
+    <w:p>
+      <w:pPr>
+        <w:pStyle w:val="ListParagraph"/>
+        <w:numPr>
+          <w:ilvl w:val="2"/>
+          <w:numId w:val="16"/>
+        </w:numPr>
+        <w:rPr>
+          <w:rFonts w:ascii="Arial" w:hAnsi="Arial" w:cs="Arial"/>
+          <w:b/>
+          <w:bCs/>
+          <w:sz w:val="28"/>
+          <w:szCs w:val="28"/>
+        </w:rPr>
+      </w:pPr>
+      <w:r>
+        <w:rPr>
+          <w:rFonts w:ascii="Arial" w:hAnsi="Arial" w:cs="Arial"/>
+          <w:sz w:val="28"/>
+          <w:szCs w:val="28"/>
+        </w:rPr>
+        <w:t>Tuần</w:t>
+      </w:r>
+    </w:p>
+    <w:p>
+      <w:pPr>
+        <w:pStyle w:val="ListParagraph"/>
+        <w:numPr>
+          <w:ilvl w:val="2"/>
+          <w:numId w:val="16"/>
+        </w:numPr>
+        <w:rPr>
+          <w:rFonts w:ascii="Arial" w:hAnsi="Arial" w:cs="Arial"/>
+          <w:b/>
+          <w:bCs/>
+          <w:sz w:val="28"/>
+          <w:szCs w:val="28"/>
+        </w:rPr>
+      </w:pPr>
+      <w:r>
+        <w:rPr>
+          <w:rFonts w:ascii="Arial" w:hAnsi="Arial" w:cs="Arial"/>
+          <w:sz w:val="28"/>
+          <w:szCs w:val="28"/>
+        </w:rPr>
+        <w:t>Tháng</w:t>
+      </w:r>
+    </w:p>
+    <w:p>
+      <w:pPr>
+        <w:pStyle w:val="ListParagraph"/>
+        <w:numPr>
+          <w:ilvl w:val="2"/>
+          <w:numId w:val="16"/>
+        </w:numPr>
+        <w:rPr>
+          <w:rFonts w:ascii="Arial" w:hAnsi="Arial" w:cs="Arial"/>
+          <w:b/>
+          <w:bCs/>
+          <w:sz w:val="28"/>
+          <w:szCs w:val="28"/>
+        </w:rPr>
+      </w:pPr>
+      <w:r>
+        <w:rPr>
+          <w:rFonts w:ascii="Arial" w:hAnsi="Arial" w:cs="Arial"/>
+          <w:sz w:val="28"/>
+          <w:szCs w:val="28"/>
+        </w:rPr>
+        <w:t>Năm</w:t>
+      </w:r>
+    </w:p>
+    <w:p>
+      <w:pPr>
+        <w:pStyle w:val="ListParagraph"/>
+        <w:numPr>
+          <w:ilvl w:val="2"/>
+          <w:numId w:val="16"/>
+        </w:numPr>
+        <w:rPr>
+          <w:rFonts w:ascii="Arial" w:hAnsi="Arial" w:cs="Arial"/>
+          <w:b/>
+          <w:bCs/>
+          <w:sz w:val="28"/>
+          <w:szCs w:val="28"/>
+        </w:rPr>
+      </w:pPr>
+      <w:r>
+        <w:rPr>
+          <w:rFonts w:ascii="Arial" w:hAnsi="Arial" w:cs="Arial"/>
+          <w:sz w:val="28"/>
+          <w:szCs w:val="28"/>
+        </w:rPr>
+        <w:t>Chưa Thiết Lập</w:t>
+      </w:r>
+    </w:p>
+    <w:p>
+      <w:pPr>
+        <w:pStyle w:val="ListParagraph"/>
+        <w:numPr>
           <w:ilvl w:val="1"/>
           <w:numId w:val="16"/>
         </w:numPr>
@@ -3555,7 +4051,7 @@
           <w:sz w:val="28"/>
           <w:szCs w:val="28"/>
         </w:rPr>
-        <w:t>Phân Loại Danh Mục (Giống Chi Tiêu)</w:t>
+        <w:t>Nhắc Nhở Thanh Toán</w:t>
       </w:r>
       <w:r>
         <w:rPr>
@@ -3580,6 +4076,38 @@
       <w:pPr>
         <w:pStyle w:val="ListParagraph"/>
         <w:numPr>
+          <w:ilvl w:val="0"/>
+          <w:numId w:val="16"/>
+        </w:numPr>
+        <w:rPr>
+          <w:rFonts w:ascii="Arial" w:hAnsi="Arial" w:cs="Arial"/>
+          <w:b/>
+          <w:bCs/>
+          <w:sz w:val="28"/>
+          <w:szCs w:val="28"/>
+        </w:rPr>
+      </w:pPr>
+      <w:r>
+        <w:rPr>
+          <w:rFonts w:ascii="Arial" w:hAnsi="Arial" w:cs="Arial"/>
+          <w:sz w:val="28"/>
+          <w:szCs w:val="28"/>
+        </w:rPr>
+        <w:t>Quản Lý Ngân Sách</w:t>
+      </w:r>
+      <w:r>
+        <w:rPr>
+          <w:rFonts w:ascii="Arial" w:hAnsi="Arial" w:cs="Arial"/>
+          <w:sz w:val="28"/>
+          <w:szCs w:val="28"/>
+        </w:rPr>
+        <w:t xml:space="preserve"> </w:t>
+      </w:r>
+    </w:p>
+    <w:p>
+      <w:pPr>
+        <w:pStyle w:val="ListParagraph"/>
+        <w:numPr>
           <w:ilvl w:val="1"/>
           <w:numId w:val="16"/>
         </w:numPr>
@@ -3597,7 +4125,7 @@
           <w:sz w:val="28"/>
           <w:szCs w:val="28"/>
         </w:rPr>
-        <w:t>Lọc Ngân Sách Theo Danh Mục</w:t>
+        <w:t>Thêm - Xóa - Sửa Ngân Sách</w:t>
       </w:r>
       <w:r>
         <w:rPr>
@@ -3639,7 +4167,7 @@
           <w:sz w:val="28"/>
           <w:szCs w:val="28"/>
         </w:rPr>
-        <w:t>Thiết Lập Chu Kỳ Tái Lập</w:t>
+        <w:t>Phân Loại Danh Mục (Giống Chi Tiêu)</w:t>
       </w:r>
       <w:r>
         <w:rPr>
@@ -3664,134 +4192,6 @@
       <w:pPr>
         <w:pStyle w:val="ListParagraph"/>
         <w:numPr>
-          <w:ilvl w:val="2"/>
-          <w:numId w:val="16"/>
-        </w:numPr>
-        <w:rPr>
-          <w:rFonts w:ascii="Arial" w:hAnsi="Arial" w:cs="Arial"/>
-          <w:b/>
-          <w:bCs/>
-          <w:sz w:val="28"/>
-          <w:szCs w:val="28"/>
-        </w:rPr>
-      </w:pPr>
-      <w:r>
-        <w:rPr>
-          <w:rFonts w:ascii="Arial" w:hAnsi="Arial" w:cs="Arial"/>
-          <w:sz w:val="28"/>
-          <w:szCs w:val="28"/>
-        </w:rPr>
-        <w:t>Ngày</w:t>
-      </w:r>
-    </w:p>
-    <w:p>
-      <w:pPr>
-        <w:pStyle w:val="ListParagraph"/>
-        <w:numPr>
-          <w:ilvl w:val="2"/>
-          <w:numId w:val="16"/>
-        </w:numPr>
-        <w:rPr>
-          <w:rFonts w:ascii="Arial" w:hAnsi="Arial" w:cs="Arial"/>
-          <w:b/>
-          <w:bCs/>
-          <w:sz w:val="28"/>
-          <w:szCs w:val="28"/>
-        </w:rPr>
-      </w:pPr>
-      <w:r>
-        <w:rPr>
-          <w:rFonts w:ascii="Arial" w:hAnsi="Arial" w:cs="Arial"/>
-          <w:sz w:val="28"/>
-          <w:szCs w:val="28"/>
-        </w:rPr>
-        <w:t>Tuần</w:t>
-      </w:r>
-    </w:p>
-    <w:p>
-      <w:pPr>
-        <w:pStyle w:val="ListParagraph"/>
-        <w:numPr>
-          <w:ilvl w:val="2"/>
-          <w:numId w:val="16"/>
-        </w:numPr>
-        <w:rPr>
-          <w:rFonts w:ascii="Arial" w:hAnsi="Arial" w:cs="Arial"/>
-          <w:b/>
-          <w:bCs/>
-          <w:sz w:val="28"/>
-          <w:szCs w:val="28"/>
-        </w:rPr>
-      </w:pPr>
-      <w:r>
-        <w:rPr>
-          <w:rFonts w:ascii="Arial" w:hAnsi="Arial" w:cs="Arial"/>
-          <w:sz w:val="28"/>
-          <w:szCs w:val="28"/>
-        </w:rPr>
-        <w:t>Tháng</w:t>
-      </w:r>
-    </w:p>
-    <w:p>
-      <w:pPr>
-        <w:pStyle w:val="ListParagraph"/>
-        <w:numPr>
-          <w:ilvl w:val="2"/>
-          <w:numId w:val="16"/>
-        </w:numPr>
-        <w:rPr>
-          <w:rFonts w:ascii="Arial" w:hAnsi="Arial" w:cs="Arial"/>
-          <w:b/>
-          <w:bCs/>
-          <w:sz w:val="28"/>
-          <w:szCs w:val="28"/>
-        </w:rPr>
-      </w:pPr>
-      <w:r>
-        <w:rPr>
-          <w:rFonts w:ascii="Arial" w:hAnsi="Arial" w:cs="Arial"/>
-          <w:sz w:val="28"/>
-          <w:szCs w:val="28"/>
-        </w:rPr>
-        <w:t>Năm</w:t>
-      </w:r>
-    </w:p>
-    <w:p>
-      <w:pPr>
-        <w:pStyle w:val="ListParagraph"/>
-        <w:numPr>
-          <w:ilvl w:val="0"/>
-          <w:numId w:val="16"/>
-        </w:numPr>
-        <w:rPr>
-          <w:rFonts w:ascii="Arial" w:hAnsi="Arial" w:cs="Arial"/>
-          <w:b/>
-          <w:bCs/>
-          <w:sz w:val="28"/>
-          <w:szCs w:val="28"/>
-        </w:rPr>
-      </w:pPr>
-      <w:r>
-        <w:rPr>
-          <w:rFonts w:ascii="Arial" w:hAnsi="Arial" w:cs="Arial"/>
-          <w:sz w:val="28"/>
-          <w:szCs w:val="28"/>
-        </w:rPr>
-        <w:t>Cảnh Báo</w:t>
-      </w:r>
-      <w:r>
-        <w:rPr>
-          <w:rFonts w:ascii="Arial" w:hAnsi="Arial" w:cs="Arial"/>
-          <w:sz w:val="28"/>
-          <w:szCs w:val="28"/>
-        </w:rPr>
-        <w:t xml:space="preserve"> &amp; Nhắc Nhở</w:t>
-      </w:r>
-    </w:p>
-    <w:p>
-      <w:pPr>
-        <w:pStyle w:val="ListParagraph"/>
-        <w:numPr>
           <w:ilvl w:val="1"/>
           <w:numId w:val="16"/>
         </w:numPr>
@@ -3809,7 +4209,7 @@
           <w:sz w:val="28"/>
           <w:szCs w:val="28"/>
         </w:rPr>
-        <w:t>Bật Tắt Cảnh Báo &amp; Nhắc Nhở</w:t>
+        <w:t>Lọc Ngân Sách Theo Danh Mục</w:t>
       </w:r>
       <w:r>
         <w:rPr>
@@ -3851,7 +4251,7 @@
           <w:sz w:val="28"/>
           <w:szCs w:val="28"/>
         </w:rPr>
-        <w:t>Cảnh Báo Vượt Ngân Sách</w:t>
+        <w:t>Thiết Lập Chu Kỳ Tái Lập</w:t>
       </w:r>
       <w:r>
         <w:rPr>
@@ -3876,6 +4276,135 @@
       <w:pPr>
         <w:pStyle w:val="ListParagraph"/>
         <w:numPr>
+          <w:ilvl w:val="2"/>
+          <w:numId w:val="16"/>
+        </w:numPr>
+        <w:rPr>
+          <w:rFonts w:ascii="Arial" w:hAnsi="Arial" w:cs="Arial"/>
+          <w:b/>
+          <w:bCs/>
+          <w:sz w:val="28"/>
+          <w:szCs w:val="28"/>
+        </w:rPr>
+      </w:pPr>
+      <w:r>
+        <w:rPr>
+          <w:rFonts w:ascii="Arial" w:hAnsi="Arial" w:cs="Arial"/>
+          <w:sz w:val="28"/>
+          <w:szCs w:val="28"/>
+        </w:rPr>
+        <w:lastRenderedPageBreak/>
+        <w:t>Ngày</w:t>
+      </w:r>
+    </w:p>
+    <w:p>
+      <w:pPr>
+        <w:pStyle w:val="ListParagraph"/>
+        <w:numPr>
+          <w:ilvl w:val="2"/>
+          <w:numId w:val="16"/>
+        </w:numPr>
+        <w:rPr>
+          <w:rFonts w:ascii="Arial" w:hAnsi="Arial" w:cs="Arial"/>
+          <w:b/>
+          <w:bCs/>
+          <w:sz w:val="28"/>
+          <w:szCs w:val="28"/>
+        </w:rPr>
+      </w:pPr>
+      <w:r>
+        <w:rPr>
+          <w:rFonts w:ascii="Arial" w:hAnsi="Arial" w:cs="Arial"/>
+          <w:sz w:val="28"/>
+          <w:szCs w:val="28"/>
+        </w:rPr>
+        <w:t>Tuần</w:t>
+      </w:r>
+    </w:p>
+    <w:p>
+      <w:pPr>
+        <w:pStyle w:val="ListParagraph"/>
+        <w:numPr>
+          <w:ilvl w:val="2"/>
+          <w:numId w:val="16"/>
+        </w:numPr>
+        <w:rPr>
+          <w:rFonts w:ascii="Arial" w:hAnsi="Arial" w:cs="Arial"/>
+          <w:b/>
+          <w:bCs/>
+          <w:sz w:val="28"/>
+          <w:szCs w:val="28"/>
+        </w:rPr>
+      </w:pPr>
+      <w:r>
+        <w:rPr>
+          <w:rFonts w:ascii="Arial" w:hAnsi="Arial" w:cs="Arial"/>
+          <w:sz w:val="28"/>
+          <w:szCs w:val="28"/>
+        </w:rPr>
+        <w:t>Tháng</w:t>
+      </w:r>
+    </w:p>
+    <w:p>
+      <w:pPr>
+        <w:pStyle w:val="ListParagraph"/>
+        <w:numPr>
+          <w:ilvl w:val="2"/>
+          <w:numId w:val="16"/>
+        </w:numPr>
+        <w:rPr>
+          <w:rFonts w:ascii="Arial" w:hAnsi="Arial" w:cs="Arial"/>
+          <w:b/>
+          <w:bCs/>
+          <w:sz w:val="28"/>
+          <w:szCs w:val="28"/>
+        </w:rPr>
+      </w:pPr>
+      <w:r>
+        <w:rPr>
+          <w:rFonts w:ascii="Arial" w:hAnsi="Arial" w:cs="Arial"/>
+          <w:sz w:val="28"/>
+          <w:szCs w:val="28"/>
+        </w:rPr>
+        <w:t>Năm</w:t>
+      </w:r>
+    </w:p>
+    <w:p>
+      <w:pPr>
+        <w:pStyle w:val="ListParagraph"/>
+        <w:numPr>
+          <w:ilvl w:val="0"/>
+          <w:numId w:val="16"/>
+        </w:numPr>
+        <w:rPr>
+          <w:rFonts w:ascii="Arial" w:hAnsi="Arial" w:cs="Arial"/>
+          <w:b/>
+          <w:bCs/>
+          <w:sz w:val="28"/>
+          <w:szCs w:val="28"/>
+        </w:rPr>
+      </w:pPr>
+      <w:r>
+        <w:rPr>
+          <w:rFonts w:ascii="Arial" w:hAnsi="Arial" w:cs="Arial"/>
+          <w:sz w:val="28"/>
+          <w:szCs w:val="28"/>
+        </w:rPr>
+        <w:t>Cảnh Báo</w:t>
+      </w:r>
+      <w:r>
+        <w:rPr>
+          <w:rFonts w:ascii="Arial" w:hAnsi="Arial" w:cs="Arial"/>
+          <w:sz w:val="28"/>
+          <w:szCs w:val="28"/>
+        </w:rPr>
+        <w:t xml:space="preserve"> &amp; Nhắc Nhở</w:t>
+      </w:r>
+    </w:p>
+    <w:p>
+      <w:pPr>
+        <w:pStyle w:val="ListParagraph"/>
+        <w:numPr>
           <w:ilvl w:val="1"/>
           <w:numId w:val="16"/>
         </w:numPr>
@@ -3893,7 +4422,7 @@
           <w:sz w:val="28"/>
           <w:szCs w:val="28"/>
         </w:rPr>
-        <w:t>Nhắc Đến Hạn Thanh Toán</w:t>
+        <w:t>Bật Tắt Cảnh Báo &amp; Nhắc Nhở</w:t>
       </w:r>
       <w:r>
         <w:rPr>
@@ -3918,30 +4447,6 @@
       <w:pPr>
         <w:pStyle w:val="ListParagraph"/>
         <w:numPr>
-          <w:ilvl w:val="0"/>
-          <w:numId w:val="16"/>
-        </w:numPr>
-        <w:rPr>
-          <w:rFonts w:ascii="Arial" w:hAnsi="Arial" w:cs="Arial"/>
-          <w:b/>
-          <w:bCs/>
-          <w:sz w:val="28"/>
-          <w:szCs w:val="28"/>
-        </w:rPr>
-      </w:pPr>
-      <w:r>
-        <w:rPr>
-          <w:rFonts w:ascii="Arial" w:hAnsi="Arial" w:cs="Arial"/>
-          <w:sz w:val="28"/>
-          <w:szCs w:val="28"/>
-        </w:rPr>
-        <w:t>Báo Cáo - Thống Kê</w:t>
-      </w:r>
-    </w:p>
-    <w:p>
-      <w:pPr>
-        <w:pStyle w:val="ListParagraph"/>
-        <w:numPr>
           <w:ilvl w:val="1"/>
           <w:numId w:val="16"/>
         </w:numPr>
@@ -3959,23 +4464,7 @@
           <w:sz w:val="28"/>
           <w:szCs w:val="28"/>
         </w:rPr>
-        <w:t xml:space="preserve">Xem Báo Cáo Chi Tiết Theo </w:t>
-      </w:r>
-      <w:r>
-        <w:rPr>
-          <w:rFonts w:ascii="Arial" w:hAnsi="Arial" w:cs="Arial"/>
-          <w:sz w:val="28"/>
-          <w:szCs w:val="28"/>
-        </w:rPr>
-        <w:t xml:space="preserve">Ngày - </w:t>
-      </w:r>
-      <w:r>
-        <w:rPr>
-          <w:rFonts w:ascii="Arial" w:hAnsi="Arial" w:cs="Arial"/>
-          <w:sz w:val="28"/>
-          <w:szCs w:val="28"/>
-        </w:rPr>
-        <w:t>Tuần - Tháng - Năm</w:t>
+        <w:t>Cảnh Báo Vượt Ngân Sách</w:t>
       </w:r>
       <w:r>
         <w:rPr>
@@ -4017,7 +4506,7 @@
           <w:sz w:val="28"/>
           <w:szCs w:val="28"/>
         </w:rPr>
-        <w:t>Hiển Thị Biểu Đồ Trực Quan</w:t>
+        <w:t>Nhắc Đến Hạn Thanh Toán</w:t>
       </w:r>
       <w:r>
         <w:rPr>
@@ -4042,6 +4531,30 @@
       <w:pPr>
         <w:pStyle w:val="ListParagraph"/>
         <w:numPr>
+          <w:ilvl w:val="0"/>
+          <w:numId w:val="16"/>
+        </w:numPr>
+        <w:rPr>
+          <w:rFonts w:ascii="Arial" w:hAnsi="Arial" w:cs="Arial"/>
+          <w:b/>
+          <w:bCs/>
+          <w:sz w:val="28"/>
+          <w:szCs w:val="28"/>
+        </w:rPr>
+      </w:pPr>
+      <w:r>
+        <w:rPr>
+          <w:rFonts w:ascii="Arial" w:hAnsi="Arial" w:cs="Arial"/>
+          <w:sz w:val="28"/>
+          <w:szCs w:val="28"/>
+        </w:rPr>
+        <w:t>Báo Cáo - Thống Kê</w:t>
+      </w:r>
+    </w:p>
+    <w:p>
+      <w:pPr>
+        <w:pStyle w:val="ListParagraph"/>
+        <w:numPr>
           <w:ilvl w:val="1"/>
           <w:numId w:val="16"/>
         </w:numPr>
@@ -4059,7 +4572,23 @@
           <w:sz w:val="28"/>
           <w:szCs w:val="28"/>
         </w:rPr>
-        <w:t>Thống Kê Theo Danh Mục</w:t>
+        <w:t xml:space="preserve">Xem Báo Cáo Chi Tiết Theo </w:t>
+      </w:r>
+      <w:r>
+        <w:rPr>
+          <w:rFonts w:ascii="Arial" w:hAnsi="Arial" w:cs="Arial"/>
+          <w:sz w:val="28"/>
+          <w:szCs w:val="28"/>
+        </w:rPr>
+        <w:t xml:space="preserve">Ngày - </w:t>
+      </w:r>
+      <w:r>
+        <w:rPr>
+          <w:rFonts w:ascii="Arial" w:hAnsi="Arial" w:cs="Arial"/>
+          <w:sz w:val="28"/>
+          <w:szCs w:val="28"/>
+        </w:rPr>
+        <w:t>Tuần - Tháng - Năm</w:t>
       </w:r>
       <w:r>
         <w:rPr>
@@ -4101,7 +4630,7 @@
           <w:sz w:val="28"/>
           <w:szCs w:val="28"/>
         </w:rPr>
-        <w:t>Thống Kê Theo Nguồn Tiền</w:t>
+        <w:t>Hiển Thị Biểu Đồ Trực Quan</w:t>
       </w:r>
       <w:r>
         <w:rPr>
@@ -4143,7 +4672,7 @@
           <w:sz w:val="28"/>
           <w:szCs w:val="28"/>
         </w:rPr>
-        <w:t>Xem Tổng Thu / Tổng Chi</w:t>
+        <w:t>Thống Kê Theo Danh Mục</w:t>
       </w:r>
       <w:r>
         <w:rPr>
@@ -4161,7 +4690,39 @@
           <w:sz w:val="20"/>
           <w:szCs w:val="20"/>
         </w:rPr>
-        <w:t>(</w:t>
+        <w:t>(v1)</w:t>
+      </w:r>
+    </w:p>
+    <w:p>
+      <w:pPr>
+        <w:pStyle w:val="ListParagraph"/>
+        <w:numPr>
+          <w:ilvl w:val="1"/>
+          <w:numId w:val="16"/>
+        </w:numPr>
+        <w:rPr>
+          <w:rFonts w:ascii="Arial" w:hAnsi="Arial" w:cs="Arial"/>
+          <w:b/>
+          <w:bCs/>
+          <w:sz w:val="28"/>
+          <w:szCs w:val="28"/>
+        </w:rPr>
+      </w:pPr>
+      <w:r>
+        <w:rPr>
+          <w:rFonts w:ascii="Arial" w:hAnsi="Arial" w:cs="Arial"/>
+          <w:sz w:val="28"/>
+          <w:szCs w:val="28"/>
+        </w:rPr>
+        <w:t>Thống Kê Theo Nguồn Tiền</w:t>
+      </w:r>
+      <w:r>
+        <w:rPr>
+          <w:rFonts w:ascii="Arial" w:hAnsi="Arial" w:cs="Arial"/>
+          <w:sz w:val="28"/>
+          <w:szCs w:val="28"/>
+        </w:rPr>
+        <w:t xml:space="preserve"> </w:t>
       </w:r>
       <w:r>
         <w:rPr>
@@ -4171,7 +4732,39 @@
           <w:sz w:val="20"/>
           <w:szCs w:val="20"/>
         </w:rPr>
-        <w:t>future</w:t>
+        <w:t>(v1)</w:t>
+      </w:r>
+    </w:p>
+    <w:p>
+      <w:pPr>
+        <w:pStyle w:val="ListParagraph"/>
+        <w:numPr>
+          <w:ilvl w:val="1"/>
+          <w:numId w:val="16"/>
+        </w:numPr>
+        <w:rPr>
+          <w:rFonts w:ascii="Arial" w:hAnsi="Arial" w:cs="Arial"/>
+          <w:b/>
+          <w:bCs/>
+          <w:sz w:val="28"/>
+          <w:szCs w:val="28"/>
+        </w:rPr>
+      </w:pPr>
+      <w:r>
+        <w:rPr>
+          <w:rFonts w:ascii="Arial" w:hAnsi="Arial" w:cs="Arial"/>
+          <w:sz w:val="28"/>
+          <w:szCs w:val="28"/>
+        </w:rPr>
+        <w:t>Xem Tổng Thu / Tổng Chi</w:t>
+      </w:r>
+      <w:r>
+        <w:rPr>
+          <w:rFonts w:ascii="Arial" w:hAnsi="Arial" w:cs="Arial"/>
+          <w:sz w:val="28"/>
+          <w:szCs w:val="28"/>
+        </w:rPr>
+        <w:t xml:space="preserve"> </w:t>
       </w:r>
       <w:r>
         <w:rPr>
@@ -4181,55 +4774,7 @@
           <w:sz w:val="20"/>
           <w:szCs w:val="20"/>
         </w:rPr>
-        <w:t>)</w:t>
-      </w:r>
-    </w:p>
-    <w:p>
-      <w:pPr>
-        <w:pStyle w:val="ListParagraph"/>
-        <w:numPr>
-          <w:ilvl w:val="1"/>
-          <w:numId w:val="16"/>
-        </w:numPr>
-        <w:rPr>
-          <w:rFonts w:ascii="Arial" w:hAnsi="Arial" w:cs="Arial"/>
-          <w:b/>
-          <w:bCs/>
-          <w:sz w:val="28"/>
-          <w:szCs w:val="28"/>
-        </w:rPr>
-      </w:pPr>
-      <w:r>
-        <w:rPr>
-          <w:rFonts w:ascii="Arial" w:hAnsi="Arial" w:cs="Arial"/>
-          <w:sz w:val="28"/>
-          <w:szCs w:val="28"/>
-        </w:rPr>
-        <w:t>Xuất File (</w:t>
-      </w:r>
-      <w:r>
-        <w:rPr>
-          <w:rFonts w:ascii="Arial" w:hAnsi="Arial" w:cs="Arial"/>
-          <w:sz w:val="28"/>
-          <w:szCs w:val="28"/>
-        </w:rPr>
-        <w:t>CSV</w:t>
-      </w:r>
-      <w:r>
-        <w:rPr>
-          <w:rFonts w:ascii="Arial" w:hAnsi="Arial" w:cs="Arial"/>
-          <w:sz w:val="28"/>
-          <w:szCs w:val="28"/>
-        </w:rPr>
-        <w:t>)</w:t>
-      </w:r>
-      <w:r>
-        <w:rPr>
-          <w:rFonts w:ascii="Arial" w:hAnsi="Arial" w:cs="Arial"/>
-          <w:sz w:val="28"/>
-          <w:szCs w:val="28"/>
-        </w:rPr>
-        <w:t xml:space="preserve"> </w:t>
+        <w:t>(</w:t>
       </w:r>
       <w:r>
         <w:rPr>
@@ -4239,7 +4784,7 @@
           <w:sz w:val="20"/>
           <w:szCs w:val="20"/>
         </w:rPr>
-        <w:t>(</w:t>
+        <w:t>future</w:t>
       </w:r>
       <w:r>
         <w:rPr>
@@ -4249,7 +4794,55 @@
           <w:sz w:val="20"/>
           <w:szCs w:val="20"/>
         </w:rPr>
-        <w:t>future</w:t>
+        <w:t>)</w:t>
+      </w:r>
+    </w:p>
+    <w:p>
+      <w:pPr>
+        <w:pStyle w:val="ListParagraph"/>
+        <w:numPr>
+          <w:ilvl w:val="1"/>
+          <w:numId w:val="16"/>
+        </w:numPr>
+        <w:rPr>
+          <w:rFonts w:ascii="Arial" w:hAnsi="Arial" w:cs="Arial"/>
+          <w:b/>
+          <w:bCs/>
+          <w:sz w:val="28"/>
+          <w:szCs w:val="28"/>
+        </w:rPr>
+      </w:pPr>
+      <w:r>
+        <w:rPr>
+          <w:rFonts w:ascii="Arial" w:hAnsi="Arial" w:cs="Arial"/>
+          <w:sz w:val="28"/>
+          <w:szCs w:val="28"/>
+        </w:rPr>
+        <w:t>Xuất File (</w:t>
+      </w:r>
+      <w:r>
+        <w:rPr>
+          <w:rFonts w:ascii="Arial" w:hAnsi="Arial" w:cs="Arial"/>
+          <w:sz w:val="28"/>
+          <w:szCs w:val="28"/>
+        </w:rPr>
+        <w:t>CSV</w:t>
+      </w:r>
+      <w:r>
+        <w:rPr>
+          <w:rFonts w:ascii="Arial" w:hAnsi="Arial" w:cs="Arial"/>
+          <w:sz w:val="28"/>
+          <w:szCs w:val="28"/>
+        </w:rPr>
+        <w:t>)</w:t>
+      </w:r>
+      <w:r>
+        <w:rPr>
+          <w:rFonts w:ascii="Arial" w:hAnsi="Arial" w:cs="Arial"/>
+          <w:sz w:val="28"/>
+          <w:szCs w:val="28"/>
+        </w:rPr>
+        <w:t xml:space="preserve"> </w:t>
       </w:r>
       <w:r>
         <w:rPr>
@@ -4259,71 +4852,7 @@
           <w:sz w:val="20"/>
           <w:szCs w:val="20"/>
         </w:rPr>
-        <w:t>)</w:t>
-      </w:r>
-    </w:p>
-    <w:p>
-      <w:pPr>
-        <w:pStyle w:val="ListParagraph"/>
-        <w:numPr>
-          <w:ilvl w:val="0"/>
-          <w:numId w:val="16"/>
-        </w:numPr>
-        <w:rPr>
-          <w:rFonts w:ascii="Arial" w:hAnsi="Arial" w:cs="Arial"/>
-          <w:b/>
-          <w:bCs/>
-          <w:sz w:val="28"/>
-          <w:szCs w:val="28"/>
-        </w:rPr>
-      </w:pPr>
-      <w:r>
-        <w:rPr>
-          <w:rFonts w:ascii="Arial" w:hAnsi="Arial" w:cs="Arial"/>
-          <w:sz w:val="28"/>
-          <w:szCs w:val="28"/>
-        </w:rPr>
-        <w:t>Dashboard</w:t>
-      </w:r>
-      <w:r>
-        <w:rPr>
-          <w:rFonts w:ascii="Arial" w:hAnsi="Arial" w:cs="Arial"/>
-          <w:sz w:val="28"/>
-          <w:szCs w:val="28"/>
-        </w:rPr>
-        <w:t xml:space="preserve"> </w:t>
-      </w:r>
-    </w:p>
-    <w:p>
-      <w:pPr>
-        <w:pStyle w:val="ListParagraph"/>
-        <w:numPr>
-          <w:ilvl w:val="1"/>
-          <w:numId w:val="16"/>
-        </w:numPr>
-        <w:rPr>
-          <w:rFonts w:ascii="Arial" w:hAnsi="Arial" w:cs="Arial"/>
-          <w:b/>
-          <w:bCs/>
-          <w:sz w:val="28"/>
-          <w:szCs w:val="28"/>
-        </w:rPr>
-      </w:pPr>
-      <w:r>
-        <w:rPr>
-          <w:rFonts w:ascii="Arial" w:hAnsi="Arial" w:cs="Arial"/>
-          <w:sz w:val="28"/>
-          <w:szCs w:val="28"/>
-        </w:rPr>
-        <w:t>Hiển Thị Tổng Quan Tài Chính</w:t>
-      </w:r>
-      <w:r>
-        <w:rPr>
-          <w:rFonts w:ascii="Arial" w:hAnsi="Arial" w:cs="Arial"/>
-          <w:sz w:val="28"/>
-          <w:szCs w:val="28"/>
-        </w:rPr>
-        <w:t xml:space="preserve"> </w:t>
+        <w:t>(</w:t>
       </w:r>
       <w:r>
         <w:rPr>
@@ -4333,39 +4862,7 @@
           <w:sz w:val="20"/>
           <w:szCs w:val="20"/>
         </w:rPr>
-        <w:t>(v1)</w:t>
-      </w:r>
-    </w:p>
-    <w:p>
-      <w:pPr>
-        <w:pStyle w:val="ListParagraph"/>
-        <w:numPr>
-          <w:ilvl w:val="1"/>
-          <w:numId w:val="16"/>
-        </w:numPr>
-        <w:rPr>
-          <w:rFonts w:ascii="Arial" w:hAnsi="Arial" w:cs="Arial"/>
-          <w:b/>
-          <w:bCs/>
-          <w:sz w:val="28"/>
-          <w:szCs w:val="28"/>
-        </w:rPr>
-      </w:pPr>
-      <w:r>
-        <w:rPr>
-          <w:rFonts w:ascii="Arial" w:hAnsi="Arial" w:cs="Arial"/>
-          <w:sz w:val="28"/>
-          <w:szCs w:val="28"/>
-        </w:rPr>
-        <w:t>Hiển Thị Tổng Thu / Tổng Chi</w:t>
-      </w:r>
-      <w:r>
-        <w:rPr>
-          <w:rFonts w:ascii="Arial" w:hAnsi="Arial" w:cs="Arial"/>
-          <w:sz w:val="28"/>
-          <w:szCs w:val="28"/>
-        </w:rPr>
-        <w:t xml:space="preserve"> </w:t>
+        <w:t>future</w:t>
       </w:r>
       <w:r>
         <w:rPr>
@@ -4375,7 +4872,39 @@
           <w:sz w:val="20"/>
           <w:szCs w:val="20"/>
         </w:rPr>
-        <w:t>(v1)</w:t>
+        <w:t>)</w:t>
+      </w:r>
+    </w:p>
+    <w:p>
+      <w:pPr>
+        <w:pStyle w:val="ListParagraph"/>
+        <w:numPr>
+          <w:ilvl w:val="0"/>
+          <w:numId w:val="16"/>
+        </w:numPr>
+        <w:rPr>
+          <w:rFonts w:ascii="Arial" w:hAnsi="Arial" w:cs="Arial"/>
+          <w:b/>
+          <w:bCs/>
+          <w:sz w:val="28"/>
+          <w:szCs w:val="28"/>
+        </w:rPr>
+      </w:pPr>
+      <w:r>
+        <w:rPr>
+          <w:rFonts w:ascii="Arial" w:hAnsi="Arial" w:cs="Arial"/>
+          <w:sz w:val="28"/>
+          <w:szCs w:val="28"/>
+        </w:rPr>
+        <w:t>Dashboard</w:t>
+      </w:r>
+      <w:r>
+        <w:rPr>
+          <w:rFonts w:ascii="Arial" w:hAnsi="Arial" w:cs="Arial"/>
+          <w:sz w:val="28"/>
+          <w:szCs w:val="28"/>
+        </w:rPr>
+        <w:t xml:space="preserve"> </w:t>
       </w:r>
     </w:p>
     <w:p>
@@ -4399,7 +4928,7 @@
           <w:sz w:val="28"/>
           <w:szCs w:val="28"/>
         </w:rPr>
-        <w:t>Hiển Thị Số Dư Hiện Tại</w:t>
+        <w:t>Hiển Thị Tổng Quan Tài Chính</w:t>
       </w:r>
       <w:r>
         <w:rPr>
@@ -4441,7 +4970,7 @@
           <w:sz w:val="28"/>
           <w:szCs w:val="28"/>
         </w:rPr>
-        <w:t>Hiển Thị Giao Dịch Gần Đây</w:t>
+        <w:t>Hiển Thị Tổng Thu / Tổng Chi</w:t>
       </w:r>
       <w:r>
         <w:rPr>
@@ -4466,38 +4995,6 @@
       <w:pPr>
         <w:pStyle w:val="ListParagraph"/>
         <w:numPr>
-          <w:ilvl w:val="0"/>
-          <w:numId w:val="16"/>
-        </w:numPr>
-        <w:rPr>
-          <w:rFonts w:ascii="Arial" w:hAnsi="Arial" w:cs="Arial"/>
-          <w:b/>
-          <w:bCs/>
-          <w:sz w:val="28"/>
-          <w:szCs w:val="28"/>
-        </w:rPr>
-      </w:pPr>
-      <w:r>
-        <w:rPr>
-          <w:rFonts w:ascii="Arial" w:hAnsi="Arial" w:cs="Arial"/>
-          <w:sz w:val="28"/>
-          <w:szCs w:val="28"/>
-        </w:rPr>
-        <w:t>Sao Lưu &amp; Khôi Phục Dữ Liệu</w:t>
-      </w:r>
-      <w:r>
-        <w:rPr>
-          <w:rFonts w:ascii="Arial" w:hAnsi="Arial" w:cs="Arial"/>
-          <w:sz w:val="28"/>
-          <w:szCs w:val="28"/>
-        </w:rPr>
-        <w:t xml:space="preserve"> </w:t>
-      </w:r>
-    </w:p>
-    <w:p>
-      <w:pPr>
-        <w:pStyle w:val="ListParagraph"/>
-        <w:numPr>
           <w:ilvl w:val="1"/>
           <w:numId w:val="16"/>
         </w:numPr>
@@ -4515,7 +5012,7 @@
           <w:sz w:val="28"/>
           <w:szCs w:val="28"/>
         </w:rPr>
-        <w:t>Xuất Dữ Liệu</w:t>
+        <w:t>Hiển Thị Số Dư Hiện Tại</w:t>
       </w:r>
       <w:r>
         <w:rPr>
@@ -4533,7 +5030,39 @@
           <w:sz w:val="20"/>
           <w:szCs w:val="20"/>
         </w:rPr>
-        <w:t>(</w:t>
+        <w:t>(v1)</w:t>
+      </w:r>
+    </w:p>
+    <w:p>
+      <w:pPr>
+        <w:pStyle w:val="ListParagraph"/>
+        <w:numPr>
+          <w:ilvl w:val="1"/>
+          <w:numId w:val="16"/>
+        </w:numPr>
+        <w:rPr>
+          <w:rFonts w:ascii="Arial" w:hAnsi="Arial" w:cs="Arial"/>
+          <w:b/>
+          <w:bCs/>
+          <w:sz w:val="28"/>
+          <w:szCs w:val="28"/>
+        </w:rPr>
+      </w:pPr>
+      <w:r>
+        <w:rPr>
+          <w:rFonts w:ascii="Arial" w:hAnsi="Arial" w:cs="Arial"/>
+          <w:sz w:val="28"/>
+          <w:szCs w:val="28"/>
+        </w:rPr>
+        <w:t>Hiển Thị Giao Dịch Gần Đây</w:t>
+      </w:r>
+      <w:r>
+        <w:rPr>
+          <w:rFonts w:ascii="Arial" w:hAnsi="Arial" w:cs="Arial"/>
+          <w:sz w:val="28"/>
+          <w:szCs w:val="28"/>
+        </w:rPr>
+        <w:t xml:space="preserve"> </w:t>
       </w:r>
       <w:r>
         <w:rPr>
@@ -4543,7 +5072,71 @@
           <w:sz w:val="20"/>
           <w:szCs w:val="20"/>
         </w:rPr>
-        <w:t>future</w:t>
+        <w:t>(v1)</w:t>
+      </w:r>
+    </w:p>
+    <w:p>
+      <w:pPr>
+        <w:pStyle w:val="ListParagraph"/>
+        <w:numPr>
+          <w:ilvl w:val="0"/>
+          <w:numId w:val="16"/>
+        </w:numPr>
+        <w:rPr>
+          <w:rFonts w:ascii="Arial" w:hAnsi="Arial" w:cs="Arial"/>
+          <w:b/>
+          <w:bCs/>
+          <w:sz w:val="28"/>
+          <w:szCs w:val="28"/>
+        </w:rPr>
+      </w:pPr>
+      <w:r>
+        <w:rPr>
+          <w:rFonts w:ascii="Arial" w:hAnsi="Arial" w:cs="Arial"/>
+          <w:sz w:val="28"/>
+          <w:szCs w:val="28"/>
+        </w:rPr>
+        <w:t>Sao Lưu &amp; Khôi Phục Dữ Liệu</w:t>
+      </w:r>
+      <w:r>
+        <w:rPr>
+          <w:rFonts w:ascii="Arial" w:hAnsi="Arial" w:cs="Arial"/>
+          <w:sz w:val="28"/>
+          <w:szCs w:val="28"/>
+        </w:rPr>
+        <w:t xml:space="preserve"> </w:t>
+      </w:r>
+    </w:p>
+    <w:p>
+      <w:pPr>
+        <w:pStyle w:val="ListParagraph"/>
+        <w:numPr>
+          <w:ilvl w:val="1"/>
+          <w:numId w:val="16"/>
+        </w:numPr>
+        <w:rPr>
+          <w:rFonts w:ascii="Arial" w:hAnsi="Arial" w:cs="Arial"/>
+          <w:b/>
+          <w:bCs/>
+          <w:sz w:val="28"/>
+          <w:szCs w:val="28"/>
+        </w:rPr>
+      </w:pPr>
+      <w:r>
+        <w:rPr>
+          <w:rFonts w:ascii="Arial" w:hAnsi="Arial" w:cs="Arial"/>
+          <w:sz w:val="28"/>
+          <w:szCs w:val="28"/>
+        </w:rPr>
+        <w:t>Xuất Dữ Liệu</w:t>
+      </w:r>
+      <w:r>
+        <w:rPr>
+          <w:rFonts w:ascii="Arial" w:hAnsi="Arial" w:cs="Arial"/>
+          <w:sz w:val="28"/>
+          <w:szCs w:val="28"/>
+        </w:rPr>
+        <w:t xml:space="preserve"> </w:t>
       </w:r>
       <w:r>
         <w:rPr>
@@ -4553,39 +5146,7 @@
           <w:sz w:val="20"/>
           <w:szCs w:val="20"/>
         </w:rPr>
-        <w:t>)</w:t>
-      </w:r>
-    </w:p>
-    <w:p>
-      <w:pPr>
-        <w:pStyle w:val="ListParagraph"/>
-        <w:numPr>
-          <w:ilvl w:val="1"/>
-          <w:numId w:val="16"/>
-        </w:numPr>
-        <w:rPr>
-          <w:rFonts w:ascii="Arial" w:hAnsi="Arial" w:cs="Arial"/>
-          <w:b/>
-          <w:bCs/>
-          <w:sz w:val="28"/>
-          <w:szCs w:val="28"/>
-        </w:rPr>
-      </w:pPr>
-      <w:r>
-        <w:rPr>
-          <w:rFonts w:ascii="Arial" w:hAnsi="Arial" w:cs="Arial"/>
-          <w:sz w:val="28"/>
-          <w:szCs w:val="28"/>
-        </w:rPr>
-        <w:t>Nhập Dữ Liệu</w:t>
-      </w:r>
-      <w:r>
-        <w:rPr>
-          <w:rFonts w:ascii="Arial" w:hAnsi="Arial" w:cs="Arial"/>
-          <w:sz w:val="28"/>
-          <w:szCs w:val="28"/>
-        </w:rPr>
-        <w:t xml:space="preserve"> </w:t>
+        <w:t>(</w:t>
       </w:r>
       <w:r>
         <w:rPr>
@@ -4595,7 +5156,7 @@
           <w:sz w:val="20"/>
           <w:szCs w:val="20"/>
         </w:rPr>
-        <w:t>(</w:t>
+        <w:t>future</w:t>
       </w:r>
       <w:r>
         <w:rPr>
@@ -4605,7 +5166,39 @@
           <w:sz w:val="20"/>
           <w:szCs w:val="20"/>
         </w:rPr>
-        <w:t>future</w:t>
+        <w:t>)</w:t>
+      </w:r>
+    </w:p>
+    <w:p>
+      <w:pPr>
+        <w:pStyle w:val="ListParagraph"/>
+        <w:numPr>
+          <w:ilvl w:val="1"/>
+          <w:numId w:val="16"/>
+        </w:numPr>
+        <w:rPr>
+          <w:rFonts w:ascii="Arial" w:hAnsi="Arial" w:cs="Arial"/>
+          <w:b/>
+          <w:bCs/>
+          <w:sz w:val="28"/>
+          <w:szCs w:val="28"/>
+        </w:rPr>
+      </w:pPr>
+      <w:r>
+        <w:rPr>
+          <w:rFonts w:ascii="Arial" w:hAnsi="Arial" w:cs="Arial"/>
+          <w:sz w:val="28"/>
+          <w:szCs w:val="28"/>
+        </w:rPr>
+        <w:t>Nhập Dữ Liệu</w:t>
+      </w:r>
+      <w:r>
+        <w:rPr>
+          <w:rFonts w:ascii="Arial" w:hAnsi="Arial" w:cs="Arial"/>
+          <w:sz w:val="28"/>
+          <w:szCs w:val="28"/>
+        </w:rPr>
+        <w:t xml:space="preserve"> </w:t>
       </w:r>
       <w:r>
         <w:rPr>
@@ -4615,39 +5208,7 @@
           <w:sz w:val="20"/>
           <w:szCs w:val="20"/>
         </w:rPr>
-        <w:t>)</w:t>
-      </w:r>
-    </w:p>
-    <w:p>
-      <w:pPr>
-        <w:pStyle w:val="ListParagraph"/>
-        <w:numPr>
-          <w:ilvl w:val="1"/>
-          <w:numId w:val="16"/>
-        </w:numPr>
-        <w:rPr>
-          <w:rFonts w:ascii="Arial" w:hAnsi="Arial" w:cs="Arial"/>
-          <w:b/>
-          <w:bCs/>
-          <w:sz w:val="28"/>
-          <w:szCs w:val="28"/>
-        </w:rPr>
-      </w:pPr>
-      <w:r>
-        <w:rPr>
-          <w:rFonts w:ascii="Arial" w:hAnsi="Arial" w:cs="Arial"/>
-          <w:sz w:val="28"/>
-          <w:szCs w:val="28"/>
-        </w:rPr>
-        <w:t>Khôi Phục Dữ Liệu Từ File Backup</w:t>
-      </w:r>
-      <w:r>
-        <w:rPr>
-          <w:rFonts w:ascii="Arial" w:hAnsi="Arial" w:cs="Arial"/>
-          <w:sz w:val="28"/>
-          <w:szCs w:val="28"/>
-        </w:rPr>
-        <w:t xml:space="preserve"> </w:t>
+        <w:t>(</w:t>
       </w:r>
       <w:r>
         <w:rPr>
@@ -4657,7 +5218,7 @@
           <w:sz w:val="20"/>
           <w:szCs w:val="20"/>
         </w:rPr>
-        <w:t>(</w:t>
+        <w:t>future</w:t>
       </w:r>
       <w:r>
         <w:rPr>
@@ -4667,7 +5228,39 @@
           <w:sz w:val="20"/>
           <w:szCs w:val="20"/>
         </w:rPr>
-        <w:t>future</w:t>
+        <w:t>)</w:t>
+      </w:r>
+    </w:p>
+    <w:p>
+      <w:pPr>
+        <w:pStyle w:val="ListParagraph"/>
+        <w:numPr>
+          <w:ilvl w:val="1"/>
+          <w:numId w:val="16"/>
+        </w:numPr>
+        <w:rPr>
+          <w:rFonts w:ascii="Arial" w:hAnsi="Arial" w:cs="Arial"/>
+          <w:b/>
+          <w:bCs/>
+          <w:sz w:val="28"/>
+          <w:szCs w:val="28"/>
+        </w:rPr>
+      </w:pPr>
+      <w:r>
+        <w:rPr>
+          <w:rFonts w:ascii="Arial" w:hAnsi="Arial" w:cs="Arial"/>
+          <w:sz w:val="28"/>
+          <w:szCs w:val="28"/>
+        </w:rPr>
+        <w:t>Khôi Phục Dữ Liệu Từ File Backup</w:t>
+      </w:r>
+      <w:r>
+        <w:rPr>
+          <w:rFonts w:ascii="Arial" w:hAnsi="Arial" w:cs="Arial"/>
+          <w:sz w:val="28"/>
+          <w:szCs w:val="28"/>
+        </w:rPr>
+        <w:t xml:space="preserve"> </w:t>
       </w:r>
       <w:r>
         <w:rPr>
@@ -4677,6 +5270,26 @@
           <w:sz w:val="20"/>
           <w:szCs w:val="20"/>
         </w:rPr>
+        <w:t>(</w:t>
+      </w:r>
+      <w:r>
+        <w:rPr>
+          <w:rFonts w:ascii="Arial" w:hAnsi="Arial" w:cs="Arial"/>
+          <w:i/>
+          <w:iCs/>
+          <w:sz w:val="20"/>
+          <w:szCs w:val="20"/>
+        </w:rPr>
+        <w:t>future</w:t>
+      </w:r>
+      <w:r>
+        <w:rPr>
+          <w:rFonts w:ascii="Arial" w:hAnsi="Arial" w:cs="Arial"/>
+          <w:i/>
+          <w:iCs/>
+          <w:sz w:val="20"/>
+          <w:szCs w:val="20"/>
+        </w:rPr>
         <w:t>)</w:t>
       </w:r>
     </w:p>
@@ -4720,6 +5333,183 @@
           <w:szCs w:val="28"/>
         </w:rPr>
       </w:pPr>
+      <w:r>
+        <w:rPr>
+          <w:rFonts w:ascii="Arial" w:hAnsi="Arial" w:cs="Arial"/>
+          <w:sz w:val="28"/>
+          <w:szCs w:val="28"/>
+        </w:rPr>
+        <w:t>Hiệu năng (Performance) - Mô tả tốc độ và khả năng xử lý của hệ thống</w:t>
+      </w:r>
+    </w:p>
+    <w:p>
+      <w:pPr>
+        <w:pStyle w:val="ListParagraph"/>
+        <w:numPr>
+          <w:ilvl w:val="1"/>
+          <w:numId w:val="15"/>
+        </w:numPr>
+        <w:rPr>
+          <w:rFonts w:ascii="Arial" w:hAnsi="Arial" w:cs="Arial"/>
+          <w:sz w:val="28"/>
+          <w:szCs w:val="28"/>
+        </w:rPr>
+      </w:pPr>
+    </w:p>
+    <w:p>
+      <w:pPr>
+        <w:pStyle w:val="ListParagraph"/>
+        <w:numPr>
+          <w:ilvl w:val="0"/>
+          <w:numId w:val="15"/>
+        </w:numPr>
+        <w:rPr>
+          <w:rFonts w:ascii="Arial" w:hAnsi="Arial" w:cs="Arial"/>
+          <w:sz w:val="28"/>
+          <w:szCs w:val="28"/>
+        </w:rPr>
+      </w:pPr>
+      <w:r>
+        <w:rPr>
+          <w:rFonts w:ascii="Arial" w:hAnsi="Arial" w:cs="Arial"/>
+          <w:sz w:val="28"/>
+          <w:szCs w:val="28"/>
+        </w:rPr>
+        <w:t>Bảo mật (Security) - Mô tả cách bảo vệ dữ liệu và tài khoản</w:t>
+      </w:r>
+    </w:p>
+    <w:p>
+      <w:pPr>
+        <w:pStyle w:val="ListParagraph"/>
+        <w:numPr>
+          <w:ilvl w:val="0"/>
+          <w:numId w:val="15"/>
+        </w:numPr>
+        <w:rPr>
+          <w:rFonts w:ascii="Arial" w:hAnsi="Arial" w:cs="Arial"/>
+          <w:sz w:val="28"/>
+          <w:szCs w:val="28"/>
+        </w:rPr>
+      </w:pPr>
+      <w:r>
+        <w:rPr>
+          <w:rFonts w:ascii="Arial" w:hAnsi="Arial" w:cs="Arial"/>
+          <w:sz w:val="28"/>
+          <w:szCs w:val="28"/>
+        </w:rPr>
+        <w:t>Khả năng sử dụng (Usability) - Mô tả trải nghiệm người dùng</w:t>
+      </w:r>
+    </w:p>
+    <w:p>
+      <w:pPr>
+        <w:pStyle w:val="ListParagraph"/>
+        <w:numPr>
+          <w:ilvl w:val="0"/>
+          <w:numId w:val="15"/>
+        </w:numPr>
+        <w:rPr>
+          <w:rFonts w:ascii="Arial" w:hAnsi="Arial" w:cs="Arial"/>
+          <w:sz w:val="28"/>
+          <w:szCs w:val="28"/>
+        </w:rPr>
+      </w:pPr>
+      <w:r>
+        <w:rPr>
+          <w:rFonts w:ascii="Arial" w:hAnsi="Arial" w:cs="Arial"/>
+          <w:sz w:val="28"/>
+          <w:szCs w:val="28"/>
+        </w:rPr>
+        <w:t>Độ tin cậy &amp; Ổn định (Reliability) - Mô tả độ ổn định hệ thống</w:t>
+      </w:r>
+    </w:p>
+    <w:p>
+      <w:pPr>
+        <w:pStyle w:val="ListParagraph"/>
+        <w:numPr>
+          <w:ilvl w:val="0"/>
+          <w:numId w:val="15"/>
+        </w:numPr>
+        <w:rPr>
+          <w:rFonts w:ascii="Arial" w:hAnsi="Arial" w:cs="Arial"/>
+          <w:sz w:val="28"/>
+          <w:szCs w:val="28"/>
+        </w:rPr>
+      </w:pPr>
+      <w:r>
+        <w:rPr>
+          <w:rFonts w:ascii="Arial" w:hAnsi="Arial" w:cs="Arial"/>
+          <w:sz w:val="28"/>
+          <w:szCs w:val="28"/>
+        </w:rPr>
+        <w:t>Khả năng mở rộng (Scalability / Extensibility)</w:t>
+      </w:r>
+    </w:p>
+    <w:p>
+      <w:pPr>
+        <w:pStyle w:val="ListParagraph"/>
+        <w:numPr>
+          <w:ilvl w:val="0"/>
+          <w:numId w:val="15"/>
+        </w:numPr>
+        <w:rPr>
+          <w:rFonts w:ascii="Arial" w:hAnsi="Arial" w:cs="Arial"/>
+          <w:sz w:val="28"/>
+          <w:szCs w:val="28"/>
+        </w:rPr>
+      </w:pPr>
+      <w:r>
+        <w:rPr>
+          <w:rFonts w:ascii="Arial" w:hAnsi="Arial" w:cs="Arial"/>
+          <w:sz w:val="28"/>
+          <w:szCs w:val="28"/>
+        </w:rPr>
+        <w:t>Khả năng bảo trì (Maintainability)</w:t>
+      </w:r>
+    </w:p>
+    <w:p>
+      <w:pPr>
+        <w:pStyle w:val="ListParagraph"/>
+        <w:numPr>
+          <w:ilvl w:val="0"/>
+          <w:numId w:val="15"/>
+        </w:numPr>
+        <w:rPr>
+          <w:rFonts w:ascii="Arial" w:hAnsi="Arial" w:cs="Arial"/>
+          <w:sz w:val="28"/>
+          <w:szCs w:val="28"/>
+        </w:rPr>
+      </w:pPr>
+      <w:r>
+        <w:rPr>
+          <w:rFonts w:ascii="Arial" w:hAnsi="Arial" w:cs="Arial"/>
+          <w:sz w:val="28"/>
+          <w:szCs w:val="28"/>
+        </w:rPr>
+        <w:t>Tương thích hệ thống (Compatibility)</w:t>
+      </w:r>
+    </w:p>
+    <w:p>
+      <w:pPr>
+        <w:pStyle w:val="ListParagraph"/>
+        <w:numPr>
+          <w:ilvl w:val="0"/>
+          <w:numId w:val="15"/>
+        </w:numPr>
+        <w:rPr>
+          <w:rFonts w:ascii="Arial" w:hAnsi="Arial" w:cs="Arial"/>
+          <w:sz w:val="28"/>
+          <w:szCs w:val="28"/>
+        </w:rPr>
+      </w:pPr>
+      <w:r>
+        <w:rPr>
+          <w:rFonts w:ascii="Arial" w:hAnsi="Arial" w:cs="Arial"/>
+          <w:sz w:val="28"/>
+          <w:szCs w:val="28"/>
+        </w:rPr>
+        <w:lastRenderedPageBreak/>
+        <w:t>Sao lưu &amp; Phục hồi dữ liệu (Backup &amp; Recovery)</w:t>
+      </w:r>
     </w:p>
     <w:p>
       <w:pPr>
@@ -4752,6 +5542,2235 @@
       <w:pPr>
         <w:pStyle w:val="ListParagraph"/>
         <w:numPr>
+          <w:ilvl w:val="2"/>
+          <w:numId w:val="13"/>
+        </w:numPr>
+        <w:rPr>
+          <w:rFonts w:ascii="Arial" w:hAnsi="Arial" w:cs="Arial"/>
+          <w:b/>
+          <w:bCs/>
+          <w:sz w:val="28"/>
+          <w:szCs w:val="28"/>
+        </w:rPr>
+      </w:pPr>
+      <w:r>
+        <w:rPr>
+          <w:rFonts w:ascii="Arial" w:hAnsi="Arial" w:cs="Arial"/>
+          <w:b/>
+          <w:bCs/>
+          <w:sz w:val="28"/>
+          <w:szCs w:val="28"/>
+        </w:rPr>
+        <w:t xml:space="preserve"> Quy Tắc Nghiệp Vụ Cho Tài Khoản</w:t>
+      </w:r>
+    </w:p>
+    <w:p>
+      <w:pPr>
+        <w:ind w:left="720"/>
+        <w:rPr>
+          <w:rFonts w:ascii="Arial" w:hAnsi="Arial" w:cs="Arial"/>
+          <w:sz w:val="28"/>
+          <w:szCs w:val="28"/>
+        </w:rPr>
+      </w:pPr>
+      <w:r>
+        <w:rPr>
+          <w:rFonts w:ascii="Arial" w:hAnsi="Arial" w:cs="Arial"/>
+          <w:sz w:val="28"/>
+          <w:szCs w:val="28"/>
+        </w:rPr>
+        <w:t xml:space="preserve">BR-ACC-1. </w:t>
+      </w:r>
+      <w:r>
+        <w:rPr>
+          <w:rFonts w:ascii="Arial" w:hAnsi="Arial" w:cs="Arial"/>
+          <w:sz w:val="28"/>
+          <w:szCs w:val="28"/>
+        </w:rPr>
+        <w:t>Người dùng phải đăng nhập vào hệ thống trước khi sử dụng các chức năng của chương trình.</w:t>
+      </w:r>
+    </w:p>
+    <w:p>
+      <w:pPr>
+        <w:ind w:left="720"/>
+        <w:rPr>
+          <w:rFonts w:ascii="Arial" w:hAnsi="Arial" w:cs="Arial"/>
+          <w:sz w:val="28"/>
+          <w:szCs w:val="28"/>
+        </w:rPr>
+      </w:pPr>
+      <w:r>
+        <w:rPr>
+          <w:rFonts w:ascii="Arial" w:hAnsi="Arial" w:cs="Arial"/>
+          <w:sz w:val="28"/>
+          <w:szCs w:val="28"/>
+        </w:rPr>
+        <w:t>BR-ACC-2. Email / Username được đăng ký cho tài khoản không được trùng với tài khoản đã tồn tại trong hệ thống</w:t>
+      </w:r>
+      <w:r>
+        <w:rPr>
+          <w:rFonts w:ascii="Arial" w:hAnsi="Arial" w:cs="Arial"/>
+          <w:sz w:val="28"/>
+          <w:szCs w:val="28"/>
+        </w:rPr>
+        <w:t>.</w:t>
+      </w:r>
+    </w:p>
+    <w:p>
+      <w:pPr>
+        <w:ind w:left="720"/>
+        <w:rPr>
+          <w:rFonts w:ascii="Arial" w:hAnsi="Arial" w:cs="Arial"/>
+          <w:sz w:val="28"/>
+          <w:szCs w:val="28"/>
+        </w:rPr>
+      </w:pPr>
+      <w:r>
+        <w:rPr>
+          <w:rFonts w:ascii="Arial" w:hAnsi="Arial" w:cs="Arial"/>
+          <w:sz w:val="28"/>
+          <w:szCs w:val="28"/>
+        </w:rPr>
+        <w:t>BR-ACC-3. Mật khẩu phải chứa tối thiểu 6 ký tự.</w:t>
+      </w:r>
+    </w:p>
+    <w:p>
+      <w:pPr>
+        <w:ind w:left="720"/>
+        <w:rPr>
+          <w:rFonts w:ascii="Arial" w:hAnsi="Arial" w:cs="Arial"/>
+          <w:sz w:val="28"/>
+          <w:szCs w:val="28"/>
+        </w:rPr>
+      </w:pPr>
+      <w:r>
+        <w:rPr>
+          <w:rFonts w:ascii="Arial" w:hAnsi="Arial" w:cs="Arial"/>
+          <w:sz w:val="28"/>
+          <w:szCs w:val="28"/>
+        </w:rPr>
+        <w:t>BR-ACC-4. Username phải chứa tối thiểu 3 ký tự</w:t>
+      </w:r>
+      <w:r>
+        <w:rPr>
+          <w:rFonts w:ascii="Arial" w:hAnsi="Arial" w:cs="Arial"/>
+          <w:sz w:val="28"/>
+          <w:szCs w:val="28"/>
+        </w:rPr>
+        <w:t>.</w:t>
+      </w:r>
+    </w:p>
+    <w:p>
+      <w:pPr>
+        <w:ind w:left="720"/>
+        <w:rPr>
+          <w:rFonts w:ascii="Arial" w:hAnsi="Arial" w:cs="Arial"/>
+          <w:sz w:val="28"/>
+          <w:szCs w:val="28"/>
+        </w:rPr>
+      </w:pPr>
+      <w:r>
+        <w:rPr>
+          <w:rFonts w:ascii="Arial" w:hAnsi="Arial" w:cs="Arial"/>
+          <w:sz w:val="28"/>
+          <w:szCs w:val="28"/>
+        </w:rPr>
+        <w:t>BR-ACC-5. Email phải đúng định dạng hợp lệ.</w:t>
+      </w:r>
+    </w:p>
+    <w:p>
+      <w:pPr>
+        <w:ind w:left="720"/>
+        <w:rPr>
+          <w:rFonts w:ascii="Arial" w:hAnsi="Arial" w:cs="Arial"/>
+          <w:sz w:val="28"/>
+          <w:szCs w:val="28"/>
+        </w:rPr>
+      </w:pPr>
+      <w:r>
+        <w:rPr>
+          <w:rFonts w:ascii="Arial" w:hAnsi="Arial" w:cs="Arial"/>
+          <w:sz w:val="28"/>
+          <w:szCs w:val="28"/>
+        </w:rPr>
+        <w:t>BR-ACC-6. Khi người dùng đăng ký tài khoản, cần nhập tất cả thông tin yêu cầu</w:t>
+      </w:r>
+      <w:r>
+        <w:rPr>
+          <w:rFonts w:ascii="Arial" w:hAnsi="Arial" w:cs="Arial"/>
+          <w:sz w:val="28"/>
+          <w:szCs w:val="28"/>
+        </w:rPr>
+        <w:t>.</w:t>
+      </w:r>
+    </w:p>
+    <w:p>
+      <w:pPr>
+        <w:ind w:left="720"/>
+        <w:rPr>
+          <w:rFonts w:ascii="Arial" w:hAnsi="Arial" w:cs="Arial"/>
+          <w:sz w:val="28"/>
+          <w:szCs w:val="28"/>
+        </w:rPr>
+      </w:pPr>
+      <w:r>
+        <w:rPr>
+          <w:rFonts w:ascii="Arial" w:hAnsi="Arial" w:cs="Arial"/>
+          <w:sz w:val="28"/>
+          <w:szCs w:val="28"/>
+        </w:rPr>
+        <w:t xml:space="preserve">BR-ACC-7. </w:t>
+      </w:r>
+      <w:r>
+        <w:rPr>
+          <w:rFonts w:ascii="Arial" w:hAnsi="Arial" w:cs="Arial"/>
+          <w:sz w:val="28"/>
+          <w:szCs w:val="28"/>
+        </w:rPr>
+        <w:t>BR-ACC-7. Người dùng đăng nhập bằng username/email và mật khẩu.</w:t>
+      </w:r>
+    </w:p>
+    <w:p>
+      <w:pPr>
+        <w:ind w:left="720"/>
+        <w:rPr>
+          <w:rFonts w:ascii="Arial" w:hAnsi="Arial" w:cs="Arial"/>
+          <w:sz w:val="28"/>
+          <w:szCs w:val="28"/>
+        </w:rPr>
+      </w:pPr>
+      <w:r>
+        <w:rPr>
+          <w:rFonts w:ascii="Arial" w:hAnsi="Arial" w:cs="Arial"/>
+          <w:sz w:val="28"/>
+          <w:szCs w:val="28"/>
+        </w:rPr>
+        <w:t>BR-ACC-8. Tài khoản đăng nhập phải tồn tại trong hệ thống</w:t>
+      </w:r>
+      <w:r>
+        <w:rPr>
+          <w:rFonts w:ascii="Arial" w:hAnsi="Arial" w:cs="Arial"/>
+          <w:sz w:val="28"/>
+          <w:szCs w:val="28"/>
+        </w:rPr>
+        <w:t>.</w:t>
+      </w:r>
+    </w:p>
+    <w:p>
+      <w:pPr>
+        <w:ind w:left="720"/>
+        <w:rPr>
+          <w:rFonts w:ascii="Arial" w:hAnsi="Arial" w:cs="Arial"/>
+          <w:sz w:val="28"/>
+          <w:szCs w:val="28"/>
+        </w:rPr>
+      </w:pPr>
+      <w:r>
+        <w:rPr>
+          <w:rFonts w:ascii="Arial" w:hAnsi="Arial" w:cs="Arial"/>
+          <w:sz w:val="28"/>
+          <w:szCs w:val="28"/>
+        </w:rPr>
+        <w:t>BR-ACC-9. Mật khẩu phải khớp với tài khoản tương ứng trong hệ thống</w:t>
+      </w:r>
+      <w:r>
+        <w:rPr>
+          <w:rFonts w:ascii="Arial" w:hAnsi="Arial" w:cs="Arial"/>
+          <w:sz w:val="28"/>
+          <w:szCs w:val="28"/>
+        </w:rPr>
+        <w:t>.</w:t>
+      </w:r>
+    </w:p>
+    <w:p>
+      <w:pPr>
+        <w:ind w:left="720"/>
+        <w:rPr>
+          <w:rFonts w:ascii="Arial" w:hAnsi="Arial" w:cs="Arial"/>
+          <w:sz w:val="28"/>
+          <w:szCs w:val="28"/>
+        </w:rPr>
+      </w:pPr>
+      <w:r>
+        <w:rPr>
+          <w:rFonts w:ascii="Arial" w:hAnsi="Arial" w:cs="Arial"/>
+          <w:sz w:val="28"/>
+          <w:szCs w:val="28"/>
+        </w:rPr>
+        <w:t>BR-ACC-10. Trên một thiết bị chỉ được tồn tại một phiên đăng nhập tại một thời điểm</w:t>
+      </w:r>
+      <w:r>
+        <w:rPr>
+          <w:rFonts w:ascii="Arial" w:hAnsi="Arial" w:cs="Arial"/>
+          <w:sz w:val="28"/>
+          <w:szCs w:val="28"/>
+        </w:rPr>
+        <w:t>.</w:t>
+      </w:r>
+    </w:p>
+    <w:p>
+      <w:pPr>
+        <w:ind w:left="720"/>
+        <w:rPr>
+          <w:rFonts w:ascii="Arial" w:hAnsi="Arial" w:cs="Arial"/>
+          <w:sz w:val="28"/>
+          <w:szCs w:val="28"/>
+        </w:rPr>
+      </w:pPr>
+      <w:r>
+        <w:rPr>
+          <w:rFonts w:ascii="Arial" w:hAnsi="Arial" w:cs="Arial"/>
+          <w:sz w:val="28"/>
+          <w:szCs w:val="28"/>
+        </w:rPr>
+        <w:t>BR-ACC-11. Khi người dùng đăng xuất, thông tin phiên đăng nhập phải được xóa</w:t>
+      </w:r>
+      <w:r>
+        <w:rPr>
+          <w:rFonts w:ascii="Arial" w:hAnsi="Arial" w:cs="Arial"/>
+          <w:sz w:val="28"/>
+          <w:szCs w:val="28"/>
+        </w:rPr>
+        <w:t>.</w:t>
+      </w:r>
+    </w:p>
+    <w:p>
+      <w:pPr>
+        <w:ind w:left="720"/>
+        <w:rPr>
+          <w:rFonts w:ascii="Arial" w:hAnsi="Arial" w:cs="Arial"/>
+          <w:i/>
+          <w:iCs/>
+          <w:sz w:val="20"/>
+          <w:szCs w:val="20"/>
+        </w:rPr>
+      </w:pPr>
+      <w:r>
+        <w:rPr>
+          <w:rFonts w:ascii="Arial" w:hAnsi="Arial" w:cs="Arial"/>
+          <w:sz w:val="28"/>
+          <w:szCs w:val="28"/>
+        </w:rPr>
+        <w:t xml:space="preserve">BR-ACC-12. Khi người dùng sử dụng chức năng quên mật khẩu, cần nhập gmail đã đăng ký </w:t>
+      </w:r>
+      <w:r>
+        <w:rPr>
+          <w:rFonts w:ascii="Arial" w:hAnsi="Arial" w:cs="Arial"/>
+          <w:i/>
+          <w:iCs/>
+          <w:sz w:val="20"/>
+          <w:szCs w:val="20"/>
+        </w:rPr>
+        <w:t>(</w:t>
+      </w:r>
+      <w:r>
+        <w:rPr>
+          <w:rFonts w:ascii="Arial" w:hAnsi="Arial" w:cs="Arial"/>
+          <w:i/>
+          <w:iCs/>
+          <w:sz w:val="20"/>
+          <w:szCs w:val="20"/>
+        </w:rPr>
+        <w:t>future)</w:t>
+      </w:r>
+      <w:r>
+        <w:rPr>
+          <w:rFonts w:ascii="Arial" w:hAnsi="Arial" w:cs="Arial"/>
+          <w:i/>
+          <w:iCs/>
+          <w:sz w:val="20"/>
+          <w:szCs w:val="20"/>
+        </w:rPr>
+        <w:t>.</w:t>
+      </w:r>
+    </w:p>
+    <w:p>
+      <w:pPr>
+        <w:ind w:left="720"/>
+        <w:rPr>
+          <w:rFonts w:ascii="Arial" w:hAnsi="Arial" w:cs="Arial"/>
+          <w:i/>
+          <w:iCs/>
+          <w:sz w:val="20"/>
+          <w:szCs w:val="20"/>
+        </w:rPr>
+      </w:pPr>
+      <w:r>
+        <w:rPr>
+          <w:rFonts w:ascii="Arial" w:hAnsi="Arial" w:cs="Arial"/>
+          <w:sz w:val="28"/>
+          <w:szCs w:val="28"/>
+        </w:rPr>
+        <w:t>BR-ACC-13. Người dùng phải nhập đúng mã OTP hoặc xác thực thành công để sử dụng chức năng quên mật khẩu</w:t>
+      </w:r>
+      <w:r>
+        <w:rPr>
+          <w:rFonts w:ascii="Arial" w:hAnsi="Arial" w:cs="Arial"/>
+          <w:sz w:val="28"/>
+          <w:szCs w:val="28"/>
+        </w:rPr>
+        <w:t xml:space="preserve"> </w:t>
+      </w:r>
+      <w:r>
+        <w:rPr>
+          <w:rFonts w:ascii="Arial" w:hAnsi="Arial" w:cs="Arial"/>
+          <w:i/>
+          <w:iCs/>
+          <w:sz w:val="20"/>
+          <w:szCs w:val="20"/>
+        </w:rPr>
+        <w:t>(</w:t>
+      </w:r>
+      <w:r>
+        <w:rPr>
+          <w:rFonts w:ascii="Arial" w:hAnsi="Arial" w:cs="Arial"/>
+          <w:i/>
+          <w:iCs/>
+          <w:sz w:val="20"/>
+          <w:szCs w:val="20"/>
+        </w:rPr>
+        <w:t>future)</w:t>
+      </w:r>
+      <w:r>
+        <w:rPr>
+          <w:rFonts w:ascii="Arial" w:hAnsi="Arial" w:cs="Arial"/>
+          <w:i/>
+          <w:iCs/>
+          <w:sz w:val="20"/>
+          <w:szCs w:val="20"/>
+        </w:rPr>
+        <w:t>.</w:t>
+      </w:r>
+    </w:p>
+    <w:p>
+      <w:pPr>
+        <w:ind w:left="720"/>
+        <w:rPr>
+          <w:rFonts w:ascii="Arial" w:hAnsi="Arial" w:cs="Arial"/>
+          <w:sz w:val="28"/>
+          <w:szCs w:val="28"/>
+        </w:rPr>
+      </w:pPr>
+      <w:r>
+        <w:rPr>
+          <w:rFonts w:ascii="Arial" w:hAnsi="Arial" w:cs="Arial"/>
+          <w:sz w:val="28"/>
+          <w:szCs w:val="28"/>
+        </w:rPr>
+        <w:t>BR-ACC-14.  Mật khẩu được thay đổi không được trùng với 3 mật khẩu gần nhất, bao gồm cả mật khẩu hiện tại</w:t>
+      </w:r>
+      <w:r>
+        <w:rPr>
+          <w:rFonts w:ascii="Arial" w:hAnsi="Arial" w:cs="Arial"/>
+          <w:sz w:val="28"/>
+          <w:szCs w:val="28"/>
+        </w:rPr>
+        <w:t xml:space="preserve"> </w:t>
+      </w:r>
+      <w:r>
+        <w:rPr>
+          <w:rFonts w:ascii="Arial" w:hAnsi="Arial" w:cs="Arial"/>
+          <w:i/>
+          <w:iCs/>
+          <w:sz w:val="20"/>
+          <w:szCs w:val="20"/>
+        </w:rPr>
+        <w:t>(</w:t>
+      </w:r>
+      <w:r>
+        <w:rPr>
+          <w:rFonts w:ascii="Arial" w:hAnsi="Arial" w:cs="Arial"/>
+          <w:i/>
+          <w:iCs/>
+          <w:sz w:val="20"/>
+          <w:szCs w:val="20"/>
+        </w:rPr>
+        <w:t>future)</w:t>
+      </w:r>
+      <w:r>
+        <w:rPr>
+          <w:rFonts w:ascii="Arial" w:hAnsi="Arial" w:cs="Arial"/>
+          <w:sz w:val="28"/>
+          <w:szCs w:val="28"/>
+        </w:rPr>
+        <w:t>.</w:t>
+      </w:r>
+    </w:p>
+    <w:p>
+      <w:pPr>
+        <w:ind w:left="720"/>
+        <w:rPr>
+          <w:rFonts w:ascii="Arial" w:hAnsi="Arial" w:cs="Arial"/>
+          <w:sz w:val="28"/>
+          <w:szCs w:val="28"/>
+        </w:rPr>
+      </w:pPr>
+      <w:r>
+        <w:rPr>
+          <w:rFonts w:ascii="Arial" w:hAnsi="Arial" w:cs="Arial"/>
+          <w:sz w:val="28"/>
+          <w:szCs w:val="28"/>
+        </w:rPr>
+        <w:t>BR-ACC-15. Mật khẩu phải được mã hóa khi lưu trữ</w:t>
+      </w:r>
+      <w:r>
+        <w:rPr>
+          <w:rFonts w:ascii="Arial" w:hAnsi="Arial" w:cs="Arial"/>
+          <w:sz w:val="28"/>
+          <w:szCs w:val="28"/>
+        </w:rPr>
+        <w:t>.</w:t>
+      </w:r>
+    </w:p>
+    <w:p>
+      <w:pPr>
+        <w:ind w:left="720"/>
+        <w:rPr>
+          <w:rFonts w:ascii="Arial" w:hAnsi="Arial" w:cs="Arial"/>
+          <w:sz w:val="28"/>
+          <w:szCs w:val="28"/>
+        </w:rPr>
+      </w:pPr>
+      <w:r>
+        <w:rPr>
+          <w:rFonts w:ascii="Arial" w:hAnsi="Arial" w:cs="Arial"/>
+          <w:sz w:val="28"/>
+          <w:szCs w:val="28"/>
+        </w:rPr>
+        <w:lastRenderedPageBreak/>
+        <w:t>BR-ACC-16. Mật khẩu không được lưu trữ dưới dạng plain text, hay chữ thông thường</w:t>
+      </w:r>
+      <w:r>
+        <w:rPr>
+          <w:rFonts w:ascii="Arial" w:hAnsi="Arial" w:cs="Arial"/>
+          <w:sz w:val="28"/>
+          <w:szCs w:val="28"/>
+        </w:rPr>
+        <w:t>.</w:t>
+      </w:r>
+    </w:p>
+    <w:p>
+      <w:pPr>
+        <w:rPr>
+          <w:rFonts w:ascii="Arial" w:hAnsi="Arial" w:cs="Arial"/>
+          <w:b/>
+          <w:bCs/>
+          <w:sz w:val="28"/>
+          <w:szCs w:val="28"/>
+        </w:rPr>
+      </w:pPr>
+    </w:p>
+    <w:p>
+      <w:pPr>
+        <w:pStyle w:val="ListParagraph"/>
+        <w:numPr>
+          <w:ilvl w:val="2"/>
+          <w:numId w:val="13"/>
+        </w:numPr>
+        <w:rPr>
+          <w:rFonts w:ascii="Arial" w:hAnsi="Arial" w:cs="Arial"/>
+          <w:b/>
+          <w:bCs/>
+          <w:sz w:val="28"/>
+          <w:szCs w:val="28"/>
+        </w:rPr>
+      </w:pPr>
+      <w:r>
+        <w:rPr>
+          <w:rFonts w:ascii="Arial" w:hAnsi="Arial" w:cs="Arial"/>
+          <w:b/>
+          <w:bCs/>
+          <w:sz w:val="28"/>
+          <w:szCs w:val="28"/>
+        </w:rPr>
+        <w:t xml:space="preserve"> Quy Tắc Nghiệp Vụ Cho Quản Lý Chi Tiêu</w:t>
+      </w:r>
+    </w:p>
+    <w:p>
+      <w:pPr>
+        <w:ind w:left="720"/>
+        <w:rPr>
+          <w:rFonts w:ascii="Arial" w:hAnsi="Arial" w:cs="Arial"/>
+          <w:sz w:val="28"/>
+          <w:szCs w:val="28"/>
+        </w:rPr>
+      </w:pPr>
+      <w:r>
+        <w:rPr>
+          <w:rFonts w:ascii="Arial" w:hAnsi="Arial" w:cs="Arial"/>
+          <w:sz w:val="28"/>
+          <w:szCs w:val="28"/>
+        </w:rPr>
+        <w:t>BR-ET-1. Mỗi khoản chi tiêu phải được gán cho một danh mục. Nếu người dùng không chọn danh mục, hệ thống sẽ tự động gán danh mục mặc định là “Khác”.</w:t>
+      </w:r>
+    </w:p>
+    <w:p>
+      <w:pPr>
+        <w:ind w:left="720"/>
+        <w:rPr>
+          <w:rFonts w:ascii="Arial" w:hAnsi="Arial" w:cs="Arial"/>
+          <w:sz w:val="28"/>
+          <w:szCs w:val="28"/>
+        </w:rPr>
+      </w:pPr>
+      <w:r>
+        <w:rPr>
+          <w:rFonts w:ascii="Arial" w:hAnsi="Arial" w:cs="Arial"/>
+          <w:sz w:val="28"/>
+          <w:szCs w:val="28"/>
+        </w:rPr>
+        <w:t>BR-ET-2. Mỗi khoản chi tiêu phải được liên kết với một nguồn tiền.</w:t>
+      </w:r>
+    </w:p>
+    <w:p>
+      <w:pPr>
+        <w:ind w:left="720"/>
+        <w:rPr>
+          <w:rFonts w:ascii="Arial" w:hAnsi="Arial" w:cs="Arial"/>
+          <w:sz w:val="28"/>
+          <w:szCs w:val="28"/>
+        </w:rPr>
+      </w:pPr>
+      <w:r>
+        <w:rPr>
+          <w:rFonts w:ascii="Arial" w:hAnsi="Arial" w:cs="Arial"/>
+          <w:sz w:val="28"/>
+          <w:szCs w:val="28"/>
+        </w:rPr>
+        <w:t>BR-ET-3. Khoản chi tiêu phải là số dương.</w:t>
+      </w:r>
+    </w:p>
+    <w:p>
+      <w:pPr>
+        <w:ind w:left="720"/>
+        <w:rPr>
+          <w:rFonts w:ascii="Arial" w:hAnsi="Arial" w:cs="Arial"/>
+          <w:sz w:val="28"/>
+          <w:szCs w:val="28"/>
+        </w:rPr>
+      </w:pPr>
+      <w:r>
+        <w:rPr>
+          <w:rFonts w:ascii="Arial" w:hAnsi="Arial" w:cs="Arial"/>
+          <w:sz w:val="28"/>
+          <w:szCs w:val="28"/>
+        </w:rPr>
+        <w:t>BR-ET-4. Mỗi khoản chi tiêu chỉ được gán với một danh mục tại một thời điểm.</w:t>
+      </w:r>
+    </w:p>
+    <w:p>
+      <w:pPr>
+        <w:ind w:left="720"/>
+        <w:rPr>
+          <w:rFonts w:ascii="Arial" w:hAnsi="Arial" w:cs="Arial"/>
+          <w:sz w:val="28"/>
+          <w:szCs w:val="28"/>
+        </w:rPr>
+      </w:pPr>
+      <w:r>
+        <w:rPr>
+          <w:rFonts w:ascii="Arial" w:hAnsi="Arial" w:cs="Arial"/>
+          <w:sz w:val="28"/>
+          <w:szCs w:val="28"/>
+        </w:rPr>
+        <w:t>BR-ET-5. Khi khoản chi tiêu được tạo hoặc cập nhật, dữ liệu liên quan như nguồn tiền và ngân sách phải được cập nhật tương ứng.</w:t>
+      </w:r>
+    </w:p>
+    <w:p>
+      <w:pPr>
+        <w:ind w:left="720"/>
+        <w:rPr>
+          <w:rFonts w:ascii="Arial" w:hAnsi="Arial" w:cs="Arial"/>
+          <w:sz w:val="28"/>
+          <w:szCs w:val="28"/>
+        </w:rPr>
+      </w:pPr>
+      <w:r>
+        <w:rPr>
+          <w:rFonts w:ascii="Arial" w:hAnsi="Arial" w:cs="Arial"/>
+          <w:sz w:val="28"/>
+          <w:szCs w:val="28"/>
+        </w:rPr>
+        <w:t>BR-ET-</w:t>
+      </w:r>
+      <w:r>
+        <w:rPr>
+          <w:rFonts w:ascii="Arial" w:hAnsi="Arial" w:cs="Arial"/>
+          <w:sz w:val="28"/>
+          <w:szCs w:val="28"/>
+        </w:rPr>
+        <w:t>6</w:t>
+      </w:r>
+      <w:r>
+        <w:rPr>
+          <w:rFonts w:ascii="Arial" w:hAnsi="Arial" w:cs="Arial"/>
+          <w:sz w:val="28"/>
+          <w:szCs w:val="28"/>
+        </w:rPr>
+        <w:t>. Khi khoản chi tiêu bị xóa, dữ liệu liên quan phải được cập nhật tương ứng.</w:t>
+      </w:r>
+    </w:p>
+    <w:p>
+      <w:pPr>
+        <w:ind w:left="720"/>
+        <w:rPr>
+          <w:rFonts w:ascii="Arial" w:hAnsi="Arial" w:cs="Arial"/>
+          <w:sz w:val="28"/>
+          <w:szCs w:val="28"/>
+        </w:rPr>
+      </w:pPr>
+      <w:r>
+        <w:rPr>
+          <w:rFonts w:ascii="Arial" w:hAnsi="Arial" w:cs="Arial"/>
+          <w:sz w:val="28"/>
+          <w:szCs w:val="28"/>
+        </w:rPr>
+        <w:t>BR-ET-</w:t>
+      </w:r>
+      <w:r>
+        <w:rPr>
+          <w:rFonts w:ascii="Arial" w:hAnsi="Arial" w:cs="Arial"/>
+          <w:sz w:val="28"/>
+          <w:szCs w:val="28"/>
+        </w:rPr>
+        <w:t>7</w:t>
+      </w:r>
+      <w:r>
+        <w:rPr>
+          <w:rFonts w:ascii="Arial" w:hAnsi="Arial" w:cs="Arial"/>
+          <w:sz w:val="28"/>
+          <w:szCs w:val="28"/>
+        </w:rPr>
+        <w:t>. Khi đến hạn khoản chi định kỳ, hệ thống phải cho phép tạo khoản chi tiêu mới hoặc tự động tạo khoản chi tiêu tương ứng.</w:t>
+      </w:r>
+    </w:p>
+    <w:p>
+      <w:pPr>
+        <w:ind w:left="720"/>
+        <w:rPr>
+          <w:rFonts w:ascii="Arial" w:hAnsi="Arial" w:cs="Arial"/>
+          <w:sz w:val="28"/>
+          <w:szCs w:val="28"/>
+        </w:rPr>
+      </w:pPr>
+      <w:r>
+        <w:rPr>
+          <w:rFonts w:ascii="Arial" w:hAnsi="Arial" w:cs="Arial"/>
+          <w:sz w:val="28"/>
+          <w:szCs w:val="28"/>
+        </w:rPr>
+        <w:t>BR-ET-</w:t>
+      </w:r>
+      <w:r>
+        <w:rPr>
+          <w:rFonts w:ascii="Arial" w:hAnsi="Arial" w:cs="Arial"/>
+          <w:sz w:val="28"/>
+          <w:szCs w:val="28"/>
+        </w:rPr>
+        <w:t>8</w:t>
+      </w:r>
+      <w:r>
+        <w:rPr>
+          <w:rFonts w:ascii="Arial" w:hAnsi="Arial" w:cs="Arial"/>
+          <w:sz w:val="28"/>
+          <w:szCs w:val="28"/>
+        </w:rPr>
+        <w:t>. Khoản chi tiêu không được vượt quá số dư hiện tại của nguồn tiền tương ứng.</w:t>
+      </w:r>
+    </w:p>
+    <w:p>
+      <w:pPr>
+        <w:ind w:left="720"/>
+        <w:rPr>
+          <w:rFonts w:ascii="Arial" w:hAnsi="Arial" w:cs="Arial"/>
+          <w:sz w:val="28"/>
+          <w:szCs w:val="28"/>
+        </w:rPr>
+      </w:pPr>
+      <w:r>
+        <w:rPr>
+          <w:rFonts w:ascii="Arial" w:hAnsi="Arial" w:cs="Arial"/>
+          <w:sz w:val="28"/>
+          <w:szCs w:val="28"/>
+        </w:rPr>
+        <w:t>BR-ET-</w:t>
+      </w:r>
+      <w:r>
+        <w:rPr>
+          <w:rFonts w:ascii="Arial" w:hAnsi="Arial" w:cs="Arial"/>
+          <w:sz w:val="28"/>
+          <w:szCs w:val="28"/>
+        </w:rPr>
+        <w:t>9</w:t>
+      </w:r>
+      <w:r>
+        <w:rPr>
+          <w:rFonts w:ascii="Arial" w:hAnsi="Arial" w:cs="Arial"/>
+          <w:sz w:val="28"/>
+          <w:szCs w:val="28"/>
+        </w:rPr>
+        <w:t>. Thời gian của khoản chi tiêu không được lớn hơn thời gian hiện tại của hệ thống.</w:t>
+      </w:r>
+    </w:p>
+    <w:p>
+      <w:pPr>
+        <w:ind w:left="720"/>
+        <w:rPr>
+          <w:rFonts w:ascii="Arial" w:hAnsi="Arial" w:cs="Arial"/>
+          <w:sz w:val="28"/>
+          <w:szCs w:val="28"/>
+        </w:rPr>
+      </w:pPr>
+      <w:r>
+        <w:rPr>
+          <w:rFonts w:ascii="Arial" w:hAnsi="Arial" w:cs="Arial"/>
+          <w:sz w:val="28"/>
+          <w:szCs w:val="28"/>
+        </w:rPr>
+        <w:t>BR-ET-</w:t>
+      </w:r>
+      <w:r>
+        <w:rPr>
+          <w:rFonts w:ascii="Arial" w:hAnsi="Arial" w:cs="Arial"/>
+          <w:sz w:val="28"/>
+          <w:szCs w:val="28"/>
+        </w:rPr>
+        <w:t>10</w:t>
+      </w:r>
+      <w:r>
+        <w:rPr>
+          <w:rFonts w:ascii="Arial" w:hAnsi="Arial" w:cs="Arial"/>
+          <w:sz w:val="28"/>
+          <w:szCs w:val="28"/>
+        </w:rPr>
+        <w:t>. Người dùng chỉ được phép xem và thao tác với các khoản chi tiêu thuộc tài khoản của chính mình.</w:t>
+      </w:r>
+    </w:p>
+    <w:p>
+      <w:pPr>
+        <w:ind w:left="720"/>
+        <w:rPr>
+          <w:rFonts w:ascii="Arial" w:hAnsi="Arial" w:cs="Arial"/>
+          <w:sz w:val="28"/>
+          <w:szCs w:val="28"/>
+        </w:rPr>
+      </w:pPr>
+      <w:r>
+        <w:rPr>
+          <w:rFonts w:ascii="Arial" w:hAnsi="Arial" w:cs="Arial"/>
+          <w:sz w:val="28"/>
+          <w:szCs w:val="28"/>
+        </w:rPr>
+        <w:t>BR-ET-1</w:t>
+      </w:r>
+      <w:r>
+        <w:rPr>
+          <w:rFonts w:ascii="Arial" w:hAnsi="Arial" w:cs="Arial"/>
+          <w:sz w:val="28"/>
+          <w:szCs w:val="28"/>
+        </w:rPr>
+        <w:t>2</w:t>
+      </w:r>
+      <w:r>
+        <w:rPr>
+          <w:rFonts w:ascii="Arial" w:hAnsi="Arial" w:cs="Arial"/>
+          <w:sz w:val="28"/>
+          <w:szCs w:val="28"/>
+        </w:rPr>
+        <w:t>. Nội dung ghi chú của khoản chi tiêu không được vượt quá giới hạn ký tự hệ thống cho phép.</w:t>
+      </w:r>
+    </w:p>
+    <w:p>
+      <w:pPr>
+        <w:ind w:left="720"/>
+        <w:rPr>
+          <w:rFonts w:ascii="Arial" w:hAnsi="Arial" w:cs="Arial"/>
+          <w:sz w:val="28"/>
+          <w:szCs w:val="28"/>
+        </w:rPr>
+      </w:pPr>
+      <w:r>
+        <w:rPr>
+          <w:rFonts w:ascii="Arial" w:hAnsi="Arial" w:cs="Arial"/>
+          <w:sz w:val="28"/>
+          <w:szCs w:val="28"/>
+        </w:rPr>
+        <w:t>BR-ET-1</w:t>
+      </w:r>
+      <w:r>
+        <w:rPr>
+          <w:rFonts w:ascii="Arial" w:hAnsi="Arial" w:cs="Arial"/>
+          <w:sz w:val="28"/>
+          <w:szCs w:val="28"/>
+        </w:rPr>
+        <w:t>3</w:t>
+      </w:r>
+      <w:r>
+        <w:rPr>
+          <w:rFonts w:ascii="Arial" w:hAnsi="Arial" w:cs="Arial"/>
+          <w:sz w:val="28"/>
+          <w:szCs w:val="28"/>
+        </w:rPr>
+        <w:t>. Khoản chi tiêu định kỳ phải có chu kỳ lặp hợp lệ.</w:t>
+      </w:r>
+    </w:p>
+    <w:p>
+      <w:pPr>
+        <w:ind w:left="720"/>
+        <w:rPr>
+          <w:rFonts w:ascii="Arial" w:hAnsi="Arial" w:cs="Arial"/>
+          <w:sz w:val="28"/>
+          <w:szCs w:val="28"/>
+        </w:rPr>
+      </w:pPr>
+      <w:r>
+        <w:rPr>
+          <w:rFonts w:ascii="Arial" w:hAnsi="Arial" w:cs="Arial"/>
+          <w:sz w:val="28"/>
+          <w:szCs w:val="28"/>
+        </w:rPr>
+        <w:t>BR-ET-1</w:t>
+      </w:r>
+      <w:r>
+        <w:rPr>
+          <w:rFonts w:ascii="Arial" w:hAnsi="Arial" w:cs="Arial"/>
+          <w:sz w:val="28"/>
+          <w:szCs w:val="28"/>
+        </w:rPr>
+        <w:t>4</w:t>
+      </w:r>
+      <w:r>
+        <w:rPr>
+          <w:rFonts w:ascii="Arial" w:hAnsi="Arial" w:cs="Arial"/>
+          <w:sz w:val="28"/>
+          <w:szCs w:val="28"/>
+        </w:rPr>
+        <w:t>. Khoản chi tiêu đã bị xóa không được phép chỉnh sửa</w:t>
+      </w:r>
+      <w:r>
+        <w:rPr>
+          <w:rFonts w:ascii="Arial" w:hAnsi="Arial" w:cs="Arial"/>
+          <w:sz w:val="28"/>
+          <w:szCs w:val="28"/>
+        </w:rPr>
+        <w:t xml:space="preserve"> nếu chưa khôi phục</w:t>
+      </w:r>
+      <w:r>
+        <w:rPr>
+          <w:rFonts w:ascii="Arial" w:hAnsi="Arial" w:cs="Arial"/>
+          <w:sz w:val="28"/>
+          <w:szCs w:val="28"/>
+        </w:rPr>
+        <w:t>.</w:t>
+      </w:r>
+    </w:p>
+    <w:p>
+      <w:pPr>
+        <w:ind w:left="720"/>
+        <w:rPr>
+          <w:rFonts w:ascii="Arial" w:hAnsi="Arial" w:cs="Arial"/>
+          <w:sz w:val="28"/>
+          <w:szCs w:val="28"/>
+        </w:rPr>
+      </w:pPr>
+      <w:r>
+        <w:rPr>
+          <w:rFonts w:ascii="Arial" w:hAnsi="Arial" w:cs="Arial"/>
+          <w:sz w:val="28"/>
+          <w:szCs w:val="28"/>
+        </w:rPr>
+        <w:lastRenderedPageBreak/>
+        <w:t>BR-ET-15. Khoản chi tiêu có tên tối đa 100 ký tự</w:t>
+      </w:r>
+    </w:p>
+    <w:p>
+      <w:pPr>
+        <w:pStyle w:val="ListParagraph"/>
+        <w:numPr>
+          <w:ilvl w:val="2"/>
+          <w:numId w:val="13"/>
+        </w:numPr>
+        <w:rPr>
+          <w:rFonts w:ascii="Arial" w:hAnsi="Arial" w:cs="Arial"/>
+          <w:b/>
+          <w:bCs/>
+          <w:sz w:val="28"/>
+          <w:szCs w:val="28"/>
+        </w:rPr>
+      </w:pPr>
+      <w:r>
+        <w:rPr>
+          <w:rFonts w:ascii="Arial" w:hAnsi="Arial" w:cs="Arial"/>
+          <w:b/>
+          <w:bCs/>
+          <w:sz w:val="28"/>
+          <w:szCs w:val="28"/>
+        </w:rPr>
+        <w:t xml:space="preserve"> </w:t>
+      </w:r>
+      <w:r>
+        <w:rPr>
+          <w:rFonts w:ascii="Arial" w:hAnsi="Arial" w:cs="Arial"/>
+          <w:b/>
+          <w:bCs/>
+          <w:sz w:val="28"/>
+          <w:szCs w:val="28"/>
+        </w:rPr>
+        <w:t>Quy Tắc Nghiệp Vụ Cho Quản Lý Danh Mục Chi Tiêu</w:t>
+      </w:r>
+    </w:p>
+    <w:p>
+      <w:pPr>
+        <w:ind w:left="720"/>
+        <w:rPr>
+          <w:rFonts w:ascii="Arial" w:hAnsi="Arial" w:cs="Arial"/>
+          <w:sz w:val="28"/>
+          <w:szCs w:val="28"/>
+        </w:rPr>
+      </w:pPr>
+      <w:r>
+        <w:rPr>
+          <w:rFonts w:ascii="Arial" w:hAnsi="Arial" w:cs="Arial"/>
+          <w:sz w:val="28"/>
+          <w:szCs w:val="28"/>
+        </w:rPr>
+        <w:t>BR-CATE-1. Hệ thống phải cung cấp các danh mục mặc định gồm:</w:t>
+      </w:r>
+    </w:p>
+    <w:p>
+      <w:pPr>
+        <w:ind w:left="720"/>
+        <w:rPr>
+          <w:rFonts w:ascii="Arial" w:hAnsi="Arial" w:cs="Arial"/>
+          <w:sz w:val="28"/>
+          <w:szCs w:val="28"/>
+        </w:rPr>
+      </w:pPr>
+      <w:r>
+        <w:rPr>
+          <w:rFonts w:ascii="Arial" w:hAnsi="Arial" w:cs="Arial"/>
+          <w:sz w:val="28"/>
+          <w:szCs w:val="28"/>
+        </w:rPr>
+        <w:t>“Ăn Uống, Học Tập, Giáo Dục, Giải Trí, Thể Thao, Công Việc, Khác”.</w:t>
+      </w:r>
+      <w:r>
+        <w:rPr>
+          <w:rFonts w:ascii="Arial" w:hAnsi="Arial" w:cs="Arial"/>
+          <w:sz w:val="28"/>
+          <w:szCs w:val="28"/>
+        </w:rPr>
+        <w:t>.</w:t>
+      </w:r>
+    </w:p>
+    <w:p>
+      <w:pPr>
+        <w:ind w:left="720"/>
+        <w:rPr>
+          <w:rFonts w:ascii="Arial" w:hAnsi="Arial" w:cs="Arial"/>
+          <w:sz w:val="28"/>
+          <w:szCs w:val="28"/>
+        </w:rPr>
+      </w:pPr>
+      <w:r>
+        <w:rPr>
+          <w:rFonts w:ascii="Arial" w:hAnsi="Arial" w:cs="Arial"/>
+          <w:sz w:val="28"/>
+          <w:szCs w:val="28"/>
+        </w:rPr>
+        <w:t>BR-CATE-2. “Khác” là danh mục mặc định của hệ thống.</w:t>
+      </w:r>
+    </w:p>
+    <w:p>
+      <w:pPr>
+        <w:ind w:left="720"/>
+        <w:rPr>
+          <w:rFonts w:ascii="Arial" w:hAnsi="Arial" w:cs="Arial"/>
+          <w:sz w:val="28"/>
+          <w:szCs w:val="28"/>
+        </w:rPr>
+      </w:pPr>
+      <w:r>
+        <w:rPr>
+          <w:rFonts w:ascii="Arial" w:hAnsi="Arial" w:cs="Arial"/>
+          <w:sz w:val="28"/>
+          <w:szCs w:val="28"/>
+        </w:rPr>
+        <w:t>BR-CATE-</w:t>
+      </w:r>
+      <w:r>
+        <w:rPr>
+          <w:rFonts w:ascii="Arial" w:hAnsi="Arial" w:cs="Arial"/>
+          <w:sz w:val="28"/>
+          <w:szCs w:val="28"/>
+        </w:rPr>
+        <w:t>3. Người dùng không được phép xóa các danh mục gốc</w:t>
+      </w:r>
+    </w:p>
+    <w:p>
+      <w:pPr>
+        <w:ind w:left="720"/>
+        <w:rPr>
+          <w:rFonts w:ascii="Arial" w:hAnsi="Arial" w:cs="Arial"/>
+          <w:sz w:val="28"/>
+          <w:szCs w:val="28"/>
+        </w:rPr>
+      </w:pPr>
+      <w:r>
+        <w:rPr>
+          <w:rFonts w:ascii="Arial" w:hAnsi="Arial" w:cs="Arial"/>
+          <w:sz w:val="28"/>
+          <w:szCs w:val="28"/>
+        </w:rPr>
+        <w:t>BR-CATE-4. Người dùng được phép tạo danh mục mới.</w:t>
+      </w:r>
+    </w:p>
+    <w:p>
+      <w:pPr>
+        <w:ind w:left="720"/>
+        <w:rPr>
+          <w:rFonts w:ascii="Arial" w:hAnsi="Arial" w:cs="Arial"/>
+          <w:sz w:val="28"/>
+          <w:szCs w:val="28"/>
+        </w:rPr>
+      </w:pPr>
+      <w:r>
+        <w:rPr>
+          <w:rFonts w:ascii="Arial" w:hAnsi="Arial" w:cs="Arial"/>
+          <w:sz w:val="28"/>
+          <w:szCs w:val="28"/>
+        </w:rPr>
+        <w:t>BR-CATE-5. Tên danh mục không được vượt quá 25 ký tự.</w:t>
+      </w:r>
+    </w:p>
+    <w:p>
+      <w:pPr>
+        <w:ind w:left="720"/>
+        <w:rPr>
+          <w:rFonts w:ascii="Arial" w:hAnsi="Arial" w:cs="Arial"/>
+          <w:b/>
+          <w:bCs/>
+          <w:sz w:val="28"/>
+          <w:szCs w:val="28"/>
+        </w:rPr>
+      </w:pPr>
+      <w:r>
+        <w:rPr>
+          <w:rFonts w:ascii="Arial" w:hAnsi="Arial" w:cs="Arial"/>
+          <w:sz w:val="28"/>
+          <w:szCs w:val="28"/>
+        </w:rPr>
+        <w:t>BR-CATE-6. Khi danh mục tự tạo bị xóa, các khoản chi tiêu liên kết sẽ được chuyển sang danh mục mặc định “Khác” nếu người dùng không chọn danh mục thay thế.</w:t>
+      </w:r>
+    </w:p>
+    <w:p>
+      <w:pPr>
+        <w:ind w:left="720"/>
+        <w:rPr>
+          <w:rFonts w:ascii="Arial" w:hAnsi="Arial" w:cs="Arial"/>
+          <w:sz w:val="28"/>
+          <w:szCs w:val="28"/>
+        </w:rPr>
+      </w:pPr>
+      <w:r>
+        <w:rPr>
+          <w:rFonts w:ascii="Arial" w:hAnsi="Arial" w:cs="Arial"/>
+          <w:sz w:val="28"/>
+          <w:szCs w:val="28"/>
+        </w:rPr>
+        <w:t>BR-CATE-7. Khi danh mục được cập nhật, các khoản chi tiêu liên kết phải được cập nhật tương ứng.</w:t>
+      </w:r>
+    </w:p>
+    <w:p>
+      <w:pPr>
+        <w:ind w:left="720"/>
+        <w:rPr>
+          <w:rFonts w:ascii="Arial" w:hAnsi="Arial" w:cs="Arial"/>
+          <w:sz w:val="28"/>
+          <w:szCs w:val="28"/>
+        </w:rPr>
+      </w:pPr>
+      <w:r>
+        <w:rPr>
+          <w:rFonts w:ascii="Arial" w:hAnsi="Arial" w:cs="Arial"/>
+          <w:sz w:val="28"/>
+          <w:szCs w:val="28"/>
+        </w:rPr>
+        <w:t>BR-CATE-8. Tên danh mục không được trùng với danh mục đã tồn tại trong cùng loại danh mục.</w:t>
+      </w:r>
+    </w:p>
+    <w:p>
+      <w:pPr>
+        <w:ind w:left="720"/>
+        <w:rPr>
+          <w:rFonts w:ascii="Arial" w:hAnsi="Arial" w:cs="Arial"/>
+          <w:sz w:val="28"/>
+          <w:szCs w:val="28"/>
+        </w:rPr>
+      </w:pPr>
+      <w:r>
+        <w:rPr>
+          <w:rFonts w:ascii="Arial" w:hAnsi="Arial" w:cs="Arial"/>
+          <w:sz w:val="28"/>
+          <w:szCs w:val="28"/>
+        </w:rPr>
+        <w:t>BR-CATE-9. Tên danh mục không được để trống.</w:t>
+      </w:r>
+    </w:p>
+    <w:p>
+      <w:pPr>
+        <w:ind w:left="720"/>
+        <w:rPr>
+          <w:rFonts w:ascii="Arial" w:hAnsi="Arial" w:cs="Arial"/>
+          <w:sz w:val="28"/>
+          <w:szCs w:val="28"/>
+        </w:rPr>
+      </w:pPr>
+      <w:r>
+        <w:rPr>
+          <w:rFonts w:ascii="Arial" w:hAnsi="Arial" w:cs="Arial"/>
+          <w:sz w:val="28"/>
+          <w:szCs w:val="28"/>
+        </w:rPr>
+        <w:t>BR-CATE-10. Người dùng chỉ được phép thao tác với danh mục do chính mình tạo.</w:t>
+      </w:r>
+    </w:p>
+    <w:p>
+      <w:pPr>
+        <w:ind w:left="720"/>
+        <w:rPr>
+          <w:rFonts w:ascii="Arial" w:hAnsi="Arial" w:cs="Arial"/>
+          <w:sz w:val="28"/>
+          <w:szCs w:val="28"/>
+        </w:rPr>
+      </w:pPr>
+      <w:r>
+        <w:rPr>
+          <w:rFonts w:ascii="Arial" w:hAnsi="Arial" w:cs="Arial"/>
+          <w:sz w:val="28"/>
+          <w:szCs w:val="28"/>
+        </w:rPr>
+        <w:t>BR-CATE-11. Người dùng không được phép chỉnh sửa các danh mục mặc định của hệ thống.</w:t>
+      </w:r>
+    </w:p>
+    <w:p>
+      <w:pPr>
+        <w:pStyle w:val="ListParagraph"/>
+        <w:numPr>
+          <w:ilvl w:val="2"/>
+          <w:numId w:val="13"/>
+        </w:numPr>
+        <w:rPr>
+          <w:rFonts w:ascii="Arial" w:hAnsi="Arial" w:cs="Arial"/>
+          <w:b/>
+          <w:bCs/>
+          <w:sz w:val="28"/>
+          <w:szCs w:val="28"/>
+        </w:rPr>
+      </w:pPr>
+      <w:r>
+        <w:rPr>
+          <w:rFonts w:ascii="Arial" w:hAnsi="Arial" w:cs="Arial"/>
+          <w:b/>
+          <w:bCs/>
+          <w:sz w:val="28"/>
+          <w:szCs w:val="28"/>
+        </w:rPr>
+        <w:t xml:space="preserve"> </w:t>
+      </w:r>
+      <w:r>
+        <w:rPr>
+          <w:rFonts w:ascii="Arial" w:hAnsi="Arial" w:cs="Arial"/>
+          <w:b/>
+          <w:bCs/>
+          <w:sz w:val="28"/>
+          <w:szCs w:val="28"/>
+        </w:rPr>
+        <w:t>Q</w:t>
+      </w:r>
+      <w:r>
+        <w:rPr>
+          <w:rFonts w:ascii="Arial" w:hAnsi="Arial" w:cs="Arial"/>
+          <w:b/>
+          <w:bCs/>
+          <w:sz w:val="28"/>
+          <w:szCs w:val="28"/>
+        </w:rPr>
+        <w:t>uy Tắc Nghiệp Vụ Cho Quản Lý Thu Nhập</w:t>
+      </w:r>
+    </w:p>
+    <w:p>
+      <w:pPr>
+        <w:ind w:left="720"/>
+        <w:rPr>
+          <w:rFonts w:ascii="Arial" w:hAnsi="Arial" w:cs="Arial"/>
+          <w:sz w:val="28"/>
+          <w:szCs w:val="28"/>
+        </w:rPr>
+      </w:pPr>
+      <w:r>
+        <w:rPr>
+          <w:rFonts w:ascii="Arial" w:hAnsi="Arial" w:cs="Arial"/>
+          <w:sz w:val="28"/>
+          <w:szCs w:val="28"/>
+        </w:rPr>
+        <w:t>BR-</w:t>
+      </w:r>
+      <w:r>
+        <w:rPr>
+          <w:rFonts w:ascii="Arial" w:hAnsi="Arial" w:cs="Arial"/>
+          <w:sz w:val="28"/>
+          <w:szCs w:val="28"/>
+        </w:rPr>
+        <w:t>I</w:t>
+      </w:r>
+      <w:r>
+        <w:rPr>
+          <w:rFonts w:ascii="Arial" w:hAnsi="Arial" w:cs="Arial"/>
+          <w:sz w:val="28"/>
+          <w:szCs w:val="28"/>
+        </w:rPr>
+        <w:t xml:space="preserve">T-1. Mỗi khoản </w:t>
+      </w:r>
+      <w:r>
+        <w:rPr>
+          <w:rFonts w:ascii="Arial" w:hAnsi="Arial" w:cs="Arial"/>
+          <w:sz w:val="28"/>
+          <w:szCs w:val="28"/>
+        </w:rPr>
+        <w:t>thu</w:t>
+      </w:r>
+      <w:r>
+        <w:rPr>
+          <w:rFonts w:ascii="Arial" w:hAnsi="Arial" w:cs="Arial"/>
+          <w:sz w:val="28"/>
+          <w:szCs w:val="28"/>
+        </w:rPr>
+        <w:t xml:space="preserve"> phải được gán cho một danh mục</w:t>
+      </w:r>
+      <w:r>
+        <w:rPr>
+          <w:rFonts w:ascii="Arial" w:hAnsi="Arial" w:cs="Arial"/>
+          <w:sz w:val="28"/>
+          <w:szCs w:val="28"/>
+        </w:rPr>
+        <w:t xml:space="preserve"> thu nhập</w:t>
+      </w:r>
+      <w:r>
+        <w:rPr>
+          <w:rFonts w:ascii="Arial" w:hAnsi="Arial" w:cs="Arial"/>
+          <w:sz w:val="28"/>
+          <w:szCs w:val="28"/>
+        </w:rPr>
+        <w:t>. Nếu người dùng không chọn danh mục, hệ thống sẽ tự động gán danh mục mặc định là “Khác”.</w:t>
+      </w:r>
+    </w:p>
+    <w:p>
+      <w:pPr>
+        <w:ind w:left="720"/>
+        <w:rPr>
+          <w:rFonts w:ascii="Arial" w:hAnsi="Arial" w:cs="Arial"/>
+          <w:sz w:val="28"/>
+          <w:szCs w:val="28"/>
+        </w:rPr>
+      </w:pPr>
+      <w:r>
+        <w:rPr>
+          <w:rFonts w:ascii="Arial" w:hAnsi="Arial" w:cs="Arial"/>
+          <w:sz w:val="28"/>
+          <w:szCs w:val="28"/>
+        </w:rPr>
+        <w:t>BR-</w:t>
+      </w:r>
+      <w:r>
+        <w:rPr>
+          <w:rFonts w:ascii="Arial" w:hAnsi="Arial" w:cs="Arial"/>
+          <w:sz w:val="28"/>
+          <w:szCs w:val="28"/>
+        </w:rPr>
+        <w:t>I</w:t>
+      </w:r>
+      <w:r>
+        <w:rPr>
+          <w:rFonts w:ascii="Arial" w:hAnsi="Arial" w:cs="Arial"/>
+          <w:sz w:val="28"/>
+          <w:szCs w:val="28"/>
+        </w:rPr>
+        <w:t xml:space="preserve">T-2. Mỗi khoản </w:t>
+      </w:r>
+      <w:r>
+        <w:rPr>
+          <w:rFonts w:ascii="Arial" w:hAnsi="Arial" w:cs="Arial"/>
+          <w:sz w:val="28"/>
+          <w:szCs w:val="28"/>
+        </w:rPr>
+        <w:t>thu nhập</w:t>
+      </w:r>
+      <w:r>
+        <w:rPr>
+          <w:rFonts w:ascii="Arial" w:hAnsi="Arial" w:cs="Arial"/>
+          <w:sz w:val="28"/>
+          <w:szCs w:val="28"/>
+        </w:rPr>
+        <w:t xml:space="preserve"> phải được liên kết với một nguồn tiền.</w:t>
+      </w:r>
+    </w:p>
+    <w:p>
+      <w:pPr>
+        <w:ind w:left="720"/>
+        <w:rPr>
+          <w:rFonts w:ascii="Arial" w:hAnsi="Arial" w:cs="Arial"/>
+          <w:sz w:val="28"/>
+          <w:szCs w:val="28"/>
+        </w:rPr>
+      </w:pPr>
+      <w:r>
+        <w:rPr>
+          <w:rFonts w:ascii="Arial" w:hAnsi="Arial" w:cs="Arial"/>
+          <w:sz w:val="28"/>
+          <w:szCs w:val="28"/>
+        </w:rPr>
+        <w:t>BR-</w:t>
+      </w:r>
+      <w:r>
+        <w:rPr>
+          <w:rFonts w:ascii="Arial" w:hAnsi="Arial" w:cs="Arial"/>
+          <w:sz w:val="28"/>
+          <w:szCs w:val="28"/>
+        </w:rPr>
+        <w:t>I</w:t>
+      </w:r>
+      <w:r>
+        <w:rPr>
+          <w:rFonts w:ascii="Arial" w:hAnsi="Arial" w:cs="Arial"/>
+          <w:sz w:val="28"/>
+          <w:szCs w:val="28"/>
+        </w:rPr>
+        <w:t xml:space="preserve">T-3. Khoản </w:t>
+      </w:r>
+      <w:r>
+        <w:rPr>
+          <w:rFonts w:ascii="Arial" w:hAnsi="Arial" w:cs="Arial"/>
+          <w:sz w:val="28"/>
+          <w:szCs w:val="28"/>
+        </w:rPr>
+        <w:t>thu nhập</w:t>
+      </w:r>
+      <w:r>
+        <w:rPr>
+          <w:rFonts w:ascii="Arial" w:hAnsi="Arial" w:cs="Arial"/>
+          <w:sz w:val="28"/>
+          <w:szCs w:val="28"/>
+        </w:rPr>
+        <w:t xml:space="preserve"> phải là số dương.</w:t>
+      </w:r>
+    </w:p>
+    <w:p>
+      <w:pPr>
+        <w:ind w:left="720"/>
+        <w:rPr>
+          <w:rFonts w:ascii="Arial" w:hAnsi="Arial" w:cs="Arial"/>
+          <w:sz w:val="28"/>
+          <w:szCs w:val="28"/>
+        </w:rPr>
+      </w:pPr>
+      <w:r>
+        <w:rPr>
+          <w:rFonts w:ascii="Arial" w:hAnsi="Arial" w:cs="Arial"/>
+          <w:sz w:val="28"/>
+          <w:szCs w:val="28"/>
+        </w:rPr>
+        <w:lastRenderedPageBreak/>
+        <w:t>BR-</w:t>
+      </w:r>
+      <w:r>
+        <w:rPr>
+          <w:rFonts w:ascii="Arial" w:hAnsi="Arial" w:cs="Arial"/>
+          <w:sz w:val="28"/>
+          <w:szCs w:val="28"/>
+        </w:rPr>
+        <w:t>I</w:t>
+      </w:r>
+      <w:r>
+        <w:rPr>
+          <w:rFonts w:ascii="Arial" w:hAnsi="Arial" w:cs="Arial"/>
+          <w:sz w:val="28"/>
+          <w:szCs w:val="28"/>
+        </w:rPr>
+        <w:t xml:space="preserve">T-4. Mỗi khoản </w:t>
+      </w:r>
+      <w:r>
+        <w:rPr>
+          <w:rFonts w:ascii="Arial" w:hAnsi="Arial" w:cs="Arial"/>
+          <w:sz w:val="28"/>
+          <w:szCs w:val="28"/>
+        </w:rPr>
+        <w:t>thu nhập</w:t>
+      </w:r>
+      <w:r>
+        <w:rPr>
+          <w:rFonts w:ascii="Arial" w:hAnsi="Arial" w:cs="Arial"/>
+          <w:sz w:val="28"/>
+          <w:szCs w:val="28"/>
+        </w:rPr>
+        <w:t xml:space="preserve"> chỉ được gán với một danh mục tại một thời điểm.</w:t>
+      </w:r>
+    </w:p>
+    <w:p>
+      <w:pPr>
+        <w:ind w:left="720"/>
+        <w:rPr>
+          <w:rFonts w:ascii="Arial" w:hAnsi="Arial" w:cs="Arial"/>
+          <w:sz w:val="28"/>
+          <w:szCs w:val="28"/>
+        </w:rPr>
+      </w:pPr>
+      <w:r>
+        <w:rPr>
+          <w:rFonts w:ascii="Arial" w:hAnsi="Arial" w:cs="Arial"/>
+          <w:sz w:val="28"/>
+          <w:szCs w:val="28"/>
+        </w:rPr>
+        <w:t>BR-IT-5. Khi khoản thu nhập được cập nhật, số dư của nguồn tiền liên kết phải được cập nhật tương ứng.</w:t>
+      </w:r>
+    </w:p>
+    <w:p>
+      <w:pPr>
+        <w:ind w:left="720"/>
+        <w:rPr>
+          <w:rFonts w:ascii="Arial" w:hAnsi="Arial" w:cs="Arial"/>
+          <w:sz w:val="28"/>
+          <w:szCs w:val="28"/>
+        </w:rPr>
+      </w:pPr>
+      <w:r>
+        <w:rPr>
+          <w:rFonts w:ascii="Arial" w:hAnsi="Arial" w:cs="Arial"/>
+          <w:sz w:val="28"/>
+          <w:szCs w:val="28"/>
+        </w:rPr>
+        <w:t>BR-IT-6. Khi khoản thu nhập bị xóa, số dư của nguồn tiền liên kết phải được cập nhật tương ứng.</w:t>
+      </w:r>
+    </w:p>
+    <w:p>
+      <w:pPr>
+        <w:ind w:left="720"/>
+        <w:rPr>
+          <w:rFonts w:ascii="Arial" w:hAnsi="Arial" w:cs="Arial"/>
+          <w:sz w:val="28"/>
+          <w:szCs w:val="28"/>
+        </w:rPr>
+      </w:pPr>
+      <w:r>
+        <w:rPr>
+          <w:rFonts w:ascii="Arial" w:hAnsi="Arial" w:cs="Arial"/>
+          <w:sz w:val="28"/>
+          <w:szCs w:val="28"/>
+        </w:rPr>
+        <w:t>BR-</w:t>
+      </w:r>
+      <w:r>
+        <w:rPr>
+          <w:rFonts w:ascii="Arial" w:hAnsi="Arial" w:cs="Arial"/>
+          <w:sz w:val="28"/>
+          <w:szCs w:val="28"/>
+        </w:rPr>
+        <w:t>I</w:t>
+      </w:r>
+      <w:r>
+        <w:rPr>
+          <w:rFonts w:ascii="Arial" w:hAnsi="Arial" w:cs="Arial"/>
+          <w:sz w:val="28"/>
+          <w:szCs w:val="28"/>
+        </w:rPr>
+        <w:t>T-</w:t>
+      </w:r>
+      <w:r>
+        <w:rPr>
+          <w:rFonts w:ascii="Arial" w:hAnsi="Arial" w:cs="Arial"/>
+          <w:sz w:val="28"/>
+          <w:szCs w:val="28"/>
+        </w:rPr>
+        <w:t>7</w:t>
+      </w:r>
+      <w:r>
+        <w:rPr>
+          <w:rFonts w:ascii="Arial" w:hAnsi="Arial" w:cs="Arial"/>
+          <w:sz w:val="28"/>
+          <w:szCs w:val="28"/>
+        </w:rPr>
+        <w:t xml:space="preserve">. Thời gian của khoản </w:t>
+      </w:r>
+      <w:r>
+        <w:rPr>
+          <w:rFonts w:ascii="Arial" w:hAnsi="Arial" w:cs="Arial"/>
+          <w:sz w:val="28"/>
+          <w:szCs w:val="28"/>
+        </w:rPr>
+        <w:t>thu nhập</w:t>
+      </w:r>
+      <w:r>
+        <w:rPr>
+          <w:rFonts w:ascii="Arial" w:hAnsi="Arial" w:cs="Arial"/>
+          <w:sz w:val="28"/>
+          <w:szCs w:val="28"/>
+        </w:rPr>
+        <w:t xml:space="preserve"> không được lớn hơn thời gian hiện tại của hệ thống.</w:t>
+      </w:r>
+    </w:p>
+    <w:p>
+      <w:pPr>
+        <w:ind w:left="720"/>
+        <w:rPr>
+          <w:rFonts w:ascii="Arial" w:hAnsi="Arial" w:cs="Arial"/>
+          <w:sz w:val="28"/>
+          <w:szCs w:val="28"/>
+        </w:rPr>
+      </w:pPr>
+      <w:r>
+        <w:rPr>
+          <w:rFonts w:ascii="Arial" w:hAnsi="Arial" w:cs="Arial"/>
+          <w:sz w:val="28"/>
+          <w:szCs w:val="28"/>
+        </w:rPr>
+        <w:t>BR-</w:t>
+      </w:r>
+      <w:r>
+        <w:rPr>
+          <w:rFonts w:ascii="Arial" w:hAnsi="Arial" w:cs="Arial"/>
+          <w:sz w:val="28"/>
+          <w:szCs w:val="28"/>
+        </w:rPr>
+        <w:t>IT</w:t>
+      </w:r>
+      <w:r>
+        <w:rPr>
+          <w:rFonts w:ascii="Arial" w:hAnsi="Arial" w:cs="Arial"/>
+          <w:sz w:val="28"/>
+          <w:szCs w:val="28"/>
+        </w:rPr>
+        <w:t>-</w:t>
+      </w:r>
+      <w:r>
+        <w:rPr>
+          <w:rFonts w:ascii="Arial" w:hAnsi="Arial" w:cs="Arial"/>
+          <w:sz w:val="28"/>
+          <w:szCs w:val="28"/>
+        </w:rPr>
+        <w:t>8</w:t>
+      </w:r>
+      <w:r>
+        <w:rPr>
+          <w:rFonts w:ascii="Arial" w:hAnsi="Arial" w:cs="Arial"/>
+          <w:sz w:val="28"/>
+          <w:szCs w:val="28"/>
+        </w:rPr>
+        <w:t xml:space="preserve">. Người dùng chỉ được phép xem và thao tác với các khoản </w:t>
+      </w:r>
+      <w:r>
+        <w:rPr>
+          <w:rFonts w:ascii="Arial" w:hAnsi="Arial" w:cs="Arial"/>
+          <w:sz w:val="28"/>
+          <w:szCs w:val="28"/>
+        </w:rPr>
+        <w:t>thu nhập</w:t>
+      </w:r>
+      <w:r>
+        <w:rPr>
+          <w:rFonts w:ascii="Arial" w:hAnsi="Arial" w:cs="Arial"/>
+          <w:sz w:val="28"/>
+          <w:szCs w:val="28"/>
+        </w:rPr>
+        <w:t xml:space="preserve"> thuộc tài khoản của chính mình.</w:t>
+      </w:r>
+    </w:p>
+    <w:p>
+      <w:pPr>
+        <w:ind w:left="720"/>
+        <w:rPr>
+          <w:rFonts w:ascii="Arial" w:hAnsi="Arial" w:cs="Arial"/>
+          <w:sz w:val="28"/>
+          <w:szCs w:val="28"/>
+        </w:rPr>
+      </w:pPr>
+      <w:r>
+        <w:rPr>
+          <w:rFonts w:ascii="Arial" w:hAnsi="Arial" w:cs="Arial"/>
+          <w:sz w:val="28"/>
+          <w:szCs w:val="28"/>
+        </w:rPr>
+        <w:t>BR-</w:t>
+      </w:r>
+      <w:r>
+        <w:rPr>
+          <w:rFonts w:ascii="Arial" w:hAnsi="Arial" w:cs="Arial"/>
+          <w:sz w:val="28"/>
+          <w:szCs w:val="28"/>
+        </w:rPr>
+        <w:t>I</w:t>
+      </w:r>
+      <w:r>
+        <w:rPr>
+          <w:rFonts w:ascii="Arial" w:hAnsi="Arial" w:cs="Arial"/>
+          <w:sz w:val="28"/>
+          <w:szCs w:val="28"/>
+        </w:rPr>
+        <w:t>T-</w:t>
+      </w:r>
+      <w:r>
+        <w:rPr>
+          <w:rFonts w:ascii="Arial" w:hAnsi="Arial" w:cs="Arial"/>
+          <w:sz w:val="28"/>
+          <w:szCs w:val="28"/>
+        </w:rPr>
+        <w:t>9</w:t>
+      </w:r>
+      <w:r>
+        <w:rPr>
+          <w:rFonts w:ascii="Arial" w:hAnsi="Arial" w:cs="Arial"/>
+          <w:sz w:val="28"/>
+          <w:szCs w:val="28"/>
+        </w:rPr>
+        <w:t xml:space="preserve">. Nội dung ghi chú của khoản </w:t>
+      </w:r>
+      <w:r>
+        <w:rPr>
+          <w:rFonts w:ascii="Arial" w:hAnsi="Arial" w:cs="Arial"/>
+          <w:sz w:val="28"/>
+          <w:szCs w:val="28"/>
+        </w:rPr>
+        <w:t xml:space="preserve">thu nhập </w:t>
+      </w:r>
+      <w:r>
+        <w:rPr>
+          <w:rFonts w:ascii="Arial" w:hAnsi="Arial" w:cs="Arial"/>
+          <w:sz w:val="28"/>
+          <w:szCs w:val="28"/>
+        </w:rPr>
+        <w:t>không được vượt quá giới hạn ký tự hệ thống cho phép.</w:t>
+      </w:r>
+    </w:p>
+    <w:p>
+      <w:pPr>
+        <w:ind w:left="720"/>
+        <w:rPr>
+          <w:rFonts w:ascii="Arial" w:hAnsi="Arial" w:cs="Arial"/>
+          <w:sz w:val="28"/>
+          <w:szCs w:val="28"/>
+        </w:rPr>
+      </w:pPr>
+      <w:r>
+        <w:rPr>
+          <w:rFonts w:ascii="Arial" w:hAnsi="Arial" w:cs="Arial"/>
+          <w:sz w:val="28"/>
+          <w:szCs w:val="28"/>
+        </w:rPr>
+        <w:t>BR-</w:t>
+      </w:r>
+      <w:r>
+        <w:rPr>
+          <w:rFonts w:ascii="Arial" w:hAnsi="Arial" w:cs="Arial"/>
+          <w:sz w:val="28"/>
+          <w:szCs w:val="28"/>
+        </w:rPr>
+        <w:t>I</w:t>
+      </w:r>
+      <w:r>
+        <w:rPr>
+          <w:rFonts w:ascii="Arial" w:hAnsi="Arial" w:cs="Arial"/>
+          <w:sz w:val="28"/>
+          <w:szCs w:val="28"/>
+        </w:rPr>
+        <w:t>T-</w:t>
+      </w:r>
+      <w:r>
+        <w:rPr>
+          <w:rFonts w:ascii="Arial" w:hAnsi="Arial" w:cs="Arial"/>
+          <w:sz w:val="28"/>
+          <w:szCs w:val="28"/>
+        </w:rPr>
+        <w:t>10</w:t>
+      </w:r>
+      <w:r>
+        <w:rPr>
+          <w:rFonts w:ascii="Arial" w:hAnsi="Arial" w:cs="Arial"/>
+          <w:sz w:val="28"/>
+          <w:szCs w:val="28"/>
+        </w:rPr>
+        <w:t xml:space="preserve">. Khoản </w:t>
+      </w:r>
+      <w:r>
+        <w:rPr>
+          <w:rFonts w:ascii="Arial" w:hAnsi="Arial" w:cs="Arial"/>
+          <w:sz w:val="28"/>
+          <w:szCs w:val="28"/>
+        </w:rPr>
+        <w:t xml:space="preserve">thu nhập </w:t>
+      </w:r>
+      <w:r>
+        <w:rPr>
+          <w:rFonts w:ascii="Arial" w:hAnsi="Arial" w:cs="Arial"/>
+          <w:sz w:val="28"/>
+          <w:szCs w:val="28"/>
+        </w:rPr>
+        <w:t>đã bị xóa không được phép chỉnh sửa</w:t>
+      </w:r>
+      <w:r>
+        <w:rPr>
+          <w:rFonts w:ascii="Arial" w:hAnsi="Arial" w:cs="Arial"/>
+          <w:sz w:val="28"/>
+          <w:szCs w:val="28"/>
+        </w:rPr>
+        <w:t xml:space="preserve"> nếu chưa khôi phục</w:t>
+      </w:r>
+      <w:r>
+        <w:rPr>
+          <w:rFonts w:ascii="Arial" w:hAnsi="Arial" w:cs="Arial"/>
+          <w:sz w:val="28"/>
+          <w:szCs w:val="28"/>
+        </w:rPr>
+        <w:t>.</w:t>
+      </w:r>
+    </w:p>
+    <w:p>
+      <w:pPr>
+        <w:ind w:left="720"/>
+        <w:rPr>
+          <w:rFonts w:ascii="Arial" w:hAnsi="Arial" w:cs="Arial"/>
+          <w:sz w:val="28"/>
+          <w:szCs w:val="28"/>
+        </w:rPr>
+      </w:pPr>
+      <w:r>
+        <w:rPr>
+          <w:rFonts w:ascii="Arial" w:hAnsi="Arial" w:cs="Arial"/>
+          <w:sz w:val="28"/>
+          <w:szCs w:val="28"/>
+        </w:rPr>
+        <w:t>BR-IT-11. Khi khoản thu nhập được tạo, số dư của nguồn tiền liên kết phải được cập nhật tương ứng.</w:t>
+      </w:r>
+    </w:p>
+    <w:p>
+      <w:pPr>
+        <w:ind w:left="720"/>
+        <w:rPr>
+          <w:rFonts w:ascii="Arial" w:hAnsi="Arial" w:cs="Arial"/>
+          <w:sz w:val="28"/>
+          <w:szCs w:val="28"/>
+        </w:rPr>
+      </w:pPr>
+      <w:r>
+        <w:rPr>
+          <w:rFonts w:ascii="Arial" w:hAnsi="Arial" w:cs="Arial"/>
+          <w:sz w:val="28"/>
+          <w:szCs w:val="28"/>
+        </w:rPr>
+        <w:t>BR-IT-12. Khoản thu nhập chỉ được phép sử dụng danh mục thuộc loại thu nhập.</w:t>
+      </w:r>
+    </w:p>
+    <w:p>
+      <w:pPr>
+        <w:ind w:left="720"/>
+        <w:rPr>
+          <w:rFonts w:ascii="Arial" w:hAnsi="Arial" w:cs="Arial"/>
+          <w:sz w:val="28"/>
+          <w:szCs w:val="28"/>
+        </w:rPr>
+      </w:pPr>
+      <w:r>
+        <w:rPr>
+          <w:rFonts w:ascii="Arial" w:hAnsi="Arial" w:cs="Arial"/>
+          <w:sz w:val="28"/>
+          <w:szCs w:val="28"/>
+        </w:rPr>
+        <w:t>BR-IT-13. Nguồn tiền liên kết với khoản thu nhập phải tồn tại trong hệ thống.</w:t>
+      </w:r>
+    </w:p>
+    <w:p>
+      <w:pPr>
+        <w:ind w:left="720"/>
+        <w:rPr>
+          <w:rFonts w:ascii="Arial" w:hAnsi="Arial" w:cs="Arial"/>
+          <w:sz w:val="28"/>
+          <w:szCs w:val="28"/>
+        </w:rPr>
+      </w:pPr>
+      <w:r>
+        <w:rPr>
+          <w:rFonts w:ascii="Arial" w:hAnsi="Arial" w:cs="Arial"/>
+          <w:sz w:val="28"/>
+          <w:szCs w:val="28"/>
+        </w:rPr>
+        <w:t>BR-IT-14. Khoản thu nhập có tên tối đa 100 ký tự</w:t>
+      </w:r>
+      <w:r>
+        <w:rPr>
+          <w:rFonts w:ascii="Arial" w:hAnsi="Arial" w:cs="Arial"/>
+          <w:sz w:val="28"/>
+          <w:szCs w:val="28"/>
+        </w:rPr>
+        <w:t>.</w:t>
+      </w:r>
+    </w:p>
+    <w:p>
+      <w:pPr>
+        <w:pStyle w:val="ListParagraph"/>
+        <w:numPr>
+          <w:ilvl w:val="2"/>
+          <w:numId w:val="13"/>
+        </w:numPr>
+        <w:rPr>
+          <w:rFonts w:ascii="Arial" w:hAnsi="Arial" w:cs="Arial"/>
+          <w:b/>
+          <w:bCs/>
+          <w:sz w:val="28"/>
+          <w:szCs w:val="28"/>
+        </w:rPr>
+      </w:pPr>
+      <w:r>
+        <w:rPr>
+          <w:rFonts w:ascii="Arial" w:hAnsi="Arial" w:cs="Arial"/>
+          <w:b/>
+          <w:bCs/>
+          <w:sz w:val="28"/>
+          <w:szCs w:val="28"/>
+        </w:rPr>
+        <w:t xml:space="preserve"> Quy Tắc Nghiệp Vụ Cho Quản Lý Danh Mục</w:t>
+      </w:r>
+      <w:r>
+        <w:rPr>
+          <w:rFonts w:ascii="Arial" w:hAnsi="Arial" w:cs="Arial"/>
+          <w:b/>
+          <w:bCs/>
+          <w:sz w:val="28"/>
+          <w:szCs w:val="28"/>
+        </w:rPr>
+        <w:t xml:space="preserve"> Thu Nhập</w:t>
+      </w:r>
+    </w:p>
+    <w:p>
+      <w:pPr>
+        <w:ind w:left="720"/>
+        <w:rPr>
+          <w:rFonts w:ascii="Arial" w:hAnsi="Arial" w:cs="Arial"/>
+          <w:sz w:val="28"/>
+          <w:szCs w:val="28"/>
+        </w:rPr>
+      </w:pPr>
+      <w:r>
+        <w:rPr>
+          <w:rFonts w:ascii="Arial" w:hAnsi="Arial" w:cs="Arial"/>
+          <w:sz w:val="28"/>
+          <w:szCs w:val="28"/>
+        </w:rPr>
+        <w:t>BR-CAT</w:t>
+      </w:r>
+      <w:r>
+        <w:rPr>
+          <w:rFonts w:ascii="Arial" w:hAnsi="Arial" w:cs="Arial"/>
+          <w:sz w:val="28"/>
+          <w:szCs w:val="28"/>
+        </w:rPr>
+        <w:t>I</w:t>
+      </w:r>
+      <w:r>
+        <w:rPr>
+          <w:rFonts w:ascii="Arial" w:hAnsi="Arial" w:cs="Arial"/>
+          <w:sz w:val="28"/>
+          <w:szCs w:val="28"/>
+        </w:rPr>
+        <w:t>-</w:t>
+      </w:r>
+    </w:p>
+    <w:p>
+      <w:pPr>
+        <w:pStyle w:val="ListParagraph"/>
+        <w:numPr>
+          <w:ilvl w:val="2"/>
+          <w:numId w:val="13"/>
+        </w:numPr>
+        <w:rPr>
+          <w:rFonts w:ascii="Arial" w:hAnsi="Arial" w:cs="Arial"/>
+          <w:b/>
+          <w:bCs/>
+          <w:sz w:val="28"/>
+          <w:szCs w:val="28"/>
+        </w:rPr>
+      </w:pPr>
+      <w:r>
+        <w:rPr>
+          <w:rFonts w:ascii="Arial" w:hAnsi="Arial" w:cs="Arial"/>
+          <w:b/>
+          <w:bCs/>
+          <w:sz w:val="28"/>
+          <w:szCs w:val="28"/>
+        </w:rPr>
+        <w:t xml:space="preserve"> Quy Tắc Nghiệp Vụ Cho Quản Lý Nguồn Tiền</w:t>
+      </w:r>
+    </w:p>
+    <w:p>
+      <w:pPr>
+        <w:ind w:left="720"/>
+        <w:rPr>
+          <w:rFonts w:ascii="Arial" w:hAnsi="Arial" w:cs="Arial"/>
+          <w:sz w:val="28"/>
+          <w:szCs w:val="28"/>
+        </w:rPr>
+      </w:pPr>
+      <w:r>
+        <w:rPr>
+          <w:rFonts w:ascii="Arial" w:hAnsi="Arial" w:cs="Arial"/>
+          <w:sz w:val="28"/>
+          <w:szCs w:val="28"/>
+        </w:rPr>
+        <w:t>BR-MS-</w:t>
+      </w:r>
+    </w:p>
+    <w:p>
+      <w:pPr>
+        <w:pStyle w:val="ListParagraph"/>
+        <w:numPr>
+          <w:ilvl w:val="2"/>
+          <w:numId w:val="13"/>
+        </w:numPr>
+        <w:rPr>
+          <w:rFonts w:ascii="Arial" w:hAnsi="Arial" w:cs="Arial"/>
+          <w:b/>
+          <w:bCs/>
+          <w:sz w:val="28"/>
+          <w:szCs w:val="28"/>
+        </w:rPr>
+      </w:pPr>
+      <w:r>
+        <w:rPr>
+          <w:rFonts w:ascii="Arial" w:hAnsi="Arial" w:cs="Arial"/>
+          <w:b/>
+          <w:bCs/>
+          <w:sz w:val="28"/>
+          <w:szCs w:val="28"/>
+        </w:rPr>
+        <w:t xml:space="preserve"> Quy Tắc Nghiệp Vụ Cho Chuyển Tiền Nội Bộ</w:t>
+      </w:r>
+    </w:p>
+    <w:p>
+      <w:pPr>
+        <w:ind w:left="720"/>
+        <w:rPr>
+          <w:rFonts w:ascii="Arial" w:hAnsi="Arial" w:cs="Arial"/>
+          <w:sz w:val="28"/>
+          <w:szCs w:val="28"/>
+        </w:rPr>
+      </w:pPr>
+      <w:r>
+        <w:rPr>
+          <w:rFonts w:ascii="Arial" w:hAnsi="Arial" w:cs="Arial"/>
+          <w:sz w:val="28"/>
+          <w:szCs w:val="28"/>
+        </w:rPr>
+        <w:t>BR-TF-</w:t>
+      </w:r>
+    </w:p>
+    <w:p>
+      <w:pPr>
+        <w:pStyle w:val="ListParagraph"/>
+        <w:numPr>
+          <w:ilvl w:val="2"/>
+          <w:numId w:val="13"/>
+        </w:numPr>
+        <w:rPr>
+          <w:rFonts w:ascii="Arial" w:hAnsi="Arial" w:cs="Arial"/>
+          <w:b/>
+          <w:bCs/>
+          <w:sz w:val="28"/>
+          <w:szCs w:val="28"/>
+        </w:rPr>
+      </w:pPr>
+      <w:r>
+        <w:rPr>
+          <w:rFonts w:ascii="Arial" w:hAnsi="Arial" w:cs="Arial"/>
+          <w:b/>
+          <w:bCs/>
+          <w:sz w:val="28"/>
+          <w:szCs w:val="28"/>
+        </w:rPr>
+        <w:lastRenderedPageBreak/>
+        <w:t xml:space="preserve"> Quy Tắc Nghiệp Vụ Cho Quản Lý Ngân Sách</w:t>
+      </w:r>
+    </w:p>
+    <w:p>
+      <w:pPr>
+        <w:ind w:left="720"/>
+        <w:rPr>
+          <w:rFonts w:ascii="Arial" w:hAnsi="Arial" w:cs="Arial"/>
+          <w:sz w:val="28"/>
+          <w:szCs w:val="28"/>
+        </w:rPr>
+      </w:pPr>
+      <w:r>
+        <w:rPr>
+          <w:rFonts w:ascii="Arial" w:hAnsi="Arial" w:cs="Arial"/>
+          <w:sz w:val="28"/>
+          <w:szCs w:val="28"/>
+        </w:rPr>
+        <w:t>BR-BUD-</w:t>
+      </w:r>
+    </w:p>
+    <w:p>
+      <w:pPr>
+        <w:pStyle w:val="ListParagraph"/>
+        <w:numPr>
+          <w:ilvl w:val="2"/>
+          <w:numId w:val="13"/>
+        </w:numPr>
+        <w:rPr>
+          <w:rFonts w:ascii="Arial" w:hAnsi="Arial" w:cs="Arial"/>
+          <w:b/>
+          <w:bCs/>
+          <w:sz w:val="28"/>
+          <w:szCs w:val="28"/>
+        </w:rPr>
+      </w:pPr>
+      <w:r>
+        <w:rPr>
+          <w:rFonts w:ascii="Arial" w:hAnsi="Arial" w:cs="Arial"/>
+          <w:b/>
+          <w:bCs/>
+          <w:sz w:val="28"/>
+          <w:szCs w:val="28"/>
+        </w:rPr>
+        <w:t xml:space="preserve"> </w:t>
+      </w:r>
+      <w:r>
+        <w:rPr>
+          <w:rFonts w:ascii="Arial" w:hAnsi="Arial" w:cs="Arial"/>
+          <w:b/>
+          <w:bCs/>
+          <w:sz w:val="28"/>
+          <w:szCs w:val="28"/>
+        </w:rPr>
+        <w:t>Quy Tắc Nghiệp Vụ Cho</w:t>
+      </w:r>
+      <w:r>
+        <w:rPr>
+          <w:rFonts w:ascii="Arial" w:hAnsi="Arial" w:cs="Arial"/>
+          <w:b/>
+          <w:bCs/>
+          <w:sz w:val="28"/>
+          <w:szCs w:val="28"/>
+        </w:rPr>
+        <w:t xml:space="preserve"> Giao Dịch Định Kỳ</w:t>
+      </w:r>
+    </w:p>
+    <w:p>
+      <w:pPr>
+        <w:ind w:left="720"/>
+        <w:rPr>
+          <w:rFonts w:ascii="Arial" w:hAnsi="Arial" w:cs="Arial"/>
+          <w:sz w:val="28"/>
+          <w:szCs w:val="28"/>
+        </w:rPr>
+      </w:pPr>
+      <w:r>
+        <w:rPr>
+          <w:rFonts w:ascii="Arial" w:hAnsi="Arial" w:cs="Arial"/>
+          <w:sz w:val="28"/>
+          <w:szCs w:val="28"/>
+        </w:rPr>
+        <w:t>BR-RE-</w:t>
+      </w:r>
+    </w:p>
+    <w:p>
+      <w:pPr>
+        <w:pStyle w:val="ListParagraph"/>
+        <w:numPr>
+          <w:ilvl w:val="2"/>
+          <w:numId w:val="13"/>
+        </w:numPr>
+        <w:rPr>
+          <w:rFonts w:ascii="Arial" w:hAnsi="Arial" w:cs="Arial"/>
+          <w:b/>
+          <w:bCs/>
+          <w:sz w:val="28"/>
+          <w:szCs w:val="28"/>
+        </w:rPr>
+      </w:pPr>
+      <w:r>
+        <w:rPr>
+          <w:rFonts w:ascii="Arial" w:hAnsi="Arial" w:cs="Arial"/>
+          <w:b/>
+          <w:bCs/>
+          <w:sz w:val="28"/>
+          <w:szCs w:val="28"/>
+        </w:rPr>
+        <w:t xml:space="preserve"> Quy Tắc Nghiệp Vụ Cho Báo Cáo Và Thống Kê</w:t>
+      </w:r>
+    </w:p>
+    <w:p>
+      <w:pPr>
+        <w:ind w:left="720"/>
+        <w:rPr>
+          <w:rFonts w:ascii="Arial" w:hAnsi="Arial" w:cs="Arial"/>
+          <w:sz w:val="28"/>
+          <w:szCs w:val="28"/>
+        </w:rPr>
+      </w:pPr>
+      <w:r>
+        <w:rPr>
+          <w:rFonts w:ascii="Arial" w:hAnsi="Arial" w:cs="Arial"/>
+          <w:sz w:val="28"/>
+          <w:szCs w:val="28"/>
+        </w:rPr>
+        <w:t>BR-SRP-</w:t>
+      </w:r>
+    </w:p>
+    <w:p>
+      <w:pPr>
+        <w:pStyle w:val="ListParagraph"/>
+        <w:numPr>
+          <w:ilvl w:val="2"/>
+          <w:numId w:val="13"/>
+        </w:numPr>
+        <w:rPr>
+          <w:rFonts w:ascii="Arial" w:hAnsi="Arial" w:cs="Arial"/>
+          <w:b/>
+          <w:bCs/>
+          <w:sz w:val="28"/>
+          <w:szCs w:val="28"/>
+        </w:rPr>
+      </w:pPr>
+      <w:r>
+        <w:rPr>
+          <w:rFonts w:ascii="Arial" w:hAnsi="Arial" w:cs="Arial"/>
+          <w:b/>
+          <w:bCs/>
+          <w:sz w:val="28"/>
+          <w:szCs w:val="28"/>
+        </w:rPr>
+        <w:t>Quy Tắc Nghiệp Vụ Cho Sao Lưu Và Khôi Phục Dữ Liệu</w:t>
+      </w:r>
+    </w:p>
+    <w:p>
+      <w:pPr>
+        <w:ind w:left="720"/>
+        <w:rPr>
+          <w:rFonts w:ascii="Arial" w:hAnsi="Arial" w:cs="Arial"/>
+          <w:sz w:val="28"/>
+          <w:szCs w:val="28"/>
+        </w:rPr>
+      </w:pPr>
+      <w:r>
+        <w:rPr>
+          <w:rFonts w:ascii="Arial" w:hAnsi="Arial" w:cs="Arial"/>
+          <w:sz w:val="28"/>
+          <w:szCs w:val="28"/>
+        </w:rPr>
+        <w:t>BR-BUR-</w:t>
+      </w:r>
+    </w:p>
+    <w:p>
+      <w:pPr>
+        <w:pStyle w:val="ListParagraph"/>
+        <w:numPr>
           <w:ilvl w:val="1"/>
           <w:numId w:val="13"/>
         </w:numPr>
@@ -4825,7 +7844,6 @@
           <w:sz w:val="28"/>
           <w:szCs w:val="28"/>
         </w:rPr>
-        <w:lastRenderedPageBreak/>
         <w:t>Use Case Diagram</w:t>
       </w:r>
     </w:p>
@@ -7121,6 +10139,7 @@
   <w:style w:type="paragraph" w:default="1" w:styleId="Normal">
     <w:name w:val="Normal"/>
     <w:qFormat/>
+    <w:rsid w:val="004813F5"/>
   </w:style>
   <w:style w:type="paragraph" w:styleId="Heading1">
     <w:name w:val="heading 1"/>

--- a/Document/Expense Tracker SRS.docx
+++ b/Document/Expense Tracker SRS.docx
@@ -126,14 +126,26 @@
       <w:pPr>
         <w:rPr>
           <w:rFonts w:ascii="Arial" w:hAnsi="Arial" w:cs="Arial"/>
-        </w:rPr>
-      </w:pPr>
-      <w:r>
-        <w:rPr>
-          <w:rFonts w:ascii="Arial" w:hAnsi="Arial" w:cs="Arial"/>
+          <w:b/>
+          <w:bCs/>
+        </w:rPr>
+      </w:pPr>
+      <w:r>
+        <w:rPr>
+          <w:rFonts w:ascii="Arial" w:hAnsi="Arial" w:cs="Arial"/>
+          <w:b/>
+          <w:bCs/>
         </w:rPr>
         <w:lastRenderedPageBreak/>
         <w:t>Mục lục</w:t>
+      </w:r>
+      <w:r>
+        <w:rPr>
+          <w:rFonts w:ascii="Arial" w:hAnsi="Arial" w:cs="Arial"/>
+          <w:b/>
+          <w:bCs/>
+        </w:rPr>
+        <w:t xml:space="preserve"> (Updating…)</w:t>
       </w:r>
     </w:p>
     <w:p>
@@ -1233,7 +1245,23 @@
                 <w:sz w:val="28"/>
                 <w:szCs w:val="28"/>
               </w:rPr>
-              <w:t>BR-MS-&lt;num&gt;</w:t>
+              <w:t>BR-</w:t>
+            </w:r>
+            <w:r>
+              <w:rPr>
+                <w:rFonts w:ascii="Arial" w:hAnsi="Arial" w:cs="Arial"/>
+                <w:sz w:val="28"/>
+                <w:szCs w:val="28"/>
+              </w:rPr>
+              <w:t>SM</w:t>
+            </w:r>
+            <w:r>
+              <w:rPr>
+                <w:rFonts w:ascii="Arial" w:hAnsi="Arial" w:cs="Arial"/>
+                <w:sz w:val="28"/>
+                <w:szCs w:val="28"/>
+              </w:rPr>
+              <w:t>-&lt;num&gt;</w:t>
             </w:r>
           </w:p>
         </w:tc>
@@ -1490,6 +1518,112 @@
           </w:p>
         </w:tc>
       </w:tr>
+      <w:tr>
+        <w:tc>
+          <w:tcPr>
+            <w:tcW w:w="4675" w:type="dxa"/>
+          </w:tcPr>
+          <w:p>
+            <w:pPr>
+              <w:tabs>
+                <w:tab w:val="left" w:pos="1632"/>
+              </w:tabs>
+              <w:rPr>
+                <w:rFonts w:ascii="Arial" w:hAnsi="Arial" w:cs="Arial"/>
+                <w:sz w:val="28"/>
+                <w:szCs w:val="28"/>
+              </w:rPr>
+            </w:pPr>
+            <w:r>
+              <w:rPr>
+                <w:rFonts w:ascii="Arial" w:hAnsi="Arial" w:cs="Arial"/>
+                <w:sz w:val="28"/>
+                <w:szCs w:val="28"/>
+              </w:rPr>
+              <w:t>BR-SD-&lt;num&gt;</w:t>
+            </w:r>
+          </w:p>
+        </w:tc>
+        <w:tc>
+          <w:tcPr>
+            <w:tcW w:w="4675" w:type="dxa"/>
+          </w:tcPr>
+          <w:p>
+            <w:pPr>
+              <w:rPr>
+                <w:rFonts w:ascii="Arial" w:hAnsi="Arial" w:cs="Arial"/>
+                <w:sz w:val="28"/>
+                <w:szCs w:val="28"/>
+              </w:rPr>
+            </w:pPr>
+            <w:r>
+              <w:rPr>
+                <w:rFonts w:ascii="Arial" w:hAnsi="Arial" w:cs="Arial"/>
+                <w:sz w:val="28"/>
+                <w:szCs w:val="28"/>
+              </w:rPr>
+              <w:t>Đại diện cho các quy tắc nghiệp vụ liên quan đến Xóa Mềm (Soft Delete)</w:t>
+            </w:r>
+          </w:p>
+        </w:tc>
+      </w:tr>
+      <w:tr>
+        <w:tc>
+          <w:tcPr>
+            <w:tcW w:w="4675" w:type="dxa"/>
+          </w:tcPr>
+          <w:p>
+            <w:pPr>
+              <w:tabs>
+                <w:tab w:val="left" w:pos="1632"/>
+              </w:tabs>
+              <w:rPr>
+                <w:rFonts w:ascii="Arial" w:hAnsi="Arial" w:cs="Arial"/>
+                <w:sz w:val="28"/>
+                <w:szCs w:val="28"/>
+              </w:rPr>
+            </w:pPr>
+            <w:r>
+              <w:rPr>
+                <w:rFonts w:ascii="Arial" w:hAnsi="Arial" w:cs="Arial"/>
+                <w:sz w:val="28"/>
+                <w:szCs w:val="28"/>
+              </w:rPr>
+              <w:t>BR-HIS-&lt;num&gt;</w:t>
+            </w:r>
+          </w:p>
+        </w:tc>
+        <w:tc>
+          <w:tcPr>
+            <w:tcW w:w="4675" w:type="dxa"/>
+          </w:tcPr>
+          <w:p>
+            <w:pPr>
+              <w:rPr>
+                <w:rFonts w:ascii="Arial" w:hAnsi="Arial" w:cs="Arial"/>
+                <w:sz w:val="28"/>
+                <w:szCs w:val="28"/>
+              </w:rPr>
+            </w:pPr>
+            <w:r>
+              <w:rPr>
+                <w:rFonts w:ascii="Arial" w:hAnsi="Arial" w:cs="Arial"/>
+                <w:sz w:val="28"/>
+                <w:szCs w:val="28"/>
+              </w:rPr>
+              <w:t>Đại diện cho các quy tắc nghiệp vụ liên quan đến Lịch Sử Giao D</w:t>
+            </w:r>
+            <w:r>
+              <w:rPr>
+                <w:rFonts w:ascii="Arial" w:hAnsi="Arial" w:cs="Arial"/>
+                <w:sz w:val="28"/>
+                <w:szCs w:val="28"/>
+              </w:rPr>
+              <w:t>ịch</w:t>
+            </w:r>
+          </w:p>
+        </w:tc>
+      </w:tr>
     </w:tbl>
     <w:p>
       <w:pPr>
@@ -1527,6 +1661,16 @@
         </w:rPr>
         <w:t>Danh Mục Công Nghệ</w:t>
       </w:r>
+      <w:r>
+        <w:rPr>
+          <w:rFonts w:ascii="Arial" w:hAnsi="Arial" w:cs="Arial"/>
+          <w:b/>
+          <w:bCs/>
+          <w:sz w:val="32"/>
+          <w:szCs w:val="32"/>
+        </w:rPr>
+        <w:t xml:space="preserve"> (Updating…)</w:t>
+      </w:r>
     </w:p>
     <w:p>
       <w:pPr>
@@ -1763,6 +1907,7 @@
           <w:sz w:val="28"/>
           <w:szCs w:val="28"/>
         </w:rPr>
+        <w:lastRenderedPageBreak/>
         <w:t>Yêu Cầu Chức Năng (Functional Requirements)</w:t>
       </w:r>
     </w:p>
@@ -1903,7 +2048,6 @@
           <w:sz w:val="28"/>
           <w:szCs w:val="28"/>
         </w:rPr>
-        <w:lastRenderedPageBreak/>
         <w:t>Đăng Xuất</w:t>
       </w:r>
       <w:r>
@@ -2988,6 +3132,7 @@
           <w:sz w:val="28"/>
           <w:szCs w:val="28"/>
         </w:rPr>
+        <w:lastRenderedPageBreak/>
         <w:t>Nguồn Tiền</w:t>
       </w:r>
     </w:p>
@@ -3120,7 +3265,6 @@
           <w:sz w:val="28"/>
           <w:szCs w:val="28"/>
         </w:rPr>
-        <w:lastRenderedPageBreak/>
         <w:t>Quản Lý Danh Mục Thu Nhập</w:t>
       </w:r>
     </w:p>
@@ -4125,6 +4269,7 @@
           <w:sz w:val="28"/>
           <w:szCs w:val="28"/>
         </w:rPr>
+        <w:lastRenderedPageBreak/>
         <w:t>Thêm - Xóa - Sửa Ngân Sách</w:t>
       </w:r>
       <w:r>
@@ -4293,7 +4438,6 @@
           <w:sz w:val="28"/>
           <w:szCs w:val="28"/>
         </w:rPr>
-        <w:lastRenderedPageBreak/>
         <w:t>Ngày</w:t>
       </w:r>
     </w:p>
@@ -5295,6 +5439,17 @@
     </w:p>
     <w:p>
       <w:pPr>
+        <w:rPr>
+          <w:rFonts w:ascii="Arial" w:hAnsi="Arial" w:cs="Arial"/>
+          <w:b/>
+          <w:bCs/>
+          <w:sz w:val="28"/>
+          <w:szCs w:val="28"/>
+        </w:rPr>
+      </w:pPr>
+    </w:p>
+    <w:p>
+      <w:pPr>
         <w:pStyle w:val="ListParagraph"/>
         <w:numPr>
           <w:ilvl w:val="1"/>
@@ -5397,6 +5552,7 @@
           <w:sz w:val="28"/>
           <w:szCs w:val="28"/>
         </w:rPr>
+        <w:lastRenderedPageBreak/>
         <w:t>Khả năng sử dụng (Usability) - Mô tả trải nghiệm người dùng</w:t>
       </w:r>
     </w:p>
@@ -5507,9 +5663,17 @@
           <w:sz w:val="28"/>
           <w:szCs w:val="28"/>
         </w:rPr>
-        <w:lastRenderedPageBreak/>
         <w:t>Sao lưu &amp; Phục hồi dữ liệu (Backup &amp; Recovery)</w:t>
       </w:r>
+    </w:p>
+    <w:p>
+      <w:pPr>
+        <w:rPr>
+          <w:rFonts w:ascii="Arial" w:hAnsi="Arial" w:cs="Arial"/>
+          <w:sz w:val="28"/>
+          <w:szCs w:val="28"/>
+        </w:rPr>
+      </w:pPr>
     </w:p>
     <w:p>
       <w:pPr>
@@ -5727,7 +5891,7 @@
           <w:sz w:val="28"/>
           <w:szCs w:val="28"/>
         </w:rPr>
-        <w:t>BR-ACC-7. Người dùng đăng nhập bằng username/email và mật khẩu.</w:t>
+        <w:t>Người dùng đăng nhập bằng username/email và mật khẩu.</w:t>
       </w:r>
     </w:p>
     <w:p>
@@ -5851,6 +6015,7 @@
           <w:sz w:val="28"/>
           <w:szCs w:val="28"/>
         </w:rPr>
+        <w:lastRenderedPageBreak/>
         <w:t xml:space="preserve">BR-ACC-12. Khi người dùng sử dụng chức năng quên mật khẩu, cần nhập gmail đã đăng ký </w:t>
       </w:r>
       <w:r>
@@ -5901,15 +6066,7 @@
           <w:sz w:val="28"/>
           <w:szCs w:val="28"/>
         </w:rPr>
-        <w:t>BR-ACC-13. Người dùng phải nhập đúng mã OTP hoặc xác thực thành công để sử dụng chức năng quên mật khẩu</w:t>
-      </w:r>
-      <w:r>
-        <w:rPr>
-          <w:rFonts w:ascii="Arial" w:hAnsi="Arial" w:cs="Arial"/>
-          <w:sz w:val="28"/>
-          <w:szCs w:val="28"/>
-        </w:rPr>
-        <w:t xml:space="preserve"> </w:t>
+        <w:t xml:space="preserve">BR-ACC-13. Người dùng phải nhập đúng mã OTP hoặc xác thực thành công để sử dụng chức năng quên mật khẩu </w:t>
       </w:r>
       <w:r>
         <w:rPr>
@@ -6037,7 +6194,6 @@
           <w:sz w:val="28"/>
           <w:szCs w:val="28"/>
         </w:rPr>
-        <w:lastRenderedPageBreak/>
         <w:t>BR-ACC-16. Mật khẩu không được lưu trữ dưới dạng plain text, hay chữ thông thường</w:t>
       </w:r>
       <w:r>
@@ -6327,6 +6483,7 @@
           <w:sz w:val="28"/>
           <w:szCs w:val="28"/>
         </w:rPr>
+        <w:lastRenderedPageBreak/>
         <w:t>BR-ET-</w:t>
       </w:r>
       <w:r>
@@ -6479,9 +6636,26 @@
           <w:sz w:val="28"/>
           <w:szCs w:val="28"/>
         </w:rPr>
-        <w:lastRenderedPageBreak/>
         <w:t>BR-ET-15. Khoản chi tiêu có tên tối đa 100 ký tự</w:t>
       </w:r>
+      <w:r>
+        <w:rPr>
+          <w:rFonts w:ascii="Arial" w:hAnsi="Arial" w:cs="Arial"/>
+          <w:sz w:val="28"/>
+          <w:szCs w:val="28"/>
+        </w:rPr>
+        <w:t>. Nếu người dùng chưa đặt cho cho khoản chi tiêu, chương trình sẽ cấp tên “Chi Tiêu Chưa Rõ &lt;Số&gt;”, với số tăng dần theo số lượng chi tiêu.</w:t>
+      </w:r>
+    </w:p>
+    <w:p>
+      <w:pPr>
+        <w:ind w:left="720"/>
+        <w:rPr>
+          <w:rFonts w:ascii="Arial" w:hAnsi="Arial" w:cs="Arial"/>
+          <w:sz w:val="28"/>
+          <w:szCs w:val="28"/>
+        </w:rPr>
+      </w:pPr>
     </w:p>
     <w:p>
       <w:pPr>
@@ -6596,15 +6770,7 @@
           <w:sz w:val="28"/>
           <w:szCs w:val="28"/>
         </w:rPr>
-        <w:t>BR-CATE-</w:t>
-      </w:r>
-      <w:r>
-        <w:rPr>
-          <w:rFonts w:ascii="Arial" w:hAnsi="Arial" w:cs="Arial"/>
-          <w:sz w:val="28"/>
-          <w:szCs w:val="28"/>
-        </w:rPr>
-        <w:t>3. Người dùng không được phép xóa các danh mục gốc</w:t>
+        <w:t>BR-CATE-3. Người dùng không được phép xóa các danh mục gốc</w:t>
       </w:r>
     </w:p>
     <w:p>
@@ -6714,24 +6880,57 @@
           <w:sz w:val="28"/>
           <w:szCs w:val="28"/>
         </w:rPr>
-        <w:t>BR-CATE-9. Tên danh mục không được để trống.</w:t>
-      </w:r>
-    </w:p>
-    <w:p>
-      <w:pPr>
-        <w:ind w:left="720"/>
-        <w:rPr>
-          <w:rFonts w:ascii="Arial" w:hAnsi="Arial" w:cs="Arial"/>
-          <w:sz w:val="28"/>
-          <w:szCs w:val="28"/>
-        </w:rPr>
-      </w:pPr>
-      <w:r>
-        <w:rPr>
-          <w:rFonts w:ascii="Arial" w:hAnsi="Arial" w:cs="Arial"/>
-          <w:sz w:val="28"/>
-          <w:szCs w:val="28"/>
-        </w:rPr>
+        <w:t xml:space="preserve">BR-CATE-9. </w:t>
+      </w:r>
+      <w:r>
+        <w:rPr>
+          <w:rFonts w:ascii="Arial" w:hAnsi="Arial" w:cs="Arial"/>
+          <w:sz w:val="28"/>
+          <w:szCs w:val="28"/>
+        </w:rPr>
+        <w:t xml:space="preserve">Nếu tên danh mục trống, chương trình sẽ tự đặt tên thành </w:t>
+      </w:r>
+      <w:r>
+        <w:rPr>
+          <w:rFonts w:ascii="Arial" w:hAnsi="Arial" w:cs="Arial"/>
+          <w:sz w:val="28"/>
+          <w:szCs w:val="28"/>
+        </w:rPr>
+        <w:t>“</w:t>
+      </w:r>
+      <w:r>
+        <w:rPr>
+          <w:rFonts w:ascii="Arial" w:hAnsi="Arial" w:cs="Arial"/>
+          <w:sz w:val="28"/>
+          <w:szCs w:val="28"/>
+        </w:rPr>
+        <w:t>Danh Mục Chi Tiêu</w:t>
+      </w:r>
+      <w:r>
+        <w:rPr>
+          <w:rFonts w:ascii="Arial" w:hAnsi="Arial" w:cs="Arial"/>
+          <w:sz w:val="28"/>
+          <w:szCs w:val="28"/>
+        </w:rPr>
+        <w:t xml:space="preserve"> &lt;Số&gt;” với số tăng dần theo số lượng danh mục chưa đặt tên.</w:t>
+      </w:r>
+    </w:p>
+    <w:p>
+      <w:pPr>
+        <w:ind w:left="720"/>
+        <w:rPr>
+          <w:rFonts w:ascii="Arial" w:hAnsi="Arial" w:cs="Arial"/>
+          <w:sz w:val="28"/>
+          <w:szCs w:val="28"/>
+        </w:rPr>
+      </w:pPr>
+      <w:r>
+        <w:rPr>
+          <w:rFonts w:ascii="Arial" w:hAnsi="Arial" w:cs="Arial"/>
+          <w:sz w:val="28"/>
+          <w:szCs w:val="28"/>
+        </w:rPr>
+        <w:lastRenderedPageBreak/>
         <w:t>BR-CATE-10. Người dùng chỉ được phép thao tác với danh mục do chính mình tạo.</w:t>
       </w:r>
     </w:p>
@@ -6752,6 +6951,16 @@
         </w:rPr>
         <w:t>BR-CATE-11. Người dùng không được phép chỉnh sửa các danh mục mặc định của hệ thống.</w:t>
       </w:r>
+    </w:p>
+    <w:p>
+      <w:pPr>
+        <w:ind w:left="720"/>
+        <w:rPr>
+          <w:rFonts w:ascii="Arial" w:hAnsi="Arial" w:cs="Arial"/>
+          <w:sz w:val="28"/>
+          <w:szCs w:val="28"/>
+        </w:rPr>
+      </w:pPr>
     </w:p>
     <w:p>
       <w:pPr>
@@ -6980,348 +7189,428 @@
           <w:sz w:val="28"/>
           <w:szCs w:val="28"/>
         </w:rPr>
+        <w:t>BR-</w:t>
+      </w:r>
+      <w:r>
+        <w:rPr>
+          <w:rFonts w:ascii="Arial" w:hAnsi="Arial" w:cs="Arial"/>
+          <w:sz w:val="28"/>
+          <w:szCs w:val="28"/>
+        </w:rPr>
+        <w:t>I</w:t>
+      </w:r>
+      <w:r>
+        <w:rPr>
+          <w:rFonts w:ascii="Arial" w:hAnsi="Arial" w:cs="Arial"/>
+          <w:sz w:val="28"/>
+          <w:szCs w:val="28"/>
+        </w:rPr>
+        <w:t xml:space="preserve">T-4. Mỗi khoản </w:t>
+      </w:r>
+      <w:r>
+        <w:rPr>
+          <w:rFonts w:ascii="Arial" w:hAnsi="Arial" w:cs="Arial"/>
+          <w:sz w:val="28"/>
+          <w:szCs w:val="28"/>
+        </w:rPr>
+        <w:t>thu nhập</w:t>
+      </w:r>
+      <w:r>
+        <w:rPr>
+          <w:rFonts w:ascii="Arial" w:hAnsi="Arial" w:cs="Arial"/>
+          <w:sz w:val="28"/>
+          <w:szCs w:val="28"/>
+        </w:rPr>
+        <w:t xml:space="preserve"> chỉ được gán với một danh mục tại một thời điểm.</w:t>
+      </w:r>
+    </w:p>
+    <w:p>
+      <w:pPr>
+        <w:ind w:left="720"/>
+        <w:rPr>
+          <w:rFonts w:ascii="Arial" w:hAnsi="Arial" w:cs="Arial"/>
+          <w:sz w:val="28"/>
+          <w:szCs w:val="28"/>
+        </w:rPr>
+      </w:pPr>
+      <w:r>
+        <w:rPr>
+          <w:rFonts w:ascii="Arial" w:hAnsi="Arial" w:cs="Arial"/>
+          <w:sz w:val="28"/>
+          <w:szCs w:val="28"/>
+        </w:rPr>
+        <w:t>BR-IT-5. Khi khoản thu nhập được cập nhật, số dư của nguồn tiền liên kết phải được cập nhật tương ứng.</w:t>
+      </w:r>
+    </w:p>
+    <w:p>
+      <w:pPr>
+        <w:ind w:left="720"/>
+        <w:rPr>
+          <w:rFonts w:ascii="Arial" w:hAnsi="Arial" w:cs="Arial"/>
+          <w:sz w:val="28"/>
+          <w:szCs w:val="28"/>
+        </w:rPr>
+      </w:pPr>
+      <w:r>
+        <w:rPr>
+          <w:rFonts w:ascii="Arial" w:hAnsi="Arial" w:cs="Arial"/>
+          <w:sz w:val="28"/>
+          <w:szCs w:val="28"/>
+        </w:rPr>
+        <w:t>BR-IT-6. Khi khoản thu nhập bị xóa, số dư của nguồn tiền liên kết phải được cập nhật tương ứng.</w:t>
+      </w:r>
+    </w:p>
+    <w:p>
+      <w:pPr>
+        <w:ind w:left="720"/>
+        <w:rPr>
+          <w:rFonts w:ascii="Arial" w:hAnsi="Arial" w:cs="Arial"/>
+          <w:sz w:val="28"/>
+          <w:szCs w:val="28"/>
+        </w:rPr>
+      </w:pPr>
+      <w:r>
+        <w:rPr>
+          <w:rFonts w:ascii="Arial" w:hAnsi="Arial" w:cs="Arial"/>
+          <w:sz w:val="28"/>
+          <w:szCs w:val="28"/>
+        </w:rPr>
+        <w:t>BR-</w:t>
+      </w:r>
+      <w:r>
+        <w:rPr>
+          <w:rFonts w:ascii="Arial" w:hAnsi="Arial" w:cs="Arial"/>
+          <w:sz w:val="28"/>
+          <w:szCs w:val="28"/>
+        </w:rPr>
+        <w:t>I</w:t>
+      </w:r>
+      <w:r>
+        <w:rPr>
+          <w:rFonts w:ascii="Arial" w:hAnsi="Arial" w:cs="Arial"/>
+          <w:sz w:val="28"/>
+          <w:szCs w:val="28"/>
+        </w:rPr>
+        <w:t>T-</w:t>
+      </w:r>
+      <w:r>
+        <w:rPr>
+          <w:rFonts w:ascii="Arial" w:hAnsi="Arial" w:cs="Arial"/>
+          <w:sz w:val="28"/>
+          <w:szCs w:val="28"/>
+        </w:rPr>
+        <w:t>7</w:t>
+      </w:r>
+      <w:r>
+        <w:rPr>
+          <w:rFonts w:ascii="Arial" w:hAnsi="Arial" w:cs="Arial"/>
+          <w:sz w:val="28"/>
+          <w:szCs w:val="28"/>
+        </w:rPr>
+        <w:t xml:space="preserve">. Thời gian của khoản </w:t>
+      </w:r>
+      <w:r>
+        <w:rPr>
+          <w:rFonts w:ascii="Arial" w:hAnsi="Arial" w:cs="Arial"/>
+          <w:sz w:val="28"/>
+          <w:szCs w:val="28"/>
+        </w:rPr>
+        <w:t>thu nhập</w:t>
+      </w:r>
+      <w:r>
+        <w:rPr>
+          <w:rFonts w:ascii="Arial" w:hAnsi="Arial" w:cs="Arial"/>
+          <w:sz w:val="28"/>
+          <w:szCs w:val="28"/>
+        </w:rPr>
+        <w:t xml:space="preserve"> không được lớn hơn thời gian hiện tại của hệ thống.</w:t>
+      </w:r>
+    </w:p>
+    <w:p>
+      <w:pPr>
+        <w:ind w:left="720"/>
+        <w:rPr>
+          <w:rFonts w:ascii="Arial" w:hAnsi="Arial" w:cs="Arial"/>
+          <w:sz w:val="28"/>
+          <w:szCs w:val="28"/>
+        </w:rPr>
+      </w:pPr>
+      <w:r>
+        <w:rPr>
+          <w:rFonts w:ascii="Arial" w:hAnsi="Arial" w:cs="Arial"/>
+          <w:sz w:val="28"/>
+          <w:szCs w:val="28"/>
+        </w:rPr>
+        <w:t>BR-</w:t>
+      </w:r>
+      <w:r>
+        <w:rPr>
+          <w:rFonts w:ascii="Arial" w:hAnsi="Arial" w:cs="Arial"/>
+          <w:sz w:val="28"/>
+          <w:szCs w:val="28"/>
+        </w:rPr>
+        <w:t>IT</w:t>
+      </w:r>
+      <w:r>
+        <w:rPr>
+          <w:rFonts w:ascii="Arial" w:hAnsi="Arial" w:cs="Arial"/>
+          <w:sz w:val="28"/>
+          <w:szCs w:val="28"/>
+        </w:rPr>
+        <w:t>-</w:t>
+      </w:r>
+      <w:r>
+        <w:rPr>
+          <w:rFonts w:ascii="Arial" w:hAnsi="Arial" w:cs="Arial"/>
+          <w:sz w:val="28"/>
+          <w:szCs w:val="28"/>
+        </w:rPr>
+        <w:t>8</w:t>
+      </w:r>
+      <w:r>
+        <w:rPr>
+          <w:rFonts w:ascii="Arial" w:hAnsi="Arial" w:cs="Arial"/>
+          <w:sz w:val="28"/>
+          <w:szCs w:val="28"/>
+        </w:rPr>
+        <w:t xml:space="preserve">. Người dùng chỉ được phép xem và thao tác với các khoản </w:t>
+      </w:r>
+      <w:r>
+        <w:rPr>
+          <w:rFonts w:ascii="Arial" w:hAnsi="Arial" w:cs="Arial"/>
+          <w:sz w:val="28"/>
+          <w:szCs w:val="28"/>
+        </w:rPr>
+        <w:t>thu nhập</w:t>
+      </w:r>
+      <w:r>
+        <w:rPr>
+          <w:rFonts w:ascii="Arial" w:hAnsi="Arial" w:cs="Arial"/>
+          <w:sz w:val="28"/>
+          <w:szCs w:val="28"/>
+        </w:rPr>
+        <w:t xml:space="preserve"> thuộc tài khoản của chính mình.</w:t>
+      </w:r>
+    </w:p>
+    <w:p>
+      <w:pPr>
+        <w:ind w:left="720"/>
+        <w:rPr>
+          <w:rFonts w:ascii="Arial" w:hAnsi="Arial" w:cs="Arial"/>
+          <w:sz w:val="28"/>
+          <w:szCs w:val="28"/>
+        </w:rPr>
+      </w:pPr>
+      <w:r>
+        <w:rPr>
+          <w:rFonts w:ascii="Arial" w:hAnsi="Arial" w:cs="Arial"/>
+          <w:sz w:val="28"/>
+          <w:szCs w:val="28"/>
+        </w:rPr>
+        <w:t>BR-</w:t>
+      </w:r>
+      <w:r>
+        <w:rPr>
+          <w:rFonts w:ascii="Arial" w:hAnsi="Arial" w:cs="Arial"/>
+          <w:sz w:val="28"/>
+          <w:szCs w:val="28"/>
+        </w:rPr>
+        <w:t>I</w:t>
+      </w:r>
+      <w:r>
+        <w:rPr>
+          <w:rFonts w:ascii="Arial" w:hAnsi="Arial" w:cs="Arial"/>
+          <w:sz w:val="28"/>
+          <w:szCs w:val="28"/>
+        </w:rPr>
+        <w:t>T-</w:t>
+      </w:r>
+      <w:r>
+        <w:rPr>
+          <w:rFonts w:ascii="Arial" w:hAnsi="Arial" w:cs="Arial"/>
+          <w:sz w:val="28"/>
+          <w:szCs w:val="28"/>
+        </w:rPr>
+        <w:t>9</w:t>
+      </w:r>
+      <w:r>
+        <w:rPr>
+          <w:rFonts w:ascii="Arial" w:hAnsi="Arial" w:cs="Arial"/>
+          <w:sz w:val="28"/>
+          <w:szCs w:val="28"/>
+        </w:rPr>
+        <w:t xml:space="preserve">. Nội dung ghi chú của khoản </w:t>
+      </w:r>
+      <w:r>
+        <w:rPr>
+          <w:rFonts w:ascii="Arial" w:hAnsi="Arial" w:cs="Arial"/>
+          <w:sz w:val="28"/>
+          <w:szCs w:val="28"/>
+        </w:rPr>
+        <w:t xml:space="preserve">thu nhập </w:t>
+      </w:r>
+      <w:r>
+        <w:rPr>
+          <w:rFonts w:ascii="Arial" w:hAnsi="Arial" w:cs="Arial"/>
+          <w:sz w:val="28"/>
+          <w:szCs w:val="28"/>
+        </w:rPr>
+        <w:t>không được vượt quá giới hạn ký tự hệ thống cho phép.</w:t>
+      </w:r>
+    </w:p>
+    <w:p>
+      <w:pPr>
+        <w:ind w:left="720"/>
+        <w:rPr>
+          <w:rFonts w:ascii="Arial" w:hAnsi="Arial" w:cs="Arial"/>
+          <w:sz w:val="28"/>
+          <w:szCs w:val="28"/>
+        </w:rPr>
+      </w:pPr>
+      <w:r>
+        <w:rPr>
+          <w:rFonts w:ascii="Arial" w:hAnsi="Arial" w:cs="Arial"/>
+          <w:sz w:val="28"/>
+          <w:szCs w:val="28"/>
+        </w:rPr>
+        <w:t>BR-</w:t>
+      </w:r>
+      <w:r>
+        <w:rPr>
+          <w:rFonts w:ascii="Arial" w:hAnsi="Arial" w:cs="Arial"/>
+          <w:sz w:val="28"/>
+          <w:szCs w:val="28"/>
+        </w:rPr>
+        <w:t>I</w:t>
+      </w:r>
+      <w:r>
+        <w:rPr>
+          <w:rFonts w:ascii="Arial" w:hAnsi="Arial" w:cs="Arial"/>
+          <w:sz w:val="28"/>
+          <w:szCs w:val="28"/>
+        </w:rPr>
+        <w:t>T-</w:t>
+      </w:r>
+      <w:r>
+        <w:rPr>
+          <w:rFonts w:ascii="Arial" w:hAnsi="Arial" w:cs="Arial"/>
+          <w:sz w:val="28"/>
+          <w:szCs w:val="28"/>
+        </w:rPr>
+        <w:t>10</w:t>
+      </w:r>
+      <w:r>
+        <w:rPr>
+          <w:rFonts w:ascii="Arial" w:hAnsi="Arial" w:cs="Arial"/>
+          <w:sz w:val="28"/>
+          <w:szCs w:val="28"/>
+        </w:rPr>
+        <w:t xml:space="preserve">. Khoản </w:t>
+      </w:r>
+      <w:r>
+        <w:rPr>
+          <w:rFonts w:ascii="Arial" w:hAnsi="Arial" w:cs="Arial"/>
+          <w:sz w:val="28"/>
+          <w:szCs w:val="28"/>
+        </w:rPr>
+        <w:t xml:space="preserve">thu nhập </w:t>
+      </w:r>
+      <w:r>
+        <w:rPr>
+          <w:rFonts w:ascii="Arial" w:hAnsi="Arial" w:cs="Arial"/>
+          <w:sz w:val="28"/>
+          <w:szCs w:val="28"/>
+        </w:rPr>
+        <w:t>đã bị xóa không được phép chỉnh sửa</w:t>
+      </w:r>
+      <w:r>
+        <w:rPr>
+          <w:rFonts w:ascii="Arial" w:hAnsi="Arial" w:cs="Arial"/>
+          <w:sz w:val="28"/>
+          <w:szCs w:val="28"/>
+        </w:rPr>
+        <w:t xml:space="preserve"> nếu chưa khôi phục</w:t>
+      </w:r>
+      <w:r>
+        <w:rPr>
+          <w:rFonts w:ascii="Arial" w:hAnsi="Arial" w:cs="Arial"/>
+          <w:sz w:val="28"/>
+          <w:szCs w:val="28"/>
+        </w:rPr>
+        <w:t>.</w:t>
+      </w:r>
+    </w:p>
+    <w:p>
+      <w:pPr>
+        <w:ind w:left="720"/>
+        <w:rPr>
+          <w:rFonts w:ascii="Arial" w:hAnsi="Arial" w:cs="Arial"/>
+          <w:sz w:val="28"/>
+          <w:szCs w:val="28"/>
+        </w:rPr>
+      </w:pPr>
+      <w:r>
+        <w:rPr>
+          <w:rFonts w:ascii="Arial" w:hAnsi="Arial" w:cs="Arial"/>
+          <w:sz w:val="28"/>
+          <w:szCs w:val="28"/>
+        </w:rPr>
+        <w:t>BR-IT-11. Khi khoản thu nhập được tạo, số dư của nguồn tiền liên kết phải được cập nhật tương ứng.</w:t>
+      </w:r>
+    </w:p>
+    <w:p>
+      <w:pPr>
+        <w:ind w:left="720"/>
+        <w:rPr>
+          <w:rFonts w:ascii="Arial" w:hAnsi="Arial" w:cs="Arial"/>
+          <w:sz w:val="28"/>
+          <w:szCs w:val="28"/>
+        </w:rPr>
+      </w:pPr>
+      <w:r>
+        <w:rPr>
+          <w:rFonts w:ascii="Arial" w:hAnsi="Arial" w:cs="Arial"/>
+          <w:sz w:val="28"/>
+          <w:szCs w:val="28"/>
+        </w:rPr>
         <w:lastRenderedPageBreak/>
-        <w:t>BR-</w:t>
-      </w:r>
-      <w:r>
-        <w:rPr>
-          <w:rFonts w:ascii="Arial" w:hAnsi="Arial" w:cs="Arial"/>
-          <w:sz w:val="28"/>
-          <w:szCs w:val="28"/>
-        </w:rPr>
-        <w:t>I</w:t>
-      </w:r>
-      <w:r>
-        <w:rPr>
-          <w:rFonts w:ascii="Arial" w:hAnsi="Arial" w:cs="Arial"/>
-          <w:sz w:val="28"/>
-          <w:szCs w:val="28"/>
-        </w:rPr>
-        <w:t xml:space="preserve">T-4. Mỗi khoản </w:t>
-      </w:r>
-      <w:r>
-        <w:rPr>
-          <w:rFonts w:ascii="Arial" w:hAnsi="Arial" w:cs="Arial"/>
-          <w:sz w:val="28"/>
-          <w:szCs w:val="28"/>
-        </w:rPr>
-        <w:t>thu nhập</w:t>
-      </w:r>
-      <w:r>
-        <w:rPr>
-          <w:rFonts w:ascii="Arial" w:hAnsi="Arial" w:cs="Arial"/>
-          <w:sz w:val="28"/>
-          <w:szCs w:val="28"/>
-        </w:rPr>
-        <w:t xml:space="preserve"> chỉ được gán với một danh mục tại một thời điểm.</w:t>
-      </w:r>
-    </w:p>
-    <w:p>
-      <w:pPr>
-        <w:ind w:left="720"/>
-        <w:rPr>
-          <w:rFonts w:ascii="Arial" w:hAnsi="Arial" w:cs="Arial"/>
-          <w:sz w:val="28"/>
-          <w:szCs w:val="28"/>
-        </w:rPr>
-      </w:pPr>
-      <w:r>
-        <w:rPr>
-          <w:rFonts w:ascii="Arial" w:hAnsi="Arial" w:cs="Arial"/>
-          <w:sz w:val="28"/>
-          <w:szCs w:val="28"/>
-        </w:rPr>
-        <w:t>BR-IT-5. Khi khoản thu nhập được cập nhật, số dư của nguồn tiền liên kết phải được cập nhật tương ứng.</w:t>
-      </w:r>
-    </w:p>
-    <w:p>
-      <w:pPr>
-        <w:ind w:left="720"/>
-        <w:rPr>
-          <w:rFonts w:ascii="Arial" w:hAnsi="Arial" w:cs="Arial"/>
-          <w:sz w:val="28"/>
-          <w:szCs w:val="28"/>
-        </w:rPr>
-      </w:pPr>
-      <w:r>
-        <w:rPr>
-          <w:rFonts w:ascii="Arial" w:hAnsi="Arial" w:cs="Arial"/>
-          <w:sz w:val="28"/>
-          <w:szCs w:val="28"/>
-        </w:rPr>
-        <w:t>BR-IT-6. Khi khoản thu nhập bị xóa, số dư của nguồn tiền liên kết phải được cập nhật tương ứng.</w:t>
-      </w:r>
-    </w:p>
-    <w:p>
-      <w:pPr>
-        <w:ind w:left="720"/>
-        <w:rPr>
-          <w:rFonts w:ascii="Arial" w:hAnsi="Arial" w:cs="Arial"/>
-          <w:sz w:val="28"/>
-          <w:szCs w:val="28"/>
-        </w:rPr>
-      </w:pPr>
-      <w:r>
-        <w:rPr>
-          <w:rFonts w:ascii="Arial" w:hAnsi="Arial" w:cs="Arial"/>
-          <w:sz w:val="28"/>
-          <w:szCs w:val="28"/>
-        </w:rPr>
-        <w:t>BR-</w:t>
-      </w:r>
-      <w:r>
-        <w:rPr>
-          <w:rFonts w:ascii="Arial" w:hAnsi="Arial" w:cs="Arial"/>
-          <w:sz w:val="28"/>
-          <w:szCs w:val="28"/>
-        </w:rPr>
-        <w:t>I</w:t>
-      </w:r>
-      <w:r>
-        <w:rPr>
-          <w:rFonts w:ascii="Arial" w:hAnsi="Arial" w:cs="Arial"/>
-          <w:sz w:val="28"/>
-          <w:szCs w:val="28"/>
-        </w:rPr>
-        <w:t>T-</w:t>
-      </w:r>
-      <w:r>
-        <w:rPr>
-          <w:rFonts w:ascii="Arial" w:hAnsi="Arial" w:cs="Arial"/>
-          <w:sz w:val="28"/>
-          <w:szCs w:val="28"/>
-        </w:rPr>
-        <w:t>7</w:t>
-      </w:r>
-      <w:r>
-        <w:rPr>
-          <w:rFonts w:ascii="Arial" w:hAnsi="Arial" w:cs="Arial"/>
-          <w:sz w:val="28"/>
-          <w:szCs w:val="28"/>
-        </w:rPr>
-        <w:t xml:space="preserve">. Thời gian của khoản </w:t>
-      </w:r>
-      <w:r>
-        <w:rPr>
-          <w:rFonts w:ascii="Arial" w:hAnsi="Arial" w:cs="Arial"/>
-          <w:sz w:val="28"/>
-          <w:szCs w:val="28"/>
-        </w:rPr>
-        <w:t>thu nhập</w:t>
-      </w:r>
-      <w:r>
-        <w:rPr>
-          <w:rFonts w:ascii="Arial" w:hAnsi="Arial" w:cs="Arial"/>
-          <w:sz w:val="28"/>
-          <w:szCs w:val="28"/>
-        </w:rPr>
-        <w:t xml:space="preserve"> không được lớn hơn thời gian hiện tại của hệ thống.</w:t>
-      </w:r>
-    </w:p>
-    <w:p>
-      <w:pPr>
-        <w:ind w:left="720"/>
-        <w:rPr>
-          <w:rFonts w:ascii="Arial" w:hAnsi="Arial" w:cs="Arial"/>
-          <w:sz w:val="28"/>
-          <w:szCs w:val="28"/>
-        </w:rPr>
-      </w:pPr>
-      <w:r>
-        <w:rPr>
-          <w:rFonts w:ascii="Arial" w:hAnsi="Arial" w:cs="Arial"/>
-          <w:sz w:val="28"/>
-          <w:szCs w:val="28"/>
-        </w:rPr>
-        <w:t>BR-</w:t>
-      </w:r>
-      <w:r>
-        <w:rPr>
-          <w:rFonts w:ascii="Arial" w:hAnsi="Arial" w:cs="Arial"/>
-          <w:sz w:val="28"/>
-          <w:szCs w:val="28"/>
-        </w:rPr>
-        <w:t>IT</w:t>
-      </w:r>
-      <w:r>
-        <w:rPr>
-          <w:rFonts w:ascii="Arial" w:hAnsi="Arial" w:cs="Arial"/>
-          <w:sz w:val="28"/>
-          <w:szCs w:val="28"/>
-        </w:rPr>
-        <w:t>-</w:t>
-      </w:r>
-      <w:r>
-        <w:rPr>
-          <w:rFonts w:ascii="Arial" w:hAnsi="Arial" w:cs="Arial"/>
-          <w:sz w:val="28"/>
-          <w:szCs w:val="28"/>
-        </w:rPr>
-        <w:t>8</w:t>
-      </w:r>
-      <w:r>
-        <w:rPr>
-          <w:rFonts w:ascii="Arial" w:hAnsi="Arial" w:cs="Arial"/>
-          <w:sz w:val="28"/>
-          <w:szCs w:val="28"/>
-        </w:rPr>
-        <w:t xml:space="preserve">. Người dùng chỉ được phép xem và thao tác với các khoản </w:t>
-      </w:r>
-      <w:r>
-        <w:rPr>
-          <w:rFonts w:ascii="Arial" w:hAnsi="Arial" w:cs="Arial"/>
-          <w:sz w:val="28"/>
-          <w:szCs w:val="28"/>
-        </w:rPr>
-        <w:t>thu nhập</w:t>
-      </w:r>
-      <w:r>
-        <w:rPr>
-          <w:rFonts w:ascii="Arial" w:hAnsi="Arial" w:cs="Arial"/>
-          <w:sz w:val="28"/>
-          <w:szCs w:val="28"/>
-        </w:rPr>
-        <w:t xml:space="preserve"> thuộc tài khoản của chính mình.</w:t>
-      </w:r>
-    </w:p>
-    <w:p>
-      <w:pPr>
-        <w:ind w:left="720"/>
-        <w:rPr>
-          <w:rFonts w:ascii="Arial" w:hAnsi="Arial" w:cs="Arial"/>
-          <w:sz w:val="28"/>
-          <w:szCs w:val="28"/>
-        </w:rPr>
-      </w:pPr>
-      <w:r>
-        <w:rPr>
-          <w:rFonts w:ascii="Arial" w:hAnsi="Arial" w:cs="Arial"/>
-          <w:sz w:val="28"/>
-          <w:szCs w:val="28"/>
-        </w:rPr>
-        <w:t>BR-</w:t>
-      </w:r>
-      <w:r>
-        <w:rPr>
-          <w:rFonts w:ascii="Arial" w:hAnsi="Arial" w:cs="Arial"/>
-          <w:sz w:val="28"/>
-          <w:szCs w:val="28"/>
-        </w:rPr>
-        <w:t>I</w:t>
-      </w:r>
-      <w:r>
-        <w:rPr>
-          <w:rFonts w:ascii="Arial" w:hAnsi="Arial" w:cs="Arial"/>
-          <w:sz w:val="28"/>
-          <w:szCs w:val="28"/>
-        </w:rPr>
-        <w:t>T-</w:t>
-      </w:r>
-      <w:r>
-        <w:rPr>
-          <w:rFonts w:ascii="Arial" w:hAnsi="Arial" w:cs="Arial"/>
-          <w:sz w:val="28"/>
-          <w:szCs w:val="28"/>
-        </w:rPr>
-        <w:t>9</w:t>
-      </w:r>
-      <w:r>
-        <w:rPr>
-          <w:rFonts w:ascii="Arial" w:hAnsi="Arial" w:cs="Arial"/>
-          <w:sz w:val="28"/>
-          <w:szCs w:val="28"/>
-        </w:rPr>
-        <w:t xml:space="preserve">. Nội dung ghi chú của khoản </w:t>
-      </w:r>
-      <w:r>
-        <w:rPr>
-          <w:rFonts w:ascii="Arial" w:hAnsi="Arial" w:cs="Arial"/>
-          <w:sz w:val="28"/>
-          <w:szCs w:val="28"/>
-        </w:rPr>
-        <w:t xml:space="preserve">thu nhập </w:t>
-      </w:r>
-      <w:r>
-        <w:rPr>
-          <w:rFonts w:ascii="Arial" w:hAnsi="Arial" w:cs="Arial"/>
-          <w:sz w:val="28"/>
-          <w:szCs w:val="28"/>
-        </w:rPr>
-        <w:t>không được vượt quá giới hạn ký tự hệ thống cho phép.</w:t>
-      </w:r>
-    </w:p>
-    <w:p>
-      <w:pPr>
-        <w:ind w:left="720"/>
-        <w:rPr>
-          <w:rFonts w:ascii="Arial" w:hAnsi="Arial" w:cs="Arial"/>
-          <w:sz w:val="28"/>
-          <w:szCs w:val="28"/>
-        </w:rPr>
-      </w:pPr>
-      <w:r>
-        <w:rPr>
-          <w:rFonts w:ascii="Arial" w:hAnsi="Arial" w:cs="Arial"/>
-          <w:sz w:val="28"/>
-          <w:szCs w:val="28"/>
-        </w:rPr>
-        <w:t>BR-</w:t>
-      </w:r>
-      <w:r>
-        <w:rPr>
-          <w:rFonts w:ascii="Arial" w:hAnsi="Arial" w:cs="Arial"/>
-          <w:sz w:val="28"/>
-          <w:szCs w:val="28"/>
-        </w:rPr>
-        <w:t>I</w:t>
-      </w:r>
-      <w:r>
-        <w:rPr>
-          <w:rFonts w:ascii="Arial" w:hAnsi="Arial" w:cs="Arial"/>
-          <w:sz w:val="28"/>
-          <w:szCs w:val="28"/>
-        </w:rPr>
-        <w:t>T-</w:t>
-      </w:r>
-      <w:r>
-        <w:rPr>
-          <w:rFonts w:ascii="Arial" w:hAnsi="Arial" w:cs="Arial"/>
-          <w:sz w:val="28"/>
-          <w:szCs w:val="28"/>
-        </w:rPr>
-        <w:t>10</w:t>
-      </w:r>
-      <w:r>
-        <w:rPr>
-          <w:rFonts w:ascii="Arial" w:hAnsi="Arial" w:cs="Arial"/>
-          <w:sz w:val="28"/>
-          <w:szCs w:val="28"/>
-        </w:rPr>
-        <w:t xml:space="preserve">. Khoản </w:t>
-      </w:r>
-      <w:r>
-        <w:rPr>
-          <w:rFonts w:ascii="Arial" w:hAnsi="Arial" w:cs="Arial"/>
-          <w:sz w:val="28"/>
-          <w:szCs w:val="28"/>
-        </w:rPr>
-        <w:t xml:space="preserve">thu nhập </w:t>
-      </w:r>
-      <w:r>
-        <w:rPr>
-          <w:rFonts w:ascii="Arial" w:hAnsi="Arial" w:cs="Arial"/>
-          <w:sz w:val="28"/>
-          <w:szCs w:val="28"/>
-        </w:rPr>
-        <w:t>đã bị xóa không được phép chỉnh sửa</w:t>
-      </w:r>
-      <w:r>
-        <w:rPr>
-          <w:rFonts w:ascii="Arial" w:hAnsi="Arial" w:cs="Arial"/>
-          <w:sz w:val="28"/>
-          <w:szCs w:val="28"/>
-        </w:rPr>
-        <w:t xml:space="preserve"> nếu chưa khôi phục</w:t>
+        <w:t>BR-IT-12. Khoản thu nhập chỉ được phép sử dụng danh mục thuộc loại thu nhập.</w:t>
+      </w:r>
+    </w:p>
+    <w:p>
+      <w:pPr>
+        <w:ind w:left="720"/>
+        <w:rPr>
+          <w:rFonts w:ascii="Arial" w:hAnsi="Arial" w:cs="Arial"/>
+          <w:sz w:val="28"/>
+          <w:szCs w:val="28"/>
+        </w:rPr>
+      </w:pPr>
+      <w:r>
+        <w:rPr>
+          <w:rFonts w:ascii="Arial" w:hAnsi="Arial" w:cs="Arial"/>
+          <w:sz w:val="28"/>
+          <w:szCs w:val="28"/>
+        </w:rPr>
+        <w:t>BR-IT-13. Nguồn tiền liên kết với khoản thu nhập phải tồn tại trong hệ thống.</w:t>
+      </w:r>
+    </w:p>
+    <w:p>
+      <w:pPr>
+        <w:ind w:left="720"/>
+        <w:rPr>
+          <w:rFonts w:ascii="Arial" w:hAnsi="Arial" w:cs="Arial"/>
+          <w:sz w:val="28"/>
+          <w:szCs w:val="28"/>
+        </w:rPr>
+      </w:pPr>
+      <w:r>
+        <w:rPr>
+          <w:rFonts w:ascii="Arial" w:hAnsi="Arial" w:cs="Arial"/>
+          <w:sz w:val="28"/>
+          <w:szCs w:val="28"/>
+        </w:rPr>
+        <w:t>BR-IT-14. Khoản thu nhập có tên tối đa 100 ký tự</w:t>
       </w:r>
       <w:r>
         <w:rPr>
@@ -7331,86 +7620,56 @@
         </w:rPr>
         <w:t>.</w:t>
       </w:r>
-    </w:p>
-    <w:p>
-      <w:pPr>
-        <w:ind w:left="720"/>
-        <w:rPr>
-          <w:rFonts w:ascii="Arial" w:hAnsi="Arial" w:cs="Arial"/>
-          <w:sz w:val="28"/>
-          <w:szCs w:val="28"/>
-        </w:rPr>
-      </w:pPr>
-      <w:r>
-        <w:rPr>
-          <w:rFonts w:ascii="Arial" w:hAnsi="Arial" w:cs="Arial"/>
-          <w:sz w:val="28"/>
-          <w:szCs w:val="28"/>
-        </w:rPr>
-        <w:t>BR-IT-11. Khi khoản thu nhập được tạo, số dư của nguồn tiền liên kết phải được cập nhật tương ứng.</w:t>
-      </w:r>
-    </w:p>
-    <w:p>
-      <w:pPr>
-        <w:ind w:left="720"/>
-        <w:rPr>
-          <w:rFonts w:ascii="Arial" w:hAnsi="Arial" w:cs="Arial"/>
-          <w:sz w:val="28"/>
-          <w:szCs w:val="28"/>
-        </w:rPr>
-      </w:pPr>
-      <w:r>
-        <w:rPr>
-          <w:rFonts w:ascii="Arial" w:hAnsi="Arial" w:cs="Arial"/>
-          <w:sz w:val="28"/>
-          <w:szCs w:val="28"/>
-        </w:rPr>
-        <w:t>BR-IT-12. Khoản thu nhập chỉ được phép sử dụng danh mục thuộc loại thu nhập.</w:t>
-      </w:r>
-    </w:p>
-    <w:p>
-      <w:pPr>
-        <w:ind w:left="720"/>
-        <w:rPr>
-          <w:rFonts w:ascii="Arial" w:hAnsi="Arial" w:cs="Arial"/>
-          <w:sz w:val="28"/>
-          <w:szCs w:val="28"/>
-        </w:rPr>
-      </w:pPr>
-      <w:r>
-        <w:rPr>
-          <w:rFonts w:ascii="Arial" w:hAnsi="Arial" w:cs="Arial"/>
-          <w:sz w:val="28"/>
-          <w:szCs w:val="28"/>
-        </w:rPr>
-        <w:t>BR-IT-13. Nguồn tiền liên kết với khoản thu nhập phải tồn tại trong hệ thống.</w:t>
-      </w:r>
-    </w:p>
-    <w:p>
-      <w:pPr>
-        <w:ind w:left="720"/>
-        <w:rPr>
-          <w:rFonts w:ascii="Arial" w:hAnsi="Arial" w:cs="Arial"/>
-          <w:sz w:val="28"/>
-          <w:szCs w:val="28"/>
-        </w:rPr>
-      </w:pPr>
-      <w:r>
-        <w:rPr>
-          <w:rFonts w:ascii="Arial" w:hAnsi="Arial" w:cs="Arial"/>
-          <w:sz w:val="28"/>
-          <w:szCs w:val="28"/>
-        </w:rPr>
-        <w:t>BR-IT-14. Khoản thu nhập có tên tối đa 100 ký tự</w:t>
-      </w:r>
-      <w:r>
-        <w:rPr>
-          <w:rFonts w:ascii="Arial" w:hAnsi="Arial" w:cs="Arial"/>
-          <w:sz w:val="28"/>
-          <w:szCs w:val="28"/>
-        </w:rPr>
-        <w:t>.</w:t>
-      </w:r>
+      <w:r>
+        <w:rPr>
+          <w:rFonts w:ascii="Arial" w:hAnsi="Arial" w:cs="Arial"/>
+          <w:sz w:val="28"/>
+          <w:szCs w:val="28"/>
+        </w:rPr>
+        <w:t xml:space="preserve"> Nếu người dùng chưa đặt tên cho khoản thu nhập, </w:t>
+      </w:r>
+      <w:r>
+        <w:rPr>
+          <w:rFonts w:ascii="Arial" w:hAnsi="Arial" w:cs="Arial"/>
+          <w:sz w:val="28"/>
+          <w:szCs w:val="28"/>
+        </w:rPr>
+        <w:t xml:space="preserve">chương trình sẽ cấp tên “Chi Tiêu Chưa Rõ &lt;Số&gt;”, </w:t>
+      </w:r>
+      <w:r>
+        <w:rPr>
+          <w:rFonts w:ascii="Arial" w:hAnsi="Arial" w:cs="Arial"/>
+          <w:sz w:val="28"/>
+          <w:szCs w:val="28"/>
+        </w:rPr>
+        <w:t>với số tăng dần theo số lượng</w:t>
+      </w:r>
+      <w:r>
+        <w:rPr>
+          <w:rFonts w:ascii="Arial" w:hAnsi="Arial" w:cs="Arial"/>
+          <w:sz w:val="28"/>
+          <w:szCs w:val="28"/>
+        </w:rPr>
+        <w:t xml:space="preserve"> khoảng</w:t>
+      </w:r>
+      <w:r>
+        <w:rPr>
+          <w:rFonts w:ascii="Arial" w:hAnsi="Arial" w:cs="Arial"/>
+          <w:sz w:val="28"/>
+          <w:szCs w:val="28"/>
+        </w:rPr>
+        <w:t xml:space="preserve"> thu nhập chưa đặt tên. </w:t>
+      </w:r>
+    </w:p>
+    <w:p>
+      <w:pPr>
+        <w:ind w:left="720"/>
+        <w:rPr>
+          <w:rFonts w:ascii="Arial" w:hAnsi="Arial" w:cs="Arial"/>
+          <w:sz w:val="28"/>
+          <w:szCs w:val="28"/>
+        </w:rPr>
+      </w:pPr>
     </w:p>
     <w:p>
       <w:pPr>
@@ -7479,8 +7738,515 @@
           <w:sz w:val="28"/>
           <w:szCs w:val="28"/>
         </w:rPr>
-        <w:t>-</w:t>
-      </w:r>
+        <w:t>-1. Hệ thống phải cung cấp các danh mục mặc định gồm:</w:t>
+      </w:r>
+    </w:p>
+    <w:p>
+      <w:pPr>
+        <w:ind w:left="720"/>
+        <w:rPr>
+          <w:rFonts w:ascii="Arial" w:hAnsi="Arial" w:cs="Arial"/>
+          <w:sz w:val="28"/>
+          <w:szCs w:val="28"/>
+        </w:rPr>
+      </w:pPr>
+      <w:r>
+        <w:rPr>
+          <w:rFonts w:ascii="Arial" w:hAnsi="Arial" w:cs="Arial"/>
+          <w:sz w:val="28"/>
+          <w:szCs w:val="28"/>
+        </w:rPr>
+        <w:t>“</w:t>
+      </w:r>
+      <w:r>
+        <w:rPr>
+          <w:rFonts w:ascii="Arial" w:hAnsi="Arial" w:cs="Arial"/>
+          <w:sz w:val="28"/>
+          <w:szCs w:val="28"/>
+        </w:rPr>
+        <w:t>Công Việc</w:t>
+      </w:r>
+      <w:r>
+        <w:rPr>
+          <w:rFonts w:ascii="Arial" w:hAnsi="Arial" w:cs="Arial"/>
+          <w:sz w:val="28"/>
+          <w:szCs w:val="28"/>
+        </w:rPr>
+        <w:t xml:space="preserve">, </w:t>
+      </w:r>
+      <w:r>
+        <w:rPr>
+          <w:rFonts w:ascii="Arial" w:hAnsi="Arial" w:cs="Arial"/>
+          <w:sz w:val="28"/>
+          <w:szCs w:val="28"/>
+        </w:rPr>
+        <w:t>Đầu Tư</w:t>
+      </w:r>
+      <w:r>
+        <w:rPr>
+          <w:rFonts w:ascii="Arial" w:hAnsi="Arial" w:cs="Arial"/>
+          <w:sz w:val="28"/>
+          <w:szCs w:val="28"/>
+        </w:rPr>
+        <w:t xml:space="preserve">, </w:t>
+      </w:r>
+      <w:r>
+        <w:rPr>
+          <w:rFonts w:ascii="Arial" w:hAnsi="Arial" w:cs="Arial"/>
+          <w:sz w:val="28"/>
+          <w:szCs w:val="28"/>
+        </w:rPr>
+        <w:t>Thu Nợ</w:t>
+      </w:r>
+      <w:r>
+        <w:rPr>
+          <w:rFonts w:ascii="Arial" w:hAnsi="Arial" w:cs="Arial"/>
+          <w:sz w:val="28"/>
+          <w:szCs w:val="28"/>
+        </w:rPr>
+        <w:t xml:space="preserve">, </w:t>
+      </w:r>
+      <w:r>
+        <w:rPr>
+          <w:rFonts w:ascii="Arial" w:hAnsi="Arial" w:cs="Arial"/>
+          <w:sz w:val="28"/>
+          <w:szCs w:val="28"/>
+        </w:rPr>
+        <w:t>Khác</w:t>
+      </w:r>
+      <w:r>
+        <w:rPr>
+          <w:rFonts w:ascii="Arial" w:hAnsi="Arial" w:cs="Arial"/>
+          <w:sz w:val="28"/>
+          <w:szCs w:val="28"/>
+        </w:rPr>
+        <w:t>”</w:t>
+      </w:r>
+      <w:r>
+        <w:rPr>
+          <w:rFonts w:ascii="Arial" w:hAnsi="Arial" w:cs="Arial"/>
+          <w:sz w:val="28"/>
+          <w:szCs w:val="28"/>
+        </w:rPr>
+        <w:t>.</w:t>
+      </w:r>
+    </w:p>
+    <w:p>
+      <w:pPr>
+        <w:ind w:left="720"/>
+        <w:rPr>
+          <w:rFonts w:ascii="Arial" w:hAnsi="Arial" w:cs="Arial"/>
+          <w:sz w:val="28"/>
+          <w:szCs w:val="28"/>
+        </w:rPr>
+      </w:pPr>
+      <w:r>
+        <w:rPr>
+          <w:rFonts w:ascii="Arial" w:hAnsi="Arial" w:cs="Arial"/>
+          <w:sz w:val="28"/>
+          <w:szCs w:val="28"/>
+        </w:rPr>
+        <w:t>BR-CAT</w:t>
+      </w:r>
+      <w:r>
+        <w:rPr>
+          <w:rFonts w:ascii="Arial" w:hAnsi="Arial" w:cs="Arial"/>
+          <w:sz w:val="28"/>
+          <w:szCs w:val="28"/>
+        </w:rPr>
+        <w:t>I</w:t>
+      </w:r>
+      <w:r>
+        <w:rPr>
+          <w:rFonts w:ascii="Arial" w:hAnsi="Arial" w:cs="Arial"/>
+          <w:sz w:val="28"/>
+          <w:szCs w:val="28"/>
+        </w:rPr>
+        <w:t>-2. “Khác” là danh mục mặc định của hệ thống.</w:t>
+      </w:r>
+    </w:p>
+    <w:p>
+      <w:pPr>
+        <w:ind w:left="720"/>
+        <w:rPr>
+          <w:rFonts w:ascii="Arial" w:hAnsi="Arial" w:cs="Arial"/>
+          <w:sz w:val="28"/>
+          <w:szCs w:val="28"/>
+        </w:rPr>
+      </w:pPr>
+      <w:r>
+        <w:rPr>
+          <w:rFonts w:ascii="Arial" w:hAnsi="Arial" w:cs="Arial"/>
+          <w:sz w:val="28"/>
+          <w:szCs w:val="28"/>
+        </w:rPr>
+        <w:t>BR-CAT</w:t>
+      </w:r>
+      <w:r>
+        <w:rPr>
+          <w:rFonts w:ascii="Arial" w:hAnsi="Arial" w:cs="Arial"/>
+          <w:sz w:val="28"/>
+          <w:szCs w:val="28"/>
+        </w:rPr>
+        <w:t>I</w:t>
+      </w:r>
+      <w:r>
+        <w:rPr>
+          <w:rFonts w:ascii="Arial" w:hAnsi="Arial" w:cs="Arial"/>
+          <w:sz w:val="28"/>
+          <w:szCs w:val="28"/>
+        </w:rPr>
+        <w:t>-3. Người dùng không được phép xóa các danh mục gốc</w:t>
+      </w:r>
+    </w:p>
+    <w:p>
+      <w:pPr>
+        <w:ind w:left="720"/>
+        <w:rPr>
+          <w:rFonts w:ascii="Arial" w:hAnsi="Arial" w:cs="Arial"/>
+          <w:sz w:val="28"/>
+          <w:szCs w:val="28"/>
+        </w:rPr>
+      </w:pPr>
+      <w:r>
+        <w:rPr>
+          <w:rFonts w:ascii="Arial" w:hAnsi="Arial" w:cs="Arial"/>
+          <w:sz w:val="28"/>
+          <w:szCs w:val="28"/>
+        </w:rPr>
+        <w:t>BR-CAT</w:t>
+      </w:r>
+      <w:r>
+        <w:rPr>
+          <w:rFonts w:ascii="Arial" w:hAnsi="Arial" w:cs="Arial"/>
+          <w:sz w:val="28"/>
+          <w:szCs w:val="28"/>
+        </w:rPr>
+        <w:t>I</w:t>
+      </w:r>
+      <w:r>
+        <w:rPr>
+          <w:rFonts w:ascii="Arial" w:hAnsi="Arial" w:cs="Arial"/>
+          <w:sz w:val="28"/>
+          <w:szCs w:val="28"/>
+        </w:rPr>
+        <w:t>-4. Người dùng được phép tạo danh mục mới.</w:t>
+      </w:r>
+    </w:p>
+    <w:p>
+      <w:pPr>
+        <w:ind w:left="720"/>
+        <w:rPr>
+          <w:rFonts w:ascii="Arial" w:hAnsi="Arial" w:cs="Arial"/>
+          <w:sz w:val="28"/>
+          <w:szCs w:val="28"/>
+        </w:rPr>
+      </w:pPr>
+      <w:r>
+        <w:rPr>
+          <w:rFonts w:ascii="Arial" w:hAnsi="Arial" w:cs="Arial"/>
+          <w:sz w:val="28"/>
+          <w:szCs w:val="28"/>
+        </w:rPr>
+        <w:t>BR-CAT</w:t>
+      </w:r>
+      <w:r>
+        <w:rPr>
+          <w:rFonts w:ascii="Arial" w:hAnsi="Arial" w:cs="Arial"/>
+          <w:sz w:val="28"/>
+          <w:szCs w:val="28"/>
+        </w:rPr>
+        <w:t>I</w:t>
+      </w:r>
+      <w:r>
+        <w:rPr>
+          <w:rFonts w:ascii="Arial" w:hAnsi="Arial" w:cs="Arial"/>
+          <w:sz w:val="28"/>
+          <w:szCs w:val="28"/>
+        </w:rPr>
+        <w:t>-5. Tên danh mục không được vượt quá 25 ký tự.</w:t>
+      </w:r>
+    </w:p>
+    <w:p>
+      <w:pPr>
+        <w:ind w:left="720"/>
+        <w:rPr>
+          <w:rFonts w:ascii="Arial" w:hAnsi="Arial" w:cs="Arial"/>
+          <w:b/>
+          <w:bCs/>
+          <w:sz w:val="28"/>
+          <w:szCs w:val="28"/>
+        </w:rPr>
+      </w:pPr>
+      <w:r>
+        <w:rPr>
+          <w:rFonts w:ascii="Arial" w:hAnsi="Arial" w:cs="Arial"/>
+          <w:sz w:val="28"/>
+          <w:szCs w:val="28"/>
+        </w:rPr>
+        <w:t>BR-CAT</w:t>
+      </w:r>
+      <w:r>
+        <w:rPr>
+          <w:rFonts w:ascii="Arial" w:hAnsi="Arial" w:cs="Arial"/>
+          <w:sz w:val="28"/>
+          <w:szCs w:val="28"/>
+        </w:rPr>
+        <w:t>I</w:t>
+      </w:r>
+      <w:r>
+        <w:rPr>
+          <w:rFonts w:ascii="Arial" w:hAnsi="Arial" w:cs="Arial"/>
+          <w:sz w:val="28"/>
+          <w:szCs w:val="28"/>
+        </w:rPr>
+        <w:t xml:space="preserve">-6. Khi danh mục tự tạo bị xóa, các khoản </w:t>
+      </w:r>
+      <w:r>
+        <w:rPr>
+          <w:rFonts w:ascii="Arial" w:hAnsi="Arial" w:cs="Arial"/>
+          <w:sz w:val="28"/>
+          <w:szCs w:val="28"/>
+        </w:rPr>
+        <w:t xml:space="preserve">thu nhập </w:t>
+      </w:r>
+      <w:r>
+        <w:rPr>
+          <w:rFonts w:ascii="Arial" w:hAnsi="Arial" w:cs="Arial"/>
+          <w:sz w:val="28"/>
+          <w:szCs w:val="28"/>
+        </w:rPr>
+        <w:t>liên kết sẽ được chuyển sang danh mục mặc định “Khác” nếu người dùng không chọn danh mục thay thế.</w:t>
+      </w:r>
+    </w:p>
+    <w:p>
+      <w:pPr>
+        <w:ind w:left="720"/>
+        <w:rPr>
+          <w:rFonts w:ascii="Arial" w:hAnsi="Arial" w:cs="Arial"/>
+          <w:sz w:val="28"/>
+          <w:szCs w:val="28"/>
+        </w:rPr>
+      </w:pPr>
+      <w:r>
+        <w:rPr>
+          <w:rFonts w:ascii="Arial" w:hAnsi="Arial" w:cs="Arial"/>
+          <w:sz w:val="28"/>
+          <w:szCs w:val="28"/>
+        </w:rPr>
+        <w:t>BR-CAT</w:t>
+      </w:r>
+      <w:r>
+        <w:rPr>
+          <w:rFonts w:ascii="Arial" w:hAnsi="Arial" w:cs="Arial"/>
+          <w:sz w:val="28"/>
+          <w:szCs w:val="28"/>
+        </w:rPr>
+        <w:t>I</w:t>
+      </w:r>
+      <w:r>
+        <w:rPr>
+          <w:rFonts w:ascii="Arial" w:hAnsi="Arial" w:cs="Arial"/>
+          <w:sz w:val="28"/>
+          <w:szCs w:val="28"/>
+        </w:rPr>
+        <w:t xml:space="preserve">-7. Khi danh mục được cập nhật, các khoản </w:t>
+      </w:r>
+      <w:r>
+        <w:rPr>
+          <w:rFonts w:ascii="Arial" w:hAnsi="Arial" w:cs="Arial"/>
+          <w:sz w:val="28"/>
+          <w:szCs w:val="28"/>
+        </w:rPr>
+        <w:t>thu nhập</w:t>
+      </w:r>
+      <w:r>
+        <w:rPr>
+          <w:rFonts w:ascii="Arial" w:hAnsi="Arial" w:cs="Arial"/>
+          <w:sz w:val="28"/>
+          <w:szCs w:val="28"/>
+        </w:rPr>
+        <w:t xml:space="preserve"> liên kết phải được cập nhật tương ứng.</w:t>
+      </w:r>
+    </w:p>
+    <w:p>
+      <w:pPr>
+        <w:ind w:left="720"/>
+        <w:rPr>
+          <w:rFonts w:ascii="Arial" w:hAnsi="Arial" w:cs="Arial"/>
+          <w:sz w:val="28"/>
+          <w:szCs w:val="28"/>
+        </w:rPr>
+      </w:pPr>
+      <w:r>
+        <w:rPr>
+          <w:rFonts w:ascii="Arial" w:hAnsi="Arial" w:cs="Arial"/>
+          <w:sz w:val="28"/>
+          <w:szCs w:val="28"/>
+        </w:rPr>
+        <w:t>BR-CAT</w:t>
+      </w:r>
+      <w:r>
+        <w:rPr>
+          <w:rFonts w:ascii="Arial" w:hAnsi="Arial" w:cs="Arial"/>
+          <w:sz w:val="28"/>
+          <w:szCs w:val="28"/>
+        </w:rPr>
+        <w:t>I</w:t>
+      </w:r>
+      <w:r>
+        <w:rPr>
+          <w:rFonts w:ascii="Arial" w:hAnsi="Arial" w:cs="Arial"/>
+          <w:sz w:val="28"/>
+          <w:szCs w:val="28"/>
+        </w:rPr>
+        <w:t>-8. Tên danh mục không được trùng với danh mục đã tồn tại trong cùng loại danh mục.</w:t>
+      </w:r>
+    </w:p>
+    <w:p>
+      <w:pPr>
+        <w:ind w:left="720"/>
+        <w:rPr>
+          <w:rFonts w:ascii="Arial" w:hAnsi="Arial" w:cs="Arial"/>
+          <w:sz w:val="28"/>
+          <w:szCs w:val="28"/>
+        </w:rPr>
+      </w:pPr>
+      <w:r>
+        <w:rPr>
+          <w:rFonts w:ascii="Arial" w:hAnsi="Arial" w:cs="Arial"/>
+          <w:sz w:val="28"/>
+          <w:szCs w:val="28"/>
+        </w:rPr>
+        <w:t>BR-CAT</w:t>
+      </w:r>
+      <w:r>
+        <w:rPr>
+          <w:rFonts w:ascii="Arial" w:hAnsi="Arial" w:cs="Arial"/>
+          <w:sz w:val="28"/>
+          <w:szCs w:val="28"/>
+        </w:rPr>
+        <w:t>I</w:t>
+      </w:r>
+      <w:r>
+        <w:rPr>
+          <w:rFonts w:ascii="Arial" w:hAnsi="Arial" w:cs="Arial"/>
+          <w:sz w:val="28"/>
+          <w:szCs w:val="28"/>
+        </w:rPr>
+        <w:t xml:space="preserve">-9. </w:t>
+      </w:r>
+      <w:r>
+        <w:rPr>
+          <w:rFonts w:ascii="Arial" w:hAnsi="Arial" w:cs="Arial"/>
+          <w:sz w:val="28"/>
+          <w:szCs w:val="28"/>
+        </w:rPr>
+        <w:t xml:space="preserve">Nếu tên danh mục trống, chương trình sẽ tự đặt tên thành “Danh Mục </w:t>
+      </w:r>
+      <w:r>
+        <w:rPr>
+          <w:rFonts w:ascii="Arial" w:hAnsi="Arial" w:cs="Arial"/>
+          <w:sz w:val="28"/>
+          <w:szCs w:val="28"/>
+        </w:rPr>
+        <w:t>Thu Nhập</w:t>
+      </w:r>
+      <w:r>
+        <w:rPr>
+          <w:rFonts w:ascii="Arial" w:hAnsi="Arial" w:cs="Arial"/>
+          <w:sz w:val="28"/>
+          <w:szCs w:val="28"/>
+        </w:rPr>
+        <w:t xml:space="preserve"> &lt;Số&gt;” với số tăng dần theo số lượng danh mục chưa đặt tên</w:t>
+      </w:r>
+      <w:r>
+        <w:rPr>
+          <w:rFonts w:ascii="Arial" w:hAnsi="Arial" w:cs="Arial"/>
+          <w:sz w:val="28"/>
+          <w:szCs w:val="28"/>
+        </w:rPr>
+        <w:t>.</w:t>
+      </w:r>
+    </w:p>
+    <w:p>
+      <w:pPr>
+        <w:ind w:left="720"/>
+        <w:rPr>
+          <w:rFonts w:ascii="Arial" w:hAnsi="Arial" w:cs="Arial"/>
+          <w:sz w:val="28"/>
+          <w:szCs w:val="28"/>
+        </w:rPr>
+      </w:pPr>
+      <w:r>
+        <w:rPr>
+          <w:rFonts w:ascii="Arial" w:hAnsi="Arial" w:cs="Arial"/>
+          <w:sz w:val="28"/>
+          <w:szCs w:val="28"/>
+        </w:rPr>
+        <w:t>BR-CAT</w:t>
+      </w:r>
+      <w:r>
+        <w:rPr>
+          <w:rFonts w:ascii="Arial" w:hAnsi="Arial" w:cs="Arial"/>
+          <w:sz w:val="28"/>
+          <w:szCs w:val="28"/>
+        </w:rPr>
+        <w:t>I</w:t>
+      </w:r>
+      <w:r>
+        <w:rPr>
+          <w:rFonts w:ascii="Arial" w:hAnsi="Arial" w:cs="Arial"/>
+          <w:sz w:val="28"/>
+          <w:szCs w:val="28"/>
+        </w:rPr>
+        <w:t>-10. Người dùng chỉ được phép thao tác với danh mục do chính mình tạo.</w:t>
+      </w:r>
+    </w:p>
+    <w:p>
+      <w:pPr>
+        <w:ind w:left="720"/>
+        <w:rPr>
+          <w:rFonts w:ascii="Arial" w:hAnsi="Arial" w:cs="Arial"/>
+          <w:sz w:val="28"/>
+          <w:szCs w:val="28"/>
+        </w:rPr>
+      </w:pPr>
+      <w:r>
+        <w:rPr>
+          <w:rFonts w:ascii="Arial" w:hAnsi="Arial" w:cs="Arial"/>
+          <w:sz w:val="28"/>
+          <w:szCs w:val="28"/>
+        </w:rPr>
+        <w:lastRenderedPageBreak/>
+        <w:t>BR-CAT</w:t>
+      </w:r>
+      <w:r>
+        <w:rPr>
+          <w:rFonts w:ascii="Arial" w:hAnsi="Arial" w:cs="Arial"/>
+          <w:sz w:val="28"/>
+          <w:szCs w:val="28"/>
+        </w:rPr>
+        <w:t>I</w:t>
+      </w:r>
+      <w:r>
+        <w:rPr>
+          <w:rFonts w:ascii="Arial" w:hAnsi="Arial" w:cs="Arial"/>
+          <w:sz w:val="28"/>
+          <w:szCs w:val="28"/>
+        </w:rPr>
+        <w:t>-11. Người dùng không được phép chỉnh sửa các danh mục mặc định của hệ thống.</w:t>
+      </w:r>
+    </w:p>
+    <w:p>
+      <w:pPr>
+        <w:ind w:left="720"/>
+        <w:rPr>
+          <w:rFonts w:ascii="Arial" w:hAnsi="Arial" w:cs="Arial"/>
+          <w:sz w:val="28"/>
+          <w:szCs w:val="28"/>
+        </w:rPr>
+      </w:pPr>
     </w:p>
     <w:p>
       <w:pPr>
@@ -7523,8 +8289,1231 @@
           <w:sz w:val="28"/>
           <w:szCs w:val="28"/>
         </w:rPr>
-        <w:t>BR-MS-</w:t>
-      </w:r>
+        <w:t>BR-</w:t>
+      </w:r>
+      <w:r>
+        <w:rPr>
+          <w:rFonts w:ascii="Arial" w:hAnsi="Arial" w:cs="Arial"/>
+          <w:sz w:val="28"/>
+          <w:szCs w:val="28"/>
+        </w:rPr>
+        <w:t>SM</w:t>
+      </w:r>
+      <w:r>
+        <w:rPr>
+          <w:rFonts w:ascii="Arial" w:hAnsi="Arial" w:cs="Arial"/>
+          <w:sz w:val="28"/>
+          <w:szCs w:val="28"/>
+        </w:rPr>
+        <w:t>-</w:t>
+      </w:r>
+      <w:r>
+        <w:rPr>
+          <w:rFonts w:ascii="Arial" w:hAnsi="Arial" w:cs="Arial"/>
+          <w:sz w:val="28"/>
+          <w:szCs w:val="28"/>
+        </w:rPr>
+        <w:t>1. Tên nguồn tiền không được vượt quá 100 ký tự</w:t>
+      </w:r>
+      <w:r>
+        <w:rPr>
+          <w:rFonts w:ascii="Arial" w:hAnsi="Arial" w:cs="Arial"/>
+          <w:sz w:val="28"/>
+          <w:szCs w:val="28"/>
+        </w:rPr>
+        <w:t>.</w:t>
+      </w:r>
+    </w:p>
+    <w:p>
+      <w:pPr>
+        <w:ind w:left="720"/>
+        <w:rPr>
+          <w:rFonts w:ascii="Arial" w:hAnsi="Arial" w:cs="Arial"/>
+          <w:sz w:val="28"/>
+          <w:szCs w:val="28"/>
+        </w:rPr>
+      </w:pPr>
+      <w:r>
+        <w:rPr>
+          <w:rFonts w:ascii="Arial" w:hAnsi="Arial" w:cs="Arial"/>
+          <w:sz w:val="28"/>
+          <w:szCs w:val="28"/>
+        </w:rPr>
+        <w:t>BR-</w:t>
+      </w:r>
+      <w:r>
+        <w:rPr>
+          <w:rFonts w:ascii="Arial" w:hAnsi="Arial" w:cs="Arial"/>
+          <w:sz w:val="28"/>
+          <w:szCs w:val="28"/>
+        </w:rPr>
+        <w:t>SM</w:t>
+      </w:r>
+      <w:r>
+        <w:rPr>
+          <w:rFonts w:ascii="Arial" w:hAnsi="Arial" w:cs="Arial"/>
+          <w:sz w:val="28"/>
+          <w:szCs w:val="28"/>
+        </w:rPr>
+        <w:t>-</w:t>
+      </w:r>
+      <w:r>
+        <w:rPr>
+          <w:rFonts w:ascii="Arial" w:hAnsi="Arial" w:cs="Arial"/>
+          <w:sz w:val="28"/>
+          <w:szCs w:val="28"/>
+        </w:rPr>
+        <w:t>2</w:t>
+      </w:r>
+      <w:r>
+        <w:rPr>
+          <w:rFonts w:ascii="Arial" w:hAnsi="Arial" w:cs="Arial"/>
+          <w:sz w:val="28"/>
+          <w:szCs w:val="28"/>
+        </w:rPr>
+        <w:t xml:space="preserve">. </w:t>
+      </w:r>
+      <w:r>
+        <w:rPr>
+          <w:rFonts w:ascii="Arial" w:hAnsi="Arial" w:cs="Arial"/>
+          <w:sz w:val="28"/>
+          <w:szCs w:val="28"/>
+        </w:rPr>
+        <w:t>Nếu ngườ dùng chưa đặt tên cho nguồn tiền, chương trình sẽ cấp tên “Nguồn Tiền Mới &lt;Số&gt;”, với số tăng dần theo số lượng nguồn tiền chưa đặt t</w:t>
+      </w:r>
+      <w:r>
+        <w:rPr>
+          <w:rFonts w:ascii="Arial" w:hAnsi="Arial" w:cs="Arial"/>
+          <w:sz w:val="28"/>
+          <w:szCs w:val="28"/>
+        </w:rPr>
+        <w:t>ên.</w:t>
+      </w:r>
+    </w:p>
+    <w:p>
+      <w:pPr>
+        <w:ind w:left="720"/>
+        <w:rPr>
+          <w:rFonts w:ascii="Arial" w:hAnsi="Arial" w:cs="Arial"/>
+          <w:sz w:val="28"/>
+          <w:szCs w:val="28"/>
+        </w:rPr>
+      </w:pPr>
+      <w:r>
+        <w:rPr>
+          <w:rFonts w:ascii="Arial" w:hAnsi="Arial" w:cs="Arial"/>
+          <w:sz w:val="28"/>
+          <w:szCs w:val="28"/>
+        </w:rPr>
+        <w:t>BR-</w:t>
+      </w:r>
+      <w:r>
+        <w:rPr>
+          <w:rFonts w:ascii="Arial" w:hAnsi="Arial" w:cs="Arial"/>
+          <w:sz w:val="28"/>
+          <w:szCs w:val="28"/>
+        </w:rPr>
+        <w:t>SM</w:t>
+      </w:r>
+      <w:r>
+        <w:rPr>
+          <w:rFonts w:ascii="Arial" w:hAnsi="Arial" w:cs="Arial"/>
+          <w:sz w:val="28"/>
+          <w:szCs w:val="28"/>
+        </w:rPr>
+        <w:t>-3. Tên nguồn tiền không được trùng với các nguồn tiền khác thuộc cùng một tài khoản người dùng</w:t>
+      </w:r>
+      <w:r>
+        <w:rPr>
+          <w:rFonts w:ascii="Arial" w:hAnsi="Arial" w:cs="Arial"/>
+          <w:sz w:val="28"/>
+          <w:szCs w:val="28"/>
+        </w:rPr>
+        <w:t>.</w:t>
+      </w:r>
+    </w:p>
+    <w:p>
+      <w:pPr>
+        <w:ind w:left="720"/>
+        <w:rPr>
+          <w:rFonts w:ascii="Arial" w:hAnsi="Arial" w:cs="Arial"/>
+          <w:sz w:val="28"/>
+          <w:szCs w:val="28"/>
+        </w:rPr>
+      </w:pPr>
+      <w:r>
+        <w:rPr>
+          <w:rFonts w:ascii="Arial" w:hAnsi="Arial" w:cs="Arial"/>
+          <w:sz w:val="28"/>
+          <w:szCs w:val="28"/>
+        </w:rPr>
+        <w:t>BR-</w:t>
+      </w:r>
+      <w:r>
+        <w:rPr>
+          <w:rFonts w:ascii="Arial" w:hAnsi="Arial" w:cs="Arial"/>
+          <w:sz w:val="28"/>
+          <w:szCs w:val="28"/>
+        </w:rPr>
+        <w:t>SM</w:t>
+      </w:r>
+      <w:r>
+        <w:rPr>
+          <w:rFonts w:ascii="Arial" w:hAnsi="Arial" w:cs="Arial"/>
+          <w:sz w:val="28"/>
+          <w:szCs w:val="28"/>
+        </w:rPr>
+        <w:t>-4. Để sử dụng các tính năng Chi tiêu hoặc Thu nhập, người dùng phải có ít nhất một nguồn tiền</w:t>
+      </w:r>
+      <w:r>
+        <w:rPr>
+          <w:rFonts w:ascii="Arial" w:hAnsi="Arial" w:cs="Arial"/>
+          <w:sz w:val="28"/>
+          <w:szCs w:val="28"/>
+        </w:rPr>
+        <w:t>.</w:t>
+      </w:r>
+    </w:p>
+    <w:p>
+      <w:pPr>
+        <w:ind w:left="720"/>
+        <w:rPr>
+          <w:rFonts w:ascii="Arial" w:hAnsi="Arial" w:cs="Arial"/>
+          <w:sz w:val="28"/>
+          <w:szCs w:val="28"/>
+        </w:rPr>
+      </w:pPr>
+      <w:r>
+        <w:rPr>
+          <w:rFonts w:ascii="Arial" w:hAnsi="Arial" w:cs="Arial"/>
+          <w:sz w:val="28"/>
+          <w:szCs w:val="28"/>
+        </w:rPr>
+        <w:t>BR-</w:t>
+      </w:r>
+      <w:r>
+        <w:rPr>
+          <w:rFonts w:ascii="Arial" w:hAnsi="Arial" w:cs="Arial"/>
+          <w:sz w:val="28"/>
+          <w:szCs w:val="28"/>
+        </w:rPr>
+        <w:t>SM</w:t>
+      </w:r>
+      <w:r>
+        <w:rPr>
+          <w:rFonts w:ascii="Arial" w:hAnsi="Arial" w:cs="Arial"/>
+          <w:sz w:val="28"/>
+          <w:szCs w:val="28"/>
+        </w:rPr>
+        <w:t>-</w:t>
+      </w:r>
+      <w:r>
+        <w:rPr>
+          <w:rFonts w:ascii="Arial" w:hAnsi="Arial" w:cs="Arial"/>
+          <w:sz w:val="28"/>
+          <w:szCs w:val="28"/>
+        </w:rPr>
+        <w:t>5</w:t>
+      </w:r>
+      <w:r>
+        <w:rPr>
+          <w:rFonts w:ascii="Arial" w:hAnsi="Arial" w:cs="Arial"/>
+          <w:sz w:val="28"/>
+          <w:szCs w:val="28"/>
+        </w:rPr>
+        <w:t>.</w:t>
+      </w:r>
+      <w:r>
+        <w:rPr>
+          <w:rFonts w:ascii="Arial" w:hAnsi="Arial" w:cs="Arial"/>
+          <w:sz w:val="28"/>
+          <w:szCs w:val="28"/>
+        </w:rPr>
+        <w:t xml:space="preserve"> Số dư ban đầu của nguồn tiền có thể là số âm hoặc dương tùy thuộc vào loại nguồn tiền mà người dùng muốn định nghĩa</w:t>
+      </w:r>
+      <w:r>
+        <w:rPr>
+          <w:rFonts w:ascii="Arial" w:hAnsi="Arial" w:cs="Arial"/>
+          <w:sz w:val="28"/>
+          <w:szCs w:val="28"/>
+        </w:rPr>
+        <w:t>.</w:t>
+      </w:r>
+    </w:p>
+    <w:p>
+      <w:pPr>
+        <w:ind w:left="720"/>
+        <w:rPr>
+          <w:rFonts w:ascii="Arial" w:hAnsi="Arial" w:cs="Arial"/>
+          <w:sz w:val="28"/>
+          <w:szCs w:val="28"/>
+        </w:rPr>
+      </w:pPr>
+      <w:r>
+        <w:rPr>
+          <w:rFonts w:ascii="Arial" w:hAnsi="Arial" w:cs="Arial"/>
+          <w:sz w:val="28"/>
+          <w:szCs w:val="28"/>
+        </w:rPr>
+        <w:t>BR-</w:t>
+      </w:r>
+      <w:r>
+        <w:rPr>
+          <w:rFonts w:ascii="Arial" w:hAnsi="Arial" w:cs="Arial"/>
+          <w:sz w:val="28"/>
+          <w:szCs w:val="28"/>
+        </w:rPr>
+        <w:t>SM</w:t>
+      </w:r>
+      <w:r>
+        <w:rPr>
+          <w:rFonts w:ascii="Arial" w:hAnsi="Arial" w:cs="Arial"/>
+          <w:sz w:val="28"/>
+          <w:szCs w:val="28"/>
+        </w:rPr>
+        <w:t>-6. Người dùng chỉ được phép xem và thao tác với các nguồn tiền thuộc tài khoản của chính mình</w:t>
+      </w:r>
+      <w:r>
+        <w:rPr>
+          <w:rFonts w:ascii="Arial" w:hAnsi="Arial" w:cs="Arial"/>
+          <w:sz w:val="28"/>
+          <w:szCs w:val="28"/>
+        </w:rPr>
+        <w:t>.</w:t>
+      </w:r>
+    </w:p>
+    <w:p>
+      <w:pPr>
+        <w:ind w:left="720"/>
+        <w:rPr>
+          <w:rFonts w:ascii="Arial" w:hAnsi="Arial" w:cs="Arial"/>
+          <w:sz w:val="28"/>
+          <w:szCs w:val="28"/>
+        </w:rPr>
+      </w:pPr>
+      <w:r>
+        <w:rPr>
+          <w:rFonts w:ascii="Arial" w:hAnsi="Arial" w:cs="Arial"/>
+          <w:sz w:val="28"/>
+          <w:szCs w:val="28"/>
+        </w:rPr>
+        <w:t>BR-</w:t>
+      </w:r>
+      <w:r>
+        <w:rPr>
+          <w:rFonts w:ascii="Arial" w:hAnsi="Arial" w:cs="Arial"/>
+          <w:sz w:val="28"/>
+          <w:szCs w:val="28"/>
+        </w:rPr>
+        <w:t>SM</w:t>
+      </w:r>
+      <w:r>
+        <w:rPr>
+          <w:rFonts w:ascii="Arial" w:hAnsi="Arial" w:cs="Arial"/>
+          <w:sz w:val="28"/>
+          <w:szCs w:val="28"/>
+        </w:rPr>
+        <w:t>-7. Khi nguồn tiền bị xóa, các giao dịch liên quan sẽ được chuyển vào thùng rác tạm thời theo</w:t>
+      </w:r>
+      <w:r>
+        <w:rPr>
+          <w:rFonts w:ascii="Arial" w:hAnsi="Arial" w:cs="Arial"/>
+          <w:sz w:val="28"/>
+          <w:szCs w:val="28"/>
+        </w:rPr>
+        <w:t>.</w:t>
+      </w:r>
+    </w:p>
+    <w:p>
+      <w:pPr>
+        <w:ind w:left="720"/>
+        <w:rPr>
+          <w:rFonts w:ascii="Arial" w:hAnsi="Arial" w:cs="Arial"/>
+          <w:sz w:val="28"/>
+          <w:szCs w:val="28"/>
+        </w:rPr>
+      </w:pPr>
+      <w:r>
+        <w:rPr>
+          <w:rFonts w:ascii="Arial" w:hAnsi="Arial" w:cs="Arial"/>
+          <w:sz w:val="28"/>
+          <w:szCs w:val="28"/>
+        </w:rPr>
+        <w:t>BR-</w:t>
+      </w:r>
+      <w:r>
+        <w:rPr>
+          <w:rFonts w:ascii="Arial" w:hAnsi="Arial" w:cs="Arial"/>
+          <w:sz w:val="28"/>
+          <w:szCs w:val="28"/>
+        </w:rPr>
+        <w:t>SM</w:t>
+      </w:r>
+      <w:r>
+        <w:rPr>
+          <w:rFonts w:ascii="Arial" w:hAnsi="Arial" w:cs="Arial"/>
+          <w:sz w:val="28"/>
+          <w:szCs w:val="28"/>
+        </w:rPr>
+        <w:t>-8. Các nguồn tiền mặc định của hệ thống gồm:</w:t>
+      </w:r>
+    </w:p>
+    <w:p>
+      <w:pPr>
+        <w:ind w:left="720" w:firstLine="720"/>
+        <w:rPr>
+          <w:rFonts w:ascii="Arial" w:hAnsi="Arial" w:cs="Arial"/>
+          <w:sz w:val="28"/>
+          <w:szCs w:val="28"/>
+        </w:rPr>
+      </w:pPr>
+      <w:r>
+        <w:rPr>
+          <w:rFonts w:ascii="Arial" w:hAnsi="Arial" w:cs="Arial"/>
+          <w:sz w:val="28"/>
+          <w:szCs w:val="28"/>
+        </w:rPr>
+        <w:t>“Ví (Wallet), Ví Điện Tử (E-Wallet), Tiết Kiệm (Savings), Khoản Nợ (Debt)”</w:t>
+      </w:r>
+      <w:r>
+        <w:rPr>
+          <w:rFonts w:ascii="Arial" w:hAnsi="Arial" w:cs="Arial"/>
+          <w:sz w:val="28"/>
+          <w:szCs w:val="28"/>
+        </w:rPr>
+        <w:t>.</w:t>
+      </w:r>
+    </w:p>
+    <w:p>
+      <w:pPr>
+        <w:ind w:left="720"/>
+        <w:rPr>
+          <w:rFonts w:ascii="Arial" w:hAnsi="Arial" w:cs="Arial"/>
+          <w:sz w:val="28"/>
+          <w:szCs w:val="28"/>
+        </w:rPr>
+      </w:pPr>
+      <w:r>
+        <w:rPr>
+          <w:rFonts w:ascii="Arial" w:hAnsi="Arial" w:cs="Arial"/>
+          <w:sz w:val="28"/>
+          <w:szCs w:val="28"/>
+        </w:rPr>
+        <w:t>BR-</w:t>
+      </w:r>
+      <w:r>
+        <w:rPr>
+          <w:rFonts w:ascii="Arial" w:hAnsi="Arial" w:cs="Arial"/>
+          <w:sz w:val="28"/>
+          <w:szCs w:val="28"/>
+        </w:rPr>
+        <w:t>SM</w:t>
+      </w:r>
+      <w:r>
+        <w:rPr>
+          <w:rFonts w:ascii="Arial" w:hAnsi="Arial" w:cs="Arial"/>
+          <w:sz w:val="28"/>
+          <w:szCs w:val="28"/>
+        </w:rPr>
+        <w:t>-8. Bên trong các nguồn tiền, sẽ có các nhánh nhỏ hơn, ví dụ Ví điện tử sẽ có các nguồn con là các ngân hàng hoặc các ví điện tử.</w:t>
+      </w:r>
+    </w:p>
+    <w:p>
+      <w:pPr>
+        <w:ind w:left="720"/>
+        <w:rPr>
+          <w:rFonts w:ascii="Arial" w:hAnsi="Arial" w:cs="Arial"/>
+          <w:sz w:val="28"/>
+          <w:szCs w:val="28"/>
+        </w:rPr>
+      </w:pPr>
+      <w:r>
+        <w:rPr>
+          <w:rFonts w:ascii="Arial" w:hAnsi="Arial" w:cs="Arial"/>
+          <w:sz w:val="28"/>
+          <w:szCs w:val="28"/>
+        </w:rPr>
+        <w:t>BR-</w:t>
+      </w:r>
+      <w:r>
+        <w:rPr>
+          <w:rFonts w:ascii="Arial" w:hAnsi="Arial" w:cs="Arial"/>
+          <w:sz w:val="28"/>
+          <w:szCs w:val="28"/>
+        </w:rPr>
+        <w:t>SM</w:t>
+      </w:r>
+      <w:r>
+        <w:rPr>
+          <w:rFonts w:ascii="Arial" w:hAnsi="Arial" w:cs="Arial"/>
+          <w:sz w:val="28"/>
+          <w:szCs w:val="28"/>
+        </w:rPr>
+        <w:t>-9. Người dùng không được phép xóa các nguồn tiền mặc định của hệ thống</w:t>
+      </w:r>
+      <w:r>
+        <w:rPr>
+          <w:rFonts w:ascii="Arial" w:hAnsi="Arial" w:cs="Arial"/>
+          <w:sz w:val="28"/>
+          <w:szCs w:val="28"/>
+        </w:rPr>
+        <w:t>.</w:t>
+      </w:r>
+    </w:p>
+    <w:p>
+      <w:pPr>
+        <w:ind w:left="720"/>
+        <w:rPr>
+          <w:rFonts w:ascii="Arial" w:hAnsi="Arial" w:cs="Arial"/>
+          <w:sz w:val="28"/>
+          <w:szCs w:val="28"/>
+        </w:rPr>
+      </w:pPr>
+      <w:r>
+        <w:rPr>
+          <w:rFonts w:ascii="Arial" w:hAnsi="Arial" w:cs="Arial"/>
+          <w:sz w:val="28"/>
+          <w:szCs w:val="28"/>
+        </w:rPr>
+        <w:t>BR-</w:t>
+      </w:r>
+      <w:r>
+        <w:rPr>
+          <w:rFonts w:ascii="Arial" w:hAnsi="Arial" w:cs="Arial"/>
+          <w:sz w:val="28"/>
+          <w:szCs w:val="28"/>
+        </w:rPr>
+        <w:t>SM</w:t>
+      </w:r>
+      <w:r>
+        <w:rPr>
+          <w:rFonts w:ascii="Arial" w:hAnsi="Arial" w:cs="Arial"/>
+          <w:sz w:val="28"/>
+          <w:szCs w:val="28"/>
+        </w:rPr>
+        <w:t>-10. Người dùng không được phép chỉnh sửa loại của nguồn tiền mặc định.</w:t>
+      </w:r>
+    </w:p>
+    <w:p>
+      <w:pPr>
+        <w:ind w:left="720"/>
+        <w:rPr>
+          <w:rFonts w:ascii="Arial" w:hAnsi="Arial" w:cs="Arial"/>
+          <w:sz w:val="28"/>
+          <w:szCs w:val="28"/>
+        </w:rPr>
+      </w:pPr>
+      <w:r>
+        <w:rPr>
+          <w:rFonts w:ascii="Arial" w:hAnsi="Arial" w:cs="Arial"/>
+          <w:sz w:val="28"/>
+          <w:szCs w:val="28"/>
+        </w:rPr>
+        <w:lastRenderedPageBreak/>
+        <w:t>BR-</w:t>
+      </w:r>
+      <w:r>
+        <w:rPr>
+          <w:rFonts w:ascii="Arial" w:hAnsi="Arial" w:cs="Arial"/>
+          <w:sz w:val="28"/>
+          <w:szCs w:val="28"/>
+        </w:rPr>
+        <w:t>SM</w:t>
+      </w:r>
+      <w:r>
+        <w:rPr>
+          <w:rFonts w:ascii="Arial" w:hAnsi="Arial" w:cs="Arial"/>
+          <w:sz w:val="28"/>
+          <w:szCs w:val="28"/>
+        </w:rPr>
+        <w:t>-11. Mỗi nguồn tiền chỉ được thuộc một loại nguồn tiền tại một thời điểm.</w:t>
+      </w:r>
+    </w:p>
+    <w:p>
+      <w:pPr>
+        <w:ind w:left="720"/>
+        <w:rPr>
+          <w:rFonts w:ascii="Arial" w:hAnsi="Arial" w:cs="Arial"/>
+          <w:sz w:val="28"/>
+          <w:szCs w:val="28"/>
+        </w:rPr>
+      </w:pPr>
+      <w:r>
+        <w:rPr>
+          <w:rFonts w:ascii="Arial" w:hAnsi="Arial" w:cs="Arial"/>
+          <w:sz w:val="28"/>
+          <w:szCs w:val="28"/>
+        </w:rPr>
+        <w:t>BR-</w:t>
+      </w:r>
+      <w:r>
+        <w:rPr>
+          <w:rFonts w:ascii="Arial" w:hAnsi="Arial" w:cs="Arial"/>
+          <w:sz w:val="28"/>
+          <w:szCs w:val="28"/>
+        </w:rPr>
+        <w:t>SM</w:t>
+      </w:r>
+      <w:r>
+        <w:rPr>
+          <w:rFonts w:ascii="Arial" w:hAnsi="Arial" w:cs="Arial"/>
+          <w:sz w:val="28"/>
+          <w:szCs w:val="28"/>
+        </w:rPr>
+        <w:t>-12. Người dùng được phép chuyển tiền giữa các nguồn tiền thuộc tài khoản của mình.</w:t>
+      </w:r>
+    </w:p>
+    <w:p>
+      <w:pPr>
+        <w:ind w:left="720"/>
+        <w:rPr>
+          <w:rFonts w:ascii="Arial" w:hAnsi="Arial" w:cs="Arial"/>
+          <w:sz w:val="28"/>
+          <w:szCs w:val="28"/>
+        </w:rPr>
+      </w:pPr>
+      <w:r>
+        <w:rPr>
+          <w:rFonts w:ascii="Arial" w:hAnsi="Arial" w:cs="Arial"/>
+          <w:sz w:val="28"/>
+          <w:szCs w:val="28"/>
+        </w:rPr>
+        <w:t>BR-</w:t>
+      </w:r>
+      <w:r>
+        <w:rPr>
+          <w:rFonts w:ascii="Arial" w:hAnsi="Arial" w:cs="Arial"/>
+          <w:sz w:val="28"/>
+          <w:szCs w:val="28"/>
+        </w:rPr>
+        <w:t>SM</w:t>
+      </w:r>
+      <w:r>
+        <w:rPr>
+          <w:rFonts w:ascii="Arial" w:hAnsi="Arial" w:cs="Arial"/>
+          <w:sz w:val="28"/>
+          <w:szCs w:val="28"/>
+        </w:rPr>
+        <w:t>-13. Khi thực hiện chuyển tiền, số dư của nguồn tiền gửi và nguồn tiền nhận phải được cập nhật tương ứng.</w:t>
+      </w:r>
+    </w:p>
+    <w:p>
+      <w:pPr>
+        <w:ind w:left="720"/>
+        <w:rPr>
+          <w:rFonts w:ascii="Arial" w:hAnsi="Arial" w:cs="Arial"/>
+          <w:sz w:val="28"/>
+          <w:szCs w:val="28"/>
+        </w:rPr>
+      </w:pPr>
+      <w:r>
+        <w:rPr>
+          <w:rFonts w:ascii="Arial" w:hAnsi="Arial" w:cs="Arial"/>
+          <w:sz w:val="28"/>
+          <w:szCs w:val="28"/>
+        </w:rPr>
+        <w:t>BR-</w:t>
+      </w:r>
+      <w:r>
+        <w:rPr>
+          <w:rFonts w:ascii="Arial" w:hAnsi="Arial" w:cs="Arial"/>
+          <w:sz w:val="28"/>
+          <w:szCs w:val="28"/>
+        </w:rPr>
+        <w:t>SM</w:t>
+      </w:r>
+      <w:r>
+        <w:rPr>
+          <w:rFonts w:ascii="Arial" w:hAnsi="Arial" w:cs="Arial"/>
+          <w:sz w:val="28"/>
+          <w:szCs w:val="28"/>
+        </w:rPr>
+        <w:t>-14. Số tiền chuyển phải là số dương.</w:t>
+      </w:r>
+    </w:p>
+    <w:p>
+      <w:pPr>
+        <w:ind w:left="720"/>
+        <w:rPr>
+          <w:rFonts w:ascii="Arial" w:hAnsi="Arial" w:cs="Arial"/>
+          <w:sz w:val="28"/>
+          <w:szCs w:val="28"/>
+        </w:rPr>
+      </w:pPr>
+      <w:r>
+        <w:rPr>
+          <w:rFonts w:ascii="Arial" w:hAnsi="Arial" w:cs="Arial"/>
+          <w:sz w:val="28"/>
+          <w:szCs w:val="28"/>
+        </w:rPr>
+        <w:t>BR-</w:t>
+      </w:r>
+      <w:r>
+        <w:rPr>
+          <w:rFonts w:ascii="Arial" w:hAnsi="Arial" w:cs="Arial"/>
+          <w:sz w:val="28"/>
+          <w:szCs w:val="28"/>
+        </w:rPr>
+        <w:t>SM</w:t>
+      </w:r>
+      <w:r>
+        <w:rPr>
+          <w:rFonts w:ascii="Arial" w:hAnsi="Arial" w:cs="Arial"/>
+          <w:sz w:val="28"/>
+          <w:szCs w:val="28"/>
+        </w:rPr>
+        <w:t>-15. Số tiền chuyển không được vượt quá số dư hiện tại của nguồn tiền gửi.</w:t>
+      </w:r>
+    </w:p>
+    <w:p>
+      <w:pPr>
+        <w:ind w:left="720"/>
+        <w:rPr>
+          <w:rFonts w:ascii="Arial" w:hAnsi="Arial" w:cs="Arial"/>
+          <w:sz w:val="28"/>
+          <w:szCs w:val="28"/>
+        </w:rPr>
+      </w:pPr>
+      <w:r>
+        <w:rPr>
+          <w:rFonts w:ascii="Arial" w:hAnsi="Arial" w:cs="Arial"/>
+          <w:sz w:val="28"/>
+          <w:szCs w:val="28"/>
+        </w:rPr>
+        <w:t>BR-</w:t>
+      </w:r>
+      <w:r>
+        <w:rPr>
+          <w:rFonts w:ascii="Arial" w:hAnsi="Arial" w:cs="Arial"/>
+          <w:sz w:val="28"/>
+          <w:szCs w:val="28"/>
+        </w:rPr>
+        <w:t>SM</w:t>
+      </w:r>
+      <w:r>
+        <w:rPr>
+          <w:rFonts w:ascii="Arial" w:hAnsi="Arial" w:cs="Arial"/>
+          <w:sz w:val="28"/>
+          <w:szCs w:val="28"/>
+        </w:rPr>
+        <w:t>-16. Không được phép chuyển tiền cho cùng một nguồn tiền.</w:t>
+      </w:r>
+    </w:p>
+    <w:p>
+      <w:pPr>
+        <w:ind w:left="720"/>
+        <w:rPr>
+          <w:rFonts w:ascii="Arial" w:hAnsi="Arial" w:cs="Arial"/>
+          <w:sz w:val="28"/>
+          <w:szCs w:val="28"/>
+        </w:rPr>
+      </w:pPr>
+      <w:r>
+        <w:rPr>
+          <w:rFonts w:ascii="Arial" w:hAnsi="Arial" w:cs="Arial"/>
+          <w:sz w:val="28"/>
+          <w:szCs w:val="28"/>
+        </w:rPr>
+        <w:t>BR-</w:t>
+      </w:r>
+      <w:r>
+        <w:rPr>
+          <w:rFonts w:ascii="Arial" w:hAnsi="Arial" w:cs="Arial"/>
+          <w:sz w:val="28"/>
+          <w:szCs w:val="28"/>
+        </w:rPr>
+        <w:t>SM</w:t>
+      </w:r>
+      <w:r>
+        <w:rPr>
+          <w:rFonts w:ascii="Arial" w:hAnsi="Arial" w:cs="Arial"/>
+          <w:sz w:val="28"/>
+          <w:szCs w:val="28"/>
+        </w:rPr>
+        <w:t>-17. Thời gian chuyển tiền không được lớn hơn thời gian hiện tại của hệ thống.</w:t>
+      </w:r>
+    </w:p>
+    <w:p>
+      <w:pPr>
+        <w:ind w:left="720"/>
+        <w:rPr>
+          <w:rFonts w:ascii="Arial" w:hAnsi="Arial" w:cs="Arial"/>
+          <w:sz w:val="28"/>
+          <w:szCs w:val="28"/>
+        </w:rPr>
+      </w:pPr>
+      <w:r>
+        <w:rPr>
+          <w:rFonts w:ascii="Arial" w:hAnsi="Arial" w:cs="Arial"/>
+          <w:sz w:val="28"/>
+          <w:szCs w:val="28"/>
+        </w:rPr>
+        <w:t>BR-</w:t>
+      </w:r>
+      <w:r>
+        <w:rPr>
+          <w:rFonts w:ascii="Arial" w:hAnsi="Arial" w:cs="Arial"/>
+          <w:sz w:val="28"/>
+          <w:szCs w:val="28"/>
+        </w:rPr>
+        <w:t>SM</w:t>
+      </w:r>
+      <w:r>
+        <w:rPr>
+          <w:rFonts w:ascii="Arial" w:hAnsi="Arial" w:cs="Arial"/>
+          <w:sz w:val="28"/>
+          <w:szCs w:val="28"/>
+        </w:rPr>
+        <w:t>-18. Nguồn tiền đã bị xóa không được phép sử dụng trong giao dịch nếu chưa khôi phục.</w:t>
+      </w:r>
+    </w:p>
+    <w:p>
+      <w:pPr>
+        <w:ind w:left="720"/>
+        <w:rPr>
+          <w:rFonts w:ascii="Arial" w:hAnsi="Arial" w:cs="Arial"/>
+          <w:sz w:val="28"/>
+          <w:szCs w:val="28"/>
+        </w:rPr>
+      </w:pPr>
+      <w:r>
+        <w:rPr>
+          <w:rFonts w:ascii="Arial" w:hAnsi="Arial" w:cs="Arial"/>
+          <w:sz w:val="28"/>
+          <w:szCs w:val="28"/>
+        </w:rPr>
+        <w:t>BR-</w:t>
+      </w:r>
+      <w:r>
+        <w:rPr>
+          <w:rFonts w:ascii="Arial" w:hAnsi="Arial" w:cs="Arial"/>
+          <w:sz w:val="28"/>
+          <w:szCs w:val="28"/>
+        </w:rPr>
+        <w:t>SM</w:t>
+      </w:r>
+      <w:r>
+        <w:rPr>
+          <w:rFonts w:ascii="Arial" w:hAnsi="Arial" w:cs="Arial"/>
+          <w:sz w:val="28"/>
+          <w:szCs w:val="28"/>
+        </w:rPr>
+        <w:t>-19. Khi một giao dịch Chi tiêu hoặc Thu nhập được tạo, cập nhật hoặc xóa, số dư của nguồn tiền liên kết phải được cập nhật tương ứng.</w:t>
+      </w:r>
+    </w:p>
+    <w:p>
+      <w:pPr>
+        <w:ind w:left="720"/>
+        <w:rPr>
+          <w:rFonts w:ascii="Arial" w:hAnsi="Arial" w:cs="Arial"/>
+          <w:sz w:val="28"/>
+          <w:szCs w:val="28"/>
+        </w:rPr>
+      </w:pPr>
+      <w:r>
+        <w:rPr>
+          <w:rFonts w:ascii="Arial" w:hAnsi="Arial" w:cs="Arial"/>
+          <w:sz w:val="28"/>
+          <w:szCs w:val="28"/>
+        </w:rPr>
+        <w:t>BR-</w:t>
+      </w:r>
+      <w:r>
+        <w:rPr>
+          <w:rFonts w:ascii="Arial" w:hAnsi="Arial" w:cs="Arial"/>
+          <w:sz w:val="28"/>
+          <w:szCs w:val="28"/>
+        </w:rPr>
+        <w:t>SM</w:t>
+      </w:r>
+      <w:r>
+        <w:rPr>
+          <w:rFonts w:ascii="Arial" w:hAnsi="Arial" w:cs="Arial"/>
+          <w:sz w:val="28"/>
+          <w:szCs w:val="28"/>
+        </w:rPr>
+        <w:t>-20. Hệ thống phải lưu lịch sử thay đổi số dư của nguồn tiền để phục vụ thống kê và truy vết</w:t>
+      </w:r>
+      <w:r>
+        <w:rPr>
+          <w:rFonts w:ascii="Arial" w:hAnsi="Arial" w:cs="Arial"/>
+          <w:sz w:val="28"/>
+          <w:szCs w:val="28"/>
+        </w:rPr>
+        <w:t xml:space="preserve"> </w:t>
+      </w:r>
+      <w:r>
+        <w:rPr>
+          <w:rFonts w:ascii="Arial" w:hAnsi="Arial" w:cs="Arial"/>
+          <w:i/>
+          <w:iCs/>
+          <w:sz w:val="20"/>
+          <w:szCs w:val="20"/>
+        </w:rPr>
+        <w:t>(</w:t>
+      </w:r>
+      <w:r>
+        <w:rPr>
+          <w:rFonts w:ascii="Arial" w:hAnsi="Arial" w:cs="Arial"/>
+          <w:i/>
+          <w:iCs/>
+          <w:sz w:val="20"/>
+          <w:szCs w:val="20"/>
+        </w:rPr>
+        <w:t>future)</w:t>
+      </w:r>
+      <w:r>
+        <w:rPr>
+          <w:rFonts w:ascii="Arial" w:hAnsi="Arial" w:cs="Arial"/>
+          <w:sz w:val="28"/>
+          <w:szCs w:val="28"/>
+        </w:rPr>
+        <w:t>.</w:t>
+      </w:r>
+    </w:p>
+    <w:p>
+      <w:pPr>
+        <w:ind w:left="720"/>
+        <w:rPr>
+          <w:rFonts w:ascii="Arial" w:hAnsi="Arial" w:cs="Arial"/>
+          <w:sz w:val="20"/>
+          <w:szCs w:val="20"/>
+        </w:rPr>
+      </w:pPr>
+      <w:r>
+        <w:rPr>
+          <w:rFonts w:ascii="Arial" w:hAnsi="Arial" w:cs="Arial"/>
+          <w:sz w:val="28"/>
+          <w:szCs w:val="28"/>
+        </w:rPr>
+        <w:t>BR-</w:t>
+      </w:r>
+      <w:r>
+        <w:rPr>
+          <w:rFonts w:ascii="Arial" w:hAnsi="Arial" w:cs="Arial"/>
+          <w:sz w:val="28"/>
+          <w:szCs w:val="28"/>
+        </w:rPr>
+        <w:t>SM</w:t>
+      </w:r>
+      <w:r>
+        <w:rPr>
+          <w:rFonts w:ascii="Arial" w:hAnsi="Arial" w:cs="Arial"/>
+          <w:sz w:val="28"/>
+          <w:szCs w:val="28"/>
+        </w:rPr>
+        <w:t>-21. Bên trong các loại nguồn tiền có thể tồn tại các nguồn tiền con.</w:t>
+      </w:r>
+    </w:p>
+    <w:p>
+      <w:pPr>
+        <w:ind w:left="720" w:firstLine="360"/>
+        <w:rPr>
+          <w:rFonts w:ascii="Arial" w:hAnsi="Arial" w:cs="Arial"/>
+          <w:sz w:val="28"/>
+          <w:szCs w:val="28"/>
+        </w:rPr>
+      </w:pPr>
+      <w:r>
+        <w:rPr>
+          <w:rFonts w:ascii="Arial" w:hAnsi="Arial" w:cs="Arial"/>
+          <w:sz w:val="28"/>
+          <w:szCs w:val="28"/>
+        </w:rPr>
+        <w:t>Ví Điện Tử → MoMo, ZaloPay</w:t>
+      </w:r>
+    </w:p>
+    <w:p>
+      <w:pPr>
+        <w:ind w:left="720" w:firstLine="360"/>
+        <w:rPr>
+          <w:rFonts w:ascii="Arial" w:hAnsi="Arial" w:cs="Arial"/>
+          <w:sz w:val="28"/>
+          <w:szCs w:val="28"/>
+        </w:rPr>
+      </w:pPr>
+      <w:r>
+        <w:rPr>
+          <w:rFonts w:ascii="Arial" w:hAnsi="Arial" w:cs="Arial"/>
+          <w:sz w:val="28"/>
+          <w:szCs w:val="28"/>
+        </w:rPr>
+        <w:t>Ngân Hàng → MB Bank, Vietcombank</w:t>
+      </w:r>
+    </w:p>
+    <w:p>
+      <w:pPr>
+        <w:rPr>
+          <w:rFonts w:ascii="Arial" w:hAnsi="Arial" w:cs="Arial"/>
+          <w:sz w:val="28"/>
+          <w:szCs w:val="28"/>
+        </w:rPr>
+      </w:pPr>
+      <w:r>
+        <w:rPr>
+          <w:rFonts w:ascii="Arial" w:hAnsi="Arial" w:cs="Arial"/>
+          <w:sz w:val="28"/>
+          <w:szCs w:val="28"/>
+        </w:rPr>
+        <w:tab/>
+      </w:r>
+      <w:r>
+        <w:rPr>
+          <w:rFonts w:ascii="Arial" w:hAnsi="Arial" w:cs="Arial"/>
+          <w:sz w:val="28"/>
+          <w:szCs w:val="28"/>
+        </w:rPr>
+        <w:t>BR-</w:t>
+      </w:r>
+      <w:r>
+        <w:rPr>
+          <w:rFonts w:ascii="Arial" w:hAnsi="Arial" w:cs="Arial"/>
+          <w:sz w:val="28"/>
+          <w:szCs w:val="28"/>
+        </w:rPr>
+        <w:t>SM</w:t>
+      </w:r>
+      <w:r>
+        <w:rPr>
+          <w:rFonts w:ascii="Arial" w:hAnsi="Arial" w:cs="Arial"/>
+          <w:sz w:val="28"/>
+          <w:szCs w:val="28"/>
+        </w:rPr>
+        <w:t>-22. Mỗi nguồn tiền con chỉ được liên kết với một nguồn tiền cha tại một thời điểm.</w:t>
+      </w:r>
+    </w:p>
+    <w:p>
+      <w:pPr>
+        <w:rPr>
+          <w:rFonts w:ascii="Arial" w:hAnsi="Arial" w:cs="Arial"/>
+          <w:sz w:val="28"/>
+          <w:szCs w:val="28"/>
+        </w:rPr>
+      </w:pPr>
+      <w:r>
+        <w:rPr>
+          <w:rFonts w:ascii="Arial" w:hAnsi="Arial" w:cs="Arial"/>
+          <w:sz w:val="28"/>
+          <w:szCs w:val="28"/>
+        </w:rPr>
+        <w:tab/>
+      </w:r>
+      <w:r>
+        <w:rPr>
+          <w:rFonts w:ascii="Arial" w:hAnsi="Arial" w:cs="Arial"/>
+          <w:sz w:val="28"/>
+          <w:szCs w:val="28"/>
+        </w:rPr>
+        <w:t>BR-</w:t>
+      </w:r>
+      <w:r>
+        <w:rPr>
+          <w:rFonts w:ascii="Arial" w:hAnsi="Arial" w:cs="Arial"/>
+          <w:sz w:val="28"/>
+          <w:szCs w:val="28"/>
+        </w:rPr>
+        <w:t>SM</w:t>
+      </w:r>
+      <w:r>
+        <w:rPr>
+          <w:rFonts w:ascii="Arial" w:hAnsi="Arial" w:cs="Arial"/>
+          <w:sz w:val="28"/>
+          <w:szCs w:val="28"/>
+        </w:rPr>
+        <w:t>-23. Chuẩn QR Code của nguồn tiền loại Ví Điện Tử phải tuân theo chuẩn thanh toán tại Việt Nam</w:t>
+      </w:r>
+      <w:r>
+        <w:rPr>
+          <w:rFonts w:ascii="Arial" w:hAnsi="Arial" w:cs="Arial"/>
+          <w:sz w:val="28"/>
+          <w:szCs w:val="28"/>
+        </w:rPr>
+        <w:t xml:space="preserve"> </w:t>
+      </w:r>
+      <w:r>
+        <w:rPr>
+          <w:rFonts w:ascii="Arial" w:hAnsi="Arial" w:cs="Arial"/>
+          <w:i/>
+          <w:iCs/>
+          <w:sz w:val="20"/>
+          <w:szCs w:val="20"/>
+        </w:rPr>
+        <w:t>(</w:t>
+      </w:r>
+      <w:r>
+        <w:rPr>
+          <w:rFonts w:ascii="Arial" w:hAnsi="Arial" w:cs="Arial"/>
+          <w:i/>
+          <w:iCs/>
+          <w:sz w:val="20"/>
+          <w:szCs w:val="20"/>
+        </w:rPr>
+        <w:t>future)</w:t>
+      </w:r>
+      <w:r>
+        <w:rPr>
+          <w:rFonts w:ascii="Arial" w:hAnsi="Arial" w:cs="Arial"/>
+          <w:sz w:val="28"/>
+          <w:szCs w:val="28"/>
+        </w:rPr>
+        <w:t>.</w:t>
+      </w:r>
+    </w:p>
+    <w:p>
+      <w:pPr>
+        <w:rPr>
+          <w:rFonts w:ascii="Arial" w:hAnsi="Arial" w:cs="Arial"/>
+          <w:sz w:val="28"/>
+          <w:szCs w:val="28"/>
+        </w:rPr>
+      </w:pPr>
+      <w:r>
+        <w:rPr>
+          <w:rFonts w:ascii="Arial" w:hAnsi="Arial" w:cs="Arial"/>
+          <w:sz w:val="28"/>
+          <w:szCs w:val="28"/>
+        </w:rPr>
+        <w:lastRenderedPageBreak/>
+        <w:tab/>
+      </w:r>
+      <w:r>
+        <w:rPr>
+          <w:rFonts w:ascii="Arial" w:hAnsi="Arial" w:cs="Arial"/>
+          <w:sz w:val="28"/>
+          <w:szCs w:val="28"/>
+        </w:rPr>
+        <w:t>BR-</w:t>
+      </w:r>
+      <w:r>
+        <w:rPr>
+          <w:rFonts w:ascii="Arial" w:hAnsi="Arial" w:cs="Arial"/>
+          <w:sz w:val="28"/>
+          <w:szCs w:val="28"/>
+        </w:rPr>
+        <w:t>SM</w:t>
+      </w:r>
+      <w:r>
+        <w:rPr>
+          <w:rFonts w:ascii="Arial" w:hAnsi="Arial" w:cs="Arial"/>
+          <w:sz w:val="28"/>
+          <w:szCs w:val="28"/>
+        </w:rPr>
+        <w:t>-24. QR Code chỉ được phép gắn với nguồn tiền thuộc loại Ví Điện Tử hoặc Ngân Hàng</w:t>
+      </w:r>
+      <w:r>
+        <w:rPr>
+          <w:rFonts w:ascii="Arial" w:hAnsi="Arial" w:cs="Arial"/>
+          <w:sz w:val="28"/>
+          <w:szCs w:val="28"/>
+        </w:rPr>
+        <w:t xml:space="preserve"> </w:t>
+      </w:r>
+      <w:r>
+        <w:rPr>
+          <w:rFonts w:ascii="Arial" w:hAnsi="Arial" w:cs="Arial"/>
+          <w:i/>
+          <w:iCs/>
+          <w:sz w:val="20"/>
+          <w:szCs w:val="20"/>
+        </w:rPr>
+        <w:t>(</w:t>
+      </w:r>
+      <w:r>
+        <w:rPr>
+          <w:rFonts w:ascii="Arial" w:hAnsi="Arial" w:cs="Arial"/>
+          <w:i/>
+          <w:iCs/>
+          <w:sz w:val="20"/>
+          <w:szCs w:val="20"/>
+        </w:rPr>
+        <w:t>future)</w:t>
+      </w:r>
+      <w:r>
+        <w:rPr>
+          <w:rFonts w:ascii="Arial" w:hAnsi="Arial" w:cs="Arial"/>
+          <w:sz w:val="28"/>
+          <w:szCs w:val="28"/>
+        </w:rPr>
+        <w:t>.</w:t>
+      </w:r>
+    </w:p>
+    <w:p>
+      <w:pPr>
+        <w:ind w:firstLine="720"/>
+        <w:rPr>
+          <w:rFonts w:ascii="Arial" w:hAnsi="Arial" w:cs="Arial"/>
+          <w:sz w:val="28"/>
+          <w:szCs w:val="28"/>
+        </w:rPr>
+      </w:pPr>
+      <w:r>
+        <w:rPr>
+          <w:rFonts w:ascii="Arial" w:hAnsi="Arial" w:cs="Arial"/>
+          <w:sz w:val="28"/>
+          <w:szCs w:val="28"/>
+        </w:rPr>
+        <w:t>BR-</w:t>
+      </w:r>
+      <w:r>
+        <w:rPr>
+          <w:rFonts w:ascii="Arial" w:hAnsi="Arial" w:cs="Arial"/>
+          <w:sz w:val="28"/>
+          <w:szCs w:val="28"/>
+        </w:rPr>
+        <w:t>SM</w:t>
+      </w:r>
+      <w:r>
+        <w:rPr>
+          <w:rFonts w:ascii="Arial" w:hAnsi="Arial" w:cs="Arial"/>
+          <w:sz w:val="28"/>
+          <w:szCs w:val="28"/>
+        </w:rPr>
+        <w:t>-25. Người dùng không được phép xóa nguồn tiền đang được sử dụng bởi giao dịch định kỳ nếu chưa xử lý hoặc chuyển liên kết.</w:t>
+      </w:r>
+    </w:p>
+    <w:p>
+      <w:pPr>
+        <w:ind w:firstLine="720"/>
+        <w:rPr>
+          <w:rFonts w:ascii="Arial" w:hAnsi="Arial" w:cs="Arial"/>
+          <w:sz w:val="28"/>
+          <w:szCs w:val="28"/>
+        </w:rPr>
+      </w:pPr>
+      <w:r>
+        <w:rPr>
+          <w:rFonts w:ascii="Arial" w:hAnsi="Arial" w:cs="Arial"/>
+          <w:sz w:val="28"/>
+          <w:szCs w:val="28"/>
+        </w:rPr>
+        <w:t>BR-</w:t>
+      </w:r>
+      <w:r>
+        <w:rPr>
+          <w:rFonts w:ascii="Arial" w:hAnsi="Arial" w:cs="Arial"/>
+          <w:sz w:val="28"/>
+          <w:szCs w:val="28"/>
+        </w:rPr>
+        <w:t>SM</w:t>
+      </w:r>
+      <w:r>
+        <w:rPr>
+          <w:rFonts w:ascii="Arial" w:hAnsi="Arial" w:cs="Arial"/>
+          <w:sz w:val="28"/>
+          <w:szCs w:val="28"/>
+        </w:rPr>
+        <w:t>-26. Hệ thống phải tự động cập nhật tổng số dư sau mỗi thay đổi liên quan đến nguồn tiền.</w:t>
+      </w:r>
+    </w:p>
+    <w:p>
+      <w:pPr>
+        <w:ind w:firstLine="720"/>
+        <w:rPr>
+          <w:rFonts w:ascii="Arial" w:hAnsi="Arial" w:cs="Arial"/>
+          <w:sz w:val="28"/>
+          <w:szCs w:val="28"/>
+        </w:rPr>
+      </w:pPr>
     </w:p>
     <w:p>
       <w:pPr>
@@ -7567,8 +9556,279 @@
           <w:sz w:val="28"/>
           <w:szCs w:val="28"/>
         </w:rPr>
-        <w:t>BR-TF-</w:t>
-      </w:r>
+        <w:t>BR-TF-1. Tên khoản chuyển tiền không được vượt quá 100 ký tự.</w:t>
+      </w:r>
+    </w:p>
+    <w:p>
+      <w:pPr>
+        <w:ind w:left="720"/>
+        <w:rPr>
+          <w:rFonts w:ascii="Arial" w:hAnsi="Arial" w:cs="Arial"/>
+          <w:sz w:val="28"/>
+          <w:szCs w:val="28"/>
+        </w:rPr>
+      </w:pPr>
+      <w:r>
+        <w:rPr>
+          <w:rFonts w:ascii="Arial" w:hAnsi="Arial" w:cs="Arial"/>
+          <w:sz w:val="28"/>
+          <w:szCs w:val="28"/>
+        </w:rPr>
+        <w:t>BR-TF-2. Nếu người dùng không đặt tên cho khoản chuyển tiền, hệ thống sẽ tự động đặt tên theo mẫu:</w:t>
+      </w:r>
+    </w:p>
+    <w:p>
+      <w:pPr>
+        <w:ind w:left="720"/>
+        <w:rPr>
+          <w:rFonts w:ascii="Arial" w:hAnsi="Arial" w:cs="Arial"/>
+          <w:sz w:val="28"/>
+          <w:szCs w:val="28"/>
+        </w:rPr>
+      </w:pPr>
+      <w:r>
+        <w:rPr>
+          <w:rFonts w:ascii="Arial" w:hAnsi="Arial" w:cs="Arial"/>
+          <w:sz w:val="28"/>
+          <w:szCs w:val="28"/>
+        </w:rPr>
+        <w:t>“Chuyển Tiền &lt;Nguồn&gt; -&gt; &lt;Đích&gt;”.</w:t>
+      </w:r>
+    </w:p>
+    <w:p>
+      <w:pPr>
+        <w:ind w:left="720"/>
+        <w:rPr>
+          <w:rFonts w:ascii="Arial" w:hAnsi="Arial" w:cs="Arial"/>
+          <w:sz w:val="28"/>
+          <w:szCs w:val="28"/>
+        </w:rPr>
+      </w:pPr>
+      <w:r>
+        <w:rPr>
+          <w:rFonts w:ascii="Arial" w:hAnsi="Arial" w:cs="Arial"/>
+          <w:sz w:val="28"/>
+          <w:szCs w:val="28"/>
+        </w:rPr>
+        <w:t>BR-TF-3. Số tiền chuyển phải là số dương.</w:t>
+      </w:r>
+    </w:p>
+    <w:p>
+      <w:pPr>
+        <w:ind w:left="720"/>
+        <w:rPr>
+          <w:rFonts w:ascii="Arial" w:hAnsi="Arial" w:cs="Arial"/>
+          <w:sz w:val="28"/>
+          <w:szCs w:val="28"/>
+        </w:rPr>
+      </w:pPr>
+      <w:r>
+        <w:rPr>
+          <w:rFonts w:ascii="Arial" w:hAnsi="Arial" w:cs="Arial"/>
+          <w:sz w:val="28"/>
+          <w:szCs w:val="28"/>
+        </w:rPr>
+        <w:t>BR-TF-4. Số tiền chuyển không được vượt quá số dư hiện tại của nguồn tiền gửi.</w:t>
+      </w:r>
+    </w:p>
+    <w:p>
+      <w:pPr>
+        <w:ind w:left="720"/>
+        <w:rPr>
+          <w:rFonts w:ascii="Arial" w:hAnsi="Arial" w:cs="Arial"/>
+          <w:sz w:val="28"/>
+          <w:szCs w:val="28"/>
+        </w:rPr>
+      </w:pPr>
+      <w:r>
+        <w:rPr>
+          <w:rFonts w:ascii="Arial" w:hAnsi="Arial" w:cs="Arial"/>
+          <w:sz w:val="28"/>
+          <w:szCs w:val="28"/>
+        </w:rPr>
+        <w:t>BR-TF-5. Không được phép chuyển tiền giữa cùng một nguồn tiền.</w:t>
+      </w:r>
+    </w:p>
+    <w:p>
+      <w:pPr>
+        <w:ind w:left="720"/>
+        <w:rPr>
+          <w:rFonts w:ascii="Arial" w:hAnsi="Arial" w:cs="Arial"/>
+          <w:sz w:val="28"/>
+          <w:szCs w:val="28"/>
+        </w:rPr>
+      </w:pPr>
+      <w:r>
+        <w:rPr>
+          <w:rFonts w:ascii="Arial" w:hAnsi="Arial" w:cs="Arial"/>
+          <w:sz w:val="28"/>
+          <w:szCs w:val="28"/>
+        </w:rPr>
+        <w:t>BR-TF-6. Người dùng chỉ được phép chuyển tiền giữa các nguồn tiền thuộc tài khoản của chính mình.</w:t>
+      </w:r>
+    </w:p>
+    <w:p>
+      <w:pPr>
+        <w:ind w:left="720"/>
+        <w:rPr>
+          <w:rFonts w:ascii="Arial" w:hAnsi="Arial" w:cs="Arial"/>
+          <w:sz w:val="28"/>
+          <w:szCs w:val="28"/>
+        </w:rPr>
+      </w:pPr>
+      <w:r>
+        <w:rPr>
+          <w:rFonts w:ascii="Arial" w:hAnsi="Arial" w:cs="Arial"/>
+          <w:sz w:val="28"/>
+          <w:szCs w:val="28"/>
+        </w:rPr>
+        <w:t>BR-TF-7. Nguồn tiền gửi và nguồn tiền nhận phải tồn tại trong hệ thống.</w:t>
+      </w:r>
+    </w:p>
+    <w:p>
+      <w:pPr>
+        <w:ind w:left="720"/>
+        <w:rPr>
+          <w:rFonts w:ascii="Arial" w:hAnsi="Arial" w:cs="Arial"/>
+          <w:sz w:val="28"/>
+          <w:szCs w:val="28"/>
+        </w:rPr>
+      </w:pPr>
+      <w:r>
+        <w:rPr>
+          <w:rFonts w:ascii="Arial" w:hAnsi="Arial" w:cs="Arial"/>
+          <w:sz w:val="28"/>
+          <w:szCs w:val="28"/>
+        </w:rPr>
+        <w:t>BR-TF-8. Không được phép thực hiện chuyển tiền với nguồn tiền đã bị xóa mềm nếu chưa khôi phục.</w:t>
+      </w:r>
+    </w:p>
+    <w:p>
+      <w:pPr>
+        <w:ind w:left="720"/>
+        <w:rPr>
+          <w:rFonts w:ascii="Arial" w:hAnsi="Arial" w:cs="Arial"/>
+          <w:sz w:val="28"/>
+          <w:szCs w:val="28"/>
+        </w:rPr>
+      </w:pPr>
+      <w:r>
+        <w:rPr>
+          <w:rFonts w:ascii="Arial" w:hAnsi="Arial" w:cs="Arial"/>
+          <w:sz w:val="28"/>
+          <w:szCs w:val="28"/>
+        </w:rPr>
+        <w:t>BR-TF-9. Khi chuyển tiền thành công, số dư của nguồn gửi phải giảm và số dư của nguồn nhận phải tăng tương ứng với số tiền chuyển.</w:t>
+      </w:r>
+    </w:p>
+    <w:p>
+      <w:pPr>
+        <w:ind w:left="720"/>
+        <w:rPr>
+          <w:rFonts w:ascii="Arial" w:hAnsi="Arial" w:cs="Arial"/>
+          <w:sz w:val="28"/>
+          <w:szCs w:val="28"/>
+        </w:rPr>
+      </w:pPr>
+      <w:r>
+        <w:rPr>
+          <w:rFonts w:ascii="Arial" w:hAnsi="Arial" w:cs="Arial"/>
+          <w:sz w:val="28"/>
+          <w:szCs w:val="28"/>
+        </w:rPr>
+        <w:t>BR-TF-10. Khi giao dịch chuyển tiền bị chỉnh sửa, số dư của các nguồn liên quan phải được cập nhật tương ứng.</w:t>
+      </w:r>
+    </w:p>
+    <w:p>
+      <w:pPr>
+        <w:ind w:left="720"/>
+        <w:rPr>
+          <w:rFonts w:ascii="Arial" w:hAnsi="Arial" w:cs="Arial"/>
+          <w:sz w:val="28"/>
+          <w:szCs w:val="28"/>
+        </w:rPr>
+      </w:pPr>
+      <w:r>
+        <w:rPr>
+          <w:rFonts w:ascii="Arial" w:hAnsi="Arial" w:cs="Arial"/>
+          <w:sz w:val="28"/>
+          <w:szCs w:val="28"/>
+        </w:rPr>
+        <w:t>BR-TF-11. Khi giao dịch chuyển tiền bị xóa hoặc hoàn tác, số dư của các nguồn liên quan phải được khôi phục tương ứng.</w:t>
+      </w:r>
+    </w:p>
+    <w:p>
+      <w:pPr>
+        <w:ind w:left="720"/>
+        <w:rPr>
+          <w:rFonts w:ascii="Arial" w:hAnsi="Arial" w:cs="Arial"/>
+          <w:sz w:val="28"/>
+          <w:szCs w:val="28"/>
+        </w:rPr>
+      </w:pPr>
+      <w:r>
+        <w:rPr>
+          <w:rFonts w:ascii="Arial" w:hAnsi="Arial" w:cs="Arial"/>
+          <w:sz w:val="28"/>
+          <w:szCs w:val="28"/>
+        </w:rPr>
+        <w:lastRenderedPageBreak/>
+        <w:t>BR-TF-12. Thời gian chuyển tiền không được lớn hơn thời gian hiện tại của hệ thống.</w:t>
+      </w:r>
+    </w:p>
+    <w:p>
+      <w:pPr>
+        <w:ind w:left="720"/>
+        <w:rPr>
+          <w:rFonts w:ascii="Arial" w:hAnsi="Arial" w:cs="Arial"/>
+          <w:sz w:val="28"/>
+          <w:szCs w:val="28"/>
+        </w:rPr>
+      </w:pPr>
+      <w:r>
+        <w:rPr>
+          <w:rFonts w:ascii="Arial" w:hAnsi="Arial" w:cs="Arial"/>
+          <w:sz w:val="28"/>
+          <w:szCs w:val="28"/>
+        </w:rPr>
+        <w:t>BR-TF-13. Chuyển tiền đến nguồn tiền loại “Khoản Nợ” được xem là hành động thanh toán nợ.</w:t>
+      </w:r>
+    </w:p>
+    <w:p>
+      <w:pPr>
+        <w:ind w:left="720"/>
+        <w:rPr>
+          <w:rFonts w:ascii="Arial" w:hAnsi="Arial" w:cs="Arial"/>
+          <w:sz w:val="28"/>
+          <w:szCs w:val="28"/>
+        </w:rPr>
+      </w:pPr>
+      <w:r>
+        <w:rPr>
+          <w:rFonts w:ascii="Arial" w:hAnsi="Arial" w:cs="Arial"/>
+          <w:sz w:val="28"/>
+          <w:szCs w:val="28"/>
+        </w:rPr>
+        <w:t>BR-TF-14. Không được phép chỉnh sửa giao dịch chuyển tiền đã bị xóa mềm nếu ch</w:t>
+      </w:r>
+      <w:r>
+        <w:rPr>
+          <w:rFonts w:ascii="Arial" w:hAnsi="Arial" w:cs="Arial"/>
+          <w:sz w:val="28"/>
+          <w:szCs w:val="28"/>
+        </w:rPr>
+        <w:t>ưa được khôi phục.</w:t>
+      </w:r>
+    </w:p>
+    <w:p>
+      <w:pPr>
+        <w:ind w:left="720"/>
+        <w:rPr>
+          <w:rFonts w:ascii="Arial" w:hAnsi="Arial" w:cs="Arial"/>
+          <w:sz w:val="28"/>
+          <w:szCs w:val="28"/>
+        </w:rPr>
+      </w:pPr>
     </w:p>
     <w:p>
       <w:pPr>
@@ -7593,8 +9853,413 @@
           <w:sz w:val="28"/>
           <w:szCs w:val="28"/>
         </w:rPr>
+        <w:t xml:space="preserve"> Quy Tắc Nghiệp Vụ Cho Quản Lý Ngân Sách</w:t>
+      </w:r>
+    </w:p>
+    <w:p>
+      <w:pPr>
+        <w:ind w:left="720"/>
+        <w:rPr>
+          <w:rFonts w:ascii="Arial" w:hAnsi="Arial" w:cs="Arial"/>
+          <w:sz w:val="28"/>
+          <w:szCs w:val="28"/>
+        </w:rPr>
+      </w:pPr>
+      <w:r>
+        <w:rPr>
+          <w:rFonts w:ascii="Arial" w:hAnsi="Arial" w:cs="Arial"/>
+          <w:sz w:val="28"/>
+          <w:szCs w:val="28"/>
+        </w:rPr>
+        <w:t>BR-BUD-</w:t>
+      </w:r>
+      <w:r>
+        <w:rPr>
+          <w:rFonts w:ascii="Arial" w:hAnsi="Arial" w:cs="Arial"/>
+          <w:sz w:val="28"/>
+          <w:szCs w:val="28"/>
+        </w:rPr>
+        <w:t>1. Tên ngân sách không được vượt quá 100 ký tự</w:t>
+      </w:r>
+    </w:p>
+    <w:p>
+      <w:pPr>
+        <w:ind w:left="720"/>
+        <w:rPr>
+          <w:rFonts w:ascii="Arial" w:hAnsi="Arial" w:cs="Arial"/>
+          <w:sz w:val="28"/>
+          <w:szCs w:val="28"/>
+        </w:rPr>
+      </w:pPr>
+      <w:r>
+        <w:rPr>
+          <w:rFonts w:ascii="Arial" w:hAnsi="Arial" w:cs="Arial"/>
+          <w:sz w:val="28"/>
+          <w:szCs w:val="28"/>
+        </w:rPr>
+        <w:t>BR-BUD-</w:t>
+      </w:r>
+      <w:r>
+        <w:rPr>
+          <w:rFonts w:ascii="Arial" w:hAnsi="Arial" w:cs="Arial"/>
+          <w:sz w:val="28"/>
+          <w:szCs w:val="28"/>
+        </w:rPr>
+        <w:t>2. Nếu người dùng không nhập tên ngân sách, chương trình sẽ tự khởi tạo tên theo cấu trúc:</w:t>
+      </w:r>
+    </w:p>
+    <w:p>
+      <w:pPr>
+        <w:ind w:left="720"/>
+        <w:rPr>
+          <w:rFonts w:ascii="Arial" w:hAnsi="Arial" w:cs="Arial"/>
+          <w:sz w:val="28"/>
+          <w:szCs w:val="28"/>
+        </w:rPr>
+      </w:pPr>
+      <w:r>
+        <w:rPr>
+          <w:rFonts w:ascii="Arial" w:hAnsi="Arial" w:cs="Arial"/>
+          <w:sz w:val="28"/>
+          <w:szCs w:val="28"/>
+        </w:rPr>
+        <w:tab/>
+        <w:t>“Ngân Sách &lt;số&gt;”</w:t>
+      </w:r>
+    </w:p>
+    <w:p>
+      <w:pPr>
+        <w:ind w:left="720"/>
+        <w:rPr>
+          <w:rFonts w:ascii="Arial" w:hAnsi="Arial" w:cs="Arial"/>
+          <w:sz w:val="28"/>
+          <w:szCs w:val="28"/>
+        </w:rPr>
+      </w:pPr>
+      <w:r>
+        <w:rPr>
+          <w:rFonts w:ascii="Arial" w:hAnsi="Arial" w:cs="Arial"/>
+          <w:sz w:val="28"/>
+          <w:szCs w:val="28"/>
+        </w:rPr>
+        <w:t>BR-BUD-</w:t>
+      </w:r>
+      <w:r>
+        <w:rPr>
+          <w:rFonts w:ascii="Arial" w:hAnsi="Arial" w:cs="Arial"/>
+          <w:sz w:val="28"/>
+          <w:szCs w:val="28"/>
+        </w:rPr>
+        <w:t xml:space="preserve">3. </w:t>
+      </w:r>
+      <w:r>
+        <w:rPr>
+          <w:rFonts w:ascii="Arial" w:hAnsi="Arial" w:cs="Arial"/>
+          <w:sz w:val="28"/>
+          <w:szCs w:val="28"/>
+        </w:rPr>
+        <w:t>Giá trị ngân sách khởi tạo ban đầu không được âm</w:t>
+      </w:r>
+      <w:r>
+        <w:rPr>
+          <w:rFonts w:ascii="Arial" w:hAnsi="Arial" w:cs="Arial"/>
+          <w:sz w:val="28"/>
+          <w:szCs w:val="28"/>
+        </w:rPr>
+        <w:t>.</w:t>
+      </w:r>
+    </w:p>
+    <w:p>
+      <w:pPr>
+        <w:ind w:left="720"/>
+        <w:rPr>
+          <w:rFonts w:ascii="Arial" w:hAnsi="Arial" w:cs="Arial"/>
+          <w:sz w:val="28"/>
+          <w:szCs w:val="28"/>
+        </w:rPr>
+      </w:pPr>
+      <w:r>
+        <w:rPr>
+          <w:rFonts w:ascii="Arial" w:hAnsi="Arial" w:cs="Arial"/>
+          <w:sz w:val="28"/>
+          <w:szCs w:val="28"/>
+        </w:rPr>
+        <w:t>BR-BUD-</w:t>
+      </w:r>
+      <w:r>
+        <w:rPr>
+          <w:rFonts w:ascii="Arial" w:hAnsi="Arial" w:cs="Arial"/>
+          <w:sz w:val="28"/>
+          <w:szCs w:val="28"/>
+        </w:rPr>
+        <w:t xml:space="preserve">4. </w:t>
+      </w:r>
+      <w:r>
+        <w:rPr>
+          <w:rFonts w:ascii="Arial" w:hAnsi="Arial" w:cs="Arial"/>
+          <w:sz w:val="28"/>
+          <w:szCs w:val="28"/>
+        </w:rPr>
+        <w:t>Số dư còn lại của ngân sách có thể âm hoặc dương tùy thuộc vào mức chi tiêu hiện tại</w:t>
+      </w:r>
+      <w:r>
+        <w:rPr>
+          <w:rFonts w:ascii="Arial" w:hAnsi="Arial" w:cs="Arial"/>
+          <w:sz w:val="28"/>
+          <w:szCs w:val="28"/>
+        </w:rPr>
+        <w:t>.</w:t>
+      </w:r>
+    </w:p>
+    <w:p>
+      <w:pPr>
+        <w:ind w:left="720"/>
+        <w:rPr>
+          <w:rFonts w:ascii="Arial" w:hAnsi="Arial" w:cs="Arial"/>
+          <w:sz w:val="28"/>
+          <w:szCs w:val="28"/>
+        </w:rPr>
+      </w:pPr>
+      <w:r>
+        <w:rPr>
+          <w:rFonts w:ascii="Arial" w:hAnsi="Arial" w:cs="Arial"/>
+          <w:sz w:val="28"/>
+          <w:szCs w:val="28"/>
+        </w:rPr>
+        <w:t>BR-BUD-</w:t>
+      </w:r>
+      <w:r>
+        <w:rPr>
+          <w:rFonts w:ascii="Arial" w:hAnsi="Arial" w:cs="Arial"/>
+          <w:sz w:val="28"/>
+          <w:szCs w:val="28"/>
+        </w:rPr>
+        <w:t xml:space="preserve">5. </w:t>
+      </w:r>
+      <w:r>
+        <w:rPr>
+          <w:rFonts w:ascii="Arial" w:hAnsi="Arial" w:cs="Arial"/>
+          <w:sz w:val="28"/>
+          <w:szCs w:val="28"/>
+        </w:rPr>
+        <w:t>Hệ thống phải hỗ trợ cảnh báo ngân sách theo các ngưỡng phần trăm sử dụng được cấu hình trước.</w:t>
+      </w:r>
+    </w:p>
+    <w:p>
+      <w:pPr>
+        <w:ind w:left="720"/>
+        <w:rPr>
+          <w:rFonts w:ascii="Arial" w:hAnsi="Arial" w:cs="Arial"/>
+          <w:sz w:val="28"/>
+          <w:szCs w:val="28"/>
+        </w:rPr>
+      </w:pPr>
+      <w:r>
+        <w:rPr>
+          <w:rFonts w:ascii="Arial" w:hAnsi="Arial" w:cs="Arial"/>
+          <w:sz w:val="28"/>
+          <w:szCs w:val="28"/>
+        </w:rPr>
+        <w:t>BR-BUD-</w:t>
+      </w:r>
+      <w:r>
+        <w:rPr>
+          <w:rFonts w:ascii="Arial" w:hAnsi="Arial" w:cs="Arial"/>
+          <w:sz w:val="28"/>
+          <w:szCs w:val="28"/>
+        </w:rPr>
+        <w:t xml:space="preserve">6. </w:t>
+      </w:r>
+      <w:r>
+        <w:rPr>
+          <w:rFonts w:ascii="Arial" w:hAnsi="Arial" w:cs="Arial"/>
+          <w:sz w:val="28"/>
+          <w:szCs w:val="28"/>
+        </w:rPr>
+        <w:t>Mặc định, hệ thống sẽ cảnh báo tại các mức:</w:t>
+      </w:r>
+    </w:p>
+    <w:p>
+      <w:pPr>
+        <w:ind w:left="720"/>
+        <w:rPr>
+          <w:rFonts w:ascii="Arial" w:hAnsi="Arial" w:cs="Arial"/>
+          <w:sz w:val="28"/>
+          <w:szCs w:val="28"/>
+        </w:rPr>
+      </w:pPr>
+      <w:r>
+        <w:rPr>
+          <w:rFonts w:ascii="Arial" w:hAnsi="Arial" w:cs="Arial"/>
+          <w:sz w:val="28"/>
+          <w:szCs w:val="28"/>
+        </w:rPr>
+        <w:t>“50%, 80%, 100% và vượt ngân sách”.</w:t>
+      </w:r>
+    </w:p>
+    <w:p>
+      <w:pPr>
+        <w:ind w:left="720"/>
+        <w:rPr>
+          <w:rFonts w:ascii="Arial" w:hAnsi="Arial" w:cs="Arial"/>
+          <w:sz w:val="28"/>
+          <w:szCs w:val="28"/>
+        </w:rPr>
+      </w:pPr>
+      <w:r>
+        <w:rPr>
+          <w:rFonts w:ascii="Arial" w:hAnsi="Arial" w:cs="Arial"/>
+          <w:sz w:val="28"/>
+          <w:szCs w:val="28"/>
+        </w:rPr>
+        <w:t>BR-BUD-</w:t>
+      </w:r>
+      <w:r>
+        <w:rPr>
+          <w:rFonts w:ascii="Arial" w:hAnsi="Arial" w:cs="Arial"/>
+          <w:sz w:val="28"/>
+          <w:szCs w:val="28"/>
+        </w:rPr>
+        <w:t xml:space="preserve">7. </w:t>
+      </w:r>
+      <w:r>
+        <w:rPr>
+          <w:rFonts w:ascii="Arial" w:hAnsi="Arial" w:cs="Arial"/>
+          <w:sz w:val="28"/>
+          <w:szCs w:val="28"/>
+        </w:rPr>
+        <w:t>Khi khoản chi tiêu được liên kết với ngân sách, số dư còn lại của ngân sách phải được cập nhật tương ứng</w:t>
+      </w:r>
+      <w:r>
+        <w:rPr>
+          <w:rFonts w:ascii="Arial" w:hAnsi="Arial" w:cs="Arial"/>
+          <w:sz w:val="28"/>
+          <w:szCs w:val="28"/>
+        </w:rPr>
+        <w:t>.</w:t>
+      </w:r>
+    </w:p>
+    <w:p>
+      <w:pPr>
+        <w:ind w:left="720"/>
+        <w:rPr>
+          <w:rFonts w:ascii="Arial" w:hAnsi="Arial" w:cs="Arial"/>
+          <w:sz w:val="28"/>
+          <w:szCs w:val="28"/>
+        </w:rPr>
+      </w:pPr>
+      <w:r>
+        <w:rPr>
+          <w:rFonts w:ascii="Arial" w:hAnsi="Arial" w:cs="Arial"/>
+          <w:sz w:val="28"/>
+          <w:szCs w:val="28"/>
+        </w:rPr>
+        <w:t>BR-BUD-</w:t>
+      </w:r>
+      <w:r>
+        <w:rPr>
+          <w:rFonts w:ascii="Arial" w:hAnsi="Arial" w:cs="Arial"/>
+          <w:sz w:val="28"/>
+          <w:szCs w:val="28"/>
+        </w:rPr>
+        <w:t>8</w:t>
+      </w:r>
+      <w:r>
+        <w:rPr>
+          <w:rFonts w:ascii="Arial" w:hAnsi="Arial" w:cs="Arial"/>
+          <w:sz w:val="28"/>
+          <w:szCs w:val="28"/>
+        </w:rPr>
+        <w:t>. Người dùng không thể xóa các ngân sách mặc định</w:t>
+      </w:r>
+    </w:p>
+    <w:p>
+      <w:pPr>
+        <w:ind w:left="720"/>
+        <w:rPr>
+          <w:rFonts w:ascii="Arial" w:hAnsi="Arial" w:cs="Arial"/>
+          <w:sz w:val="28"/>
+          <w:szCs w:val="28"/>
+        </w:rPr>
+      </w:pPr>
+      <w:r>
+        <w:rPr>
+          <w:rFonts w:ascii="Arial" w:hAnsi="Arial" w:cs="Arial"/>
+          <w:sz w:val="28"/>
+          <w:szCs w:val="28"/>
+        </w:rPr>
+        <w:t>BR-BUD-</w:t>
+      </w:r>
+      <w:r>
+        <w:rPr>
+          <w:rFonts w:ascii="Arial" w:hAnsi="Arial" w:cs="Arial"/>
+          <w:sz w:val="28"/>
+          <w:szCs w:val="28"/>
+        </w:rPr>
+        <w:t>9</w:t>
+      </w:r>
+      <w:r>
+        <w:rPr>
+          <w:rFonts w:ascii="Arial" w:hAnsi="Arial" w:cs="Arial"/>
+          <w:sz w:val="28"/>
+          <w:szCs w:val="28"/>
+        </w:rPr>
+        <w:t xml:space="preserve">. </w:t>
+      </w:r>
+      <w:r>
+        <w:rPr>
+          <w:rFonts w:ascii="Arial" w:hAnsi="Arial" w:cs="Arial"/>
+          <w:sz w:val="28"/>
+          <w:szCs w:val="28"/>
+        </w:rPr>
+        <w:t>Người dùng được phép điều chỉnh giá trị ngân sách theo hai chế độ:</w:t>
+      </w:r>
+    </w:p>
+    <w:p>
+      <w:pPr>
+        <w:ind w:left="720"/>
+        <w:rPr>
+          <w:rFonts w:ascii="Arial" w:hAnsi="Arial" w:cs="Arial"/>
+          <w:sz w:val="28"/>
+          <w:szCs w:val="28"/>
+        </w:rPr>
+      </w:pPr>
+      <w:r>
+        <w:rPr>
+          <w:rFonts w:ascii="Arial" w:hAnsi="Arial" w:cs="Arial"/>
+          <w:sz w:val="28"/>
+          <w:szCs w:val="28"/>
+        </w:rPr>
+        <w:tab/>
+        <w:t>Lựa chọn 1: Điều chỉnh ngân sách tạm thời, hết chu kỳ sẽ tái lập về như cũ</w:t>
+      </w:r>
+    </w:p>
+    <w:p>
+      <w:pPr>
+        <w:ind w:left="720"/>
+        <w:rPr>
+          <w:rFonts w:ascii="Arial" w:hAnsi="Arial" w:cs="Arial"/>
+          <w:sz w:val="28"/>
+          <w:szCs w:val="28"/>
+        </w:rPr>
+      </w:pPr>
+      <w:r>
+        <w:rPr>
+          <w:rFonts w:ascii="Arial" w:hAnsi="Arial" w:cs="Arial"/>
+          <w:sz w:val="28"/>
+          <w:szCs w:val="28"/>
+        </w:rPr>
         <w:lastRenderedPageBreak/>
-        <w:t xml:space="preserve"> Quy Tắc Nghiệp Vụ Cho Quản Lý Ngân Sách</w:t>
+        <w:tab/>
+        <w:t>Lựa chọn 2: Điều chỉnh ngân sách vĩnh viễn, hết chu kỳ sẽ tái lập theo lựa chọn mới</w:t>
+      </w:r>
+      <w:r>
+        <w:rPr>
+          <w:rFonts w:ascii="Arial" w:hAnsi="Arial" w:cs="Arial"/>
+          <w:sz w:val="28"/>
+          <w:szCs w:val="28"/>
+        </w:rPr>
+        <w:t>.</w:t>
       </w:r>
     </w:p>
     <w:p>
@@ -7614,6 +10279,368 @@
         </w:rPr>
         <w:t>BR-BUD-</w:t>
       </w:r>
+      <w:r>
+        <w:rPr>
+          <w:rFonts w:ascii="Arial" w:hAnsi="Arial" w:cs="Arial"/>
+          <w:sz w:val="28"/>
+          <w:szCs w:val="28"/>
+        </w:rPr>
+        <w:t>1</w:t>
+      </w:r>
+      <w:r>
+        <w:rPr>
+          <w:rFonts w:ascii="Arial" w:hAnsi="Arial" w:cs="Arial"/>
+          <w:sz w:val="28"/>
+          <w:szCs w:val="28"/>
+        </w:rPr>
+        <w:t>0</w:t>
+      </w:r>
+      <w:r>
+        <w:rPr>
+          <w:rFonts w:ascii="Arial" w:hAnsi="Arial" w:cs="Arial"/>
+          <w:sz w:val="28"/>
+          <w:szCs w:val="28"/>
+        </w:rPr>
+        <w:t xml:space="preserve">. </w:t>
+      </w:r>
+      <w:r>
+        <w:rPr>
+          <w:rFonts w:ascii="Arial" w:hAnsi="Arial" w:cs="Arial"/>
+          <w:sz w:val="28"/>
+          <w:szCs w:val="28"/>
+        </w:rPr>
+        <w:t>Người dùng chỉ được phép chỉnh sửa hoặc xóa ngân sách thuộc tài khoản của chính mình</w:t>
+      </w:r>
+      <w:r>
+        <w:rPr>
+          <w:rFonts w:ascii="Arial" w:hAnsi="Arial" w:cs="Arial"/>
+          <w:sz w:val="28"/>
+          <w:szCs w:val="28"/>
+        </w:rPr>
+        <w:t>.</w:t>
+      </w:r>
+    </w:p>
+    <w:p>
+      <w:pPr>
+        <w:ind w:left="720"/>
+        <w:rPr>
+          <w:rFonts w:ascii="Arial" w:hAnsi="Arial" w:cs="Arial"/>
+          <w:sz w:val="28"/>
+          <w:szCs w:val="28"/>
+        </w:rPr>
+      </w:pPr>
+      <w:r>
+        <w:rPr>
+          <w:rFonts w:ascii="Arial" w:hAnsi="Arial" w:cs="Arial"/>
+          <w:sz w:val="28"/>
+          <w:szCs w:val="28"/>
+        </w:rPr>
+        <w:t>BR-BUD-</w:t>
+      </w:r>
+      <w:r>
+        <w:rPr>
+          <w:rFonts w:ascii="Arial" w:hAnsi="Arial" w:cs="Arial"/>
+          <w:sz w:val="28"/>
+          <w:szCs w:val="28"/>
+        </w:rPr>
+        <w:t>1</w:t>
+      </w:r>
+      <w:r>
+        <w:rPr>
+          <w:rFonts w:ascii="Arial" w:hAnsi="Arial" w:cs="Arial"/>
+          <w:sz w:val="28"/>
+          <w:szCs w:val="28"/>
+        </w:rPr>
+        <w:t>1</w:t>
+      </w:r>
+      <w:r>
+        <w:rPr>
+          <w:rFonts w:ascii="Arial" w:hAnsi="Arial" w:cs="Arial"/>
+          <w:sz w:val="28"/>
+          <w:szCs w:val="28"/>
+        </w:rPr>
+        <w:t xml:space="preserve">. </w:t>
+      </w:r>
+      <w:r>
+        <w:rPr>
+          <w:rFonts w:ascii="Arial" w:hAnsi="Arial" w:cs="Arial"/>
+          <w:sz w:val="28"/>
+          <w:szCs w:val="28"/>
+        </w:rPr>
+        <w:t>Người dùng chỉ được phép sử dụng ngân sách thuộc tài khoản của chính mình</w:t>
+      </w:r>
+      <w:r>
+        <w:rPr>
+          <w:rFonts w:ascii="Arial" w:hAnsi="Arial" w:cs="Arial"/>
+          <w:sz w:val="28"/>
+          <w:szCs w:val="28"/>
+        </w:rPr>
+        <w:t>.</w:t>
+      </w:r>
+    </w:p>
+    <w:p>
+      <w:pPr>
+        <w:ind w:left="720"/>
+        <w:rPr>
+          <w:rFonts w:ascii="Arial" w:hAnsi="Arial" w:cs="Arial"/>
+          <w:sz w:val="28"/>
+          <w:szCs w:val="28"/>
+        </w:rPr>
+      </w:pPr>
+      <w:r>
+        <w:rPr>
+          <w:rFonts w:ascii="Arial" w:hAnsi="Arial" w:cs="Arial"/>
+          <w:sz w:val="28"/>
+          <w:szCs w:val="28"/>
+        </w:rPr>
+        <w:t>BR-BUD-</w:t>
+      </w:r>
+      <w:r>
+        <w:rPr>
+          <w:rFonts w:ascii="Arial" w:hAnsi="Arial" w:cs="Arial"/>
+          <w:sz w:val="28"/>
+          <w:szCs w:val="28"/>
+        </w:rPr>
+        <w:t>1</w:t>
+      </w:r>
+      <w:r>
+        <w:rPr>
+          <w:rFonts w:ascii="Arial" w:hAnsi="Arial" w:cs="Arial"/>
+          <w:sz w:val="28"/>
+          <w:szCs w:val="28"/>
+        </w:rPr>
+        <w:t>2</w:t>
+      </w:r>
+      <w:r>
+        <w:rPr>
+          <w:rFonts w:ascii="Arial" w:hAnsi="Arial" w:cs="Arial"/>
+          <w:sz w:val="28"/>
+          <w:szCs w:val="28"/>
+        </w:rPr>
+        <w:t xml:space="preserve">. </w:t>
+      </w:r>
+      <w:r>
+        <w:rPr>
+          <w:rFonts w:ascii="Arial" w:hAnsi="Arial" w:cs="Arial"/>
+          <w:sz w:val="28"/>
+          <w:szCs w:val="28"/>
+        </w:rPr>
+        <w:t>Ngân sách đã bị xóa mềm không được phép sử dụng trong các giao dịch mới nếu chưa khôi phục</w:t>
+      </w:r>
+      <w:r>
+        <w:rPr>
+          <w:rFonts w:ascii="Arial" w:hAnsi="Arial" w:cs="Arial"/>
+          <w:sz w:val="28"/>
+          <w:szCs w:val="28"/>
+        </w:rPr>
+        <w:t>.</w:t>
+      </w:r>
+    </w:p>
+    <w:p>
+      <w:pPr>
+        <w:ind w:left="720"/>
+        <w:rPr>
+          <w:rFonts w:ascii="Arial" w:hAnsi="Arial" w:cs="Arial"/>
+          <w:sz w:val="28"/>
+          <w:szCs w:val="28"/>
+        </w:rPr>
+      </w:pPr>
+      <w:r>
+        <w:rPr>
+          <w:rFonts w:ascii="Arial" w:hAnsi="Arial" w:cs="Arial"/>
+          <w:sz w:val="28"/>
+          <w:szCs w:val="28"/>
+        </w:rPr>
+        <w:t>BR-BUD-1</w:t>
+      </w:r>
+      <w:r>
+        <w:rPr>
+          <w:rFonts w:ascii="Arial" w:hAnsi="Arial" w:cs="Arial"/>
+          <w:sz w:val="28"/>
+          <w:szCs w:val="28"/>
+        </w:rPr>
+        <w:t>3</w:t>
+      </w:r>
+      <w:r>
+        <w:rPr>
+          <w:rFonts w:ascii="Arial" w:hAnsi="Arial" w:cs="Arial"/>
+          <w:sz w:val="28"/>
+          <w:szCs w:val="28"/>
+        </w:rPr>
+        <w:t>. Mỗi ngân sách phải thuộc một chu kỳ ngân sách hợp lệ</w:t>
+      </w:r>
+      <w:r>
+        <w:rPr>
+          <w:rFonts w:ascii="Arial" w:hAnsi="Arial" w:cs="Arial"/>
+          <w:sz w:val="28"/>
+          <w:szCs w:val="28"/>
+        </w:rPr>
+        <w:t>:</w:t>
+      </w:r>
+    </w:p>
+    <w:p>
+      <w:pPr>
+        <w:ind w:left="720"/>
+        <w:rPr>
+          <w:rFonts w:ascii="Arial" w:hAnsi="Arial" w:cs="Arial"/>
+          <w:sz w:val="28"/>
+          <w:szCs w:val="28"/>
+        </w:rPr>
+      </w:pPr>
+      <w:r>
+        <w:rPr>
+          <w:rFonts w:ascii="Arial" w:hAnsi="Arial" w:cs="Arial"/>
+          <w:sz w:val="28"/>
+          <w:szCs w:val="28"/>
+        </w:rPr>
+        <w:tab/>
+        <w:t>“Ngày, Tuần, Tháng, Năm, Không Lặp”</w:t>
+      </w:r>
+    </w:p>
+    <w:p>
+      <w:pPr>
+        <w:ind w:left="720"/>
+        <w:rPr>
+          <w:rFonts w:ascii="Arial" w:hAnsi="Arial" w:cs="Arial"/>
+          <w:sz w:val="28"/>
+          <w:szCs w:val="28"/>
+        </w:rPr>
+      </w:pPr>
+      <w:r>
+        <w:rPr>
+          <w:rFonts w:ascii="Arial" w:hAnsi="Arial" w:cs="Arial"/>
+          <w:sz w:val="28"/>
+          <w:szCs w:val="28"/>
+        </w:rPr>
+        <w:t>BR-BUD-1</w:t>
+      </w:r>
+      <w:r>
+        <w:rPr>
+          <w:rFonts w:ascii="Arial" w:hAnsi="Arial" w:cs="Arial"/>
+          <w:sz w:val="28"/>
+          <w:szCs w:val="28"/>
+        </w:rPr>
+        <w:t>4</w:t>
+      </w:r>
+      <w:r>
+        <w:rPr>
+          <w:rFonts w:ascii="Arial" w:hAnsi="Arial" w:cs="Arial"/>
+          <w:sz w:val="28"/>
+          <w:szCs w:val="28"/>
+        </w:rPr>
+        <w:t>. Khi kết thúc chu kỳ ngân sách, hệ thống phải tái lập ngân sách theo cấu hình của người dùng.</w:t>
+      </w:r>
+    </w:p>
+    <w:p>
+      <w:pPr>
+        <w:ind w:left="720"/>
+        <w:rPr>
+          <w:rFonts w:ascii="Arial" w:hAnsi="Arial" w:cs="Arial"/>
+          <w:sz w:val="28"/>
+          <w:szCs w:val="28"/>
+        </w:rPr>
+      </w:pPr>
+      <w:r>
+        <w:rPr>
+          <w:rFonts w:ascii="Arial" w:hAnsi="Arial" w:cs="Arial"/>
+          <w:sz w:val="28"/>
+          <w:szCs w:val="28"/>
+        </w:rPr>
+        <w:t>BR-BUD-1</w:t>
+      </w:r>
+      <w:r>
+        <w:rPr>
+          <w:rFonts w:ascii="Arial" w:hAnsi="Arial" w:cs="Arial"/>
+          <w:sz w:val="28"/>
+          <w:szCs w:val="28"/>
+        </w:rPr>
+        <w:t>5</w:t>
+      </w:r>
+      <w:r>
+        <w:rPr>
+          <w:rFonts w:ascii="Arial" w:hAnsi="Arial" w:cs="Arial"/>
+          <w:sz w:val="28"/>
+          <w:szCs w:val="28"/>
+        </w:rPr>
+        <w:t>. Thời gian bắt đầu ngân sách không được lớn hơn thời gian kết thúc.</w:t>
+      </w:r>
+    </w:p>
+    <w:p>
+      <w:pPr>
+        <w:ind w:left="720"/>
+        <w:rPr>
+          <w:rFonts w:ascii="Arial" w:hAnsi="Arial" w:cs="Arial"/>
+          <w:sz w:val="28"/>
+          <w:szCs w:val="28"/>
+        </w:rPr>
+      </w:pPr>
+      <w:r>
+        <w:rPr>
+          <w:rFonts w:ascii="Arial" w:hAnsi="Arial" w:cs="Arial"/>
+          <w:sz w:val="28"/>
+          <w:szCs w:val="28"/>
+        </w:rPr>
+        <w:t>BR-BUD-1</w:t>
+      </w:r>
+      <w:r>
+        <w:rPr>
+          <w:rFonts w:ascii="Arial" w:hAnsi="Arial" w:cs="Arial"/>
+          <w:sz w:val="28"/>
+          <w:szCs w:val="28"/>
+        </w:rPr>
+        <w:t>6</w:t>
+      </w:r>
+      <w:r>
+        <w:rPr>
+          <w:rFonts w:ascii="Arial" w:hAnsi="Arial" w:cs="Arial"/>
+          <w:sz w:val="28"/>
+          <w:szCs w:val="28"/>
+        </w:rPr>
+        <w:t>. Khi khoản chi tiêu liên kết bị chỉnh sửa hoặc xóa, số dư ngân sách phải được cập nhật tương ứng.</w:t>
+      </w:r>
+    </w:p>
+    <w:p>
+      <w:pPr>
+        <w:ind w:left="720"/>
+        <w:rPr>
+          <w:rFonts w:ascii="Arial" w:hAnsi="Arial" w:cs="Arial"/>
+          <w:sz w:val="28"/>
+          <w:szCs w:val="28"/>
+        </w:rPr>
+      </w:pPr>
+      <w:r>
+        <w:rPr>
+          <w:rFonts w:ascii="Arial" w:hAnsi="Arial" w:cs="Arial"/>
+          <w:sz w:val="28"/>
+          <w:szCs w:val="28"/>
+        </w:rPr>
+        <w:t>BR-BUD-</w:t>
+      </w:r>
+      <w:r>
+        <w:rPr>
+          <w:rFonts w:ascii="Arial" w:hAnsi="Arial" w:cs="Arial"/>
+          <w:sz w:val="28"/>
+          <w:szCs w:val="28"/>
+        </w:rPr>
+        <w:t>17</w:t>
+      </w:r>
+      <w:r>
+        <w:rPr>
+          <w:rFonts w:ascii="Arial" w:hAnsi="Arial" w:cs="Arial"/>
+          <w:sz w:val="28"/>
+          <w:szCs w:val="28"/>
+        </w:rPr>
+        <w:t>. Hệ thống vẫn cho phép người dùng tiếp tục chi tiêu khi ngân sách đã âm, nhưng phải hiển thị trạng thái vượt ngân sách.</w:t>
+      </w:r>
+    </w:p>
+    <w:p>
+      <w:pPr>
+        <w:rPr>
+          <w:rFonts w:ascii="Arial" w:hAnsi="Arial" w:cs="Arial"/>
+          <w:sz w:val="28"/>
+          <w:szCs w:val="28"/>
+        </w:rPr>
+      </w:pPr>
     </w:p>
     <w:p>
       <w:pPr>
@@ -7638,38 +10665,1074 @@
           <w:sz w:val="28"/>
           <w:szCs w:val="28"/>
         </w:rPr>
+        <w:t xml:space="preserve"> Quy Tắc Nghiệp Vụ Cho Giao Dịch Định Kỳ</w:t>
+      </w:r>
+    </w:p>
+    <w:p>
+      <w:pPr>
+        <w:ind w:left="720"/>
+        <w:rPr>
+          <w:rFonts w:ascii="Arial" w:hAnsi="Arial" w:cs="Arial"/>
+          <w:sz w:val="28"/>
+          <w:szCs w:val="28"/>
+        </w:rPr>
+      </w:pPr>
+      <w:r>
+        <w:rPr>
+          <w:rFonts w:ascii="Arial" w:hAnsi="Arial" w:cs="Arial"/>
+          <w:sz w:val="28"/>
+          <w:szCs w:val="28"/>
+        </w:rPr>
+        <w:t>BR-RE-</w:t>
+      </w:r>
+      <w:r>
+        <w:rPr>
+          <w:rFonts w:ascii="Arial" w:hAnsi="Arial" w:cs="Arial"/>
+          <w:sz w:val="28"/>
+          <w:szCs w:val="28"/>
+        </w:rPr>
+        <w:t>1. Tên giao dịch định kỳ không được vượt quá 100 ký tự</w:t>
+      </w:r>
+    </w:p>
+    <w:p>
+      <w:pPr>
+        <w:ind w:left="720"/>
+        <w:rPr>
+          <w:rFonts w:ascii="Arial" w:hAnsi="Arial" w:cs="Arial"/>
+          <w:sz w:val="28"/>
+          <w:szCs w:val="28"/>
+        </w:rPr>
+      </w:pPr>
+      <w:r>
+        <w:rPr>
+          <w:rFonts w:ascii="Arial" w:hAnsi="Arial" w:cs="Arial"/>
+          <w:sz w:val="28"/>
+          <w:szCs w:val="28"/>
+        </w:rPr>
+        <w:t>BR-RE-</w:t>
+      </w:r>
+      <w:r>
+        <w:rPr>
+          <w:rFonts w:ascii="Arial" w:hAnsi="Arial" w:cs="Arial"/>
+          <w:sz w:val="28"/>
+          <w:szCs w:val="28"/>
+        </w:rPr>
+        <w:t>2. Nếu người dùng không nhập tên giao dịch định kỳ, chương trình sẽ tự cấp tên theo cấu trúc:</w:t>
+      </w:r>
+    </w:p>
+    <w:p>
+      <w:pPr>
+        <w:ind w:left="720"/>
+        <w:rPr>
+          <w:rFonts w:ascii="Arial" w:hAnsi="Arial" w:cs="Arial"/>
+          <w:sz w:val="28"/>
+          <w:szCs w:val="28"/>
+        </w:rPr>
+      </w:pPr>
+      <w:r>
+        <w:rPr>
+          <w:rFonts w:ascii="Arial" w:hAnsi="Arial" w:cs="Arial"/>
+          <w:sz w:val="28"/>
+          <w:szCs w:val="28"/>
+        </w:rPr>
+        <w:tab/>
+        <w:t>“Giao Dịch Định Kỳ &lt;num&gt;”</w:t>
+      </w:r>
+    </w:p>
+    <w:p>
+      <w:pPr>
+        <w:ind w:left="720"/>
+        <w:rPr>
+          <w:rFonts w:ascii="Arial" w:hAnsi="Arial" w:cs="Arial"/>
+          <w:sz w:val="28"/>
+          <w:szCs w:val="28"/>
+        </w:rPr>
+      </w:pPr>
+      <w:r>
+        <w:rPr>
+          <w:rFonts w:ascii="Arial" w:hAnsi="Arial" w:cs="Arial"/>
+          <w:sz w:val="28"/>
+          <w:szCs w:val="28"/>
+        </w:rPr>
+        <w:t>BR-RE-3. Giao dịch định kỳ có các thiết lập chu kỳ sau</w:t>
+      </w:r>
+    </w:p>
+    <w:p>
+      <w:pPr>
+        <w:ind w:left="720"/>
+        <w:rPr>
+          <w:rFonts w:ascii="Arial" w:hAnsi="Arial" w:cs="Arial"/>
+          <w:sz w:val="28"/>
+          <w:szCs w:val="28"/>
+        </w:rPr>
+      </w:pPr>
+      <w:r>
+        <w:rPr>
+          <w:rFonts w:ascii="Arial" w:hAnsi="Arial" w:cs="Arial"/>
+          <w:sz w:val="28"/>
+          <w:szCs w:val="28"/>
+        </w:rPr>
+        <w:tab/>
+        <w:t>“Ngày, Tuần, Tháng, Năm, Chưa Thiết Lập”</w:t>
+      </w:r>
+    </w:p>
+    <w:p>
+      <w:pPr>
+        <w:ind w:left="720"/>
+        <w:rPr>
+          <w:rFonts w:ascii="Arial" w:hAnsi="Arial" w:cs="Arial"/>
+          <w:sz w:val="28"/>
+          <w:szCs w:val="28"/>
+        </w:rPr>
+      </w:pPr>
+      <w:r>
+        <w:rPr>
+          <w:rFonts w:ascii="Arial" w:hAnsi="Arial" w:cs="Arial"/>
+          <w:sz w:val="28"/>
+          <w:szCs w:val="28"/>
+        </w:rPr>
+        <w:lastRenderedPageBreak/>
+        <w:t>BR-RE-</w:t>
+      </w:r>
+      <w:r>
+        <w:rPr>
+          <w:rFonts w:ascii="Arial" w:hAnsi="Arial" w:cs="Arial"/>
+          <w:sz w:val="28"/>
+          <w:szCs w:val="28"/>
+        </w:rPr>
+        <w:t>4. Các giao dịch định kỳ người dùng chưa thiết lập chu kỳ sẽ tự động gán vào chưa thiết lập</w:t>
+      </w:r>
+    </w:p>
+    <w:p>
+      <w:pPr>
+        <w:ind w:left="720"/>
+        <w:rPr>
+          <w:rFonts w:ascii="Arial" w:hAnsi="Arial" w:cs="Arial"/>
+          <w:sz w:val="28"/>
+          <w:szCs w:val="28"/>
+        </w:rPr>
+      </w:pPr>
+      <w:r>
+        <w:rPr>
+          <w:rFonts w:ascii="Arial" w:hAnsi="Arial" w:cs="Arial"/>
+          <w:sz w:val="28"/>
+          <w:szCs w:val="28"/>
+        </w:rPr>
+        <w:t>BR-RE-5. Giao dịch định kỳ hỗ trợ hai chế độ thực hiện</w:t>
+      </w:r>
+      <w:r>
+        <w:rPr>
+          <w:rFonts w:ascii="Arial" w:hAnsi="Arial" w:cs="Arial"/>
+          <w:sz w:val="28"/>
+          <w:szCs w:val="28"/>
+        </w:rPr>
+        <w:t>:</w:t>
+      </w:r>
+    </w:p>
+    <w:p>
+      <w:pPr>
+        <w:ind w:left="720"/>
+        <w:rPr>
+          <w:rFonts w:ascii="Arial" w:hAnsi="Arial" w:cs="Arial"/>
+          <w:sz w:val="28"/>
+          <w:szCs w:val="28"/>
+        </w:rPr>
+      </w:pPr>
+      <w:r>
+        <w:rPr>
+          <w:rFonts w:ascii="Arial" w:hAnsi="Arial" w:cs="Arial"/>
+          <w:sz w:val="28"/>
+          <w:szCs w:val="28"/>
+        </w:rPr>
+        <w:tab/>
+        <w:t>Lựa chọn 1: Giao dịch định kỳ tự động</w:t>
+      </w:r>
+    </w:p>
+    <w:p>
+      <w:pPr>
+        <w:ind w:left="720"/>
+        <w:rPr>
+          <w:rFonts w:ascii="Arial" w:hAnsi="Arial" w:cs="Arial"/>
+          <w:sz w:val="28"/>
+          <w:szCs w:val="28"/>
+        </w:rPr>
+      </w:pPr>
+      <w:r>
+        <w:rPr>
+          <w:rFonts w:ascii="Arial" w:hAnsi="Arial" w:cs="Arial"/>
+          <w:sz w:val="28"/>
+          <w:szCs w:val="28"/>
+        </w:rPr>
+        <w:tab/>
+        <w:t>Lựa chọn 2: Giao dịch định kỳ thủ công</w:t>
+      </w:r>
+    </w:p>
+    <w:p>
+      <w:pPr>
+        <w:ind w:left="720"/>
+        <w:rPr>
+          <w:rFonts w:ascii="Arial" w:hAnsi="Arial" w:cs="Arial"/>
+          <w:sz w:val="28"/>
+          <w:szCs w:val="28"/>
+        </w:rPr>
+      </w:pPr>
+      <w:r>
+        <w:rPr>
+          <w:rFonts w:ascii="Arial" w:hAnsi="Arial" w:cs="Arial"/>
+          <w:sz w:val="28"/>
+          <w:szCs w:val="28"/>
+        </w:rPr>
+        <w:t>BR-RE-</w:t>
+      </w:r>
+      <w:r>
+        <w:rPr>
+          <w:rFonts w:ascii="Arial" w:hAnsi="Arial" w:cs="Arial"/>
+          <w:sz w:val="28"/>
+          <w:szCs w:val="28"/>
+        </w:rPr>
+        <w:t xml:space="preserve">6. </w:t>
+      </w:r>
+      <w:r>
+        <w:rPr>
+          <w:rFonts w:ascii="Arial" w:hAnsi="Arial" w:cs="Arial"/>
+          <w:sz w:val="28"/>
+          <w:szCs w:val="28"/>
+        </w:rPr>
+        <w:t>BR-RE-6. Để sử dụng chế độ giao dịch định kỳ tự động, người dùng phải</w:t>
+      </w:r>
+      <w:r>
+        <w:rPr>
+          <w:rFonts w:ascii="Arial" w:hAnsi="Arial" w:cs="Arial"/>
+          <w:sz w:val="28"/>
+          <w:szCs w:val="28"/>
+        </w:rPr>
+        <w:t>:</w:t>
+      </w:r>
+    </w:p>
+    <w:p>
+      <w:pPr>
+        <w:ind w:left="720"/>
+        <w:rPr>
+          <w:rFonts w:ascii="Arial" w:hAnsi="Arial" w:cs="Arial"/>
+          <w:sz w:val="28"/>
+          <w:szCs w:val="28"/>
+        </w:rPr>
+      </w:pPr>
+      <w:r>
+        <w:rPr>
+          <w:rFonts w:ascii="Arial" w:hAnsi="Arial" w:cs="Arial"/>
+          <w:sz w:val="28"/>
+          <w:szCs w:val="28"/>
+        </w:rPr>
+        <w:tab/>
+        <w:t>L</w:t>
+      </w:r>
+      <w:r>
+        <w:rPr>
+          <w:rFonts w:ascii="Arial" w:hAnsi="Arial" w:cs="Arial"/>
+          <w:sz w:val="28"/>
+          <w:szCs w:val="28"/>
+        </w:rPr>
+        <w:t>iên kết giao dịch với một nguồn tiền hợp lệ</w:t>
+      </w:r>
+    </w:p>
+    <w:p>
+      <w:pPr>
+        <w:ind w:left="720"/>
+        <w:rPr>
+          <w:rFonts w:ascii="Arial" w:hAnsi="Arial" w:cs="Arial"/>
+          <w:sz w:val="28"/>
+          <w:szCs w:val="28"/>
+        </w:rPr>
+      </w:pPr>
+      <w:r>
+        <w:rPr>
+          <w:rFonts w:ascii="Arial" w:hAnsi="Arial" w:cs="Arial"/>
+          <w:sz w:val="28"/>
+          <w:szCs w:val="28"/>
+        </w:rPr>
+        <w:tab/>
+        <w:t>T</w:t>
+      </w:r>
+      <w:r>
+        <w:rPr>
+          <w:rFonts w:ascii="Arial" w:hAnsi="Arial" w:cs="Arial"/>
+          <w:sz w:val="28"/>
+          <w:szCs w:val="28"/>
+        </w:rPr>
+        <w:t>hiết lập chu kỳ giao dịch</w:t>
+      </w:r>
+    </w:p>
+    <w:p>
+      <w:pPr>
+        <w:ind w:left="720"/>
+        <w:rPr>
+          <w:rFonts w:ascii="Arial" w:hAnsi="Arial" w:cs="Arial"/>
+          <w:sz w:val="28"/>
+          <w:szCs w:val="28"/>
+        </w:rPr>
+      </w:pPr>
+      <w:r>
+        <w:rPr>
+          <w:rFonts w:ascii="Arial" w:hAnsi="Arial" w:cs="Arial"/>
+          <w:sz w:val="28"/>
+          <w:szCs w:val="28"/>
+        </w:rPr>
+        <w:tab/>
+        <w:t>C</w:t>
+      </w:r>
+      <w:r>
+        <w:rPr>
+          <w:rFonts w:ascii="Arial" w:hAnsi="Arial" w:cs="Arial"/>
+          <w:sz w:val="28"/>
+          <w:szCs w:val="28"/>
+        </w:rPr>
+        <w:t>ấu hình thời gian bắt đầu giao dịch</w:t>
+      </w:r>
+    </w:p>
+    <w:p>
+      <w:pPr>
+        <w:ind w:left="720"/>
+        <w:rPr>
+          <w:rFonts w:ascii="Arial" w:hAnsi="Arial" w:cs="Arial"/>
+          <w:sz w:val="28"/>
+          <w:szCs w:val="28"/>
+        </w:rPr>
+      </w:pPr>
+      <w:r>
+        <w:rPr>
+          <w:rFonts w:ascii="Arial" w:hAnsi="Arial" w:cs="Arial"/>
+          <w:sz w:val="28"/>
+          <w:szCs w:val="28"/>
+        </w:rPr>
+        <w:tab/>
+      </w:r>
+      <w:r>
+        <w:rPr>
+          <w:rFonts w:ascii="Arial" w:hAnsi="Arial" w:cs="Arial"/>
+          <w:sz w:val="28"/>
+          <w:szCs w:val="28"/>
+        </w:rPr>
+        <w:t>Ngân sách có thể là tùy chọn.</w:t>
+      </w:r>
+    </w:p>
+    <w:p>
+      <w:pPr>
+        <w:ind w:left="720"/>
+        <w:rPr>
+          <w:rFonts w:ascii="Arial" w:hAnsi="Arial" w:cs="Arial"/>
+          <w:sz w:val="28"/>
+          <w:szCs w:val="28"/>
+        </w:rPr>
+      </w:pPr>
+      <w:r>
+        <w:rPr>
+          <w:rFonts w:ascii="Arial" w:hAnsi="Arial" w:cs="Arial"/>
+          <w:sz w:val="28"/>
+          <w:szCs w:val="28"/>
+        </w:rPr>
+        <w:t>BR-RE-7. Với giao dịch định kỳ thủ công, hệ thống phải gửi thông báo khi giao dịch đến hạn.</w:t>
+      </w:r>
+    </w:p>
+    <w:p>
+      <w:pPr>
+        <w:ind w:left="720"/>
+        <w:rPr>
+          <w:rFonts w:ascii="Arial" w:hAnsi="Arial" w:cs="Arial"/>
+          <w:sz w:val="28"/>
+          <w:szCs w:val="28"/>
+        </w:rPr>
+      </w:pPr>
+      <w:r>
+        <w:rPr>
+          <w:rFonts w:ascii="Arial" w:hAnsi="Arial" w:cs="Arial"/>
+          <w:sz w:val="28"/>
+          <w:szCs w:val="28"/>
+        </w:rPr>
+        <w:t>BR-RE-8. Người dùng có thể:</w:t>
+      </w:r>
+    </w:p>
+    <w:p>
+      <w:pPr>
+        <w:ind w:left="720"/>
+        <w:rPr>
+          <w:rFonts w:ascii="Arial" w:hAnsi="Arial" w:cs="Arial"/>
+          <w:sz w:val="28"/>
+          <w:szCs w:val="28"/>
+        </w:rPr>
+      </w:pPr>
+      <w:r>
+        <w:rPr>
+          <w:rFonts w:ascii="Arial" w:hAnsi="Arial" w:cs="Arial"/>
+          <w:sz w:val="28"/>
+          <w:szCs w:val="28"/>
+        </w:rPr>
+        <w:tab/>
+        <w:t>Thực hiện thanh toán</w:t>
+      </w:r>
+    </w:p>
+    <w:p>
+      <w:pPr>
+        <w:ind w:left="720"/>
+        <w:rPr>
+          <w:rFonts w:ascii="Arial" w:hAnsi="Arial" w:cs="Arial"/>
+          <w:sz w:val="28"/>
+          <w:szCs w:val="28"/>
+        </w:rPr>
+      </w:pPr>
+      <w:r>
+        <w:rPr>
+          <w:rFonts w:ascii="Arial" w:hAnsi="Arial" w:cs="Arial"/>
+          <w:sz w:val="28"/>
+          <w:szCs w:val="28"/>
+        </w:rPr>
+        <w:tab/>
+        <w:t>Bỏ qua giao dịch đến hạn</w:t>
+      </w:r>
+    </w:p>
+    <w:p>
+      <w:pPr>
+        <w:ind w:left="720"/>
+        <w:rPr>
+          <w:rFonts w:ascii="Arial" w:hAnsi="Arial" w:cs="Arial"/>
+          <w:sz w:val="28"/>
+          <w:szCs w:val="28"/>
+        </w:rPr>
+      </w:pPr>
+      <w:r>
+        <w:rPr>
+          <w:rFonts w:ascii="Arial" w:hAnsi="Arial" w:cs="Arial"/>
+          <w:sz w:val="28"/>
+          <w:szCs w:val="28"/>
+        </w:rPr>
+        <w:t>BR-RE-9. Giao dịch bị bỏ qua vẫn phải được hiển thị trong danh sách giao dịch định kỳ cho đến khi được xử lý.</w:t>
+      </w:r>
+    </w:p>
+    <w:p>
+      <w:pPr>
+        <w:ind w:left="720"/>
+        <w:rPr>
+          <w:rFonts w:ascii="Arial" w:hAnsi="Arial" w:cs="Arial"/>
+          <w:sz w:val="28"/>
+          <w:szCs w:val="28"/>
+        </w:rPr>
+      </w:pPr>
+      <w:r>
+        <w:rPr>
+          <w:rFonts w:ascii="Arial" w:hAnsi="Arial" w:cs="Arial"/>
+          <w:sz w:val="28"/>
+          <w:szCs w:val="28"/>
+        </w:rPr>
+        <w:t>BR-RE-</w:t>
+      </w:r>
+      <w:r>
+        <w:rPr>
+          <w:rFonts w:ascii="Arial" w:hAnsi="Arial" w:cs="Arial"/>
+          <w:sz w:val="28"/>
+          <w:szCs w:val="28"/>
+        </w:rPr>
+        <w:t>10</w:t>
+      </w:r>
+      <w:r>
+        <w:rPr>
+          <w:rFonts w:ascii="Arial" w:hAnsi="Arial" w:cs="Arial"/>
+          <w:sz w:val="28"/>
+          <w:szCs w:val="28"/>
+        </w:rPr>
+        <w:t>. Số tiền của giao dịch định kỳ phải là số dương.</w:t>
+      </w:r>
+    </w:p>
+    <w:p>
+      <w:pPr>
+        <w:ind w:left="720"/>
+        <w:rPr>
+          <w:rFonts w:ascii="Arial" w:hAnsi="Arial" w:cs="Arial"/>
+          <w:sz w:val="28"/>
+          <w:szCs w:val="28"/>
+        </w:rPr>
+      </w:pPr>
+      <w:r>
+        <w:rPr>
+          <w:rFonts w:ascii="Arial" w:hAnsi="Arial" w:cs="Arial"/>
+          <w:sz w:val="28"/>
+          <w:szCs w:val="28"/>
+        </w:rPr>
+        <w:t>BR-RE-</w:t>
+      </w:r>
+      <w:r>
+        <w:rPr>
+          <w:rFonts w:ascii="Arial" w:hAnsi="Arial" w:cs="Arial"/>
+          <w:sz w:val="28"/>
+          <w:szCs w:val="28"/>
+        </w:rPr>
+        <w:t>11</w:t>
+      </w:r>
+      <w:r>
+        <w:rPr>
+          <w:rFonts w:ascii="Arial" w:hAnsi="Arial" w:cs="Arial"/>
+          <w:sz w:val="28"/>
+          <w:szCs w:val="28"/>
+        </w:rPr>
+        <w:t xml:space="preserve">. </w:t>
+      </w:r>
+      <w:r>
+        <w:rPr>
+          <w:rFonts w:ascii="Arial" w:hAnsi="Arial" w:cs="Arial"/>
+          <w:sz w:val="28"/>
+          <w:szCs w:val="28"/>
+        </w:rPr>
+        <w:t>Người dùng chỉ được phép xem và thao tác với giao dịch định kỳ thuộc tài khoản của chính mình.</w:t>
+      </w:r>
+    </w:p>
+    <w:p>
+      <w:pPr>
+        <w:ind w:left="720"/>
+        <w:rPr>
+          <w:rFonts w:ascii="Arial" w:hAnsi="Arial" w:cs="Arial"/>
+          <w:sz w:val="28"/>
+          <w:szCs w:val="28"/>
+        </w:rPr>
+      </w:pPr>
+      <w:r>
+        <w:rPr>
+          <w:rFonts w:ascii="Arial" w:hAnsi="Arial" w:cs="Arial"/>
+          <w:sz w:val="28"/>
+          <w:szCs w:val="28"/>
+        </w:rPr>
+        <w:t>BR-RE-</w:t>
+      </w:r>
+      <w:r>
+        <w:rPr>
+          <w:rFonts w:ascii="Arial" w:hAnsi="Arial" w:cs="Arial"/>
+          <w:sz w:val="28"/>
+          <w:szCs w:val="28"/>
+        </w:rPr>
+        <w:t>1</w:t>
+      </w:r>
+      <w:r>
+        <w:rPr>
+          <w:rFonts w:ascii="Arial" w:hAnsi="Arial" w:cs="Arial"/>
+          <w:sz w:val="28"/>
+          <w:szCs w:val="28"/>
+        </w:rPr>
+        <w:t>2</w:t>
+      </w:r>
+      <w:r>
+        <w:rPr>
+          <w:rFonts w:ascii="Arial" w:hAnsi="Arial" w:cs="Arial"/>
+          <w:sz w:val="28"/>
+          <w:szCs w:val="28"/>
+        </w:rPr>
+        <w:t xml:space="preserve">. </w:t>
+      </w:r>
+      <w:r>
+        <w:rPr>
+          <w:rFonts w:ascii="Arial" w:hAnsi="Arial" w:cs="Arial"/>
+          <w:sz w:val="28"/>
+          <w:szCs w:val="28"/>
+        </w:rPr>
+        <w:t>Người dùng không được phép chỉnh sửa giao dịch định kỳ đã bị xóa mềm nếu chưa khôi phục.</w:t>
+      </w:r>
+    </w:p>
+    <w:p>
+      <w:pPr>
+        <w:ind w:left="720"/>
+        <w:rPr>
+          <w:rFonts w:ascii="Arial" w:hAnsi="Arial" w:cs="Arial"/>
+          <w:sz w:val="28"/>
+          <w:szCs w:val="28"/>
+        </w:rPr>
+      </w:pPr>
+      <w:r>
+        <w:rPr>
+          <w:rFonts w:ascii="Arial" w:hAnsi="Arial" w:cs="Arial"/>
+          <w:sz w:val="28"/>
+          <w:szCs w:val="28"/>
+        </w:rPr>
+        <w:t>BR-RE-</w:t>
+      </w:r>
+      <w:r>
+        <w:rPr>
+          <w:rFonts w:ascii="Arial" w:hAnsi="Arial" w:cs="Arial"/>
+          <w:sz w:val="28"/>
+          <w:szCs w:val="28"/>
+        </w:rPr>
+        <w:t>1</w:t>
+      </w:r>
+      <w:r>
+        <w:rPr>
+          <w:rFonts w:ascii="Arial" w:hAnsi="Arial" w:cs="Arial"/>
+          <w:sz w:val="28"/>
+          <w:szCs w:val="28"/>
+        </w:rPr>
+        <w:t>3</w:t>
+      </w:r>
+      <w:r>
+        <w:rPr>
+          <w:rFonts w:ascii="Arial" w:hAnsi="Arial" w:cs="Arial"/>
+          <w:sz w:val="28"/>
+          <w:szCs w:val="28"/>
+        </w:rPr>
+        <w:t xml:space="preserve">. </w:t>
+      </w:r>
+      <w:r>
+        <w:rPr>
+          <w:rFonts w:ascii="Arial" w:hAnsi="Arial" w:cs="Arial"/>
+          <w:sz w:val="28"/>
+          <w:szCs w:val="28"/>
+        </w:rPr>
+        <w:t>Khi giao dịch định kỳ được thực hiện, số dư của nguồn tiền và ngân sách liên kết phải được cập nhật tương ứng</w:t>
+      </w:r>
+      <w:r>
+        <w:rPr>
+          <w:rFonts w:ascii="Arial" w:hAnsi="Arial" w:cs="Arial"/>
+          <w:sz w:val="28"/>
+          <w:szCs w:val="28"/>
+        </w:rPr>
+        <w:t>.</w:t>
+      </w:r>
+    </w:p>
+    <w:p>
+      <w:pPr>
+        <w:ind w:left="720"/>
+        <w:rPr>
+          <w:rFonts w:ascii="Arial" w:hAnsi="Arial" w:cs="Arial"/>
+          <w:sz w:val="28"/>
+          <w:szCs w:val="28"/>
+        </w:rPr>
+      </w:pPr>
+      <w:r>
+        <w:rPr>
+          <w:rFonts w:ascii="Arial" w:hAnsi="Arial" w:cs="Arial"/>
+          <w:sz w:val="28"/>
+          <w:szCs w:val="28"/>
+        </w:rPr>
+        <w:t>BR-RE-</w:t>
+      </w:r>
+      <w:r>
+        <w:rPr>
+          <w:rFonts w:ascii="Arial" w:hAnsi="Arial" w:cs="Arial"/>
+          <w:sz w:val="28"/>
+          <w:szCs w:val="28"/>
+        </w:rPr>
+        <w:t>1</w:t>
+      </w:r>
+      <w:r>
+        <w:rPr>
+          <w:rFonts w:ascii="Arial" w:hAnsi="Arial" w:cs="Arial"/>
+          <w:sz w:val="28"/>
+          <w:szCs w:val="28"/>
+        </w:rPr>
+        <w:t>4</w:t>
+      </w:r>
+      <w:r>
+        <w:rPr>
+          <w:rFonts w:ascii="Arial" w:hAnsi="Arial" w:cs="Arial"/>
+          <w:sz w:val="28"/>
+          <w:szCs w:val="28"/>
+        </w:rPr>
+        <w:t xml:space="preserve">. </w:t>
+      </w:r>
+      <w:r>
+        <w:rPr>
+          <w:rFonts w:ascii="Arial" w:hAnsi="Arial" w:cs="Arial"/>
+          <w:sz w:val="28"/>
+          <w:szCs w:val="28"/>
+        </w:rPr>
+        <w:t>Hệ thống phải hỗ trợ cấu hình nhiều mốc nhắc nhở khác nhau tùy theo chu kỳ giao dịch định kỳ</w:t>
+      </w:r>
+      <w:r>
+        <w:rPr>
+          <w:rFonts w:ascii="Arial" w:hAnsi="Arial" w:cs="Arial"/>
+          <w:sz w:val="28"/>
+          <w:szCs w:val="28"/>
+        </w:rPr>
+        <w:t>:</w:t>
+      </w:r>
+    </w:p>
+    <w:p>
+      <w:pPr>
+        <w:ind w:left="720"/>
+        <w:rPr>
+          <w:rFonts w:ascii="Arial" w:hAnsi="Arial" w:cs="Arial"/>
+          <w:sz w:val="28"/>
+          <w:szCs w:val="28"/>
+        </w:rPr>
+      </w:pPr>
+      <w:r>
+        <w:rPr>
+          <w:rFonts w:ascii="Arial" w:hAnsi="Arial" w:cs="Arial"/>
+          <w:sz w:val="28"/>
+          <w:szCs w:val="28"/>
+        </w:rPr>
+        <w:lastRenderedPageBreak/>
+        <w:tab/>
+        <w:t>Ngày: 12 giờ/ 6 giờ/ 1 giờ/</w:t>
+      </w:r>
+      <w:r>
+        <w:rPr>
+          <w:rFonts w:ascii="Arial" w:hAnsi="Arial" w:cs="Arial"/>
+          <w:sz w:val="28"/>
+          <w:szCs w:val="28"/>
+        </w:rPr>
         <w:t xml:space="preserve"> </w:t>
       </w:r>
       <w:r>
         <w:rPr>
           <w:rFonts w:ascii="Arial" w:hAnsi="Arial" w:cs="Arial"/>
-          <w:b/>
-          <w:bCs/>
-          <w:sz w:val="28"/>
-          <w:szCs w:val="28"/>
-        </w:rPr>
-        <w:t>Quy Tắc Nghiệp Vụ Cho</w:t>
-      </w:r>
-      <w:r>
-        <w:rPr>
-          <w:rFonts w:ascii="Arial" w:hAnsi="Arial" w:cs="Arial"/>
-          <w:b/>
-          <w:bCs/>
-          <w:sz w:val="28"/>
-          <w:szCs w:val="28"/>
-        </w:rPr>
-        <w:t xml:space="preserve"> Giao Dịch Định Kỳ</w:t>
-      </w:r>
-    </w:p>
-    <w:p>
-      <w:pPr>
-        <w:ind w:left="720"/>
-        <w:rPr>
-          <w:rFonts w:ascii="Arial" w:hAnsi="Arial" w:cs="Arial"/>
-          <w:sz w:val="28"/>
-          <w:szCs w:val="28"/>
-        </w:rPr>
-      </w:pPr>
+          <w:sz w:val="28"/>
+          <w:szCs w:val="28"/>
+        </w:rPr>
+        <w:t>hạn</w:t>
+      </w:r>
+    </w:p>
+    <w:p>
+      <w:pPr>
+        <w:ind w:left="720"/>
+        <w:rPr>
+          <w:rFonts w:ascii="Arial" w:hAnsi="Arial" w:cs="Arial"/>
+          <w:sz w:val="28"/>
+          <w:szCs w:val="28"/>
+        </w:rPr>
+      </w:pPr>
+      <w:r>
+        <w:rPr>
+          <w:rFonts w:ascii="Arial" w:hAnsi="Arial" w:cs="Arial"/>
+          <w:sz w:val="28"/>
+          <w:szCs w:val="28"/>
+        </w:rPr>
+        <w:tab/>
+        <w:t xml:space="preserve">Tuần: </w:t>
+      </w:r>
+      <w:r>
+        <w:rPr>
+          <w:rFonts w:ascii="Arial" w:hAnsi="Arial" w:cs="Arial"/>
+          <w:sz w:val="28"/>
+          <w:szCs w:val="28"/>
+        </w:rPr>
+        <w:t>5 ngày / 3 ngày / 1 ngày/ chuyển sang giờ /hạn</w:t>
+      </w:r>
+    </w:p>
+    <w:p>
+      <w:pPr>
+        <w:ind w:left="720"/>
+        <w:rPr>
+          <w:rFonts w:ascii="Arial" w:hAnsi="Arial" w:cs="Arial"/>
+          <w:sz w:val="28"/>
+          <w:szCs w:val="28"/>
+        </w:rPr>
+      </w:pPr>
+      <w:r>
+        <w:rPr>
+          <w:rFonts w:ascii="Arial" w:hAnsi="Arial" w:cs="Arial"/>
+          <w:sz w:val="28"/>
+          <w:szCs w:val="28"/>
+        </w:rPr>
+        <w:tab/>
+        <w:t>Năm: 6 tháng / 3 tháng / 1 tháng / 2 tuần / 1 tuần / chuyển sang tuần / chuyển sang ngày</w:t>
+      </w:r>
+      <w:r>
+        <w:rPr>
+          <w:rFonts w:ascii="Arial" w:hAnsi="Arial" w:cs="Arial"/>
+          <w:sz w:val="28"/>
+          <w:szCs w:val="28"/>
+        </w:rPr>
+        <w:t xml:space="preserve"> / hạn</w:t>
+      </w:r>
+    </w:p>
+    <w:p>
+      <w:pPr>
+        <w:ind w:left="720"/>
+        <w:rPr>
+          <w:rFonts w:ascii="Arial" w:hAnsi="Arial" w:cs="Arial"/>
+          <w:sz w:val="28"/>
+          <w:szCs w:val="28"/>
+        </w:rPr>
+      </w:pPr>
+      <w:r>
+        <w:rPr>
+          <w:rFonts w:ascii="Arial" w:hAnsi="Arial" w:cs="Arial"/>
+          <w:sz w:val="28"/>
+          <w:szCs w:val="28"/>
+        </w:rPr>
+        <w:t>BR-RE-1</w:t>
+      </w:r>
+      <w:r>
+        <w:rPr>
+          <w:rFonts w:ascii="Arial" w:hAnsi="Arial" w:cs="Arial"/>
+          <w:sz w:val="28"/>
+          <w:szCs w:val="28"/>
+        </w:rPr>
+        <w:t>5</w:t>
+      </w:r>
+      <w:r>
+        <w:rPr>
+          <w:rFonts w:ascii="Arial" w:hAnsi="Arial" w:cs="Arial"/>
+          <w:sz w:val="28"/>
+          <w:szCs w:val="28"/>
+        </w:rPr>
+        <w:t>. Thời gian bắt đầu của giao dịch định kỳ không được lớn hơn thời gian kết thúc.</w:t>
+      </w:r>
+    </w:p>
+    <w:p>
+      <w:pPr>
+        <w:ind w:left="720"/>
+        <w:rPr>
+          <w:rFonts w:ascii="Arial" w:hAnsi="Arial" w:cs="Arial"/>
+          <w:sz w:val="28"/>
+          <w:szCs w:val="28"/>
+        </w:rPr>
+      </w:pPr>
+      <w:r>
+        <w:rPr>
+          <w:rFonts w:ascii="Arial" w:hAnsi="Arial" w:cs="Arial"/>
+          <w:sz w:val="28"/>
+          <w:szCs w:val="28"/>
+        </w:rPr>
+        <w:t>BR-RE-1</w:t>
+      </w:r>
+      <w:r>
+        <w:rPr>
+          <w:rFonts w:ascii="Arial" w:hAnsi="Arial" w:cs="Arial"/>
+          <w:sz w:val="28"/>
+          <w:szCs w:val="28"/>
+        </w:rPr>
+        <w:t>6</w:t>
+      </w:r>
+      <w:r>
+        <w:rPr>
+          <w:rFonts w:ascii="Arial" w:hAnsi="Arial" w:cs="Arial"/>
+          <w:sz w:val="28"/>
+          <w:szCs w:val="28"/>
+        </w:rPr>
+        <w:t>. Giao dịch định kỳ phải có trạng thái hoạt động hoặc tạm dừng.</w:t>
+      </w:r>
+    </w:p>
+    <w:p>
+      <w:pPr>
+        <w:ind w:left="720"/>
+        <w:rPr>
+          <w:rFonts w:ascii="Arial" w:hAnsi="Arial" w:cs="Arial"/>
+          <w:sz w:val="28"/>
+          <w:szCs w:val="28"/>
+        </w:rPr>
+      </w:pPr>
+      <w:r>
+        <w:rPr>
+          <w:rFonts w:ascii="Arial" w:hAnsi="Arial" w:cs="Arial"/>
+          <w:sz w:val="28"/>
+          <w:szCs w:val="28"/>
+        </w:rPr>
+        <w:t>BR-RE-1</w:t>
+      </w:r>
+      <w:r>
+        <w:rPr>
+          <w:rFonts w:ascii="Arial" w:hAnsi="Arial" w:cs="Arial"/>
+          <w:sz w:val="28"/>
+          <w:szCs w:val="28"/>
+        </w:rPr>
+        <w:t>7</w:t>
+      </w:r>
+      <w:r>
+        <w:rPr>
+          <w:rFonts w:ascii="Arial" w:hAnsi="Arial" w:cs="Arial"/>
+          <w:sz w:val="28"/>
+          <w:szCs w:val="28"/>
+        </w:rPr>
+        <w:t>. Người dùng được phép tạm dừng giao dịch định kỳ mà không cần xóa giao dịch.</w:t>
+      </w:r>
+    </w:p>
+    <w:p>
+      <w:pPr>
+        <w:ind w:left="720"/>
+        <w:rPr>
+          <w:rFonts w:ascii="Arial" w:hAnsi="Arial" w:cs="Arial"/>
+          <w:sz w:val="28"/>
+          <w:szCs w:val="28"/>
+        </w:rPr>
+      </w:pPr>
+      <w:r>
+        <w:rPr>
+          <w:rFonts w:ascii="Arial" w:hAnsi="Arial" w:cs="Arial"/>
+          <w:sz w:val="28"/>
+          <w:szCs w:val="28"/>
+        </w:rPr>
+        <w:t>BR-RE-1</w:t>
+      </w:r>
+      <w:r>
+        <w:rPr>
+          <w:rFonts w:ascii="Arial" w:hAnsi="Arial" w:cs="Arial"/>
+          <w:sz w:val="28"/>
+          <w:szCs w:val="28"/>
+        </w:rPr>
+        <w:t>8</w:t>
+      </w:r>
+      <w:r>
+        <w:rPr>
+          <w:rFonts w:ascii="Arial" w:hAnsi="Arial" w:cs="Arial"/>
+          <w:sz w:val="28"/>
+          <w:szCs w:val="28"/>
+        </w:rPr>
+        <w:t>. Khi giao dịch định kỳ đến hạn, hệ thống phải:</w:t>
+      </w:r>
+    </w:p>
+    <w:p>
+      <w:pPr>
+        <w:ind w:left="720"/>
+        <w:rPr>
+          <w:rFonts w:ascii="Arial" w:hAnsi="Arial" w:cs="Arial"/>
+          <w:sz w:val="28"/>
+          <w:szCs w:val="28"/>
+        </w:rPr>
+      </w:pPr>
+      <w:r>
+        <w:rPr>
+          <w:rFonts w:ascii="Arial" w:hAnsi="Arial" w:cs="Arial"/>
+          <w:sz w:val="28"/>
+          <w:szCs w:val="28"/>
+        </w:rPr>
+        <w:tab/>
+        <w:t>T</w:t>
+      </w:r>
+      <w:r>
+        <w:rPr>
+          <w:rFonts w:ascii="Arial" w:hAnsi="Arial" w:cs="Arial"/>
+          <w:sz w:val="28"/>
+          <w:szCs w:val="28"/>
+        </w:rPr>
+        <w:t>ạo giao dịch mới tương ứng</w:t>
+      </w:r>
+    </w:p>
+    <w:p>
+      <w:pPr>
+        <w:ind w:left="720"/>
+        <w:rPr>
+          <w:rFonts w:ascii="Arial" w:hAnsi="Arial" w:cs="Arial"/>
+          <w:sz w:val="28"/>
+          <w:szCs w:val="28"/>
+        </w:rPr>
+      </w:pPr>
+      <w:r>
+        <w:rPr>
+          <w:rFonts w:ascii="Arial" w:hAnsi="Arial" w:cs="Arial"/>
+          <w:sz w:val="28"/>
+          <w:szCs w:val="28"/>
+        </w:rPr>
+        <w:tab/>
+        <w:t>C</w:t>
+      </w:r>
+      <w:r>
+        <w:rPr>
+          <w:rFonts w:ascii="Arial" w:hAnsi="Arial" w:cs="Arial"/>
+          <w:sz w:val="28"/>
+          <w:szCs w:val="28"/>
+        </w:rPr>
+        <w:t>hờ người dùng xác nhận tùy theo chế độ thực hiện.</w:t>
+      </w:r>
+    </w:p>
+    <w:p>
+      <w:pPr>
+        <w:ind w:left="720"/>
+        <w:rPr>
+          <w:rFonts w:ascii="Arial" w:hAnsi="Arial" w:cs="Arial"/>
+          <w:sz w:val="28"/>
+          <w:szCs w:val="28"/>
+        </w:rPr>
+      </w:pPr>
+      <w:r>
+        <w:rPr>
+          <w:rFonts w:ascii="Arial" w:hAnsi="Arial" w:cs="Arial"/>
+          <w:sz w:val="28"/>
+          <w:szCs w:val="28"/>
+        </w:rPr>
+        <w:t>BR-RE-1</w:t>
+      </w:r>
+      <w:r>
+        <w:rPr>
+          <w:rFonts w:ascii="Arial" w:hAnsi="Arial" w:cs="Arial"/>
+          <w:sz w:val="28"/>
+          <w:szCs w:val="28"/>
+        </w:rPr>
+        <w:t>9</w:t>
+      </w:r>
+      <w:r>
+        <w:rPr>
+          <w:rFonts w:ascii="Arial" w:hAnsi="Arial" w:cs="Arial"/>
+          <w:sz w:val="28"/>
+          <w:szCs w:val="28"/>
+        </w:rPr>
+        <w:t>. Nếu nguồn tiền không đủ số dư để thực hiện giao dịch định kỳ tự động, hệ thống phải:</w:t>
+      </w:r>
+    </w:p>
+    <w:p>
+      <w:pPr>
+        <w:ind w:left="720"/>
+        <w:rPr>
+          <w:rFonts w:ascii="Arial" w:hAnsi="Arial" w:cs="Arial"/>
+          <w:sz w:val="28"/>
+          <w:szCs w:val="28"/>
+        </w:rPr>
+      </w:pPr>
+      <w:r>
+        <w:rPr>
+          <w:rFonts w:ascii="Arial" w:hAnsi="Arial" w:cs="Arial"/>
+          <w:sz w:val="28"/>
+          <w:szCs w:val="28"/>
+        </w:rPr>
+        <w:tab/>
+        <w:t>T</w:t>
+      </w:r>
+      <w:r>
+        <w:rPr>
+          <w:rFonts w:ascii="Arial" w:hAnsi="Arial" w:cs="Arial"/>
+          <w:sz w:val="28"/>
+          <w:szCs w:val="28"/>
+        </w:rPr>
+        <w:t>ừ chối giao dịch</w:t>
+      </w:r>
+    </w:p>
+    <w:p>
+      <w:pPr>
+        <w:ind w:left="720" w:firstLine="720"/>
+        <w:rPr>
+          <w:rFonts w:ascii="Arial" w:hAnsi="Arial" w:cs="Arial"/>
+          <w:sz w:val="28"/>
+          <w:szCs w:val="28"/>
+        </w:rPr>
+      </w:pPr>
+      <w:r>
+        <w:rPr>
+          <w:rFonts w:ascii="Arial" w:hAnsi="Arial" w:cs="Arial"/>
+          <w:sz w:val="28"/>
+          <w:szCs w:val="28"/>
+        </w:rPr>
+        <w:t>G</w:t>
+      </w:r>
+      <w:r>
+        <w:rPr>
+          <w:rFonts w:ascii="Arial" w:hAnsi="Arial" w:cs="Arial"/>
+          <w:sz w:val="28"/>
+          <w:szCs w:val="28"/>
+        </w:rPr>
+        <w:t>ửi thông báo cho người dùng</w:t>
+      </w:r>
+    </w:p>
+    <w:p>
+      <w:pPr>
+        <w:rPr>
+          <w:rFonts w:ascii="Arial" w:hAnsi="Arial" w:cs="Arial"/>
+          <w:sz w:val="28"/>
+          <w:szCs w:val="28"/>
+        </w:rPr>
+      </w:pPr>
+      <w:r>
+        <w:rPr>
+          <w:rFonts w:ascii="Arial" w:hAnsi="Arial" w:cs="Arial"/>
+          <w:sz w:val="28"/>
+          <w:szCs w:val="28"/>
+        </w:rPr>
+        <w:tab/>
+      </w:r>
       <w:r>
         <w:rPr>
           <w:rFonts w:ascii="Arial" w:hAnsi="Arial" w:cs="Arial"/>
@@ -7678,6 +11741,72 @@
         </w:rPr>
         <w:t>BR-RE-</w:t>
       </w:r>
+      <w:r>
+        <w:rPr>
+          <w:rFonts w:ascii="Arial" w:hAnsi="Arial" w:cs="Arial"/>
+          <w:sz w:val="28"/>
+          <w:szCs w:val="28"/>
+        </w:rPr>
+        <w:t>20</w:t>
+      </w:r>
+      <w:r>
+        <w:rPr>
+          <w:rFonts w:ascii="Arial" w:hAnsi="Arial" w:cs="Arial"/>
+          <w:sz w:val="28"/>
+          <w:szCs w:val="28"/>
+        </w:rPr>
+        <w:t>. Giao dịch định kỳ đã bị xóa mềm không được phép tự động thực hiện nếu chưa khôi phục.</w:t>
+      </w:r>
+    </w:p>
+    <w:p>
+      <w:pPr>
+        <w:rPr>
+          <w:rFonts w:ascii="Arial" w:hAnsi="Arial" w:cs="Arial"/>
+          <w:sz w:val="28"/>
+          <w:szCs w:val="28"/>
+        </w:rPr>
+      </w:pPr>
+      <w:r>
+        <w:rPr>
+          <w:rFonts w:ascii="Arial" w:hAnsi="Arial" w:cs="Arial"/>
+          <w:sz w:val="28"/>
+          <w:szCs w:val="28"/>
+        </w:rPr>
+        <w:tab/>
+      </w:r>
+      <w:r>
+        <w:rPr>
+          <w:rFonts w:ascii="Arial" w:hAnsi="Arial" w:cs="Arial"/>
+          <w:sz w:val="28"/>
+          <w:szCs w:val="28"/>
+        </w:rPr>
+        <w:t>BR-RE-2</w:t>
+      </w:r>
+      <w:r>
+        <w:rPr>
+          <w:rFonts w:ascii="Arial" w:hAnsi="Arial" w:cs="Arial"/>
+          <w:sz w:val="28"/>
+          <w:szCs w:val="28"/>
+        </w:rPr>
+        <w:t>1</w:t>
+      </w:r>
+      <w:r>
+        <w:rPr>
+          <w:rFonts w:ascii="Arial" w:hAnsi="Arial" w:cs="Arial"/>
+          <w:sz w:val="28"/>
+          <w:szCs w:val="28"/>
+        </w:rPr>
+        <w:t>. Mỗi lần giao dịch định kỳ được thực hiện, hệ thống phải lưu lịch sử thực hiện tương ứng.</w:t>
+      </w:r>
+    </w:p>
+    <w:p>
+      <w:pPr>
+        <w:rPr>
+          <w:rFonts w:ascii="Arial" w:hAnsi="Arial" w:cs="Arial"/>
+          <w:sz w:val="28"/>
+          <w:szCs w:val="28"/>
+        </w:rPr>
+      </w:pPr>
     </w:p>
     <w:p>
       <w:pPr>
@@ -7720,8 +11849,381 @@
           <w:sz w:val="28"/>
           <w:szCs w:val="28"/>
         </w:rPr>
-        <w:t>BR-SRP-</w:t>
-      </w:r>
+        <w:t>BR-SRP-1. Hệ thống phải hỗ trợ thống kê dữ liệu theo các khoảng thời gian:</w:t>
+      </w:r>
+    </w:p>
+    <w:p>
+      <w:pPr>
+        <w:ind w:left="720"/>
+        <w:rPr>
+          <w:rFonts w:ascii="Arial" w:hAnsi="Arial" w:cs="Arial"/>
+          <w:sz w:val="28"/>
+          <w:szCs w:val="28"/>
+        </w:rPr>
+      </w:pPr>
+      <w:r>
+        <w:rPr>
+          <w:rFonts w:ascii="Arial" w:hAnsi="Arial" w:cs="Arial"/>
+          <w:sz w:val="28"/>
+          <w:szCs w:val="28"/>
+        </w:rPr>
+        <w:tab/>
+        <w:t>Ngày, Tuần, Tháng, Năm, Thời Gian Tùy Chỉnh</w:t>
+      </w:r>
+    </w:p>
+    <w:p>
+      <w:pPr>
+        <w:ind w:left="720"/>
+        <w:rPr>
+          <w:rFonts w:ascii="Arial" w:hAnsi="Arial" w:cs="Arial"/>
+          <w:sz w:val="28"/>
+          <w:szCs w:val="28"/>
+        </w:rPr>
+      </w:pPr>
+      <w:r>
+        <w:rPr>
+          <w:rFonts w:ascii="Arial" w:hAnsi="Arial" w:cs="Arial"/>
+          <w:sz w:val="28"/>
+          <w:szCs w:val="28"/>
+        </w:rPr>
+        <w:lastRenderedPageBreak/>
+        <w:t>BR-SRP-2. Người dùng chỉ được phép xem báo cáo và thống kê thuộc tài khoản của chính mình.</w:t>
+      </w:r>
+    </w:p>
+    <w:p>
+      <w:pPr>
+        <w:ind w:left="720"/>
+        <w:rPr>
+          <w:rFonts w:ascii="Arial" w:hAnsi="Arial" w:cs="Arial"/>
+          <w:sz w:val="28"/>
+          <w:szCs w:val="28"/>
+        </w:rPr>
+      </w:pPr>
+      <w:r>
+        <w:rPr>
+          <w:rFonts w:ascii="Arial" w:hAnsi="Arial" w:cs="Arial"/>
+          <w:sz w:val="28"/>
+          <w:szCs w:val="28"/>
+        </w:rPr>
+        <w:t>BR-SRP-3. Các giao dịch đã bị xóa mềm không được sử dụng trong báo cáo và thống kê mặc định.</w:t>
+      </w:r>
+    </w:p>
+    <w:p>
+      <w:pPr>
+        <w:ind w:left="720"/>
+        <w:rPr>
+          <w:rFonts w:ascii="Arial" w:hAnsi="Arial" w:cs="Arial"/>
+          <w:sz w:val="28"/>
+          <w:szCs w:val="28"/>
+        </w:rPr>
+      </w:pPr>
+      <w:r>
+        <w:rPr>
+          <w:rFonts w:ascii="Arial" w:hAnsi="Arial" w:cs="Arial"/>
+          <w:sz w:val="28"/>
+          <w:szCs w:val="28"/>
+        </w:rPr>
+        <w:t>BR-SRP-4. Giao dịch chuyển tiền nội bộ không được tính vào tổng thu hoặc tổng chi mặc định.</w:t>
+      </w:r>
+    </w:p>
+    <w:p>
+      <w:pPr>
+        <w:ind w:left="720"/>
+        <w:rPr>
+          <w:rFonts w:ascii="Arial" w:hAnsi="Arial" w:cs="Arial"/>
+          <w:sz w:val="28"/>
+          <w:szCs w:val="28"/>
+        </w:rPr>
+      </w:pPr>
+      <w:r>
+        <w:rPr>
+          <w:rFonts w:ascii="Arial" w:hAnsi="Arial" w:cs="Arial"/>
+          <w:sz w:val="28"/>
+          <w:szCs w:val="28"/>
+        </w:rPr>
+        <w:t>BR-SRP-5. Tổng chi tiêu phải được tính từ tất cả giao dịch chi tiêu hợp lệ trong khoảng thời gian được chọn.</w:t>
+      </w:r>
+    </w:p>
+    <w:p>
+      <w:pPr>
+        <w:ind w:left="720"/>
+        <w:rPr>
+          <w:rFonts w:ascii="Arial" w:hAnsi="Arial" w:cs="Arial"/>
+          <w:sz w:val="28"/>
+          <w:szCs w:val="28"/>
+        </w:rPr>
+      </w:pPr>
+      <w:r>
+        <w:rPr>
+          <w:rFonts w:ascii="Arial" w:hAnsi="Arial" w:cs="Arial"/>
+          <w:sz w:val="28"/>
+          <w:szCs w:val="28"/>
+        </w:rPr>
+        <w:t>BR-SRP-6. Tổng thu nhập phải được tính từ tất cả giao dịch thu nhập hợp lệ trong khoảng thời gian được chọn.</w:t>
+      </w:r>
+    </w:p>
+    <w:p>
+      <w:pPr>
+        <w:ind w:left="720"/>
+        <w:rPr>
+          <w:rFonts w:ascii="Arial" w:hAnsi="Arial" w:cs="Arial"/>
+          <w:sz w:val="28"/>
+          <w:szCs w:val="28"/>
+        </w:rPr>
+      </w:pPr>
+      <w:r>
+        <w:rPr>
+          <w:rFonts w:ascii="Arial" w:hAnsi="Arial" w:cs="Arial"/>
+          <w:sz w:val="28"/>
+          <w:szCs w:val="28"/>
+        </w:rPr>
+        <w:t>BR-SRP-7. Số dư hiện tại phải được tính từ tổng thu nhập trừ tổng chi tiêu và các thay đổi liên quan đến nguồn tiền.</w:t>
+      </w:r>
+    </w:p>
+    <w:p>
+      <w:pPr>
+        <w:ind w:left="720"/>
+        <w:rPr>
+          <w:rFonts w:ascii="Arial" w:hAnsi="Arial" w:cs="Arial"/>
+          <w:sz w:val="28"/>
+          <w:szCs w:val="28"/>
+        </w:rPr>
+      </w:pPr>
+      <w:r>
+        <w:rPr>
+          <w:rFonts w:ascii="Arial" w:hAnsi="Arial" w:cs="Arial"/>
+          <w:sz w:val="28"/>
+          <w:szCs w:val="28"/>
+        </w:rPr>
+        <w:t>BR-SRP-8. Hệ thống phải hỗ trợ thống kê theo</w:t>
+      </w:r>
+      <w:r>
+        <w:rPr>
+          <w:rFonts w:ascii="Arial" w:hAnsi="Arial" w:cs="Arial"/>
+          <w:sz w:val="28"/>
+          <w:szCs w:val="28"/>
+        </w:rPr>
+        <w:t>:</w:t>
+      </w:r>
+    </w:p>
+    <w:p>
+      <w:pPr>
+        <w:ind w:left="720"/>
+        <w:rPr>
+          <w:rFonts w:ascii="Arial" w:hAnsi="Arial" w:cs="Arial"/>
+          <w:sz w:val="28"/>
+          <w:szCs w:val="28"/>
+        </w:rPr>
+      </w:pPr>
+      <w:r>
+        <w:rPr>
+          <w:rFonts w:ascii="Arial" w:hAnsi="Arial" w:cs="Arial"/>
+          <w:sz w:val="28"/>
+          <w:szCs w:val="28"/>
+        </w:rPr>
+        <w:tab/>
+        <w:t>Danh Mục, Nguồn Tiền, Thời Gian</w:t>
+      </w:r>
+    </w:p>
+    <w:p>
+      <w:pPr>
+        <w:ind w:left="720"/>
+        <w:rPr>
+          <w:rFonts w:ascii="Arial" w:hAnsi="Arial" w:cs="Arial"/>
+          <w:sz w:val="28"/>
+          <w:szCs w:val="28"/>
+        </w:rPr>
+      </w:pPr>
+      <w:r>
+        <w:rPr>
+          <w:rFonts w:ascii="Arial" w:hAnsi="Arial" w:cs="Arial"/>
+          <w:sz w:val="28"/>
+          <w:szCs w:val="28"/>
+        </w:rPr>
+        <w:t>BR-SRP-9. Hệ thống phải hỗ trợ hiển thị dữ liệu thống kê dưới dạng biểu đồ trực quan.</w:t>
+      </w:r>
+    </w:p>
+    <w:p>
+      <w:pPr>
+        <w:ind w:left="720"/>
+        <w:rPr>
+          <w:rFonts w:ascii="Arial" w:hAnsi="Arial" w:cs="Arial"/>
+          <w:sz w:val="28"/>
+          <w:szCs w:val="28"/>
+        </w:rPr>
+      </w:pPr>
+      <w:r>
+        <w:rPr>
+          <w:rFonts w:ascii="Arial" w:hAnsi="Arial" w:cs="Arial"/>
+          <w:sz w:val="28"/>
+          <w:szCs w:val="28"/>
+        </w:rPr>
+        <w:t>BR-SRP-10. Khi dữ liệu tài chính thay đổi, hệ thống phải cập nhật báo cáo và thống kê tương ứng.</w:t>
+      </w:r>
+    </w:p>
+    <w:p>
+      <w:pPr>
+        <w:ind w:left="720"/>
+        <w:rPr>
+          <w:rFonts w:ascii="Arial" w:hAnsi="Arial" w:cs="Arial"/>
+          <w:sz w:val="28"/>
+          <w:szCs w:val="28"/>
+        </w:rPr>
+      </w:pPr>
+      <w:r>
+        <w:rPr>
+          <w:rFonts w:ascii="Arial" w:hAnsi="Arial" w:cs="Arial"/>
+          <w:sz w:val="28"/>
+          <w:szCs w:val="28"/>
+        </w:rPr>
+        <w:t>BR-SRP-11. Hệ thống phải hiển thị trạng thái sử dụng ngân sách theo phần trăm đã sử dụng và số dư còn lại.</w:t>
+      </w:r>
+    </w:p>
+    <w:p>
+      <w:pPr>
+        <w:ind w:left="720"/>
+        <w:rPr>
+          <w:rFonts w:ascii="Arial" w:hAnsi="Arial" w:cs="Arial"/>
+          <w:sz w:val="28"/>
+          <w:szCs w:val="28"/>
+        </w:rPr>
+      </w:pPr>
+      <w:r>
+        <w:rPr>
+          <w:rFonts w:ascii="Arial" w:hAnsi="Arial" w:cs="Arial"/>
+          <w:sz w:val="28"/>
+          <w:szCs w:val="28"/>
+        </w:rPr>
+        <w:t>BR-SRP-12. Hệ thống phải đánh dấu các ngân sách vượt giới hạn trong báo cáo thống kê.</w:t>
+      </w:r>
+    </w:p>
+    <w:p>
+      <w:pPr>
+        <w:ind w:left="720"/>
+        <w:rPr>
+          <w:rFonts w:ascii="Arial" w:hAnsi="Arial" w:cs="Arial"/>
+          <w:sz w:val="28"/>
+          <w:szCs w:val="28"/>
+        </w:rPr>
+      </w:pPr>
+      <w:r>
+        <w:rPr>
+          <w:rFonts w:ascii="Arial" w:hAnsi="Arial" w:cs="Arial"/>
+          <w:sz w:val="28"/>
+          <w:szCs w:val="28"/>
+        </w:rPr>
+        <w:t>BR-SRP-13. Hệ thống phải hỗ trợ thống kê các giao dịch định kỳ đã thực hiện và chưa thực hiện.</w:t>
+      </w:r>
+    </w:p>
+    <w:p>
+      <w:pPr>
+        <w:ind w:left="720"/>
+        <w:rPr>
+          <w:rFonts w:ascii="Arial" w:hAnsi="Arial" w:cs="Arial"/>
+          <w:sz w:val="28"/>
+          <w:szCs w:val="28"/>
+        </w:rPr>
+      </w:pPr>
+      <w:r>
+        <w:rPr>
+          <w:rFonts w:ascii="Arial" w:hAnsi="Arial" w:cs="Arial"/>
+          <w:sz w:val="28"/>
+          <w:szCs w:val="28"/>
+        </w:rPr>
+        <w:t xml:space="preserve">BR-SRP-14. Hệ thống có thể hỗ trợ so sánh chi tiêu giữa các khoảng thời gian khác nhau </w:t>
+      </w:r>
+      <w:r>
+        <w:rPr>
+          <w:rFonts w:ascii="Arial" w:hAnsi="Arial" w:cs="Arial"/>
+          <w:i/>
+          <w:iCs/>
+          <w:sz w:val="20"/>
+          <w:szCs w:val="20"/>
+        </w:rPr>
+        <w:t>(</w:t>
+      </w:r>
+      <w:r>
+        <w:rPr>
+          <w:rFonts w:ascii="Arial" w:hAnsi="Arial" w:cs="Arial"/>
+          <w:i/>
+          <w:iCs/>
+          <w:sz w:val="20"/>
+          <w:szCs w:val="20"/>
+        </w:rPr>
+        <w:t>future)</w:t>
+      </w:r>
+      <w:r>
+        <w:rPr>
+          <w:rFonts w:ascii="Arial" w:hAnsi="Arial" w:cs="Arial"/>
+          <w:sz w:val="28"/>
+          <w:szCs w:val="28"/>
+        </w:rPr>
+        <w:t>.</w:t>
+      </w:r>
+    </w:p>
+    <w:p>
+      <w:pPr>
+        <w:ind w:left="720"/>
+        <w:rPr>
+          <w:rFonts w:ascii="Arial" w:hAnsi="Arial" w:cs="Arial"/>
+          <w:sz w:val="28"/>
+          <w:szCs w:val="28"/>
+        </w:rPr>
+      </w:pPr>
+      <w:r>
+        <w:rPr>
+          <w:rFonts w:ascii="Arial" w:hAnsi="Arial" w:cs="Arial"/>
+          <w:sz w:val="28"/>
+          <w:szCs w:val="28"/>
+        </w:rPr>
+        <w:t>BR-SRP-15. Người dùng có thể xuất báo cáo thống kê ra file CSV hoặc định dạng khác</w:t>
+      </w:r>
+      <w:r>
+        <w:rPr>
+          <w:rFonts w:ascii="Arial" w:hAnsi="Arial" w:cs="Arial"/>
+          <w:sz w:val="28"/>
+          <w:szCs w:val="28"/>
+        </w:rPr>
+        <w:t xml:space="preserve"> </w:t>
+      </w:r>
+      <w:r>
+        <w:rPr>
+          <w:rFonts w:ascii="Arial" w:hAnsi="Arial" w:cs="Arial"/>
+          <w:i/>
+          <w:iCs/>
+          <w:sz w:val="20"/>
+          <w:szCs w:val="20"/>
+        </w:rPr>
+        <w:t>(</w:t>
+      </w:r>
+      <w:r>
+        <w:rPr>
+          <w:rFonts w:ascii="Arial" w:hAnsi="Arial" w:cs="Arial"/>
+          <w:i/>
+          <w:iCs/>
+          <w:sz w:val="20"/>
+          <w:szCs w:val="20"/>
+        </w:rPr>
+        <w:t>future)</w:t>
+      </w:r>
+      <w:r>
+        <w:rPr>
+          <w:rFonts w:ascii="Arial" w:hAnsi="Arial" w:cs="Arial"/>
+          <w:sz w:val="28"/>
+          <w:szCs w:val="28"/>
+        </w:rPr>
+        <w:t>.</w:t>
+      </w:r>
+    </w:p>
+    <w:p>
+      <w:pPr>
+        <w:ind w:left="720"/>
+        <w:rPr>
+          <w:rFonts w:ascii="Arial" w:hAnsi="Arial" w:cs="Arial"/>
+          <w:sz w:val="28"/>
+          <w:szCs w:val="28"/>
+        </w:rPr>
+      </w:pPr>
     </w:p>
     <w:p>
       <w:pPr>
@@ -7764,7 +12266,1400 @@
           <w:sz w:val="28"/>
           <w:szCs w:val="28"/>
         </w:rPr>
-        <w:t>BR-BUR-</w:t>
+        <w:t>BR-BUR-1. Hệ thống phải cho phép người dùng sao lưu dữ liệu tài chính ra file lưu trữ.</w:t>
+      </w:r>
+    </w:p>
+    <w:p>
+      <w:pPr>
+        <w:ind w:left="720"/>
+        <w:rPr>
+          <w:rFonts w:ascii="Arial" w:hAnsi="Arial" w:cs="Arial"/>
+          <w:sz w:val="28"/>
+          <w:szCs w:val="28"/>
+        </w:rPr>
+      </w:pPr>
+      <w:r>
+        <w:rPr>
+          <w:rFonts w:ascii="Arial" w:hAnsi="Arial" w:cs="Arial"/>
+          <w:sz w:val="28"/>
+          <w:szCs w:val="28"/>
+        </w:rPr>
+        <w:t>BR-BUR-2. Dữ liệu sao lưu phải bao gồm</w:t>
+      </w:r>
+      <w:r>
+        <w:rPr>
+          <w:rFonts w:ascii="Arial" w:hAnsi="Arial" w:cs="Arial"/>
+          <w:sz w:val="28"/>
+          <w:szCs w:val="28"/>
+        </w:rPr>
+        <w:t>:</w:t>
+      </w:r>
+    </w:p>
+    <w:p>
+      <w:pPr>
+        <w:ind w:left="720"/>
+        <w:rPr>
+          <w:rFonts w:ascii="Arial" w:hAnsi="Arial" w:cs="Arial"/>
+          <w:sz w:val="28"/>
+          <w:szCs w:val="28"/>
+        </w:rPr>
+      </w:pPr>
+      <w:r>
+        <w:rPr>
+          <w:rFonts w:ascii="Arial" w:hAnsi="Arial" w:cs="Arial"/>
+          <w:sz w:val="28"/>
+          <w:szCs w:val="28"/>
+        </w:rPr>
+        <w:tab/>
+        <w:t>Tài Khoản, Giao Dịch, Danh Mục, Nguồn Tiền, Ngân Sách, Giao Dịch Định Kỳ, Lịch Sử Liên Quan</w:t>
+      </w:r>
+    </w:p>
+    <w:p>
+      <w:pPr>
+        <w:ind w:left="720"/>
+        <w:rPr>
+          <w:rFonts w:ascii="Arial" w:hAnsi="Arial" w:cs="Arial"/>
+          <w:sz w:val="28"/>
+          <w:szCs w:val="28"/>
+        </w:rPr>
+      </w:pPr>
+      <w:r>
+        <w:rPr>
+          <w:rFonts w:ascii="Arial" w:hAnsi="Arial" w:cs="Arial"/>
+          <w:sz w:val="28"/>
+          <w:szCs w:val="28"/>
+        </w:rPr>
+        <w:t>BR-BUR-3. Hệ thống phải hỗ trợ định dạng sao lưu hợp lệ.</w:t>
+      </w:r>
+    </w:p>
+    <w:p>
+      <w:pPr>
+        <w:ind w:left="720"/>
+        <w:rPr>
+          <w:rFonts w:ascii="Arial" w:hAnsi="Arial" w:cs="Arial"/>
+          <w:sz w:val="28"/>
+          <w:szCs w:val="28"/>
+        </w:rPr>
+      </w:pPr>
+      <w:r>
+        <w:rPr>
+          <w:rFonts w:ascii="Arial" w:hAnsi="Arial" w:cs="Arial"/>
+          <w:sz w:val="28"/>
+          <w:szCs w:val="28"/>
+        </w:rPr>
+        <w:t>BR-BUR-4. Người dùng chỉ được phép khôi phục dữ liệu từ file sao lưu hợp lệ.</w:t>
+      </w:r>
+    </w:p>
+    <w:p>
+      <w:pPr>
+        <w:ind w:left="720"/>
+        <w:rPr>
+          <w:rFonts w:ascii="Arial" w:hAnsi="Arial" w:cs="Arial"/>
+          <w:sz w:val="28"/>
+          <w:szCs w:val="28"/>
+        </w:rPr>
+      </w:pPr>
+      <w:r>
+        <w:rPr>
+          <w:rFonts w:ascii="Arial" w:hAnsi="Arial" w:cs="Arial"/>
+          <w:sz w:val="28"/>
+          <w:szCs w:val="28"/>
+        </w:rPr>
+        <w:t>BR-BUR-5. Khi khôi phục dữ liệu, hệ thống phải kiểm tra tính toàn vẹn của dữ liệu trước khi thực hiện.</w:t>
+      </w:r>
+    </w:p>
+    <w:p>
+      <w:pPr>
+        <w:ind w:left="720"/>
+        <w:rPr>
+          <w:rFonts w:ascii="Arial" w:hAnsi="Arial" w:cs="Arial"/>
+          <w:sz w:val="28"/>
+          <w:szCs w:val="28"/>
+        </w:rPr>
+      </w:pPr>
+      <w:r>
+        <w:rPr>
+          <w:rFonts w:ascii="Arial" w:hAnsi="Arial" w:cs="Arial"/>
+          <w:sz w:val="28"/>
+          <w:szCs w:val="28"/>
+        </w:rPr>
+        <w:t>BR-BUR-6. Hệ thống phải từ chối khôi phục nếu file sao lưu:</w:t>
+      </w:r>
+    </w:p>
+    <w:p>
+      <w:pPr>
+        <w:ind w:left="720"/>
+        <w:rPr>
+          <w:rFonts w:ascii="Arial" w:hAnsi="Arial" w:cs="Arial"/>
+          <w:sz w:val="28"/>
+          <w:szCs w:val="28"/>
+        </w:rPr>
+      </w:pPr>
+      <w:r>
+        <w:rPr>
+          <w:rFonts w:ascii="Arial" w:hAnsi="Arial" w:cs="Arial"/>
+          <w:sz w:val="28"/>
+          <w:szCs w:val="28"/>
+        </w:rPr>
+        <w:tab/>
+        <w:t>Bị Hỏng</w:t>
+      </w:r>
+    </w:p>
+    <w:p>
+      <w:pPr>
+        <w:ind w:left="720"/>
+        <w:rPr>
+          <w:rFonts w:ascii="Arial" w:hAnsi="Arial" w:cs="Arial"/>
+          <w:sz w:val="28"/>
+          <w:szCs w:val="28"/>
+        </w:rPr>
+      </w:pPr>
+      <w:r>
+        <w:rPr>
+          <w:rFonts w:ascii="Arial" w:hAnsi="Arial" w:cs="Arial"/>
+          <w:sz w:val="28"/>
+          <w:szCs w:val="28"/>
+        </w:rPr>
+        <w:tab/>
+        <w:t>Sai Định Dạng</w:t>
+      </w:r>
+    </w:p>
+    <w:p>
+      <w:pPr>
+        <w:ind w:left="720"/>
+        <w:rPr>
+          <w:rFonts w:ascii="Arial" w:hAnsi="Arial" w:cs="Arial"/>
+          <w:sz w:val="28"/>
+          <w:szCs w:val="28"/>
+        </w:rPr>
+      </w:pPr>
+      <w:r>
+        <w:rPr>
+          <w:rFonts w:ascii="Arial" w:hAnsi="Arial" w:cs="Arial"/>
+          <w:sz w:val="28"/>
+          <w:szCs w:val="28"/>
+        </w:rPr>
+        <w:tab/>
+        <w:t>Không Tương Thích Phiên Bản</w:t>
+      </w:r>
+    </w:p>
+    <w:p>
+      <w:pPr>
+        <w:rPr>
+          <w:rFonts w:ascii="Arial" w:hAnsi="Arial" w:cs="Arial"/>
+          <w:sz w:val="28"/>
+          <w:szCs w:val="28"/>
+        </w:rPr>
+      </w:pPr>
+      <w:r>
+        <w:rPr>
+          <w:rFonts w:ascii="Arial" w:hAnsi="Arial" w:cs="Arial"/>
+          <w:sz w:val="28"/>
+          <w:szCs w:val="28"/>
+        </w:rPr>
+        <w:tab/>
+      </w:r>
+      <w:r>
+        <w:rPr>
+          <w:rFonts w:ascii="Arial" w:hAnsi="Arial" w:cs="Arial"/>
+          <w:sz w:val="28"/>
+          <w:szCs w:val="28"/>
+        </w:rPr>
+        <w:t>BR-BUR-7. Khi khôi phục dữ liệu, hệ thống có thể ghi đè dữ liệu hiện tại tùy theo lựa chọn của người dùng.</w:t>
+      </w:r>
+    </w:p>
+    <w:p>
+      <w:pPr>
+        <w:rPr>
+          <w:rFonts w:ascii="Arial" w:hAnsi="Arial" w:cs="Arial"/>
+          <w:sz w:val="28"/>
+          <w:szCs w:val="28"/>
+        </w:rPr>
+      </w:pPr>
+      <w:r>
+        <w:rPr>
+          <w:rFonts w:ascii="Arial" w:hAnsi="Arial" w:cs="Arial"/>
+          <w:sz w:val="28"/>
+          <w:szCs w:val="28"/>
+        </w:rPr>
+        <w:tab/>
+      </w:r>
+      <w:r>
+        <w:rPr>
+          <w:rFonts w:ascii="Arial" w:hAnsi="Arial" w:cs="Arial"/>
+          <w:sz w:val="28"/>
+          <w:szCs w:val="28"/>
+        </w:rPr>
+        <w:t>BR-BUR-8. Hệ thống phải cảnh báo người dùng trước khi ghi đè dữ liệu hiện tại.</w:t>
+      </w:r>
+    </w:p>
+    <w:p>
+      <w:pPr>
+        <w:rPr>
+          <w:rFonts w:ascii="Arial" w:hAnsi="Arial" w:cs="Arial"/>
+          <w:sz w:val="28"/>
+          <w:szCs w:val="28"/>
+        </w:rPr>
+      </w:pPr>
+      <w:r>
+        <w:rPr>
+          <w:rFonts w:ascii="Arial" w:hAnsi="Arial" w:cs="Arial"/>
+          <w:sz w:val="28"/>
+          <w:szCs w:val="28"/>
+        </w:rPr>
+        <w:tab/>
+      </w:r>
+      <w:r>
+        <w:rPr>
+          <w:rFonts w:ascii="Arial" w:hAnsi="Arial" w:cs="Arial"/>
+          <w:sz w:val="28"/>
+          <w:szCs w:val="28"/>
+        </w:rPr>
+        <w:t>BR-BUR-9. Người dùng chỉ được phép sao lưu và khôi phục dữ liệu thuộc tài khoản của chính mình.</w:t>
+      </w:r>
+    </w:p>
+    <w:p>
+      <w:pPr>
+        <w:rPr>
+          <w:rFonts w:ascii="Arial" w:hAnsi="Arial" w:cs="Arial"/>
+          <w:sz w:val="28"/>
+          <w:szCs w:val="28"/>
+        </w:rPr>
+      </w:pPr>
+      <w:r>
+        <w:rPr>
+          <w:rFonts w:ascii="Arial" w:hAnsi="Arial" w:cs="Arial"/>
+          <w:sz w:val="28"/>
+          <w:szCs w:val="28"/>
+        </w:rPr>
+        <w:tab/>
+      </w:r>
+      <w:r>
+        <w:rPr>
+          <w:rFonts w:ascii="Arial" w:hAnsi="Arial" w:cs="Arial"/>
+          <w:sz w:val="28"/>
+          <w:szCs w:val="28"/>
+        </w:rPr>
+        <w:t>BR-BUR-10. Khi khôi phục dữ liệu, hệ thống phải đảm bảo tính nhất quán giữa các dữ liệu liên kết.</w:t>
+      </w:r>
+    </w:p>
+    <w:p>
+      <w:pPr>
+        <w:rPr>
+          <w:rFonts w:ascii="Arial" w:hAnsi="Arial" w:cs="Arial"/>
+          <w:sz w:val="28"/>
+          <w:szCs w:val="28"/>
+        </w:rPr>
+      </w:pPr>
+      <w:r>
+        <w:rPr>
+          <w:rFonts w:ascii="Arial" w:hAnsi="Arial" w:cs="Arial"/>
+          <w:sz w:val="28"/>
+          <w:szCs w:val="28"/>
+        </w:rPr>
+        <w:tab/>
+      </w:r>
+      <w:r>
+        <w:rPr>
+          <w:rFonts w:ascii="Arial" w:hAnsi="Arial" w:cs="Arial"/>
+          <w:sz w:val="28"/>
+          <w:szCs w:val="28"/>
+        </w:rPr>
+        <w:t>BR-BUR-11. Hệ thống không được phép khôi phục dữ liệu thiếu liên kết bắt buộc.</w:t>
+      </w:r>
+    </w:p>
+    <w:p>
+      <w:pPr>
+        <w:rPr>
+          <w:rFonts w:ascii="Arial" w:hAnsi="Arial" w:cs="Arial"/>
+          <w:sz w:val="28"/>
+          <w:szCs w:val="28"/>
+        </w:rPr>
+      </w:pPr>
+      <w:r>
+        <w:rPr>
+          <w:rFonts w:ascii="Arial" w:hAnsi="Arial" w:cs="Arial"/>
+          <w:sz w:val="28"/>
+          <w:szCs w:val="28"/>
+        </w:rPr>
+        <w:lastRenderedPageBreak/>
+        <w:tab/>
+      </w:r>
+      <w:r>
+        <w:rPr>
+          <w:rFonts w:ascii="Arial" w:hAnsi="Arial" w:cs="Arial"/>
+          <w:sz w:val="28"/>
+          <w:szCs w:val="28"/>
+        </w:rPr>
+        <w:t>BR-BUR-12. File sao lưu phải chứa thông tin phiên bản dữ liệu của hệ thống.</w:t>
+      </w:r>
+    </w:p>
+    <w:p>
+      <w:pPr>
+        <w:rPr>
+          <w:rFonts w:ascii="Arial" w:hAnsi="Arial" w:cs="Arial"/>
+          <w:sz w:val="28"/>
+          <w:szCs w:val="28"/>
+        </w:rPr>
+      </w:pPr>
+      <w:r>
+        <w:rPr>
+          <w:rFonts w:ascii="Arial" w:hAnsi="Arial" w:cs="Arial"/>
+          <w:sz w:val="28"/>
+          <w:szCs w:val="28"/>
+        </w:rPr>
+        <w:tab/>
+      </w:r>
+      <w:r>
+        <w:rPr>
+          <w:rFonts w:ascii="Arial" w:hAnsi="Arial" w:cs="Arial"/>
+          <w:sz w:val="28"/>
+          <w:szCs w:val="28"/>
+        </w:rPr>
+        <w:t>BR-BUR-13. Hệ thống có thể từ chối khôi phục dữ liệu từ phiên bản không tương thích.</w:t>
+      </w:r>
+    </w:p>
+    <w:p>
+      <w:pPr>
+        <w:rPr>
+          <w:rFonts w:ascii="Arial" w:hAnsi="Arial" w:cs="Arial"/>
+          <w:sz w:val="28"/>
+          <w:szCs w:val="28"/>
+        </w:rPr>
+      </w:pPr>
+      <w:r>
+        <w:rPr>
+          <w:rFonts w:ascii="Arial" w:hAnsi="Arial" w:cs="Arial"/>
+          <w:sz w:val="28"/>
+          <w:szCs w:val="28"/>
+        </w:rPr>
+        <w:tab/>
+      </w:r>
+      <w:r>
+        <w:rPr>
+          <w:rFonts w:ascii="Arial" w:hAnsi="Arial" w:cs="Arial"/>
+          <w:sz w:val="28"/>
+          <w:szCs w:val="28"/>
+        </w:rPr>
+        <w:t>BR-BUR-14. Hệ thống có thể hỗ trợ sao lưu tự động theo chu kỳ</w:t>
+      </w:r>
+      <w:r>
+        <w:rPr>
+          <w:rFonts w:ascii="Arial" w:hAnsi="Arial" w:cs="Arial"/>
+          <w:sz w:val="28"/>
+          <w:szCs w:val="28"/>
+        </w:rPr>
+        <w:t xml:space="preserve"> </w:t>
+      </w:r>
+      <w:r>
+        <w:rPr>
+          <w:rFonts w:ascii="Arial" w:hAnsi="Arial" w:cs="Arial"/>
+          <w:i/>
+          <w:iCs/>
+          <w:sz w:val="20"/>
+          <w:szCs w:val="20"/>
+        </w:rPr>
+        <w:t>(</w:t>
+      </w:r>
+      <w:r>
+        <w:rPr>
+          <w:rFonts w:ascii="Arial" w:hAnsi="Arial" w:cs="Arial"/>
+          <w:i/>
+          <w:iCs/>
+          <w:sz w:val="20"/>
+          <w:szCs w:val="20"/>
+        </w:rPr>
+        <w:t>future)</w:t>
+      </w:r>
+      <w:r>
+        <w:rPr>
+          <w:rFonts w:ascii="Arial" w:hAnsi="Arial" w:cs="Arial"/>
+          <w:sz w:val="28"/>
+          <w:szCs w:val="28"/>
+        </w:rPr>
+        <w:t>.</w:t>
+      </w:r>
+    </w:p>
+    <w:p>
+      <w:pPr>
+        <w:ind w:firstLine="720"/>
+        <w:rPr>
+          <w:rFonts w:ascii="Arial" w:hAnsi="Arial" w:cs="Arial"/>
+          <w:sz w:val="28"/>
+          <w:szCs w:val="28"/>
+        </w:rPr>
+      </w:pPr>
+      <w:r>
+        <w:rPr>
+          <w:rFonts w:ascii="Arial" w:hAnsi="Arial" w:cs="Arial"/>
+          <w:sz w:val="28"/>
+          <w:szCs w:val="28"/>
+        </w:rPr>
+        <w:t>BR-BUR-15. Hệ thống có thể hỗ trợ đồng bộ dữ liệu với lưu trữ đám mây</w:t>
+      </w:r>
+      <w:r>
+        <w:rPr>
+          <w:rFonts w:ascii="Arial" w:hAnsi="Arial" w:cs="Arial"/>
+          <w:sz w:val="28"/>
+          <w:szCs w:val="28"/>
+        </w:rPr>
+        <w:t xml:space="preserve"> </w:t>
+      </w:r>
+      <w:r>
+        <w:rPr>
+          <w:rFonts w:ascii="Arial" w:hAnsi="Arial" w:cs="Arial"/>
+          <w:i/>
+          <w:iCs/>
+          <w:sz w:val="20"/>
+          <w:szCs w:val="20"/>
+        </w:rPr>
+        <w:t>(</w:t>
+      </w:r>
+      <w:r>
+        <w:rPr>
+          <w:rFonts w:ascii="Arial" w:hAnsi="Arial" w:cs="Arial"/>
+          <w:i/>
+          <w:iCs/>
+          <w:sz w:val="20"/>
+          <w:szCs w:val="20"/>
+        </w:rPr>
+        <w:t>future)</w:t>
+      </w:r>
+      <w:r>
+        <w:rPr>
+          <w:rFonts w:ascii="Arial" w:hAnsi="Arial" w:cs="Arial"/>
+          <w:sz w:val="28"/>
+          <w:szCs w:val="28"/>
+        </w:rPr>
+        <w:t>.</w:t>
+      </w:r>
+    </w:p>
+    <w:p>
+      <w:pPr>
+        <w:ind w:firstLine="720"/>
+        <w:rPr>
+          <w:rFonts w:ascii="Arial" w:hAnsi="Arial" w:cs="Arial"/>
+          <w:sz w:val="28"/>
+          <w:szCs w:val="28"/>
+        </w:rPr>
+      </w:pPr>
+      <w:r>
+        <w:rPr>
+          <w:rFonts w:ascii="Arial" w:hAnsi="Arial" w:cs="Arial"/>
+          <w:sz w:val="28"/>
+          <w:szCs w:val="28"/>
+        </w:rPr>
+        <w:t>BR-BUR-16. Dữ liệu đã bị xóa mềm vẫn phải được bao gồm trong file sao lưu nếu tồn tại tại thời điểm sao lưu.</w:t>
+      </w:r>
+    </w:p>
+    <w:p>
+      <w:pPr>
+        <w:ind w:firstLine="720"/>
+        <w:rPr>
+          <w:rFonts w:ascii="Arial" w:hAnsi="Arial" w:cs="Arial"/>
+          <w:sz w:val="28"/>
+          <w:szCs w:val="28"/>
+        </w:rPr>
+      </w:pPr>
+      <w:r>
+        <w:rPr>
+          <w:rFonts w:ascii="Arial" w:hAnsi="Arial" w:cs="Arial"/>
+          <w:sz w:val="28"/>
+          <w:szCs w:val="28"/>
+        </w:rPr>
+        <w:t>BR-BUR-17. Quá trình khôi phục dữ liệu phải được thực hiện theo cơ chế transaction để tránh mất tính toàn vẹn dữ liệu.</w:t>
+      </w:r>
+    </w:p>
+    <w:p>
+      <w:pPr>
+        <w:ind w:firstLine="720"/>
+        <w:rPr>
+          <w:rFonts w:ascii="Arial" w:hAnsi="Arial" w:cs="Arial"/>
+          <w:sz w:val="28"/>
+          <w:szCs w:val="28"/>
+        </w:rPr>
+      </w:pPr>
+    </w:p>
+    <w:p>
+      <w:pPr>
+        <w:pStyle w:val="ListParagraph"/>
+        <w:numPr>
+          <w:ilvl w:val="2"/>
+          <w:numId w:val="13"/>
+        </w:numPr>
+        <w:rPr>
+          <w:rFonts w:ascii="Arial" w:hAnsi="Arial" w:cs="Arial"/>
+          <w:b/>
+          <w:bCs/>
+          <w:sz w:val="28"/>
+          <w:szCs w:val="28"/>
+        </w:rPr>
+      </w:pPr>
+      <w:r>
+        <w:rPr>
+          <w:rFonts w:ascii="Arial" w:hAnsi="Arial" w:cs="Arial"/>
+          <w:b/>
+          <w:bCs/>
+          <w:sz w:val="28"/>
+          <w:szCs w:val="28"/>
+        </w:rPr>
+        <w:t>Quy Tắc Nghiệp Vụ Cho Xóa Mềm</w:t>
+      </w:r>
+    </w:p>
+    <w:p>
+      <w:pPr>
+        <w:ind w:left="720"/>
+        <w:rPr>
+          <w:rFonts w:ascii="Arial" w:hAnsi="Arial" w:cs="Arial"/>
+          <w:sz w:val="28"/>
+          <w:szCs w:val="28"/>
+        </w:rPr>
+      </w:pPr>
+      <w:r>
+        <w:rPr>
+          <w:rFonts w:ascii="Arial" w:hAnsi="Arial" w:cs="Arial"/>
+          <w:sz w:val="28"/>
+          <w:szCs w:val="28"/>
+        </w:rPr>
+        <w:t>BR-SD-1. Dữ liệu bị xóa sẽ không bị loại bỏ hoàn toàn khỏi hệ thống mà được chuyển vào thùng rác tạm thời.</w:t>
+      </w:r>
+    </w:p>
+    <w:p>
+      <w:pPr>
+        <w:ind w:left="720"/>
+        <w:rPr>
+          <w:rFonts w:ascii="Arial" w:hAnsi="Arial" w:cs="Arial"/>
+          <w:sz w:val="28"/>
+          <w:szCs w:val="28"/>
+        </w:rPr>
+      </w:pPr>
+      <w:r>
+        <w:rPr>
+          <w:rFonts w:ascii="Arial" w:hAnsi="Arial" w:cs="Arial"/>
+          <w:sz w:val="28"/>
+          <w:szCs w:val="28"/>
+        </w:rPr>
+        <w:t>BR-SD-2. Dữ liệu đã bị xóa mềm không được phép chỉnh sửa nếu chưa được khôi phục.</w:t>
+      </w:r>
+    </w:p>
+    <w:p>
+      <w:pPr>
+        <w:ind w:left="720"/>
+        <w:rPr>
+          <w:rFonts w:ascii="Arial" w:hAnsi="Arial" w:cs="Arial"/>
+          <w:sz w:val="28"/>
+          <w:szCs w:val="28"/>
+        </w:rPr>
+      </w:pPr>
+      <w:r>
+        <w:rPr>
+          <w:rFonts w:ascii="Arial" w:hAnsi="Arial" w:cs="Arial"/>
+          <w:sz w:val="28"/>
+          <w:szCs w:val="28"/>
+        </w:rPr>
+        <w:t>BR-SD-3. Dữ liệu đã bị xóa mềm không được hiển thị trong danh sách hoạt động mặc định của hệ thống.</w:t>
+      </w:r>
+    </w:p>
+    <w:p>
+      <w:pPr>
+        <w:ind w:left="720"/>
+        <w:rPr>
+          <w:rFonts w:ascii="Arial" w:hAnsi="Arial" w:cs="Arial"/>
+          <w:sz w:val="28"/>
+          <w:szCs w:val="28"/>
+        </w:rPr>
+      </w:pPr>
+      <w:r>
+        <w:rPr>
+          <w:rFonts w:ascii="Arial" w:hAnsi="Arial" w:cs="Arial"/>
+          <w:sz w:val="28"/>
+          <w:szCs w:val="28"/>
+        </w:rPr>
+        <w:t>BR-SD-4. Người dùng được phép khôi phục dữ liệu đã bị xóa mềm trong thời gian hệ thống cho phép.</w:t>
+      </w:r>
+    </w:p>
+    <w:p>
+      <w:pPr>
+        <w:ind w:left="720"/>
+        <w:rPr>
+          <w:rFonts w:ascii="Arial" w:hAnsi="Arial" w:cs="Arial"/>
+          <w:sz w:val="28"/>
+          <w:szCs w:val="28"/>
+        </w:rPr>
+      </w:pPr>
+      <w:r>
+        <w:rPr>
+          <w:rFonts w:ascii="Arial" w:hAnsi="Arial" w:cs="Arial"/>
+          <w:sz w:val="28"/>
+          <w:szCs w:val="28"/>
+        </w:rPr>
+        <w:t>BR-SD-5. Khi dữ liệu được khôi phục, trạng thái và liên kết liên quan phải được phục hồi tương ứng.</w:t>
+      </w:r>
+    </w:p>
+    <w:p>
+      <w:pPr>
+        <w:ind w:left="720"/>
+        <w:rPr>
+          <w:rFonts w:ascii="Arial" w:hAnsi="Arial" w:cs="Arial"/>
+          <w:sz w:val="28"/>
+          <w:szCs w:val="28"/>
+        </w:rPr>
+      </w:pPr>
+      <w:r>
+        <w:rPr>
+          <w:rFonts w:ascii="Arial" w:hAnsi="Arial" w:cs="Arial"/>
+          <w:sz w:val="28"/>
+          <w:szCs w:val="28"/>
+        </w:rPr>
+        <w:t>BR-SD-6. Dữ liệu bị xóa mềm có thể bị xóa vĩnh viễn khỏi hệ thống bởi người dùng hoặc hệ thống.</w:t>
+      </w:r>
+    </w:p>
+    <w:p>
+      <w:pPr>
+        <w:ind w:left="720"/>
+        <w:rPr>
+          <w:rFonts w:ascii="Arial" w:hAnsi="Arial" w:cs="Arial"/>
+          <w:sz w:val="28"/>
+          <w:szCs w:val="28"/>
+        </w:rPr>
+      </w:pPr>
+      <w:r>
+        <w:rPr>
+          <w:rFonts w:ascii="Arial" w:hAnsi="Arial" w:cs="Arial"/>
+          <w:sz w:val="28"/>
+          <w:szCs w:val="28"/>
+        </w:rPr>
+        <w:t>BR-SD-7. Các dữ liệu liên kết với bản ghi bị xóa mềm phải được xử lý tương ứng theo quy tắc nghiệp vụ của từng chức năng.</w:t>
+      </w:r>
+    </w:p>
+    <w:p>
+      <w:pPr>
+        <w:ind w:left="720"/>
+        <w:rPr>
+          <w:rFonts w:ascii="Arial" w:hAnsi="Arial" w:cs="Arial"/>
+          <w:sz w:val="28"/>
+          <w:szCs w:val="28"/>
+        </w:rPr>
+      </w:pPr>
+      <w:r>
+        <w:rPr>
+          <w:rFonts w:ascii="Arial" w:hAnsi="Arial" w:cs="Arial"/>
+          <w:sz w:val="28"/>
+          <w:szCs w:val="28"/>
+        </w:rPr>
+        <w:lastRenderedPageBreak/>
+        <w:t>BR-SD-8. Người dùng chỉ được phép xem và khôi phục dữ liệu đã xóa thuộc tài khoản của chính mình.</w:t>
+      </w:r>
+    </w:p>
+    <w:p>
+      <w:pPr>
+        <w:pStyle w:val="ListParagraph"/>
+        <w:numPr>
+          <w:ilvl w:val="2"/>
+          <w:numId w:val="13"/>
+        </w:numPr>
+        <w:rPr>
+          <w:rFonts w:ascii="Arial" w:hAnsi="Arial" w:cs="Arial"/>
+          <w:b/>
+          <w:bCs/>
+          <w:sz w:val="28"/>
+          <w:szCs w:val="28"/>
+        </w:rPr>
+      </w:pPr>
+      <w:r>
+        <w:rPr>
+          <w:rFonts w:ascii="Arial" w:hAnsi="Arial" w:cs="Arial"/>
+          <w:b/>
+          <w:bCs/>
+          <w:sz w:val="28"/>
+          <w:szCs w:val="28"/>
+        </w:rPr>
+        <w:t>Q</w:t>
+      </w:r>
+      <w:r>
+        <w:rPr>
+          <w:rFonts w:ascii="Arial" w:hAnsi="Arial" w:cs="Arial"/>
+          <w:b/>
+          <w:bCs/>
+          <w:sz w:val="28"/>
+          <w:szCs w:val="28"/>
+        </w:rPr>
+        <w:t>uy Tắc Nghiệp Vụ Cho Lịch Sử Giao Dịch</w:t>
+      </w:r>
+    </w:p>
+    <w:p>
+      <w:pPr>
+        <w:ind w:left="720"/>
+        <w:rPr>
+          <w:rFonts w:ascii="Arial" w:hAnsi="Arial" w:cs="Arial"/>
+          <w:sz w:val="28"/>
+          <w:szCs w:val="28"/>
+        </w:rPr>
+      </w:pPr>
+      <w:r>
+        <w:rPr>
+          <w:rFonts w:ascii="Arial" w:hAnsi="Arial" w:cs="Arial"/>
+          <w:sz w:val="28"/>
+          <w:szCs w:val="28"/>
+        </w:rPr>
+        <w:t>BR-HIS-1. Lịch sử giao dịch phải bao gồm:</w:t>
+      </w:r>
+    </w:p>
+    <w:p>
+      <w:pPr>
+        <w:ind w:left="720"/>
+        <w:rPr>
+          <w:rFonts w:ascii="Arial" w:hAnsi="Arial" w:cs="Arial"/>
+          <w:sz w:val="28"/>
+          <w:szCs w:val="28"/>
+        </w:rPr>
+      </w:pPr>
+      <w:r>
+        <w:rPr>
+          <w:rFonts w:ascii="Arial" w:hAnsi="Arial" w:cs="Arial"/>
+          <w:sz w:val="28"/>
+          <w:szCs w:val="28"/>
+        </w:rPr>
+        <w:tab/>
+        <w:t>Chi Tiêu</w:t>
+      </w:r>
+    </w:p>
+    <w:p>
+      <w:pPr>
+        <w:ind w:left="720"/>
+        <w:rPr>
+          <w:rFonts w:ascii="Arial" w:hAnsi="Arial" w:cs="Arial"/>
+          <w:sz w:val="28"/>
+          <w:szCs w:val="28"/>
+        </w:rPr>
+      </w:pPr>
+      <w:r>
+        <w:rPr>
+          <w:rFonts w:ascii="Arial" w:hAnsi="Arial" w:cs="Arial"/>
+          <w:sz w:val="28"/>
+          <w:szCs w:val="28"/>
+        </w:rPr>
+        <w:tab/>
+        <w:t>Thu Nhập</w:t>
+      </w:r>
+    </w:p>
+    <w:p>
+      <w:pPr>
+        <w:ind w:left="720"/>
+        <w:rPr>
+          <w:rFonts w:ascii="Arial" w:hAnsi="Arial" w:cs="Arial"/>
+          <w:sz w:val="28"/>
+          <w:szCs w:val="28"/>
+        </w:rPr>
+      </w:pPr>
+      <w:r>
+        <w:rPr>
+          <w:rFonts w:ascii="Arial" w:hAnsi="Arial" w:cs="Arial"/>
+          <w:sz w:val="28"/>
+          <w:szCs w:val="28"/>
+        </w:rPr>
+        <w:tab/>
+        <w:t>Chuyển Tiền</w:t>
+      </w:r>
+    </w:p>
+    <w:p>
+      <w:pPr>
+        <w:ind w:left="720"/>
+        <w:rPr>
+          <w:rFonts w:ascii="Arial" w:hAnsi="Arial" w:cs="Arial"/>
+          <w:sz w:val="28"/>
+          <w:szCs w:val="28"/>
+        </w:rPr>
+      </w:pPr>
+      <w:r>
+        <w:rPr>
+          <w:rFonts w:ascii="Arial" w:hAnsi="Arial" w:cs="Arial"/>
+          <w:sz w:val="28"/>
+          <w:szCs w:val="28"/>
+        </w:rPr>
+        <w:tab/>
+        <w:t>Giao Dịch Định Kỳ</w:t>
+      </w:r>
+    </w:p>
+    <w:p>
+      <w:pPr>
+        <w:rPr>
+          <w:rFonts w:ascii="Arial" w:hAnsi="Arial" w:cs="Arial"/>
+          <w:sz w:val="28"/>
+          <w:szCs w:val="28"/>
+        </w:rPr>
+      </w:pPr>
+      <w:r>
+        <w:rPr>
+          <w:rFonts w:ascii="Arial" w:hAnsi="Arial" w:cs="Arial"/>
+          <w:sz w:val="28"/>
+          <w:szCs w:val="28"/>
+        </w:rPr>
+        <w:tab/>
+      </w:r>
+      <w:r>
+        <w:rPr>
+          <w:rFonts w:ascii="Arial" w:hAnsi="Arial" w:cs="Arial"/>
+          <w:sz w:val="28"/>
+          <w:szCs w:val="28"/>
+        </w:rPr>
+        <w:t>BR-HIS-2. Người dùng chỉ được phép xem lịch sử giao dịch thuộc tài khoản của chính mình.</w:t>
+      </w:r>
+    </w:p>
+    <w:p>
+      <w:pPr>
+        <w:rPr>
+          <w:rFonts w:ascii="Arial" w:hAnsi="Arial" w:cs="Arial"/>
+          <w:sz w:val="28"/>
+          <w:szCs w:val="28"/>
+        </w:rPr>
+      </w:pPr>
+      <w:r>
+        <w:rPr>
+          <w:rFonts w:ascii="Arial" w:hAnsi="Arial" w:cs="Arial"/>
+          <w:sz w:val="28"/>
+          <w:szCs w:val="28"/>
+        </w:rPr>
+        <w:tab/>
+      </w:r>
+      <w:r>
+        <w:rPr>
+          <w:rFonts w:ascii="Arial" w:hAnsi="Arial" w:cs="Arial"/>
+          <w:sz w:val="28"/>
+          <w:szCs w:val="28"/>
+        </w:rPr>
+        <w:t>BR-HIS-3. Lịch sử giao dịch phải được sắp xếp theo thời gian giao dịch giảm dần mặc định.</w:t>
+      </w:r>
+    </w:p>
+    <w:p>
+      <w:pPr>
+        <w:rPr>
+          <w:rFonts w:ascii="Arial" w:hAnsi="Arial" w:cs="Arial"/>
+          <w:sz w:val="28"/>
+          <w:szCs w:val="28"/>
+        </w:rPr>
+      </w:pPr>
+      <w:r>
+        <w:rPr>
+          <w:rFonts w:ascii="Arial" w:hAnsi="Arial" w:cs="Arial"/>
+          <w:sz w:val="28"/>
+          <w:szCs w:val="28"/>
+        </w:rPr>
+        <w:tab/>
+      </w:r>
+      <w:r>
+        <w:rPr>
+          <w:rFonts w:ascii="Arial" w:hAnsi="Arial" w:cs="Arial"/>
+          <w:sz w:val="28"/>
+          <w:szCs w:val="28"/>
+        </w:rPr>
+        <w:t>BR-HIS-4. Giao dịch đã bị xóa mềm vẫn phải được lưu trong lịch sử giao dịch và hiển thị trạng thái tương ứng.</w:t>
+      </w:r>
+    </w:p>
+    <w:p>
+      <w:pPr>
+        <w:rPr>
+          <w:rFonts w:ascii="Arial" w:hAnsi="Arial" w:cs="Arial"/>
+          <w:sz w:val="28"/>
+          <w:szCs w:val="28"/>
+        </w:rPr>
+      </w:pPr>
+      <w:r>
+        <w:rPr>
+          <w:rFonts w:ascii="Arial" w:hAnsi="Arial" w:cs="Arial"/>
+          <w:sz w:val="28"/>
+          <w:szCs w:val="28"/>
+        </w:rPr>
+        <w:tab/>
+      </w:r>
+      <w:r>
+        <w:rPr>
+          <w:rFonts w:ascii="Arial" w:hAnsi="Arial" w:cs="Arial"/>
+          <w:sz w:val="28"/>
+          <w:szCs w:val="28"/>
+        </w:rPr>
+        <w:t>BR-HIS-5. Người dùng không được phép chỉnh sửa trực tiếp dữ liệu lịch sử giao dịch.</w:t>
+      </w:r>
+    </w:p>
+    <w:p>
+      <w:pPr>
+        <w:rPr>
+          <w:rFonts w:ascii="Arial" w:hAnsi="Arial" w:cs="Arial"/>
+          <w:sz w:val="28"/>
+          <w:szCs w:val="28"/>
+        </w:rPr>
+      </w:pPr>
+      <w:r>
+        <w:rPr>
+          <w:rFonts w:ascii="Arial" w:hAnsi="Arial" w:cs="Arial"/>
+          <w:sz w:val="28"/>
+          <w:szCs w:val="28"/>
+        </w:rPr>
+        <w:tab/>
+      </w:r>
+      <w:r>
+        <w:rPr>
+          <w:rFonts w:ascii="Arial" w:hAnsi="Arial" w:cs="Arial"/>
+          <w:sz w:val="28"/>
+          <w:szCs w:val="28"/>
+        </w:rPr>
+        <w:t>BR-HIS-6. Khi giao dịch gốc được cập nhật, thông tin hiển thị trong lịch sử giao dịch phải được cập nhật tương ứng.</w:t>
+      </w:r>
+    </w:p>
+    <w:p>
+      <w:pPr>
+        <w:rPr>
+          <w:rFonts w:ascii="Arial" w:hAnsi="Arial" w:cs="Arial"/>
+          <w:sz w:val="28"/>
+          <w:szCs w:val="28"/>
+        </w:rPr>
+      </w:pPr>
+      <w:r>
+        <w:rPr>
+          <w:rFonts w:ascii="Arial" w:hAnsi="Arial" w:cs="Arial"/>
+          <w:sz w:val="28"/>
+          <w:szCs w:val="28"/>
+        </w:rPr>
+        <w:tab/>
+      </w:r>
+      <w:r>
+        <w:rPr>
+          <w:rFonts w:ascii="Arial" w:hAnsi="Arial" w:cs="Arial"/>
+          <w:sz w:val="28"/>
+          <w:szCs w:val="28"/>
+        </w:rPr>
+        <w:t>BR-HIS-7. Khi giao dịch được khôi phục từ trạng thái xóa mềm, lịch sử giao dịch phải được cập nhật tương ứng.</w:t>
+      </w:r>
+    </w:p>
+    <w:p>
+      <w:pPr>
+        <w:rPr>
+          <w:rFonts w:ascii="Arial" w:hAnsi="Arial" w:cs="Arial"/>
+          <w:sz w:val="28"/>
+          <w:szCs w:val="28"/>
+        </w:rPr>
+      </w:pPr>
+      <w:r>
+        <w:rPr>
+          <w:rFonts w:ascii="Arial" w:hAnsi="Arial" w:cs="Arial"/>
+          <w:sz w:val="28"/>
+          <w:szCs w:val="28"/>
+        </w:rPr>
+        <w:tab/>
+      </w:r>
+      <w:r>
+        <w:rPr>
+          <w:rFonts w:ascii="Arial" w:hAnsi="Arial" w:cs="Arial"/>
+          <w:sz w:val="28"/>
+          <w:szCs w:val="28"/>
+        </w:rPr>
+        <w:t>BR-HIS-8. Hệ thống phải hỗ trợ lọc lịch sử giao dịch theo:</w:t>
+      </w:r>
+    </w:p>
+    <w:p>
+      <w:pPr>
+        <w:rPr>
+          <w:rFonts w:ascii="Arial" w:hAnsi="Arial" w:cs="Arial"/>
+          <w:sz w:val="28"/>
+          <w:szCs w:val="28"/>
+        </w:rPr>
+      </w:pPr>
+      <w:r>
+        <w:rPr>
+          <w:rFonts w:ascii="Arial" w:hAnsi="Arial" w:cs="Arial"/>
+          <w:sz w:val="28"/>
+          <w:szCs w:val="28"/>
+        </w:rPr>
+        <w:tab/>
+      </w:r>
+      <w:r>
+        <w:rPr>
+          <w:rFonts w:ascii="Arial" w:hAnsi="Arial" w:cs="Arial"/>
+          <w:sz w:val="28"/>
+          <w:szCs w:val="28"/>
+        </w:rPr>
+        <w:tab/>
+        <w:t>Thời Gian</w:t>
+      </w:r>
+    </w:p>
+    <w:p>
+      <w:pPr>
+        <w:rPr>
+          <w:rFonts w:ascii="Arial" w:hAnsi="Arial" w:cs="Arial"/>
+          <w:sz w:val="28"/>
+          <w:szCs w:val="28"/>
+        </w:rPr>
+      </w:pPr>
+      <w:r>
+        <w:rPr>
+          <w:rFonts w:ascii="Arial" w:hAnsi="Arial" w:cs="Arial"/>
+          <w:sz w:val="28"/>
+          <w:szCs w:val="28"/>
+        </w:rPr>
+        <w:tab/>
+      </w:r>
+      <w:r>
+        <w:rPr>
+          <w:rFonts w:ascii="Arial" w:hAnsi="Arial" w:cs="Arial"/>
+          <w:sz w:val="28"/>
+          <w:szCs w:val="28"/>
+        </w:rPr>
+        <w:tab/>
+        <w:t>Loại Giao Dịch</w:t>
+      </w:r>
+    </w:p>
+    <w:p>
+      <w:pPr>
+        <w:rPr>
+          <w:rFonts w:ascii="Arial" w:hAnsi="Arial" w:cs="Arial"/>
+          <w:sz w:val="28"/>
+          <w:szCs w:val="28"/>
+        </w:rPr>
+      </w:pPr>
+      <w:r>
+        <w:rPr>
+          <w:rFonts w:ascii="Arial" w:hAnsi="Arial" w:cs="Arial"/>
+          <w:sz w:val="28"/>
+          <w:szCs w:val="28"/>
+        </w:rPr>
+        <w:tab/>
+      </w:r>
+      <w:r>
+        <w:rPr>
+          <w:rFonts w:ascii="Arial" w:hAnsi="Arial" w:cs="Arial"/>
+          <w:sz w:val="28"/>
+          <w:szCs w:val="28"/>
+        </w:rPr>
+        <w:tab/>
+        <w:t>Danh Mục</w:t>
+      </w:r>
+    </w:p>
+    <w:p>
+      <w:pPr>
+        <w:rPr>
+          <w:rFonts w:ascii="Arial" w:hAnsi="Arial" w:cs="Arial"/>
+          <w:sz w:val="28"/>
+          <w:szCs w:val="28"/>
+        </w:rPr>
+      </w:pPr>
+      <w:r>
+        <w:rPr>
+          <w:rFonts w:ascii="Arial" w:hAnsi="Arial" w:cs="Arial"/>
+          <w:sz w:val="28"/>
+          <w:szCs w:val="28"/>
+        </w:rPr>
+        <w:tab/>
+      </w:r>
+      <w:r>
+        <w:rPr>
+          <w:rFonts w:ascii="Arial" w:hAnsi="Arial" w:cs="Arial"/>
+          <w:sz w:val="28"/>
+          <w:szCs w:val="28"/>
+        </w:rPr>
+        <w:tab/>
+        <w:t>Nguồn Tiền</w:t>
+      </w:r>
+    </w:p>
+    <w:p>
+      <w:pPr>
+        <w:rPr>
+          <w:rFonts w:ascii="Arial" w:hAnsi="Arial" w:cs="Arial"/>
+          <w:sz w:val="28"/>
+          <w:szCs w:val="28"/>
+        </w:rPr>
+      </w:pPr>
+      <w:r>
+        <w:rPr>
+          <w:rFonts w:ascii="Arial" w:hAnsi="Arial" w:cs="Arial"/>
+          <w:sz w:val="28"/>
+          <w:szCs w:val="28"/>
+        </w:rPr>
+        <w:tab/>
+      </w:r>
+      <w:r>
+        <w:rPr>
+          <w:rFonts w:ascii="Arial" w:hAnsi="Arial" w:cs="Arial"/>
+          <w:sz w:val="28"/>
+          <w:szCs w:val="28"/>
+        </w:rPr>
+        <w:t>BR-HIS-9. Hệ thống phải hỗ trợ tìm kiếm lịch sử giao dịch theo tên hoặc ghi chú giao dịch.</w:t>
+      </w:r>
+    </w:p>
+    <w:p>
+      <w:pPr>
+        <w:rPr>
+          <w:rFonts w:ascii="Arial" w:hAnsi="Arial" w:cs="Arial"/>
+          <w:sz w:val="28"/>
+          <w:szCs w:val="28"/>
+        </w:rPr>
+      </w:pPr>
+      <w:r>
+        <w:rPr>
+          <w:rFonts w:ascii="Arial" w:hAnsi="Arial" w:cs="Arial"/>
+          <w:sz w:val="28"/>
+          <w:szCs w:val="28"/>
+        </w:rPr>
+        <w:lastRenderedPageBreak/>
+        <w:tab/>
+      </w:r>
+      <w:r>
+        <w:rPr>
+          <w:rFonts w:ascii="Arial" w:hAnsi="Arial" w:cs="Arial"/>
+          <w:sz w:val="28"/>
+          <w:szCs w:val="28"/>
+        </w:rPr>
+        <w:t>BR-HIS-10. Hệ thống phải hỗ trợ phân trang hoặc tải từng phần đối với lịch sử giao dịch có số lượng lớn.</w:t>
+      </w:r>
+    </w:p>
+    <w:p>
+      <w:pPr>
+        <w:rPr>
+          <w:rFonts w:ascii="Arial" w:hAnsi="Arial" w:cs="Arial"/>
+          <w:sz w:val="28"/>
+          <w:szCs w:val="28"/>
+        </w:rPr>
+      </w:pPr>
+      <w:r>
+        <w:rPr>
+          <w:rFonts w:ascii="Arial" w:hAnsi="Arial" w:cs="Arial"/>
+          <w:sz w:val="28"/>
+          <w:szCs w:val="28"/>
+        </w:rPr>
+        <w:tab/>
+      </w:r>
+      <w:r>
+        <w:rPr>
+          <w:rFonts w:ascii="Arial" w:hAnsi="Arial" w:cs="Arial"/>
+          <w:sz w:val="28"/>
+          <w:szCs w:val="28"/>
+        </w:rPr>
+        <w:t>BR-HIS-11. Dữ liệu hiển thị trong lịch sử giao dịch phải đồng nhất với dữ liệu giao dịch hiện tại trong hệ thống.</w:t>
+      </w:r>
+    </w:p>
+    <w:p>
+      <w:pPr>
+        <w:rPr>
+          <w:rFonts w:ascii="Arial" w:hAnsi="Arial" w:cs="Arial"/>
+          <w:sz w:val="28"/>
+          <w:szCs w:val="28"/>
+        </w:rPr>
+      </w:pPr>
+      <w:r>
+        <w:rPr>
+          <w:rFonts w:ascii="Arial" w:hAnsi="Arial" w:cs="Arial"/>
+          <w:sz w:val="28"/>
+          <w:szCs w:val="28"/>
+        </w:rPr>
+        <w:tab/>
+      </w:r>
+      <w:r>
+        <w:rPr>
+          <w:rFonts w:ascii="Arial" w:hAnsi="Arial" w:cs="Arial"/>
+          <w:sz w:val="28"/>
+          <w:szCs w:val="28"/>
+        </w:rPr>
+        <w:t>BR-HIS-12. Các giao dịch được tạo tự động từ giao dịch định kỳ phải được đánh dấu tương ứng trong lịch sử giao dịch.</w:t>
+      </w:r>
+    </w:p>
+    <w:p>
+      <w:pPr>
+        <w:rPr>
+          <w:rFonts w:ascii="Arial" w:hAnsi="Arial" w:cs="Arial"/>
+          <w:sz w:val="28"/>
+          <w:szCs w:val="28"/>
+        </w:rPr>
+      </w:pPr>
+      <w:r>
+        <w:rPr>
+          <w:rFonts w:ascii="Arial" w:hAnsi="Arial" w:cs="Arial"/>
+          <w:sz w:val="28"/>
+          <w:szCs w:val="28"/>
+        </w:rPr>
+        <w:tab/>
+      </w:r>
+      <w:r>
+        <w:rPr>
+          <w:rFonts w:ascii="Arial" w:hAnsi="Arial" w:cs="Arial"/>
+          <w:sz w:val="28"/>
+          <w:szCs w:val="28"/>
+        </w:rPr>
+        <w:t>BR-HIS-13. Giao dịch chuyển tiền nội bộ phải được hiển thị riêng biệt với giao dịch thu nhập và chi tiêu.</w:t>
+      </w:r>
+    </w:p>
+    <w:p>
+      <w:pPr>
+        <w:rPr>
+          <w:rFonts w:ascii="Arial" w:hAnsi="Arial" w:cs="Arial"/>
+          <w:sz w:val="28"/>
+          <w:szCs w:val="28"/>
+        </w:rPr>
+      </w:pPr>
+      <w:r>
+        <w:rPr>
+          <w:rFonts w:ascii="Arial" w:hAnsi="Arial" w:cs="Arial"/>
+          <w:sz w:val="28"/>
+          <w:szCs w:val="28"/>
+        </w:rPr>
+        <w:tab/>
+      </w:r>
+      <w:r>
+        <w:rPr>
+          <w:rFonts w:ascii="Arial" w:hAnsi="Arial" w:cs="Arial"/>
+          <w:sz w:val="28"/>
+          <w:szCs w:val="28"/>
+        </w:rPr>
+        <w:t>BR-HIS-14. Thời gian hiển thị trong lịch sử giao dịch phải phản ánh thời điểm giao dịch được tạo hoặc thực hiện</w:t>
+      </w:r>
+    </w:p>
+    <w:p>
+      <w:pPr>
+        <w:rPr>
+          <w:rFonts w:ascii="Arial" w:hAnsi="Arial" w:cs="Arial"/>
+          <w:sz w:val="28"/>
+          <w:szCs w:val="28"/>
+        </w:rPr>
+      </w:pPr>
+      <w:r>
+        <w:rPr>
+          <w:rFonts w:ascii="Arial" w:hAnsi="Arial" w:cs="Arial"/>
+          <w:sz w:val="28"/>
+          <w:szCs w:val="28"/>
+        </w:rPr>
+        <w:tab/>
+      </w:r>
+      <w:r>
+        <w:rPr>
+          <w:rFonts w:ascii="Arial" w:hAnsi="Arial" w:cs="Arial"/>
+          <w:sz w:val="28"/>
+          <w:szCs w:val="28"/>
+        </w:rPr>
+        <w:t>BR-HIS-15. Hệ thống có thể hỗ trợ lưu lịch sử thay đổi của giao dịch bao gồm</w:t>
+      </w:r>
+      <w:r>
+        <w:rPr>
+          <w:rFonts w:ascii="Arial" w:hAnsi="Arial" w:cs="Arial"/>
+          <w:sz w:val="28"/>
+          <w:szCs w:val="28"/>
+        </w:rPr>
+        <w:t xml:space="preserve">: - audit </w:t>
+      </w:r>
+      <w:r>
+        <w:rPr>
+          <w:rFonts w:ascii="Arial" w:hAnsi="Arial" w:cs="Arial"/>
+          <w:i/>
+          <w:iCs/>
+          <w:sz w:val="20"/>
+          <w:szCs w:val="20"/>
+        </w:rPr>
+        <w:t>(</w:t>
+      </w:r>
+      <w:r>
+        <w:rPr>
+          <w:rFonts w:ascii="Arial" w:hAnsi="Arial" w:cs="Arial"/>
+          <w:i/>
+          <w:iCs/>
+          <w:sz w:val="20"/>
+          <w:szCs w:val="20"/>
+        </w:rPr>
+        <w:t>future)</w:t>
+      </w:r>
+    </w:p>
+    <w:p>
+      <w:pPr>
+        <w:rPr>
+          <w:rFonts w:ascii="Arial" w:hAnsi="Arial" w:cs="Arial"/>
+          <w:sz w:val="28"/>
+          <w:szCs w:val="28"/>
+        </w:rPr>
+      </w:pPr>
+      <w:r>
+        <w:rPr>
+          <w:rFonts w:ascii="Arial" w:hAnsi="Arial" w:cs="Arial"/>
+          <w:sz w:val="28"/>
+          <w:szCs w:val="28"/>
+        </w:rPr>
+        <w:tab/>
+        <w:t>Tạo</w:t>
+      </w:r>
+    </w:p>
+    <w:p>
+      <w:pPr>
+        <w:rPr>
+          <w:rFonts w:ascii="Arial" w:hAnsi="Arial" w:cs="Arial"/>
+          <w:sz w:val="28"/>
+          <w:szCs w:val="28"/>
+        </w:rPr>
+      </w:pPr>
+      <w:r>
+        <w:rPr>
+          <w:rFonts w:ascii="Arial" w:hAnsi="Arial" w:cs="Arial"/>
+          <w:sz w:val="28"/>
+          <w:szCs w:val="28"/>
+        </w:rPr>
+        <w:tab/>
+        <w:t>Chỉnh Sửa</w:t>
+      </w:r>
+    </w:p>
+    <w:p>
+      <w:pPr>
+        <w:rPr>
+          <w:rFonts w:ascii="Arial" w:hAnsi="Arial" w:cs="Arial"/>
+          <w:sz w:val="28"/>
+          <w:szCs w:val="28"/>
+        </w:rPr>
+      </w:pPr>
+      <w:r>
+        <w:rPr>
+          <w:rFonts w:ascii="Arial" w:hAnsi="Arial" w:cs="Arial"/>
+          <w:sz w:val="28"/>
+          <w:szCs w:val="28"/>
+        </w:rPr>
+        <w:tab/>
+        <w:t>Xóa</w:t>
+      </w:r>
+    </w:p>
+    <w:p>
+      <w:pPr>
+        <w:rPr>
+          <w:rFonts w:ascii="Arial" w:hAnsi="Arial" w:cs="Arial"/>
+          <w:sz w:val="28"/>
+          <w:szCs w:val="28"/>
+        </w:rPr>
+      </w:pPr>
+      <w:r>
+        <w:rPr>
+          <w:rFonts w:ascii="Arial" w:hAnsi="Arial" w:cs="Arial"/>
+          <w:sz w:val="28"/>
+          <w:szCs w:val="28"/>
+        </w:rPr>
+        <w:tab/>
+        <w:t>Khôi Phục</w:t>
+      </w:r>
+    </w:p>
+    <w:p>
+      <w:pPr>
+        <w:pStyle w:val="ListParagraph"/>
+        <w:numPr>
+          <w:ilvl w:val="2"/>
+          <w:numId w:val="13"/>
+        </w:numPr>
+        <w:rPr>
+          <w:rFonts w:ascii="Arial" w:hAnsi="Arial" w:cs="Arial"/>
+          <w:b/>
+          <w:bCs/>
+          <w:sz w:val="28"/>
+          <w:szCs w:val="28"/>
+        </w:rPr>
+      </w:pPr>
+      <w:r>
+        <w:rPr>
+          <w:rFonts w:ascii="Arial" w:hAnsi="Arial" w:cs="Arial"/>
+          <w:b/>
+          <w:bCs/>
+          <w:sz w:val="28"/>
+          <w:szCs w:val="28"/>
+        </w:rPr>
+        <w:t>Updating…</w:t>
       </w:r>
     </w:p>
     <w:p>

--- a/Document/Expense Tracker SRS.docx
+++ b/Document/Expense Tracker SRS.docx
@@ -1624,6 +1624,846 @@
           </w:p>
         </w:tc>
       </w:tr>
+      <w:tr>
+        <w:tc>
+          <w:tcPr>
+            <w:tcW w:w="4675" w:type="dxa"/>
+          </w:tcPr>
+          <w:p>
+            <w:pPr>
+              <w:tabs>
+                <w:tab w:val="left" w:pos="1632"/>
+              </w:tabs>
+              <w:rPr>
+                <w:rFonts w:ascii="Arial" w:hAnsi="Arial" w:cs="Arial"/>
+                <w:sz w:val="28"/>
+                <w:szCs w:val="28"/>
+              </w:rPr>
+            </w:pPr>
+            <w:r>
+              <w:rPr>
+                <w:rFonts w:ascii="Arial" w:hAnsi="Arial" w:cs="Arial"/>
+                <w:sz w:val="28"/>
+                <w:szCs w:val="28"/>
+              </w:rPr>
+              <w:t>BP</w:t>
+            </w:r>
+          </w:p>
+        </w:tc>
+        <w:tc>
+          <w:tcPr>
+            <w:tcW w:w="4675" w:type="dxa"/>
+          </w:tcPr>
+          <w:p>
+            <w:pPr>
+              <w:rPr>
+                <w:rFonts w:ascii="Arial" w:hAnsi="Arial" w:cs="Arial"/>
+                <w:sz w:val="28"/>
+                <w:szCs w:val="28"/>
+              </w:rPr>
+            </w:pPr>
+            <w:r>
+              <w:rPr>
+                <w:rFonts w:ascii="Arial" w:hAnsi="Arial" w:cs="Arial"/>
+                <w:sz w:val="28"/>
+                <w:szCs w:val="28"/>
+              </w:rPr>
+              <w:t>Đại diện cho “Business Process”. Mang ý nghĩa Quy trình nghiệp vụ.</w:t>
+            </w:r>
+          </w:p>
+        </w:tc>
+      </w:tr>
+      <w:tr>
+        <w:tc>
+          <w:tcPr>
+            <w:tcW w:w="4675" w:type="dxa"/>
+          </w:tcPr>
+          <w:p>
+            <w:pPr>
+              <w:tabs>
+                <w:tab w:val="left" w:pos="1632"/>
+              </w:tabs>
+              <w:rPr>
+                <w:rFonts w:ascii="Arial" w:hAnsi="Arial" w:cs="Arial"/>
+                <w:sz w:val="28"/>
+                <w:szCs w:val="28"/>
+              </w:rPr>
+            </w:pPr>
+            <w:r>
+              <w:rPr>
+                <w:rFonts w:ascii="Arial" w:hAnsi="Arial" w:cs="Arial"/>
+                <w:sz w:val="28"/>
+                <w:szCs w:val="28"/>
+              </w:rPr>
+              <w:t>BP-ACC-&lt;num&gt;</w:t>
+            </w:r>
+          </w:p>
+        </w:tc>
+        <w:tc>
+          <w:tcPr>
+            <w:tcW w:w="4675" w:type="dxa"/>
+          </w:tcPr>
+          <w:p>
+            <w:pPr>
+              <w:rPr>
+                <w:rFonts w:ascii="Arial" w:hAnsi="Arial" w:cs="Arial"/>
+                <w:sz w:val="28"/>
+                <w:szCs w:val="28"/>
+              </w:rPr>
+            </w:pPr>
+            <w:r>
+              <w:rPr>
+                <w:rFonts w:ascii="Arial" w:hAnsi="Arial" w:cs="Arial"/>
+                <w:sz w:val="28"/>
+                <w:szCs w:val="28"/>
+              </w:rPr>
+              <w:t>Đại diện cho các quy trình nghiệp vụ liên quan đến tài khoản</w:t>
+            </w:r>
+            <w:r>
+              <w:rPr>
+                <w:rFonts w:ascii="Arial" w:hAnsi="Arial" w:cs="Arial"/>
+                <w:sz w:val="28"/>
+                <w:szCs w:val="28"/>
+              </w:rPr>
+              <w:t>.</w:t>
+            </w:r>
+          </w:p>
+        </w:tc>
+      </w:tr>
+      <w:tr>
+        <w:tc>
+          <w:tcPr>
+            <w:tcW w:w="4675" w:type="dxa"/>
+          </w:tcPr>
+          <w:p>
+            <w:pPr>
+              <w:tabs>
+                <w:tab w:val="left" w:pos="1632"/>
+              </w:tabs>
+              <w:rPr>
+                <w:rFonts w:ascii="Arial" w:hAnsi="Arial" w:cs="Arial"/>
+                <w:sz w:val="28"/>
+                <w:szCs w:val="28"/>
+              </w:rPr>
+            </w:pPr>
+            <w:r>
+              <w:rPr>
+                <w:rFonts w:ascii="Arial" w:hAnsi="Arial" w:cs="Arial"/>
+                <w:sz w:val="28"/>
+                <w:szCs w:val="28"/>
+              </w:rPr>
+              <w:t>BP-ET-&lt;num&gt;</w:t>
+            </w:r>
+          </w:p>
+        </w:tc>
+        <w:tc>
+          <w:tcPr>
+            <w:tcW w:w="4675" w:type="dxa"/>
+          </w:tcPr>
+          <w:p>
+            <w:pPr>
+              <w:rPr>
+                <w:rFonts w:ascii="Arial" w:hAnsi="Arial" w:cs="Arial"/>
+                <w:sz w:val="28"/>
+                <w:szCs w:val="28"/>
+              </w:rPr>
+            </w:pPr>
+            <w:r>
+              <w:rPr>
+                <w:rFonts w:ascii="Arial" w:hAnsi="Arial" w:cs="Arial"/>
+                <w:sz w:val="28"/>
+                <w:szCs w:val="28"/>
+              </w:rPr>
+              <w:t>Đại diện cho các quy trình nghiệp vụ liên quan đến Quản Lý Chi Tiêu</w:t>
+            </w:r>
+          </w:p>
+        </w:tc>
+      </w:tr>
+      <w:tr>
+        <w:tc>
+          <w:tcPr>
+            <w:tcW w:w="4675" w:type="dxa"/>
+          </w:tcPr>
+          <w:p>
+            <w:pPr>
+              <w:tabs>
+                <w:tab w:val="left" w:pos="1632"/>
+              </w:tabs>
+              <w:rPr>
+                <w:rFonts w:ascii="Arial" w:hAnsi="Arial" w:cs="Arial"/>
+                <w:sz w:val="28"/>
+                <w:szCs w:val="28"/>
+              </w:rPr>
+            </w:pPr>
+            <w:r>
+              <w:rPr>
+                <w:rFonts w:ascii="Arial" w:hAnsi="Arial" w:cs="Arial"/>
+                <w:sz w:val="28"/>
+                <w:szCs w:val="28"/>
+              </w:rPr>
+              <w:t>BP-CATE</w:t>
+            </w:r>
+            <w:r>
+              <w:rPr>
+                <w:rFonts w:ascii="Arial" w:hAnsi="Arial" w:cs="Arial"/>
+                <w:sz w:val="28"/>
+                <w:szCs w:val="28"/>
+              </w:rPr>
+              <w:t>-&lt;num&gt;</w:t>
+            </w:r>
+          </w:p>
+        </w:tc>
+        <w:tc>
+          <w:tcPr>
+            <w:tcW w:w="4675" w:type="dxa"/>
+          </w:tcPr>
+          <w:p>
+            <w:pPr>
+              <w:rPr>
+                <w:rFonts w:ascii="Arial" w:hAnsi="Arial" w:cs="Arial"/>
+                <w:sz w:val="28"/>
+                <w:szCs w:val="28"/>
+              </w:rPr>
+            </w:pPr>
+            <w:r>
+              <w:rPr>
+                <w:rFonts w:ascii="Arial" w:hAnsi="Arial" w:cs="Arial"/>
+                <w:sz w:val="28"/>
+                <w:szCs w:val="28"/>
+              </w:rPr>
+              <w:t>Đại diện cho các quy trình nghiệp vụ liên quan đến Quản Lý Danh Mục Chi Tiêu</w:t>
+            </w:r>
+          </w:p>
+        </w:tc>
+      </w:tr>
+      <w:tr>
+        <w:tc>
+          <w:tcPr>
+            <w:tcW w:w="4675" w:type="dxa"/>
+          </w:tcPr>
+          <w:p>
+            <w:pPr>
+              <w:tabs>
+                <w:tab w:val="left" w:pos="1632"/>
+              </w:tabs>
+              <w:rPr>
+                <w:rFonts w:ascii="Arial" w:hAnsi="Arial" w:cs="Arial"/>
+                <w:sz w:val="28"/>
+                <w:szCs w:val="28"/>
+              </w:rPr>
+            </w:pPr>
+            <w:r>
+              <w:rPr>
+                <w:rFonts w:ascii="Arial" w:hAnsi="Arial" w:cs="Arial"/>
+                <w:sz w:val="28"/>
+                <w:szCs w:val="28"/>
+              </w:rPr>
+              <w:t>BP-IT</w:t>
+            </w:r>
+            <w:r>
+              <w:rPr>
+                <w:rFonts w:ascii="Arial" w:hAnsi="Arial" w:cs="Arial"/>
+                <w:sz w:val="28"/>
+                <w:szCs w:val="28"/>
+              </w:rPr>
+              <w:t>-&lt;num&gt;</w:t>
+            </w:r>
+          </w:p>
+        </w:tc>
+        <w:tc>
+          <w:tcPr>
+            <w:tcW w:w="4675" w:type="dxa"/>
+          </w:tcPr>
+          <w:p>
+            <w:pPr>
+              <w:rPr>
+                <w:rFonts w:ascii="Arial" w:hAnsi="Arial" w:cs="Arial"/>
+                <w:sz w:val="28"/>
+                <w:szCs w:val="28"/>
+              </w:rPr>
+            </w:pPr>
+            <w:r>
+              <w:rPr>
+                <w:rFonts w:ascii="Arial" w:hAnsi="Arial" w:cs="Arial"/>
+                <w:sz w:val="28"/>
+                <w:szCs w:val="28"/>
+              </w:rPr>
+              <w:t xml:space="preserve">Đại diện cho </w:t>
+            </w:r>
+            <w:r>
+              <w:rPr>
+                <w:rFonts w:ascii="Arial" w:hAnsi="Arial" w:cs="Arial"/>
+                <w:sz w:val="28"/>
+                <w:szCs w:val="28"/>
+              </w:rPr>
+              <w:t>các</w:t>
+            </w:r>
+            <w:r>
+              <w:rPr>
+                <w:rFonts w:ascii="Arial" w:hAnsi="Arial" w:cs="Arial"/>
+                <w:sz w:val="28"/>
+                <w:szCs w:val="28"/>
+              </w:rPr>
+              <w:t xml:space="preserve"> quy trình nghiệp vụ liên quan đến Quản Lý Thu Nhập</w:t>
+            </w:r>
+          </w:p>
+        </w:tc>
+      </w:tr>
+      <w:tr>
+        <w:tc>
+          <w:tcPr>
+            <w:tcW w:w="4675" w:type="dxa"/>
+          </w:tcPr>
+          <w:p>
+            <w:pPr>
+              <w:tabs>
+                <w:tab w:val="left" w:pos="1632"/>
+              </w:tabs>
+              <w:rPr>
+                <w:rFonts w:ascii="Arial" w:hAnsi="Arial" w:cs="Arial"/>
+                <w:sz w:val="28"/>
+                <w:szCs w:val="28"/>
+              </w:rPr>
+            </w:pPr>
+            <w:r>
+              <w:rPr>
+                <w:rFonts w:ascii="Arial" w:hAnsi="Arial" w:cs="Arial"/>
+                <w:sz w:val="28"/>
+                <w:szCs w:val="28"/>
+              </w:rPr>
+              <w:t>BP-CA</w:t>
+            </w:r>
+            <w:r>
+              <w:rPr>
+                <w:rFonts w:ascii="Arial" w:hAnsi="Arial" w:cs="Arial"/>
+                <w:sz w:val="28"/>
+                <w:szCs w:val="28"/>
+              </w:rPr>
+              <w:t>TI</w:t>
+            </w:r>
+            <w:r>
+              <w:rPr>
+                <w:rFonts w:ascii="Arial" w:hAnsi="Arial" w:cs="Arial"/>
+                <w:sz w:val="28"/>
+                <w:szCs w:val="28"/>
+              </w:rPr>
+              <w:t>-&lt;num&gt;</w:t>
+            </w:r>
+          </w:p>
+        </w:tc>
+        <w:tc>
+          <w:tcPr>
+            <w:tcW w:w="4675" w:type="dxa"/>
+          </w:tcPr>
+          <w:p>
+            <w:pPr>
+              <w:rPr>
+                <w:rFonts w:ascii="Arial" w:hAnsi="Arial" w:cs="Arial"/>
+                <w:sz w:val="28"/>
+                <w:szCs w:val="28"/>
+              </w:rPr>
+            </w:pPr>
+            <w:r>
+              <w:rPr>
+                <w:rFonts w:ascii="Arial" w:hAnsi="Arial" w:cs="Arial"/>
+                <w:sz w:val="28"/>
+                <w:szCs w:val="28"/>
+              </w:rPr>
+              <w:t>Đại diện cho các quy trình nghiệp vụ liên quan đến Quản Lý Danh Mục Thu Nhập</w:t>
+            </w:r>
+          </w:p>
+        </w:tc>
+      </w:tr>
+      <w:tr>
+        <w:tc>
+          <w:tcPr>
+            <w:tcW w:w="4675" w:type="dxa"/>
+          </w:tcPr>
+          <w:p>
+            <w:pPr>
+              <w:tabs>
+                <w:tab w:val="left" w:pos="1632"/>
+              </w:tabs>
+              <w:rPr>
+                <w:rFonts w:ascii="Arial" w:hAnsi="Arial" w:cs="Arial"/>
+                <w:sz w:val="28"/>
+                <w:szCs w:val="28"/>
+              </w:rPr>
+            </w:pPr>
+            <w:r>
+              <w:rPr>
+                <w:rFonts w:ascii="Arial" w:hAnsi="Arial" w:cs="Arial"/>
+                <w:sz w:val="28"/>
+                <w:szCs w:val="28"/>
+              </w:rPr>
+              <w:lastRenderedPageBreak/>
+              <w:t>BP-SM</w:t>
+            </w:r>
+            <w:r>
+              <w:rPr>
+                <w:rFonts w:ascii="Arial" w:hAnsi="Arial" w:cs="Arial"/>
+                <w:sz w:val="28"/>
+                <w:szCs w:val="28"/>
+              </w:rPr>
+              <w:t>-&lt;num&gt;</w:t>
+            </w:r>
+          </w:p>
+        </w:tc>
+        <w:tc>
+          <w:tcPr>
+            <w:tcW w:w="4675" w:type="dxa"/>
+          </w:tcPr>
+          <w:p>
+            <w:pPr>
+              <w:rPr>
+                <w:rFonts w:ascii="Arial" w:hAnsi="Arial" w:cs="Arial"/>
+                <w:sz w:val="28"/>
+                <w:szCs w:val="28"/>
+              </w:rPr>
+            </w:pPr>
+            <w:r>
+              <w:rPr>
+                <w:rFonts w:ascii="Arial" w:hAnsi="Arial" w:cs="Arial"/>
+                <w:sz w:val="28"/>
+                <w:szCs w:val="28"/>
+              </w:rPr>
+              <w:t>Đại diện cho các quy trình nghiệp vụ liên quan đến Quản Lý Nguồn Tiền</w:t>
+            </w:r>
+          </w:p>
+        </w:tc>
+      </w:tr>
+      <w:tr>
+        <w:tc>
+          <w:tcPr>
+            <w:tcW w:w="4675" w:type="dxa"/>
+          </w:tcPr>
+          <w:p>
+            <w:pPr>
+              <w:tabs>
+                <w:tab w:val="left" w:pos="1632"/>
+              </w:tabs>
+              <w:rPr>
+                <w:rFonts w:ascii="Arial" w:hAnsi="Arial" w:cs="Arial"/>
+                <w:sz w:val="28"/>
+                <w:szCs w:val="28"/>
+              </w:rPr>
+            </w:pPr>
+            <w:r>
+              <w:rPr>
+                <w:rFonts w:ascii="Arial" w:hAnsi="Arial" w:cs="Arial"/>
+                <w:sz w:val="28"/>
+                <w:szCs w:val="28"/>
+              </w:rPr>
+              <w:t>BP-TF</w:t>
+            </w:r>
+            <w:r>
+              <w:rPr>
+                <w:rFonts w:ascii="Arial" w:hAnsi="Arial" w:cs="Arial"/>
+                <w:sz w:val="28"/>
+                <w:szCs w:val="28"/>
+              </w:rPr>
+              <w:t>-&lt;num&gt;</w:t>
+            </w:r>
+          </w:p>
+        </w:tc>
+        <w:tc>
+          <w:tcPr>
+            <w:tcW w:w="4675" w:type="dxa"/>
+          </w:tcPr>
+          <w:p>
+            <w:pPr>
+              <w:rPr>
+                <w:rFonts w:ascii="Arial" w:hAnsi="Arial" w:cs="Arial"/>
+                <w:sz w:val="28"/>
+                <w:szCs w:val="28"/>
+              </w:rPr>
+            </w:pPr>
+            <w:r>
+              <w:rPr>
+                <w:rFonts w:ascii="Arial" w:hAnsi="Arial" w:cs="Arial"/>
+                <w:sz w:val="28"/>
+                <w:szCs w:val="28"/>
+              </w:rPr>
+              <w:t>Đại diện cho các quy trình nghiệp vụ liên quan đến Chuyển Tiền Nội Bộ</w:t>
+            </w:r>
+          </w:p>
+        </w:tc>
+      </w:tr>
+      <w:tr>
+        <w:tc>
+          <w:tcPr>
+            <w:tcW w:w="4675" w:type="dxa"/>
+          </w:tcPr>
+          <w:p>
+            <w:pPr>
+              <w:tabs>
+                <w:tab w:val="left" w:pos="1632"/>
+              </w:tabs>
+              <w:rPr>
+                <w:rFonts w:ascii="Arial" w:hAnsi="Arial" w:cs="Arial"/>
+                <w:sz w:val="28"/>
+                <w:szCs w:val="28"/>
+              </w:rPr>
+            </w:pPr>
+            <w:r>
+              <w:rPr>
+                <w:rFonts w:ascii="Arial" w:hAnsi="Arial" w:cs="Arial"/>
+                <w:sz w:val="28"/>
+                <w:szCs w:val="28"/>
+              </w:rPr>
+              <w:t>BP-BUD</w:t>
+            </w:r>
+            <w:r>
+              <w:rPr>
+                <w:rFonts w:ascii="Arial" w:hAnsi="Arial" w:cs="Arial"/>
+                <w:sz w:val="28"/>
+                <w:szCs w:val="28"/>
+              </w:rPr>
+              <w:t>-&lt;num&gt;</w:t>
+            </w:r>
+          </w:p>
+        </w:tc>
+        <w:tc>
+          <w:tcPr>
+            <w:tcW w:w="4675" w:type="dxa"/>
+          </w:tcPr>
+          <w:p>
+            <w:pPr>
+              <w:rPr>
+                <w:rFonts w:ascii="Arial" w:hAnsi="Arial" w:cs="Arial"/>
+                <w:sz w:val="28"/>
+                <w:szCs w:val="28"/>
+              </w:rPr>
+            </w:pPr>
+            <w:r>
+              <w:rPr>
+                <w:rFonts w:ascii="Arial" w:hAnsi="Arial" w:cs="Arial"/>
+                <w:sz w:val="28"/>
+                <w:szCs w:val="28"/>
+              </w:rPr>
+              <w:t>Đại diện cho các quy trình nghiệp vụ liên quan đến Quản Lý Ngân Sách</w:t>
+            </w:r>
+          </w:p>
+        </w:tc>
+      </w:tr>
+      <w:tr>
+        <w:tc>
+          <w:tcPr>
+            <w:tcW w:w="4675" w:type="dxa"/>
+          </w:tcPr>
+          <w:p>
+            <w:pPr>
+              <w:tabs>
+                <w:tab w:val="left" w:pos="1632"/>
+              </w:tabs>
+              <w:rPr>
+                <w:rFonts w:ascii="Arial" w:hAnsi="Arial" w:cs="Arial"/>
+                <w:sz w:val="28"/>
+                <w:szCs w:val="28"/>
+              </w:rPr>
+            </w:pPr>
+            <w:r>
+              <w:rPr>
+                <w:rFonts w:ascii="Arial" w:hAnsi="Arial" w:cs="Arial"/>
+                <w:sz w:val="28"/>
+                <w:szCs w:val="28"/>
+              </w:rPr>
+              <w:t>BP-RE</w:t>
+            </w:r>
+            <w:r>
+              <w:rPr>
+                <w:rFonts w:ascii="Arial" w:hAnsi="Arial" w:cs="Arial"/>
+                <w:sz w:val="28"/>
+                <w:szCs w:val="28"/>
+              </w:rPr>
+              <w:t>-&lt;num&gt;</w:t>
+            </w:r>
+          </w:p>
+        </w:tc>
+        <w:tc>
+          <w:tcPr>
+            <w:tcW w:w="4675" w:type="dxa"/>
+          </w:tcPr>
+          <w:p>
+            <w:pPr>
+              <w:rPr>
+                <w:rFonts w:ascii="Arial" w:hAnsi="Arial" w:cs="Arial"/>
+                <w:sz w:val="28"/>
+                <w:szCs w:val="28"/>
+              </w:rPr>
+            </w:pPr>
+            <w:r>
+              <w:rPr>
+                <w:rFonts w:ascii="Arial" w:hAnsi="Arial" w:cs="Arial"/>
+                <w:sz w:val="28"/>
+                <w:szCs w:val="28"/>
+              </w:rPr>
+              <w:t>Đại diện cho các quy trình nghiệp vụ liên quan đến Quản Lý Chi Phí Cố Định</w:t>
+            </w:r>
+          </w:p>
+        </w:tc>
+      </w:tr>
+      <w:tr>
+        <w:tc>
+          <w:tcPr>
+            <w:tcW w:w="4675" w:type="dxa"/>
+          </w:tcPr>
+          <w:p>
+            <w:pPr>
+              <w:tabs>
+                <w:tab w:val="left" w:pos="1632"/>
+              </w:tabs>
+              <w:rPr>
+                <w:rFonts w:ascii="Arial" w:hAnsi="Arial" w:cs="Arial"/>
+                <w:sz w:val="28"/>
+                <w:szCs w:val="28"/>
+              </w:rPr>
+            </w:pPr>
+            <w:r>
+              <w:rPr>
+                <w:rFonts w:ascii="Arial" w:hAnsi="Arial" w:cs="Arial"/>
+                <w:sz w:val="28"/>
+                <w:szCs w:val="28"/>
+              </w:rPr>
+              <w:t>BP-SRP</w:t>
+            </w:r>
+            <w:r>
+              <w:rPr>
+                <w:rFonts w:ascii="Arial" w:hAnsi="Arial" w:cs="Arial"/>
+                <w:sz w:val="28"/>
+                <w:szCs w:val="28"/>
+              </w:rPr>
+              <w:t>-&lt;num&gt;</w:t>
+            </w:r>
+          </w:p>
+        </w:tc>
+        <w:tc>
+          <w:tcPr>
+            <w:tcW w:w="4675" w:type="dxa"/>
+          </w:tcPr>
+          <w:p>
+            <w:pPr>
+              <w:rPr>
+                <w:rFonts w:ascii="Arial" w:hAnsi="Arial" w:cs="Arial"/>
+                <w:sz w:val="28"/>
+                <w:szCs w:val="28"/>
+              </w:rPr>
+            </w:pPr>
+            <w:r>
+              <w:rPr>
+                <w:rFonts w:ascii="Arial" w:hAnsi="Arial" w:cs="Arial"/>
+                <w:sz w:val="28"/>
+                <w:szCs w:val="28"/>
+              </w:rPr>
+              <w:t>Đại diện cho các quy trình nghiệp vụ liên quan đến Thống Kê và Báo Cáo</w:t>
+            </w:r>
+          </w:p>
+        </w:tc>
+      </w:tr>
+      <w:tr>
+        <w:tc>
+          <w:tcPr>
+            <w:tcW w:w="4675" w:type="dxa"/>
+          </w:tcPr>
+          <w:p>
+            <w:pPr>
+              <w:tabs>
+                <w:tab w:val="left" w:pos="1632"/>
+              </w:tabs>
+              <w:rPr>
+                <w:rFonts w:ascii="Arial" w:hAnsi="Arial" w:cs="Arial"/>
+                <w:sz w:val="28"/>
+                <w:szCs w:val="28"/>
+              </w:rPr>
+            </w:pPr>
+            <w:r>
+              <w:rPr>
+                <w:rFonts w:ascii="Arial" w:hAnsi="Arial" w:cs="Arial"/>
+                <w:sz w:val="28"/>
+                <w:szCs w:val="28"/>
+              </w:rPr>
+              <w:t>BP-BUR</w:t>
+            </w:r>
+            <w:r>
+              <w:rPr>
+                <w:rFonts w:ascii="Arial" w:hAnsi="Arial" w:cs="Arial"/>
+                <w:sz w:val="28"/>
+                <w:szCs w:val="28"/>
+              </w:rPr>
+              <w:t>-&lt;num&gt;</w:t>
+            </w:r>
+          </w:p>
+        </w:tc>
+        <w:tc>
+          <w:tcPr>
+            <w:tcW w:w="4675" w:type="dxa"/>
+          </w:tcPr>
+          <w:p>
+            <w:pPr>
+              <w:rPr>
+                <w:rFonts w:ascii="Arial" w:hAnsi="Arial" w:cs="Arial"/>
+                <w:sz w:val="28"/>
+                <w:szCs w:val="28"/>
+              </w:rPr>
+            </w:pPr>
+            <w:r>
+              <w:rPr>
+                <w:rFonts w:ascii="Arial" w:hAnsi="Arial" w:cs="Arial"/>
+                <w:sz w:val="28"/>
+                <w:szCs w:val="28"/>
+              </w:rPr>
+              <w:t xml:space="preserve">Đại diện cho các quy trình nghiệp vụ liên quan đến Sao Lưu và Khôi Phục </w:t>
+            </w:r>
+          </w:p>
+        </w:tc>
+      </w:tr>
+      <w:tr>
+        <w:tc>
+          <w:tcPr>
+            <w:tcW w:w="4675" w:type="dxa"/>
+          </w:tcPr>
+          <w:p>
+            <w:pPr>
+              <w:tabs>
+                <w:tab w:val="left" w:pos="1632"/>
+              </w:tabs>
+              <w:rPr>
+                <w:rFonts w:ascii="Arial" w:hAnsi="Arial" w:cs="Arial"/>
+                <w:sz w:val="28"/>
+                <w:szCs w:val="28"/>
+              </w:rPr>
+            </w:pPr>
+            <w:r>
+              <w:rPr>
+                <w:rFonts w:ascii="Arial" w:hAnsi="Arial" w:cs="Arial"/>
+                <w:sz w:val="28"/>
+                <w:szCs w:val="28"/>
+              </w:rPr>
+              <w:t>BP-SD</w:t>
+            </w:r>
+            <w:r>
+              <w:rPr>
+                <w:rFonts w:ascii="Arial" w:hAnsi="Arial" w:cs="Arial"/>
+                <w:sz w:val="28"/>
+                <w:szCs w:val="28"/>
+              </w:rPr>
+              <w:t>-&lt;num&gt;</w:t>
+            </w:r>
+          </w:p>
+        </w:tc>
+        <w:tc>
+          <w:tcPr>
+            <w:tcW w:w="4675" w:type="dxa"/>
+          </w:tcPr>
+          <w:p>
+            <w:pPr>
+              <w:rPr>
+                <w:rFonts w:ascii="Arial" w:hAnsi="Arial" w:cs="Arial"/>
+                <w:sz w:val="28"/>
+                <w:szCs w:val="28"/>
+              </w:rPr>
+            </w:pPr>
+            <w:r>
+              <w:rPr>
+                <w:rFonts w:ascii="Arial" w:hAnsi="Arial" w:cs="Arial"/>
+                <w:sz w:val="28"/>
+                <w:szCs w:val="28"/>
+              </w:rPr>
+              <w:t>Đại diện cho các quy trình nghiệp vụ liên quan đến Xóa Mềm</w:t>
+            </w:r>
+          </w:p>
+        </w:tc>
+      </w:tr>
+      <w:tr>
+        <w:tc>
+          <w:tcPr>
+            <w:tcW w:w="4675" w:type="dxa"/>
+          </w:tcPr>
+          <w:p>
+            <w:pPr>
+              <w:tabs>
+                <w:tab w:val="left" w:pos="1632"/>
+              </w:tabs>
+              <w:rPr>
+                <w:rFonts w:ascii="Arial" w:hAnsi="Arial" w:cs="Arial"/>
+                <w:sz w:val="28"/>
+                <w:szCs w:val="28"/>
+              </w:rPr>
+            </w:pPr>
+            <w:r>
+              <w:rPr>
+                <w:rFonts w:ascii="Arial" w:hAnsi="Arial" w:cs="Arial"/>
+                <w:sz w:val="28"/>
+                <w:szCs w:val="28"/>
+              </w:rPr>
+              <w:t>BP-HIS</w:t>
+            </w:r>
+            <w:r>
+              <w:rPr>
+                <w:rFonts w:ascii="Arial" w:hAnsi="Arial" w:cs="Arial"/>
+                <w:sz w:val="28"/>
+                <w:szCs w:val="28"/>
+              </w:rPr>
+              <w:t>-&lt;num&gt;</w:t>
+            </w:r>
+          </w:p>
+        </w:tc>
+        <w:tc>
+          <w:tcPr>
+            <w:tcW w:w="4675" w:type="dxa"/>
+          </w:tcPr>
+          <w:p>
+            <w:pPr>
+              <w:rPr>
+                <w:rFonts w:ascii="Arial" w:hAnsi="Arial" w:cs="Arial"/>
+                <w:sz w:val="28"/>
+                <w:szCs w:val="28"/>
+              </w:rPr>
+            </w:pPr>
+            <w:r>
+              <w:rPr>
+                <w:rFonts w:ascii="Arial" w:hAnsi="Arial" w:cs="Arial"/>
+                <w:sz w:val="28"/>
+                <w:szCs w:val="28"/>
+              </w:rPr>
+              <w:t>Đại diện cho các quy trình nghiệp vụ liên quan đến Lịch Sử Giao Dịch</w:t>
+            </w:r>
+          </w:p>
+        </w:tc>
+      </w:tr>
+      <w:tr>
+        <w:tc>
+          <w:tcPr>
+            <w:tcW w:w="4675" w:type="dxa"/>
+          </w:tcPr>
+          <w:p>
+            <w:pPr>
+              <w:tabs>
+                <w:tab w:val="left" w:pos="1632"/>
+              </w:tabs>
+              <w:rPr>
+                <w:rFonts w:ascii="Arial" w:hAnsi="Arial" w:cs="Arial"/>
+                <w:sz w:val="28"/>
+                <w:szCs w:val="28"/>
+              </w:rPr>
+            </w:pPr>
+          </w:p>
+        </w:tc>
+        <w:tc>
+          <w:tcPr>
+            <w:tcW w:w="4675" w:type="dxa"/>
+          </w:tcPr>
+          <w:p>
+            <w:pPr>
+              <w:rPr>
+                <w:rFonts w:ascii="Arial" w:hAnsi="Arial" w:cs="Arial"/>
+                <w:sz w:val="28"/>
+                <w:szCs w:val="28"/>
+              </w:rPr>
+            </w:pPr>
+          </w:p>
+        </w:tc>
+      </w:tr>
     </w:tbl>
     <w:p>
       <w:pPr>
@@ -7626,23 +8466,7 @@
           <w:sz w:val="28"/>
           <w:szCs w:val="28"/>
         </w:rPr>
-        <w:t xml:space="preserve"> Nếu người dùng chưa đặt tên cho khoản thu nhập, </w:t>
-      </w:r>
-      <w:r>
-        <w:rPr>
-          <w:rFonts w:ascii="Arial" w:hAnsi="Arial" w:cs="Arial"/>
-          <w:sz w:val="28"/>
-          <w:szCs w:val="28"/>
-        </w:rPr>
-        <w:t xml:space="preserve">chương trình sẽ cấp tên “Chi Tiêu Chưa Rõ &lt;Số&gt;”, </w:t>
-      </w:r>
-      <w:r>
-        <w:rPr>
-          <w:rFonts w:ascii="Arial" w:hAnsi="Arial" w:cs="Arial"/>
-          <w:sz w:val="28"/>
-          <w:szCs w:val="28"/>
-        </w:rPr>
-        <w:t>với số tăng dần theo số lượng</w:t>
+        <w:t xml:space="preserve"> Nếu người dùng chưa đặt tên cho khoản thu nhập, chương trình sẽ cấp tên “Chi Tiêu Chưa Rõ &lt;Số&gt;”, với số tăng dần theo số lượng</w:t>
       </w:r>
       <w:r>
         <w:rPr>
@@ -9897,15 +10721,7 @@
           <w:sz w:val="28"/>
           <w:szCs w:val="28"/>
         </w:rPr>
-        <w:t>BR-BUD-</w:t>
-      </w:r>
-      <w:r>
-        <w:rPr>
-          <w:rFonts w:ascii="Arial" w:hAnsi="Arial" w:cs="Arial"/>
-          <w:sz w:val="28"/>
-          <w:szCs w:val="28"/>
-        </w:rPr>
-        <w:t>2. Nếu người dùng không nhập tên ngân sách, chương trình sẽ tự khởi tạo tên theo cấu trúc:</w:t>
+        <w:t>BR-BUD-2. Nếu người dùng không nhập tên ngân sách, chương trình sẽ tự khởi tạo tên theo cấu trúc:</w:t>
       </w:r>
     </w:p>
     <w:p>
@@ -9942,15 +10758,7 @@
           <w:sz w:val="28"/>
           <w:szCs w:val="28"/>
         </w:rPr>
-        <w:t>BR-BUD-</w:t>
-      </w:r>
-      <w:r>
-        <w:rPr>
-          <w:rFonts w:ascii="Arial" w:hAnsi="Arial" w:cs="Arial"/>
-          <w:sz w:val="28"/>
-          <w:szCs w:val="28"/>
-        </w:rPr>
-        <w:t xml:space="preserve">3. </w:t>
+        <w:t xml:space="preserve">BR-BUD-3. </w:t>
       </w:r>
       <w:r>
         <w:rPr>
@@ -9984,15 +10792,7 @@
           <w:sz w:val="28"/>
           <w:szCs w:val="28"/>
         </w:rPr>
-        <w:t>BR-BUD-</w:t>
-      </w:r>
-      <w:r>
-        <w:rPr>
-          <w:rFonts w:ascii="Arial" w:hAnsi="Arial" w:cs="Arial"/>
-          <w:sz w:val="28"/>
-          <w:szCs w:val="28"/>
-        </w:rPr>
-        <w:t xml:space="preserve">4. </w:t>
+        <w:t xml:space="preserve">BR-BUD-4. </w:t>
       </w:r>
       <w:r>
         <w:rPr>
@@ -10026,15 +10826,7 @@
           <w:sz w:val="28"/>
           <w:szCs w:val="28"/>
         </w:rPr>
-        <w:t>BR-BUD-</w:t>
-      </w:r>
-      <w:r>
-        <w:rPr>
-          <w:rFonts w:ascii="Arial" w:hAnsi="Arial" w:cs="Arial"/>
-          <w:sz w:val="28"/>
-          <w:szCs w:val="28"/>
-        </w:rPr>
-        <w:t xml:space="preserve">5. </w:t>
+        <w:t xml:space="preserve">BR-BUD-5. </w:t>
       </w:r>
       <w:r>
         <w:rPr>
@@ -10060,15 +10852,7 @@
           <w:sz w:val="28"/>
           <w:szCs w:val="28"/>
         </w:rPr>
-        <w:t>BR-BUD-</w:t>
-      </w:r>
-      <w:r>
-        <w:rPr>
-          <w:rFonts w:ascii="Arial" w:hAnsi="Arial" w:cs="Arial"/>
-          <w:sz w:val="28"/>
-          <w:szCs w:val="28"/>
-        </w:rPr>
-        <w:t xml:space="preserve">6. </w:t>
+        <w:t xml:space="preserve">BR-BUD-6. </w:t>
       </w:r>
       <w:r>
         <w:rPr>
@@ -10112,15 +10896,7 @@
           <w:sz w:val="28"/>
           <w:szCs w:val="28"/>
         </w:rPr>
-        <w:t>BR-BUD-</w:t>
-      </w:r>
-      <w:r>
-        <w:rPr>
-          <w:rFonts w:ascii="Arial" w:hAnsi="Arial" w:cs="Arial"/>
-          <w:sz w:val="28"/>
-          <w:szCs w:val="28"/>
-        </w:rPr>
-        <w:t xml:space="preserve">7. </w:t>
+        <w:t xml:space="preserve">BR-BUD-7. </w:t>
       </w:r>
       <w:r>
         <w:rPr>
@@ -10277,7 +11053,57 @@
           <w:sz w:val="28"/>
           <w:szCs w:val="28"/>
         </w:rPr>
-        <w:t>BR-BUD-</w:t>
+        <w:t>BR-BUD-1</w:t>
+      </w:r>
+      <w:r>
+        <w:rPr>
+          <w:rFonts w:ascii="Arial" w:hAnsi="Arial" w:cs="Arial"/>
+          <w:sz w:val="28"/>
+          <w:szCs w:val="28"/>
+        </w:rPr>
+        <w:t>0</w:t>
+      </w:r>
+      <w:r>
+        <w:rPr>
+          <w:rFonts w:ascii="Arial" w:hAnsi="Arial" w:cs="Arial"/>
+          <w:sz w:val="28"/>
+          <w:szCs w:val="28"/>
+        </w:rPr>
+        <w:t xml:space="preserve">. </w:t>
+      </w:r>
+      <w:r>
+        <w:rPr>
+          <w:rFonts w:ascii="Arial" w:hAnsi="Arial" w:cs="Arial"/>
+          <w:sz w:val="28"/>
+          <w:szCs w:val="28"/>
+        </w:rPr>
+        <w:t>Người dùng chỉ được phép chỉnh sửa hoặc xóa ngân sách thuộc tài khoản của chính mình</w:t>
+      </w:r>
+      <w:r>
+        <w:rPr>
+          <w:rFonts w:ascii="Arial" w:hAnsi="Arial" w:cs="Arial"/>
+          <w:sz w:val="28"/>
+          <w:szCs w:val="28"/>
+        </w:rPr>
+        <w:t>.</w:t>
+      </w:r>
+    </w:p>
+    <w:p>
+      <w:pPr>
+        <w:ind w:left="720"/>
+        <w:rPr>
+          <w:rFonts w:ascii="Arial" w:hAnsi="Arial" w:cs="Arial"/>
+          <w:sz w:val="28"/>
+          <w:szCs w:val="28"/>
+        </w:rPr>
+      </w:pPr>
+      <w:r>
+        <w:rPr>
+          <w:rFonts w:ascii="Arial" w:hAnsi="Arial" w:cs="Arial"/>
+          <w:sz w:val="28"/>
+          <w:szCs w:val="28"/>
+        </w:rPr>
+        <w:t>BR-BUD-1</w:t>
       </w:r>
       <w:r>
         <w:rPr>
@@ -10293,14 +11119,6 @@
           <w:sz w:val="28"/>
           <w:szCs w:val="28"/>
         </w:rPr>
-        <w:t>0</w:t>
-      </w:r>
-      <w:r>
-        <w:rPr>
-          <w:rFonts w:ascii="Arial" w:hAnsi="Arial" w:cs="Arial"/>
-          <w:sz w:val="28"/>
-          <w:szCs w:val="28"/>
-        </w:rPr>
         <w:t xml:space="preserve">. </w:t>
       </w:r>
       <w:r>
@@ -10309,7 +11127,7 @@
           <w:sz w:val="28"/>
           <w:szCs w:val="28"/>
         </w:rPr>
-        <w:t>Người dùng chỉ được phép chỉnh sửa hoặc xóa ngân sách thuộc tài khoản của chính mình</w:t>
+        <w:t>Người dùng chỉ được phép sử dụng ngân sách thuộc tài khoản của chính mình</w:t>
       </w:r>
       <w:r>
         <w:rPr>
@@ -10335,73 +11153,7 @@
           <w:sz w:val="28"/>
           <w:szCs w:val="28"/>
         </w:rPr>
-        <w:t>BR-BUD-</w:t>
-      </w:r>
-      <w:r>
-        <w:rPr>
-          <w:rFonts w:ascii="Arial" w:hAnsi="Arial" w:cs="Arial"/>
-          <w:sz w:val="28"/>
-          <w:szCs w:val="28"/>
-        </w:rPr>
-        <w:t>1</w:t>
-      </w:r>
-      <w:r>
-        <w:rPr>
-          <w:rFonts w:ascii="Arial" w:hAnsi="Arial" w:cs="Arial"/>
-          <w:sz w:val="28"/>
-          <w:szCs w:val="28"/>
-        </w:rPr>
-        <w:t>1</w:t>
-      </w:r>
-      <w:r>
-        <w:rPr>
-          <w:rFonts w:ascii="Arial" w:hAnsi="Arial" w:cs="Arial"/>
-          <w:sz w:val="28"/>
-          <w:szCs w:val="28"/>
-        </w:rPr>
-        <w:t xml:space="preserve">. </w:t>
-      </w:r>
-      <w:r>
-        <w:rPr>
-          <w:rFonts w:ascii="Arial" w:hAnsi="Arial" w:cs="Arial"/>
-          <w:sz w:val="28"/>
-          <w:szCs w:val="28"/>
-        </w:rPr>
-        <w:t>Người dùng chỉ được phép sử dụng ngân sách thuộc tài khoản của chính mình</w:t>
-      </w:r>
-      <w:r>
-        <w:rPr>
-          <w:rFonts w:ascii="Arial" w:hAnsi="Arial" w:cs="Arial"/>
-          <w:sz w:val="28"/>
-          <w:szCs w:val="28"/>
-        </w:rPr>
-        <w:t>.</w:t>
-      </w:r>
-    </w:p>
-    <w:p>
-      <w:pPr>
-        <w:ind w:left="720"/>
-        <w:rPr>
-          <w:rFonts w:ascii="Arial" w:hAnsi="Arial" w:cs="Arial"/>
-          <w:sz w:val="28"/>
-          <w:szCs w:val="28"/>
-        </w:rPr>
-      </w:pPr>
-      <w:r>
-        <w:rPr>
-          <w:rFonts w:ascii="Arial" w:hAnsi="Arial" w:cs="Arial"/>
-          <w:sz w:val="28"/>
-          <w:szCs w:val="28"/>
-        </w:rPr>
-        <w:t>BR-BUD-</w:t>
-      </w:r>
-      <w:r>
-        <w:rPr>
-          <w:rFonts w:ascii="Arial" w:hAnsi="Arial" w:cs="Arial"/>
-          <w:sz w:val="28"/>
-          <w:szCs w:val="28"/>
-        </w:rPr>
-        <w:t>1</w:t>
+        <w:t>BR-BUD-1</w:t>
       </w:r>
       <w:r>
         <w:rPr>
@@ -13687,6 +14439,1280 @@
           <w:szCs w:val="28"/>
         </w:rPr>
         <w:t>Quy Trình Nghiệp Vụ (Business Process)</w:t>
+      </w:r>
+    </w:p>
+    <w:p>
+      <w:pPr>
+        <w:pStyle w:val="ListParagraph"/>
+        <w:numPr>
+          <w:ilvl w:val="2"/>
+          <w:numId w:val="13"/>
+        </w:numPr>
+        <w:rPr>
+          <w:rFonts w:ascii="Arial" w:hAnsi="Arial" w:cs="Arial"/>
+          <w:b/>
+          <w:bCs/>
+          <w:sz w:val="28"/>
+          <w:szCs w:val="28"/>
+        </w:rPr>
+      </w:pPr>
+      <w:r>
+        <w:rPr>
+          <w:rFonts w:ascii="Arial" w:hAnsi="Arial" w:cs="Arial"/>
+          <w:b/>
+          <w:bCs/>
+          <w:sz w:val="28"/>
+          <w:szCs w:val="28"/>
+        </w:rPr>
+        <w:t xml:space="preserve"> Quy Trình Nghiệp Vụ Cho Tài Khoản</w:t>
+      </w:r>
+    </w:p>
+    <w:p>
+      <w:pPr>
+        <w:ind w:left="720"/>
+        <w:rPr>
+          <w:rFonts w:ascii="Arial" w:hAnsi="Arial" w:cs="Arial"/>
+          <w:sz w:val="28"/>
+          <w:szCs w:val="28"/>
+        </w:rPr>
+      </w:pPr>
+      <w:r>
+        <w:rPr>
+          <w:rFonts w:ascii="Arial" w:hAnsi="Arial" w:cs="Arial"/>
+          <w:sz w:val="28"/>
+          <w:szCs w:val="28"/>
+        </w:rPr>
+        <w:t>BP-ACC-1. Quy trình Đăng Ký Tài Khoản</w:t>
+      </w:r>
+    </w:p>
+    <w:p>
+      <w:pPr>
+        <w:pStyle w:val="ListParagraph"/>
+        <w:numPr>
+          <w:ilvl w:val="0"/>
+          <w:numId w:val="15"/>
+        </w:numPr>
+        <w:rPr>
+          <w:rFonts w:ascii="Arial" w:hAnsi="Arial" w:cs="Arial"/>
+          <w:sz w:val="28"/>
+          <w:szCs w:val="28"/>
+        </w:rPr>
+      </w:pPr>
+      <w:r>
+        <w:rPr>
+          <w:rFonts w:ascii="Arial" w:hAnsi="Arial" w:cs="Arial"/>
+          <w:sz w:val="28"/>
+          <w:szCs w:val="28"/>
+        </w:rPr>
+        <w:t>Nhập thông tin cần thiết</w:t>
+      </w:r>
+    </w:p>
+    <w:p>
+      <w:pPr>
+        <w:pStyle w:val="ListParagraph"/>
+        <w:numPr>
+          <w:ilvl w:val="0"/>
+          <w:numId w:val="15"/>
+        </w:numPr>
+        <w:rPr>
+          <w:rFonts w:ascii="Arial" w:hAnsi="Arial" w:cs="Arial"/>
+          <w:sz w:val="28"/>
+          <w:szCs w:val="28"/>
+        </w:rPr>
+      </w:pPr>
+      <w:r>
+        <w:rPr>
+          <w:rFonts w:ascii="Arial" w:hAnsi="Arial" w:cs="Arial"/>
+          <w:sz w:val="28"/>
+          <w:szCs w:val="28"/>
+        </w:rPr>
+        <w:t>Xác thực thông tin đầy đủ chưa</w:t>
+      </w:r>
+    </w:p>
+    <w:p>
+      <w:pPr>
+        <w:pStyle w:val="ListParagraph"/>
+        <w:numPr>
+          <w:ilvl w:val="0"/>
+          <w:numId w:val="15"/>
+        </w:numPr>
+        <w:rPr>
+          <w:rFonts w:ascii="Arial" w:hAnsi="Arial" w:cs="Arial"/>
+          <w:sz w:val="28"/>
+          <w:szCs w:val="28"/>
+        </w:rPr>
+      </w:pPr>
+      <w:r>
+        <w:rPr>
+          <w:rFonts w:ascii="Arial" w:hAnsi="Arial" w:cs="Arial"/>
+          <w:sz w:val="28"/>
+          <w:szCs w:val="28"/>
+        </w:rPr>
+        <w:t>Kiểm tra xem username/email đã tồn tại chưa</w:t>
+      </w:r>
+    </w:p>
+    <w:p>
+      <w:pPr>
+        <w:pStyle w:val="ListParagraph"/>
+        <w:numPr>
+          <w:ilvl w:val="0"/>
+          <w:numId w:val="15"/>
+        </w:numPr>
+        <w:rPr>
+          <w:rFonts w:ascii="Arial" w:hAnsi="Arial" w:cs="Arial"/>
+          <w:sz w:val="28"/>
+          <w:szCs w:val="28"/>
+        </w:rPr>
+      </w:pPr>
+      <w:r>
+        <w:rPr>
+          <w:rFonts w:ascii="Arial" w:hAnsi="Arial" w:cs="Arial"/>
+          <w:sz w:val="28"/>
+          <w:szCs w:val="28"/>
+        </w:rPr>
+        <w:t>Mã hóa mật khẩu</w:t>
+      </w:r>
+    </w:p>
+    <w:p>
+      <w:pPr>
+        <w:pStyle w:val="ListParagraph"/>
+        <w:numPr>
+          <w:ilvl w:val="0"/>
+          <w:numId w:val="15"/>
+        </w:numPr>
+        <w:rPr>
+          <w:rFonts w:ascii="Arial" w:hAnsi="Arial" w:cs="Arial"/>
+          <w:sz w:val="28"/>
+          <w:szCs w:val="28"/>
+        </w:rPr>
+      </w:pPr>
+      <w:r>
+        <w:rPr>
+          <w:rFonts w:ascii="Arial" w:hAnsi="Arial" w:cs="Arial"/>
+          <w:sz w:val="28"/>
+          <w:szCs w:val="28"/>
+        </w:rPr>
+        <w:t>Tiến hành tạo tài khoản</w:t>
+      </w:r>
+    </w:p>
+    <w:p>
+      <w:pPr>
+        <w:pStyle w:val="ListParagraph"/>
+        <w:numPr>
+          <w:ilvl w:val="0"/>
+          <w:numId w:val="15"/>
+        </w:numPr>
+        <w:rPr>
+          <w:rFonts w:ascii="Arial" w:hAnsi="Arial" w:cs="Arial"/>
+          <w:sz w:val="28"/>
+          <w:szCs w:val="28"/>
+        </w:rPr>
+      </w:pPr>
+      <w:r>
+        <w:rPr>
+          <w:rFonts w:ascii="Arial" w:hAnsi="Arial" w:cs="Arial"/>
+          <w:sz w:val="28"/>
+          <w:szCs w:val="28"/>
+        </w:rPr>
+        <w:t>Thành công</w:t>
+      </w:r>
+    </w:p>
+    <w:p>
+      <w:pPr>
+        <w:ind w:left="720"/>
+        <w:rPr>
+          <w:rFonts w:ascii="Arial" w:hAnsi="Arial" w:cs="Arial"/>
+          <w:sz w:val="28"/>
+          <w:szCs w:val="28"/>
+        </w:rPr>
+      </w:pPr>
+      <w:r>
+        <w:rPr>
+          <w:rFonts w:ascii="Arial" w:hAnsi="Arial" w:cs="Arial"/>
+          <w:sz w:val="28"/>
+          <w:szCs w:val="28"/>
+        </w:rPr>
+        <w:t>BP-ACC-2. Quy trình Đăng Nhập Tài Khoản</w:t>
+      </w:r>
+    </w:p>
+    <w:p>
+      <w:pPr>
+        <w:pStyle w:val="ListParagraph"/>
+        <w:numPr>
+          <w:ilvl w:val="0"/>
+          <w:numId w:val="15"/>
+        </w:numPr>
+        <w:rPr>
+          <w:rFonts w:ascii="Arial" w:hAnsi="Arial" w:cs="Arial"/>
+          <w:sz w:val="28"/>
+          <w:szCs w:val="28"/>
+        </w:rPr>
+      </w:pPr>
+      <w:r>
+        <w:rPr>
+          <w:rFonts w:ascii="Arial" w:hAnsi="Arial" w:cs="Arial"/>
+          <w:sz w:val="28"/>
+          <w:szCs w:val="28"/>
+        </w:rPr>
+        <w:t>Nhập username / email và mật khẩu</w:t>
+      </w:r>
+    </w:p>
+    <w:p>
+      <w:pPr>
+        <w:pStyle w:val="ListParagraph"/>
+        <w:numPr>
+          <w:ilvl w:val="0"/>
+          <w:numId w:val="15"/>
+        </w:numPr>
+        <w:rPr>
+          <w:rFonts w:ascii="Arial" w:hAnsi="Arial" w:cs="Arial"/>
+          <w:sz w:val="28"/>
+          <w:szCs w:val="28"/>
+        </w:rPr>
+      </w:pPr>
+      <w:r>
+        <w:rPr>
+          <w:rFonts w:ascii="Arial" w:hAnsi="Arial" w:cs="Arial"/>
+          <w:sz w:val="28"/>
+          <w:szCs w:val="28"/>
+        </w:rPr>
+        <w:lastRenderedPageBreak/>
+        <w:t>Kiểm tra username/gmail có tồn tại trong hệ thống hay chưa</w:t>
+      </w:r>
+    </w:p>
+    <w:p>
+      <w:pPr>
+        <w:pStyle w:val="ListParagraph"/>
+        <w:numPr>
+          <w:ilvl w:val="0"/>
+          <w:numId w:val="15"/>
+        </w:numPr>
+        <w:rPr>
+          <w:rFonts w:ascii="Arial" w:hAnsi="Arial" w:cs="Arial"/>
+          <w:sz w:val="28"/>
+          <w:szCs w:val="28"/>
+        </w:rPr>
+      </w:pPr>
+      <w:r>
+        <w:rPr>
+          <w:rFonts w:ascii="Arial" w:hAnsi="Arial" w:cs="Arial"/>
+          <w:sz w:val="28"/>
+          <w:szCs w:val="28"/>
+        </w:rPr>
+        <w:t>Xác thực mật khẩu ứng với tài khoản</w:t>
+      </w:r>
+    </w:p>
+    <w:p>
+      <w:pPr>
+        <w:pStyle w:val="ListParagraph"/>
+        <w:numPr>
+          <w:ilvl w:val="0"/>
+          <w:numId w:val="15"/>
+        </w:numPr>
+        <w:rPr>
+          <w:rFonts w:ascii="Arial" w:hAnsi="Arial" w:cs="Arial"/>
+          <w:sz w:val="28"/>
+          <w:szCs w:val="28"/>
+        </w:rPr>
+      </w:pPr>
+      <w:r>
+        <w:rPr>
+          <w:rFonts w:ascii="Arial" w:hAnsi="Arial" w:cs="Arial"/>
+          <w:sz w:val="28"/>
+          <w:szCs w:val="28"/>
+        </w:rPr>
+        <w:t>Tạo phiên (session) hoạt động</w:t>
+      </w:r>
+    </w:p>
+    <w:p>
+      <w:pPr>
+        <w:pStyle w:val="ListParagraph"/>
+        <w:numPr>
+          <w:ilvl w:val="0"/>
+          <w:numId w:val="15"/>
+        </w:numPr>
+        <w:rPr>
+          <w:rFonts w:ascii="Arial" w:hAnsi="Arial" w:cs="Arial"/>
+          <w:sz w:val="28"/>
+          <w:szCs w:val="28"/>
+        </w:rPr>
+      </w:pPr>
+      <w:r>
+        <w:rPr>
+          <w:rFonts w:ascii="Arial" w:hAnsi="Arial" w:cs="Arial"/>
+          <w:sz w:val="28"/>
+          <w:szCs w:val="28"/>
+        </w:rPr>
+        <w:t>Vào trang chủ</w:t>
+      </w:r>
+    </w:p>
+    <w:p>
+      <w:pPr>
+        <w:pStyle w:val="ListParagraph"/>
+        <w:numPr>
+          <w:ilvl w:val="2"/>
+          <w:numId w:val="13"/>
+        </w:numPr>
+        <w:rPr>
+          <w:rFonts w:ascii="Arial" w:hAnsi="Arial" w:cs="Arial"/>
+          <w:b/>
+          <w:bCs/>
+          <w:sz w:val="28"/>
+          <w:szCs w:val="28"/>
+        </w:rPr>
+      </w:pPr>
+      <w:r>
+        <w:rPr>
+          <w:rFonts w:ascii="Arial" w:hAnsi="Arial" w:cs="Arial"/>
+          <w:b/>
+          <w:bCs/>
+          <w:sz w:val="28"/>
+          <w:szCs w:val="28"/>
+        </w:rPr>
+        <w:t>Quy Trình Nghiệp Vụ Cho Quản Lý Chi Tiêu</w:t>
+      </w:r>
+    </w:p>
+    <w:p>
+      <w:pPr>
+        <w:ind w:left="720"/>
+        <w:rPr>
+          <w:rFonts w:ascii="Arial" w:hAnsi="Arial" w:cs="Arial"/>
+          <w:sz w:val="28"/>
+          <w:szCs w:val="28"/>
+        </w:rPr>
+      </w:pPr>
+      <w:r>
+        <w:rPr>
+          <w:rFonts w:ascii="Arial" w:hAnsi="Arial" w:cs="Arial"/>
+          <w:sz w:val="28"/>
+          <w:szCs w:val="28"/>
+        </w:rPr>
+        <w:t xml:space="preserve">BP-ET-1. </w:t>
+      </w:r>
+      <w:r>
+        <w:rPr>
+          <w:rFonts w:ascii="Arial" w:hAnsi="Arial" w:cs="Arial"/>
+          <w:sz w:val="28"/>
+          <w:szCs w:val="28"/>
+        </w:rPr>
+        <w:t>Quy trình Tạo Khoản Chi Tiêu</w:t>
+      </w:r>
+    </w:p>
+    <w:p>
+      <w:pPr>
+        <w:pStyle w:val="ListParagraph"/>
+        <w:numPr>
+          <w:ilvl w:val="0"/>
+          <w:numId w:val="15"/>
+        </w:numPr>
+        <w:rPr>
+          <w:rFonts w:ascii="Arial" w:hAnsi="Arial" w:cs="Arial"/>
+          <w:sz w:val="28"/>
+          <w:szCs w:val="28"/>
+        </w:rPr>
+      </w:pPr>
+      <w:r>
+        <w:rPr>
+          <w:rFonts w:ascii="Arial" w:hAnsi="Arial" w:cs="Arial"/>
+          <w:sz w:val="28"/>
+          <w:szCs w:val="28"/>
+        </w:rPr>
+        <w:t xml:space="preserve">Nhập </w:t>
+      </w:r>
+      <w:r>
+        <w:rPr>
+          <w:rFonts w:ascii="Arial" w:hAnsi="Arial" w:cs="Arial"/>
+          <w:sz w:val="28"/>
+          <w:szCs w:val="28"/>
+        </w:rPr>
+        <w:t>các thông tin liên quan đến chi tiêu</w:t>
+      </w:r>
+    </w:p>
+    <w:p>
+      <w:pPr>
+        <w:pStyle w:val="ListParagraph"/>
+        <w:numPr>
+          <w:ilvl w:val="0"/>
+          <w:numId w:val="15"/>
+        </w:numPr>
+        <w:rPr>
+          <w:rFonts w:ascii="Arial" w:hAnsi="Arial" w:cs="Arial"/>
+          <w:sz w:val="28"/>
+          <w:szCs w:val="28"/>
+        </w:rPr>
+      </w:pPr>
+      <w:r>
+        <w:rPr>
+          <w:rFonts w:ascii="Arial" w:hAnsi="Arial" w:cs="Arial"/>
+          <w:sz w:val="28"/>
+          <w:szCs w:val="28"/>
+        </w:rPr>
+        <w:t>Xác thực các dữ liệu yêu cầu</w:t>
+      </w:r>
+    </w:p>
+    <w:p>
+      <w:pPr>
+        <w:pStyle w:val="ListParagraph"/>
+        <w:numPr>
+          <w:ilvl w:val="0"/>
+          <w:numId w:val="15"/>
+        </w:numPr>
+        <w:rPr>
+          <w:rFonts w:ascii="Arial" w:hAnsi="Arial" w:cs="Arial"/>
+          <w:sz w:val="28"/>
+          <w:szCs w:val="28"/>
+        </w:rPr>
+      </w:pPr>
+      <w:r>
+        <w:rPr>
+          <w:rFonts w:ascii="Arial" w:hAnsi="Arial" w:cs="Arial"/>
+          <w:sz w:val="28"/>
+          <w:szCs w:val="28"/>
+        </w:rPr>
+        <w:t>Kiểm tra nguồn tiền</w:t>
+      </w:r>
+    </w:p>
+    <w:p>
+      <w:pPr>
+        <w:pStyle w:val="ListParagraph"/>
+        <w:numPr>
+          <w:ilvl w:val="0"/>
+          <w:numId w:val="15"/>
+        </w:numPr>
+        <w:rPr>
+          <w:rFonts w:ascii="Arial" w:hAnsi="Arial" w:cs="Arial"/>
+          <w:sz w:val="28"/>
+          <w:szCs w:val="28"/>
+        </w:rPr>
+      </w:pPr>
+      <w:r>
+        <w:rPr>
+          <w:rFonts w:ascii="Arial" w:hAnsi="Arial" w:cs="Arial"/>
+          <w:sz w:val="28"/>
+          <w:szCs w:val="28"/>
+        </w:rPr>
+        <w:t>Kiểm tra ngân sách (nếu có liên kết)</w:t>
+      </w:r>
+    </w:p>
+    <w:p>
+      <w:pPr>
+        <w:pStyle w:val="ListParagraph"/>
+        <w:numPr>
+          <w:ilvl w:val="0"/>
+          <w:numId w:val="15"/>
+        </w:numPr>
+        <w:rPr>
+          <w:rFonts w:ascii="Arial" w:hAnsi="Arial" w:cs="Arial"/>
+          <w:sz w:val="28"/>
+          <w:szCs w:val="28"/>
+        </w:rPr>
+      </w:pPr>
+      <w:r>
+        <w:rPr>
+          <w:rFonts w:ascii="Arial" w:hAnsi="Arial" w:cs="Arial"/>
+          <w:sz w:val="28"/>
+          <w:szCs w:val="28"/>
+        </w:rPr>
+        <w:t>Lưu chi tiêu</w:t>
+      </w:r>
+    </w:p>
+    <w:p>
+      <w:pPr>
+        <w:pStyle w:val="ListParagraph"/>
+        <w:numPr>
+          <w:ilvl w:val="0"/>
+          <w:numId w:val="15"/>
+        </w:numPr>
+        <w:rPr>
+          <w:rFonts w:ascii="Arial" w:hAnsi="Arial" w:cs="Arial"/>
+          <w:sz w:val="28"/>
+          <w:szCs w:val="28"/>
+        </w:rPr>
+      </w:pPr>
+      <w:r>
+        <w:rPr>
+          <w:rFonts w:ascii="Arial" w:hAnsi="Arial" w:cs="Arial"/>
+          <w:sz w:val="28"/>
+          <w:szCs w:val="28"/>
+        </w:rPr>
+        <w:t>Trừ số dư nguồn tiền</w:t>
+      </w:r>
+    </w:p>
+    <w:p>
+      <w:pPr>
+        <w:pStyle w:val="ListParagraph"/>
+        <w:numPr>
+          <w:ilvl w:val="0"/>
+          <w:numId w:val="15"/>
+        </w:numPr>
+        <w:rPr>
+          <w:rFonts w:ascii="Arial" w:hAnsi="Arial" w:cs="Arial"/>
+          <w:sz w:val="28"/>
+          <w:szCs w:val="28"/>
+        </w:rPr>
+      </w:pPr>
+      <w:r>
+        <w:rPr>
+          <w:rFonts w:ascii="Arial" w:hAnsi="Arial" w:cs="Arial"/>
+          <w:sz w:val="28"/>
+          <w:szCs w:val="28"/>
+        </w:rPr>
+        <w:t>Cập nhật ngân sách (nếu có liên kết)</w:t>
+      </w:r>
+    </w:p>
+    <w:p>
+      <w:pPr>
+        <w:pStyle w:val="ListParagraph"/>
+        <w:numPr>
+          <w:ilvl w:val="0"/>
+          <w:numId w:val="15"/>
+        </w:numPr>
+        <w:rPr>
+          <w:rFonts w:ascii="Arial" w:hAnsi="Arial" w:cs="Arial"/>
+          <w:sz w:val="28"/>
+          <w:szCs w:val="28"/>
+        </w:rPr>
+      </w:pPr>
+      <w:r>
+        <w:rPr>
+          <w:rFonts w:ascii="Arial" w:hAnsi="Arial" w:cs="Arial"/>
+          <w:sz w:val="28"/>
+          <w:szCs w:val="28"/>
+        </w:rPr>
+        <w:t>Cập nhật thống kê</w:t>
+      </w:r>
+    </w:p>
+    <w:p>
+      <w:pPr>
+        <w:pStyle w:val="ListParagraph"/>
+        <w:numPr>
+          <w:ilvl w:val="0"/>
+          <w:numId w:val="15"/>
+        </w:numPr>
+        <w:rPr>
+          <w:rFonts w:ascii="Arial" w:hAnsi="Arial" w:cs="Arial"/>
+          <w:sz w:val="28"/>
+          <w:szCs w:val="28"/>
+        </w:rPr>
+      </w:pPr>
+      <w:r>
+        <w:rPr>
+          <w:rFonts w:ascii="Arial" w:hAnsi="Arial" w:cs="Arial"/>
+          <w:sz w:val="28"/>
+          <w:szCs w:val="28"/>
+        </w:rPr>
+        <w:t>Lưu lịch sử</w:t>
+      </w:r>
+    </w:p>
+    <w:p>
+      <w:pPr>
+        <w:pStyle w:val="ListParagraph"/>
+        <w:numPr>
+          <w:ilvl w:val="2"/>
+          <w:numId w:val="13"/>
+        </w:numPr>
+        <w:rPr>
+          <w:rFonts w:ascii="Arial" w:hAnsi="Arial" w:cs="Arial"/>
+          <w:b/>
+          <w:bCs/>
+          <w:sz w:val="28"/>
+          <w:szCs w:val="28"/>
+        </w:rPr>
+      </w:pPr>
+      <w:r>
+        <w:rPr>
+          <w:rFonts w:ascii="Arial" w:hAnsi="Arial" w:cs="Arial"/>
+          <w:b/>
+          <w:bCs/>
+          <w:sz w:val="28"/>
+          <w:szCs w:val="28"/>
+        </w:rPr>
+        <w:t xml:space="preserve"> Quy Trình Nghiệp Vụ Cho Quản Lý Danh Mục Chi Tiêu</w:t>
+      </w:r>
+    </w:p>
+    <w:p>
+      <w:pPr>
+        <w:ind w:left="720"/>
+        <w:rPr>
+          <w:rFonts w:ascii="Arial" w:hAnsi="Arial" w:cs="Arial"/>
+          <w:sz w:val="28"/>
+          <w:szCs w:val="28"/>
+        </w:rPr>
+      </w:pPr>
+      <w:r>
+        <w:rPr>
+          <w:rFonts w:ascii="Arial" w:hAnsi="Arial" w:cs="Arial"/>
+          <w:sz w:val="28"/>
+          <w:szCs w:val="28"/>
+        </w:rPr>
+        <w:t>BP-CATE-</w:t>
+      </w:r>
+    </w:p>
+    <w:p>
+      <w:pPr>
+        <w:pStyle w:val="ListParagraph"/>
+        <w:numPr>
+          <w:ilvl w:val="2"/>
+          <w:numId w:val="13"/>
+        </w:numPr>
+        <w:rPr>
+          <w:rFonts w:ascii="Arial" w:hAnsi="Arial" w:cs="Arial"/>
+          <w:b/>
+          <w:bCs/>
+          <w:sz w:val="28"/>
+          <w:szCs w:val="28"/>
+        </w:rPr>
+      </w:pPr>
+      <w:r>
+        <w:rPr>
+          <w:rFonts w:ascii="Arial" w:hAnsi="Arial" w:cs="Arial"/>
+          <w:b/>
+          <w:bCs/>
+          <w:sz w:val="28"/>
+          <w:szCs w:val="28"/>
+        </w:rPr>
+        <w:t xml:space="preserve"> </w:t>
+      </w:r>
+      <w:r>
+        <w:rPr>
+          <w:rFonts w:ascii="Arial" w:hAnsi="Arial" w:cs="Arial"/>
+          <w:b/>
+          <w:bCs/>
+          <w:sz w:val="28"/>
+          <w:szCs w:val="28"/>
+        </w:rPr>
+        <w:t>Quy Trình Nghiệp Vụ Cho</w:t>
+      </w:r>
+      <w:r>
+        <w:rPr>
+          <w:rFonts w:ascii="Arial" w:hAnsi="Arial" w:cs="Arial"/>
+          <w:b/>
+          <w:bCs/>
+          <w:sz w:val="28"/>
+          <w:szCs w:val="28"/>
+        </w:rPr>
+        <w:t xml:space="preserve"> Quản Lý Thu Nhập</w:t>
+      </w:r>
+    </w:p>
+    <w:p>
+      <w:pPr>
+        <w:ind w:left="720"/>
+        <w:rPr>
+          <w:rFonts w:ascii="Arial" w:hAnsi="Arial" w:cs="Arial"/>
+          <w:sz w:val="28"/>
+          <w:szCs w:val="28"/>
+        </w:rPr>
+      </w:pPr>
+      <w:r>
+        <w:rPr>
+          <w:rFonts w:ascii="Arial" w:hAnsi="Arial" w:cs="Arial"/>
+          <w:sz w:val="28"/>
+          <w:szCs w:val="28"/>
+        </w:rPr>
+        <w:t>BP-IT-</w:t>
+      </w:r>
+    </w:p>
+    <w:p>
+      <w:pPr>
+        <w:pStyle w:val="ListParagraph"/>
+        <w:numPr>
+          <w:ilvl w:val="2"/>
+          <w:numId w:val="13"/>
+        </w:numPr>
+        <w:rPr>
+          <w:rFonts w:ascii="Arial" w:hAnsi="Arial" w:cs="Arial"/>
+          <w:b/>
+          <w:bCs/>
+          <w:sz w:val="28"/>
+          <w:szCs w:val="28"/>
+        </w:rPr>
+      </w:pPr>
+      <w:r>
+        <w:rPr>
+          <w:rFonts w:ascii="Arial" w:hAnsi="Arial" w:cs="Arial"/>
+          <w:b/>
+          <w:bCs/>
+          <w:sz w:val="28"/>
+          <w:szCs w:val="28"/>
+        </w:rPr>
+        <w:t xml:space="preserve"> </w:t>
+      </w:r>
+      <w:r>
+        <w:rPr>
+          <w:rFonts w:ascii="Arial" w:hAnsi="Arial" w:cs="Arial"/>
+          <w:b/>
+          <w:bCs/>
+          <w:sz w:val="28"/>
+          <w:szCs w:val="28"/>
+        </w:rPr>
+        <w:t>Quy Trình Nghiệp Vụ Cho</w:t>
+      </w:r>
+      <w:r>
+        <w:rPr>
+          <w:rFonts w:ascii="Arial" w:hAnsi="Arial" w:cs="Arial"/>
+          <w:b/>
+          <w:bCs/>
+          <w:sz w:val="28"/>
+          <w:szCs w:val="28"/>
+        </w:rPr>
+        <w:t xml:space="preserve"> Quản Lý Danh Mục Thu Nhập</w:t>
+      </w:r>
+    </w:p>
+    <w:p>
+      <w:pPr>
+        <w:ind w:left="720"/>
+        <w:rPr>
+          <w:rFonts w:ascii="Arial" w:hAnsi="Arial" w:cs="Arial"/>
+          <w:sz w:val="28"/>
+          <w:szCs w:val="28"/>
+        </w:rPr>
+      </w:pPr>
+      <w:r>
+        <w:rPr>
+          <w:rFonts w:ascii="Arial" w:hAnsi="Arial" w:cs="Arial"/>
+          <w:sz w:val="28"/>
+          <w:szCs w:val="28"/>
+        </w:rPr>
+        <w:t>BP-CATI-</w:t>
+      </w:r>
+    </w:p>
+    <w:p>
+      <w:pPr>
+        <w:pStyle w:val="ListParagraph"/>
+        <w:numPr>
+          <w:ilvl w:val="2"/>
+          <w:numId w:val="13"/>
+        </w:numPr>
+        <w:rPr>
+          <w:rFonts w:ascii="Arial" w:hAnsi="Arial" w:cs="Arial"/>
+          <w:b/>
+          <w:bCs/>
+          <w:sz w:val="28"/>
+          <w:szCs w:val="28"/>
+        </w:rPr>
+      </w:pPr>
+      <w:r>
+        <w:rPr>
+          <w:rFonts w:ascii="Arial" w:hAnsi="Arial" w:cs="Arial"/>
+          <w:b/>
+          <w:bCs/>
+          <w:sz w:val="28"/>
+          <w:szCs w:val="28"/>
+        </w:rPr>
+        <w:t xml:space="preserve"> Quy Trình Nghiệp Vụ Cho Quản Lý Nguồn Tiền</w:t>
+      </w:r>
+    </w:p>
+    <w:p>
+      <w:pPr>
+        <w:ind w:left="720"/>
+        <w:rPr>
+          <w:rFonts w:ascii="Arial" w:hAnsi="Arial" w:cs="Arial"/>
+          <w:sz w:val="28"/>
+          <w:szCs w:val="28"/>
+        </w:rPr>
+      </w:pPr>
+      <w:r>
+        <w:rPr>
+          <w:rFonts w:ascii="Arial" w:hAnsi="Arial" w:cs="Arial"/>
+          <w:sz w:val="28"/>
+          <w:szCs w:val="28"/>
+        </w:rPr>
+        <w:t>BP-SM-</w:t>
+      </w:r>
+    </w:p>
+    <w:p>
+      <w:pPr>
+        <w:pStyle w:val="ListParagraph"/>
+        <w:numPr>
+          <w:ilvl w:val="2"/>
+          <w:numId w:val="13"/>
+        </w:numPr>
+        <w:rPr>
+          <w:rFonts w:ascii="Arial" w:hAnsi="Arial" w:cs="Arial"/>
+          <w:b/>
+          <w:bCs/>
+          <w:sz w:val="28"/>
+          <w:szCs w:val="28"/>
+        </w:rPr>
+      </w:pPr>
+      <w:r>
+        <w:rPr>
+          <w:rFonts w:ascii="Arial" w:hAnsi="Arial" w:cs="Arial"/>
+          <w:b/>
+          <w:bCs/>
+          <w:sz w:val="28"/>
+          <w:szCs w:val="28"/>
+        </w:rPr>
+        <w:t xml:space="preserve"> </w:t>
+      </w:r>
+      <w:r>
+        <w:rPr>
+          <w:rFonts w:ascii="Arial" w:hAnsi="Arial" w:cs="Arial"/>
+          <w:b/>
+          <w:bCs/>
+          <w:sz w:val="28"/>
+          <w:szCs w:val="28"/>
+        </w:rPr>
+        <w:t>Quy Trình Nghiệp Vụ Cho</w:t>
+      </w:r>
+      <w:r>
+        <w:rPr>
+          <w:rFonts w:ascii="Arial" w:hAnsi="Arial" w:cs="Arial"/>
+          <w:b/>
+          <w:bCs/>
+          <w:sz w:val="28"/>
+          <w:szCs w:val="28"/>
+        </w:rPr>
+        <w:t xml:space="preserve"> Chuyển TIền Nội Bộ</w:t>
+      </w:r>
+    </w:p>
+    <w:p>
+      <w:pPr>
+        <w:ind w:left="720"/>
+        <w:rPr>
+          <w:rFonts w:ascii="Arial" w:hAnsi="Arial" w:cs="Arial"/>
+          <w:sz w:val="28"/>
+          <w:szCs w:val="28"/>
+        </w:rPr>
+      </w:pPr>
+      <w:r>
+        <w:rPr>
+          <w:rFonts w:ascii="Arial" w:hAnsi="Arial" w:cs="Arial"/>
+          <w:sz w:val="28"/>
+          <w:szCs w:val="28"/>
+        </w:rPr>
+        <w:t>BP-TF-</w:t>
+      </w:r>
+    </w:p>
+    <w:p>
+      <w:pPr>
+        <w:pStyle w:val="ListParagraph"/>
+        <w:numPr>
+          <w:ilvl w:val="2"/>
+          <w:numId w:val="13"/>
+        </w:numPr>
+        <w:rPr>
+          <w:rFonts w:ascii="Arial" w:hAnsi="Arial" w:cs="Arial"/>
+          <w:b/>
+          <w:bCs/>
+          <w:sz w:val="28"/>
+          <w:szCs w:val="28"/>
+        </w:rPr>
+      </w:pPr>
+      <w:r>
+        <w:rPr>
+          <w:rFonts w:ascii="Arial" w:hAnsi="Arial" w:cs="Arial"/>
+          <w:b/>
+          <w:bCs/>
+          <w:sz w:val="28"/>
+          <w:szCs w:val="28"/>
+        </w:rPr>
+        <w:t xml:space="preserve"> Quy Trình Nghiệp Vụ Cho Quản Lý Ngân Sách</w:t>
+      </w:r>
+    </w:p>
+    <w:p>
+      <w:pPr>
+        <w:ind w:left="720"/>
+        <w:rPr>
+          <w:rFonts w:ascii="Arial" w:hAnsi="Arial" w:cs="Arial"/>
+          <w:sz w:val="28"/>
+          <w:szCs w:val="28"/>
+        </w:rPr>
+      </w:pPr>
+      <w:r>
+        <w:rPr>
+          <w:rFonts w:ascii="Arial" w:hAnsi="Arial" w:cs="Arial"/>
+          <w:sz w:val="28"/>
+          <w:szCs w:val="28"/>
+        </w:rPr>
+        <w:t>BP-BUD-</w:t>
+      </w:r>
+    </w:p>
+    <w:p>
+      <w:pPr>
+        <w:pStyle w:val="ListParagraph"/>
+        <w:numPr>
+          <w:ilvl w:val="2"/>
+          <w:numId w:val="13"/>
+        </w:numPr>
+        <w:rPr>
+          <w:rFonts w:ascii="Arial" w:hAnsi="Arial" w:cs="Arial"/>
+          <w:b/>
+          <w:bCs/>
+          <w:sz w:val="28"/>
+          <w:szCs w:val="28"/>
+        </w:rPr>
+      </w:pPr>
+      <w:r>
+        <w:rPr>
+          <w:rFonts w:ascii="Arial" w:hAnsi="Arial" w:cs="Arial"/>
+          <w:b/>
+          <w:bCs/>
+          <w:sz w:val="28"/>
+          <w:szCs w:val="28"/>
+        </w:rPr>
+        <w:t xml:space="preserve"> </w:t>
+      </w:r>
+      <w:r>
+        <w:rPr>
+          <w:rFonts w:ascii="Arial" w:hAnsi="Arial" w:cs="Arial"/>
+          <w:b/>
+          <w:bCs/>
+          <w:sz w:val="28"/>
+          <w:szCs w:val="28"/>
+        </w:rPr>
+        <w:t>Quy Trình Nghiệp Vụ Cho</w:t>
+      </w:r>
+      <w:r>
+        <w:rPr>
+          <w:rFonts w:ascii="Arial" w:hAnsi="Arial" w:cs="Arial"/>
+          <w:b/>
+          <w:bCs/>
+          <w:sz w:val="28"/>
+          <w:szCs w:val="28"/>
+        </w:rPr>
+        <w:t xml:space="preserve"> Quản Lý Chi Phí Cố Định</w:t>
+      </w:r>
+    </w:p>
+    <w:p>
+      <w:pPr>
+        <w:ind w:left="720"/>
+        <w:rPr>
+          <w:rFonts w:ascii="Arial" w:hAnsi="Arial" w:cs="Arial"/>
+          <w:sz w:val="28"/>
+          <w:szCs w:val="28"/>
+        </w:rPr>
+      </w:pPr>
+      <w:r>
+        <w:rPr>
+          <w:rFonts w:ascii="Arial" w:hAnsi="Arial" w:cs="Arial"/>
+          <w:sz w:val="28"/>
+          <w:szCs w:val="28"/>
+        </w:rPr>
+        <w:lastRenderedPageBreak/>
+        <w:t>BP-RE-</w:t>
+      </w:r>
+    </w:p>
+    <w:p>
+      <w:pPr>
+        <w:pStyle w:val="ListParagraph"/>
+        <w:numPr>
+          <w:ilvl w:val="2"/>
+          <w:numId w:val="13"/>
+        </w:numPr>
+        <w:rPr>
+          <w:rFonts w:ascii="Arial" w:hAnsi="Arial" w:cs="Arial"/>
+          <w:b/>
+          <w:bCs/>
+          <w:sz w:val="28"/>
+          <w:szCs w:val="28"/>
+        </w:rPr>
+      </w:pPr>
+      <w:r>
+        <w:rPr>
+          <w:rFonts w:ascii="Arial" w:hAnsi="Arial" w:cs="Arial"/>
+          <w:b/>
+          <w:bCs/>
+          <w:sz w:val="28"/>
+          <w:szCs w:val="28"/>
+        </w:rPr>
+        <w:t xml:space="preserve"> </w:t>
+      </w:r>
+      <w:r>
+        <w:rPr>
+          <w:rFonts w:ascii="Arial" w:hAnsi="Arial" w:cs="Arial"/>
+          <w:b/>
+          <w:bCs/>
+          <w:sz w:val="28"/>
+          <w:szCs w:val="28"/>
+        </w:rPr>
+        <w:t>Quy Trình Nghiệp Vụ Cho</w:t>
+      </w:r>
+      <w:r>
+        <w:rPr>
+          <w:rFonts w:ascii="Arial" w:hAnsi="Arial" w:cs="Arial"/>
+          <w:b/>
+          <w:bCs/>
+          <w:sz w:val="28"/>
+          <w:szCs w:val="28"/>
+        </w:rPr>
+        <w:t xml:space="preserve"> Thống Kế Và Báo Cáo</w:t>
+      </w:r>
+    </w:p>
+    <w:p>
+      <w:pPr>
+        <w:ind w:left="720"/>
+        <w:rPr>
+          <w:rFonts w:ascii="Arial" w:hAnsi="Arial" w:cs="Arial"/>
+          <w:sz w:val="28"/>
+          <w:szCs w:val="28"/>
+        </w:rPr>
+      </w:pPr>
+      <w:r>
+        <w:rPr>
+          <w:rFonts w:ascii="Arial" w:hAnsi="Arial" w:cs="Arial"/>
+          <w:sz w:val="28"/>
+          <w:szCs w:val="28"/>
+        </w:rPr>
+        <w:t>BP-SRP-</w:t>
+      </w:r>
+    </w:p>
+    <w:p>
+      <w:pPr>
+        <w:pStyle w:val="ListParagraph"/>
+        <w:numPr>
+          <w:ilvl w:val="2"/>
+          <w:numId w:val="13"/>
+        </w:numPr>
+        <w:rPr>
+          <w:rFonts w:ascii="Arial" w:hAnsi="Arial" w:cs="Arial"/>
+          <w:b/>
+          <w:bCs/>
+          <w:sz w:val="28"/>
+          <w:szCs w:val="28"/>
+        </w:rPr>
+      </w:pPr>
+      <w:r>
+        <w:rPr>
+          <w:rFonts w:ascii="Arial" w:hAnsi="Arial" w:cs="Arial"/>
+          <w:b/>
+          <w:bCs/>
+          <w:sz w:val="28"/>
+          <w:szCs w:val="28"/>
+        </w:rPr>
+        <w:t xml:space="preserve"> </w:t>
+      </w:r>
+      <w:r>
+        <w:rPr>
+          <w:rFonts w:ascii="Arial" w:hAnsi="Arial" w:cs="Arial"/>
+          <w:b/>
+          <w:bCs/>
+          <w:sz w:val="28"/>
+          <w:szCs w:val="28"/>
+        </w:rPr>
+        <w:t>Quy Trình Nghiệp Vụ Cho</w:t>
+      </w:r>
+      <w:r>
+        <w:rPr>
+          <w:rFonts w:ascii="Arial" w:hAnsi="Arial" w:cs="Arial"/>
+          <w:b/>
+          <w:bCs/>
+          <w:sz w:val="28"/>
+          <w:szCs w:val="28"/>
+        </w:rPr>
+        <w:t xml:space="preserve"> Sao Lưu Và Khôi Phục</w:t>
+      </w:r>
+    </w:p>
+    <w:p>
+      <w:pPr>
+        <w:ind w:left="720"/>
+        <w:rPr>
+          <w:rFonts w:ascii="Arial" w:hAnsi="Arial" w:cs="Arial"/>
+          <w:b/>
+          <w:bCs/>
+          <w:sz w:val="28"/>
+          <w:szCs w:val="28"/>
+        </w:rPr>
+      </w:pPr>
+      <w:r>
+        <w:rPr>
+          <w:rFonts w:ascii="Arial" w:hAnsi="Arial" w:cs="Arial"/>
+          <w:sz w:val="28"/>
+          <w:szCs w:val="28"/>
+        </w:rPr>
+        <w:t>BP-</w:t>
+      </w:r>
+      <w:r>
+        <w:rPr>
+          <w:rFonts w:ascii="Arial" w:hAnsi="Arial" w:cs="Arial"/>
+          <w:sz w:val="28"/>
+          <w:szCs w:val="28"/>
+        </w:rPr>
+        <w:t>BUR-</w:t>
+      </w:r>
+    </w:p>
+    <w:p>
+      <w:pPr>
+        <w:pStyle w:val="ListParagraph"/>
+        <w:numPr>
+          <w:ilvl w:val="2"/>
+          <w:numId w:val="13"/>
+        </w:numPr>
+        <w:rPr>
+          <w:rFonts w:ascii="Arial" w:hAnsi="Arial" w:cs="Arial"/>
+          <w:b/>
+          <w:bCs/>
+          <w:sz w:val="28"/>
+          <w:szCs w:val="28"/>
+        </w:rPr>
+      </w:pPr>
+      <w:r>
+        <w:rPr>
+          <w:rFonts w:ascii="Arial" w:hAnsi="Arial" w:cs="Arial"/>
+          <w:b/>
+          <w:bCs/>
+          <w:sz w:val="28"/>
+          <w:szCs w:val="28"/>
+        </w:rPr>
+        <w:t xml:space="preserve"> </w:t>
+      </w:r>
+      <w:r>
+        <w:rPr>
+          <w:rFonts w:ascii="Arial" w:hAnsi="Arial" w:cs="Arial"/>
+          <w:b/>
+          <w:bCs/>
+          <w:sz w:val="28"/>
+          <w:szCs w:val="28"/>
+        </w:rPr>
+        <w:t>Quy Trình Nghiệp Vụ Cho</w:t>
+      </w:r>
+      <w:r>
+        <w:rPr>
+          <w:rFonts w:ascii="Arial" w:hAnsi="Arial" w:cs="Arial"/>
+          <w:b/>
+          <w:bCs/>
+          <w:sz w:val="28"/>
+          <w:szCs w:val="28"/>
+        </w:rPr>
+        <w:t xml:space="preserve"> Xóa Mềm</w:t>
+      </w:r>
+    </w:p>
+    <w:p>
+      <w:pPr>
+        <w:ind w:firstLine="720"/>
+        <w:rPr>
+          <w:rFonts w:ascii="Arial" w:hAnsi="Arial" w:cs="Arial"/>
+          <w:b/>
+          <w:bCs/>
+          <w:sz w:val="28"/>
+          <w:szCs w:val="28"/>
+        </w:rPr>
+      </w:pPr>
+      <w:r>
+        <w:rPr>
+          <w:rFonts w:ascii="Arial" w:hAnsi="Arial" w:cs="Arial"/>
+          <w:sz w:val="28"/>
+          <w:szCs w:val="28"/>
+        </w:rPr>
+        <w:t>BP-S</w:t>
+      </w:r>
+      <w:r>
+        <w:rPr>
+          <w:rFonts w:ascii="Arial" w:hAnsi="Arial" w:cs="Arial"/>
+          <w:sz w:val="28"/>
+          <w:szCs w:val="28"/>
+        </w:rPr>
+        <w:t>D-</w:t>
+      </w:r>
+    </w:p>
+    <w:p>
+      <w:pPr>
+        <w:pStyle w:val="ListParagraph"/>
+        <w:numPr>
+          <w:ilvl w:val="2"/>
+          <w:numId w:val="13"/>
+        </w:numPr>
+        <w:rPr>
+          <w:rFonts w:ascii="Arial" w:hAnsi="Arial" w:cs="Arial"/>
+          <w:b/>
+          <w:bCs/>
+          <w:sz w:val="28"/>
+          <w:szCs w:val="28"/>
+        </w:rPr>
+      </w:pPr>
+      <w:r>
+        <w:rPr>
+          <w:rFonts w:ascii="Arial" w:hAnsi="Arial" w:cs="Arial"/>
+          <w:b/>
+          <w:bCs/>
+          <w:sz w:val="28"/>
+          <w:szCs w:val="28"/>
+        </w:rPr>
+        <w:t xml:space="preserve"> </w:t>
+      </w:r>
+      <w:r>
+        <w:rPr>
+          <w:rFonts w:ascii="Arial" w:hAnsi="Arial" w:cs="Arial"/>
+          <w:b/>
+          <w:bCs/>
+          <w:sz w:val="28"/>
+          <w:szCs w:val="28"/>
+        </w:rPr>
+        <w:t>Quy Trình Nghiệp Vụ Cho</w:t>
+      </w:r>
+      <w:r>
+        <w:rPr>
+          <w:rFonts w:ascii="Arial" w:hAnsi="Arial" w:cs="Arial"/>
+          <w:b/>
+          <w:bCs/>
+          <w:sz w:val="28"/>
+          <w:szCs w:val="28"/>
+        </w:rPr>
+        <w:t xml:space="preserve"> Lịch Sử Giao Dịch</w:t>
+      </w:r>
+    </w:p>
+    <w:p>
+      <w:pPr>
+        <w:ind w:left="720"/>
+        <w:rPr>
+          <w:rFonts w:ascii="Arial" w:hAnsi="Arial" w:cs="Arial"/>
+          <w:b/>
+          <w:bCs/>
+          <w:sz w:val="28"/>
+          <w:szCs w:val="28"/>
+        </w:rPr>
+      </w:pPr>
+      <w:r>
+        <w:rPr>
+          <w:rFonts w:ascii="Arial" w:hAnsi="Arial" w:cs="Arial"/>
+          <w:sz w:val="28"/>
+          <w:szCs w:val="28"/>
+        </w:rPr>
+        <w:t>BP-</w:t>
+      </w:r>
+      <w:r>
+        <w:rPr>
+          <w:rFonts w:ascii="Arial" w:hAnsi="Arial" w:cs="Arial"/>
+          <w:sz w:val="28"/>
+          <w:szCs w:val="28"/>
+        </w:rPr>
+        <w:t>HIS-</w:t>
+      </w:r>
+    </w:p>
+    <w:p>
+      <w:pPr>
+        <w:pStyle w:val="ListParagraph"/>
+        <w:numPr>
+          <w:ilvl w:val="2"/>
+          <w:numId w:val="13"/>
+        </w:numPr>
+        <w:rPr>
+          <w:rFonts w:ascii="Arial" w:hAnsi="Arial" w:cs="Arial"/>
+          <w:b/>
+          <w:bCs/>
+          <w:sz w:val="28"/>
+          <w:szCs w:val="28"/>
+        </w:rPr>
+      </w:pPr>
+      <w:r>
+        <w:rPr>
+          <w:rFonts w:ascii="Arial" w:hAnsi="Arial" w:cs="Arial"/>
+          <w:b/>
+          <w:bCs/>
+          <w:sz w:val="28"/>
+          <w:szCs w:val="28"/>
+        </w:rPr>
+        <w:t xml:space="preserve"> </w:t>
+      </w:r>
+      <w:r>
+        <w:rPr>
+          <w:rFonts w:ascii="Arial" w:hAnsi="Arial" w:cs="Arial"/>
+          <w:b/>
+          <w:bCs/>
+          <w:sz w:val="28"/>
+          <w:szCs w:val="28"/>
+        </w:rPr>
+        <w:t>Updating…</w:t>
       </w:r>
     </w:p>
     <w:p>
@@ -14644,6 +16670,118 @@
     </w:lvl>
   </w:abstractNum>
   <w:abstractNum w:abstractNumId="7" w15:restartNumberingAfterBreak="0">
+    <w:nsid w:val="48052BF7"/>
+    <w:multiLevelType w:val="hybridMultilevel"/>
+    <w:tmpl w:val="768A013E"/>
+    <w:lvl w:ilvl="0" w:tplc="D264E14A">
+      <w:numFmt w:val="bullet"/>
+      <w:lvlText w:val=""/>
+      <w:lvlJc w:val="left"/>
+      <w:pPr>
+        <w:ind w:left="720" w:hanging="360"/>
+      </w:pPr>
+      <w:rPr>
+        <w:rFonts w:ascii="Wingdings" w:eastAsiaTheme="minorHAnsi" w:hAnsi="Wingdings" w:cs="Arial" w:hint="default"/>
+      </w:rPr>
+    </w:lvl>
+    <w:lvl w:ilvl="1" w:tplc="04090003">
+      <w:start w:val="1"/>
+      <w:numFmt w:val="bullet"/>
+      <w:lvlText w:val="o"/>
+      <w:lvlJc w:val="left"/>
+      <w:pPr>
+        <w:ind w:left="1440" w:hanging="360"/>
+      </w:pPr>
+      <w:rPr>
+        <w:rFonts w:ascii="Courier New" w:hAnsi="Courier New" w:cs="Courier New" w:hint="default"/>
+      </w:rPr>
+    </w:lvl>
+    <w:lvl w:ilvl="2" w:tplc="04090005" w:tentative="1">
+      <w:start w:val="1"/>
+      <w:numFmt w:val="bullet"/>
+      <w:lvlText w:val=""/>
+      <w:lvlJc w:val="left"/>
+      <w:pPr>
+        <w:ind w:left="2160" w:hanging="360"/>
+      </w:pPr>
+      <w:rPr>
+        <w:rFonts w:ascii="Wingdings" w:hAnsi="Wingdings" w:hint="default"/>
+      </w:rPr>
+    </w:lvl>
+    <w:lvl w:ilvl="3" w:tplc="04090001" w:tentative="1">
+      <w:start w:val="1"/>
+      <w:numFmt w:val="bullet"/>
+      <w:lvlText w:val=""/>
+      <w:lvlJc w:val="left"/>
+      <w:pPr>
+        <w:ind w:left="2880" w:hanging="360"/>
+      </w:pPr>
+      <w:rPr>
+        <w:rFonts w:ascii="Symbol" w:hAnsi="Symbol" w:hint="default"/>
+      </w:rPr>
+    </w:lvl>
+    <w:lvl w:ilvl="4" w:tplc="04090003" w:tentative="1">
+      <w:start w:val="1"/>
+      <w:numFmt w:val="bullet"/>
+      <w:lvlText w:val="o"/>
+      <w:lvlJc w:val="left"/>
+      <w:pPr>
+        <w:ind w:left="3600" w:hanging="360"/>
+      </w:pPr>
+      <w:rPr>
+        <w:rFonts w:ascii="Courier New" w:hAnsi="Courier New" w:cs="Courier New" w:hint="default"/>
+      </w:rPr>
+    </w:lvl>
+    <w:lvl w:ilvl="5" w:tplc="04090005" w:tentative="1">
+      <w:start w:val="1"/>
+      <w:numFmt w:val="bullet"/>
+      <w:lvlText w:val=""/>
+      <w:lvlJc w:val="left"/>
+      <w:pPr>
+        <w:ind w:left="4320" w:hanging="360"/>
+      </w:pPr>
+      <w:rPr>
+        <w:rFonts w:ascii="Wingdings" w:hAnsi="Wingdings" w:hint="default"/>
+      </w:rPr>
+    </w:lvl>
+    <w:lvl w:ilvl="6" w:tplc="04090001" w:tentative="1">
+      <w:start w:val="1"/>
+      <w:numFmt w:val="bullet"/>
+      <w:lvlText w:val=""/>
+      <w:lvlJc w:val="left"/>
+      <w:pPr>
+        <w:ind w:left="5040" w:hanging="360"/>
+      </w:pPr>
+      <w:rPr>
+        <w:rFonts w:ascii="Symbol" w:hAnsi="Symbol" w:hint="default"/>
+      </w:rPr>
+    </w:lvl>
+    <w:lvl w:ilvl="7" w:tplc="04090003" w:tentative="1">
+      <w:start w:val="1"/>
+      <w:numFmt w:val="bullet"/>
+      <w:lvlText w:val="o"/>
+      <w:lvlJc w:val="left"/>
+      <w:pPr>
+        <w:ind w:left="5760" w:hanging="360"/>
+      </w:pPr>
+      <w:rPr>
+        <w:rFonts w:ascii="Courier New" w:hAnsi="Courier New" w:cs="Courier New" w:hint="default"/>
+      </w:rPr>
+    </w:lvl>
+    <w:lvl w:ilvl="8" w:tplc="04090005" w:tentative="1">
+      <w:start w:val="1"/>
+      <w:numFmt w:val="bullet"/>
+      <w:lvlText w:val=""/>
+      <w:lvlJc w:val="left"/>
+      <w:pPr>
+        <w:ind w:left="6480" w:hanging="360"/>
+      </w:pPr>
+      <w:rPr>
+        <w:rFonts w:ascii="Wingdings" w:hAnsi="Wingdings" w:hint="default"/>
+      </w:rPr>
+    </w:lvl>
+  </w:abstractNum>
+  <w:abstractNum w:abstractNumId="8" w15:restartNumberingAfterBreak="0">
     <w:nsid w:val="4851143D"/>
     <w:multiLevelType w:val="multilevel"/>
     <w:tmpl w:val="45A41FFA"/>
@@ -14764,7 +16902,7 @@
       </w:rPr>
     </w:lvl>
   </w:abstractNum>
-  <w:abstractNum w:abstractNumId="8" w15:restartNumberingAfterBreak="0">
+  <w:abstractNum w:abstractNumId="9" w15:restartNumberingAfterBreak="0">
     <w:nsid w:val="48E00A08"/>
     <w:multiLevelType w:val="hybridMultilevel"/>
     <w:tmpl w:val="6D0E51BC"/>
@@ -14877,7 +17015,7 @@
       </w:rPr>
     </w:lvl>
   </w:abstractNum>
-  <w:abstractNum w:abstractNumId="9" w15:restartNumberingAfterBreak="0">
+  <w:abstractNum w:abstractNumId="10" w15:restartNumberingAfterBreak="0">
     <w:nsid w:val="56636AC1"/>
     <w:multiLevelType w:val="hybridMultilevel"/>
     <w:tmpl w:val="82289CFA"/>
@@ -14990,7 +17128,7 @@
       </w:rPr>
     </w:lvl>
   </w:abstractNum>
-  <w:abstractNum w:abstractNumId="10" w15:restartNumberingAfterBreak="0">
+  <w:abstractNum w:abstractNumId="11" w15:restartNumberingAfterBreak="0">
     <w:nsid w:val="62726C19"/>
     <w:multiLevelType w:val="multilevel"/>
     <w:tmpl w:val="B5AAC380"/>
@@ -15104,7 +17242,7 @@
       </w:pPr>
     </w:lvl>
   </w:abstractNum>
-  <w:abstractNum w:abstractNumId="11" w15:restartNumberingAfterBreak="0">
+  <w:abstractNum w:abstractNumId="12" w15:restartNumberingAfterBreak="0">
     <w:nsid w:val="67DD69B0"/>
     <w:multiLevelType w:val="hybridMultilevel"/>
     <w:tmpl w:val="FB36C922"/>
@@ -15217,7 +17355,7 @@
       </w:rPr>
     </w:lvl>
   </w:abstractNum>
-  <w:abstractNum w:abstractNumId="12" w15:restartNumberingAfterBreak="0">
+  <w:abstractNum w:abstractNumId="13" w15:restartNumberingAfterBreak="0">
     <w:nsid w:val="76A45631"/>
     <w:multiLevelType w:val="hybridMultilevel"/>
     <w:tmpl w:val="8C96FD0E"/>
@@ -15330,7 +17468,7 @@
       </w:rPr>
     </w:lvl>
   </w:abstractNum>
-  <w:abstractNum w:abstractNumId="13" w15:restartNumberingAfterBreak="0">
+  <w:abstractNum w:abstractNumId="14" w15:restartNumberingAfterBreak="0">
     <w:nsid w:val="76DB7E8C"/>
     <w:multiLevelType w:val="hybridMultilevel"/>
     <w:tmpl w:val="6E844D3E"/>
@@ -15443,7 +17581,7 @@
       </w:rPr>
     </w:lvl>
   </w:abstractNum>
-  <w:abstractNum w:abstractNumId="14" w15:restartNumberingAfterBreak="0">
+  <w:abstractNum w:abstractNumId="15" w15:restartNumberingAfterBreak="0">
     <w:nsid w:val="7DE467C8"/>
     <w:multiLevelType w:val="hybridMultilevel"/>
     <w:tmpl w:val="A58A2094"/>
@@ -15563,10 +17701,10 @@
     <w:abstractNumId w:val="6"/>
   </w:num>
   <w:num w:numId="3" w16cid:durableId="1255745673">
-    <w:abstractNumId w:val="10"/>
+    <w:abstractNumId w:val="11"/>
   </w:num>
   <w:num w:numId="4" w16cid:durableId="924846929">
-    <w:abstractNumId w:val="10"/>
+    <w:abstractNumId w:val="11"/>
     <w:lvlOverride w:ilvl="0">
       <w:startOverride w:val="1"/>
     </w:lvlOverride>
@@ -15602,16 +17740,16 @@
     <w:abstractNumId w:val="0"/>
   </w:num>
   <w:num w:numId="7" w16cid:durableId="1045829756">
-    <w:abstractNumId w:val="11"/>
+    <w:abstractNumId w:val="12"/>
   </w:num>
   <w:num w:numId="8" w16cid:durableId="2133935577">
-    <w:abstractNumId w:val="14"/>
+    <w:abstractNumId w:val="15"/>
   </w:num>
   <w:num w:numId="9" w16cid:durableId="1707943001">
     <w:abstractNumId w:val="2"/>
   </w:num>
   <w:num w:numId="10" w16cid:durableId="1411581399">
-    <w:abstractNumId w:val="12"/>
+    <w:abstractNumId w:val="13"/>
   </w:num>
   <w:num w:numId="11" w16cid:durableId="1559781520">
     <w:abstractNumId w:val="5"/>
@@ -15620,16 +17758,19 @@
     <w:abstractNumId w:val="4"/>
   </w:num>
   <w:num w:numId="13" w16cid:durableId="2099205866">
-    <w:abstractNumId w:val="7"/>
+    <w:abstractNumId w:val="8"/>
   </w:num>
   <w:num w:numId="14" w16cid:durableId="1074741623">
+    <w:abstractNumId w:val="10"/>
+  </w:num>
+  <w:num w:numId="15" w16cid:durableId="1581208812">
     <w:abstractNumId w:val="9"/>
   </w:num>
-  <w:num w:numId="15" w16cid:durableId="1581208812">
-    <w:abstractNumId w:val="8"/>
+  <w:num w:numId="16" w16cid:durableId="1700816857">
+    <w:abstractNumId w:val="14"/>
   </w:num>
-  <w:num w:numId="16" w16cid:durableId="1700816857">
-    <w:abstractNumId w:val="13"/>
+  <w:num w:numId="17" w16cid:durableId="551961133">
+    <w:abstractNumId w:val="7"/>
   </w:num>
 </w:numbering>
 </file>
@@ -16254,7 +18395,6 @@
   <w:style w:type="character" w:default="1" w:styleId="DefaultParagraphFont">
     <w:name w:val="Default Paragraph Font"/>
     <w:uiPriority w:val="1"/>
-    <w:semiHidden/>
     <w:unhideWhenUsed/>
   </w:style>
   <w:style w:type="table" w:default="1" w:styleId="TableNormal">
@@ -16948,4 +19088,16 @@
     </a:ext>
   </a:extLst>
 </a:theme>
+</file>
+
+<file path=customXml/item1.xml><?xml version="1.0" encoding="utf-8"?>
+<b:Sources xmlns:b="http://schemas.openxmlformats.org/officeDocument/2006/bibliography" xmlns="http://schemas.openxmlformats.org/officeDocument/2006/bibliography" SelectedStyle="\APASixthEditionOfficeOnline.xsl" StyleName="APA" Version="6"/>
+</file>
+
+<file path=customXml/itemProps1.xml><?xml version="1.0" encoding="utf-8"?>
+<ds:datastoreItem xmlns:ds="http://schemas.openxmlformats.org/officeDocument/2006/customXml" ds:itemID="{F7A20586-F72E-4E12-92AC-8FB50D1D087B}">
+  <ds:schemaRefs>
+    <ds:schemaRef ds:uri="http://schemas.openxmlformats.org/officeDocument/2006/bibliography"/>
+  </ds:schemaRefs>
+</ds:datastoreItem>
 </file>
--- a/Document/Expense Tracker SRS.docx
+++ b/Document/Expense Tracker SRS.docx
@@ -1801,15 +1801,7 @@
                 <w:sz w:val="28"/>
                 <w:szCs w:val="28"/>
               </w:rPr>
-              <w:t>BP-CATE</w:t>
-            </w:r>
-            <w:r>
-              <w:rPr>
-                <w:rFonts w:ascii="Arial" w:hAnsi="Arial" w:cs="Arial"/>
-                <w:sz w:val="28"/>
-                <w:szCs w:val="28"/>
-              </w:rPr>
-              <w:t>-&lt;num&gt;</w:t>
+              <w:t>BP-CATE-&lt;num&gt;</w:t>
             </w:r>
           </w:p>
         </w:tc>
@@ -1858,15 +1850,7 @@
                 <w:sz w:val="28"/>
                 <w:szCs w:val="28"/>
               </w:rPr>
-              <w:t>BP-IT</w:t>
-            </w:r>
-            <w:r>
-              <w:rPr>
-                <w:rFonts w:ascii="Arial" w:hAnsi="Arial" w:cs="Arial"/>
-                <w:sz w:val="28"/>
-                <w:szCs w:val="28"/>
-              </w:rPr>
-              <w:t>-&lt;num&gt;</w:t>
+              <w:t>BP-IT-&lt;num&gt;</w:t>
             </w:r>
           </w:p>
         </w:tc>
@@ -1939,15 +1923,7 @@
                 <w:sz w:val="28"/>
                 <w:szCs w:val="28"/>
               </w:rPr>
-              <w:t>TI</w:t>
-            </w:r>
-            <w:r>
-              <w:rPr>
-                <w:rFonts w:ascii="Arial" w:hAnsi="Arial" w:cs="Arial"/>
-                <w:sz w:val="28"/>
-                <w:szCs w:val="28"/>
-              </w:rPr>
-              <w:t>-&lt;num&gt;</w:t>
+              <w:t>TI-&lt;num&gt;</w:t>
             </w:r>
           </w:p>
         </w:tc>
@@ -1997,15 +1973,7 @@
                 <w:szCs w:val="28"/>
               </w:rPr>
               <w:lastRenderedPageBreak/>
-              <w:t>BP-SM</w:t>
-            </w:r>
-            <w:r>
-              <w:rPr>
-                <w:rFonts w:ascii="Arial" w:hAnsi="Arial" w:cs="Arial"/>
-                <w:sz w:val="28"/>
-                <w:szCs w:val="28"/>
-              </w:rPr>
-              <w:t>-&lt;num&gt;</w:t>
+              <w:t>BP-SM-&lt;num&gt;</w:t>
             </w:r>
           </w:p>
         </w:tc>
@@ -2054,15 +2022,7 @@
                 <w:sz w:val="28"/>
                 <w:szCs w:val="28"/>
               </w:rPr>
-              <w:t>BP-TF</w:t>
-            </w:r>
-            <w:r>
-              <w:rPr>
-                <w:rFonts w:ascii="Arial" w:hAnsi="Arial" w:cs="Arial"/>
-                <w:sz w:val="28"/>
-                <w:szCs w:val="28"/>
-              </w:rPr>
-              <w:t>-&lt;num&gt;</w:t>
+              <w:t>BP-TF-&lt;num&gt;</w:t>
             </w:r>
           </w:p>
         </w:tc>
@@ -2111,15 +2071,7 @@
                 <w:sz w:val="28"/>
                 <w:szCs w:val="28"/>
               </w:rPr>
-              <w:t>BP-BUD</w:t>
-            </w:r>
-            <w:r>
-              <w:rPr>
-                <w:rFonts w:ascii="Arial" w:hAnsi="Arial" w:cs="Arial"/>
-                <w:sz w:val="28"/>
-                <w:szCs w:val="28"/>
-              </w:rPr>
-              <w:t>-&lt;num&gt;</w:t>
+              <w:t>BP-BUD-&lt;num&gt;</w:t>
             </w:r>
           </w:p>
         </w:tc>
@@ -2168,15 +2120,7 @@
                 <w:sz w:val="28"/>
                 <w:szCs w:val="28"/>
               </w:rPr>
-              <w:t>BP-RE</w:t>
-            </w:r>
-            <w:r>
-              <w:rPr>
-                <w:rFonts w:ascii="Arial" w:hAnsi="Arial" w:cs="Arial"/>
-                <w:sz w:val="28"/>
-                <w:szCs w:val="28"/>
-              </w:rPr>
-              <w:t>-&lt;num&gt;</w:t>
+              <w:t>BP-RE-&lt;num&gt;</w:t>
             </w:r>
           </w:p>
         </w:tc>
@@ -2225,15 +2169,7 @@
                 <w:sz w:val="28"/>
                 <w:szCs w:val="28"/>
               </w:rPr>
-              <w:t>BP-SRP</w:t>
-            </w:r>
-            <w:r>
-              <w:rPr>
-                <w:rFonts w:ascii="Arial" w:hAnsi="Arial" w:cs="Arial"/>
-                <w:sz w:val="28"/>
-                <w:szCs w:val="28"/>
-              </w:rPr>
-              <w:t>-&lt;num&gt;</w:t>
+              <w:t>BP-SRP-&lt;num&gt;</w:t>
             </w:r>
           </w:p>
         </w:tc>
@@ -2282,15 +2218,7 @@
                 <w:sz w:val="28"/>
                 <w:szCs w:val="28"/>
               </w:rPr>
-              <w:t>BP-BUR</w:t>
-            </w:r>
-            <w:r>
-              <w:rPr>
-                <w:rFonts w:ascii="Arial" w:hAnsi="Arial" w:cs="Arial"/>
-                <w:sz w:val="28"/>
-                <w:szCs w:val="28"/>
-              </w:rPr>
-              <w:t>-&lt;num&gt;</w:t>
+              <w:t>BP-BUR-&lt;num&gt;</w:t>
             </w:r>
           </w:p>
         </w:tc>
@@ -2339,15 +2267,7 @@
                 <w:sz w:val="28"/>
                 <w:szCs w:val="28"/>
               </w:rPr>
-              <w:t>BP-SD</w:t>
-            </w:r>
-            <w:r>
-              <w:rPr>
-                <w:rFonts w:ascii="Arial" w:hAnsi="Arial" w:cs="Arial"/>
-                <w:sz w:val="28"/>
-                <w:szCs w:val="28"/>
-              </w:rPr>
-              <w:t>-&lt;num&gt;</w:t>
+              <w:t>BP-SD-&lt;num&gt;</w:t>
             </w:r>
           </w:p>
         </w:tc>
@@ -2396,15 +2316,7 @@
                 <w:sz w:val="28"/>
                 <w:szCs w:val="28"/>
               </w:rPr>
-              <w:t>BP-HIS</w:t>
-            </w:r>
-            <w:r>
-              <w:rPr>
-                <w:rFonts w:ascii="Arial" w:hAnsi="Arial" w:cs="Arial"/>
-                <w:sz w:val="28"/>
-                <w:szCs w:val="28"/>
-              </w:rPr>
-              <w:t>-&lt;num&gt;</w:t>
+              <w:t>BP-HIS-&lt;num&gt;</w:t>
             </w:r>
           </w:p>
         </w:tc>
@@ -14416,6 +14328,17 @@
     </w:p>
     <w:p>
       <w:pPr>
+        <w:rPr>
+          <w:rFonts w:ascii="Arial" w:hAnsi="Arial" w:cs="Arial"/>
+          <w:b/>
+          <w:bCs/>
+          <w:sz w:val="28"/>
+          <w:szCs w:val="28"/>
+        </w:rPr>
+      </w:pPr>
+    </w:p>
+    <w:p>
+      <w:pPr>
         <w:pStyle w:val="ListParagraph"/>
         <w:numPr>
           <w:ilvl w:val="1"/>
@@ -14472,13 +14395,17 @@
         <w:ind w:left="720"/>
         <w:rPr>
           <w:rFonts w:ascii="Arial" w:hAnsi="Arial" w:cs="Arial"/>
-          <w:sz w:val="28"/>
-          <w:szCs w:val="28"/>
-        </w:rPr>
-      </w:pPr>
-      <w:r>
-        <w:rPr>
-          <w:rFonts w:ascii="Arial" w:hAnsi="Arial" w:cs="Arial"/>
+          <w:b/>
+          <w:bCs/>
+          <w:sz w:val="28"/>
+          <w:szCs w:val="28"/>
+        </w:rPr>
+      </w:pPr>
+      <w:r>
+        <w:rPr>
+          <w:rFonts w:ascii="Arial" w:hAnsi="Arial" w:cs="Arial"/>
+          <w:b/>
+          <w:bCs/>
           <w:sz w:val="28"/>
           <w:szCs w:val="28"/>
         </w:rPr>
@@ -14504,7 +14431,117 @@
           <w:sz w:val="28"/>
           <w:szCs w:val="28"/>
         </w:rPr>
-        <w:t>Nhập thông tin cần thiết</w:t>
+        <w:t>Người dùng nhập thông tin:</w:t>
+      </w:r>
+    </w:p>
+    <w:p>
+      <w:pPr>
+        <w:pStyle w:val="ListParagraph"/>
+        <w:numPr>
+          <w:ilvl w:val="1"/>
+          <w:numId w:val="15"/>
+        </w:numPr>
+        <w:rPr>
+          <w:rFonts w:ascii="Arial" w:hAnsi="Arial" w:cs="Arial"/>
+          <w:sz w:val="28"/>
+          <w:szCs w:val="28"/>
+        </w:rPr>
+      </w:pPr>
+      <w:r>
+        <w:rPr>
+          <w:rFonts w:ascii="Arial" w:hAnsi="Arial" w:cs="Arial"/>
+          <w:sz w:val="28"/>
+          <w:szCs w:val="28"/>
+        </w:rPr>
+        <w:t>Username</w:t>
+      </w:r>
+    </w:p>
+    <w:p>
+      <w:pPr>
+        <w:pStyle w:val="ListParagraph"/>
+        <w:numPr>
+          <w:ilvl w:val="1"/>
+          <w:numId w:val="15"/>
+        </w:numPr>
+        <w:rPr>
+          <w:rFonts w:ascii="Arial" w:hAnsi="Arial" w:cs="Arial"/>
+          <w:sz w:val="28"/>
+          <w:szCs w:val="28"/>
+        </w:rPr>
+      </w:pPr>
+      <w:r>
+        <w:rPr>
+          <w:rFonts w:ascii="Arial" w:hAnsi="Arial" w:cs="Arial"/>
+          <w:sz w:val="28"/>
+          <w:szCs w:val="28"/>
+        </w:rPr>
+        <w:t>Nickname (nếu không có sẽ sử dụng username)</w:t>
+      </w:r>
+    </w:p>
+    <w:p>
+      <w:pPr>
+        <w:pStyle w:val="ListParagraph"/>
+        <w:numPr>
+          <w:ilvl w:val="1"/>
+          <w:numId w:val="15"/>
+        </w:numPr>
+        <w:rPr>
+          <w:rFonts w:ascii="Arial" w:hAnsi="Arial" w:cs="Arial"/>
+          <w:sz w:val="28"/>
+          <w:szCs w:val="28"/>
+        </w:rPr>
+      </w:pPr>
+      <w:r>
+        <w:rPr>
+          <w:rFonts w:ascii="Arial" w:hAnsi="Arial" w:cs="Arial"/>
+          <w:sz w:val="28"/>
+          <w:szCs w:val="28"/>
+        </w:rPr>
+        <w:t>Email</w:t>
+      </w:r>
+    </w:p>
+    <w:p>
+      <w:pPr>
+        <w:pStyle w:val="ListParagraph"/>
+        <w:numPr>
+          <w:ilvl w:val="1"/>
+          <w:numId w:val="15"/>
+        </w:numPr>
+        <w:rPr>
+          <w:rFonts w:ascii="Arial" w:hAnsi="Arial" w:cs="Arial"/>
+          <w:sz w:val="28"/>
+          <w:szCs w:val="28"/>
+        </w:rPr>
+      </w:pPr>
+      <w:r>
+        <w:rPr>
+          <w:rFonts w:ascii="Arial" w:hAnsi="Arial" w:cs="Arial"/>
+          <w:sz w:val="28"/>
+          <w:szCs w:val="28"/>
+        </w:rPr>
+        <w:t>Mật khẩu</w:t>
+      </w:r>
+    </w:p>
+    <w:p>
+      <w:pPr>
+        <w:pStyle w:val="ListParagraph"/>
+        <w:numPr>
+          <w:ilvl w:val="1"/>
+          <w:numId w:val="15"/>
+        </w:numPr>
+        <w:rPr>
+          <w:rFonts w:ascii="Arial" w:hAnsi="Arial" w:cs="Arial"/>
+          <w:sz w:val="28"/>
+          <w:szCs w:val="28"/>
+        </w:rPr>
+      </w:pPr>
+      <w:r>
+        <w:rPr>
+          <w:rFonts w:ascii="Arial" w:hAnsi="Arial" w:cs="Arial"/>
+          <w:sz w:val="28"/>
+          <w:szCs w:val="28"/>
+        </w:rPr>
+        <w:t>Nhập lại mật khẩu</w:t>
       </w:r>
     </w:p>
     <w:p>
@@ -14526,7 +14563,104 @@
           <w:sz w:val="28"/>
           <w:szCs w:val="28"/>
         </w:rPr>
-        <w:t>Xác thực thông tin đầy đủ chưa</w:t>
+        <w:t xml:space="preserve">Xác thực thông </w:t>
+      </w:r>
+      <w:r>
+        <w:rPr>
+          <w:rFonts w:ascii="Arial" w:hAnsi="Arial" w:cs="Arial"/>
+          <w:sz w:val="28"/>
+          <w:szCs w:val="28"/>
+        </w:rPr>
+        <w:t>thực thông tin được nhập vào</w:t>
+      </w:r>
+    </w:p>
+    <w:p>
+      <w:pPr>
+        <w:pStyle w:val="ListParagraph"/>
+        <w:numPr>
+          <w:ilvl w:val="1"/>
+          <w:numId w:val="15"/>
+        </w:numPr>
+        <w:rPr>
+          <w:rFonts w:ascii="Arial" w:hAnsi="Arial" w:cs="Arial"/>
+          <w:sz w:val="28"/>
+          <w:szCs w:val="28"/>
+        </w:rPr>
+      </w:pPr>
+      <w:r>
+        <w:rPr>
+          <w:rFonts w:ascii="Arial" w:hAnsi="Arial" w:cs="Arial"/>
+          <w:sz w:val="28"/>
+          <w:szCs w:val="28"/>
+        </w:rPr>
+        <w:lastRenderedPageBreak/>
+        <w:t>Username tối thiểu 3 ký tự</w:t>
+      </w:r>
+    </w:p>
+    <w:p>
+      <w:pPr>
+        <w:pStyle w:val="ListParagraph"/>
+        <w:numPr>
+          <w:ilvl w:val="1"/>
+          <w:numId w:val="15"/>
+        </w:numPr>
+        <w:rPr>
+          <w:rFonts w:ascii="Arial" w:hAnsi="Arial" w:cs="Arial"/>
+          <w:sz w:val="28"/>
+          <w:szCs w:val="28"/>
+        </w:rPr>
+      </w:pPr>
+      <w:r>
+        <w:rPr>
+          <w:rFonts w:ascii="Arial" w:hAnsi="Arial" w:cs="Arial"/>
+          <w:sz w:val="28"/>
+          <w:szCs w:val="28"/>
+        </w:rPr>
+        <w:t>Mật khẩu tối thiểu 6 ký tự</w:t>
+      </w:r>
+    </w:p>
+    <w:p>
+      <w:pPr>
+        <w:pStyle w:val="ListParagraph"/>
+        <w:numPr>
+          <w:ilvl w:val="1"/>
+          <w:numId w:val="15"/>
+        </w:numPr>
+        <w:rPr>
+          <w:rFonts w:ascii="Arial" w:hAnsi="Arial" w:cs="Arial"/>
+          <w:sz w:val="28"/>
+          <w:szCs w:val="28"/>
+        </w:rPr>
+      </w:pPr>
+      <w:r>
+        <w:rPr>
+          <w:rFonts w:ascii="Arial" w:hAnsi="Arial" w:cs="Arial"/>
+          <w:sz w:val="28"/>
+          <w:szCs w:val="28"/>
+        </w:rPr>
+        <w:t>Mật khẩu nhập lại phải giống mật khẩu trên</w:t>
+      </w:r>
+    </w:p>
+    <w:p>
+      <w:pPr>
+        <w:pStyle w:val="ListParagraph"/>
+        <w:numPr>
+          <w:ilvl w:val="1"/>
+          <w:numId w:val="15"/>
+        </w:numPr>
+        <w:rPr>
+          <w:rFonts w:ascii="Arial" w:hAnsi="Arial" w:cs="Arial"/>
+          <w:sz w:val="28"/>
+          <w:szCs w:val="28"/>
+        </w:rPr>
+      </w:pPr>
+      <w:r>
+        <w:rPr>
+          <w:rFonts w:ascii="Arial" w:hAnsi="Arial" w:cs="Arial"/>
+          <w:sz w:val="28"/>
+          <w:szCs w:val="28"/>
+        </w:rPr>
+        <w:t>Email đúng định dạng</w:t>
       </w:r>
     </w:p>
     <w:p>
@@ -14548,7 +14682,23 @@
           <w:sz w:val="28"/>
           <w:szCs w:val="28"/>
         </w:rPr>
-        <w:t>Kiểm tra xem username/email đã tồn tại chưa</w:t>
+        <w:t xml:space="preserve">Kiểm tra xem </w:t>
+      </w:r>
+      <w:r>
+        <w:rPr>
+          <w:rFonts w:ascii="Arial" w:hAnsi="Arial" w:cs="Arial"/>
+          <w:sz w:val="28"/>
+          <w:szCs w:val="28"/>
+        </w:rPr>
+        <w:t>Username và Email</w:t>
+      </w:r>
+      <w:r>
+        <w:rPr>
+          <w:rFonts w:ascii="Arial" w:hAnsi="Arial" w:cs="Arial"/>
+          <w:sz w:val="28"/>
+          <w:szCs w:val="28"/>
+        </w:rPr>
+        <w:t xml:space="preserve"> đã tồn tại chưa</w:t>
       </w:r>
     </w:p>
     <w:p>
@@ -14614,25 +14764,48 @@
           <w:sz w:val="28"/>
           <w:szCs w:val="28"/>
         </w:rPr>
-        <w:t>Thành công</w:t>
-      </w:r>
-    </w:p>
-    <w:p>
-      <w:pPr>
-        <w:ind w:left="720"/>
-        <w:rPr>
-          <w:rFonts w:ascii="Arial" w:hAnsi="Arial" w:cs="Arial"/>
-          <w:sz w:val="28"/>
-          <w:szCs w:val="28"/>
-        </w:rPr>
-      </w:pPr>
-      <w:r>
-        <w:rPr>
-          <w:rFonts w:ascii="Arial" w:hAnsi="Arial" w:cs="Arial"/>
+        <w:t>Thông báo tạo tài khoản thành công, chuyển về màn hình đăng nhập</w:t>
+      </w:r>
+    </w:p>
+    <w:p>
+      <w:pPr>
+        <w:rPr>
+          <w:rFonts w:ascii="Arial" w:hAnsi="Arial" w:cs="Arial"/>
+          <w:sz w:val="28"/>
+          <w:szCs w:val="28"/>
+        </w:rPr>
+      </w:pPr>
+    </w:p>
+    <w:p>
+      <w:pPr>
+        <w:ind w:left="720"/>
+        <w:rPr>
+          <w:rFonts w:ascii="Arial" w:hAnsi="Arial" w:cs="Arial"/>
+          <w:b/>
+          <w:bCs/>
+          <w:sz w:val="28"/>
+          <w:szCs w:val="28"/>
+        </w:rPr>
+      </w:pPr>
+      <w:r>
+        <w:rPr>
+          <w:rFonts w:ascii="Arial" w:hAnsi="Arial" w:cs="Arial"/>
+          <w:b/>
+          <w:bCs/>
           <w:sz w:val="28"/>
           <w:szCs w:val="28"/>
         </w:rPr>
         <w:t>BP-ACC-2. Quy trình Đăng Nhập Tài Khoản</w:t>
+      </w:r>
+      <w:r>
+        <w:rPr>
+          <w:rFonts w:ascii="Arial" w:hAnsi="Arial" w:cs="Arial"/>
+          <w:b/>
+          <w:bCs/>
+          <w:sz w:val="28"/>
+          <w:szCs w:val="28"/>
+        </w:rPr>
+        <w:t xml:space="preserve"> Với Local</w:t>
       </w:r>
     </w:p>
     <w:p>
@@ -14654,7 +14827,15 @@
           <w:sz w:val="28"/>
           <w:szCs w:val="28"/>
         </w:rPr>
-        <w:t>Nhập username / email và mật khẩu</w:t>
+        <w:t>N</w:t>
+      </w:r>
+      <w:r>
+        <w:rPr>
+          <w:rFonts w:ascii="Arial" w:hAnsi="Arial" w:cs="Arial"/>
+          <w:sz w:val="28"/>
+          <w:szCs w:val="28"/>
+        </w:rPr>
+        <w:t>gười dùng nhập Username hoặc Email và Mật khẩu tương ứng</w:t>
       </w:r>
     </w:p>
     <w:p>
@@ -14676,8 +14857,45 @@
           <w:sz w:val="28"/>
           <w:szCs w:val="28"/>
         </w:rPr>
-        <w:lastRenderedPageBreak/>
-        <w:t>Kiểm tra username/gmail có tồn tại trong hệ thống hay chưa</w:t>
+        <w:t xml:space="preserve">Kiểm tra </w:t>
+      </w:r>
+      <w:r>
+        <w:rPr>
+          <w:rFonts w:ascii="Arial" w:hAnsi="Arial" w:cs="Arial"/>
+          <w:sz w:val="28"/>
+          <w:szCs w:val="28"/>
+        </w:rPr>
+        <w:t xml:space="preserve">Username hoặc Email </w:t>
+      </w:r>
+      <w:r>
+        <w:rPr>
+          <w:rFonts w:ascii="Arial" w:hAnsi="Arial" w:cs="Arial"/>
+          <w:sz w:val="28"/>
+          <w:szCs w:val="28"/>
+        </w:rPr>
+        <w:t>có tồn tại trong hệ thống hay chưa</w:t>
+      </w:r>
+    </w:p>
+    <w:p>
+      <w:pPr>
+        <w:pStyle w:val="ListParagraph"/>
+        <w:numPr>
+          <w:ilvl w:val="1"/>
+          <w:numId w:val="15"/>
+        </w:numPr>
+        <w:rPr>
+          <w:rFonts w:ascii="Arial" w:hAnsi="Arial" w:cs="Arial"/>
+          <w:sz w:val="28"/>
+          <w:szCs w:val="28"/>
+        </w:rPr>
+      </w:pPr>
+      <w:r>
+        <w:rPr>
+          <w:rFonts w:ascii="Arial" w:hAnsi="Arial" w:cs="Arial"/>
+          <w:sz w:val="28"/>
+          <w:szCs w:val="28"/>
+        </w:rPr>
+        <w:t>Nếu chưa, thông báo Tài khoản hoặc Mật khẩu sai</w:t>
       </w:r>
     </w:p>
     <w:p>
@@ -14699,7 +14917,37 @@
           <w:sz w:val="28"/>
           <w:szCs w:val="28"/>
         </w:rPr>
-        <w:t>Xác thực mật khẩu ứng với tài khoản</w:t>
+        <w:t xml:space="preserve">Xác thực mật khẩu </w:t>
+      </w:r>
+      <w:r>
+        <w:rPr>
+          <w:rFonts w:ascii="Arial" w:hAnsi="Arial" w:cs="Arial"/>
+          <w:sz w:val="28"/>
+          <w:szCs w:val="28"/>
+        </w:rPr>
+        <w:t>tương ứng với tài khoản</w:t>
+      </w:r>
+    </w:p>
+    <w:p>
+      <w:pPr>
+        <w:pStyle w:val="ListParagraph"/>
+        <w:numPr>
+          <w:ilvl w:val="1"/>
+          <w:numId w:val="15"/>
+        </w:numPr>
+        <w:rPr>
+          <w:rFonts w:ascii="Arial" w:hAnsi="Arial" w:cs="Arial"/>
+          <w:sz w:val="28"/>
+          <w:szCs w:val="28"/>
+        </w:rPr>
+      </w:pPr>
+      <w:r>
+        <w:rPr>
+          <w:rFonts w:ascii="Arial" w:hAnsi="Arial" w:cs="Arial"/>
+          <w:sz w:val="28"/>
+          <w:szCs w:val="28"/>
+        </w:rPr>
+        <w:t>Nếu sai, thông báo Tài khoản hoặc Mật khẩu sai</w:t>
       </w:r>
     </w:p>
     <w:p>
@@ -14721,7 +14969,7 @@
           <w:sz w:val="28"/>
           <w:szCs w:val="28"/>
         </w:rPr>
-        <w:t>Tạo phiên (session) hoạt động</w:t>
+        <w:t>Thông báo đăng nhập thành công</w:t>
       </w:r>
     </w:p>
     <w:p>
@@ -14743,8 +14991,39 @@
           <w:sz w:val="28"/>
           <w:szCs w:val="28"/>
         </w:rPr>
+        <w:t>Tạo phiên hoạt động mới (Session)</w:t>
+      </w:r>
+    </w:p>
+    <w:p>
+      <w:pPr>
+        <w:pStyle w:val="ListParagraph"/>
+        <w:numPr>
+          <w:ilvl w:val="0"/>
+          <w:numId w:val="15"/>
+        </w:numPr>
+        <w:rPr>
+          <w:rFonts w:ascii="Arial" w:hAnsi="Arial" w:cs="Arial"/>
+          <w:sz w:val="28"/>
+          <w:szCs w:val="28"/>
+        </w:rPr>
+      </w:pPr>
+      <w:r>
+        <w:rPr>
+          <w:rFonts w:ascii="Arial" w:hAnsi="Arial" w:cs="Arial"/>
+          <w:sz w:val="28"/>
+          <w:szCs w:val="28"/>
+        </w:rPr>
         <w:t>Vào trang chủ</w:t>
       </w:r>
+    </w:p>
+    <w:p>
+      <w:pPr>
+        <w:rPr>
+          <w:rFonts w:ascii="Arial" w:hAnsi="Arial" w:cs="Arial"/>
+          <w:sz w:val="28"/>
+          <w:szCs w:val="28"/>
+        </w:rPr>
+      </w:pPr>
     </w:p>
     <w:p>
       <w:pPr>
@@ -14777,13 +15056,17 @@
         <w:ind w:left="720"/>
         <w:rPr>
           <w:rFonts w:ascii="Arial" w:hAnsi="Arial" w:cs="Arial"/>
-          <w:sz w:val="28"/>
-          <w:szCs w:val="28"/>
-        </w:rPr>
-      </w:pPr>
-      <w:r>
-        <w:rPr>
-          <w:rFonts w:ascii="Arial" w:hAnsi="Arial" w:cs="Arial"/>
+          <w:b/>
+          <w:bCs/>
+          <w:sz w:val="28"/>
+          <w:szCs w:val="28"/>
+        </w:rPr>
+      </w:pPr>
+      <w:r>
+        <w:rPr>
+          <w:rFonts w:ascii="Arial" w:hAnsi="Arial" w:cs="Arial"/>
+          <w:b/>
+          <w:bCs/>
           <w:sz w:val="28"/>
           <w:szCs w:val="28"/>
         </w:rPr>
@@ -14792,6 +15075,8 @@
       <w:r>
         <w:rPr>
           <w:rFonts w:ascii="Arial" w:hAnsi="Arial" w:cs="Arial"/>
+          <w:b/>
+          <w:bCs/>
           <w:sz w:val="28"/>
           <w:szCs w:val="28"/>
         </w:rPr>
@@ -14817,15 +15102,199 @@
           <w:sz w:val="28"/>
           <w:szCs w:val="28"/>
         </w:rPr>
-        <w:t xml:space="preserve">Nhập </w:t>
-      </w:r>
-      <w:r>
-        <w:rPr>
-          <w:rFonts w:ascii="Arial" w:hAnsi="Arial" w:cs="Arial"/>
-          <w:sz w:val="28"/>
-          <w:szCs w:val="28"/>
-        </w:rPr>
-        <w:t>các thông tin liên quan đến chi tiêu</w:t>
+        <w:t>N</w:t>
+      </w:r>
+      <w:r>
+        <w:rPr>
+          <w:rFonts w:ascii="Arial" w:hAnsi="Arial" w:cs="Arial"/>
+          <w:sz w:val="28"/>
+          <w:szCs w:val="28"/>
+        </w:rPr>
+        <w:t>gười dùng nhập hoặc chọn các thông tin tạo khoản chi tiêu</w:t>
+      </w:r>
+    </w:p>
+    <w:p>
+      <w:pPr>
+        <w:pStyle w:val="ListParagraph"/>
+        <w:numPr>
+          <w:ilvl w:val="1"/>
+          <w:numId w:val="15"/>
+        </w:numPr>
+        <w:rPr>
+          <w:rFonts w:ascii="Arial" w:hAnsi="Arial" w:cs="Arial"/>
+          <w:sz w:val="28"/>
+          <w:szCs w:val="28"/>
+        </w:rPr>
+      </w:pPr>
+      <w:r>
+        <w:rPr>
+          <w:rFonts w:ascii="Arial" w:hAnsi="Arial" w:cs="Arial"/>
+          <w:sz w:val="28"/>
+          <w:szCs w:val="28"/>
+        </w:rPr>
+        <w:t>Tên khoản chi tiêu</w:t>
+      </w:r>
+    </w:p>
+    <w:p>
+      <w:pPr>
+        <w:pStyle w:val="ListParagraph"/>
+        <w:numPr>
+          <w:ilvl w:val="2"/>
+          <w:numId w:val="15"/>
+        </w:numPr>
+        <w:rPr>
+          <w:rFonts w:ascii="Arial" w:hAnsi="Arial" w:cs="Arial"/>
+          <w:sz w:val="28"/>
+          <w:szCs w:val="28"/>
+        </w:rPr>
+      </w:pPr>
+      <w:r>
+        <w:rPr>
+          <w:rFonts w:ascii="Arial" w:hAnsi="Arial" w:cs="Arial"/>
+          <w:sz w:val="28"/>
+          <w:szCs w:val="28"/>
+        </w:rPr>
+        <w:t>Nếu không có, sẽ được dịnh dạng theo mẫu</w:t>
+      </w:r>
+    </w:p>
+    <w:p>
+      <w:pPr>
+        <w:pStyle w:val="ListParagraph"/>
+        <w:numPr>
+          <w:ilvl w:val="1"/>
+          <w:numId w:val="15"/>
+        </w:numPr>
+        <w:rPr>
+          <w:rFonts w:ascii="Arial" w:hAnsi="Arial" w:cs="Arial"/>
+          <w:sz w:val="28"/>
+          <w:szCs w:val="28"/>
+        </w:rPr>
+      </w:pPr>
+      <w:r>
+        <w:rPr>
+          <w:rFonts w:ascii="Arial" w:hAnsi="Arial" w:cs="Arial"/>
+          <w:sz w:val="28"/>
+          <w:szCs w:val="28"/>
+        </w:rPr>
+        <w:t>Số tiền chi tiêu</w:t>
+      </w:r>
+    </w:p>
+    <w:p>
+      <w:pPr>
+        <w:pStyle w:val="ListParagraph"/>
+        <w:numPr>
+          <w:ilvl w:val="1"/>
+          <w:numId w:val="15"/>
+        </w:numPr>
+        <w:rPr>
+          <w:rFonts w:ascii="Arial" w:hAnsi="Arial" w:cs="Arial"/>
+          <w:sz w:val="28"/>
+          <w:szCs w:val="28"/>
+        </w:rPr>
+      </w:pPr>
+      <w:r>
+        <w:rPr>
+          <w:rFonts w:ascii="Arial" w:hAnsi="Arial" w:cs="Arial"/>
+          <w:sz w:val="28"/>
+          <w:szCs w:val="28"/>
+        </w:rPr>
+        <w:t>Danh mục</w:t>
+      </w:r>
+    </w:p>
+    <w:p>
+      <w:pPr>
+        <w:pStyle w:val="ListParagraph"/>
+        <w:numPr>
+          <w:ilvl w:val="2"/>
+          <w:numId w:val="15"/>
+        </w:numPr>
+        <w:rPr>
+          <w:rFonts w:ascii="Arial" w:hAnsi="Arial" w:cs="Arial"/>
+          <w:sz w:val="28"/>
+          <w:szCs w:val="28"/>
+        </w:rPr>
+      </w:pPr>
+      <w:r>
+        <w:rPr>
+          <w:rFonts w:ascii="Arial" w:hAnsi="Arial" w:cs="Arial"/>
+          <w:sz w:val="28"/>
+          <w:szCs w:val="28"/>
+        </w:rPr>
+        <w:t>Nếu không có, sẽ được liên kết với danh mục “Khác”</w:t>
+      </w:r>
+    </w:p>
+    <w:p>
+      <w:pPr>
+        <w:pStyle w:val="ListParagraph"/>
+        <w:numPr>
+          <w:ilvl w:val="1"/>
+          <w:numId w:val="15"/>
+        </w:numPr>
+        <w:rPr>
+          <w:rFonts w:ascii="Arial" w:hAnsi="Arial" w:cs="Arial"/>
+          <w:sz w:val="28"/>
+          <w:szCs w:val="28"/>
+        </w:rPr>
+      </w:pPr>
+      <w:r>
+        <w:rPr>
+          <w:rFonts w:ascii="Arial" w:hAnsi="Arial" w:cs="Arial"/>
+          <w:sz w:val="28"/>
+          <w:szCs w:val="28"/>
+        </w:rPr>
+        <w:t xml:space="preserve">Nguồn </w:t>
+      </w:r>
+      <w:r>
+        <w:rPr>
+          <w:rFonts w:ascii="Arial" w:hAnsi="Arial" w:cs="Arial"/>
+          <w:sz w:val="28"/>
+          <w:szCs w:val="28"/>
+        </w:rPr>
+        <w:t>tiền</w:t>
+      </w:r>
+    </w:p>
+    <w:p>
+      <w:pPr>
+        <w:pStyle w:val="ListParagraph"/>
+        <w:numPr>
+          <w:ilvl w:val="1"/>
+          <w:numId w:val="15"/>
+        </w:numPr>
+        <w:rPr>
+          <w:rFonts w:ascii="Arial" w:hAnsi="Arial" w:cs="Arial"/>
+          <w:sz w:val="28"/>
+          <w:szCs w:val="28"/>
+        </w:rPr>
+      </w:pPr>
+      <w:r>
+        <w:rPr>
+          <w:rFonts w:ascii="Arial" w:hAnsi="Arial" w:cs="Arial"/>
+          <w:sz w:val="28"/>
+          <w:szCs w:val="28"/>
+        </w:rPr>
+        <w:t>Ngân sách (Nếu được liên kết)</w:t>
+      </w:r>
+    </w:p>
+    <w:p>
+      <w:pPr>
+        <w:pStyle w:val="ListParagraph"/>
+        <w:numPr>
+          <w:ilvl w:val="1"/>
+          <w:numId w:val="15"/>
+        </w:numPr>
+        <w:rPr>
+          <w:rFonts w:ascii="Arial" w:hAnsi="Arial" w:cs="Arial"/>
+          <w:sz w:val="28"/>
+          <w:szCs w:val="28"/>
+        </w:rPr>
+      </w:pPr>
+      <w:r>
+        <w:rPr>
+          <w:rFonts w:ascii="Arial" w:hAnsi="Arial" w:cs="Arial"/>
+          <w:sz w:val="28"/>
+          <w:szCs w:val="28"/>
+        </w:rPr>
+        <w:t>Nội dung chi tiêu (Nếu có)</w:t>
       </w:r>
     </w:p>
     <w:p>
@@ -14869,6 +15338,7 @@
           <w:sz w:val="28"/>
           <w:szCs w:val="28"/>
         </w:rPr>
+        <w:lastRenderedPageBreak/>
         <w:t>Kiểm tra nguồn tiền</w:t>
       </w:r>
     </w:p>
@@ -15006,6 +15476,597 @@
     </w:p>
     <w:p>
       <w:pPr>
+        <w:rPr>
+          <w:rFonts w:ascii="Arial" w:hAnsi="Arial" w:cs="Arial"/>
+          <w:sz w:val="28"/>
+          <w:szCs w:val="28"/>
+        </w:rPr>
+      </w:pPr>
+    </w:p>
+    <w:p>
+      <w:pPr>
+        <w:ind w:left="720"/>
+        <w:rPr>
+          <w:rFonts w:ascii="Arial" w:hAnsi="Arial" w:cs="Arial"/>
+          <w:b/>
+          <w:bCs/>
+          <w:sz w:val="28"/>
+          <w:szCs w:val="28"/>
+        </w:rPr>
+      </w:pPr>
+      <w:r>
+        <w:rPr>
+          <w:rFonts w:ascii="Arial" w:hAnsi="Arial" w:cs="Arial"/>
+          <w:b/>
+          <w:bCs/>
+          <w:sz w:val="28"/>
+          <w:szCs w:val="28"/>
+        </w:rPr>
+        <w:t xml:space="preserve">BP-ET-2. Quy trình </w:t>
+      </w:r>
+      <w:r>
+        <w:rPr>
+          <w:rFonts w:ascii="Arial" w:hAnsi="Arial" w:cs="Arial"/>
+          <w:b/>
+          <w:bCs/>
+          <w:sz w:val="28"/>
+          <w:szCs w:val="28"/>
+        </w:rPr>
+        <w:t xml:space="preserve">Cập Nhật </w:t>
+      </w:r>
+      <w:r>
+        <w:rPr>
+          <w:rFonts w:ascii="Arial" w:hAnsi="Arial" w:cs="Arial"/>
+          <w:b/>
+          <w:bCs/>
+          <w:sz w:val="28"/>
+          <w:szCs w:val="28"/>
+        </w:rPr>
+        <w:t>Khoản Chi Tiêu</w:t>
+      </w:r>
+    </w:p>
+    <w:p>
+      <w:pPr>
+        <w:pStyle w:val="ListParagraph"/>
+        <w:numPr>
+          <w:ilvl w:val="0"/>
+          <w:numId w:val="15"/>
+        </w:numPr>
+        <w:rPr>
+          <w:rFonts w:ascii="Arial" w:hAnsi="Arial" w:cs="Arial"/>
+          <w:sz w:val="28"/>
+          <w:szCs w:val="28"/>
+        </w:rPr>
+      </w:pPr>
+      <w:r>
+        <w:rPr>
+          <w:rFonts w:ascii="Arial" w:hAnsi="Arial" w:cs="Arial"/>
+          <w:sz w:val="28"/>
+          <w:szCs w:val="28"/>
+        </w:rPr>
+        <w:t>Người dùng c</w:t>
+      </w:r>
+      <w:r>
+        <w:rPr>
+          <w:rFonts w:ascii="Arial" w:hAnsi="Arial" w:cs="Arial"/>
+          <w:sz w:val="28"/>
+          <w:szCs w:val="28"/>
+        </w:rPr>
+        <w:t xml:space="preserve">họn khoản chi tiêu cần </w:t>
+      </w:r>
+      <w:r>
+        <w:rPr>
+          <w:rFonts w:ascii="Arial" w:hAnsi="Arial" w:cs="Arial"/>
+          <w:sz w:val="28"/>
+          <w:szCs w:val="28"/>
+        </w:rPr>
+        <w:t>cập nhật</w:t>
+      </w:r>
+    </w:p>
+    <w:p>
+      <w:pPr>
+        <w:pStyle w:val="ListParagraph"/>
+        <w:numPr>
+          <w:ilvl w:val="0"/>
+          <w:numId w:val="15"/>
+        </w:numPr>
+        <w:rPr>
+          <w:rFonts w:ascii="Arial" w:hAnsi="Arial" w:cs="Arial"/>
+          <w:sz w:val="28"/>
+          <w:szCs w:val="28"/>
+        </w:rPr>
+      </w:pPr>
+      <w:r>
+        <w:rPr>
+          <w:rFonts w:ascii="Arial" w:hAnsi="Arial" w:cs="Arial"/>
+          <w:sz w:val="28"/>
+          <w:szCs w:val="28"/>
+        </w:rPr>
+        <w:t>Kiểm tra trạng thái khoản chi tiêu</w:t>
+      </w:r>
+    </w:p>
+    <w:p>
+      <w:pPr>
+        <w:pStyle w:val="ListParagraph"/>
+        <w:numPr>
+          <w:ilvl w:val="1"/>
+          <w:numId w:val="15"/>
+        </w:numPr>
+        <w:rPr>
+          <w:rFonts w:ascii="Arial" w:hAnsi="Arial" w:cs="Arial"/>
+          <w:sz w:val="28"/>
+          <w:szCs w:val="28"/>
+        </w:rPr>
+      </w:pPr>
+      <w:r>
+        <w:rPr>
+          <w:rFonts w:ascii="Arial" w:hAnsi="Arial" w:cs="Arial"/>
+          <w:sz w:val="28"/>
+          <w:szCs w:val="28"/>
+        </w:rPr>
+        <w:t>Nếu trạng thái là đã xóa, hiển thị thông báo khôi phục khoản chi tiêu để cập nhật</w:t>
+      </w:r>
+    </w:p>
+    <w:p>
+      <w:pPr>
+        <w:pStyle w:val="ListParagraph"/>
+        <w:numPr>
+          <w:ilvl w:val="0"/>
+          <w:numId w:val="15"/>
+        </w:numPr>
+        <w:rPr>
+          <w:rFonts w:ascii="Arial" w:hAnsi="Arial" w:cs="Arial"/>
+          <w:sz w:val="28"/>
+          <w:szCs w:val="28"/>
+        </w:rPr>
+      </w:pPr>
+      <w:r>
+        <w:rPr>
+          <w:rFonts w:ascii="Arial" w:hAnsi="Arial" w:cs="Arial"/>
+          <w:sz w:val="28"/>
+          <w:szCs w:val="28"/>
+        </w:rPr>
+        <w:t>Người dùng nhập hoặc chọn thông tin cần cập nhật</w:t>
+      </w:r>
+    </w:p>
+    <w:p>
+      <w:pPr>
+        <w:pStyle w:val="ListParagraph"/>
+        <w:numPr>
+          <w:ilvl w:val="1"/>
+          <w:numId w:val="15"/>
+        </w:numPr>
+        <w:rPr>
+          <w:rFonts w:ascii="Arial" w:hAnsi="Arial" w:cs="Arial"/>
+          <w:sz w:val="28"/>
+          <w:szCs w:val="28"/>
+        </w:rPr>
+      </w:pPr>
+      <w:r>
+        <w:rPr>
+          <w:rFonts w:ascii="Arial" w:hAnsi="Arial" w:cs="Arial"/>
+          <w:sz w:val="28"/>
+          <w:szCs w:val="28"/>
+        </w:rPr>
+        <w:t>Nếu cập nhật số tiền chi tiêu</w:t>
+      </w:r>
+    </w:p>
+    <w:p>
+      <w:pPr>
+        <w:pStyle w:val="ListParagraph"/>
+        <w:numPr>
+          <w:ilvl w:val="2"/>
+          <w:numId w:val="15"/>
+        </w:numPr>
+        <w:rPr>
+          <w:rFonts w:ascii="Arial" w:hAnsi="Arial" w:cs="Arial"/>
+          <w:sz w:val="28"/>
+          <w:szCs w:val="28"/>
+        </w:rPr>
+      </w:pPr>
+      <w:r>
+        <w:rPr>
+          <w:rFonts w:ascii="Arial" w:hAnsi="Arial" w:cs="Arial"/>
+          <w:sz w:val="28"/>
+          <w:szCs w:val="28"/>
+        </w:rPr>
+        <w:t>Cập nhật số tương thay đổi tương ứng tại nguồn tiền và ngân sách (nếu có)</w:t>
+      </w:r>
+    </w:p>
+    <w:p>
+      <w:pPr>
+        <w:pStyle w:val="ListParagraph"/>
+        <w:numPr>
+          <w:ilvl w:val="1"/>
+          <w:numId w:val="15"/>
+        </w:numPr>
+        <w:rPr>
+          <w:rFonts w:ascii="Arial" w:hAnsi="Arial" w:cs="Arial"/>
+          <w:sz w:val="28"/>
+          <w:szCs w:val="28"/>
+        </w:rPr>
+      </w:pPr>
+      <w:r>
+        <w:rPr>
+          <w:rFonts w:ascii="Arial" w:hAnsi="Arial" w:cs="Arial"/>
+          <w:sz w:val="28"/>
+          <w:szCs w:val="28"/>
+        </w:rPr>
+        <w:t>Nếu cập nhật danh mục</w:t>
+      </w:r>
+    </w:p>
+    <w:p>
+      <w:pPr>
+        <w:pStyle w:val="ListParagraph"/>
+        <w:numPr>
+          <w:ilvl w:val="2"/>
+          <w:numId w:val="15"/>
+        </w:numPr>
+        <w:rPr>
+          <w:rFonts w:ascii="Arial" w:hAnsi="Arial" w:cs="Arial"/>
+          <w:sz w:val="28"/>
+          <w:szCs w:val="28"/>
+        </w:rPr>
+      </w:pPr>
+      <w:r>
+        <w:rPr>
+          <w:rFonts w:ascii="Arial" w:hAnsi="Arial" w:cs="Arial"/>
+          <w:sz w:val="28"/>
+          <w:szCs w:val="28"/>
+        </w:rPr>
+        <w:t>Thêm khoản chi tiêu vào danh mục mới</w:t>
+      </w:r>
+    </w:p>
+    <w:p>
+      <w:pPr>
+        <w:pStyle w:val="ListParagraph"/>
+        <w:numPr>
+          <w:ilvl w:val="2"/>
+          <w:numId w:val="15"/>
+        </w:numPr>
+        <w:rPr>
+          <w:rFonts w:ascii="Arial" w:hAnsi="Arial" w:cs="Arial"/>
+          <w:sz w:val="28"/>
+          <w:szCs w:val="28"/>
+        </w:rPr>
+      </w:pPr>
+      <w:r>
+        <w:rPr>
+          <w:rFonts w:ascii="Arial" w:hAnsi="Arial" w:cs="Arial"/>
+          <w:sz w:val="28"/>
+          <w:szCs w:val="28"/>
+        </w:rPr>
+        <w:t>Xóa khoản chi tiêu khỏi danh mục cũ</w:t>
+      </w:r>
+    </w:p>
+    <w:p>
+      <w:pPr>
+        <w:pStyle w:val="ListParagraph"/>
+        <w:numPr>
+          <w:ilvl w:val="1"/>
+          <w:numId w:val="15"/>
+        </w:numPr>
+        <w:rPr>
+          <w:rFonts w:ascii="Arial" w:hAnsi="Arial" w:cs="Arial"/>
+          <w:sz w:val="28"/>
+          <w:szCs w:val="28"/>
+        </w:rPr>
+      </w:pPr>
+      <w:r>
+        <w:rPr>
+          <w:rFonts w:ascii="Arial" w:hAnsi="Arial" w:cs="Arial"/>
+          <w:sz w:val="28"/>
+          <w:szCs w:val="28"/>
+        </w:rPr>
+        <w:t>Cập nhật tên</w:t>
+      </w:r>
+    </w:p>
+    <w:p>
+      <w:pPr>
+        <w:pStyle w:val="ListParagraph"/>
+        <w:numPr>
+          <w:ilvl w:val="1"/>
+          <w:numId w:val="15"/>
+        </w:numPr>
+        <w:rPr>
+          <w:rFonts w:ascii="Arial" w:hAnsi="Arial" w:cs="Arial"/>
+          <w:sz w:val="28"/>
+          <w:szCs w:val="28"/>
+        </w:rPr>
+      </w:pPr>
+      <w:r>
+        <w:rPr>
+          <w:rFonts w:ascii="Arial" w:hAnsi="Arial" w:cs="Arial"/>
+          <w:sz w:val="28"/>
+          <w:szCs w:val="28"/>
+        </w:rPr>
+        <w:t>Nếu cập nhật nguồn tiền</w:t>
+      </w:r>
+    </w:p>
+    <w:p>
+      <w:pPr>
+        <w:pStyle w:val="ListParagraph"/>
+        <w:numPr>
+          <w:ilvl w:val="2"/>
+          <w:numId w:val="15"/>
+        </w:numPr>
+        <w:rPr>
+          <w:rFonts w:ascii="Arial" w:hAnsi="Arial" w:cs="Arial"/>
+          <w:sz w:val="28"/>
+          <w:szCs w:val="28"/>
+        </w:rPr>
+      </w:pPr>
+      <w:r>
+        <w:rPr>
+          <w:rFonts w:ascii="Arial" w:hAnsi="Arial" w:cs="Arial"/>
+          <w:sz w:val="28"/>
+          <w:szCs w:val="28"/>
+        </w:rPr>
+        <w:t>Tính toán cộng lại số tiền tương ứng cho nguồn tiền cũ</w:t>
+      </w:r>
+    </w:p>
+    <w:p>
+      <w:pPr>
+        <w:pStyle w:val="ListParagraph"/>
+        <w:numPr>
+          <w:ilvl w:val="2"/>
+          <w:numId w:val="15"/>
+        </w:numPr>
+        <w:rPr>
+          <w:rFonts w:ascii="Arial" w:hAnsi="Arial" w:cs="Arial"/>
+          <w:sz w:val="28"/>
+          <w:szCs w:val="28"/>
+        </w:rPr>
+      </w:pPr>
+      <w:r>
+        <w:rPr>
+          <w:rFonts w:ascii="Arial" w:hAnsi="Arial" w:cs="Arial"/>
+          <w:sz w:val="28"/>
+          <w:szCs w:val="28"/>
+        </w:rPr>
+        <w:t>Tính toán trừ số tiền tương ứng cho nguồn tiền mới</w:t>
+      </w:r>
+    </w:p>
+    <w:p>
+      <w:pPr>
+        <w:pStyle w:val="ListParagraph"/>
+        <w:numPr>
+          <w:ilvl w:val="1"/>
+          <w:numId w:val="15"/>
+        </w:numPr>
+        <w:rPr>
+          <w:rFonts w:ascii="Arial" w:hAnsi="Arial" w:cs="Arial"/>
+          <w:sz w:val="28"/>
+          <w:szCs w:val="28"/>
+        </w:rPr>
+      </w:pPr>
+      <w:r>
+        <w:rPr>
+          <w:rFonts w:ascii="Arial" w:hAnsi="Arial" w:cs="Arial"/>
+          <w:sz w:val="28"/>
+          <w:szCs w:val="28"/>
+        </w:rPr>
+        <w:t>Nếu cập nhật ngân sách</w:t>
+      </w:r>
+    </w:p>
+    <w:p>
+      <w:pPr>
+        <w:pStyle w:val="ListParagraph"/>
+        <w:numPr>
+          <w:ilvl w:val="2"/>
+          <w:numId w:val="15"/>
+        </w:numPr>
+        <w:rPr>
+          <w:rFonts w:ascii="Arial" w:hAnsi="Arial" w:cs="Arial"/>
+          <w:sz w:val="28"/>
+          <w:szCs w:val="28"/>
+        </w:rPr>
+      </w:pPr>
+      <w:r>
+        <w:rPr>
+          <w:rFonts w:ascii="Arial" w:hAnsi="Arial" w:cs="Arial"/>
+          <w:sz w:val="28"/>
+          <w:szCs w:val="28"/>
+        </w:rPr>
+        <w:t>Nếu trước đó chưa liên kết</w:t>
+      </w:r>
+    </w:p>
+    <w:p>
+      <w:pPr>
+        <w:pStyle w:val="ListParagraph"/>
+        <w:numPr>
+          <w:ilvl w:val="3"/>
+          <w:numId w:val="15"/>
+        </w:numPr>
+        <w:rPr>
+          <w:rFonts w:ascii="Arial" w:hAnsi="Arial" w:cs="Arial"/>
+          <w:sz w:val="28"/>
+          <w:szCs w:val="28"/>
+        </w:rPr>
+      </w:pPr>
+      <w:r>
+        <w:rPr>
+          <w:rFonts w:ascii="Arial" w:hAnsi="Arial" w:cs="Arial"/>
+          <w:sz w:val="28"/>
+          <w:szCs w:val="28"/>
+        </w:rPr>
+        <w:t>Tính toán từ số tiền tương ứng cho ngân sách vừa được liên kết</w:t>
+      </w:r>
+    </w:p>
+    <w:p>
+      <w:pPr>
+        <w:pStyle w:val="ListParagraph"/>
+        <w:numPr>
+          <w:ilvl w:val="2"/>
+          <w:numId w:val="15"/>
+        </w:numPr>
+        <w:rPr>
+          <w:rFonts w:ascii="Arial" w:hAnsi="Arial" w:cs="Arial"/>
+          <w:sz w:val="28"/>
+          <w:szCs w:val="28"/>
+        </w:rPr>
+      </w:pPr>
+      <w:r>
+        <w:rPr>
+          <w:rFonts w:ascii="Arial" w:hAnsi="Arial" w:cs="Arial"/>
+          <w:sz w:val="28"/>
+          <w:szCs w:val="28"/>
+        </w:rPr>
+        <w:t xml:space="preserve">Nếu trước đó đã liên kết </w:t>
+      </w:r>
+    </w:p>
+    <w:p>
+      <w:pPr>
+        <w:pStyle w:val="ListParagraph"/>
+        <w:numPr>
+          <w:ilvl w:val="3"/>
+          <w:numId w:val="15"/>
+        </w:numPr>
+        <w:rPr>
+          <w:rFonts w:ascii="Arial" w:hAnsi="Arial" w:cs="Arial"/>
+          <w:sz w:val="28"/>
+          <w:szCs w:val="28"/>
+        </w:rPr>
+      </w:pPr>
+      <w:r>
+        <w:rPr>
+          <w:rFonts w:ascii="Arial" w:hAnsi="Arial" w:cs="Arial"/>
+          <w:sz w:val="28"/>
+          <w:szCs w:val="28"/>
+        </w:rPr>
+        <w:t>Tính toán cộng số tiền tương ứng cho ngân sách cũ</w:t>
+      </w:r>
+    </w:p>
+    <w:p>
+      <w:pPr>
+        <w:pStyle w:val="ListParagraph"/>
+        <w:numPr>
+          <w:ilvl w:val="3"/>
+          <w:numId w:val="15"/>
+        </w:numPr>
+        <w:rPr>
+          <w:rFonts w:ascii="Arial" w:hAnsi="Arial" w:cs="Arial"/>
+          <w:sz w:val="28"/>
+          <w:szCs w:val="28"/>
+        </w:rPr>
+      </w:pPr>
+      <w:r>
+        <w:rPr>
+          <w:rFonts w:ascii="Arial" w:hAnsi="Arial" w:cs="Arial"/>
+          <w:sz w:val="28"/>
+          <w:szCs w:val="28"/>
+        </w:rPr>
+        <w:t>Tính toán trừ số tiền tương ứng cho ngân sách mới</w:t>
+      </w:r>
+    </w:p>
+    <w:p>
+      <w:pPr>
+        <w:pStyle w:val="ListParagraph"/>
+        <w:numPr>
+          <w:ilvl w:val="1"/>
+          <w:numId w:val="15"/>
+        </w:numPr>
+        <w:rPr>
+          <w:rFonts w:ascii="Arial" w:hAnsi="Arial" w:cs="Arial"/>
+          <w:sz w:val="28"/>
+          <w:szCs w:val="28"/>
+        </w:rPr>
+      </w:pPr>
+      <w:r>
+        <w:rPr>
+          <w:rFonts w:ascii="Arial" w:hAnsi="Arial" w:cs="Arial"/>
+          <w:sz w:val="28"/>
+          <w:szCs w:val="28"/>
+        </w:rPr>
+        <w:t>Cập nhật nội dung chi tiêu</w:t>
+      </w:r>
+    </w:p>
+    <w:p>
+      <w:pPr>
+        <w:pStyle w:val="ListParagraph"/>
+        <w:numPr>
+          <w:ilvl w:val="0"/>
+          <w:numId w:val="15"/>
+        </w:numPr>
+        <w:rPr>
+          <w:rFonts w:ascii="Arial" w:hAnsi="Arial" w:cs="Arial"/>
+          <w:sz w:val="28"/>
+          <w:szCs w:val="28"/>
+        </w:rPr>
+      </w:pPr>
+      <w:r>
+        <w:rPr>
+          <w:rFonts w:ascii="Arial" w:hAnsi="Arial" w:cs="Arial"/>
+          <w:sz w:val="28"/>
+          <w:szCs w:val="28"/>
+        </w:rPr>
+        <w:t>Lưu lại vào lịch sử</w:t>
+      </w:r>
+    </w:p>
+    <w:p>
+      <w:pPr>
+        <w:pStyle w:val="ListParagraph"/>
+        <w:numPr>
+          <w:ilvl w:val="0"/>
+          <w:numId w:val="15"/>
+        </w:numPr>
+        <w:rPr>
+          <w:rFonts w:ascii="Arial" w:hAnsi="Arial" w:cs="Arial"/>
+          <w:sz w:val="28"/>
+          <w:szCs w:val="28"/>
+        </w:rPr>
+      </w:pPr>
+      <w:r>
+        <w:rPr>
+          <w:rFonts w:ascii="Arial" w:hAnsi="Arial" w:cs="Arial"/>
+          <w:sz w:val="28"/>
+          <w:szCs w:val="28"/>
+        </w:rPr>
+        <w:lastRenderedPageBreak/>
+        <w:t>Lưu lại vào thống kê</w:t>
+      </w:r>
+    </w:p>
+    <w:p>
+      <w:pPr>
+        <w:pStyle w:val="ListParagraph"/>
+        <w:numPr>
+          <w:ilvl w:val="0"/>
+          <w:numId w:val="15"/>
+        </w:numPr>
+        <w:rPr>
+          <w:rFonts w:ascii="Arial" w:hAnsi="Arial" w:cs="Arial"/>
+          <w:sz w:val="28"/>
+          <w:szCs w:val="28"/>
+        </w:rPr>
+      </w:pPr>
+      <w:r>
+        <w:rPr>
+          <w:rFonts w:ascii="Arial" w:hAnsi="Arial" w:cs="Arial"/>
+          <w:sz w:val="28"/>
+          <w:szCs w:val="28"/>
+        </w:rPr>
+        <w:t xml:space="preserve">Thông báo </w:t>
+      </w:r>
+      <w:r>
+        <w:rPr>
+          <w:rFonts w:ascii="Arial" w:hAnsi="Arial" w:cs="Arial"/>
+          <w:sz w:val="28"/>
+          <w:szCs w:val="28"/>
+        </w:rPr>
+        <w:t>cập nhật khoản chi tiêu hoàn tất</w:t>
+      </w:r>
+    </w:p>
+    <w:p>
+      <w:pPr>
+        <w:rPr>
+          <w:rFonts w:ascii="Arial" w:hAnsi="Arial" w:cs="Arial"/>
+          <w:sz w:val="28"/>
+          <w:szCs w:val="28"/>
+        </w:rPr>
+      </w:pPr>
+    </w:p>
+    <w:p>
+      <w:pPr>
         <w:pStyle w:val="ListParagraph"/>
         <w:numPr>
           <w:ilvl w:val="2"/>
@@ -15035,18 +16096,484 @@
         <w:ind w:left="720"/>
         <w:rPr>
           <w:rFonts w:ascii="Arial" w:hAnsi="Arial" w:cs="Arial"/>
-          <w:sz w:val="28"/>
-          <w:szCs w:val="28"/>
-        </w:rPr>
-      </w:pPr>
-      <w:r>
-        <w:rPr>
-          <w:rFonts w:ascii="Arial" w:hAnsi="Arial" w:cs="Arial"/>
+          <w:b/>
+          <w:bCs/>
+          <w:sz w:val="28"/>
+          <w:szCs w:val="28"/>
+        </w:rPr>
+      </w:pPr>
+      <w:r>
+        <w:rPr>
+          <w:rFonts w:ascii="Arial" w:hAnsi="Arial" w:cs="Arial"/>
+          <w:b/>
+          <w:bCs/>
           <w:sz w:val="28"/>
           <w:szCs w:val="28"/>
         </w:rPr>
         <w:t>BP-CATE-</w:t>
       </w:r>
+      <w:r>
+        <w:rPr>
+          <w:rFonts w:ascii="Arial" w:hAnsi="Arial" w:cs="Arial"/>
+          <w:b/>
+          <w:bCs/>
+          <w:sz w:val="28"/>
+          <w:szCs w:val="28"/>
+        </w:rPr>
+        <w:t>1. Quy trình Tạo Danh Mục Chi Tiêu</w:t>
+      </w:r>
+    </w:p>
+    <w:p>
+      <w:pPr>
+        <w:pStyle w:val="ListParagraph"/>
+        <w:numPr>
+          <w:ilvl w:val="0"/>
+          <w:numId w:val="15"/>
+        </w:numPr>
+        <w:rPr>
+          <w:rFonts w:ascii="Arial" w:hAnsi="Arial" w:cs="Arial"/>
+          <w:sz w:val="28"/>
+          <w:szCs w:val="28"/>
+        </w:rPr>
+      </w:pPr>
+      <w:r>
+        <w:rPr>
+          <w:rFonts w:ascii="Arial" w:hAnsi="Arial" w:cs="Arial"/>
+          <w:sz w:val="28"/>
+          <w:szCs w:val="28"/>
+        </w:rPr>
+        <w:t>Ấn nút tạo danh mục chi tiêu mới</w:t>
+      </w:r>
+    </w:p>
+    <w:p>
+      <w:pPr>
+        <w:pStyle w:val="ListParagraph"/>
+        <w:numPr>
+          <w:ilvl w:val="0"/>
+          <w:numId w:val="15"/>
+        </w:numPr>
+        <w:rPr>
+          <w:rFonts w:ascii="Arial" w:hAnsi="Arial" w:cs="Arial"/>
+          <w:sz w:val="28"/>
+          <w:szCs w:val="28"/>
+        </w:rPr>
+      </w:pPr>
+      <w:r>
+        <w:rPr>
+          <w:rFonts w:ascii="Arial" w:hAnsi="Arial" w:cs="Arial"/>
+          <w:sz w:val="28"/>
+          <w:szCs w:val="28"/>
+        </w:rPr>
+        <w:t>Nhập các dữ liệu cần thiết của danh mục chi tiêu</w:t>
+      </w:r>
+    </w:p>
+    <w:p>
+      <w:pPr>
+        <w:pStyle w:val="ListParagraph"/>
+        <w:numPr>
+          <w:ilvl w:val="0"/>
+          <w:numId w:val="15"/>
+        </w:numPr>
+        <w:rPr>
+          <w:rFonts w:ascii="Arial" w:hAnsi="Arial" w:cs="Arial"/>
+          <w:sz w:val="28"/>
+          <w:szCs w:val="28"/>
+        </w:rPr>
+      </w:pPr>
+      <w:r>
+        <w:rPr>
+          <w:rFonts w:ascii="Arial" w:hAnsi="Arial" w:cs="Arial"/>
+          <w:sz w:val="28"/>
+          <w:szCs w:val="28"/>
+        </w:rPr>
+        <w:t>Kiểm tra xác thực dữ liệu đầu vào của danh mục đang tạo</w:t>
+      </w:r>
+    </w:p>
+    <w:p>
+      <w:pPr>
+        <w:pStyle w:val="ListParagraph"/>
+        <w:numPr>
+          <w:ilvl w:val="0"/>
+          <w:numId w:val="15"/>
+        </w:numPr>
+        <w:rPr>
+          <w:rFonts w:ascii="Arial" w:hAnsi="Arial" w:cs="Arial"/>
+          <w:sz w:val="28"/>
+          <w:szCs w:val="28"/>
+        </w:rPr>
+      </w:pPr>
+      <w:r>
+        <w:rPr>
+          <w:rFonts w:ascii="Arial" w:hAnsi="Arial" w:cs="Arial"/>
+          <w:sz w:val="28"/>
+          <w:szCs w:val="28"/>
+        </w:rPr>
+        <w:t>Kiểm tra tên của danh mục</w:t>
+      </w:r>
+    </w:p>
+    <w:p>
+      <w:pPr>
+        <w:pStyle w:val="ListParagraph"/>
+        <w:numPr>
+          <w:ilvl w:val="1"/>
+          <w:numId w:val="15"/>
+        </w:numPr>
+        <w:rPr>
+          <w:rFonts w:ascii="Arial" w:hAnsi="Arial" w:cs="Arial"/>
+          <w:sz w:val="28"/>
+          <w:szCs w:val="28"/>
+        </w:rPr>
+      </w:pPr>
+      <w:r>
+        <w:rPr>
+          <w:rFonts w:ascii="Arial" w:hAnsi="Arial" w:cs="Arial"/>
+          <w:sz w:val="28"/>
+          <w:szCs w:val="28"/>
+        </w:rPr>
+        <w:t>Nếu danh mục chưa được đặt tên, tên danh mục chi tiêu sẽ được khởi tạo theo mẫu</w:t>
+      </w:r>
+    </w:p>
+    <w:p>
+      <w:pPr>
+        <w:pStyle w:val="ListParagraph"/>
+        <w:numPr>
+          <w:ilvl w:val="1"/>
+          <w:numId w:val="15"/>
+        </w:numPr>
+        <w:rPr>
+          <w:rFonts w:ascii="Arial" w:hAnsi="Arial" w:cs="Arial"/>
+          <w:sz w:val="28"/>
+          <w:szCs w:val="28"/>
+        </w:rPr>
+      </w:pPr>
+      <w:r>
+        <w:rPr>
+          <w:rFonts w:ascii="Arial" w:hAnsi="Arial" w:cs="Arial"/>
+          <w:sz w:val="28"/>
+          <w:szCs w:val="28"/>
+        </w:rPr>
+        <w:t>Nếu danh mục đã được đặt tên</w:t>
+      </w:r>
+    </w:p>
+    <w:p>
+      <w:pPr>
+        <w:pStyle w:val="ListParagraph"/>
+        <w:numPr>
+          <w:ilvl w:val="2"/>
+          <w:numId w:val="15"/>
+        </w:numPr>
+        <w:rPr>
+          <w:rFonts w:ascii="Arial" w:hAnsi="Arial" w:cs="Arial"/>
+          <w:sz w:val="28"/>
+          <w:szCs w:val="28"/>
+        </w:rPr>
+      </w:pPr>
+      <w:r>
+        <w:rPr>
+          <w:rFonts w:ascii="Arial" w:hAnsi="Arial" w:cs="Arial"/>
+          <w:sz w:val="28"/>
+          <w:szCs w:val="28"/>
+        </w:rPr>
+        <w:t>Kiểm tra ký tự tối đa của tên danh mục</w:t>
+      </w:r>
+    </w:p>
+    <w:p>
+      <w:pPr>
+        <w:pStyle w:val="ListParagraph"/>
+        <w:numPr>
+          <w:ilvl w:val="2"/>
+          <w:numId w:val="15"/>
+        </w:numPr>
+        <w:rPr>
+          <w:rFonts w:ascii="Arial" w:hAnsi="Arial" w:cs="Arial"/>
+          <w:sz w:val="28"/>
+          <w:szCs w:val="28"/>
+        </w:rPr>
+      </w:pPr>
+      <w:r>
+        <w:rPr>
+          <w:rFonts w:ascii="Arial" w:hAnsi="Arial" w:cs="Arial"/>
+          <w:sz w:val="28"/>
+          <w:szCs w:val="28"/>
+        </w:rPr>
+        <w:t>Kiểm tra trùng tên danh mục chi tiêu trong hệ thống</w:t>
+      </w:r>
+    </w:p>
+    <w:p>
+      <w:pPr>
+        <w:pStyle w:val="ListParagraph"/>
+        <w:numPr>
+          <w:ilvl w:val="1"/>
+          <w:numId w:val="15"/>
+        </w:numPr>
+        <w:rPr>
+          <w:rFonts w:ascii="Arial" w:hAnsi="Arial" w:cs="Arial"/>
+          <w:sz w:val="28"/>
+          <w:szCs w:val="28"/>
+        </w:rPr>
+      </w:pPr>
+      <w:r>
+        <w:rPr>
+          <w:rFonts w:ascii="Arial" w:hAnsi="Arial" w:cs="Arial"/>
+          <w:sz w:val="28"/>
+          <w:szCs w:val="28"/>
+        </w:rPr>
+        <w:t>Tạo danh mục chi tiêu thành công</w:t>
+      </w:r>
+    </w:p>
+    <w:p>
+      <w:pPr>
+        <w:rPr>
+          <w:rFonts w:ascii="Arial" w:hAnsi="Arial" w:cs="Arial"/>
+          <w:sz w:val="28"/>
+          <w:szCs w:val="28"/>
+        </w:rPr>
+      </w:pPr>
+    </w:p>
+    <w:p>
+      <w:pPr>
+        <w:ind w:left="720"/>
+        <w:rPr>
+          <w:rFonts w:ascii="Arial" w:hAnsi="Arial" w:cs="Arial"/>
+          <w:b/>
+          <w:bCs/>
+          <w:sz w:val="28"/>
+          <w:szCs w:val="28"/>
+        </w:rPr>
+      </w:pPr>
+      <w:r>
+        <w:rPr>
+          <w:rFonts w:ascii="Arial" w:hAnsi="Arial" w:cs="Arial"/>
+          <w:b/>
+          <w:bCs/>
+          <w:sz w:val="28"/>
+          <w:szCs w:val="28"/>
+        </w:rPr>
+        <w:t>BP-CATE-2. Quy trình Xóa Danh Mục Tự Tạo</w:t>
+      </w:r>
+    </w:p>
+    <w:p>
+      <w:pPr>
+        <w:pStyle w:val="ListParagraph"/>
+        <w:numPr>
+          <w:ilvl w:val="0"/>
+          <w:numId w:val="15"/>
+        </w:numPr>
+        <w:rPr>
+          <w:rFonts w:ascii="Arial" w:hAnsi="Arial" w:cs="Arial"/>
+          <w:sz w:val="28"/>
+          <w:szCs w:val="28"/>
+        </w:rPr>
+      </w:pPr>
+      <w:r>
+        <w:rPr>
+          <w:rFonts w:ascii="Arial" w:hAnsi="Arial" w:cs="Arial"/>
+          <w:sz w:val="28"/>
+          <w:szCs w:val="28"/>
+        </w:rPr>
+        <w:t>Ấn chọn danh mục tự tạo cần xóa</w:t>
+      </w:r>
+    </w:p>
+    <w:p>
+      <w:pPr>
+        <w:pStyle w:val="ListParagraph"/>
+        <w:numPr>
+          <w:ilvl w:val="0"/>
+          <w:numId w:val="15"/>
+        </w:numPr>
+        <w:rPr>
+          <w:rFonts w:ascii="Arial" w:hAnsi="Arial" w:cs="Arial"/>
+          <w:sz w:val="28"/>
+          <w:szCs w:val="28"/>
+        </w:rPr>
+      </w:pPr>
+      <w:r>
+        <w:rPr>
+          <w:rFonts w:ascii="Arial" w:hAnsi="Arial" w:cs="Arial"/>
+          <w:sz w:val="28"/>
+          <w:szCs w:val="28"/>
+        </w:rPr>
+        <w:t xml:space="preserve">Kiểm tra </w:t>
+      </w:r>
+      <w:r>
+        <w:rPr>
+          <w:rFonts w:ascii="Arial" w:hAnsi="Arial" w:cs="Arial"/>
+          <w:sz w:val="28"/>
+          <w:szCs w:val="28"/>
+        </w:rPr>
+        <w:t>loại danh mục</w:t>
+      </w:r>
+    </w:p>
+    <w:p>
+      <w:pPr>
+        <w:pStyle w:val="ListParagraph"/>
+        <w:numPr>
+          <w:ilvl w:val="1"/>
+          <w:numId w:val="15"/>
+        </w:numPr>
+        <w:rPr>
+          <w:rFonts w:ascii="Arial" w:hAnsi="Arial" w:cs="Arial"/>
+          <w:sz w:val="28"/>
+          <w:szCs w:val="28"/>
+        </w:rPr>
+      </w:pPr>
+      <w:r>
+        <w:rPr>
+          <w:rFonts w:ascii="Arial" w:hAnsi="Arial" w:cs="Arial"/>
+          <w:sz w:val="28"/>
+          <w:szCs w:val="28"/>
+        </w:rPr>
+        <w:t>Nếu danh mục mặc định, không cho xóa</w:t>
+      </w:r>
+    </w:p>
+    <w:p>
+      <w:pPr>
+        <w:pStyle w:val="ListParagraph"/>
+        <w:numPr>
+          <w:ilvl w:val="1"/>
+          <w:numId w:val="15"/>
+        </w:numPr>
+        <w:rPr>
+          <w:rFonts w:ascii="Arial" w:hAnsi="Arial" w:cs="Arial"/>
+          <w:sz w:val="28"/>
+          <w:szCs w:val="28"/>
+        </w:rPr>
+      </w:pPr>
+      <w:r>
+        <w:rPr>
+          <w:rFonts w:ascii="Arial" w:hAnsi="Arial" w:cs="Arial"/>
+          <w:sz w:val="28"/>
+          <w:szCs w:val="28"/>
+        </w:rPr>
+        <w:t>Nếu danh mục tự tạo, hiện xác nhận</w:t>
+      </w:r>
+    </w:p>
+    <w:p>
+      <w:pPr>
+        <w:pStyle w:val="ListParagraph"/>
+        <w:numPr>
+          <w:ilvl w:val="0"/>
+          <w:numId w:val="15"/>
+        </w:numPr>
+        <w:rPr>
+          <w:rFonts w:ascii="Arial" w:hAnsi="Arial" w:cs="Arial"/>
+          <w:sz w:val="28"/>
+          <w:szCs w:val="28"/>
+        </w:rPr>
+      </w:pPr>
+      <w:r>
+        <w:rPr>
+          <w:rFonts w:ascii="Arial" w:hAnsi="Arial" w:cs="Arial"/>
+          <w:sz w:val="28"/>
+          <w:szCs w:val="28"/>
+        </w:rPr>
+        <w:t>Tiến hành chuyển các khoản chi</w:t>
+      </w:r>
+      <w:r>
+        <w:rPr>
+          <w:rFonts w:ascii="Arial" w:hAnsi="Arial" w:cs="Arial"/>
+          <w:sz w:val="28"/>
+          <w:szCs w:val="28"/>
+        </w:rPr>
+        <w:t xml:space="preserve"> tiêu được liên kết qua các danh mục chi tiêu khác</w:t>
+      </w:r>
+    </w:p>
+    <w:p>
+      <w:pPr>
+        <w:pStyle w:val="ListParagraph"/>
+        <w:numPr>
+          <w:ilvl w:val="1"/>
+          <w:numId w:val="15"/>
+        </w:numPr>
+        <w:rPr>
+          <w:rFonts w:ascii="Arial" w:hAnsi="Arial" w:cs="Arial"/>
+          <w:sz w:val="28"/>
+          <w:szCs w:val="28"/>
+        </w:rPr>
+      </w:pPr>
+      <w:r>
+        <w:rPr>
+          <w:rFonts w:ascii="Arial" w:hAnsi="Arial" w:cs="Arial"/>
+          <w:sz w:val="28"/>
+          <w:szCs w:val="28"/>
+        </w:rPr>
+        <w:t>Nếu không chỉ định danh mục chi tiêu, tự động chuyển về danh mục “Khác”</w:t>
+      </w:r>
+    </w:p>
+    <w:p>
+      <w:pPr>
+        <w:pStyle w:val="ListParagraph"/>
+        <w:numPr>
+          <w:ilvl w:val="1"/>
+          <w:numId w:val="15"/>
+        </w:numPr>
+        <w:rPr>
+          <w:rFonts w:ascii="Arial" w:hAnsi="Arial" w:cs="Arial"/>
+          <w:sz w:val="28"/>
+          <w:szCs w:val="28"/>
+        </w:rPr>
+      </w:pPr>
+      <w:r>
+        <w:rPr>
+          <w:rFonts w:ascii="Arial" w:hAnsi="Arial" w:cs="Arial"/>
+          <w:sz w:val="28"/>
+          <w:szCs w:val="28"/>
+        </w:rPr>
+        <w:t>Nếu được chỉ định danh mục mới làm đích, các khoản chi tiêu được liên kết sẽ được chuyển về cho danh mục đích</w:t>
+      </w:r>
+    </w:p>
+    <w:p>
+      <w:pPr>
+        <w:pStyle w:val="ListParagraph"/>
+        <w:numPr>
+          <w:ilvl w:val="0"/>
+          <w:numId w:val="15"/>
+        </w:numPr>
+        <w:rPr>
+          <w:rFonts w:ascii="Arial" w:hAnsi="Arial" w:cs="Arial"/>
+          <w:sz w:val="28"/>
+          <w:szCs w:val="28"/>
+        </w:rPr>
+      </w:pPr>
+      <w:r>
+        <w:rPr>
+          <w:rFonts w:ascii="Arial" w:hAnsi="Arial" w:cs="Arial"/>
+          <w:sz w:val="28"/>
+          <w:szCs w:val="28"/>
+        </w:rPr>
+        <w:t>Tiến hành chuyển danh mục chỉ định xóa vào thùng rác</w:t>
+      </w:r>
+    </w:p>
+    <w:p>
+      <w:pPr>
+        <w:pStyle w:val="ListParagraph"/>
+        <w:numPr>
+          <w:ilvl w:val="0"/>
+          <w:numId w:val="15"/>
+        </w:numPr>
+        <w:rPr>
+          <w:rFonts w:ascii="Arial" w:hAnsi="Arial" w:cs="Arial"/>
+          <w:sz w:val="28"/>
+          <w:szCs w:val="28"/>
+        </w:rPr>
+      </w:pPr>
+      <w:r>
+        <w:rPr>
+          <w:rFonts w:ascii="Arial" w:hAnsi="Arial" w:cs="Arial"/>
+          <w:sz w:val="28"/>
+          <w:szCs w:val="28"/>
+        </w:rPr>
+        <w:t>Xóa mềm danh mục chi tiêu được chỉ định trong 30 ngày</w:t>
+      </w:r>
+    </w:p>
+    <w:p>
+      <w:pPr>
+        <w:rPr>
+          <w:rFonts w:ascii="Arial" w:hAnsi="Arial" w:cs="Arial"/>
+          <w:sz w:val="28"/>
+          <w:szCs w:val="28"/>
+        </w:rPr>
+      </w:pPr>
     </w:p>
     <w:p>
       <w:pPr>
@@ -15071,46 +16598,248 @@
           <w:sz w:val="28"/>
           <w:szCs w:val="28"/>
         </w:rPr>
-        <w:t xml:space="preserve"> </w:t>
-      </w:r>
-      <w:r>
-        <w:rPr>
-          <w:rFonts w:ascii="Arial" w:hAnsi="Arial" w:cs="Arial"/>
-          <w:b/>
-          <w:bCs/>
-          <w:sz w:val="28"/>
-          <w:szCs w:val="28"/>
-        </w:rPr>
-        <w:t>Quy Trình Nghiệp Vụ Cho</w:t>
-      </w:r>
-      <w:r>
-        <w:rPr>
-          <w:rFonts w:ascii="Arial" w:hAnsi="Arial" w:cs="Arial"/>
-          <w:b/>
-          <w:bCs/>
-          <w:sz w:val="28"/>
-          <w:szCs w:val="28"/>
-        </w:rPr>
-        <w:t xml:space="preserve"> Quản Lý Thu Nhập</w:t>
-      </w:r>
-    </w:p>
-    <w:p>
-      <w:pPr>
-        <w:ind w:left="720"/>
-        <w:rPr>
-          <w:rFonts w:ascii="Arial" w:hAnsi="Arial" w:cs="Arial"/>
-          <w:sz w:val="28"/>
-          <w:szCs w:val="28"/>
-        </w:rPr>
-      </w:pPr>
-      <w:r>
-        <w:rPr>
-          <w:rFonts w:ascii="Arial" w:hAnsi="Arial" w:cs="Arial"/>
-          <w:sz w:val="28"/>
-          <w:szCs w:val="28"/>
-        </w:rPr>
+        <w:t xml:space="preserve"> Quy Trình Nghiệp Vụ Cho Quản Lý Thu Nhập</w:t>
+      </w:r>
+    </w:p>
+    <w:p>
+      <w:pPr>
+        <w:ind w:left="720"/>
+        <w:rPr>
+          <w:rFonts w:ascii="Arial" w:hAnsi="Arial" w:cs="Arial"/>
+          <w:b/>
+          <w:bCs/>
+          <w:sz w:val="28"/>
+          <w:szCs w:val="28"/>
+        </w:rPr>
+      </w:pPr>
+      <w:r>
+        <w:rPr>
+          <w:rFonts w:ascii="Arial" w:hAnsi="Arial" w:cs="Arial"/>
+          <w:b/>
+          <w:bCs/>
+          <w:sz w:val="28"/>
+          <w:szCs w:val="28"/>
+        </w:rPr>
+        <w:lastRenderedPageBreak/>
         <w:t>BP-IT-</w:t>
       </w:r>
+      <w:r>
+        <w:rPr>
+          <w:rFonts w:ascii="Arial" w:hAnsi="Arial" w:cs="Arial"/>
+          <w:b/>
+          <w:bCs/>
+          <w:sz w:val="28"/>
+          <w:szCs w:val="28"/>
+        </w:rPr>
+        <w:t>1. Quy trình Tạo Khoản Thu Nhập</w:t>
+      </w:r>
+    </w:p>
+    <w:p>
+      <w:pPr>
+        <w:pStyle w:val="ListParagraph"/>
+        <w:numPr>
+          <w:ilvl w:val="0"/>
+          <w:numId w:val="15"/>
+        </w:numPr>
+        <w:rPr>
+          <w:rFonts w:ascii="Arial" w:hAnsi="Arial" w:cs="Arial"/>
+          <w:sz w:val="28"/>
+          <w:szCs w:val="28"/>
+        </w:rPr>
+      </w:pPr>
+      <w:r>
+        <w:rPr>
+          <w:rFonts w:ascii="Arial" w:hAnsi="Arial" w:cs="Arial"/>
+          <w:sz w:val="28"/>
+          <w:szCs w:val="28"/>
+        </w:rPr>
+        <w:t>Nhập thu nhập</w:t>
+      </w:r>
+    </w:p>
+    <w:p>
+      <w:pPr>
+        <w:pStyle w:val="ListParagraph"/>
+        <w:numPr>
+          <w:ilvl w:val="0"/>
+          <w:numId w:val="15"/>
+        </w:numPr>
+        <w:rPr>
+          <w:rFonts w:ascii="Arial" w:hAnsi="Arial" w:cs="Arial"/>
+          <w:sz w:val="28"/>
+          <w:szCs w:val="28"/>
+        </w:rPr>
+      </w:pPr>
+      <w:r>
+        <w:rPr>
+          <w:rFonts w:ascii="Arial" w:hAnsi="Arial" w:cs="Arial"/>
+          <w:sz w:val="28"/>
+          <w:szCs w:val="28"/>
+        </w:rPr>
+        <w:t>Xác thực thu nhập</w:t>
+      </w:r>
+    </w:p>
+    <w:p>
+      <w:pPr>
+        <w:pStyle w:val="ListParagraph"/>
+        <w:numPr>
+          <w:ilvl w:val="0"/>
+          <w:numId w:val="15"/>
+        </w:numPr>
+        <w:rPr>
+          <w:rFonts w:ascii="Arial" w:hAnsi="Arial" w:cs="Arial"/>
+          <w:sz w:val="28"/>
+          <w:szCs w:val="28"/>
+        </w:rPr>
+      </w:pPr>
+      <w:r>
+        <w:rPr>
+          <w:rFonts w:ascii="Arial" w:hAnsi="Arial" w:cs="Arial"/>
+          <w:sz w:val="28"/>
+          <w:szCs w:val="28"/>
+        </w:rPr>
+        <w:t>Chọn danh mục thu nhập</w:t>
+      </w:r>
+    </w:p>
+    <w:p>
+      <w:pPr>
+        <w:pStyle w:val="ListParagraph"/>
+        <w:numPr>
+          <w:ilvl w:val="1"/>
+          <w:numId w:val="15"/>
+        </w:numPr>
+        <w:rPr>
+          <w:rFonts w:ascii="Arial" w:hAnsi="Arial" w:cs="Arial"/>
+          <w:sz w:val="28"/>
+          <w:szCs w:val="28"/>
+        </w:rPr>
+      </w:pPr>
+      <w:r>
+        <w:rPr>
+          <w:rFonts w:ascii="Arial" w:hAnsi="Arial" w:cs="Arial"/>
+          <w:sz w:val="28"/>
+          <w:szCs w:val="28"/>
+        </w:rPr>
+        <w:t>Nếu không chọn, mặc định danh mục sẽ là khác</w:t>
+      </w:r>
+    </w:p>
+    <w:p>
+      <w:pPr>
+        <w:pStyle w:val="ListParagraph"/>
+        <w:numPr>
+          <w:ilvl w:val="0"/>
+          <w:numId w:val="15"/>
+        </w:numPr>
+        <w:rPr>
+          <w:rFonts w:ascii="Arial" w:hAnsi="Arial" w:cs="Arial"/>
+          <w:sz w:val="28"/>
+          <w:szCs w:val="28"/>
+        </w:rPr>
+      </w:pPr>
+      <w:r>
+        <w:rPr>
+          <w:rFonts w:ascii="Arial" w:hAnsi="Arial" w:cs="Arial"/>
+          <w:sz w:val="28"/>
+          <w:szCs w:val="28"/>
+        </w:rPr>
+        <w:t>Kiểm tra nguồn tiền</w:t>
+      </w:r>
+    </w:p>
+    <w:p>
+      <w:pPr>
+        <w:pStyle w:val="ListParagraph"/>
+        <w:numPr>
+          <w:ilvl w:val="0"/>
+          <w:numId w:val="15"/>
+        </w:numPr>
+        <w:rPr>
+          <w:rFonts w:ascii="Arial" w:hAnsi="Arial" w:cs="Arial"/>
+          <w:sz w:val="28"/>
+          <w:szCs w:val="28"/>
+        </w:rPr>
+      </w:pPr>
+      <w:r>
+        <w:rPr>
+          <w:rFonts w:ascii="Arial" w:hAnsi="Arial" w:cs="Arial"/>
+          <w:sz w:val="28"/>
+          <w:szCs w:val="28"/>
+        </w:rPr>
+        <w:t>Lưu thu nhập</w:t>
+      </w:r>
+    </w:p>
+    <w:p>
+      <w:pPr>
+        <w:pStyle w:val="ListParagraph"/>
+        <w:numPr>
+          <w:ilvl w:val="0"/>
+          <w:numId w:val="15"/>
+        </w:numPr>
+        <w:rPr>
+          <w:rFonts w:ascii="Arial" w:hAnsi="Arial" w:cs="Arial"/>
+          <w:sz w:val="28"/>
+          <w:szCs w:val="28"/>
+        </w:rPr>
+      </w:pPr>
+      <w:r>
+        <w:rPr>
+          <w:rFonts w:ascii="Arial" w:hAnsi="Arial" w:cs="Arial"/>
+          <w:sz w:val="28"/>
+          <w:szCs w:val="28"/>
+        </w:rPr>
+        <w:t>Cộng số dư nguồn tiền</w:t>
+      </w:r>
+    </w:p>
+    <w:p>
+      <w:pPr>
+        <w:pStyle w:val="ListParagraph"/>
+        <w:numPr>
+          <w:ilvl w:val="0"/>
+          <w:numId w:val="15"/>
+        </w:numPr>
+        <w:rPr>
+          <w:rFonts w:ascii="Arial" w:hAnsi="Arial" w:cs="Arial"/>
+          <w:sz w:val="28"/>
+          <w:szCs w:val="28"/>
+        </w:rPr>
+      </w:pPr>
+      <w:r>
+        <w:rPr>
+          <w:rFonts w:ascii="Arial" w:hAnsi="Arial" w:cs="Arial"/>
+          <w:sz w:val="28"/>
+          <w:szCs w:val="28"/>
+        </w:rPr>
+        <w:t>Cập nhật thống kê</w:t>
+      </w:r>
+    </w:p>
+    <w:p>
+      <w:pPr>
+        <w:pStyle w:val="ListParagraph"/>
+        <w:numPr>
+          <w:ilvl w:val="0"/>
+          <w:numId w:val="15"/>
+        </w:numPr>
+        <w:rPr>
+          <w:rFonts w:ascii="Arial" w:hAnsi="Arial" w:cs="Arial"/>
+          <w:sz w:val="28"/>
+          <w:szCs w:val="28"/>
+        </w:rPr>
+      </w:pPr>
+      <w:r>
+        <w:rPr>
+          <w:rFonts w:ascii="Arial" w:hAnsi="Arial" w:cs="Arial"/>
+          <w:sz w:val="28"/>
+          <w:szCs w:val="28"/>
+        </w:rPr>
+        <w:t>Lưu lịch sử</w:t>
+      </w:r>
+    </w:p>
+    <w:p>
+      <w:pPr>
+        <w:rPr>
+          <w:rFonts w:ascii="Arial" w:hAnsi="Arial" w:cs="Arial"/>
+          <w:sz w:val="28"/>
+          <w:szCs w:val="28"/>
+        </w:rPr>
+      </w:pPr>
     </w:p>
     <w:p>
       <w:pPr>
@@ -15135,27 +16864,7 @@
           <w:sz w:val="28"/>
           <w:szCs w:val="28"/>
         </w:rPr>
-        <w:t xml:space="preserve"> </w:t>
-      </w:r>
-      <w:r>
-        <w:rPr>
-          <w:rFonts w:ascii="Arial" w:hAnsi="Arial" w:cs="Arial"/>
-          <w:b/>
-          <w:bCs/>
-          <w:sz w:val="28"/>
-          <w:szCs w:val="28"/>
-        </w:rPr>
-        <w:t>Quy Trình Nghiệp Vụ Cho</w:t>
-      </w:r>
-      <w:r>
-        <w:rPr>
-          <w:rFonts w:ascii="Arial" w:hAnsi="Arial" w:cs="Arial"/>
-          <w:b/>
-          <w:bCs/>
-          <w:sz w:val="28"/>
-          <w:szCs w:val="28"/>
-        </w:rPr>
-        <w:t xml:space="preserve"> Quản Lý Danh Mục Thu Nhập</w:t>
+        <w:t xml:space="preserve"> Quy Trình Nghiệp Vụ Cho Quản Lý Danh Mục Thu Nhập</w:t>
       </w:r>
     </w:p>
     <w:p>
@@ -15243,46 +16952,225 @@
           <w:sz w:val="28"/>
           <w:szCs w:val="28"/>
         </w:rPr>
-        <w:t xml:space="preserve"> </w:t>
-      </w:r>
-      <w:r>
-        <w:rPr>
-          <w:rFonts w:ascii="Arial" w:hAnsi="Arial" w:cs="Arial"/>
-          <w:b/>
-          <w:bCs/>
-          <w:sz w:val="28"/>
-          <w:szCs w:val="28"/>
-        </w:rPr>
-        <w:t>Quy Trình Nghiệp Vụ Cho</w:t>
-      </w:r>
-      <w:r>
-        <w:rPr>
-          <w:rFonts w:ascii="Arial" w:hAnsi="Arial" w:cs="Arial"/>
-          <w:b/>
-          <w:bCs/>
-          <w:sz w:val="28"/>
-          <w:szCs w:val="28"/>
-        </w:rPr>
-        <w:t xml:space="preserve"> Chuyển TIền Nội Bộ</w:t>
-      </w:r>
-    </w:p>
-    <w:p>
-      <w:pPr>
-        <w:ind w:left="720"/>
-        <w:rPr>
-          <w:rFonts w:ascii="Arial" w:hAnsi="Arial" w:cs="Arial"/>
-          <w:sz w:val="28"/>
-          <w:szCs w:val="28"/>
-        </w:rPr>
-      </w:pPr>
-      <w:r>
-        <w:rPr>
-          <w:rFonts w:ascii="Arial" w:hAnsi="Arial" w:cs="Arial"/>
+        <w:t xml:space="preserve"> Quy Trình Nghiệp Vụ Cho Chuyển TIền Nội Bộ</w:t>
+      </w:r>
+    </w:p>
+    <w:p>
+      <w:pPr>
+        <w:ind w:left="720"/>
+        <w:rPr>
+          <w:rFonts w:ascii="Arial" w:hAnsi="Arial" w:cs="Arial"/>
+          <w:b/>
+          <w:bCs/>
+          <w:sz w:val="28"/>
+          <w:szCs w:val="28"/>
+        </w:rPr>
+      </w:pPr>
+      <w:r>
+        <w:rPr>
+          <w:rFonts w:ascii="Arial" w:hAnsi="Arial" w:cs="Arial"/>
+          <w:b/>
+          <w:bCs/>
           <w:sz w:val="28"/>
           <w:szCs w:val="28"/>
         </w:rPr>
         <w:t>BP-TF-</w:t>
       </w:r>
+      <w:r>
+        <w:rPr>
+          <w:rFonts w:ascii="Arial" w:hAnsi="Arial" w:cs="Arial"/>
+          <w:b/>
+          <w:bCs/>
+          <w:sz w:val="28"/>
+          <w:szCs w:val="28"/>
+        </w:rPr>
+        <w:t>1. Quy trình Chuyển Tiền Nội Bộ</w:t>
+      </w:r>
+    </w:p>
+    <w:p>
+      <w:pPr>
+        <w:pStyle w:val="ListParagraph"/>
+        <w:numPr>
+          <w:ilvl w:val="0"/>
+          <w:numId w:val="15"/>
+        </w:numPr>
+        <w:rPr>
+          <w:rFonts w:ascii="Arial" w:hAnsi="Arial" w:cs="Arial"/>
+          <w:sz w:val="28"/>
+          <w:szCs w:val="28"/>
+        </w:rPr>
+      </w:pPr>
+      <w:r>
+        <w:rPr>
+          <w:rFonts w:ascii="Arial" w:hAnsi="Arial" w:cs="Arial"/>
+          <w:sz w:val="28"/>
+          <w:szCs w:val="28"/>
+        </w:rPr>
+        <w:t>Chọn nguồn gửi</w:t>
+      </w:r>
+    </w:p>
+    <w:p>
+      <w:pPr>
+        <w:pStyle w:val="ListParagraph"/>
+        <w:numPr>
+          <w:ilvl w:val="0"/>
+          <w:numId w:val="15"/>
+        </w:numPr>
+        <w:rPr>
+          <w:rFonts w:ascii="Arial" w:hAnsi="Arial" w:cs="Arial"/>
+          <w:sz w:val="28"/>
+          <w:szCs w:val="28"/>
+        </w:rPr>
+      </w:pPr>
+      <w:r>
+        <w:rPr>
+          <w:rFonts w:ascii="Arial" w:hAnsi="Arial" w:cs="Arial"/>
+          <w:sz w:val="28"/>
+          <w:szCs w:val="28"/>
+        </w:rPr>
+        <w:t>Chọn nguồn nhận</w:t>
+      </w:r>
+    </w:p>
+    <w:p>
+      <w:pPr>
+        <w:pStyle w:val="ListParagraph"/>
+        <w:numPr>
+          <w:ilvl w:val="0"/>
+          <w:numId w:val="15"/>
+        </w:numPr>
+        <w:rPr>
+          <w:rFonts w:ascii="Arial" w:hAnsi="Arial" w:cs="Arial"/>
+          <w:sz w:val="28"/>
+          <w:szCs w:val="28"/>
+        </w:rPr>
+      </w:pPr>
+      <w:r>
+        <w:rPr>
+          <w:rFonts w:ascii="Arial" w:hAnsi="Arial" w:cs="Arial"/>
+          <w:sz w:val="28"/>
+          <w:szCs w:val="28"/>
+        </w:rPr>
+        <w:t>Xác thực</w:t>
+      </w:r>
+    </w:p>
+    <w:p>
+      <w:pPr>
+        <w:pStyle w:val="ListParagraph"/>
+        <w:numPr>
+          <w:ilvl w:val="0"/>
+          <w:numId w:val="15"/>
+        </w:numPr>
+        <w:rPr>
+          <w:rFonts w:ascii="Arial" w:hAnsi="Arial" w:cs="Arial"/>
+          <w:sz w:val="28"/>
+          <w:szCs w:val="28"/>
+        </w:rPr>
+      </w:pPr>
+      <w:r>
+        <w:rPr>
+          <w:rFonts w:ascii="Arial" w:hAnsi="Arial" w:cs="Arial"/>
+          <w:sz w:val="28"/>
+          <w:szCs w:val="28"/>
+        </w:rPr>
+        <w:t>Kiểm tra số dư</w:t>
+      </w:r>
+    </w:p>
+    <w:p>
+      <w:pPr>
+        <w:pStyle w:val="ListParagraph"/>
+        <w:numPr>
+          <w:ilvl w:val="0"/>
+          <w:numId w:val="15"/>
+        </w:numPr>
+        <w:rPr>
+          <w:rFonts w:ascii="Arial" w:hAnsi="Arial" w:cs="Arial"/>
+          <w:sz w:val="28"/>
+          <w:szCs w:val="28"/>
+        </w:rPr>
+      </w:pPr>
+      <w:r>
+        <w:rPr>
+          <w:rFonts w:ascii="Arial" w:hAnsi="Arial" w:cs="Arial"/>
+          <w:sz w:val="28"/>
+          <w:szCs w:val="28"/>
+        </w:rPr>
+        <w:t>Trừ nguồn gửi</w:t>
+      </w:r>
+    </w:p>
+    <w:p>
+      <w:pPr>
+        <w:pStyle w:val="ListParagraph"/>
+        <w:numPr>
+          <w:ilvl w:val="0"/>
+          <w:numId w:val="15"/>
+        </w:numPr>
+        <w:rPr>
+          <w:rFonts w:ascii="Arial" w:hAnsi="Arial" w:cs="Arial"/>
+          <w:sz w:val="28"/>
+          <w:szCs w:val="28"/>
+        </w:rPr>
+      </w:pPr>
+      <w:r>
+        <w:rPr>
+          <w:rFonts w:ascii="Arial" w:hAnsi="Arial" w:cs="Arial"/>
+          <w:sz w:val="28"/>
+          <w:szCs w:val="28"/>
+        </w:rPr>
+        <w:t>Cộng nguồn nhận</w:t>
+      </w:r>
+    </w:p>
+    <w:p>
+      <w:pPr>
+        <w:pStyle w:val="ListParagraph"/>
+        <w:numPr>
+          <w:ilvl w:val="0"/>
+          <w:numId w:val="15"/>
+        </w:numPr>
+        <w:rPr>
+          <w:rFonts w:ascii="Arial" w:hAnsi="Arial" w:cs="Arial"/>
+          <w:sz w:val="28"/>
+          <w:szCs w:val="28"/>
+        </w:rPr>
+      </w:pPr>
+      <w:r>
+        <w:rPr>
+          <w:rFonts w:ascii="Arial" w:hAnsi="Arial" w:cs="Arial"/>
+          <w:sz w:val="28"/>
+          <w:szCs w:val="28"/>
+        </w:rPr>
+        <w:t>Lưu chuyển tiền</w:t>
+      </w:r>
+    </w:p>
+    <w:p>
+      <w:pPr>
+        <w:pStyle w:val="ListParagraph"/>
+        <w:numPr>
+          <w:ilvl w:val="0"/>
+          <w:numId w:val="15"/>
+        </w:numPr>
+        <w:rPr>
+          <w:rFonts w:ascii="Arial" w:hAnsi="Arial" w:cs="Arial"/>
+          <w:sz w:val="28"/>
+          <w:szCs w:val="28"/>
+        </w:rPr>
+      </w:pPr>
+      <w:r>
+        <w:rPr>
+          <w:rFonts w:ascii="Arial" w:hAnsi="Arial" w:cs="Arial"/>
+          <w:sz w:val="28"/>
+          <w:szCs w:val="28"/>
+        </w:rPr>
+        <w:t>Lưu lịch sử</w:t>
+      </w:r>
+    </w:p>
+    <w:p>
+      <w:pPr>
+        <w:rPr>
+          <w:rFonts w:ascii="Arial" w:hAnsi="Arial" w:cs="Arial"/>
+          <w:sz w:val="28"/>
+          <w:szCs w:val="28"/>
+        </w:rPr>
+      </w:pPr>
     </w:p>
     <w:p>
       <w:pPr>
@@ -15315,18 +17203,425 @@
         <w:ind w:left="720"/>
         <w:rPr>
           <w:rFonts w:ascii="Arial" w:hAnsi="Arial" w:cs="Arial"/>
-          <w:sz w:val="28"/>
-          <w:szCs w:val="28"/>
-        </w:rPr>
-      </w:pPr>
-      <w:r>
-        <w:rPr>
-          <w:rFonts w:ascii="Arial" w:hAnsi="Arial" w:cs="Arial"/>
+          <w:b/>
+          <w:bCs/>
+          <w:sz w:val="28"/>
+          <w:szCs w:val="28"/>
+        </w:rPr>
+      </w:pPr>
+      <w:r>
+        <w:rPr>
+          <w:rFonts w:ascii="Arial" w:hAnsi="Arial" w:cs="Arial"/>
+          <w:b/>
+          <w:bCs/>
           <w:sz w:val="28"/>
           <w:szCs w:val="28"/>
         </w:rPr>
         <w:t>BP-BUD-</w:t>
       </w:r>
+      <w:r>
+        <w:rPr>
+          <w:rFonts w:ascii="Arial" w:hAnsi="Arial" w:cs="Arial"/>
+          <w:b/>
+          <w:bCs/>
+          <w:sz w:val="28"/>
+          <w:szCs w:val="28"/>
+        </w:rPr>
+        <w:t>1. Quy trình Tạo Ngân Sách</w:t>
+      </w:r>
+    </w:p>
+    <w:p>
+      <w:pPr>
+        <w:pStyle w:val="ListParagraph"/>
+        <w:numPr>
+          <w:ilvl w:val="0"/>
+          <w:numId w:val="15"/>
+        </w:numPr>
+        <w:rPr>
+          <w:rFonts w:ascii="Arial" w:hAnsi="Arial" w:cs="Arial"/>
+          <w:sz w:val="28"/>
+          <w:szCs w:val="28"/>
+        </w:rPr>
+      </w:pPr>
+      <w:r>
+        <w:rPr>
+          <w:rFonts w:ascii="Arial" w:hAnsi="Arial" w:cs="Arial"/>
+          <w:sz w:val="28"/>
+          <w:szCs w:val="28"/>
+        </w:rPr>
+        <w:t>Tạo ngân sách</w:t>
+      </w:r>
+    </w:p>
+    <w:p>
+      <w:pPr>
+        <w:pStyle w:val="ListParagraph"/>
+        <w:numPr>
+          <w:ilvl w:val="0"/>
+          <w:numId w:val="15"/>
+        </w:numPr>
+        <w:rPr>
+          <w:rFonts w:ascii="Arial" w:hAnsi="Arial" w:cs="Arial"/>
+          <w:sz w:val="28"/>
+          <w:szCs w:val="28"/>
+        </w:rPr>
+      </w:pPr>
+      <w:r>
+        <w:rPr>
+          <w:rFonts w:ascii="Arial" w:hAnsi="Arial" w:cs="Arial"/>
+          <w:sz w:val="28"/>
+          <w:szCs w:val="28"/>
+        </w:rPr>
+        <w:lastRenderedPageBreak/>
+        <w:t>Chọn chu kỳ tái lập</w:t>
+      </w:r>
+    </w:p>
+    <w:p>
+      <w:pPr>
+        <w:pStyle w:val="ListParagraph"/>
+        <w:numPr>
+          <w:ilvl w:val="0"/>
+          <w:numId w:val="15"/>
+        </w:numPr>
+        <w:rPr>
+          <w:rFonts w:ascii="Arial" w:hAnsi="Arial" w:cs="Arial"/>
+          <w:sz w:val="28"/>
+          <w:szCs w:val="28"/>
+        </w:rPr>
+      </w:pPr>
+      <w:r>
+        <w:rPr>
+          <w:rFonts w:ascii="Arial" w:hAnsi="Arial" w:cs="Arial"/>
+          <w:sz w:val="28"/>
+          <w:szCs w:val="28"/>
+        </w:rPr>
+        <w:t>Nhập giới hạn chi tiệu</w:t>
+      </w:r>
+    </w:p>
+    <w:p>
+      <w:pPr>
+        <w:pStyle w:val="ListParagraph"/>
+        <w:numPr>
+          <w:ilvl w:val="0"/>
+          <w:numId w:val="15"/>
+        </w:numPr>
+        <w:rPr>
+          <w:rFonts w:ascii="Arial" w:hAnsi="Arial" w:cs="Arial"/>
+          <w:sz w:val="28"/>
+          <w:szCs w:val="28"/>
+        </w:rPr>
+      </w:pPr>
+      <w:r>
+        <w:rPr>
+          <w:rFonts w:ascii="Arial" w:hAnsi="Arial" w:cs="Arial"/>
+          <w:sz w:val="28"/>
+          <w:szCs w:val="28"/>
+        </w:rPr>
+        <w:t>Xác thực</w:t>
+      </w:r>
+    </w:p>
+    <w:p>
+      <w:pPr>
+        <w:pStyle w:val="ListParagraph"/>
+        <w:numPr>
+          <w:ilvl w:val="0"/>
+          <w:numId w:val="15"/>
+        </w:numPr>
+        <w:rPr>
+          <w:rFonts w:ascii="Arial" w:hAnsi="Arial" w:cs="Arial"/>
+          <w:sz w:val="28"/>
+          <w:szCs w:val="28"/>
+        </w:rPr>
+      </w:pPr>
+      <w:r>
+        <w:rPr>
+          <w:rFonts w:ascii="Arial" w:hAnsi="Arial" w:cs="Arial"/>
+          <w:sz w:val="28"/>
+          <w:szCs w:val="28"/>
+        </w:rPr>
+        <w:t>Lưu ngân sách</w:t>
+      </w:r>
+    </w:p>
+    <w:p>
+      <w:pPr>
+        <w:rPr>
+          <w:rFonts w:ascii="Arial" w:hAnsi="Arial" w:cs="Arial"/>
+          <w:sz w:val="28"/>
+          <w:szCs w:val="28"/>
+        </w:rPr>
+      </w:pPr>
+    </w:p>
+    <w:p>
+      <w:pPr>
+        <w:ind w:left="720"/>
+        <w:rPr>
+          <w:rFonts w:ascii="Arial" w:hAnsi="Arial" w:cs="Arial"/>
+          <w:b/>
+          <w:bCs/>
+          <w:sz w:val="28"/>
+          <w:szCs w:val="28"/>
+        </w:rPr>
+      </w:pPr>
+      <w:r>
+        <w:rPr>
+          <w:rFonts w:ascii="Arial" w:hAnsi="Arial" w:cs="Arial"/>
+          <w:b/>
+          <w:bCs/>
+          <w:sz w:val="28"/>
+          <w:szCs w:val="28"/>
+        </w:rPr>
+        <w:t>BP-BUD-2. Quy trình Kiểm Tra Ngân Sách Khi Chi Tiêu</w:t>
+      </w:r>
+    </w:p>
+    <w:p>
+      <w:pPr>
+        <w:pStyle w:val="ListParagraph"/>
+        <w:numPr>
+          <w:ilvl w:val="0"/>
+          <w:numId w:val="15"/>
+        </w:numPr>
+        <w:rPr>
+          <w:rFonts w:ascii="Arial" w:hAnsi="Arial" w:cs="Arial"/>
+          <w:sz w:val="28"/>
+          <w:szCs w:val="28"/>
+        </w:rPr>
+      </w:pPr>
+      <w:r>
+        <w:rPr>
+          <w:rFonts w:ascii="Arial" w:hAnsi="Arial" w:cs="Arial"/>
+          <w:sz w:val="28"/>
+          <w:szCs w:val="28"/>
+        </w:rPr>
+        <w:t>Tạo giao dịch chi tiêu</w:t>
+      </w:r>
+    </w:p>
+    <w:p>
+      <w:pPr>
+        <w:pStyle w:val="ListParagraph"/>
+        <w:numPr>
+          <w:ilvl w:val="0"/>
+          <w:numId w:val="15"/>
+        </w:numPr>
+        <w:rPr>
+          <w:rFonts w:ascii="Arial" w:hAnsi="Arial" w:cs="Arial"/>
+          <w:sz w:val="28"/>
+          <w:szCs w:val="28"/>
+        </w:rPr>
+      </w:pPr>
+      <w:r>
+        <w:rPr>
+          <w:rFonts w:ascii="Arial" w:hAnsi="Arial" w:cs="Arial"/>
+          <w:sz w:val="28"/>
+          <w:szCs w:val="28"/>
+        </w:rPr>
+        <w:t>Kiểm tra liên kết ngân sách</w:t>
+      </w:r>
+    </w:p>
+    <w:p>
+      <w:pPr>
+        <w:pStyle w:val="ListParagraph"/>
+        <w:numPr>
+          <w:ilvl w:val="1"/>
+          <w:numId w:val="15"/>
+        </w:numPr>
+        <w:rPr>
+          <w:rFonts w:ascii="Arial" w:hAnsi="Arial" w:cs="Arial"/>
+          <w:sz w:val="28"/>
+          <w:szCs w:val="28"/>
+        </w:rPr>
+      </w:pPr>
+      <w:r>
+        <w:rPr>
+          <w:rFonts w:ascii="Arial" w:hAnsi="Arial" w:cs="Arial"/>
+          <w:sz w:val="28"/>
+          <w:szCs w:val="28"/>
+        </w:rPr>
+        <w:t>Nếu không liên kết, lưu giao dịch</w:t>
+      </w:r>
+    </w:p>
+    <w:p>
+      <w:pPr>
+        <w:pStyle w:val="ListParagraph"/>
+        <w:numPr>
+          <w:ilvl w:val="1"/>
+          <w:numId w:val="15"/>
+        </w:numPr>
+        <w:rPr>
+          <w:rFonts w:ascii="Arial" w:hAnsi="Arial" w:cs="Arial"/>
+          <w:sz w:val="28"/>
+          <w:szCs w:val="28"/>
+        </w:rPr>
+      </w:pPr>
+      <w:r>
+        <w:rPr>
+          <w:rFonts w:ascii="Arial" w:hAnsi="Arial" w:cs="Arial"/>
+          <w:sz w:val="28"/>
+          <w:szCs w:val="28"/>
+        </w:rPr>
+        <w:t>Nếu có liên kết với ngân sách</w:t>
+      </w:r>
+    </w:p>
+    <w:p>
+      <w:pPr>
+        <w:pStyle w:val="ListParagraph"/>
+        <w:numPr>
+          <w:ilvl w:val="2"/>
+          <w:numId w:val="15"/>
+        </w:numPr>
+        <w:rPr>
+          <w:rFonts w:ascii="Arial" w:hAnsi="Arial" w:cs="Arial"/>
+          <w:sz w:val="28"/>
+          <w:szCs w:val="28"/>
+        </w:rPr>
+      </w:pPr>
+      <w:r>
+        <w:rPr>
+          <w:rFonts w:ascii="Arial" w:hAnsi="Arial" w:cs="Arial"/>
+          <w:sz w:val="28"/>
+          <w:szCs w:val="28"/>
+        </w:rPr>
+        <w:t>Tính số lượng sử dụng</w:t>
+      </w:r>
+    </w:p>
+    <w:p>
+      <w:pPr>
+        <w:pStyle w:val="ListParagraph"/>
+        <w:numPr>
+          <w:ilvl w:val="3"/>
+          <w:numId w:val="15"/>
+        </w:numPr>
+        <w:rPr>
+          <w:rFonts w:ascii="Arial" w:hAnsi="Arial" w:cs="Arial"/>
+          <w:sz w:val="28"/>
+          <w:szCs w:val="28"/>
+        </w:rPr>
+      </w:pPr>
+      <w:r>
+        <w:rPr>
+          <w:rFonts w:ascii="Arial" w:hAnsi="Arial" w:cs="Arial"/>
+          <w:sz w:val="28"/>
+          <w:szCs w:val="28"/>
+        </w:rPr>
+        <w:t>Nếu vượt ngưỡng một lần giao dịch</w:t>
+      </w:r>
+    </w:p>
+    <w:p>
+      <w:pPr>
+        <w:pStyle w:val="ListParagraph"/>
+        <w:numPr>
+          <w:ilvl w:val="4"/>
+          <w:numId w:val="15"/>
+        </w:numPr>
+        <w:rPr>
+          <w:rFonts w:ascii="Arial" w:hAnsi="Arial" w:cs="Arial"/>
+          <w:sz w:val="28"/>
+          <w:szCs w:val="28"/>
+        </w:rPr>
+      </w:pPr>
+      <w:r>
+        <w:rPr>
+          <w:rFonts w:ascii="Arial" w:hAnsi="Arial" w:cs="Arial"/>
+          <w:sz w:val="28"/>
+          <w:szCs w:val="28"/>
+        </w:rPr>
+        <w:t>Cảnh báo</w:t>
+      </w:r>
+    </w:p>
+    <w:p>
+      <w:pPr>
+        <w:pStyle w:val="ListParagraph"/>
+        <w:numPr>
+          <w:ilvl w:val="3"/>
+          <w:numId w:val="15"/>
+        </w:numPr>
+        <w:rPr>
+          <w:rFonts w:ascii="Arial" w:hAnsi="Arial" w:cs="Arial"/>
+          <w:sz w:val="28"/>
+          <w:szCs w:val="28"/>
+        </w:rPr>
+      </w:pPr>
+      <w:r>
+        <w:rPr>
+          <w:rFonts w:ascii="Arial" w:hAnsi="Arial" w:cs="Arial"/>
+          <w:sz w:val="28"/>
+          <w:szCs w:val="28"/>
+        </w:rPr>
+        <w:t>Nếu vượt ngân sách</w:t>
+      </w:r>
+    </w:p>
+    <w:p>
+      <w:pPr>
+        <w:pStyle w:val="ListParagraph"/>
+        <w:numPr>
+          <w:ilvl w:val="4"/>
+          <w:numId w:val="15"/>
+        </w:numPr>
+        <w:rPr>
+          <w:rFonts w:ascii="Arial" w:hAnsi="Arial" w:cs="Arial"/>
+          <w:sz w:val="28"/>
+          <w:szCs w:val="28"/>
+        </w:rPr>
+      </w:pPr>
+      <w:r>
+        <w:rPr>
+          <w:rFonts w:ascii="Arial" w:hAnsi="Arial" w:cs="Arial"/>
+          <w:sz w:val="28"/>
+          <w:szCs w:val="28"/>
+        </w:rPr>
+        <w:t>Đánh dấu ngân sách đã bị vượt</w:t>
+      </w:r>
+    </w:p>
+    <w:p>
+      <w:pPr>
+        <w:pStyle w:val="ListParagraph"/>
+        <w:numPr>
+          <w:ilvl w:val="4"/>
+          <w:numId w:val="15"/>
+        </w:numPr>
+        <w:rPr>
+          <w:rFonts w:ascii="Arial" w:hAnsi="Arial" w:cs="Arial"/>
+          <w:sz w:val="28"/>
+          <w:szCs w:val="28"/>
+        </w:rPr>
+      </w:pPr>
+      <w:r>
+        <w:rPr>
+          <w:rFonts w:ascii="Arial" w:hAnsi="Arial" w:cs="Arial"/>
+          <w:sz w:val="28"/>
+          <w:szCs w:val="28"/>
+        </w:rPr>
+        <w:t>Chuyển về số tiền âm tương ứng</w:t>
+      </w:r>
+    </w:p>
+    <w:p>
+      <w:pPr>
+        <w:pStyle w:val="ListParagraph"/>
+        <w:numPr>
+          <w:ilvl w:val="1"/>
+          <w:numId w:val="15"/>
+        </w:numPr>
+        <w:rPr>
+          <w:rFonts w:ascii="Arial" w:hAnsi="Arial" w:cs="Arial"/>
+          <w:sz w:val="28"/>
+          <w:szCs w:val="28"/>
+        </w:rPr>
+      </w:pPr>
+      <w:r>
+        <w:rPr>
+          <w:rFonts w:ascii="Arial" w:hAnsi="Arial" w:cs="Arial"/>
+          <w:sz w:val="28"/>
+          <w:szCs w:val="28"/>
+        </w:rPr>
+        <w:t>Lưu giao dịch</w:t>
+      </w:r>
+    </w:p>
+    <w:p>
+      <w:pPr>
+        <w:rPr>
+          <w:rFonts w:ascii="Arial" w:hAnsi="Arial" w:cs="Arial"/>
+          <w:sz w:val="28"/>
+          <w:szCs w:val="28"/>
+        </w:rPr>
+      </w:pPr>
     </w:p>
     <w:p>
       <w:pPr>
@@ -15351,32 +17646,224 @@
           <w:sz w:val="28"/>
           <w:szCs w:val="28"/>
         </w:rPr>
-        <w:t xml:space="preserve"> </w:t>
-      </w:r>
-      <w:r>
-        <w:rPr>
-          <w:rFonts w:ascii="Arial" w:hAnsi="Arial" w:cs="Arial"/>
-          <w:b/>
-          <w:bCs/>
-          <w:sz w:val="28"/>
-          <w:szCs w:val="28"/>
-        </w:rPr>
-        <w:t>Quy Trình Nghiệp Vụ Cho</w:t>
-      </w:r>
-      <w:r>
-        <w:rPr>
-          <w:rFonts w:ascii="Arial" w:hAnsi="Arial" w:cs="Arial"/>
-          <w:b/>
-          <w:bCs/>
-          <w:sz w:val="28"/>
-          <w:szCs w:val="28"/>
-        </w:rPr>
-        <w:t xml:space="preserve"> Quản Lý Chi Phí Cố Định</w:t>
-      </w:r>
-    </w:p>
-    <w:p>
-      <w:pPr>
-        <w:ind w:left="720"/>
+        <w:t xml:space="preserve"> Quy Trình Nghiệp Vụ Cho Quản Lý Chi Phí Cố Định</w:t>
+      </w:r>
+    </w:p>
+    <w:p>
+      <w:pPr>
+        <w:ind w:left="720"/>
+        <w:rPr>
+          <w:rFonts w:ascii="Arial" w:hAnsi="Arial" w:cs="Arial"/>
+          <w:b/>
+          <w:bCs/>
+          <w:sz w:val="28"/>
+          <w:szCs w:val="28"/>
+        </w:rPr>
+      </w:pPr>
+      <w:r>
+        <w:rPr>
+          <w:rFonts w:ascii="Arial" w:hAnsi="Arial" w:cs="Arial"/>
+          <w:b/>
+          <w:bCs/>
+          <w:sz w:val="28"/>
+          <w:szCs w:val="28"/>
+        </w:rPr>
+        <w:t>BP-RE-</w:t>
+      </w:r>
+      <w:r>
+        <w:rPr>
+          <w:rFonts w:ascii="Arial" w:hAnsi="Arial" w:cs="Arial"/>
+          <w:b/>
+          <w:bCs/>
+          <w:sz w:val="28"/>
+          <w:szCs w:val="28"/>
+        </w:rPr>
+        <w:t>1. Quy trình Thanh Toán Giao Dịch Định Kỳ</w:t>
+      </w:r>
+    </w:p>
+    <w:p>
+      <w:pPr>
+        <w:pStyle w:val="ListParagraph"/>
+        <w:numPr>
+          <w:ilvl w:val="0"/>
+          <w:numId w:val="15"/>
+        </w:numPr>
+        <w:rPr>
+          <w:rFonts w:ascii="Arial" w:hAnsi="Arial" w:cs="Arial"/>
+          <w:sz w:val="28"/>
+          <w:szCs w:val="28"/>
+        </w:rPr>
+      </w:pPr>
+      <w:r>
+        <w:rPr>
+          <w:rFonts w:ascii="Arial" w:hAnsi="Arial" w:cs="Arial"/>
+          <w:sz w:val="28"/>
+          <w:szCs w:val="28"/>
+        </w:rPr>
+        <w:t>Scheduler chạy</w:t>
+      </w:r>
+    </w:p>
+    <w:p>
+      <w:pPr>
+        <w:pStyle w:val="ListParagraph"/>
+        <w:numPr>
+          <w:ilvl w:val="0"/>
+          <w:numId w:val="15"/>
+        </w:numPr>
+        <w:rPr>
+          <w:rFonts w:ascii="Arial" w:hAnsi="Arial" w:cs="Arial"/>
+          <w:sz w:val="28"/>
+          <w:szCs w:val="28"/>
+        </w:rPr>
+      </w:pPr>
+      <w:r>
+        <w:rPr>
+          <w:rFonts w:ascii="Arial" w:hAnsi="Arial" w:cs="Arial"/>
+          <w:sz w:val="28"/>
+          <w:szCs w:val="28"/>
+        </w:rPr>
+        <w:t>Kiểm tra các giao dịch định kỳ đến hạn</w:t>
+      </w:r>
+    </w:p>
+    <w:p>
+      <w:pPr>
+        <w:pStyle w:val="ListParagraph"/>
+        <w:numPr>
+          <w:ilvl w:val="0"/>
+          <w:numId w:val="15"/>
+        </w:numPr>
+        <w:rPr>
+          <w:rFonts w:ascii="Arial" w:hAnsi="Arial" w:cs="Arial"/>
+          <w:sz w:val="28"/>
+          <w:szCs w:val="28"/>
+        </w:rPr>
+      </w:pPr>
+      <w:r>
+        <w:rPr>
+          <w:rFonts w:ascii="Arial" w:hAnsi="Arial" w:cs="Arial"/>
+          <w:sz w:val="28"/>
+          <w:szCs w:val="28"/>
+        </w:rPr>
+        <w:t>Kiểm tra xem đang tạm dừng hay đang hoạt động</w:t>
+      </w:r>
+    </w:p>
+    <w:p>
+      <w:pPr>
+        <w:pStyle w:val="ListParagraph"/>
+        <w:numPr>
+          <w:ilvl w:val="0"/>
+          <w:numId w:val="15"/>
+        </w:numPr>
+        <w:rPr>
+          <w:rFonts w:ascii="Arial" w:hAnsi="Arial" w:cs="Arial"/>
+          <w:sz w:val="28"/>
+          <w:szCs w:val="28"/>
+        </w:rPr>
+      </w:pPr>
+      <w:r>
+        <w:rPr>
+          <w:rFonts w:ascii="Arial" w:hAnsi="Arial" w:cs="Arial"/>
+          <w:sz w:val="28"/>
+          <w:szCs w:val="28"/>
+        </w:rPr>
+        <w:t>Kiểm tra xem giao dịch định kỳ này là tự động thanh toán hay thanh toán thủ công</w:t>
+      </w:r>
+    </w:p>
+    <w:p>
+      <w:pPr>
+        <w:pStyle w:val="ListParagraph"/>
+        <w:numPr>
+          <w:ilvl w:val="1"/>
+          <w:numId w:val="15"/>
+        </w:numPr>
+        <w:rPr>
+          <w:rFonts w:ascii="Arial" w:hAnsi="Arial" w:cs="Arial"/>
+          <w:sz w:val="28"/>
+          <w:szCs w:val="28"/>
+        </w:rPr>
+      </w:pPr>
+      <w:r>
+        <w:rPr>
+          <w:rFonts w:ascii="Arial" w:hAnsi="Arial" w:cs="Arial"/>
+          <w:sz w:val="28"/>
+          <w:szCs w:val="28"/>
+        </w:rPr>
+        <w:t>Nếu thanh toán thủ công, gửi thông báo đến hạn cần thanh toán</w:t>
+      </w:r>
+    </w:p>
+    <w:p>
+      <w:pPr>
+        <w:pStyle w:val="ListParagraph"/>
+        <w:numPr>
+          <w:ilvl w:val="1"/>
+          <w:numId w:val="15"/>
+        </w:numPr>
+        <w:rPr>
+          <w:rFonts w:ascii="Arial" w:hAnsi="Arial" w:cs="Arial"/>
+          <w:sz w:val="28"/>
+          <w:szCs w:val="28"/>
+        </w:rPr>
+      </w:pPr>
+      <w:r>
+        <w:rPr>
+          <w:rFonts w:ascii="Arial" w:hAnsi="Arial" w:cs="Arial"/>
+          <w:sz w:val="28"/>
+          <w:szCs w:val="28"/>
+        </w:rPr>
+        <w:t>Nếu thanh toán tự động</w:t>
+      </w:r>
+    </w:p>
+    <w:p>
+      <w:pPr>
+        <w:pStyle w:val="ListParagraph"/>
+        <w:numPr>
+          <w:ilvl w:val="2"/>
+          <w:numId w:val="15"/>
+        </w:numPr>
+        <w:rPr>
+          <w:rFonts w:ascii="Arial" w:hAnsi="Arial" w:cs="Arial"/>
+          <w:sz w:val="28"/>
+          <w:szCs w:val="28"/>
+        </w:rPr>
+      </w:pPr>
+      <w:r>
+        <w:rPr>
+          <w:rFonts w:ascii="Arial" w:hAnsi="Arial" w:cs="Arial"/>
+          <w:sz w:val="28"/>
+          <w:szCs w:val="28"/>
+        </w:rPr>
+        <w:t>Kiểm tra số dư của nguồn tiền được liên kết</w:t>
+      </w:r>
+    </w:p>
+    <w:p>
+      <w:pPr>
+        <w:pStyle w:val="ListParagraph"/>
+        <w:numPr>
+          <w:ilvl w:val="3"/>
+          <w:numId w:val="15"/>
+        </w:numPr>
+        <w:rPr>
+          <w:rFonts w:ascii="Arial" w:hAnsi="Arial" w:cs="Arial"/>
+          <w:sz w:val="28"/>
+          <w:szCs w:val="28"/>
+        </w:rPr>
+      </w:pPr>
+      <w:r>
+        <w:rPr>
+          <w:rFonts w:ascii="Arial" w:hAnsi="Arial" w:cs="Arial"/>
+          <w:sz w:val="28"/>
+          <w:szCs w:val="28"/>
+        </w:rPr>
+        <w:t>Nếu không đủ, hủy giao dịch tự động, chuyển về thủ công</w:t>
+      </w:r>
+    </w:p>
+    <w:p>
+      <w:pPr>
+        <w:pStyle w:val="ListParagraph"/>
+        <w:numPr>
+          <w:ilvl w:val="2"/>
+          <w:numId w:val="15"/>
+        </w:numPr>
         <w:rPr>
           <w:rFonts w:ascii="Arial" w:hAnsi="Arial" w:cs="Arial"/>
           <w:sz w:val="28"/>
@@ -15390,8 +17877,83 @@
           <w:szCs w:val="28"/>
         </w:rPr>
         <w:lastRenderedPageBreak/>
-        <w:t>BP-RE-</w:t>
-      </w:r>
+        <w:t>Khởi tạo giao dịch</w:t>
+      </w:r>
+    </w:p>
+    <w:p>
+      <w:pPr>
+        <w:pStyle w:val="ListParagraph"/>
+        <w:numPr>
+          <w:ilvl w:val="2"/>
+          <w:numId w:val="15"/>
+        </w:numPr>
+        <w:rPr>
+          <w:rFonts w:ascii="Arial" w:hAnsi="Arial" w:cs="Arial"/>
+          <w:sz w:val="28"/>
+          <w:szCs w:val="28"/>
+        </w:rPr>
+      </w:pPr>
+      <w:r>
+        <w:rPr>
+          <w:rFonts w:ascii="Arial" w:hAnsi="Arial" w:cs="Arial"/>
+          <w:sz w:val="28"/>
+          <w:szCs w:val="28"/>
+        </w:rPr>
+        <w:t>Cập nhật số dư của nguồn</w:t>
+      </w:r>
+    </w:p>
+    <w:p>
+      <w:pPr>
+        <w:pStyle w:val="ListParagraph"/>
+        <w:numPr>
+          <w:ilvl w:val="2"/>
+          <w:numId w:val="15"/>
+        </w:numPr>
+        <w:rPr>
+          <w:rFonts w:ascii="Arial" w:hAnsi="Arial" w:cs="Arial"/>
+          <w:sz w:val="28"/>
+          <w:szCs w:val="28"/>
+        </w:rPr>
+      </w:pPr>
+      <w:r>
+        <w:rPr>
+          <w:rFonts w:ascii="Arial" w:hAnsi="Arial" w:cs="Arial"/>
+          <w:sz w:val="28"/>
+          <w:szCs w:val="28"/>
+        </w:rPr>
+        <w:t>Cập nhật số dư của ngân sách (Nếu có liên kết)</w:t>
+      </w:r>
+    </w:p>
+    <w:p>
+      <w:pPr>
+        <w:pStyle w:val="ListParagraph"/>
+        <w:numPr>
+          <w:ilvl w:val="2"/>
+          <w:numId w:val="15"/>
+        </w:numPr>
+        <w:rPr>
+          <w:rFonts w:ascii="Arial" w:hAnsi="Arial" w:cs="Arial"/>
+          <w:sz w:val="28"/>
+          <w:szCs w:val="28"/>
+        </w:rPr>
+      </w:pPr>
+      <w:r>
+        <w:rPr>
+          <w:rFonts w:ascii="Arial" w:hAnsi="Arial" w:cs="Arial"/>
+          <w:sz w:val="28"/>
+          <w:szCs w:val="28"/>
+        </w:rPr>
+        <w:t>Lưu lịch sử cập nhật</w:t>
+      </w:r>
+    </w:p>
+    <w:p>
+      <w:pPr>
+        <w:rPr>
+          <w:rFonts w:ascii="Arial" w:hAnsi="Arial" w:cs="Arial"/>
+          <w:sz w:val="28"/>
+          <w:szCs w:val="28"/>
+        </w:rPr>
+      </w:pPr>
     </w:p>
     <w:p>
       <w:pPr>
@@ -15416,46 +17978,159 @@
           <w:sz w:val="28"/>
           <w:szCs w:val="28"/>
         </w:rPr>
-        <w:t xml:space="preserve"> </w:t>
-      </w:r>
-      <w:r>
-        <w:rPr>
-          <w:rFonts w:ascii="Arial" w:hAnsi="Arial" w:cs="Arial"/>
-          <w:b/>
-          <w:bCs/>
-          <w:sz w:val="28"/>
-          <w:szCs w:val="28"/>
-        </w:rPr>
-        <w:t>Quy Trình Nghiệp Vụ Cho</w:t>
-      </w:r>
-      <w:r>
-        <w:rPr>
-          <w:rFonts w:ascii="Arial" w:hAnsi="Arial" w:cs="Arial"/>
-          <w:b/>
-          <w:bCs/>
-          <w:sz w:val="28"/>
-          <w:szCs w:val="28"/>
-        </w:rPr>
-        <w:t xml:space="preserve"> Thống Kế Và Báo Cáo</w:t>
-      </w:r>
-    </w:p>
-    <w:p>
-      <w:pPr>
-        <w:ind w:left="720"/>
-        <w:rPr>
-          <w:rFonts w:ascii="Arial" w:hAnsi="Arial" w:cs="Arial"/>
-          <w:sz w:val="28"/>
-          <w:szCs w:val="28"/>
-        </w:rPr>
-      </w:pPr>
-      <w:r>
-        <w:rPr>
-          <w:rFonts w:ascii="Arial" w:hAnsi="Arial" w:cs="Arial"/>
+        <w:t xml:space="preserve"> Quy Trình Nghiệp Vụ Cho Thống Kế Và Báo Cáo</w:t>
+      </w:r>
+    </w:p>
+    <w:p>
+      <w:pPr>
+        <w:ind w:left="720"/>
+        <w:rPr>
+          <w:rFonts w:ascii="Arial" w:hAnsi="Arial" w:cs="Arial"/>
+          <w:b/>
+          <w:bCs/>
+          <w:sz w:val="28"/>
+          <w:szCs w:val="28"/>
+        </w:rPr>
+      </w:pPr>
+      <w:r>
+        <w:rPr>
+          <w:rFonts w:ascii="Arial" w:hAnsi="Arial" w:cs="Arial"/>
+          <w:b/>
+          <w:bCs/>
           <w:sz w:val="28"/>
           <w:szCs w:val="28"/>
         </w:rPr>
         <w:t>BP-SRP-</w:t>
       </w:r>
+      <w:r>
+        <w:rPr>
+          <w:rFonts w:ascii="Arial" w:hAnsi="Arial" w:cs="Arial"/>
+          <w:b/>
+          <w:bCs/>
+          <w:sz w:val="28"/>
+          <w:szCs w:val="28"/>
+        </w:rPr>
+        <w:t>1. Quy trình Xem Báo Cáo Thống kê</w:t>
+      </w:r>
+    </w:p>
+    <w:p>
+      <w:pPr>
+        <w:pStyle w:val="ListParagraph"/>
+        <w:numPr>
+          <w:ilvl w:val="0"/>
+          <w:numId w:val="15"/>
+        </w:numPr>
+        <w:rPr>
+          <w:rFonts w:ascii="Arial" w:hAnsi="Arial" w:cs="Arial"/>
+          <w:sz w:val="28"/>
+          <w:szCs w:val="28"/>
+        </w:rPr>
+      </w:pPr>
+      <w:r>
+        <w:rPr>
+          <w:rFonts w:ascii="Arial" w:hAnsi="Arial" w:cs="Arial"/>
+          <w:sz w:val="28"/>
+          <w:szCs w:val="28"/>
+        </w:rPr>
+        <w:t>Chọn khoảng thời gian</w:t>
+      </w:r>
+    </w:p>
+    <w:p>
+      <w:pPr>
+        <w:pStyle w:val="ListParagraph"/>
+        <w:numPr>
+          <w:ilvl w:val="0"/>
+          <w:numId w:val="15"/>
+        </w:numPr>
+        <w:rPr>
+          <w:rFonts w:ascii="Arial" w:hAnsi="Arial" w:cs="Arial"/>
+          <w:sz w:val="28"/>
+          <w:szCs w:val="28"/>
+        </w:rPr>
+      </w:pPr>
+      <w:r>
+        <w:rPr>
+          <w:rFonts w:ascii="Arial" w:hAnsi="Arial" w:cs="Arial"/>
+          <w:sz w:val="28"/>
+          <w:szCs w:val="28"/>
+        </w:rPr>
+        <w:t>Truy vấn dữ liệu</w:t>
+      </w:r>
+    </w:p>
+    <w:p>
+      <w:pPr>
+        <w:pStyle w:val="ListParagraph"/>
+        <w:numPr>
+          <w:ilvl w:val="0"/>
+          <w:numId w:val="15"/>
+        </w:numPr>
+        <w:rPr>
+          <w:rFonts w:ascii="Arial" w:hAnsi="Arial" w:cs="Arial"/>
+          <w:sz w:val="28"/>
+          <w:szCs w:val="28"/>
+        </w:rPr>
+      </w:pPr>
+      <w:r>
+        <w:rPr>
+          <w:rFonts w:ascii="Arial" w:hAnsi="Arial" w:cs="Arial"/>
+          <w:sz w:val="28"/>
+          <w:szCs w:val="28"/>
+        </w:rPr>
+        <w:t>Tính toán</w:t>
+      </w:r>
+    </w:p>
+    <w:p>
+      <w:pPr>
+        <w:pStyle w:val="ListParagraph"/>
+        <w:numPr>
+          <w:ilvl w:val="0"/>
+          <w:numId w:val="15"/>
+        </w:numPr>
+        <w:rPr>
+          <w:rFonts w:ascii="Arial" w:hAnsi="Arial" w:cs="Arial"/>
+          <w:sz w:val="28"/>
+          <w:szCs w:val="28"/>
+        </w:rPr>
+      </w:pPr>
+      <w:r>
+        <w:rPr>
+          <w:rFonts w:ascii="Arial" w:hAnsi="Arial" w:cs="Arial"/>
+          <w:sz w:val="28"/>
+          <w:szCs w:val="28"/>
+        </w:rPr>
+        <w:t>Group dữ liệu</w:t>
+      </w:r>
+    </w:p>
+    <w:p>
+      <w:pPr>
+        <w:pStyle w:val="ListParagraph"/>
+        <w:numPr>
+          <w:ilvl w:val="0"/>
+          <w:numId w:val="15"/>
+        </w:numPr>
+        <w:rPr>
+          <w:rFonts w:ascii="Arial" w:hAnsi="Arial" w:cs="Arial"/>
+          <w:sz w:val="28"/>
+          <w:szCs w:val="28"/>
+        </w:rPr>
+      </w:pPr>
+      <w:r>
+        <w:rPr>
+          <w:rFonts w:ascii="Arial" w:hAnsi="Arial" w:cs="Arial"/>
+          <w:sz w:val="28"/>
+          <w:szCs w:val="28"/>
+        </w:rPr>
+        <w:t>Render biểu đồ, thống kê</w:t>
+      </w:r>
+    </w:p>
+    <w:p>
+      <w:pPr>
+        <w:rPr>
+          <w:rFonts w:ascii="Arial" w:hAnsi="Arial" w:cs="Arial"/>
+          <w:sz w:val="28"/>
+          <w:szCs w:val="28"/>
+        </w:rPr>
+      </w:pPr>
     </w:p>
     <w:p>
       <w:pPr>
@@ -15480,56 +18155,334 @@
           <w:sz w:val="28"/>
           <w:szCs w:val="28"/>
         </w:rPr>
-        <w:t xml:space="preserve"> </w:t>
-      </w:r>
-      <w:r>
-        <w:rPr>
-          <w:rFonts w:ascii="Arial" w:hAnsi="Arial" w:cs="Arial"/>
-          <w:b/>
-          <w:bCs/>
-          <w:sz w:val="28"/>
-          <w:szCs w:val="28"/>
-        </w:rPr>
-        <w:t>Quy Trình Nghiệp Vụ Cho</w:t>
-      </w:r>
-      <w:r>
-        <w:rPr>
-          <w:rFonts w:ascii="Arial" w:hAnsi="Arial" w:cs="Arial"/>
-          <w:b/>
-          <w:bCs/>
-          <w:sz w:val="28"/>
-          <w:szCs w:val="28"/>
-        </w:rPr>
-        <w:t xml:space="preserve"> Sao Lưu Và Khôi Phục</w:t>
-      </w:r>
-    </w:p>
-    <w:p>
-      <w:pPr>
-        <w:ind w:left="720"/>
-        <w:rPr>
-          <w:rFonts w:ascii="Arial" w:hAnsi="Arial" w:cs="Arial"/>
-          <w:b/>
-          <w:bCs/>
-          <w:sz w:val="28"/>
-          <w:szCs w:val="28"/>
-        </w:rPr>
-      </w:pPr>
-      <w:r>
-        <w:rPr>
-          <w:rFonts w:ascii="Arial" w:hAnsi="Arial" w:cs="Arial"/>
-          <w:sz w:val="28"/>
-          <w:szCs w:val="28"/>
-        </w:rPr>
-        <w:t>BP-</w:t>
-      </w:r>
-      <w:r>
-        <w:rPr>
-          <w:rFonts w:ascii="Arial" w:hAnsi="Arial" w:cs="Arial"/>
-          <w:sz w:val="28"/>
-          <w:szCs w:val="28"/>
-        </w:rPr>
-        <w:t>BUR-</w:t>
-      </w:r>
+        <w:t xml:space="preserve"> Quy Trình Nghiệp Vụ Cho Sao Lưu Và Khôi Phục</w:t>
+      </w:r>
+    </w:p>
+    <w:p>
+      <w:pPr>
+        <w:ind w:left="720"/>
+        <w:rPr>
+          <w:rFonts w:ascii="Arial" w:hAnsi="Arial" w:cs="Arial"/>
+          <w:sz w:val="28"/>
+          <w:szCs w:val="28"/>
+        </w:rPr>
+      </w:pPr>
+      <w:r>
+        <w:rPr>
+          <w:rFonts w:ascii="Arial" w:hAnsi="Arial" w:cs="Arial"/>
+          <w:sz w:val="28"/>
+          <w:szCs w:val="28"/>
+        </w:rPr>
+        <w:t>BP-BUR-</w:t>
+      </w:r>
+      <w:r>
+        <w:rPr>
+          <w:rFonts w:ascii="Arial" w:hAnsi="Arial" w:cs="Arial"/>
+          <w:sz w:val="28"/>
+          <w:szCs w:val="28"/>
+        </w:rPr>
+        <w:t>1. Quy trình Sao Lưu Dữ Liệu Đối Với Local</w:t>
+      </w:r>
+    </w:p>
+    <w:p>
+      <w:pPr>
+        <w:pStyle w:val="ListParagraph"/>
+        <w:numPr>
+          <w:ilvl w:val="0"/>
+          <w:numId w:val="15"/>
+        </w:numPr>
+        <w:rPr>
+          <w:rFonts w:ascii="Arial" w:hAnsi="Arial" w:cs="Arial"/>
+          <w:sz w:val="28"/>
+          <w:szCs w:val="28"/>
+        </w:rPr>
+      </w:pPr>
+      <w:r>
+        <w:rPr>
+          <w:rFonts w:ascii="Arial" w:hAnsi="Arial" w:cs="Arial"/>
+          <w:sz w:val="28"/>
+          <w:szCs w:val="28"/>
+        </w:rPr>
+        <w:t>Chọn sao lưu dữ liệu</w:t>
+      </w:r>
+    </w:p>
+    <w:p>
+      <w:pPr>
+        <w:pStyle w:val="ListParagraph"/>
+        <w:numPr>
+          <w:ilvl w:val="0"/>
+          <w:numId w:val="15"/>
+        </w:numPr>
+        <w:rPr>
+          <w:rFonts w:ascii="Arial" w:hAnsi="Arial" w:cs="Arial"/>
+          <w:sz w:val="28"/>
+          <w:szCs w:val="28"/>
+        </w:rPr>
+      </w:pPr>
+      <w:r>
+        <w:rPr>
+          <w:rFonts w:ascii="Arial" w:hAnsi="Arial" w:cs="Arial"/>
+          <w:sz w:val="28"/>
+          <w:szCs w:val="28"/>
+        </w:rPr>
+        <w:t>Xác thực dữ liệu</w:t>
+      </w:r>
+    </w:p>
+    <w:p>
+      <w:pPr>
+        <w:pStyle w:val="ListParagraph"/>
+        <w:numPr>
+          <w:ilvl w:val="0"/>
+          <w:numId w:val="15"/>
+        </w:numPr>
+        <w:rPr>
+          <w:rFonts w:ascii="Arial" w:hAnsi="Arial" w:cs="Arial"/>
+          <w:sz w:val="28"/>
+          <w:szCs w:val="28"/>
+        </w:rPr>
+      </w:pPr>
+      <w:r>
+        <w:rPr>
+          <w:rFonts w:ascii="Arial" w:hAnsi="Arial" w:cs="Arial"/>
+          <w:sz w:val="28"/>
+          <w:szCs w:val="28"/>
+        </w:rPr>
+        <w:t>Đánh số phiên bản trong dữ liệu</w:t>
+      </w:r>
+    </w:p>
+    <w:p>
+      <w:pPr>
+        <w:pStyle w:val="ListParagraph"/>
+        <w:numPr>
+          <w:ilvl w:val="0"/>
+          <w:numId w:val="15"/>
+        </w:numPr>
+        <w:rPr>
+          <w:rFonts w:ascii="Arial" w:hAnsi="Arial" w:cs="Arial"/>
+          <w:sz w:val="28"/>
+          <w:szCs w:val="28"/>
+        </w:rPr>
+      </w:pPr>
+      <w:r>
+        <w:rPr>
+          <w:rFonts w:ascii="Arial" w:hAnsi="Arial" w:cs="Arial"/>
+          <w:sz w:val="28"/>
+          <w:szCs w:val="28"/>
+        </w:rPr>
+        <w:t>Xuất dữ liệu thành db/file</w:t>
+      </w:r>
+    </w:p>
+    <w:p>
+      <w:pPr>
+        <w:pStyle w:val="ListParagraph"/>
+        <w:numPr>
+          <w:ilvl w:val="0"/>
+          <w:numId w:val="15"/>
+        </w:numPr>
+        <w:rPr>
+          <w:rFonts w:ascii="Arial" w:hAnsi="Arial" w:cs="Arial"/>
+          <w:sz w:val="28"/>
+          <w:szCs w:val="28"/>
+        </w:rPr>
+      </w:pPr>
+      <w:r>
+        <w:rPr>
+          <w:rFonts w:ascii="Arial" w:hAnsi="Arial" w:cs="Arial"/>
+          <w:sz w:val="28"/>
+          <w:szCs w:val="28"/>
+        </w:rPr>
+        <w:t>Thông báo thành công</w:t>
+      </w:r>
+    </w:p>
+    <w:p>
+      <w:pPr>
+        <w:rPr>
+          <w:rFonts w:ascii="Arial" w:hAnsi="Arial" w:cs="Arial"/>
+          <w:sz w:val="28"/>
+          <w:szCs w:val="28"/>
+        </w:rPr>
+      </w:pPr>
+    </w:p>
+    <w:p>
+      <w:pPr>
+        <w:ind w:left="720"/>
+        <w:rPr>
+          <w:rFonts w:ascii="Arial" w:hAnsi="Arial" w:cs="Arial"/>
+          <w:sz w:val="28"/>
+          <w:szCs w:val="28"/>
+        </w:rPr>
+      </w:pPr>
+      <w:r>
+        <w:rPr>
+          <w:rFonts w:ascii="Arial" w:hAnsi="Arial" w:cs="Arial"/>
+          <w:sz w:val="28"/>
+          <w:szCs w:val="28"/>
+        </w:rPr>
+        <w:t>BP-BUR-2. Quy trình Khôi Phục Dữ Liệu</w:t>
+      </w:r>
+    </w:p>
+    <w:p>
+      <w:pPr>
+        <w:pStyle w:val="ListParagraph"/>
+        <w:numPr>
+          <w:ilvl w:val="0"/>
+          <w:numId w:val="15"/>
+        </w:numPr>
+        <w:rPr>
+          <w:rFonts w:ascii="Arial" w:hAnsi="Arial" w:cs="Arial"/>
+          <w:sz w:val="28"/>
+          <w:szCs w:val="28"/>
+        </w:rPr>
+      </w:pPr>
+      <w:r>
+        <w:rPr>
+          <w:rFonts w:ascii="Arial" w:hAnsi="Arial" w:cs="Arial"/>
+          <w:sz w:val="28"/>
+          <w:szCs w:val="28"/>
+        </w:rPr>
+        <w:t>Chọn file sao lưu</w:t>
+      </w:r>
+    </w:p>
+    <w:p>
+      <w:pPr>
+        <w:pStyle w:val="ListParagraph"/>
+        <w:numPr>
+          <w:ilvl w:val="0"/>
+          <w:numId w:val="15"/>
+        </w:numPr>
+        <w:rPr>
+          <w:rFonts w:ascii="Arial" w:hAnsi="Arial" w:cs="Arial"/>
+          <w:sz w:val="28"/>
+          <w:szCs w:val="28"/>
+        </w:rPr>
+      </w:pPr>
+      <w:r>
+        <w:rPr>
+          <w:rFonts w:ascii="Arial" w:hAnsi="Arial" w:cs="Arial"/>
+          <w:sz w:val="28"/>
+          <w:szCs w:val="28"/>
+        </w:rPr>
+        <w:t>Xác thực định dạng</w:t>
+      </w:r>
+    </w:p>
+    <w:p>
+      <w:pPr>
+        <w:pStyle w:val="ListParagraph"/>
+        <w:numPr>
+          <w:ilvl w:val="0"/>
+          <w:numId w:val="15"/>
+        </w:numPr>
+        <w:rPr>
+          <w:rFonts w:ascii="Arial" w:hAnsi="Arial" w:cs="Arial"/>
+          <w:sz w:val="28"/>
+          <w:szCs w:val="28"/>
+        </w:rPr>
+      </w:pPr>
+      <w:r>
+        <w:rPr>
+          <w:rFonts w:ascii="Arial" w:hAnsi="Arial" w:cs="Arial"/>
+          <w:sz w:val="28"/>
+          <w:szCs w:val="28"/>
+        </w:rPr>
+        <w:t>Kiểm tra phiên bản, không các quá 1 phiên bản lớn (Ví dụ 1.x và 2.x)</w:t>
+      </w:r>
+    </w:p>
+    <w:p>
+      <w:pPr>
+        <w:pStyle w:val="ListParagraph"/>
+        <w:numPr>
+          <w:ilvl w:val="0"/>
+          <w:numId w:val="15"/>
+        </w:numPr>
+        <w:rPr>
+          <w:rFonts w:ascii="Arial" w:hAnsi="Arial" w:cs="Arial"/>
+          <w:sz w:val="28"/>
+          <w:szCs w:val="28"/>
+        </w:rPr>
+      </w:pPr>
+      <w:r>
+        <w:rPr>
+          <w:rFonts w:ascii="Arial" w:hAnsi="Arial" w:cs="Arial"/>
+          <w:sz w:val="28"/>
+          <w:szCs w:val="28"/>
+        </w:rPr>
+        <w:t>Xác nhận ghi đè</w:t>
+      </w:r>
+    </w:p>
+    <w:p>
+      <w:pPr>
+        <w:pStyle w:val="ListParagraph"/>
+        <w:numPr>
+          <w:ilvl w:val="0"/>
+          <w:numId w:val="15"/>
+        </w:numPr>
+        <w:rPr>
+          <w:rFonts w:ascii="Arial" w:hAnsi="Arial" w:cs="Arial"/>
+          <w:sz w:val="28"/>
+          <w:szCs w:val="28"/>
+        </w:rPr>
+      </w:pPr>
+      <w:r>
+        <w:rPr>
+          <w:rFonts w:ascii="Arial" w:hAnsi="Arial" w:cs="Arial"/>
+          <w:sz w:val="28"/>
+          <w:szCs w:val="28"/>
+        </w:rPr>
+        <w:t>Khôi phục dữ liệu</w:t>
+      </w:r>
+    </w:p>
+    <w:p>
+      <w:pPr>
+        <w:pStyle w:val="ListParagraph"/>
+        <w:numPr>
+          <w:ilvl w:val="0"/>
+          <w:numId w:val="15"/>
+        </w:numPr>
+        <w:rPr>
+          <w:rFonts w:ascii="Arial" w:hAnsi="Arial" w:cs="Arial"/>
+          <w:sz w:val="28"/>
+          <w:szCs w:val="28"/>
+        </w:rPr>
+      </w:pPr>
+      <w:r>
+        <w:rPr>
+          <w:rFonts w:ascii="Arial" w:hAnsi="Arial" w:cs="Arial"/>
+          <w:sz w:val="28"/>
+          <w:szCs w:val="28"/>
+        </w:rPr>
+        <w:t>Tải lại chương trình</w:t>
+      </w:r>
+    </w:p>
+    <w:p>
+      <w:pPr>
+        <w:pStyle w:val="ListParagraph"/>
+        <w:numPr>
+          <w:ilvl w:val="0"/>
+          <w:numId w:val="15"/>
+        </w:numPr>
+        <w:rPr>
+          <w:rFonts w:ascii="Arial" w:hAnsi="Arial" w:cs="Arial"/>
+          <w:sz w:val="28"/>
+          <w:szCs w:val="28"/>
+        </w:rPr>
+      </w:pPr>
+      <w:r>
+        <w:rPr>
+          <w:rFonts w:ascii="Arial" w:hAnsi="Arial" w:cs="Arial"/>
+          <w:sz w:val="28"/>
+          <w:szCs w:val="28"/>
+        </w:rPr>
+        <w:t>Thông báo hoàn tất</w:t>
+      </w:r>
+    </w:p>
+    <w:p>
+      <w:pPr>
+        <w:rPr>
+          <w:rFonts w:ascii="Arial" w:hAnsi="Arial" w:cs="Arial"/>
+          <w:sz w:val="28"/>
+          <w:szCs w:val="28"/>
+        </w:rPr>
+      </w:pPr>
     </w:p>
     <w:p>
       <w:pPr>
@@ -15554,17 +18507,7 @@
           <w:sz w:val="28"/>
           <w:szCs w:val="28"/>
         </w:rPr>
-        <w:t xml:space="preserve"> </w:t>
-      </w:r>
-      <w:r>
-        <w:rPr>
-          <w:rFonts w:ascii="Arial" w:hAnsi="Arial" w:cs="Arial"/>
-          <w:b/>
-          <w:bCs/>
-          <w:sz w:val="28"/>
-          <w:szCs w:val="28"/>
-        </w:rPr>
-        <w:t>Quy Trình Nghiệp Vụ Cho</w:t>
+        <w:t xml:space="preserve"> Quy Trình Nghiệp Vụ Cho</w:t>
       </w:r>
       <w:r>
         <w:rPr>
@@ -15579,6 +18522,199 @@
     </w:p>
     <w:p>
       <w:pPr>
+        <w:ind w:left="720"/>
+        <w:rPr>
+          <w:rFonts w:ascii="Arial" w:hAnsi="Arial" w:cs="Arial"/>
+          <w:b/>
+          <w:bCs/>
+          <w:sz w:val="28"/>
+          <w:szCs w:val="28"/>
+        </w:rPr>
+      </w:pPr>
+      <w:r>
+        <w:rPr>
+          <w:rFonts w:ascii="Arial" w:hAnsi="Arial" w:cs="Arial"/>
+          <w:b/>
+          <w:bCs/>
+          <w:sz w:val="28"/>
+          <w:szCs w:val="28"/>
+        </w:rPr>
+        <w:t>BP-</w:t>
+      </w:r>
+      <w:r>
+        <w:rPr>
+          <w:rFonts w:ascii="Arial" w:hAnsi="Arial" w:cs="Arial"/>
+          <w:b/>
+          <w:bCs/>
+          <w:sz w:val="28"/>
+          <w:szCs w:val="28"/>
+        </w:rPr>
+        <w:t>SD</w:t>
+      </w:r>
+      <w:r>
+        <w:rPr>
+          <w:rFonts w:ascii="Arial" w:hAnsi="Arial" w:cs="Arial"/>
+          <w:b/>
+          <w:bCs/>
+          <w:sz w:val="28"/>
+          <w:szCs w:val="28"/>
+        </w:rPr>
+        <w:t xml:space="preserve">-1. Quy trình </w:t>
+      </w:r>
+      <w:r>
+        <w:rPr>
+          <w:rFonts w:ascii="Arial" w:hAnsi="Arial" w:cs="Arial"/>
+          <w:b/>
+          <w:bCs/>
+          <w:sz w:val="28"/>
+          <w:szCs w:val="28"/>
+        </w:rPr>
+        <w:t>Xóa Mềm Một Giao Dịch</w:t>
+      </w:r>
+    </w:p>
+    <w:p>
+      <w:pPr>
+        <w:pStyle w:val="ListParagraph"/>
+        <w:numPr>
+          <w:ilvl w:val="0"/>
+          <w:numId w:val="15"/>
+        </w:numPr>
+        <w:rPr>
+          <w:rFonts w:ascii="Arial" w:hAnsi="Arial" w:cs="Arial"/>
+          <w:sz w:val="28"/>
+          <w:szCs w:val="28"/>
+        </w:rPr>
+      </w:pPr>
+      <w:r>
+        <w:rPr>
+          <w:rFonts w:ascii="Arial" w:hAnsi="Arial" w:cs="Arial"/>
+          <w:sz w:val="28"/>
+          <w:szCs w:val="28"/>
+        </w:rPr>
+        <w:t>Người dùng xóa một giao dịch bất kỳ</w:t>
+      </w:r>
+    </w:p>
+    <w:p>
+      <w:pPr>
+        <w:pStyle w:val="ListParagraph"/>
+        <w:numPr>
+          <w:ilvl w:val="0"/>
+          <w:numId w:val="15"/>
+        </w:numPr>
+        <w:rPr>
+          <w:rFonts w:ascii="Arial" w:hAnsi="Arial" w:cs="Arial"/>
+          <w:sz w:val="28"/>
+          <w:szCs w:val="28"/>
+        </w:rPr>
+      </w:pPr>
+      <w:r>
+        <w:rPr>
+          <w:rFonts w:ascii="Arial" w:hAnsi="Arial" w:cs="Arial"/>
+          <w:sz w:val="28"/>
+          <w:szCs w:val="28"/>
+        </w:rPr>
+        <w:t>Chuyển delete = true</w:t>
+      </w:r>
+    </w:p>
+    <w:p>
+      <w:pPr>
+        <w:pStyle w:val="ListParagraph"/>
+        <w:numPr>
+          <w:ilvl w:val="0"/>
+          <w:numId w:val="15"/>
+        </w:numPr>
+        <w:rPr>
+          <w:rFonts w:ascii="Arial" w:hAnsi="Arial" w:cs="Arial"/>
+          <w:sz w:val="28"/>
+          <w:szCs w:val="28"/>
+        </w:rPr>
+      </w:pPr>
+      <w:r>
+        <w:rPr>
+          <w:rFonts w:ascii="Arial" w:hAnsi="Arial" w:cs="Arial"/>
+          <w:sz w:val="28"/>
+          <w:szCs w:val="28"/>
+        </w:rPr>
+        <w:t>Cập nhật số dư của nguồn tiền</w:t>
+      </w:r>
+    </w:p>
+    <w:p>
+      <w:pPr>
+        <w:pStyle w:val="ListParagraph"/>
+        <w:numPr>
+          <w:ilvl w:val="0"/>
+          <w:numId w:val="15"/>
+        </w:numPr>
+        <w:rPr>
+          <w:rFonts w:ascii="Arial" w:hAnsi="Arial" w:cs="Arial"/>
+          <w:sz w:val="28"/>
+          <w:szCs w:val="28"/>
+        </w:rPr>
+      </w:pPr>
+      <w:r>
+        <w:rPr>
+          <w:rFonts w:ascii="Arial" w:hAnsi="Arial" w:cs="Arial"/>
+          <w:sz w:val="28"/>
+          <w:szCs w:val="28"/>
+        </w:rPr>
+        <w:t>Cập nhật số dư của ngân sách</w:t>
+      </w:r>
+    </w:p>
+    <w:p>
+      <w:pPr>
+        <w:pStyle w:val="ListParagraph"/>
+        <w:numPr>
+          <w:ilvl w:val="0"/>
+          <w:numId w:val="15"/>
+        </w:numPr>
+        <w:rPr>
+          <w:rFonts w:ascii="Arial" w:hAnsi="Arial" w:cs="Arial"/>
+          <w:sz w:val="28"/>
+          <w:szCs w:val="28"/>
+        </w:rPr>
+      </w:pPr>
+      <w:r>
+        <w:rPr>
+          <w:rFonts w:ascii="Arial" w:hAnsi="Arial" w:cs="Arial"/>
+          <w:sz w:val="28"/>
+          <w:szCs w:val="28"/>
+        </w:rPr>
+        <w:t>Chuyển đến recycle bin</w:t>
+      </w:r>
+    </w:p>
+    <w:p>
+      <w:pPr>
+        <w:pStyle w:val="ListParagraph"/>
+        <w:numPr>
+          <w:ilvl w:val="0"/>
+          <w:numId w:val="15"/>
+        </w:numPr>
+        <w:rPr>
+          <w:rFonts w:ascii="Arial" w:hAnsi="Arial" w:cs="Arial"/>
+          <w:sz w:val="28"/>
+          <w:szCs w:val="28"/>
+        </w:rPr>
+      </w:pPr>
+      <w:r>
+        <w:rPr>
+          <w:rFonts w:ascii="Arial" w:hAnsi="Arial" w:cs="Arial"/>
+          <w:sz w:val="28"/>
+          <w:szCs w:val="28"/>
+        </w:rPr>
+        <w:t>Gán thời hạn khôi phục là 30 ngày</w:t>
+      </w:r>
+    </w:p>
+    <w:p>
+      <w:pPr>
+        <w:rPr>
+          <w:rFonts w:ascii="Arial" w:hAnsi="Arial" w:cs="Arial"/>
+          <w:sz w:val="28"/>
+          <w:szCs w:val="28"/>
+        </w:rPr>
+      </w:pPr>
+    </w:p>
+    <w:p>
+      <w:pPr>
         <w:ind w:firstLine="720"/>
         <w:rPr>
           <w:rFonts w:ascii="Arial" w:hAnsi="Arial" w:cs="Arial"/>
@@ -15591,19 +18727,154 @@
       <w:r>
         <w:rPr>
           <w:rFonts w:ascii="Arial" w:hAnsi="Arial" w:cs="Arial"/>
-          <w:sz w:val="28"/>
-          <w:szCs w:val="28"/>
-        </w:rPr>
-        <w:t>BP-S</w:t>
-      </w:r>
-      <w:r>
-        <w:rPr>
-          <w:rFonts w:ascii="Arial" w:hAnsi="Arial" w:cs="Arial"/>
-          <w:sz w:val="28"/>
-          <w:szCs w:val="28"/>
-        </w:rPr>
-        <w:t>D-</w:t>
-      </w:r>
+          <w:b/>
+          <w:bCs/>
+          <w:sz w:val="28"/>
+          <w:szCs w:val="28"/>
+        </w:rPr>
+        <w:t>BP-SD-2. Quy trình Khôi Phục Một Giao Dịch</w:t>
+      </w:r>
+    </w:p>
+    <w:p>
+      <w:pPr>
+        <w:pStyle w:val="ListParagraph"/>
+        <w:numPr>
+          <w:ilvl w:val="0"/>
+          <w:numId w:val="15"/>
+        </w:numPr>
+        <w:rPr>
+          <w:rFonts w:ascii="Arial" w:hAnsi="Arial" w:cs="Arial"/>
+          <w:sz w:val="28"/>
+          <w:szCs w:val="28"/>
+        </w:rPr>
+      </w:pPr>
+      <w:r>
+        <w:rPr>
+          <w:rFonts w:ascii="Arial" w:hAnsi="Arial" w:cs="Arial"/>
+          <w:sz w:val="28"/>
+          <w:szCs w:val="28"/>
+        </w:rPr>
+        <w:t>Khôi phục giao dịch</w:t>
+      </w:r>
+    </w:p>
+    <w:p>
+      <w:pPr>
+        <w:pStyle w:val="ListParagraph"/>
+        <w:numPr>
+          <w:ilvl w:val="0"/>
+          <w:numId w:val="15"/>
+        </w:numPr>
+        <w:rPr>
+          <w:rFonts w:ascii="Arial" w:hAnsi="Arial" w:cs="Arial"/>
+          <w:sz w:val="28"/>
+          <w:szCs w:val="28"/>
+        </w:rPr>
+      </w:pPr>
+      <w:r>
+        <w:rPr>
+          <w:rFonts w:ascii="Arial" w:hAnsi="Arial" w:cs="Arial"/>
+          <w:sz w:val="28"/>
+          <w:szCs w:val="28"/>
+        </w:rPr>
+        <w:t>Kiểm tra còn giao dịch trong hệ thống hay không (Sau 30 ngày bị xóa khỏi database)</w:t>
+      </w:r>
+    </w:p>
+    <w:p>
+      <w:pPr>
+        <w:pStyle w:val="ListParagraph"/>
+        <w:numPr>
+          <w:ilvl w:val="0"/>
+          <w:numId w:val="15"/>
+        </w:numPr>
+        <w:rPr>
+          <w:rFonts w:ascii="Arial" w:hAnsi="Arial" w:cs="Arial"/>
+          <w:sz w:val="28"/>
+          <w:szCs w:val="28"/>
+        </w:rPr>
+      </w:pPr>
+      <w:r>
+        <w:rPr>
+          <w:rFonts w:ascii="Arial" w:hAnsi="Arial" w:cs="Arial"/>
+          <w:sz w:val="28"/>
+          <w:szCs w:val="28"/>
+        </w:rPr>
+        <w:t>Cập nhật deleted = false</w:t>
+      </w:r>
+    </w:p>
+    <w:p>
+      <w:pPr>
+        <w:pStyle w:val="ListParagraph"/>
+        <w:numPr>
+          <w:ilvl w:val="0"/>
+          <w:numId w:val="15"/>
+        </w:numPr>
+        <w:rPr>
+          <w:rFonts w:ascii="Arial" w:hAnsi="Arial" w:cs="Arial"/>
+          <w:sz w:val="28"/>
+          <w:szCs w:val="28"/>
+        </w:rPr>
+      </w:pPr>
+      <w:r>
+        <w:rPr>
+          <w:rFonts w:ascii="Arial" w:hAnsi="Arial" w:cs="Arial"/>
+          <w:sz w:val="28"/>
+          <w:szCs w:val="28"/>
+        </w:rPr>
+        <w:t>Tính toán lại số dự nguồn tiền tương ứng</w:t>
+      </w:r>
+    </w:p>
+    <w:p>
+      <w:pPr>
+        <w:pStyle w:val="ListParagraph"/>
+        <w:numPr>
+          <w:ilvl w:val="0"/>
+          <w:numId w:val="15"/>
+        </w:numPr>
+        <w:rPr>
+          <w:rFonts w:ascii="Arial" w:hAnsi="Arial" w:cs="Arial"/>
+          <w:sz w:val="28"/>
+          <w:szCs w:val="28"/>
+        </w:rPr>
+      </w:pPr>
+      <w:r>
+        <w:rPr>
+          <w:rFonts w:ascii="Arial" w:hAnsi="Arial" w:cs="Arial"/>
+          <w:sz w:val="28"/>
+          <w:szCs w:val="28"/>
+        </w:rPr>
+        <w:t>Tính toán lại số dư ngân sách tương ứng (Nếu được liên kết)</w:t>
+      </w:r>
+    </w:p>
+    <w:p>
+      <w:pPr>
+        <w:pStyle w:val="ListParagraph"/>
+        <w:numPr>
+          <w:ilvl w:val="0"/>
+          <w:numId w:val="15"/>
+        </w:numPr>
+        <w:rPr>
+          <w:rFonts w:ascii="Arial" w:hAnsi="Arial" w:cs="Arial"/>
+          <w:sz w:val="28"/>
+          <w:szCs w:val="28"/>
+        </w:rPr>
+      </w:pPr>
+      <w:r>
+        <w:rPr>
+          <w:rFonts w:ascii="Arial" w:hAnsi="Arial" w:cs="Arial"/>
+          <w:sz w:val="28"/>
+          <w:szCs w:val="28"/>
+        </w:rPr>
+        <w:t>Khôi phục lịch sử giao dịch</w:t>
+      </w:r>
+    </w:p>
+    <w:p>
+      <w:pPr>
+        <w:rPr>
+          <w:rFonts w:ascii="Arial" w:hAnsi="Arial" w:cs="Arial"/>
+          <w:sz w:val="28"/>
+          <w:szCs w:val="28"/>
+        </w:rPr>
+      </w:pPr>
     </w:p>
     <w:p>
       <w:pPr>
@@ -15628,55 +18899,38 @@
           <w:sz w:val="28"/>
           <w:szCs w:val="28"/>
         </w:rPr>
-        <w:t xml:space="preserve"> </w:t>
-      </w:r>
-      <w:r>
-        <w:rPr>
-          <w:rFonts w:ascii="Arial" w:hAnsi="Arial" w:cs="Arial"/>
-          <w:b/>
-          <w:bCs/>
-          <w:sz w:val="28"/>
-          <w:szCs w:val="28"/>
-        </w:rPr>
-        <w:t>Quy Trình Nghiệp Vụ Cho</w:t>
-      </w:r>
-      <w:r>
-        <w:rPr>
-          <w:rFonts w:ascii="Arial" w:hAnsi="Arial" w:cs="Arial"/>
-          <w:b/>
-          <w:bCs/>
-          <w:sz w:val="28"/>
-          <w:szCs w:val="28"/>
-        </w:rPr>
-        <w:t xml:space="preserve"> Lịch Sử Giao Dịch</w:t>
-      </w:r>
-    </w:p>
-    <w:p>
-      <w:pPr>
-        <w:ind w:left="720"/>
-        <w:rPr>
-          <w:rFonts w:ascii="Arial" w:hAnsi="Arial" w:cs="Arial"/>
-          <w:b/>
-          <w:bCs/>
-          <w:sz w:val="28"/>
-          <w:szCs w:val="28"/>
-        </w:rPr>
-      </w:pPr>
-      <w:r>
-        <w:rPr>
-          <w:rFonts w:ascii="Arial" w:hAnsi="Arial" w:cs="Arial"/>
-          <w:sz w:val="28"/>
-          <w:szCs w:val="28"/>
-        </w:rPr>
-        <w:t>BP-</w:t>
-      </w:r>
-      <w:r>
-        <w:rPr>
-          <w:rFonts w:ascii="Arial" w:hAnsi="Arial" w:cs="Arial"/>
-          <w:sz w:val="28"/>
-          <w:szCs w:val="28"/>
-        </w:rPr>
-        <w:t>HIS-</w:t>
+        <w:t xml:space="preserve"> Quy Trình Nghiệp Vụ Cho Lịch Sử Giao Dịch</w:t>
+      </w:r>
+    </w:p>
+    <w:p>
+      <w:pPr>
+        <w:tabs>
+          <w:tab w:val="left" w:pos="2187"/>
+        </w:tabs>
+        <w:ind w:left="720"/>
+        <w:rPr>
+          <w:rFonts w:ascii="Arial" w:hAnsi="Arial" w:cs="Arial"/>
+          <w:b/>
+          <w:bCs/>
+          <w:sz w:val="28"/>
+          <w:szCs w:val="28"/>
+        </w:rPr>
+      </w:pPr>
+      <w:r>
+        <w:rPr>
+          <w:rFonts w:ascii="Arial" w:hAnsi="Arial" w:cs="Arial"/>
+          <w:sz w:val="28"/>
+          <w:szCs w:val="28"/>
+        </w:rPr>
+        <w:t>BP-HIS-</w:t>
+      </w:r>
+      <w:r>
+        <w:rPr>
+          <w:rFonts w:ascii="Arial" w:hAnsi="Arial" w:cs="Arial"/>
+          <w:sz w:val="28"/>
+          <w:szCs w:val="28"/>
+        </w:rPr>
+        <w:t xml:space="preserve">1. </w:t>
       </w:r>
     </w:p>
     <w:p>
@@ -16930,7 +20184,7 @@
         <w:rFonts w:ascii="Courier New" w:hAnsi="Courier New" w:cs="Courier New" w:hint="default"/>
       </w:rPr>
     </w:lvl>
-    <w:lvl w:ilvl="2" w:tplc="04090005" w:tentative="1">
+    <w:lvl w:ilvl="2" w:tplc="04090005">
       <w:start w:val="1"/>
       <w:numFmt w:val="bullet"/>
       <w:lvlText w:val=""/>
@@ -16942,7 +20196,7 @@
         <w:rFonts w:ascii="Wingdings" w:hAnsi="Wingdings" w:hint="default"/>
       </w:rPr>
     </w:lvl>
-    <w:lvl w:ilvl="3" w:tplc="04090001" w:tentative="1">
+    <w:lvl w:ilvl="3" w:tplc="04090001">
       <w:start w:val="1"/>
       <w:numFmt w:val="bullet"/>
       <w:lvlText w:val=""/>
@@ -16954,7 +20208,7 @@
         <w:rFonts w:ascii="Symbol" w:hAnsi="Symbol" w:hint="default"/>
       </w:rPr>
     </w:lvl>
-    <w:lvl w:ilvl="4" w:tplc="04090003" w:tentative="1">
+    <w:lvl w:ilvl="4" w:tplc="04090003">
       <w:start w:val="1"/>
       <w:numFmt w:val="bullet"/>
       <w:lvlText w:val="o"/>
@@ -18395,6 +21649,7 @@
   <w:style w:type="character" w:default="1" w:styleId="DefaultParagraphFont">
     <w:name w:val="Default Paragraph Font"/>
     <w:uiPriority w:val="1"/>
+    <w:semiHidden/>
     <w:unhideWhenUsed/>
   </w:style>
   <w:style w:type="table" w:default="1" w:styleId="TableNormal">

--- a/Document/Expense Tracker SRS.docx
+++ b/Document/Expense Tracker SRS.docx
@@ -9115,7 +9115,23 @@
           <w:sz w:val="28"/>
           <w:szCs w:val="28"/>
         </w:rPr>
-        <w:t>Nếu ngườ dùng chưa đặt tên cho nguồn tiền, chương trình sẽ cấp tên “Nguồn Tiền Mới &lt;Số&gt;”, với số tăng dần theo số lượng nguồn tiền chưa đặt t</w:t>
+        <w:t>Nếu ngườ</w:t>
+      </w:r>
+      <w:r>
+        <w:rPr>
+          <w:rFonts w:ascii="Arial" w:hAnsi="Arial" w:cs="Arial"/>
+          <w:sz w:val="28"/>
+          <w:szCs w:val="28"/>
+        </w:rPr>
+        <w:t>i</w:t>
+      </w:r>
+      <w:r>
+        <w:rPr>
+          <w:rFonts w:ascii="Arial" w:hAnsi="Arial" w:cs="Arial"/>
+          <w:sz w:val="28"/>
+          <w:szCs w:val="28"/>
+        </w:rPr>
+        <w:t xml:space="preserve"> dùng chưa đặt tên cho nguồn tiền, chương trình sẽ cấp tên “Nguồn Tiền Mới &lt;Số&gt;”, với số tăng dần theo số lượng nguồn tiền chưa đặt t</w:t>
       </w:r>
       <w:r>
         <w:rPr>
@@ -9207,6 +9223,22 @@
           <w:sz w:val="28"/>
           <w:szCs w:val="28"/>
         </w:rPr>
+        <w:t xml:space="preserve"> con</w:t>
+      </w:r>
+      <w:r>
+        <w:rPr>
+          <w:rFonts w:ascii="Arial" w:hAnsi="Arial" w:cs="Arial"/>
+          <w:sz w:val="28"/>
+          <w:szCs w:val="28"/>
+        </w:rPr>
+        <w:t xml:space="preserve"> bên trong nguồn tiền gốc bất kỳ</w:t>
+      </w:r>
+      <w:r>
+        <w:rPr>
+          <w:rFonts w:ascii="Arial" w:hAnsi="Arial" w:cs="Arial"/>
+          <w:sz w:val="28"/>
+          <w:szCs w:val="28"/>
+        </w:rPr>
         <w:t>.</w:t>
       </w:r>
     </w:p>
@@ -9511,6 +9543,7 @@
           <w:sz w:val="28"/>
           <w:szCs w:val="28"/>
         </w:rPr>
+        <w:lastRenderedPageBreak/>
         <w:t>BR-</w:t>
       </w:r>
       <w:r>
@@ -9545,7 +9578,6 @@
           <w:sz w:val="28"/>
           <w:szCs w:val="28"/>
         </w:rPr>
-        <w:lastRenderedPageBreak/>
         <w:t>BR-</w:t>
       </w:r>
       <w:r>
@@ -10032,6 +10064,7 @@
           <w:sz w:val="28"/>
           <w:szCs w:val="28"/>
         </w:rPr>
+        <w:lastRenderedPageBreak/>
         <w:tab/>
       </w:r>
       <w:r>
@@ -10109,7 +10142,6 @@
           <w:sz w:val="28"/>
           <w:szCs w:val="28"/>
         </w:rPr>
-        <w:lastRenderedPageBreak/>
         <w:tab/>
       </w:r>
       <w:r>
@@ -10250,6 +10282,127 @@
           <w:szCs w:val="28"/>
         </w:rPr>
       </w:pPr>
+      <w:r>
+        <w:rPr>
+          <w:rFonts w:ascii="Arial" w:hAnsi="Arial" w:cs="Arial"/>
+          <w:sz w:val="28"/>
+          <w:szCs w:val="28"/>
+        </w:rPr>
+        <w:t>BR-SM-27. Một ng</w:t>
+      </w:r>
+      <w:r>
+        <w:rPr>
+          <w:rFonts w:ascii="Arial" w:hAnsi="Arial" w:cs="Arial"/>
+          <w:sz w:val="28"/>
+          <w:szCs w:val="28"/>
+        </w:rPr>
+        <w:t>uồn tiền gốc phải có ít nhất một nguồn tiền con tồn tại.</w:t>
+      </w:r>
+    </w:p>
+    <w:p>
+      <w:pPr>
+        <w:ind w:firstLine="720"/>
+        <w:rPr>
+          <w:rFonts w:ascii="Arial" w:hAnsi="Arial" w:cs="Arial"/>
+          <w:sz w:val="28"/>
+          <w:szCs w:val="28"/>
+        </w:rPr>
+      </w:pPr>
+      <w:r>
+        <w:rPr>
+          <w:rFonts w:ascii="Arial" w:hAnsi="Arial" w:cs="Arial"/>
+          <w:sz w:val="28"/>
+          <w:szCs w:val="28"/>
+        </w:rPr>
+        <w:t>BR-SM-28. Các nguồn tiền con ở nguồn tiền gốc khác nhau có thể có tên giống nhau.</w:t>
+      </w:r>
+    </w:p>
+    <w:p>
+      <w:pPr>
+        <w:ind w:firstLine="720"/>
+        <w:rPr>
+          <w:rFonts w:ascii="Arial" w:hAnsi="Arial" w:cs="Arial"/>
+          <w:sz w:val="28"/>
+          <w:szCs w:val="28"/>
+        </w:rPr>
+      </w:pPr>
+      <w:r>
+        <w:rPr>
+          <w:rFonts w:ascii="Arial" w:hAnsi="Arial" w:cs="Arial"/>
+          <w:sz w:val="28"/>
+          <w:szCs w:val="28"/>
+        </w:rPr>
+        <w:t xml:space="preserve">BR-SM-29. </w:t>
+      </w:r>
+      <w:r>
+        <w:rPr>
+          <w:rFonts w:ascii="Arial" w:hAnsi="Arial" w:cs="Arial"/>
+          <w:sz w:val="28"/>
+          <w:szCs w:val="28"/>
+        </w:rPr>
+        <w:t>Hệ thống khởi tạo nguồn tiền con mặc định để lưu trữ số dư hoạt động ban đầu</w:t>
+      </w:r>
+    </w:p>
+    <w:p>
+      <w:pPr>
+        <w:rPr>
+          <w:rFonts w:ascii="Arial" w:hAnsi="Arial" w:cs="Arial"/>
+          <w:sz w:val="28"/>
+          <w:szCs w:val="28"/>
+        </w:rPr>
+      </w:pPr>
+      <w:r>
+        <w:rPr>
+          <w:rFonts w:ascii="Arial" w:hAnsi="Arial" w:cs="Arial"/>
+          <w:sz w:val="28"/>
+          <w:szCs w:val="28"/>
+        </w:rPr>
+        <w:tab/>
+        <w:t xml:space="preserve">BR-SM-30. </w:t>
+      </w:r>
+      <w:r>
+        <w:rPr>
+          <w:rFonts w:ascii="Arial" w:hAnsi="Arial" w:cs="Arial"/>
+          <w:sz w:val="28"/>
+          <w:szCs w:val="28"/>
+        </w:rPr>
+        <w:t>Số dư của nguồn tiền gốc được tính dựa trên tổng số dư của các nguồn tiền con liên kết.</w:t>
+      </w:r>
+    </w:p>
+    <w:p>
+      <w:pPr>
+        <w:rPr>
+          <w:rFonts w:ascii="Arial" w:hAnsi="Arial" w:cs="Arial"/>
+          <w:sz w:val="28"/>
+          <w:szCs w:val="28"/>
+        </w:rPr>
+      </w:pPr>
+      <w:r>
+        <w:rPr>
+          <w:rFonts w:ascii="Arial" w:hAnsi="Arial" w:cs="Arial"/>
+          <w:sz w:val="28"/>
+          <w:szCs w:val="28"/>
+        </w:rPr>
+        <w:tab/>
+        <w:t xml:space="preserve">BR-SM-31. </w:t>
+      </w:r>
+      <w:r>
+        <w:rPr>
+          <w:rFonts w:ascii="Arial" w:hAnsi="Arial" w:cs="Arial"/>
+          <w:sz w:val="28"/>
+          <w:szCs w:val="28"/>
+        </w:rPr>
+        <w:t>Nguồn tiền gốc không được thực hiện giao dịch trực tiếp.</w:t>
+      </w:r>
+    </w:p>
+    <w:p>
+      <w:pPr>
+        <w:rPr>
+          <w:rFonts w:ascii="Arial" w:hAnsi="Arial" w:cs="Arial"/>
+          <w:sz w:val="28"/>
+          <w:szCs w:val="28"/>
+        </w:rPr>
+      </w:pPr>
     </w:p>
     <w:p>
       <w:pPr>
@@ -10400,6 +10553,7 @@
           <w:sz w:val="28"/>
           <w:szCs w:val="28"/>
         </w:rPr>
+        <w:lastRenderedPageBreak/>
         <w:t>BR-TF-6. Người dùng chỉ được phép chuyển tiền giữa các nguồn tiền thuộc tài khoản của chính mình.</w:t>
       </w:r>
     </w:p>
@@ -10508,7 +10662,6 @@
           <w:sz w:val="28"/>
           <w:szCs w:val="28"/>
         </w:rPr>
-        <w:lastRenderedPageBreak/>
         <w:t>BR-TF-12. Thời gian chuyển tiền không được lớn hơn thời gian hiện tại của hệ thống.</w:t>
       </w:r>
     </w:p>
@@ -10738,6 +10891,7 @@
           <w:sz w:val="28"/>
           <w:szCs w:val="28"/>
         </w:rPr>
+        <w:lastRenderedPageBreak/>
         <w:t xml:space="preserve">BR-BUD-5. </w:t>
       </w:r>
       <w:r>
@@ -10937,7 +11091,6 @@
           <w:sz w:val="28"/>
           <w:szCs w:val="28"/>
         </w:rPr>
-        <w:lastRenderedPageBreak/>
         <w:tab/>
         <w:t>Lựa chọn 2: Điều chỉnh ngân sách vĩnh viễn, hết chu kỳ sẽ tái lập theo lựa chọn mới</w:t>
       </w:r>
@@ -11278,6 +11431,7 @@
           <w:sz w:val="28"/>
           <w:szCs w:val="28"/>
         </w:rPr>
+        <w:lastRenderedPageBreak/>
         <w:t>BR-BUD-</w:t>
       </w:r>
       <w:r>
@@ -11455,7 +11609,6 @@
           <w:sz w:val="28"/>
           <w:szCs w:val="28"/>
         </w:rPr>
-        <w:lastRenderedPageBreak/>
         <w:t>BR-RE-</w:t>
       </w:r>
       <w:r>
@@ -11769,6 +11922,7 @@
           <w:sz w:val="28"/>
           <w:szCs w:val="28"/>
         </w:rPr>
+        <w:lastRenderedPageBreak/>
         <w:t>BR-RE-9. Giao dịch bị bỏ qua vẫn phải được hiển thị trong danh sách giao dịch định kỳ cho đến khi được xử lý.</w:t>
       </w:r>
     </w:p>
@@ -12029,7 +12183,6 @@
           <w:sz w:val="28"/>
           <w:szCs w:val="28"/>
         </w:rPr>
-        <w:lastRenderedPageBreak/>
         <w:tab/>
         <w:t>Ngày: 12 giờ/ 6 giờ/ 1 giờ/</w:t>
       </w:r>
@@ -12370,6 +12523,7 @@
           <w:sz w:val="28"/>
           <w:szCs w:val="28"/>
         </w:rPr>
+        <w:lastRenderedPageBreak/>
         <w:t>G</w:t>
       </w:r>
       <w:r>
@@ -12550,7 +12704,6 @@
           <w:sz w:val="28"/>
           <w:szCs w:val="28"/>
         </w:rPr>
-        <w:lastRenderedPageBreak/>
         <w:t>BR-SRP-2. Người dùng chỉ được phép xem báo cáo và thống kê thuộc tài khoản của chính mình.</w:t>
       </w:r>
     </w:p>
@@ -12740,6 +12893,7 @@
           <w:sz w:val="28"/>
           <w:szCs w:val="28"/>
         </w:rPr>
+        <w:lastRenderedPageBreak/>
         <w:t>BR-SRP-11. Hệ thống phải hiển thị trạng thái sử dụng ngân sách theo phần trăm đã sử dụng và số dư còn lại.</w:t>
       </w:r>
     </w:p>
@@ -13121,6 +13275,7 @@
           <w:sz w:val="28"/>
           <w:szCs w:val="28"/>
         </w:rPr>
+        <w:lastRenderedPageBreak/>
         <w:tab/>
       </w:r>
       <w:r>
@@ -13246,7 +13401,6 @@
           <w:sz w:val="28"/>
           <w:szCs w:val="28"/>
         </w:rPr>
-        <w:lastRenderedPageBreak/>
         <w:tab/>
       </w:r>
       <w:r>
@@ -13521,6 +13675,7 @@
           <w:sz w:val="28"/>
           <w:szCs w:val="28"/>
         </w:rPr>
+        <w:lastRenderedPageBreak/>
         <w:t>BR-SD-3. Dữ liệu đã bị xóa mềm không được hiển thị trong danh sách hoạt động mặc định của hệ thống.</w:t>
       </w:r>
     </w:p>
@@ -13611,9 +13766,36 @@
           <w:sz w:val="28"/>
           <w:szCs w:val="28"/>
         </w:rPr>
-        <w:lastRenderedPageBreak/>
         <w:t>BR-SD-8. Người dùng chỉ được phép xem và khôi phục dữ liệu đã xóa thuộc tài khoản của chính mình.</w:t>
       </w:r>
+    </w:p>
+    <w:p>
+      <w:pPr>
+        <w:ind w:left="720"/>
+        <w:rPr>
+          <w:rFonts w:ascii="Arial" w:hAnsi="Arial" w:cs="Arial"/>
+          <w:sz w:val="28"/>
+          <w:szCs w:val="28"/>
+        </w:rPr>
+      </w:pPr>
+      <w:r>
+        <w:rPr>
+          <w:rFonts w:ascii="Arial" w:hAnsi="Arial" w:cs="Arial"/>
+          <w:sz w:val="28"/>
+          <w:szCs w:val="28"/>
+        </w:rPr>
+        <w:t>BR-SD-9. Các dữ liệu được xóa mềm sẽ tồn tại trong thùng rác trong 30 ngày, sau đó hệ thống tự tiến hành xóa bỏ</w:t>
+      </w:r>
+    </w:p>
+    <w:p>
+      <w:pPr>
+        <w:ind w:left="720"/>
+        <w:rPr>
+          <w:rFonts w:ascii="Arial" w:hAnsi="Arial" w:cs="Arial"/>
+          <w:sz w:val="28"/>
+          <w:szCs w:val="28"/>
+        </w:rPr>
+      </w:pPr>
     </w:p>
     <w:p>
       <w:pPr>
@@ -13834,6 +14016,7 @@
           <w:sz w:val="28"/>
           <w:szCs w:val="28"/>
         </w:rPr>
+        <w:lastRenderedPageBreak/>
         <w:tab/>
       </w:r>
       <w:r>
@@ -14063,7 +14246,6 @@
           <w:sz w:val="28"/>
           <w:szCs w:val="28"/>
         </w:rPr>
-        <w:lastRenderedPageBreak/>
         <w:tab/>
       </w:r>
       <w:r>
@@ -14278,6 +14460,7 @@
           <w:sz w:val="28"/>
           <w:szCs w:val="28"/>
         </w:rPr>
+        <w:lastRenderedPageBreak/>
         <w:tab/>
         <w:t>Xóa</w:t>
       </w:r>
@@ -14563,6 +14746,28 @@
           <w:sz w:val="28"/>
           <w:szCs w:val="28"/>
         </w:rPr>
+        <w:t>Kiểm tra dữ liệu rỗng</w:t>
+      </w:r>
+    </w:p>
+    <w:p>
+      <w:pPr>
+        <w:pStyle w:val="ListParagraph"/>
+        <w:numPr>
+          <w:ilvl w:val="0"/>
+          <w:numId w:val="15"/>
+        </w:numPr>
+        <w:rPr>
+          <w:rFonts w:ascii="Arial" w:hAnsi="Arial" w:cs="Arial"/>
+          <w:sz w:val="28"/>
+          <w:szCs w:val="28"/>
+        </w:rPr>
+      </w:pPr>
+      <w:r>
+        <w:rPr>
+          <w:rFonts w:ascii="Arial" w:hAnsi="Arial" w:cs="Arial"/>
+          <w:sz w:val="28"/>
+          <w:szCs w:val="28"/>
+        </w:rPr>
         <w:t xml:space="preserve">Xác thực thông </w:t>
       </w:r>
       <w:r>
@@ -14593,8 +14798,421 @@
           <w:sz w:val="28"/>
           <w:szCs w:val="28"/>
         </w:rPr>
+        <w:t>Username tối thiểu 3 ký tự</w:t>
+      </w:r>
+    </w:p>
+    <w:p>
+      <w:pPr>
+        <w:pStyle w:val="ListParagraph"/>
+        <w:numPr>
+          <w:ilvl w:val="1"/>
+          <w:numId w:val="15"/>
+        </w:numPr>
+        <w:rPr>
+          <w:rFonts w:ascii="Arial" w:hAnsi="Arial" w:cs="Arial"/>
+          <w:sz w:val="28"/>
+          <w:szCs w:val="28"/>
+        </w:rPr>
+      </w:pPr>
+      <w:r>
+        <w:rPr>
+          <w:rFonts w:ascii="Arial" w:hAnsi="Arial" w:cs="Arial"/>
+          <w:sz w:val="28"/>
+          <w:szCs w:val="28"/>
+        </w:rPr>
+        <w:t>Mật khẩu tối thiểu 6 ký tự</w:t>
+      </w:r>
+    </w:p>
+    <w:p>
+      <w:pPr>
+        <w:pStyle w:val="ListParagraph"/>
+        <w:numPr>
+          <w:ilvl w:val="1"/>
+          <w:numId w:val="15"/>
+        </w:numPr>
+        <w:rPr>
+          <w:rFonts w:ascii="Arial" w:hAnsi="Arial" w:cs="Arial"/>
+          <w:sz w:val="28"/>
+          <w:szCs w:val="28"/>
+        </w:rPr>
+      </w:pPr>
+      <w:r>
+        <w:rPr>
+          <w:rFonts w:ascii="Arial" w:hAnsi="Arial" w:cs="Arial"/>
+          <w:sz w:val="28"/>
+          <w:szCs w:val="28"/>
+        </w:rPr>
+        <w:t>Mật khẩu nhập lại phải giống mật khẩu trên</w:t>
+      </w:r>
+    </w:p>
+    <w:p>
+      <w:pPr>
+        <w:pStyle w:val="ListParagraph"/>
+        <w:numPr>
+          <w:ilvl w:val="1"/>
+          <w:numId w:val="15"/>
+        </w:numPr>
+        <w:rPr>
+          <w:rFonts w:ascii="Arial" w:hAnsi="Arial" w:cs="Arial"/>
+          <w:sz w:val="28"/>
+          <w:szCs w:val="28"/>
+        </w:rPr>
+      </w:pPr>
+      <w:r>
+        <w:rPr>
+          <w:rFonts w:ascii="Arial" w:hAnsi="Arial" w:cs="Arial"/>
+          <w:sz w:val="28"/>
+          <w:szCs w:val="28"/>
+        </w:rPr>
+        <w:t>Email đúng định dạng</w:t>
+      </w:r>
+    </w:p>
+    <w:p>
+      <w:pPr>
+        <w:pStyle w:val="ListParagraph"/>
+        <w:numPr>
+          <w:ilvl w:val="0"/>
+          <w:numId w:val="15"/>
+        </w:numPr>
+        <w:rPr>
+          <w:rFonts w:ascii="Arial" w:hAnsi="Arial" w:cs="Arial"/>
+          <w:sz w:val="28"/>
+          <w:szCs w:val="28"/>
+        </w:rPr>
+      </w:pPr>
+      <w:r>
+        <w:rPr>
+          <w:rFonts w:ascii="Arial" w:hAnsi="Arial" w:cs="Arial"/>
+          <w:sz w:val="28"/>
+          <w:szCs w:val="28"/>
+        </w:rPr>
+        <w:t>Kiểm tra</w:t>
+      </w:r>
+      <w:r>
+        <w:rPr>
+          <w:rFonts w:ascii="Arial" w:hAnsi="Arial" w:cs="Arial"/>
+          <w:sz w:val="28"/>
+          <w:szCs w:val="28"/>
+        </w:rPr>
+        <w:t xml:space="preserve"> </w:t>
+      </w:r>
+      <w:r>
+        <w:rPr>
+          <w:rFonts w:ascii="Arial" w:hAnsi="Arial" w:cs="Arial"/>
+          <w:sz w:val="28"/>
+          <w:szCs w:val="28"/>
+        </w:rPr>
+        <w:t xml:space="preserve">Username </w:t>
+      </w:r>
+      <w:r>
+        <w:rPr>
+          <w:rFonts w:ascii="Arial" w:hAnsi="Arial" w:cs="Arial"/>
+          <w:sz w:val="28"/>
+          <w:szCs w:val="28"/>
+        </w:rPr>
+        <w:t>đã tồn tại chưa</w:t>
+      </w:r>
+    </w:p>
+    <w:p>
+      <w:pPr>
+        <w:pStyle w:val="ListParagraph"/>
+        <w:numPr>
+          <w:ilvl w:val="0"/>
+          <w:numId w:val="15"/>
+        </w:numPr>
+        <w:rPr>
+          <w:rFonts w:ascii="Arial" w:hAnsi="Arial" w:cs="Arial"/>
+          <w:sz w:val="28"/>
+          <w:szCs w:val="28"/>
+        </w:rPr>
+      </w:pPr>
+      <w:r>
+        <w:rPr>
+          <w:rFonts w:ascii="Arial" w:hAnsi="Arial" w:cs="Arial"/>
+          <w:sz w:val="28"/>
+          <w:szCs w:val="28"/>
+        </w:rPr>
+        <w:t>Kiểm tra Email đã tồn tại chưa</w:t>
+      </w:r>
+    </w:p>
+    <w:p>
+      <w:pPr>
+        <w:pStyle w:val="ListParagraph"/>
+        <w:numPr>
+          <w:ilvl w:val="0"/>
+          <w:numId w:val="15"/>
+        </w:numPr>
+        <w:rPr>
+          <w:rFonts w:ascii="Arial" w:hAnsi="Arial" w:cs="Arial"/>
+          <w:sz w:val="28"/>
+          <w:szCs w:val="28"/>
+        </w:rPr>
+      </w:pPr>
+      <w:r>
+        <w:rPr>
+          <w:rFonts w:ascii="Arial" w:hAnsi="Arial" w:cs="Arial"/>
+          <w:sz w:val="28"/>
+          <w:szCs w:val="28"/>
+        </w:rPr>
+        <w:t>Mã hóa mật khẩu</w:t>
+      </w:r>
+      <w:r>
+        <w:rPr>
+          <w:rFonts w:ascii="Arial" w:hAnsi="Arial" w:cs="Arial"/>
+          <w:sz w:val="28"/>
+          <w:szCs w:val="28"/>
+        </w:rPr>
+        <w:t xml:space="preserve"> trước khi lưu trữ</w:t>
+      </w:r>
+    </w:p>
+    <w:p>
+      <w:pPr>
+        <w:pStyle w:val="ListParagraph"/>
+        <w:numPr>
+          <w:ilvl w:val="0"/>
+          <w:numId w:val="15"/>
+        </w:numPr>
+        <w:rPr>
+          <w:rFonts w:ascii="Arial" w:hAnsi="Arial" w:cs="Arial"/>
+          <w:sz w:val="28"/>
+          <w:szCs w:val="28"/>
+        </w:rPr>
+      </w:pPr>
+      <w:r>
+        <w:rPr>
+          <w:rFonts w:ascii="Arial" w:hAnsi="Arial" w:cs="Arial"/>
+          <w:sz w:val="28"/>
+          <w:szCs w:val="28"/>
+        </w:rPr>
+        <w:t>Khởi tạo dữ liệu mặc định cho tài khoản</w:t>
+      </w:r>
+    </w:p>
+    <w:p>
+      <w:pPr>
+        <w:pStyle w:val="ListParagraph"/>
+        <w:numPr>
+          <w:ilvl w:val="1"/>
+          <w:numId w:val="15"/>
+        </w:numPr>
+        <w:rPr>
+          <w:rFonts w:ascii="Arial" w:hAnsi="Arial" w:cs="Arial"/>
+          <w:sz w:val="28"/>
+          <w:szCs w:val="28"/>
+        </w:rPr>
+      </w:pPr>
+      <w:r>
+        <w:rPr>
+          <w:rFonts w:ascii="Arial" w:hAnsi="Arial" w:cs="Arial"/>
+          <w:sz w:val="28"/>
+          <w:szCs w:val="28"/>
+        </w:rPr>
+        <w:t>Danh mục mặc định</w:t>
+      </w:r>
+    </w:p>
+    <w:p>
+      <w:pPr>
+        <w:pStyle w:val="ListParagraph"/>
+        <w:numPr>
+          <w:ilvl w:val="1"/>
+          <w:numId w:val="15"/>
+        </w:numPr>
+        <w:rPr>
+          <w:rFonts w:ascii="Arial" w:hAnsi="Arial" w:cs="Arial"/>
+          <w:sz w:val="28"/>
+          <w:szCs w:val="28"/>
+        </w:rPr>
+      </w:pPr>
+      <w:r>
+        <w:rPr>
+          <w:rFonts w:ascii="Arial" w:hAnsi="Arial" w:cs="Arial"/>
+          <w:sz w:val="28"/>
+          <w:szCs w:val="28"/>
+        </w:rPr>
+        <w:t>Loại nguồn tiền mặc định</w:t>
+      </w:r>
+    </w:p>
+    <w:p>
+      <w:pPr>
+        <w:pStyle w:val="ListParagraph"/>
+        <w:numPr>
+          <w:ilvl w:val="0"/>
+          <w:numId w:val="15"/>
+        </w:numPr>
+        <w:rPr>
+          <w:rFonts w:ascii="Arial" w:hAnsi="Arial" w:cs="Arial"/>
+          <w:sz w:val="28"/>
+          <w:szCs w:val="28"/>
+        </w:rPr>
+      </w:pPr>
+      <w:r>
+        <w:rPr>
+          <w:rFonts w:ascii="Arial" w:hAnsi="Arial" w:cs="Arial"/>
+          <w:sz w:val="28"/>
+          <w:szCs w:val="28"/>
+        </w:rPr>
+        <w:t>Lưu tài khoản vào hệ thống</w:t>
+      </w:r>
+    </w:p>
+    <w:p>
+      <w:pPr>
+        <w:rPr>
+          <w:rFonts w:ascii="Arial" w:hAnsi="Arial" w:cs="Arial"/>
+          <w:sz w:val="28"/>
+          <w:szCs w:val="28"/>
+        </w:rPr>
+      </w:pPr>
+    </w:p>
+    <w:p>
+      <w:pPr>
+        <w:ind w:left="720"/>
+        <w:rPr>
+          <w:rFonts w:ascii="Arial" w:hAnsi="Arial" w:cs="Arial"/>
+          <w:b/>
+          <w:bCs/>
+          <w:sz w:val="28"/>
+          <w:szCs w:val="28"/>
+        </w:rPr>
+      </w:pPr>
+      <w:r>
+        <w:rPr>
+          <w:rFonts w:ascii="Arial" w:hAnsi="Arial" w:cs="Arial"/>
+          <w:b/>
+          <w:bCs/>
+          <w:sz w:val="28"/>
+          <w:szCs w:val="28"/>
+        </w:rPr>
+        <w:t>BP-ACC-2. Quy trình Đăng Nhập Tài Khoản</w:t>
+      </w:r>
+      <w:r>
+        <w:rPr>
+          <w:rFonts w:ascii="Arial" w:hAnsi="Arial" w:cs="Arial"/>
+          <w:b/>
+          <w:bCs/>
+          <w:sz w:val="28"/>
+          <w:szCs w:val="28"/>
+        </w:rPr>
+        <w:t xml:space="preserve"> Với Local</w:t>
+      </w:r>
+    </w:p>
+    <w:p>
+      <w:pPr>
+        <w:pStyle w:val="ListParagraph"/>
+        <w:numPr>
+          <w:ilvl w:val="0"/>
+          <w:numId w:val="15"/>
+        </w:numPr>
+        <w:rPr>
+          <w:rFonts w:ascii="Arial" w:hAnsi="Arial" w:cs="Arial"/>
+          <w:sz w:val="28"/>
+          <w:szCs w:val="28"/>
+        </w:rPr>
+      </w:pPr>
+      <w:r>
+        <w:rPr>
+          <w:rFonts w:ascii="Arial" w:hAnsi="Arial" w:cs="Arial"/>
+          <w:sz w:val="28"/>
+          <w:szCs w:val="28"/>
+        </w:rPr>
+        <w:t>N</w:t>
+      </w:r>
+      <w:r>
+        <w:rPr>
+          <w:rFonts w:ascii="Arial" w:hAnsi="Arial" w:cs="Arial"/>
+          <w:sz w:val="28"/>
+          <w:szCs w:val="28"/>
+        </w:rPr>
+        <w:t>gười dùng nhập Username hoặc Email và Mật khẩu tương ứng</w:t>
+      </w:r>
+    </w:p>
+    <w:p>
+      <w:pPr>
+        <w:pStyle w:val="ListParagraph"/>
+        <w:numPr>
+          <w:ilvl w:val="0"/>
+          <w:numId w:val="15"/>
+        </w:numPr>
+        <w:rPr>
+          <w:rFonts w:ascii="Arial" w:hAnsi="Arial" w:cs="Arial"/>
+          <w:sz w:val="28"/>
+          <w:szCs w:val="28"/>
+        </w:rPr>
+      </w:pPr>
+      <w:r>
+        <w:rPr>
+          <w:rFonts w:ascii="Arial" w:hAnsi="Arial" w:cs="Arial"/>
+          <w:sz w:val="28"/>
+          <w:szCs w:val="28"/>
+        </w:rPr>
+        <w:t xml:space="preserve">Kiểm tra </w:t>
+      </w:r>
+      <w:r>
+        <w:rPr>
+          <w:rFonts w:ascii="Arial" w:hAnsi="Arial" w:cs="Arial"/>
+          <w:sz w:val="28"/>
+          <w:szCs w:val="28"/>
+        </w:rPr>
+        <w:t xml:space="preserve">Username hoặc Email </w:t>
+      </w:r>
+      <w:r>
+        <w:rPr>
+          <w:rFonts w:ascii="Arial" w:hAnsi="Arial" w:cs="Arial"/>
+          <w:sz w:val="28"/>
+          <w:szCs w:val="28"/>
+        </w:rPr>
+        <w:t>có tồn tại trong hệ thống hay chưa</w:t>
+      </w:r>
+    </w:p>
+    <w:p>
+      <w:pPr>
+        <w:pStyle w:val="ListParagraph"/>
+        <w:numPr>
+          <w:ilvl w:val="1"/>
+          <w:numId w:val="15"/>
+        </w:numPr>
+        <w:rPr>
+          <w:rFonts w:ascii="Arial" w:hAnsi="Arial" w:cs="Arial"/>
+          <w:sz w:val="28"/>
+          <w:szCs w:val="28"/>
+        </w:rPr>
+      </w:pPr>
+      <w:r>
+        <w:rPr>
+          <w:rFonts w:ascii="Arial" w:hAnsi="Arial" w:cs="Arial"/>
+          <w:sz w:val="28"/>
+          <w:szCs w:val="28"/>
+        </w:rPr>
+        <w:t>Nếu chưa, thông báo Tài khoản hoặc Mật khẩu sai</w:t>
+      </w:r>
+    </w:p>
+    <w:p>
+      <w:pPr>
+        <w:pStyle w:val="ListParagraph"/>
+        <w:numPr>
+          <w:ilvl w:val="0"/>
+          <w:numId w:val="15"/>
+        </w:numPr>
+        <w:rPr>
+          <w:rFonts w:ascii="Arial" w:hAnsi="Arial" w:cs="Arial"/>
+          <w:sz w:val="28"/>
+          <w:szCs w:val="28"/>
+        </w:rPr>
+      </w:pPr>
+      <w:r>
+        <w:rPr>
+          <w:rFonts w:ascii="Arial" w:hAnsi="Arial" w:cs="Arial"/>
+          <w:sz w:val="28"/>
+          <w:szCs w:val="28"/>
+        </w:rPr>
         <w:lastRenderedPageBreak/>
-        <w:t>Username tối thiểu 3 ký tự</w:t>
+        <w:t xml:space="preserve">Xác thực mật khẩu </w:t>
+      </w:r>
+      <w:r>
+        <w:rPr>
+          <w:rFonts w:ascii="Arial" w:hAnsi="Arial" w:cs="Arial"/>
+          <w:sz w:val="28"/>
+          <w:szCs w:val="28"/>
+        </w:rPr>
+        <w:t>tương ứng với tài khoản</w:t>
       </w:r>
     </w:p>
     <w:p>
@@ -14616,51 +15234,7 @@
           <w:sz w:val="28"/>
           <w:szCs w:val="28"/>
         </w:rPr>
-        <w:t>Mật khẩu tối thiểu 6 ký tự</w:t>
-      </w:r>
-    </w:p>
-    <w:p>
-      <w:pPr>
-        <w:pStyle w:val="ListParagraph"/>
-        <w:numPr>
-          <w:ilvl w:val="1"/>
-          <w:numId w:val="15"/>
-        </w:numPr>
-        <w:rPr>
-          <w:rFonts w:ascii="Arial" w:hAnsi="Arial" w:cs="Arial"/>
-          <w:sz w:val="28"/>
-          <w:szCs w:val="28"/>
-        </w:rPr>
-      </w:pPr>
-      <w:r>
-        <w:rPr>
-          <w:rFonts w:ascii="Arial" w:hAnsi="Arial" w:cs="Arial"/>
-          <w:sz w:val="28"/>
-          <w:szCs w:val="28"/>
-        </w:rPr>
-        <w:t>Mật khẩu nhập lại phải giống mật khẩu trên</w:t>
-      </w:r>
-    </w:p>
-    <w:p>
-      <w:pPr>
-        <w:pStyle w:val="ListParagraph"/>
-        <w:numPr>
-          <w:ilvl w:val="1"/>
-          <w:numId w:val="15"/>
-        </w:numPr>
-        <w:rPr>
-          <w:rFonts w:ascii="Arial" w:hAnsi="Arial" w:cs="Arial"/>
-          <w:sz w:val="28"/>
-          <w:szCs w:val="28"/>
-        </w:rPr>
-      </w:pPr>
-      <w:r>
-        <w:rPr>
-          <w:rFonts w:ascii="Arial" w:hAnsi="Arial" w:cs="Arial"/>
-          <w:sz w:val="28"/>
-          <w:szCs w:val="28"/>
-        </w:rPr>
-        <w:t>Email đúng định dạng</w:t>
+        <w:t>Nếu sai, thông báo Tài khoản hoặc Mật khẩu sai</w:t>
       </w:r>
     </w:p>
     <w:p>
@@ -14682,23 +15256,7 @@
           <w:sz w:val="28"/>
           <w:szCs w:val="28"/>
         </w:rPr>
-        <w:t xml:space="preserve">Kiểm tra xem </w:t>
-      </w:r>
-      <w:r>
-        <w:rPr>
-          <w:rFonts w:ascii="Arial" w:hAnsi="Arial" w:cs="Arial"/>
-          <w:sz w:val="28"/>
-          <w:szCs w:val="28"/>
-        </w:rPr>
-        <w:t>Username và Email</w:t>
-      </w:r>
-      <w:r>
-        <w:rPr>
-          <w:rFonts w:ascii="Arial" w:hAnsi="Arial" w:cs="Arial"/>
-          <w:sz w:val="28"/>
-          <w:szCs w:val="28"/>
-        </w:rPr>
-        <w:t xml:space="preserve"> đã tồn tại chưa</w:t>
+        <w:t>Thông báo đăng nhập thành công</w:t>
       </w:r>
     </w:p>
     <w:p>
@@ -14720,7 +15278,7 @@
           <w:sz w:val="28"/>
           <w:szCs w:val="28"/>
         </w:rPr>
-        <w:t>Mã hóa mật khẩu</w:t>
+        <w:t>Tạo phiên hoạt động mới (Session)</w:t>
       </w:r>
     </w:p>
     <w:p>
@@ -14742,256 +15300,7 @@
           <w:sz w:val="28"/>
           <w:szCs w:val="28"/>
         </w:rPr>
-        <w:t>Tiến hành tạo tài khoản</w:t>
-      </w:r>
-    </w:p>
-    <w:p>
-      <w:pPr>
-        <w:pStyle w:val="ListParagraph"/>
-        <w:numPr>
-          <w:ilvl w:val="0"/>
-          <w:numId w:val="15"/>
-        </w:numPr>
-        <w:rPr>
-          <w:rFonts w:ascii="Arial" w:hAnsi="Arial" w:cs="Arial"/>
-          <w:sz w:val="28"/>
-          <w:szCs w:val="28"/>
-        </w:rPr>
-      </w:pPr>
-      <w:r>
-        <w:rPr>
-          <w:rFonts w:ascii="Arial" w:hAnsi="Arial" w:cs="Arial"/>
-          <w:sz w:val="28"/>
-          <w:szCs w:val="28"/>
-        </w:rPr>
-        <w:t>Thông báo tạo tài khoản thành công, chuyển về màn hình đăng nhập</w:t>
-      </w:r>
-    </w:p>
-    <w:p>
-      <w:pPr>
-        <w:rPr>
-          <w:rFonts w:ascii="Arial" w:hAnsi="Arial" w:cs="Arial"/>
-          <w:sz w:val="28"/>
-          <w:szCs w:val="28"/>
-        </w:rPr>
-      </w:pPr>
-    </w:p>
-    <w:p>
-      <w:pPr>
-        <w:ind w:left="720"/>
-        <w:rPr>
-          <w:rFonts w:ascii="Arial" w:hAnsi="Arial" w:cs="Arial"/>
-          <w:b/>
-          <w:bCs/>
-          <w:sz w:val="28"/>
-          <w:szCs w:val="28"/>
-        </w:rPr>
-      </w:pPr>
-      <w:r>
-        <w:rPr>
-          <w:rFonts w:ascii="Arial" w:hAnsi="Arial" w:cs="Arial"/>
-          <w:b/>
-          <w:bCs/>
-          <w:sz w:val="28"/>
-          <w:szCs w:val="28"/>
-        </w:rPr>
-        <w:t>BP-ACC-2. Quy trình Đăng Nhập Tài Khoản</w:t>
-      </w:r>
-      <w:r>
-        <w:rPr>
-          <w:rFonts w:ascii="Arial" w:hAnsi="Arial" w:cs="Arial"/>
-          <w:b/>
-          <w:bCs/>
-          <w:sz w:val="28"/>
-          <w:szCs w:val="28"/>
-        </w:rPr>
-        <w:t xml:space="preserve"> Với Local</w:t>
-      </w:r>
-    </w:p>
-    <w:p>
-      <w:pPr>
-        <w:pStyle w:val="ListParagraph"/>
-        <w:numPr>
-          <w:ilvl w:val="0"/>
-          <w:numId w:val="15"/>
-        </w:numPr>
-        <w:rPr>
-          <w:rFonts w:ascii="Arial" w:hAnsi="Arial" w:cs="Arial"/>
-          <w:sz w:val="28"/>
-          <w:szCs w:val="28"/>
-        </w:rPr>
-      </w:pPr>
-      <w:r>
-        <w:rPr>
-          <w:rFonts w:ascii="Arial" w:hAnsi="Arial" w:cs="Arial"/>
-          <w:sz w:val="28"/>
-          <w:szCs w:val="28"/>
-        </w:rPr>
-        <w:t>N</w:t>
-      </w:r>
-      <w:r>
-        <w:rPr>
-          <w:rFonts w:ascii="Arial" w:hAnsi="Arial" w:cs="Arial"/>
-          <w:sz w:val="28"/>
-          <w:szCs w:val="28"/>
-        </w:rPr>
-        <w:t>gười dùng nhập Username hoặc Email và Mật khẩu tương ứng</w:t>
-      </w:r>
-    </w:p>
-    <w:p>
-      <w:pPr>
-        <w:pStyle w:val="ListParagraph"/>
-        <w:numPr>
-          <w:ilvl w:val="0"/>
-          <w:numId w:val="15"/>
-        </w:numPr>
-        <w:rPr>
-          <w:rFonts w:ascii="Arial" w:hAnsi="Arial" w:cs="Arial"/>
-          <w:sz w:val="28"/>
-          <w:szCs w:val="28"/>
-        </w:rPr>
-      </w:pPr>
-      <w:r>
-        <w:rPr>
-          <w:rFonts w:ascii="Arial" w:hAnsi="Arial" w:cs="Arial"/>
-          <w:sz w:val="28"/>
-          <w:szCs w:val="28"/>
-        </w:rPr>
-        <w:t xml:space="preserve">Kiểm tra </w:t>
-      </w:r>
-      <w:r>
-        <w:rPr>
-          <w:rFonts w:ascii="Arial" w:hAnsi="Arial" w:cs="Arial"/>
-          <w:sz w:val="28"/>
-          <w:szCs w:val="28"/>
-        </w:rPr>
-        <w:t xml:space="preserve">Username hoặc Email </w:t>
-      </w:r>
-      <w:r>
-        <w:rPr>
-          <w:rFonts w:ascii="Arial" w:hAnsi="Arial" w:cs="Arial"/>
-          <w:sz w:val="28"/>
-          <w:szCs w:val="28"/>
-        </w:rPr>
-        <w:t>có tồn tại trong hệ thống hay chưa</w:t>
-      </w:r>
-    </w:p>
-    <w:p>
-      <w:pPr>
-        <w:pStyle w:val="ListParagraph"/>
-        <w:numPr>
-          <w:ilvl w:val="1"/>
-          <w:numId w:val="15"/>
-        </w:numPr>
-        <w:rPr>
-          <w:rFonts w:ascii="Arial" w:hAnsi="Arial" w:cs="Arial"/>
-          <w:sz w:val="28"/>
-          <w:szCs w:val="28"/>
-        </w:rPr>
-      </w:pPr>
-      <w:r>
-        <w:rPr>
-          <w:rFonts w:ascii="Arial" w:hAnsi="Arial" w:cs="Arial"/>
-          <w:sz w:val="28"/>
-          <w:szCs w:val="28"/>
-        </w:rPr>
-        <w:t>Nếu chưa, thông báo Tài khoản hoặc Mật khẩu sai</w:t>
-      </w:r>
-    </w:p>
-    <w:p>
-      <w:pPr>
-        <w:pStyle w:val="ListParagraph"/>
-        <w:numPr>
-          <w:ilvl w:val="0"/>
-          <w:numId w:val="15"/>
-        </w:numPr>
-        <w:rPr>
-          <w:rFonts w:ascii="Arial" w:hAnsi="Arial" w:cs="Arial"/>
-          <w:sz w:val="28"/>
-          <w:szCs w:val="28"/>
-        </w:rPr>
-      </w:pPr>
-      <w:r>
-        <w:rPr>
-          <w:rFonts w:ascii="Arial" w:hAnsi="Arial" w:cs="Arial"/>
-          <w:sz w:val="28"/>
-          <w:szCs w:val="28"/>
-        </w:rPr>
-        <w:t xml:space="preserve">Xác thực mật khẩu </w:t>
-      </w:r>
-      <w:r>
-        <w:rPr>
-          <w:rFonts w:ascii="Arial" w:hAnsi="Arial" w:cs="Arial"/>
-          <w:sz w:val="28"/>
-          <w:szCs w:val="28"/>
-        </w:rPr>
-        <w:t>tương ứng với tài khoản</w:t>
-      </w:r>
-    </w:p>
-    <w:p>
-      <w:pPr>
-        <w:pStyle w:val="ListParagraph"/>
-        <w:numPr>
-          <w:ilvl w:val="1"/>
-          <w:numId w:val="15"/>
-        </w:numPr>
-        <w:rPr>
-          <w:rFonts w:ascii="Arial" w:hAnsi="Arial" w:cs="Arial"/>
-          <w:sz w:val="28"/>
-          <w:szCs w:val="28"/>
-        </w:rPr>
-      </w:pPr>
-      <w:r>
-        <w:rPr>
-          <w:rFonts w:ascii="Arial" w:hAnsi="Arial" w:cs="Arial"/>
-          <w:sz w:val="28"/>
-          <w:szCs w:val="28"/>
-        </w:rPr>
-        <w:t>Nếu sai, thông báo Tài khoản hoặc Mật khẩu sai</w:t>
-      </w:r>
-    </w:p>
-    <w:p>
-      <w:pPr>
-        <w:pStyle w:val="ListParagraph"/>
-        <w:numPr>
-          <w:ilvl w:val="0"/>
-          <w:numId w:val="15"/>
-        </w:numPr>
-        <w:rPr>
-          <w:rFonts w:ascii="Arial" w:hAnsi="Arial" w:cs="Arial"/>
-          <w:sz w:val="28"/>
-          <w:szCs w:val="28"/>
-        </w:rPr>
-      </w:pPr>
-      <w:r>
-        <w:rPr>
-          <w:rFonts w:ascii="Arial" w:hAnsi="Arial" w:cs="Arial"/>
-          <w:sz w:val="28"/>
-          <w:szCs w:val="28"/>
-        </w:rPr>
-        <w:t>Thông báo đăng nhập thành công</w:t>
-      </w:r>
-    </w:p>
-    <w:p>
-      <w:pPr>
-        <w:pStyle w:val="ListParagraph"/>
-        <w:numPr>
-          <w:ilvl w:val="0"/>
-          <w:numId w:val="15"/>
-        </w:numPr>
-        <w:rPr>
-          <w:rFonts w:ascii="Arial" w:hAnsi="Arial" w:cs="Arial"/>
-          <w:sz w:val="28"/>
-          <w:szCs w:val="28"/>
-        </w:rPr>
-      </w:pPr>
-      <w:r>
-        <w:rPr>
-          <w:rFonts w:ascii="Arial" w:hAnsi="Arial" w:cs="Arial"/>
-          <w:sz w:val="28"/>
-          <w:szCs w:val="28"/>
-        </w:rPr>
-        <w:t>Tạo phiên hoạt động mới (Session)</w:t>
+        <w:t>Tải dữ liệu người dùng</w:t>
       </w:r>
     </w:p>
     <w:p>
@@ -15316,7 +15625,59 @@
           <w:sz w:val="28"/>
           <w:szCs w:val="28"/>
         </w:rPr>
-        <w:t>Xác thực các dữ liệu yêu cầu</w:t>
+        <w:t>Xác thực cá</w:t>
+      </w:r>
+      <w:r>
+        <w:rPr>
+          <w:rFonts w:ascii="Arial" w:hAnsi="Arial" w:cs="Arial"/>
+          <w:sz w:val="28"/>
+          <w:szCs w:val="28"/>
+        </w:rPr>
+        <w:t>c dữ liệu được nhập vào</w:t>
+      </w:r>
+    </w:p>
+    <w:p>
+      <w:pPr>
+        <w:pStyle w:val="ListParagraph"/>
+        <w:numPr>
+          <w:ilvl w:val="1"/>
+          <w:numId w:val="15"/>
+        </w:numPr>
+        <w:rPr>
+          <w:rFonts w:ascii="Arial" w:hAnsi="Arial" w:cs="Arial"/>
+          <w:sz w:val="28"/>
+          <w:szCs w:val="28"/>
+        </w:rPr>
+      </w:pPr>
+      <w:r>
+        <w:rPr>
+          <w:rFonts w:ascii="Arial" w:hAnsi="Arial" w:cs="Arial"/>
+          <w:sz w:val="28"/>
+          <w:szCs w:val="28"/>
+        </w:rPr>
+        <w:t>Số tiền phải là số dương</w:t>
+      </w:r>
+    </w:p>
+    <w:p>
+      <w:pPr>
+        <w:pStyle w:val="ListParagraph"/>
+        <w:numPr>
+          <w:ilvl w:val="1"/>
+          <w:numId w:val="15"/>
+        </w:numPr>
+        <w:rPr>
+          <w:rFonts w:ascii="Arial" w:hAnsi="Arial" w:cs="Arial"/>
+          <w:sz w:val="28"/>
+          <w:szCs w:val="28"/>
+        </w:rPr>
+      </w:pPr>
+      <w:r>
+        <w:rPr>
+          <w:rFonts w:ascii="Arial" w:hAnsi="Arial" w:cs="Arial"/>
+          <w:sz w:val="28"/>
+          <w:szCs w:val="28"/>
+        </w:rPr>
+        <w:t>Thời gian chi tiêu không được lớn hơn thời gian hiện tại</w:t>
       </w:r>
     </w:p>
     <w:p>
@@ -15338,8 +15699,1377 @@
           <w:sz w:val="28"/>
           <w:szCs w:val="28"/>
         </w:rPr>
+        <w:t>Kiểm tra nguồn tiền</w:t>
+      </w:r>
+    </w:p>
+    <w:p>
+      <w:pPr>
+        <w:pStyle w:val="ListParagraph"/>
+        <w:numPr>
+          <w:ilvl w:val="1"/>
+          <w:numId w:val="15"/>
+        </w:numPr>
+        <w:rPr>
+          <w:rFonts w:ascii="Arial" w:hAnsi="Arial" w:cs="Arial"/>
+          <w:sz w:val="28"/>
+          <w:szCs w:val="28"/>
+        </w:rPr>
+      </w:pPr>
+      <w:r>
+        <w:rPr>
+          <w:rFonts w:ascii="Arial" w:hAnsi="Arial" w:cs="Arial"/>
+          <w:sz w:val="28"/>
+          <w:szCs w:val="28"/>
+        </w:rPr>
+        <w:t>Kiểm tra nguồn tiền có tồn tại và còn hoạt động</w:t>
+      </w:r>
+    </w:p>
+    <w:p>
+      <w:pPr>
+        <w:pStyle w:val="ListParagraph"/>
+        <w:numPr>
+          <w:ilvl w:val="1"/>
+          <w:numId w:val="15"/>
+        </w:numPr>
+        <w:rPr>
+          <w:rFonts w:ascii="Arial" w:hAnsi="Arial" w:cs="Arial"/>
+          <w:sz w:val="28"/>
+          <w:szCs w:val="28"/>
+        </w:rPr>
+      </w:pPr>
+      <w:r>
+        <w:rPr>
+          <w:rFonts w:ascii="Arial" w:hAnsi="Arial" w:cs="Arial"/>
+          <w:sz w:val="28"/>
+          <w:szCs w:val="28"/>
+        </w:rPr>
+        <w:t>Kiểm tra số dư nguồn tiền</w:t>
+      </w:r>
+      <w:r>
+        <w:rPr>
+          <w:rFonts w:ascii="Arial" w:hAnsi="Arial" w:cs="Arial"/>
+          <w:sz w:val="28"/>
+          <w:szCs w:val="28"/>
+        </w:rPr>
+        <w:t xml:space="preserve"> đ</w:t>
+      </w:r>
+      <w:r>
+        <w:rPr>
+          <w:rFonts w:ascii="Arial" w:hAnsi="Arial" w:cs="Arial"/>
+          <w:sz w:val="28"/>
+          <w:szCs w:val="28"/>
+        </w:rPr>
+        <w:t>ủ</w:t>
+      </w:r>
+    </w:p>
+    <w:p>
+      <w:pPr>
+        <w:pStyle w:val="ListParagraph"/>
+        <w:numPr>
+          <w:ilvl w:val="0"/>
+          <w:numId w:val="15"/>
+        </w:numPr>
+        <w:rPr>
+          <w:rFonts w:ascii="Arial" w:hAnsi="Arial" w:cs="Arial"/>
+          <w:sz w:val="28"/>
+          <w:szCs w:val="28"/>
+        </w:rPr>
+      </w:pPr>
+      <w:r>
+        <w:rPr>
+          <w:rFonts w:ascii="Arial" w:hAnsi="Arial" w:cs="Arial"/>
+          <w:sz w:val="28"/>
+          <w:szCs w:val="28"/>
+        </w:rPr>
+        <w:t>Kiểm tra ngân sách (nếu có liên kết)</w:t>
+      </w:r>
+    </w:p>
+    <w:p>
+      <w:pPr>
+        <w:pStyle w:val="ListParagraph"/>
+        <w:numPr>
+          <w:ilvl w:val="1"/>
+          <w:numId w:val="15"/>
+        </w:numPr>
+        <w:rPr>
+          <w:rFonts w:ascii="Arial" w:hAnsi="Arial" w:cs="Arial"/>
+          <w:sz w:val="28"/>
+          <w:szCs w:val="28"/>
+        </w:rPr>
+      </w:pPr>
+      <w:r>
+        <w:rPr>
+          <w:rFonts w:ascii="Arial" w:hAnsi="Arial" w:cs="Arial"/>
+          <w:sz w:val="28"/>
+          <w:szCs w:val="28"/>
+        </w:rPr>
+        <w:t>Kiểm tra ngân sách có tồn tại và còn hoạt động</w:t>
+      </w:r>
+    </w:p>
+    <w:p>
+      <w:pPr>
+        <w:pStyle w:val="ListParagraph"/>
+        <w:numPr>
+          <w:ilvl w:val="0"/>
+          <w:numId w:val="15"/>
+        </w:numPr>
+        <w:rPr>
+          <w:rFonts w:ascii="Arial" w:hAnsi="Arial" w:cs="Arial"/>
+          <w:sz w:val="28"/>
+          <w:szCs w:val="28"/>
+        </w:rPr>
+      </w:pPr>
+      <w:r>
+        <w:rPr>
+          <w:rFonts w:ascii="Arial" w:hAnsi="Arial" w:cs="Arial"/>
+          <w:sz w:val="28"/>
+          <w:szCs w:val="28"/>
+        </w:rPr>
+        <w:t>Cập nhật số dư nguồn tiền</w:t>
+      </w:r>
+    </w:p>
+    <w:p>
+      <w:pPr>
+        <w:pStyle w:val="ListParagraph"/>
+        <w:numPr>
+          <w:ilvl w:val="0"/>
+          <w:numId w:val="15"/>
+        </w:numPr>
+        <w:rPr>
+          <w:rFonts w:ascii="Arial" w:hAnsi="Arial" w:cs="Arial"/>
+          <w:sz w:val="28"/>
+          <w:szCs w:val="28"/>
+        </w:rPr>
+      </w:pPr>
+      <w:r>
+        <w:rPr>
+          <w:rFonts w:ascii="Arial" w:hAnsi="Arial" w:cs="Arial"/>
+          <w:sz w:val="28"/>
+          <w:szCs w:val="28"/>
+        </w:rPr>
+        <w:t>Cập nhật ngân sách (nếu có liên kết)</w:t>
+      </w:r>
+    </w:p>
+    <w:p>
+      <w:pPr>
+        <w:pStyle w:val="ListParagraph"/>
+        <w:numPr>
+          <w:ilvl w:val="0"/>
+          <w:numId w:val="15"/>
+        </w:numPr>
+        <w:rPr>
+          <w:rFonts w:ascii="Arial" w:hAnsi="Arial" w:cs="Arial"/>
+          <w:sz w:val="28"/>
+          <w:szCs w:val="28"/>
+        </w:rPr>
+      </w:pPr>
+      <w:r>
+        <w:rPr>
+          <w:rFonts w:ascii="Arial" w:hAnsi="Arial" w:cs="Arial"/>
+          <w:sz w:val="28"/>
+          <w:szCs w:val="28"/>
+        </w:rPr>
+        <w:t>Lưu</w:t>
+      </w:r>
+      <w:r>
+        <w:rPr>
+          <w:rFonts w:ascii="Arial" w:hAnsi="Arial" w:cs="Arial"/>
+          <w:sz w:val="28"/>
+          <w:szCs w:val="28"/>
+        </w:rPr>
+        <w:t xml:space="preserve"> khoản chi tiêu</w:t>
+      </w:r>
+      <w:r>
+        <w:rPr>
+          <w:rFonts w:ascii="Arial" w:hAnsi="Arial" w:cs="Arial"/>
+          <w:sz w:val="28"/>
+          <w:szCs w:val="28"/>
+        </w:rPr>
+        <w:t xml:space="preserve"> chi tiêu</w:t>
+      </w:r>
+    </w:p>
+    <w:p>
+      <w:pPr>
+        <w:pStyle w:val="ListParagraph"/>
+        <w:numPr>
+          <w:ilvl w:val="0"/>
+          <w:numId w:val="15"/>
+        </w:numPr>
+        <w:rPr>
+          <w:rFonts w:ascii="Arial" w:hAnsi="Arial" w:cs="Arial"/>
+          <w:sz w:val="28"/>
+          <w:szCs w:val="28"/>
+        </w:rPr>
+      </w:pPr>
+      <w:r>
+        <w:rPr>
+          <w:rFonts w:ascii="Arial" w:hAnsi="Arial" w:cs="Arial"/>
+          <w:sz w:val="28"/>
+          <w:szCs w:val="28"/>
+        </w:rPr>
+        <w:t>Cập nhật thống kê</w:t>
+      </w:r>
+    </w:p>
+    <w:p>
+      <w:pPr>
+        <w:pStyle w:val="ListParagraph"/>
+        <w:numPr>
+          <w:ilvl w:val="0"/>
+          <w:numId w:val="15"/>
+        </w:numPr>
+        <w:rPr>
+          <w:rFonts w:ascii="Arial" w:hAnsi="Arial" w:cs="Arial"/>
+          <w:sz w:val="28"/>
+          <w:szCs w:val="28"/>
+        </w:rPr>
+      </w:pPr>
+      <w:r>
+        <w:rPr>
+          <w:rFonts w:ascii="Arial" w:hAnsi="Arial" w:cs="Arial"/>
+          <w:sz w:val="28"/>
+          <w:szCs w:val="28"/>
+        </w:rPr>
+        <w:t>Lưu lịch sử</w:t>
+      </w:r>
+    </w:p>
+    <w:p>
+      <w:pPr>
+        <w:pStyle w:val="ListParagraph"/>
+        <w:numPr>
+          <w:ilvl w:val="0"/>
+          <w:numId w:val="15"/>
+        </w:numPr>
+        <w:rPr>
+          <w:rFonts w:ascii="Arial" w:hAnsi="Arial" w:cs="Arial"/>
+          <w:sz w:val="28"/>
+          <w:szCs w:val="28"/>
+        </w:rPr>
+      </w:pPr>
+      <w:r>
+        <w:rPr>
+          <w:rFonts w:ascii="Arial" w:hAnsi="Arial" w:cs="Arial"/>
+          <w:sz w:val="28"/>
+          <w:szCs w:val="28"/>
+        </w:rPr>
+        <w:t>Thông báo tạo khoản chi tiêu thành công</w:t>
+      </w:r>
+    </w:p>
+    <w:p>
+      <w:pPr>
+        <w:rPr>
+          <w:rFonts w:ascii="Arial" w:hAnsi="Arial" w:cs="Arial"/>
+          <w:sz w:val="28"/>
+          <w:szCs w:val="28"/>
+        </w:rPr>
+      </w:pPr>
+    </w:p>
+    <w:p>
+      <w:pPr>
+        <w:ind w:left="720"/>
+        <w:rPr>
+          <w:rFonts w:ascii="Arial" w:hAnsi="Arial" w:cs="Arial"/>
+          <w:b/>
+          <w:bCs/>
+          <w:sz w:val="28"/>
+          <w:szCs w:val="28"/>
+        </w:rPr>
+      </w:pPr>
+      <w:r>
+        <w:rPr>
+          <w:rFonts w:ascii="Arial" w:hAnsi="Arial" w:cs="Arial"/>
+          <w:b/>
+          <w:bCs/>
+          <w:sz w:val="28"/>
+          <w:szCs w:val="28"/>
+        </w:rPr>
+        <w:t xml:space="preserve">BP-ET-2. Quy trình </w:t>
+      </w:r>
+      <w:r>
+        <w:rPr>
+          <w:rFonts w:ascii="Arial" w:hAnsi="Arial" w:cs="Arial"/>
+          <w:b/>
+          <w:bCs/>
+          <w:sz w:val="28"/>
+          <w:szCs w:val="28"/>
+        </w:rPr>
+        <w:t xml:space="preserve">Cập Nhật </w:t>
+      </w:r>
+      <w:r>
+        <w:rPr>
+          <w:rFonts w:ascii="Arial" w:hAnsi="Arial" w:cs="Arial"/>
+          <w:b/>
+          <w:bCs/>
+          <w:sz w:val="28"/>
+          <w:szCs w:val="28"/>
+        </w:rPr>
+        <w:t>Khoản Chi Tiêu</w:t>
+      </w:r>
+    </w:p>
+    <w:p>
+      <w:pPr>
+        <w:pStyle w:val="ListParagraph"/>
+        <w:numPr>
+          <w:ilvl w:val="0"/>
+          <w:numId w:val="15"/>
+        </w:numPr>
+        <w:rPr>
+          <w:rFonts w:ascii="Arial" w:hAnsi="Arial" w:cs="Arial"/>
+          <w:sz w:val="28"/>
+          <w:szCs w:val="28"/>
+        </w:rPr>
+      </w:pPr>
+      <w:r>
+        <w:rPr>
+          <w:rFonts w:ascii="Arial" w:hAnsi="Arial" w:cs="Arial"/>
+          <w:sz w:val="28"/>
+          <w:szCs w:val="28"/>
+        </w:rPr>
+        <w:t>Người dùng c</w:t>
+      </w:r>
+      <w:r>
+        <w:rPr>
+          <w:rFonts w:ascii="Arial" w:hAnsi="Arial" w:cs="Arial"/>
+          <w:sz w:val="28"/>
+          <w:szCs w:val="28"/>
+        </w:rPr>
+        <w:t xml:space="preserve">họn khoản chi tiêu cần </w:t>
+      </w:r>
+      <w:r>
+        <w:rPr>
+          <w:rFonts w:ascii="Arial" w:hAnsi="Arial" w:cs="Arial"/>
+          <w:sz w:val="28"/>
+          <w:szCs w:val="28"/>
+        </w:rPr>
+        <w:t>cập nhật</w:t>
+      </w:r>
+    </w:p>
+    <w:p>
+      <w:pPr>
+        <w:pStyle w:val="ListParagraph"/>
+        <w:numPr>
+          <w:ilvl w:val="0"/>
+          <w:numId w:val="15"/>
+        </w:numPr>
+        <w:rPr>
+          <w:rFonts w:ascii="Arial" w:hAnsi="Arial" w:cs="Arial"/>
+          <w:sz w:val="28"/>
+          <w:szCs w:val="28"/>
+        </w:rPr>
+      </w:pPr>
+      <w:r>
+        <w:rPr>
+          <w:rFonts w:ascii="Arial" w:hAnsi="Arial" w:cs="Arial"/>
+          <w:sz w:val="28"/>
+          <w:szCs w:val="28"/>
+        </w:rPr>
+        <w:t>Kiểm tra trạng thái khoản chi tiêu</w:t>
+      </w:r>
+    </w:p>
+    <w:p>
+      <w:pPr>
+        <w:pStyle w:val="ListParagraph"/>
+        <w:numPr>
+          <w:ilvl w:val="1"/>
+          <w:numId w:val="15"/>
+        </w:numPr>
+        <w:rPr>
+          <w:rFonts w:ascii="Arial" w:hAnsi="Arial" w:cs="Arial"/>
+          <w:sz w:val="28"/>
+          <w:szCs w:val="28"/>
+        </w:rPr>
+      </w:pPr>
+      <w:r>
+        <w:rPr>
+          <w:rFonts w:ascii="Arial" w:hAnsi="Arial" w:cs="Arial"/>
+          <w:sz w:val="28"/>
+          <w:szCs w:val="28"/>
+        </w:rPr>
+        <w:t>Nếu trạng thái là đã xóa, hiển thị thông báo khôi phục khoản chi tiêu để cập nhật</w:t>
+      </w:r>
+    </w:p>
+    <w:p>
+      <w:pPr>
+        <w:pStyle w:val="ListParagraph"/>
+        <w:numPr>
+          <w:ilvl w:val="0"/>
+          <w:numId w:val="15"/>
+        </w:numPr>
+        <w:rPr>
+          <w:rFonts w:ascii="Arial" w:hAnsi="Arial" w:cs="Arial"/>
+          <w:sz w:val="28"/>
+          <w:szCs w:val="28"/>
+        </w:rPr>
+      </w:pPr>
+      <w:r>
+        <w:rPr>
+          <w:rFonts w:ascii="Arial" w:hAnsi="Arial" w:cs="Arial"/>
+          <w:sz w:val="28"/>
+          <w:szCs w:val="28"/>
+        </w:rPr>
+        <w:t>Người dùng nhập hoặc chọn thông tin cần cập nhật</w:t>
+      </w:r>
+    </w:p>
+    <w:p>
+      <w:pPr>
+        <w:pStyle w:val="ListParagraph"/>
+        <w:numPr>
+          <w:ilvl w:val="1"/>
+          <w:numId w:val="15"/>
+        </w:numPr>
+        <w:rPr>
+          <w:rFonts w:ascii="Arial" w:hAnsi="Arial" w:cs="Arial"/>
+          <w:sz w:val="28"/>
+          <w:szCs w:val="28"/>
+        </w:rPr>
+      </w:pPr>
+      <w:r>
+        <w:rPr>
+          <w:rFonts w:ascii="Arial" w:hAnsi="Arial" w:cs="Arial"/>
+          <w:sz w:val="28"/>
+          <w:szCs w:val="28"/>
+        </w:rPr>
+        <w:t>Số tiền chi tiêu</w:t>
+      </w:r>
+    </w:p>
+    <w:p>
+      <w:pPr>
+        <w:pStyle w:val="ListParagraph"/>
+        <w:numPr>
+          <w:ilvl w:val="1"/>
+          <w:numId w:val="15"/>
+        </w:numPr>
+        <w:rPr>
+          <w:rFonts w:ascii="Arial" w:hAnsi="Arial" w:cs="Arial"/>
+          <w:sz w:val="28"/>
+          <w:szCs w:val="28"/>
+        </w:rPr>
+      </w:pPr>
+      <w:r>
+        <w:rPr>
+          <w:rFonts w:ascii="Arial" w:hAnsi="Arial" w:cs="Arial"/>
+          <w:sz w:val="28"/>
+          <w:szCs w:val="28"/>
+        </w:rPr>
+        <w:t>D</w:t>
+      </w:r>
+      <w:r>
+        <w:rPr>
+          <w:rFonts w:ascii="Arial" w:hAnsi="Arial" w:cs="Arial"/>
+          <w:sz w:val="28"/>
+          <w:szCs w:val="28"/>
+        </w:rPr>
+        <w:t>anh mục</w:t>
+      </w:r>
+      <w:r>
+        <w:rPr>
+          <w:rFonts w:ascii="Arial" w:hAnsi="Arial" w:cs="Arial"/>
+          <w:sz w:val="28"/>
+          <w:szCs w:val="28"/>
+        </w:rPr>
+        <w:t xml:space="preserve"> chi tiêu</w:t>
+      </w:r>
+    </w:p>
+    <w:p>
+      <w:pPr>
+        <w:pStyle w:val="ListParagraph"/>
+        <w:numPr>
+          <w:ilvl w:val="1"/>
+          <w:numId w:val="15"/>
+        </w:numPr>
+        <w:rPr>
+          <w:rFonts w:ascii="Arial" w:hAnsi="Arial" w:cs="Arial"/>
+          <w:sz w:val="28"/>
+          <w:szCs w:val="28"/>
+        </w:rPr>
+      </w:pPr>
+      <w:r>
+        <w:rPr>
+          <w:rFonts w:ascii="Arial" w:hAnsi="Arial" w:cs="Arial"/>
+          <w:sz w:val="28"/>
+          <w:szCs w:val="28"/>
+        </w:rPr>
+        <w:t>Tên khoản chi tiêu</w:t>
+      </w:r>
+    </w:p>
+    <w:p>
+      <w:pPr>
+        <w:pStyle w:val="ListParagraph"/>
+        <w:numPr>
+          <w:ilvl w:val="1"/>
+          <w:numId w:val="15"/>
+        </w:numPr>
+        <w:rPr>
+          <w:rFonts w:ascii="Arial" w:hAnsi="Arial" w:cs="Arial"/>
+          <w:sz w:val="28"/>
+          <w:szCs w:val="28"/>
+        </w:rPr>
+      </w:pPr>
+      <w:r>
+        <w:rPr>
+          <w:rFonts w:ascii="Arial" w:hAnsi="Arial" w:cs="Arial"/>
+          <w:sz w:val="28"/>
+          <w:szCs w:val="28"/>
+        </w:rPr>
+        <w:t>N</w:t>
+      </w:r>
+      <w:r>
+        <w:rPr>
+          <w:rFonts w:ascii="Arial" w:hAnsi="Arial" w:cs="Arial"/>
+          <w:sz w:val="28"/>
+          <w:szCs w:val="28"/>
+        </w:rPr>
+        <w:t>guồn tiền</w:t>
+      </w:r>
+    </w:p>
+    <w:p>
+      <w:pPr>
+        <w:pStyle w:val="ListParagraph"/>
+        <w:numPr>
+          <w:ilvl w:val="1"/>
+          <w:numId w:val="15"/>
+        </w:numPr>
+        <w:rPr>
+          <w:rFonts w:ascii="Arial" w:hAnsi="Arial" w:cs="Arial"/>
+          <w:sz w:val="28"/>
+          <w:szCs w:val="28"/>
+        </w:rPr>
+      </w:pPr>
+      <w:r>
+        <w:rPr>
+          <w:rFonts w:ascii="Arial" w:hAnsi="Arial" w:cs="Arial"/>
+          <w:sz w:val="28"/>
+          <w:szCs w:val="28"/>
+        </w:rPr>
+        <w:t>N</w:t>
+      </w:r>
+      <w:r>
+        <w:rPr>
+          <w:rFonts w:ascii="Arial" w:hAnsi="Arial" w:cs="Arial"/>
+          <w:sz w:val="28"/>
+          <w:szCs w:val="28"/>
+        </w:rPr>
+        <w:t>gân sách</w:t>
+      </w:r>
+    </w:p>
+    <w:p>
+      <w:pPr>
+        <w:pStyle w:val="ListParagraph"/>
+        <w:numPr>
+          <w:ilvl w:val="1"/>
+          <w:numId w:val="15"/>
+        </w:numPr>
+        <w:rPr>
+          <w:rFonts w:ascii="Arial" w:hAnsi="Arial" w:cs="Arial"/>
+          <w:sz w:val="28"/>
+          <w:szCs w:val="28"/>
+        </w:rPr>
+      </w:pPr>
+      <w:r>
+        <w:rPr>
+          <w:rFonts w:ascii="Arial" w:hAnsi="Arial" w:cs="Arial"/>
+          <w:sz w:val="28"/>
+          <w:szCs w:val="28"/>
+        </w:rPr>
+        <w:t>N</w:t>
+      </w:r>
+      <w:r>
+        <w:rPr>
+          <w:rFonts w:ascii="Arial" w:hAnsi="Arial" w:cs="Arial"/>
+          <w:sz w:val="28"/>
+          <w:szCs w:val="28"/>
+        </w:rPr>
+        <w:t>ội dung chi tiêu</w:t>
+      </w:r>
+    </w:p>
+    <w:p>
+      <w:pPr>
+        <w:pStyle w:val="ListParagraph"/>
+        <w:numPr>
+          <w:ilvl w:val="0"/>
+          <w:numId w:val="15"/>
+        </w:numPr>
+        <w:rPr>
+          <w:rFonts w:ascii="Arial" w:hAnsi="Arial" w:cs="Arial"/>
+          <w:sz w:val="28"/>
+          <w:szCs w:val="28"/>
+        </w:rPr>
+      </w:pPr>
+      <w:r>
+        <w:rPr>
+          <w:rFonts w:ascii="Arial" w:hAnsi="Arial" w:cs="Arial"/>
+          <w:sz w:val="28"/>
+          <w:szCs w:val="28"/>
+        </w:rPr>
+        <w:t>Xác thực dữ liệu đầu vào</w:t>
+      </w:r>
+    </w:p>
+    <w:p>
+      <w:pPr>
+        <w:pStyle w:val="ListParagraph"/>
+        <w:numPr>
+          <w:ilvl w:val="1"/>
+          <w:numId w:val="15"/>
+        </w:numPr>
+        <w:rPr>
+          <w:rFonts w:ascii="Arial" w:hAnsi="Arial" w:cs="Arial"/>
+          <w:sz w:val="28"/>
+          <w:szCs w:val="28"/>
+        </w:rPr>
+      </w:pPr>
+      <w:r>
+        <w:rPr>
+          <w:rFonts w:ascii="Arial" w:hAnsi="Arial" w:cs="Arial"/>
+          <w:sz w:val="28"/>
+          <w:szCs w:val="28"/>
+        </w:rPr>
+        <w:t xml:space="preserve">Kiểm tra </w:t>
+      </w:r>
+      <w:r>
+        <w:rPr>
+          <w:rFonts w:ascii="Arial" w:hAnsi="Arial" w:cs="Arial"/>
+          <w:sz w:val="28"/>
+          <w:szCs w:val="28"/>
+        </w:rPr>
+        <w:t>S</w:t>
+      </w:r>
+      <w:r>
+        <w:rPr>
+          <w:rFonts w:ascii="Arial" w:hAnsi="Arial" w:cs="Arial"/>
+          <w:sz w:val="28"/>
+          <w:szCs w:val="28"/>
+        </w:rPr>
+        <w:t>ố tiền chi tiêu</w:t>
+      </w:r>
+    </w:p>
+    <w:p>
+      <w:pPr>
+        <w:pStyle w:val="ListParagraph"/>
+        <w:numPr>
+          <w:ilvl w:val="2"/>
+          <w:numId w:val="15"/>
+        </w:numPr>
+        <w:rPr>
+          <w:rFonts w:ascii="Arial" w:hAnsi="Arial" w:cs="Arial"/>
+          <w:sz w:val="28"/>
+          <w:szCs w:val="28"/>
+        </w:rPr>
+      </w:pPr>
+      <w:r>
+        <w:rPr>
+          <w:rFonts w:ascii="Arial" w:hAnsi="Arial" w:cs="Arial"/>
+          <w:sz w:val="28"/>
+          <w:szCs w:val="28"/>
+        </w:rPr>
+        <w:t>Số tiền chi tiêu phải là số dương</w:t>
+      </w:r>
+    </w:p>
+    <w:p>
+      <w:pPr>
+        <w:pStyle w:val="ListParagraph"/>
+        <w:numPr>
+          <w:ilvl w:val="1"/>
+          <w:numId w:val="15"/>
+        </w:numPr>
+        <w:rPr>
+          <w:rFonts w:ascii="Arial" w:hAnsi="Arial" w:cs="Arial"/>
+          <w:sz w:val="28"/>
+          <w:szCs w:val="28"/>
+        </w:rPr>
+      </w:pPr>
+      <w:r>
+        <w:rPr>
+          <w:rFonts w:ascii="Arial" w:hAnsi="Arial" w:cs="Arial"/>
+          <w:sz w:val="28"/>
+          <w:szCs w:val="28"/>
+        </w:rPr>
+        <w:t>Kiểm tra Tên khoản chi tiêu</w:t>
+      </w:r>
+    </w:p>
+    <w:p>
+      <w:pPr>
+        <w:pStyle w:val="ListParagraph"/>
+        <w:numPr>
+          <w:ilvl w:val="2"/>
+          <w:numId w:val="15"/>
+        </w:numPr>
+        <w:rPr>
+          <w:rFonts w:ascii="Arial" w:hAnsi="Arial" w:cs="Arial"/>
+          <w:sz w:val="28"/>
+          <w:szCs w:val="28"/>
+        </w:rPr>
+      </w:pPr>
+      <w:r>
+        <w:rPr>
+          <w:rFonts w:ascii="Arial" w:hAnsi="Arial" w:cs="Arial"/>
+          <w:sz w:val="28"/>
+          <w:szCs w:val="28"/>
+        </w:rPr>
+        <w:t>Tên khoản chi tiêu không được vượt qua 100 ký tự</w:t>
+      </w:r>
+    </w:p>
+    <w:p>
+      <w:pPr>
+        <w:pStyle w:val="ListParagraph"/>
+        <w:numPr>
+          <w:ilvl w:val="1"/>
+          <w:numId w:val="15"/>
+        </w:numPr>
+        <w:rPr>
+          <w:rFonts w:ascii="Arial" w:hAnsi="Arial" w:cs="Arial"/>
+          <w:sz w:val="28"/>
+          <w:szCs w:val="28"/>
+        </w:rPr>
+      </w:pPr>
+      <w:r>
+        <w:rPr>
+          <w:rFonts w:ascii="Arial" w:hAnsi="Arial" w:cs="Arial"/>
+          <w:sz w:val="28"/>
+          <w:szCs w:val="28"/>
+        </w:rPr>
+        <w:t>Kiểm tra Nguồn tiền</w:t>
+      </w:r>
+    </w:p>
+    <w:p>
+      <w:pPr>
+        <w:pStyle w:val="ListParagraph"/>
+        <w:numPr>
+          <w:ilvl w:val="2"/>
+          <w:numId w:val="15"/>
+        </w:numPr>
+        <w:rPr>
+          <w:rFonts w:ascii="Arial" w:hAnsi="Arial" w:cs="Arial"/>
+          <w:sz w:val="28"/>
+          <w:szCs w:val="28"/>
+        </w:rPr>
+      </w:pPr>
+      <w:r>
+        <w:rPr>
+          <w:rFonts w:ascii="Arial" w:hAnsi="Arial" w:cs="Arial"/>
+          <w:sz w:val="28"/>
+          <w:szCs w:val="28"/>
+        </w:rPr>
+        <w:t>Nguồn tiền mới có tồn tại và còn hoạt động</w:t>
+      </w:r>
+    </w:p>
+    <w:p>
+      <w:pPr>
+        <w:pStyle w:val="ListParagraph"/>
+        <w:numPr>
+          <w:ilvl w:val="2"/>
+          <w:numId w:val="15"/>
+        </w:numPr>
+        <w:rPr>
+          <w:rFonts w:ascii="Arial" w:hAnsi="Arial" w:cs="Arial"/>
+          <w:sz w:val="28"/>
+          <w:szCs w:val="28"/>
+        </w:rPr>
+      </w:pPr>
+      <w:r>
+        <w:rPr>
+          <w:rFonts w:ascii="Arial" w:hAnsi="Arial" w:cs="Arial"/>
+          <w:sz w:val="28"/>
+          <w:szCs w:val="28"/>
+        </w:rPr>
+        <w:t>Số dư nguồn tiền mới phải lớn hơn hoặc bằng khoản chi tiêu</w:t>
+      </w:r>
+    </w:p>
+    <w:p>
+      <w:pPr>
+        <w:pStyle w:val="ListParagraph"/>
+        <w:numPr>
+          <w:ilvl w:val="1"/>
+          <w:numId w:val="15"/>
+        </w:numPr>
+        <w:rPr>
+          <w:rFonts w:ascii="Arial" w:hAnsi="Arial" w:cs="Arial"/>
+          <w:sz w:val="28"/>
+          <w:szCs w:val="28"/>
+        </w:rPr>
+      </w:pPr>
+      <w:r>
+        <w:rPr>
+          <w:rFonts w:ascii="Arial" w:hAnsi="Arial" w:cs="Arial"/>
+          <w:sz w:val="28"/>
+          <w:szCs w:val="28"/>
+        </w:rPr>
+        <w:t>Kiểm tra Ngân sách</w:t>
+      </w:r>
+    </w:p>
+    <w:p>
+      <w:pPr>
+        <w:pStyle w:val="ListParagraph"/>
+        <w:numPr>
+          <w:ilvl w:val="2"/>
+          <w:numId w:val="15"/>
+        </w:numPr>
+        <w:rPr>
+          <w:rFonts w:ascii="Arial" w:hAnsi="Arial" w:cs="Arial"/>
+          <w:sz w:val="28"/>
+          <w:szCs w:val="28"/>
+        </w:rPr>
+      </w:pPr>
+      <w:r>
+        <w:rPr>
+          <w:rFonts w:ascii="Arial" w:hAnsi="Arial" w:cs="Arial"/>
+          <w:sz w:val="28"/>
+          <w:szCs w:val="28"/>
+        </w:rPr>
+        <w:t>Ngân sách mới có tồn tại và còn hoạt động</w:t>
+      </w:r>
+    </w:p>
+    <w:p>
+      <w:pPr>
+        <w:pStyle w:val="ListParagraph"/>
+        <w:numPr>
+          <w:ilvl w:val="1"/>
+          <w:numId w:val="15"/>
+        </w:numPr>
+        <w:rPr>
+          <w:rFonts w:ascii="Arial" w:hAnsi="Arial" w:cs="Arial"/>
+          <w:sz w:val="28"/>
+          <w:szCs w:val="28"/>
+        </w:rPr>
+      </w:pPr>
+      <w:r>
+        <w:rPr>
+          <w:rFonts w:ascii="Arial" w:hAnsi="Arial" w:cs="Arial"/>
+          <w:sz w:val="28"/>
+          <w:szCs w:val="28"/>
+        </w:rPr>
+        <w:t>Kiểm tra Nội dung khoản chi tiêu</w:t>
+      </w:r>
+    </w:p>
+    <w:p>
+      <w:pPr>
+        <w:pStyle w:val="ListParagraph"/>
+        <w:numPr>
+          <w:ilvl w:val="2"/>
+          <w:numId w:val="15"/>
+        </w:numPr>
+        <w:rPr>
+          <w:rFonts w:ascii="Arial" w:hAnsi="Arial" w:cs="Arial"/>
+          <w:sz w:val="28"/>
+          <w:szCs w:val="28"/>
+        </w:rPr>
+      </w:pPr>
+      <w:r>
+        <w:rPr>
+          <w:rFonts w:ascii="Arial" w:hAnsi="Arial" w:cs="Arial"/>
+          <w:sz w:val="28"/>
+          <w:szCs w:val="28"/>
+        </w:rPr>
+        <w:t>Nội dung khoản chi tiêu không được vượt quá 600 ký tự</w:t>
+      </w:r>
+    </w:p>
+    <w:p>
+      <w:pPr>
+        <w:pStyle w:val="ListParagraph"/>
+        <w:numPr>
+          <w:ilvl w:val="1"/>
+          <w:numId w:val="15"/>
+        </w:numPr>
+        <w:rPr>
+          <w:rFonts w:ascii="Arial" w:hAnsi="Arial" w:cs="Arial"/>
+          <w:sz w:val="28"/>
+          <w:szCs w:val="28"/>
+        </w:rPr>
+      </w:pPr>
+      <w:r>
+        <w:rPr>
+          <w:rFonts w:ascii="Arial" w:hAnsi="Arial" w:cs="Arial"/>
+          <w:sz w:val="28"/>
+          <w:szCs w:val="28"/>
+        </w:rPr>
+        <w:t>Kiểm tra Danh mục</w:t>
+      </w:r>
+    </w:p>
+    <w:p>
+      <w:pPr>
+        <w:pStyle w:val="ListParagraph"/>
+        <w:numPr>
+          <w:ilvl w:val="2"/>
+          <w:numId w:val="15"/>
+        </w:numPr>
+        <w:rPr>
+          <w:rFonts w:ascii="Arial" w:hAnsi="Arial" w:cs="Arial"/>
+          <w:sz w:val="28"/>
+          <w:szCs w:val="28"/>
+        </w:rPr>
+      </w:pPr>
+      <w:r>
+        <w:rPr>
+          <w:rFonts w:ascii="Arial" w:hAnsi="Arial" w:cs="Arial"/>
+          <w:sz w:val="28"/>
+          <w:szCs w:val="28"/>
+        </w:rPr>
+        <w:t>Danh mục mới phải tồn tại và còn hoạt động</w:t>
+      </w:r>
+    </w:p>
+    <w:p>
+      <w:pPr>
+        <w:pStyle w:val="ListParagraph"/>
+        <w:numPr>
+          <w:ilvl w:val="0"/>
+          <w:numId w:val="15"/>
+        </w:numPr>
+        <w:rPr>
+          <w:rFonts w:ascii="Arial" w:hAnsi="Arial" w:cs="Arial"/>
+          <w:sz w:val="28"/>
+          <w:szCs w:val="28"/>
+        </w:rPr>
+      </w:pPr>
+      <w:r>
+        <w:rPr>
+          <w:rFonts w:ascii="Arial" w:hAnsi="Arial" w:cs="Arial"/>
+          <w:sz w:val="28"/>
+          <w:szCs w:val="28"/>
+        </w:rPr>
+        <w:t xml:space="preserve">Tính toán </w:t>
+      </w:r>
+      <w:r>
+        <w:rPr>
+          <w:rFonts w:ascii="Arial" w:hAnsi="Arial" w:cs="Arial"/>
+          <w:sz w:val="28"/>
+          <w:szCs w:val="28"/>
+        </w:rPr>
+        <w:t>chê</w:t>
+      </w:r>
+      <w:r>
+        <w:rPr>
+          <w:rFonts w:ascii="Arial" w:hAnsi="Arial" w:cs="Arial"/>
+          <w:sz w:val="28"/>
+          <w:szCs w:val="28"/>
+        </w:rPr>
+        <w:t>n</w:t>
+      </w:r>
+      <w:r>
+        <w:rPr>
+          <w:rFonts w:ascii="Arial" w:hAnsi="Arial" w:cs="Arial"/>
+          <w:sz w:val="28"/>
+          <w:szCs w:val="28"/>
+        </w:rPr>
+        <w:t>h</w:t>
+      </w:r>
+      <w:r>
+        <w:rPr>
+          <w:rFonts w:ascii="Arial" w:hAnsi="Arial" w:cs="Arial"/>
+          <w:sz w:val="28"/>
+          <w:szCs w:val="28"/>
+        </w:rPr>
+        <w:t xml:space="preserve"> lệch dữ liệu cũ và mới</w:t>
+      </w:r>
+    </w:p>
+    <w:p>
+      <w:pPr>
+        <w:pStyle w:val="ListParagraph"/>
+        <w:numPr>
+          <w:ilvl w:val="0"/>
+          <w:numId w:val="15"/>
+        </w:numPr>
+        <w:rPr>
+          <w:rFonts w:ascii="Arial" w:hAnsi="Arial" w:cs="Arial"/>
+          <w:sz w:val="28"/>
+          <w:szCs w:val="28"/>
+        </w:rPr>
+      </w:pPr>
+      <w:r>
+        <w:rPr>
+          <w:rFonts w:ascii="Arial" w:hAnsi="Arial" w:cs="Arial"/>
+          <w:sz w:val="28"/>
+          <w:szCs w:val="28"/>
+        </w:rPr>
+        <w:t>Cập nhật khoản chi tiêu</w:t>
+      </w:r>
+    </w:p>
+    <w:p>
+      <w:pPr>
+        <w:pStyle w:val="ListParagraph"/>
+        <w:numPr>
+          <w:ilvl w:val="1"/>
+          <w:numId w:val="15"/>
+        </w:numPr>
+        <w:rPr>
+          <w:rFonts w:ascii="Arial" w:hAnsi="Arial" w:cs="Arial"/>
+          <w:sz w:val="28"/>
+          <w:szCs w:val="28"/>
+        </w:rPr>
+      </w:pPr>
+      <w:r>
+        <w:rPr>
+          <w:rFonts w:ascii="Arial" w:hAnsi="Arial" w:cs="Arial"/>
+          <w:sz w:val="28"/>
+          <w:szCs w:val="28"/>
+        </w:rPr>
+        <w:t>Hoàn tác dữ liệu cũ</w:t>
+      </w:r>
+    </w:p>
+    <w:p>
+      <w:pPr>
+        <w:pStyle w:val="ListParagraph"/>
+        <w:numPr>
+          <w:ilvl w:val="2"/>
+          <w:numId w:val="15"/>
+        </w:numPr>
+        <w:rPr>
+          <w:rFonts w:ascii="Arial" w:hAnsi="Arial" w:cs="Arial"/>
+          <w:sz w:val="28"/>
+          <w:szCs w:val="28"/>
+        </w:rPr>
+      </w:pPr>
+      <w:r>
+        <w:rPr>
+          <w:rFonts w:ascii="Arial" w:hAnsi="Arial" w:cs="Arial"/>
+          <w:sz w:val="28"/>
+          <w:szCs w:val="28"/>
+        </w:rPr>
+        <w:t>Cộng lại tiền vào nguồn cũ</w:t>
+      </w:r>
+    </w:p>
+    <w:p>
+      <w:pPr>
+        <w:pStyle w:val="ListParagraph"/>
+        <w:numPr>
+          <w:ilvl w:val="2"/>
+          <w:numId w:val="15"/>
+        </w:numPr>
+        <w:rPr>
+          <w:rFonts w:ascii="Arial" w:hAnsi="Arial" w:cs="Arial"/>
+          <w:sz w:val="28"/>
+          <w:szCs w:val="28"/>
+        </w:rPr>
+      </w:pPr>
+      <w:r>
+        <w:rPr>
+          <w:rFonts w:ascii="Arial" w:hAnsi="Arial" w:cs="Arial"/>
+          <w:sz w:val="28"/>
+          <w:szCs w:val="28"/>
+        </w:rPr>
+        <w:t>Hoàn lại tiền vào ngân sách cũ (nếu liên kết)</w:t>
+      </w:r>
+    </w:p>
+    <w:p>
+      <w:pPr>
+        <w:pStyle w:val="ListParagraph"/>
+        <w:numPr>
+          <w:ilvl w:val="1"/>
+          <w:numId w:val="15"/>
+        </w:numPr>
+        <w:rPr>
+          <w:rFonts w:ascii="Arial" w:hAnsi="Arial" w:cs="Arial"/>
+          <w:sz w:val="28"/>
+          <w:szCs w:val="28"/>
+        </w:rPr>
+      </w:pPr>
+      <w:r>
+        <w:rPr>
+          <w:rFonts w:ascii="Arial" w:hAnsi="Arial" w:cs="Arial"/>
+          <w:sz w:val="28"/>
+          <w:szCs w:val="28"/>
+        </w:rPr>
+        <w:t>Áp dụng dữ liệu mới</w:t>
+      </w:r>
+    </w:p>
+    <w:p>
+      <w:pPr>
+        <w:pStyle w:val="ListParagraph"/>
+        <w:numPr>
+          <w:ilvl w:val="2"/>
+          <w:numId w:val="15"/>
+        </w:numPr>
+        <w:rPr>
+          <w:rFonts w:ascii="Arial" w:hAnsi="Arial" w:cs="Arial"/>
+          <w:sz w:val="28"/>
+          <w:szCs w:val="28"/>
+        </w:rPr>
+      </w:pPr>
+      <w:r>
+        <w:rPr>
+          <w:rFonts w:ascii="Arial" w:hAnsi="Arial" w:cs="Arial"/>
+          <w:sz w:val="28"/>
+          <w:szCs w:val="28"/>
+        </w:rPr>
         <w:lastRenderedPageBreak/>
-        <w:t>Kiểm tra nguồn tiền</w:t>
+        <w:t>Trừ tiền của nguồn mới</w:t>
+      </w:r>
+    </w:p>
+    <w:p>
+      <w:pPr>
+        <w:pStyle w:val="ListParagraph"/>
+        <w:numPr>
+          <w:ilvl w:val="2"/>
+          <w:numId w:val="15"/>
+        </w:numPr>
+        <w:rPr>
+          <w:rFonts w:ascii="Arial" w:hAnsi="Arial" w:cs="Arial"/>
+          <w:sz w:val="28"/>
+          <w:szCs w:val="28"/>
+        </w:rPr>
+      </w:pPr>
+      <w:r>
+        <w:rPr>
+          <w:rFonts w:ascii="Arial" w:hAnsi="Arial" w:cs="Arial"/>
+          <w:sz w:val="28"/>
+          <w:szCs w:val="28"/>
+        </w:rPr>
+        <w:t>Cập nhật ngân sách mới (nếu có liên kết)</w:t>
+      </w:r>
+    </w:p>
+    <w:p>
+      <w:pPr>
+        <w:pStyle w:val="ListParagraph"/>
+        <w:numPr>
+          <w:ilvl w:val="1"/>
+          <w:numId w:val="15"/>
+        </w:numPr>
+        <w:rPr>
+          <w:rFonts w:ascii="Arial" w:hAnsi="Arial" w:cs="Arial"/>
+          <w:sz w:val="28"/>
+          <w:szCs w:val="28"/>
+        </w:rPr>
+      </w:pPr>
+      <w:r>
+        <w:rPr>
+          <w:rFonts w:ascii="Arial" w:hAnsi="Arial" w:cs="Arial"/>
+          <w:sz w:val="28"/>
+          <w:szCs w:val="28"/>
+        </w:rPr>
+        <w:t>Cập nhật tên</w:t>
+      </w:r>
+    </w:p>
+    <w:p>
+      <w:pPr>
+        <w:pStyle w:val="ListParagraph"/>
+        <w:numPr>
+          <w:ilvl w:val="2"/>
+          <w:numId w:val="15"/>
+        </w:numPr>
+        <w:rPr>
+          <w:rFonts w:ascii="Arial" w:hAnsi="Arial" w:cs="Arial"/>
+          <w:sz w:val="28"/>
+          <w:szCs w:val="28"/>
+        </w:rPr>
+      </w:pPr>
+      <w:r>
+        <w:rPr>
+          <w:rFonts w:ascii="Arial" w:hAnsi="Arial" w:cs="Arial"/>
+          <w:sz w:val="28"/>
+          <w:szCs w:val="28"/>
+        </w:rPr>
+        <w:t>Nếu người dùng xóa tên và không cập nhật mới</w:t>
+      </w:r>
+    </w:p>
+    <w:p>
+      <w:pPr>
+        <w:pStyle w:val="ListParagraph"/>
+        <w:numPr>
+          <w:ilvl w:val="3"/>
+          <w:numId w:val="15"/>
+        </w:numPr>
+        <w:rPr>
+          <w:rFonts w:ascii="Arial" w:hAnsi="Arial" w:cs="Arial"/>
+          <w:sz w:val="28"/>
+          <w:szCs w:val="28"/>
+        </w:rPr>
+      </w:pPr>
+      <w:r>
+        <w:rPr>
+          <w:rFonts w:ascii="Arial" w:hAnsi="Arial" w:cs="Arial"/>
+          <w:sz w:val="28"/>
+          <w:szCs w:val="28"/>
+        </w:rPr>
+        <w:t>Cấp tên khoản chi tiêu theo mẫu</w:t>
+      </w:r>
+    </w:p>
+    <w:p>
+      <w:pPr>
+        <w:pStyle w:val="ListParagraph"/>
+        <w:numPr>
+          <w:ilvl w:val="3"/>
+          <w:numId w:val="15"/>
+        </w:numPr>
+        <w:rPr>
+          <w:rFonts w:ascii="Arial" w:hAnsi="Arial" w:cs="Arial"/>
+          <w:sz w:val="28"/>
+          <w:szCs w:val="28"/>
+        </w:rPr>
+      </w:pPr>
+      <w:r>
+        <w:rPr>
+          <w:rFonts w:ascii="Arial" w:hAnsi="Arial" w:cs="Arial"/>
+          <w:sz w:val="28"/>
+          <w:szCs w:val="28"/>
+        </w:rPr>
+        <w:t>Lưu tên mới</w:t>
+      </w:r>
+    </w:p>
+    <w:p>
+      <w:pPr>
+        <w:pStyle w:val="ListParagraph"/>
+        <w:numPr>
+          <w:ilvl w:val="2"/>
+          <w:numId w:val="15"/>
+        </w:numPr>
+        <w:rPr>
+          <w:rFonts w:ascii="Arial" w:hAnsi="Arial" w:cs="Arial"/>
+          <w:sz w:val="28"/>
+          <w:szCs w:val="28"/>
+        </w:rPr>
+      </w:pPr>
+      <w:r>
+        <w:rPr>
+          <w:rFonts w:ascii="Arial" w:hAnsi="Arial" w:cs="Arial"/>
+          <w:sz w:val="28"/>
+          <w:szCs w:val="28"/>
+        </w:rPr>
+        <w:t>Nếu người dùng cập nhật tên mới</w:t>
+      </w:r>
+    </w:p>
+    <w:p>
+      <w:pPr>
+        <w:pStyle w:val="ListParagraph"/>
+        <w:numPr>
+          <w:ilvl w:val="3"/>
+          <w:numId w:val="15"/>
+        </w:numPr>
+        <w:rPr>
+          <w:rFonts w:ascii="Arial" w:hAnsi="Arial" w:cs="Arial"/>
+          <w:sz w:val="28"/>
+          <w:szCs w:val="28"/>
+        </w:rPr>
+      </w:pPr>
+      <w:r>
+        <w:rPr>
+          <w:rFonts w:ascii="Arial" w:hAnsi="Arial" w:cs="Arial"/>
+          <w:sz w:val="28"/>
+          <w:szCs w:val="28"/>
+        </w:rPr>
+        <w:t>Lưu tên mới</w:t>
+      </w:r>
+    </w:p>
+    <w:p>
+      <w:pPr>
+        <w:pStyle w:val="ListParagraph"/>
+        <w:numPr>
+          <w:ilvl w:val="1"/>
+          <w:numId w:val="15"/>
+        </w:numPr>
+        <w:rPr>
+          <w:rFonts w:ascii="Arial" w:hAnsi="Arial" w:cs="Arial"/>
+          <w:sz w:val="28"/>
+          <w:szCs w:val="28"/>
+        </w:rPr>
+      </w:pPr>
+      <w:r>
+        <w:rPr>
+          <w:rFonts w:ascii="Arial" w:hAnsi="Arial" w:cs="Arial"/>
+          <w:sz w:val="28"/>
+          <w:szCs w:val="28"/>
+        </w:rPr>
+        <w:t xml:space="preserve">Cập nhật </w:t>
+      </w:r>
+      <w:r>
+        <w:rPr>
+          <w:rFonts w:ascii="Arial" w:hAnsi="Arial" w:cs="Arial"/>
+          <w:sz w:val="28"/>
+          <w:szCs w:val="28"/>
+        </w:rPr>
+        <w:t>danh mục</w:t>
+      </w:r>
+    </w:p>
+    <w:p>
+      <w:pPr>
+        <w:pStyle w:val="ListParagraph"/>
+        <w:numPr>
+          <w:ilvl w:val="2"/>
+          <w:numId w:val="15"/>
+        </w:numPr>
+        <w:rPr>
+          <w:rFonts w:ascii="Arial" w:hAnsi="Arial" w:cs="Arial"/>
+          <w:sz w:val="28"/>
+          <w:szCs w:val="28"/>
+        </w:rPr>
+      </w:pPr>
+      <w:r>
+        <w:rPr>
+          <w:rFonts w:ascii="Arial" w:hAnsi="Arial" w:cs="Arial"/>
+          <w:sz w:val="28"/>
+          <w:szCs w:val="28"/>
+        </w:rPr>
+        <w:t>Bỏ khoản chi tiêu khỏi danh mục cũ</w:t>
+      </w:r>
+    </w:p>
+    <w:p>
+      <w:pPr>
+        <w:pStyle w:val="ListParagraph"/>
+        <w:numPr>
+          <w:ilvl w:val="2"/>
+          <w:numId w:val="15"/>
+        </w:numPr>
+        <w:rPr>
+          <w:rFonts w:ascii="Arial" w:hAnsi="Arial" w:cs="Arial"/>
+          <w:sz w:val="28"/>
+          <w:szCs w:val="28"/>
+        </w:rPr>
+      </w:pPr>
+      <w:r>
+        <w:rPr>
+          <w:rFonts w:ascii="Arial" w:hAnsi="Arial" w:cs="Arial"/>
+          <w:sz w:val="28"/>
+          <w:szCs w:val="28"/>
+        </w:rPr>
+        <w:t>Thêm khoản chi tiêu vào danh mục mới</w:t>
+      </w:r>
+    </w:p>
+    <w:p>
+      <w:pPr>
+        <w:pStyle w:val="ListParagraph"/>
+        <w:numPr>
+          <w:ilvl w:val="1"/>
+          <w:numId w:val="15"/>
+        </w:numPr>
+        <w:rPr>
+          <w:rFonts w:ascii="Arial" w:hAnsi="Arial" w:cs="Arial"/>
+          <w:sz w:val="28"/>
+          <w:szCs w:val="28"/>
+        </w:rPr>
+      </w:pPr>
+      <w:r>
+        <w:rPr>
+          <w:rFonts w:ascii="Arial" w:hAnsi="Arial" w:cs="Arial"/>
+          <w:sz w:val="28"/>
+          <w:szCs w:val="28"/>
+        </w:rPr>
+        <w:t>Cập nhật</w:t>
+      </w:r>
+      <w:r>
+        <w:rPr>
+          <w:rFonts w:ascii="Arial" w:hAnsi="Arial" w:cs="Arial"/>
+          <w:sz w:val="28"/>
+          <w:szCs w:val="28"/>
+        </w:rPr>
+        <w:t xml:space="preserve"> nội dung chi tiêu</w:t>
+      </w:r>
+    </w:p>
+    <w:p>
+      <w:pPr>
+        <w:pStyle w:val="ListParagraph"/>
+        <w:numPr>
+          <w:ilvl w:val="2"/>
+          <w:numId w:val="15"/>
+        </w:numPr>
+        <w:rPr>
+          <w:rFonts w:ascii="Arial" w:hAnsi="Arial" w:cs="Arial"/>
+          <w:sz w:val="28"/>
+          <w:szCs w:val="28"/>
+        </w:rPr>
+      </w:pPr>
+      <w:r>
+        <w:rPr>
+          <w:rFonts w:ascii="Arial" w:hAnsi="Arial" w:cs="Arial"/>
+          <w:sz w:val="28"/>
+          <w:szCs w:val="28"/>
+        </w:rPr>
+        <w:t>Lưu nội dung mới</w:t>
       </w:r>
     </w:p>
     <w:p>
@@ -15361,7 +17091,7 @@
           <w:sz w:val="28"/>
           <w:szCs w:val="28"/>
         </w:rPr>
-        <w:t>Kiểm tra ngân sách (nếu có liên kết)</w:t>
+        <w:t>Kiểm tra hợp lệ sau khi cập nhật</w:t>
       </w:r>
     </w:p>
     <w:p>
@@ -15383,7 +17113,7 @@
           <w:sz w:val="28"/>
           <w:szCs w:val="28"/>
         </w:rPr>
-        <w:t>Lưu chi tiêu</w:t>
+        <w:t>Lưu khoản chi tiêu</w:t>
       </w:r>
     </w:p>
     <w:p>
@@ -15405,7 +17135,7 @@
           <w:sz w:val="28"/>
           <w:szCs w:val="28"/>
         </w:rPr>
-        <w:t>Trừ số dư nguồn tiền</w:t>
+        <w:t>Cập nhật dữ liệu hiển thị trong hệ thống</w:t>
       </w:r>
     </w:p>
     <w:p>
@@ -15427,603 +17157,23 @@
           <w:sz w:val="28"/>
           <w:szCs w:val="28"/>
         </w:rPr>
-        <w:t>Cập nhật ngân sách (nếu có liên kết)</w:t>
-      </w:r>
-    </w:p>
-    <w:p>
-      <w:pPr>
-        <w:pStyle w:val="ListParagraph"/>
-        <w:numPr>
-          <w:ilvl w:val="0"/>
-          <w:numId w:val="15"/>
-        </w:numPr>
-        <w:rPr>
-          <w:rFonts w:ascii="Arial" w:hAnsi="Arial" w:cs="Arial"/>
-          <w:sz w:val="28"/>
-          <w:szCs w:val="28"/>
-        </w:rPr>
-      </w:pPr>
-      <w:r>
-        <w:rPr>
-          <w:rFonts w:ascii="Arial" w:hAnsi="Arial" w:cs="Arial"/>
-          <w:sz w:val="28"/>
-          <w:szCs w:val="28"/>
-        </w:rPr>
-        <w:t>Cập nhật thống kê</w:t>
-      </w:r>
-    </w:p>
-    <w:p>
-      <w:pPr>
-        <w:pStyle w:val="ListParagraph"/>
-        <w:numPr>
-          <w:ilvl w:val="0"/>
-          <w:numId w:val="15"/>
-        </w:numPr>
-        <w:rPr>
-          <w:rFonts w:ascii="Arial" w:hAnsi="Arial" w:cs="Arial"/>
-          <w:sz w:val="28"/>
-          <w:szCs w:val="28"/>
-        </w:rPr>
-      </w:pPr>
-      <w:r>
-        <w:rPr>
-          <w:rFonts w:ascii="Arial" w:hAnsi="Arial" w:cs="Arial"/>
-          <w:sz w:val="28"/>
-          <w:szCs w:val="28"/>
-        </w:rPr>
-        <w:t>Lưu lịch sử</w:t>
-      </w:r>
-    </w:p>
-    <w:p>
-      <w:pPr>
-        <w:rPr>
-          <w:rFonts w:ascii="Arial" w:hAnsi="Arial" w:cs="Arial"/>
-          <w:sz w:val="28"/>
-          <w:szCs w:val="28"/>
-        </w:rPr>
-      </w:pPr>
-    </w:p>
-    <w:p>
-      <w:pPr>
-        <w:ind w:left="720"/>
-        <w:rPr>
-          <w:rFonts w:ascii="Arial" w:hAnsi="Arial" w:cs="Arial"/>
-          <w:b/>
-          <w:bCs/>
-          <w:sz w:val="28"/>
-          <w:szCs w:val="28"/>
-        </w:rPr>
-      </w:pPr>
-      <w:r>
-        <w:rPr>
-          <w:rFonts w:ascii="Arial" w:hAnsi="Arial" w:cs="Arial"/>
-          <w:b/>
-          <w:bCs/>
-          <w:sz w:val="28"/>
-          <w:szCs w:val="28"/>
-        </w:rPr>
-        <w:t xml:space="preserve">BP-ET-2. Quy trình </w:t>
-      </w:r>
-      <w:r>
-        <w:rPr>
-          <w:rFonts w:ascii="Arial" w:hAnsi="Arial" w:cs="Arial"/>
-          <w:b/>
-          <w:bCs/>
-          <w:sz w:val="28"/>
-          <w:szCs w:val="28"/>
-        </w:rPr>
-        <w:t xml:space="preserve">Cập Nhật </w:t>
-      </w:r>
-      <w:r>
-        <w:rPr>
-          <w:rFonts w:ascii="Arial" w:hAnsi="Arial" w:cs="Arial"/>
-          <w:b/>
-          <w:bCs/>
-          <w:sz w:val="28"/>
-          <w:szCs w:val="28"/>
-        </w:rPr>
-        <w:t>Khoản Chi Tiêu</w:t>
-      </w:r>
-    </w:p>
-    <w:p>
-      <w:pPr>
-        <w:pStyle w:val="ListParagraph"/>
-        <w:numPr>
-          <w:ilvl w:val="0"/>
-          <w:numId w:val="15"/>
-        </w:numPr>
-        <w:rPr>
-          <w:rFonts w:ascii="Arial" w:hAnsi="Arial" w:cs="Arial"/>
-          <w:sz w:val="28"/>
-          <w:szCs w:val="28"/>
-        </w:rPr>
-      </w:pPr>
-      <w:r>
-        <w:rPr>
-          <w:rFonts w:ascii="Arial" w:hAnsi="Arial" w:cs="Arial"/>
-          <w:sz w:val="28"/>
-          <w:szCs w:val="28"/>
-        </w:rPr>
-        <w:t>Người dùng c</w:t>
-      </w:r>
-      <w:r>
-        <w:rPr>
-          <w:rFonts w:ascii="Arial" w:hAnsi="Arial" w:cs="Arial"/>
-          <w:sz w:val="28"/>
-          <w:szCs w:val="28"/>
-        </w:rPr>
-        <w:t xml:space="preserve">họn khoản chi tiêu cần </w:t>
-      </w:r>
-      <w:r>
-        <w:rPr>
-          <w:rFonts w:ascii="Arial" w:hAnsi="Arial" w:cs="Arial"/>
-          <w:sz w:val="28"/>
-          <w:szCs w:val="28"/>
-        </w:rPr>
-        <w:t>cập nhật</w:t>
-      </w:r>
-    </w:p>
-    <w:p>
-      <w:pPr>
-        <w:pStyle w:val="ListParagraph"/>
-        <w:numPr>
-          <w:ilvl w:val="0"/>
-          <w:numId w:val="15"/>
-        </w:numPr>
-        <w:rPr>
-          <w:rFonts w:ascii="Arial" w:hAnsi="Arial" w:cs="Arial"/>
-          <w:sz w:val="28"/>
-          <w:szCs w:val="28"/>
-        </w:rPr>
-      </w:pPr>
-      <w:r>
-        <w:rPr>
-          <w:rFonts w:ascii="Arial" w:hAnsi="Arial" w:cs="Arial"/>
-          <w:sz w:val="28"/>
-          <w:szCs w:val="28"/>
-        </w:rPr>
-        <w:t>Kiểm tra trạng thái khoản chi tiêu</w:t>
-      </w:r>
-    </w:p>
-    <w:p>
-      <w:pPr>
-        <w:pStyle w:val="ListParagraph"/>
-        <w:numPr>
-          <w:ilvl w:val="1"/>
-          <w:numId w:val="15"/>
-        </w:numPr>
-        <w:rPr>
-          <w:rFonts w:ascii="Arial" w:hAnsi="Arial" w:cs="Arial"/>
-          <w:sz w:val="28"/>
-          <w:szCs w:val="28"/>
-        </w:rPr>
-      </w:pPr>
-      <w:r>
-        <w:rPr>
-          <w:rFonts w:ascii="Arial" w:hAnsi="Arial" w:cs="Arial"/>
-          <w:sz w:val="28"/>
-          <w:szCs w:val="28"/>
-        </w:rPr>
-        <w:t>Nếu trạng thái là đã xóa, hiển thị thông báo khôi phục khoản chi tiêu để cập nhật</w:t>
-      </w:r>
-    </w:p>
-    <w:p>
-      <w:pPr>
-        <w:pStyle w:val="ListParagraph"/>
-        <w:numPr>
-          <w:ilvl w:val="0"/>
-          <w:numId w:val="15"/>
-        </w:numPr>
-        <w:rPr>
-          <w:rFonts w:ascii="Arial" w:hAnsi="Arial" w:cs="Arial"/>
-          <w:sz w:val="28"/>
-          <w:szCs w:val="28"/>
-        </w:rPr>
-      </w:pPr>
-      <w:r>
-        <w:rPr>
-          <w:rFonts w:ascii="Arial" w:hAnsi="Arial" w:cs="Arial"/>
-          <w:sz w:val="28"/>
-          <w:szCs w:val="28"/>
-        </w:rPr>
-        <w:t>Người dùng nhập hoặc chọn thông tin cần cập nhật</w:t>
-      </w:r>
-    </w:p>
-    <w:p>
-      <w:pPr>
-        <w:pStyle w:val="ListParagraph"/>
-        <w:numPr>
-          <w:ilvl w:val="1"/>
-          <w:numId w:val="15"/>
-        </w:numPr>
-        <w:rPr>
-          <w:rFonts w:ascii="Arial" w:hAnsi="Arial" w:cs="Arial"/>
-          <w:sz w:val="28"/>
-          <w:szCs w:val="28"/>
-        </w:rPr>
-      </w:pPr>
-      <w:r>
-        <w:rPr>
-          <w:rFonts w:ascii="Arial" w:hAnsi="Arial" w:cs="Arial"/>
-          <w:sz w:val="28"/>
-          <w:szCs w:val="28"/>
-        </w:rPr>
-        <w:t>Nếu cập nhật số tiền chi tiêu</w:t>
-      </w:r>
-    </w:p>
-    <w:p>
-      <w:pPr>
-        <w:pStyle w:val="ListParagraph"/>
-        <w:numPr>
-          <w:ilvl w:val="2"/>
-          <w:numId w:val="15"/>
-        </w:numPr>
-        <w:rPr>
-          <w:rFonts w:ascii="Arial" w:hAnsi="Arial" w:cs="Arial"/>
-          <w:sz w:val="28"/>
-          <w:szCs w:val="28"/>
-        </w:rPr>
-      </w:pPr>
-      <w:r>
-        <w:rPr>
-          <w:rFonts w:ascii="Arial" w:hAnsi="Arial" w:cs="Arial"/>
-          <w:sz w:val="28"/>
-          <w:szCs w:val="28"/>
-        </w:rPr>
-        <w:t>Cập nhật số tương thay đổi tương ứng tại nguồn tiền và ngân sách (nếu có)</w:t>
-      </w:r>
-    </w:p>
-    <w:p>
-      <w:pPr>
-        <w:pStyle w:val="ListParagraph"/>
-        <w:numPr>
-          <w:ilvl w:val="1"/>
-          <w:numId w:val="15"/>
-        </w:numPr>
-        <w:rPr>
-          <w:rFonts w:ascii="Arial" w:hAnsi="Arial" w:cs="Arial"/>
-          <w:sz w:val="28"/>
-          <w:szCs w:val="28"/>
-        </w:rPr>
-      </w:pPr>
-      <w:r>
-        <w:rPr>
-          <w:rFonts w:ascii="Arial" w:hAnsi="Arial" w:cs="Arial"/>
-          <w:sz w:val="28"/>
-          <w:szCs w:val="28"/>
-        </w:rPr>
-        <w:t>Nếu cập nhật danh mục</w:t>
-      </w:r>
-    </w:p>
-    <w:p>
-      <w:pPr>
-        <w:pStyle w:val="ListParagraph"/>
-        <w:numPr>
-          <w:ilvl w:val="2"/>
-          <w:numId w:val="15"/>
-        </w:numPr>
-        <w:rPr>
-          <w:rFonts w:ascii="Arial" w:hAnsi="Arial" w:cs="Arial"/>
-          <w:sz w:val="28"/>
-          <w:szCs w:val="28"/>
-        </w:rPr>
-      </w:pPr>
-      <w:r>
-        <w:rPr>
-          <w:rFonts w:ascii="Arial" w:hAnsi="Arial" w:cs="Arial"/>
-          <w:sz w:val="28"/>
-          <w:szCs w:val="28"/>
-        </w:rPr>
-        <w:t>Thêm khoản chi tiêu vào danh mục mới</w:t>
-      </w:r>
-    </w:p>
-    <w:p>
-      <w:pPr>
-        <w:pStyle w:val="ListParagraph"/>
-        <w:numPr>
-          <w:ilvl w:val="2"/>
-          <w:numId w:val="15"/>
-        </w:numPr>
-        <w:rPr>
-          <w:rFonts w:ascii="Arial" w:hAnsi="Arial" w:cs="Arial"/>
-          <w:sz w:val="28"/>
-          <w:szCs w:val="28"/>
-        </w:rPr>
-      </w:pPr>
-      <w:r>
-        <w:rPr>
-          <w:rFonts w:ascii="Arial" w:hAnsi="Arial" w:cs="Arial"/>
-          <w:sz w:val="28"/>
-          <w:szCs w:val="28"/>
-        </w:rPr>
-        <w:t>Xóa khoản chi tiêu khỏi danh mục cũ</w:t>
-      </w:r>
-    </w:p>
-    <w:p>
-      <w:pPr>
-        <w:pStyle w:val="ListParagraph"/>
-        <w:numPr>
-          <w:ilvl w:val="1"/>
-          <w:numId w:val="15"/>
-        </w:numPr>
-        <w:rPr>
-          <w:rFonts w:ascii="Arial" w:hAnsi="Arial" w:cs="Arial"/>
-          <w:sz w:val="28"/>
-          <w:szCs w:val="28"/>
-        </w:rPr>
-      </w:pPr>
-      <w:r>
-        <w:rPr>
-          <w:rFonts w:ascii="Arial" w:hAnsi="Arial" w:cs="Arial"/>
-          <w:sz w:val="28"/>
-          <w:szCs w:val="28"/>
-        </w:rPr>
-        <w:t>Cập nhật tên</w:t>
-      </w:r>
-    </w:p>
-    <w:p>
-      <w:pPr>
-        <w:pStyle w:val="ListParagraph"/>
-        <w:numPr>
-          <w:ilvl w:val="1"/>
-          <w:numId w:val="15"/>
-        </w:numPr>
-        <w:rPr>
-          <w:rFonts w:ascii="Arial" w:hAnsi="Arial" w:cs="Arial"/>
-          <w:sz w:val="28"/>
-          <w:szCs w:val="28"/>
-        </w:rPr>
-      </w:pPr>
-      <w:r>
-        <w:rPr>
-          <w:rFonts w:ascii="Arial" w:hAnsi="Arial" w:cs="Arial"/>
-          <w:sz w:val="28"/>
-          <w:szCs w:val="28"/>
-        </w:rPr>
-        <w:t>Nếu cập nhật nguồn tiền</w:t>
-      </w:r>
-    </w:p>
-    <w:p>
-      <w:pPr>
-        <w:pStyle w:val="ListParagraph"/>
-        <w:numPr>
-          <w:ilvl w:val="2"/>
-          <w:numId w:val="15"/>
-        </w:numPr>
-        <w:rPr>
-          <w:rFonts w:ascii="Arial" w:hAnsi="Arial" w:cs="Arial"/>
-          <w:sz w:val="28"/>
-          <w:szCs w:val="28"/>
-        </w:rPr>
-      </w:pPr>
-      <w:r>
-        <w:rPr>
-          <w:rFonts w:ascii="Arial" w:hAnsi="Arial" w:cs="Arial"/>
-          <w:sz w:val="28"/>
-          <w:szCs w:val="28"/>
-        </w:rPr>
-        <w:t>Tính toán cộng lại số tiền tương ứng cho nguồn tiền cũ</w:t>
-      </w:r>
-    </w:p>
-    <w:p>
-      <w:pPr>
-        <w:pStyle w:val="ListParagraph"/>
-        <w:numPr>
-          <w:ilvl w:val="2"/>
-          <w:numId w:val="15"/>
-        </w:numPr>
-        <w:rPr>
-          <w:rFonts w:ascii="Arial" w:hAnsi="Arial" w:cs="Arial"/>
-          <w:sz w:val="28"/>
-          <w:szCs w:val="28"/>
-        </w:rPr>
-      </w:pPr>
-      <w:r>
-        <w:rPr>
-          <w:rFonts w:ascii="Arial" w:hAnsi="Arial" w:cs="Arial"/>
-          <w:sz w:val="28"/>
-          <w:szCs w:val="28"/>
-        </w:rPr>
-        <w:t>Tính toán trừ số tiền tương ứng cho nguồn tiền mới</w:t>
-      </w:r>
-    </w:p>
-    <w:p>
-      <w:pPr>
-        <w:pStyle w:val="ListParagraph"/>
-        <w:numPr>
-          <w:ilvl w:val="1"/>
-          <w:numId w:val="15"/>
-        </w:numPr>
-        <w:rPr>
-          <w:rFonts w:ascii="Arial" w:hAnsi="Arial" w:cs="Arial"/>
-          <w:sz w:val="28"/>
-          <w:szCs w:val="28"/>
-        </w:rPr>
-      </w:pPr>
-      <w:r>
-        <w:rPr>
-          <w:rFonts w:ascii="Arial" w:hAnsi="Arial" w:cs="Arial"/>
-          <w:sz w:val="28"/>
-          <w:szCs w:val="28"/>
-        </w:rPr>
-        <w:t>Nếu cập nhật ngân sách</w:t>
-      </w:r>
-    </w:p>
-    <w:p>
-      <w:pPr>
-        <w:pStyle w:val="ListParagraph"/>
-        <w:numPr>
-          <w:ilvl w:val="2"/>
-          <w:numId w:val="15"/>
-        </w:numPr>
-        <w:rPr>
-          <w:rFonts w:ascii="Arial" w:hAnsi="Arial" w:cs="Arial"/>
-          <w:sz w:val="28"/>
-          <w:szCs w:val="28"/>
-        </w:rPr>
-      </w:pPr>
-      <w:r>
-        <w:rPr>
-          <w:rFonts w:ascii="Arial" w:hAnsi="Arial" w:cs="Arial"/>
-          <w:sz w:val="28"/>
-          <w:szCs w:val="28"/>
-        </w:rPr>
-        <w:t>Nếu trước đó chưa liên kết</w:t>
-      </w:r>
-    </w:p>
-    <w:p>
-      <w:pPr>
-        <w:pStyle w:val="ListParagraph"/>
-        <w:numPr>
-          <w:ilvl w:val="3"/>
-          <w:numId w:val="15"/>
-        </w:numPr>
-        <w:rPr>
-          <w:rFonts w:ascii="Arial" w:hAnsi="Arial" w:cs="Arial"/>
-          <w:sz w:val="28"/>
-          <w:szCs w:val="28"/>
-        </w:rPr>
-      </w:pPr>
-      <w:r>
-        <w:rPr>
-          <w:rFonts w:ascii="Arial" w:hAnsi="Arial" w:cs="Arial"/>
-          <w:sz w:val="28"/>
-          <w:szCs w:val="28"/>
-        </w:rPr>
-        <w:t>Tính toán từ số tiền tương ứng cho ngân sách vừa được liên kết</w:t>
-      </w:r>
-    </w:p>
-    <w:p>
-      <w:pPr>
-        <w:pStyle w:val="ListParagraph"/>
-        <w:numPr>
-          <w:ilvl w:val="2"/>
-          <w:numId w:val="15"/>
-        </w:numPr>
-        <w:rPr>
-          <w:rFonts w:ascii="Arial" w:hAnsi="Arial" w:cs="Arial"/>
-          <w:sz w:val="28"/>
-          <w:szCs w:val="28"/>
-        </w:rPr>
-      </w:pPr>
-      <w:r>
-        <w:rPr>
-          <w:rFonts w:ascii="Arial" w:hAnsi="Arial" w:cs="Arial"/>
-          <w:sz w:val="28"/>
-          <w:szCs w:val="28"/>
-        </w:rPr>
-        <w:t xml:space="preserve">Nếu trước đó đã liên kết </w:t>
-      </w:r>
-    </w:p>
-    <w:p>
-      <w:pPr>
-        <w:pStyle w:val="ListParagraph"/>
-        <w:numPr>
-          <w:ilvl w:val="3"/>
-          <w:numId w:val="15"/>
-        </w:numPr>
-        <w:rPr>
-          <w:rFonts w:ascii="Arial" w:hAnsi="Arial" w:cs="Arial"/>
-          <w:sz w:val="28"/>
-          <w:szCs w:val="28"/>
-        </w:rPr>
-      </w:pPr>
-      <w:r>
-        <w:rPr>
-          <w:rFonts w:ascii="Arial" w:hAnsi="Arial" w:cs="Arial"/>
-          <w:sz w:val="28"/>
-          <w:szCs w:val="28"/>
-        </w:rPr>
-        <w:t>Tính toán cộng số tiền tương ứng cho ngân sách cũ</w:t>
-      </w:r>
-    </w:p>
-    <w:p>
-      <w:pPr>
-        <w:pStyle w:val="ListParagraph"/>
-        <w:numPr>
-          <w:ilvl w:val="3"/>
-          <w:numId w:val="15"/>
-        </w:numPr>
-        <w:rPr>
-          <w:rFonts w:ascii="Arial" w:hAnsi="Arial" w:cs="Arial"/>
-          <w:sz w:val="28"/>
-          <w:szCs w:val="28"/>
-        </w:rPr>
-      </w:pPr>
-      <w:r>
-        <w:rPr>
-          <w:rFonts w:ascii="Arial" w:hAnsi="Arial" w:cs="Arial"/>
-          <w:sz w:val="28"/>
-          <w:szCs w:val="28"/>
-        </w:rPr>
-        <w:t>Tính toán trừ số tiền tương ứng cho ngân sách mới</w:t>
-      </w:r>
-    </w:p>
-    <w:p>
-      <w:pPr>
-        <w:pStyle w:val="ListParagraph"/>
-        <w:numPr>
-          <w:ilvl w:val="1"/>
-          <w:numId w:val="15"/>
-        </w:numPr>
-        <w:rPr>
-          <w:rFonts w:ascii="Arial" w:hAnsi="Arial" w:cs="Arial"/>
-          <w:sz w:val="28"/>
-          <w:szCs w:val="28"/>
-        </w:rPr>
-      </w:pPr>
-      <w:r>
-        <w:rPr>
-          <w:rFonts w:ascii="Arial" w:hAnsi="Arial" w:cs="Arial"/>
-          <w:sz w:val="28"/>
-          <w:szCs w:val="28"/>
-        </w:rPr>
-        <w:t>Cập nhật nội dung chi tiêu</w:t>
-      </w:r>
-    </w:p>
-    <w:p>
-      <w:pPr>
-        <w:pStyle w:val="ListParagraph"/>
-        <w:numPr>
-          <w:ilvl w:val="0"/>
-          <w:numId w:val="15"/>
-        </w:numPr>
-        <w:rPr>
-          <w:rFonts w:ascii="Arial" w:hAnsi="Arial" w:cs="Arial"/>
-          <w:sz w:val="28"/>
-          <w:szCs w:val="28"/>
-        </w:rPr>
-      </w:pPr>
-      <w:r>
-        <w:rPr>
-          <w:rFonts w:ascii="Arial" w:hAnsi="Arial" w:cs="Arial"/>
-          <w:sz w:val="28"/>
-          <w:szCs w:val="28"/>
-        </w:rPr>
-        <w:t>Lưu lại vào lịch sử</w:t>
-      </w:r>
-    </w:p>
-    <w:p>
-      <w:pPr>
-        <w:pStyle w:val="ListParagraph"/>
-        <w:numPr>
-          <w:ilvl w:val="0"/>
-          <w:numId w:val="15"/>
-        </w:numPr>
-        <w:rPr>
-          <w:rFonts w:ascii="Arial" w:hAnsi="Arial" w:cs="Arial"/>
-          <w:sz w:val="28"/>
-          <w:szCs w:val="28"/>
-        </w:rPr>
-      </w:pPr>
-      <w:r>
-        <w:rPr>
-          <w:rFonts w:ascii="Arial" w:hAnsi="Arial" w:cs="Arial"/>
-          <w:sz w:val="28"/>
-          <w:szCs w:val="28"/>
-        </w:rPr>
-        <w:lastRenderedPageBreak/>
-        <w:t>Lưu lại vào thống kê</w:t>
+        <w:t>Cập nhật dữ liệu</w:t>
+      </w:r>
+      <w:r>
+        <w:rPr>
+          <w:rFonts w:ascii="Arial" w:hAnsi="Arial" w:cs="Arial"/>
+          <w:sz w:val="28"/>
+          <w:szCs w:val="28"/>
+        </w:rPr>
+        <w:t xml:space="preserve"> thống kê</w:t>
+      </w:r>
+      <w:r>
+        <w:rPr>
+          <w:rFonts w:ascii="Arial" w:hAnsi="Arial" w:cs="Arial"/>
+          <w:sz w:val="28"/>
+          <w:szCs w:val="28"/>
+        </w:rPr>
+        <w:t xml:space="preserve"> liên quan</w:t>
       </w:r>
     </w:p>
     <w:p>
@@ -16142,7 +17292,7 @@
           <w:sz w:val="28"/>
           <w:szCs w:val="28"/>
         </w:rPr>
-        <w:t>Ấn nút tạo danh mục chi tiêu mới</w:t>
+        <w:t>Người dùng nhấn tạo danh mục chi tiêu</w:t>
       </w:r>
     </w:p>
     <w:p>
@@ -16164,7 +17314,29 @@
           <w:sz w:val="28"/>
           <w:szCs w:val="28"/>
         </w:rPr>
-        <w:t>Nhập các dữ liệu cần thiết của danh mục chi tiêu</w:t>
+        <w:t>Người dùng nhập và chọn các thông tin cần thiết</w:t>
+      </w:r>
+    </w:p>
+    <w:p>
+      <w:pPr>
+        <w:pStyle w:val="ListParagraph"/>
+        <w:numPr>
+          <w:ilvl w:val="1"/>
+          <w:numId w:val="15"/>
+        </w:numPr>
+        <w:rPr>
+          <w:rFonts w:ascii="Arial" w:hAnsi="Arial" w:cs="Arial"/>
+          <w:sz w:val="28"/>
+          <w:szCs w:val="28"/>
+        </w:rPr>
+      </w:pPr>
+      <w:r>
+        <w:rPr>
+          <w:rFonts w:ascii="Arial" w:hAnsi="Arial" w:cs="Arial"/>
+          <w:sz w:val="28"/>
+          <w:szCs w:val="28"/>
+        </w:rPr>
+        <w:t>Tên danh mục chi tiêu</w:t>
       </w:r>
     </w:p>
     <w:p>
@@ -16186,7 +17358,97 @@
           <w:sz w:val="28"/>
           <w:szCs w:val="28"/>
         </w:rPr>
-        <w:t>Kiểm tra xác thực dữ liệu đầu vào của danh mục đang tạo</w:t>
+        <w:t>Kiểm tra xác thực dữ liệu đầu vào của danh mục</w:t>
+      </w:r>
+      <w:r>
+        <w:rPr>
+          <w:rFonts w:ascii="Arial" w:hAnsi="Arial" w:cs="Arial"/>
+          <w:sz w:val="28"/>
+          <w:szCs w:val="28"/>
+        </w:rPr>
+        <w:t xml:space="preserve"> chi tiêu</w:t>
+      </w:r>
+      <w:r>
+        <w:rPr>
+          <w:rFonts w:ascii="Arial" w:hAnsi="Arial" w:cs="Arial"/>
+          <w:sz w:val="28"/>
+          <w:szCs w:val="28"/>
+        </w:rPr>
+        <w:t xml:space="preserve"> đang tạo</w:t>
+      </w:r>
+    </w:p>
+    <w:p>
+      <w:pPr>
+        <w:pStyle w:val="ListParagraph"/>
+        <w:numPr>
+          <w:ilvl w:val="1"/>
+          <w:numId w:val="15"/>
+        </w:numPr>
+        <w:rPr>
+          <w:rFonts w:ascii="Arial" w:hAnsi="Arial" w:cs="Arial"/>
+          <w:sz w:val="28"/>
+          <w:szCs w:val="28"/>
+        </w:rPr>
+      </w:pPr>
+      <w:r>
+        <w:rPr>
+          <w:rFonts w:ascii="Arial" w:hAnsi="Arial" w:cs="Arial"/>
+          <w:sz w:val="28"/>
+          <w:szCs w:val="28"/>
+        </w:rPr>
+        <w:t>Nếu người dùng không nhập tên</w:t>
+      </w:r>
+      <w:r>
+        <w:rPr>
+          <w:rFonts w:ascii="Arial" w:hAnsi="Arial" w:cs="Arial"/>
+          <w:sz w:val="28"/>
+          <w:szCs w:val="28"/>
+        </w:rPr>
+        <w:t xml:space="preserve"> cho danh mục chi tiêu, khởi tạo tên danh mục chi tiêu theo mẫu</w:t>
+      </w:r>
+    </w:p>
+    <w:p>
+      <w:pPr>
+        <w:pStyle w:val="ListParagraph"/>
+        <w:numPr>
+          <w:ilvl w:val="1"/>
+          <w:numId w:val="15"/>
+        </w:numPr>
+        <w:rPr>
+          <w:rFonts w:ascii="Arial" w:hAnsi="Arial" w:cs="Arial"/>
+          <w:sz w:val="28"/>
+          <w:szCs w:val="28"/>
+        </w:rPr>
+      </w:pPr>
+      <w:r>
+        <w:rPr>
+          <w:rFonts w:ascii="Arial" w:hAnsi="Arial" w:cs="Arial"/>
+          <w:sz w:val="28"/>
+          <w:szCs w:val="28"/>
+        </w:rPr>
+        <w:t>Tên không được vượt quá 25 ký tự</w:t>
+      </w:r>
+    </w:p>
+    <w:p>
+      <w:pPr>
+        <w:pStyle w:val="ListParagraph"/>
+        <w:numPr>
+          <w:ilvl w:val="1"/>
+          <w:numId w:val="15"/>
+        </w:numPr>
+        <w:rPr>
+          <w:rFonts w:ascii="Arial" w:hAnsi="Arial" w:cs="Arial"/>
+          <w:sz w:val="28"/>
+          <w:szCs w:val="28"/>
+        </w:rPr>
+      </w:pPr>
+      <w:r>
+        <w:rPr>
+          <w:rFonts w:ascii="Arial" w:hAnsi="Arial" w:cs="Arial"/>
+          <w:sz w:val="28"/>
+          <w:szCs w:val="28"/>
+        </w:rPr>
+        <w:t>Kiểm tra trùng danh mục trong hệ thống</w:t>
       </w:r>
     </w:p>
     <w:p>
@@ -16208,7 +17470,147 @@
           <w:sz w:val="28"/>
           <w:szCs w:val="28"/>
         </w:rPr>
-        <w:t>Kiểm tra tên của danh mục</w:t>
+        <w:t>Lưu danh mục chi tiêu mới vào hệ thống</w:t>
+      </w:r>
+    </w:p>
+    <w:p>
+      <w:pPr>
+        <w:pStyle w:val="ListParagraph"/>
+        <w:numPr>
+          <w:ilvl w:val="0"/>
+          <w:numId w:val="15"/>
+        </w:numPr>
+        <w:rPr>
+          <w:rFonts w:ascii="Arial" w:hAnsi="Arial" w:cs="Arial"/>
+          <w:sz w:val="28"/>
+          <w:szCs w:val="28"/>
+        </w:rPr>
+      </w:pPr>
+      <w:r>
+        <w:rPr>
+          <w:rFonts w:ascii="Arial" w:hAnsi="Arial" w:cs="Arial"/>
+          <w:sz w:val="28"/>
+          <w:szCs w:val="28"/>
+        </w:rPr>
+        <w:t>Thông báo tạo thành công</w:t>
+      </w:r>
+    </w:p>
+    <w:p>
+      <w:pPr>
+        <w:rPr>
+          <w:rFonts w:ascii="Arial" w:hAnsi="Arial" w:cs="Arial"/>
+          <w:sz w:val="28"/>
+          <w:szCs w:val="28"/>
+        </w:rPr>
+      </w:pPr>
+    </w:p>
+    <w:p>
+      <w:pPr>
+        <w:ind w:firstLine="720"/>
+        <w:rPr>
+          <w:rFonts w:ascii="Arial" w:hAnsi="Arial" w:cs="Arial"/>
+          <w:b/>
+          <w:bCs/>
+          <w:sz w:val="28"/>
+          <w:szCs w:val="28"/>
+        </w:rPr>
+      </w:pPr>
+      <w:r>
+        <w:rPr>
+          <w:rFonts w:ascii="Arial" w:hAnsi="Arial" w:cs="Arial"/>
+          <w:b/>
+          <w:bCs/>
+          <w:sz w:val="28"/>
+          <w:szCs w:val="28"/>
+        </w:rPr>
+        <w:lastRenderedPageBreak/>
+        <w:t>BP-CATE-</w:t>
+      </w:r>
+      <w:r>
+        <w:rPr>
+          <w:rFonts w:ascii="Arial" w:hAnsi="Arial" w:cs="Arial"/>
+          <w:b/>
+          <w:bCs/>
+          <w:sz w:val="28"/>
+          <w:szCs w:val="28"/>
+        </w:rPr>
+        <w:t>2</w:t>
+      </w:r>
+      <w:r>
+        <w:rPr>
+          <w:rFonts w:ascii="Arial" w:hAnsi="Arial" w:cs="Arial"/>
+          <w:b/>
+          <w:bCs/>
+          <w:sz w:val="28"/>
+          <w:szCs w:val="28"/>
+        </w:rPr>
+        <w:t>. Quy trình Cập Nhật Danh Mục Chi Tiêu</w:t>
+      </w:r>
+    </w:p>
+    <w:p>
+      <w:pPr>
+        <w:pStyle w:val="ListParagraph"/>
+        <w:numPr>
+          <w:ilvl w:val="0"/>
+          <w:numId w:val="15"/>
+        </w:numPr>
+        <w:rPr>
+          <w:rFonts w:ascii="Arial" w:hAnsi="Arial" w:cs="Arial"/>
+          <w:sz w:val="28"/>
+          <w:szCs w:val="28"/>
+        </w:rPr>
+      </w:pPr>
+      <w:r>
+        <w:rPr>
+          <w:rFonts w:ascii="Arial" w:hAnsi="Arial" w:cs="Arial"/>
+          <w:sz w:val="28"/>
+          <w:szCs w:val="28"/>
+        </w:rPr>
+        <w:t>Người dùng chọn một danh mục chi tiêu cần cập nhật</w:t>
+      </w:r>
+    </w:p>
+    <w:p>
+      <w:pPr>
+        <w:pStyle w:val="ListParagraph"/>
+        <w:numPr>
+          <w:ilvl w:val="0"/>
+          <w:numId w:val="15"/>
+        </w:numPr>
+        <w:rPr>
+          <w:rFonts w:ascii="Arial" w:hAnsi="Arial" w:cs="Arial"/>
+          <w:sz w:val="28"/>
+          <w:szCs w:val="28"/>
+        </w:rPr>
+      </w:pPr>
+      <w:r>
+        <w:rPr>
+          <w:rFonts w:ascii="Arial" w:hAnsi="Arial" w:cs="Arial"/>
+          <w:sz w:val="28"/>
+          <w:szCs w:val="28"/>
+        </w:rPr>
+        <w:t>Kiểm tra danh mục đích có hợp lệ và còn hoạt động</w:t>
+      </w:r>
+    </w:p>
+    <w:p>
+      <w:pPr>
+        <w:pStyle w:val="ListParagraph"/>
+        <w:numPr>
+          <w:ilvl w:val="0"/>
+          <w:numId w:val="15"/>
+        </w:numPr>
+        <w:rPr>
+          <w:rFonts w:ascii="Arial" w:hAnsi="Arial" w:cs="Arial"/>
+          <w:sz w:val="28"/>
+          <w:szCs w:val="28"/>
+        </w:rPr>
+      </w:pPr>
+      <w:r>
+        <w:rPr>
+          <w:rFonts w:ascii="Arial" w:hAnsi="Arial" w:cs="Arial"/>
+          <w:sz w:val="28"/>
+          <w:szCs w:val="28"/>
+        </w:rPr>
+        <w:t>Kiểm tra loại danh mục</w:t>
       </w:r>
     </w:p>
     <w:p>
@@ -16230,7 +17632,23 @@
           <w:sz w:val="28"/>
           <w:szCs w:val="28"/>
         </w:rPr>
-        <w:t>Nếu danh mục chưa được đặt tên, tên danh mục chi tiêu sẽ được khởi tạo theo mẫu</w:t>
+        <w:t xml:space="preserve">Nếu danh mục chỉ định là </w:t>
+      </w:r>
+      <w:r>
+        <w:rPr>
+          <w:rFonts w:ascii="Arial" w:hAnsi="Arial" w:cs="Arial"/>
+          <w:sz w:val="28"/>
+          <w:szCs w:val="28"/>
+        </w:rPr>
+        <w:t>danh mục mặc định của hệ thống</w:t>
+      </w:r>
+      <w:r>
+        <w:rPr>
+          <w:rFonts w:ascii="Arial" w:hAnsi="Arial" w:cs="Arial"/>
+          <w:sz w:val="28"/>
+          <w:szCs w:val="28"/>
+        </w:rPr>
+        <w:t>, hiển thị thông báo không thể cập nhật</w:t>
       </w:r>
     </w:p>
     <w:p>
@@ -16252,7 +17670,73 @@
           <w:sz w:val="28"/>
           <w:szCs w:val="28"/>
         </w:rPr>
-        <w:t>Nếu danh mục đã được đặt tên</w:t>
+        <w:t>Nếu danh mục chỉ định là danh mục tự tạo, tiến tới bảng chỉnh sửa</w:t>
+      </w:r>
+    </w:p>
+    <w:p>
+      <w:pPr>
+        <w:pStyle w:val="ListParagraph"/>
+        <w:numPr>
+          <w:ilvl w:val="0"/>
+          <w:numId w:val="15"/>
+        </w:numPr>
+        <w:rPr>
+          <w:rFonts w:ascii="Arial" w:hAnsi="Arial" w:cs="Arial"/>
+          <w:sz w:val="28"/>
+          <w:szCs w:val="28"/>
+        </w:rPr>
+      </w:pPr>
+      <w:r>
+        <w:rPr>
+          <w:rFonts w:ascii="Arial" w:hAnsi="Arial" w:cs="Arial"/>
+          <w:sz w:val="28"/>
+          <w:szCs w:val="28"/>
+        </w:rPr>
+        <w:t>Người dùng nhập và chọn những thông tin cần cập nhật</w:t>
+      </w:r>
+    </w:p>
+    <w:p>
+      <w:pPr>
+        <w:pStyle w:val="ListParagraph"/>
+        <w:numPr>
+          <w:ilvl w:val="0"/>
+          <w:numId w:val="15"/>
+        </w:numPr>
+        <w:rPr>
+          <w:rFonts w:ascii="Arial" w:hAnsi="Arial" w:cs="Arial"/>
+          <w:sz w:val="28"/>
+          <w:szCs w:val="28"/>
+        </w:rPr>
+      </w:pPr>
+      <w:r>
+        <w:rPr>
+          <w:rFonts w:ascii="Arial" w:hAnsi="Arial" w:cs="Arial"/>
+          <w:sz w:val="28"/>
+          <w:szCs w:val="28"/>
+        </w:rPr>
+        <w:t>Xác thực dữ liệu người dùng nhập</w:t>
+      </w:r>
+    </w:p>
+    <w:p>
+      <w:pPr>
+        <w:pStyle w:val="ListParagraph"/>
+        <w:numPr>
+          <w:ilvl w:val="1"/>
+          <w:numId w:val="15"/>
+        </w:numPr>
+        <w:rPr>
+          <w:rFonts w:ascii="Arial" w:hAnsi="Arial" w:cs="Arial"/>
+          <w:sz w:val="28"/>
+          <w:szCs w:val="28"/>
+        </w:rPr>
+      </w:pPr>
+      <w:r>
+        <w:rPr>
+          <w:rFonts w:ascii="Arial" w:hAnsi="Arial" w:cs="Arial"/>
+          <w:sz w:val="28"/>
+          <w:szCs w:val="28"/>
+        </w:rPr>
+        <w:t>Nếu người dùng xóa tên và không nhập tên mới</w:t>
       </w:r>
     </w:p>
     <w:p>
@@ -16274,7 +17758,29 @@
           <w:sz w:val="28"/>
           <w:szCs w:val="28"/>
         </w:rPr>
-        <w:t>Kiểm tra ký tự tối đa của tên danh mục</w:t>
+        <w:t>Khởi tạo tên cho danh mục theo mẫu</w:t>
+      </w:r>
+    </w:p>
+    <w:p>
+      <w:pPr>
+        <w:pStyle w:val="ListParagraph"/>
+        <w:numPr>
+          <w:ilvl w:val="1"/>
+          <w:numId w:val="15"/>
+        </w:numPr>
+        <w:rPr>
+          <w:rFonts w:ascii="Arial" w:hAnsi="Arial" w:cs="Arial"/>
+          <w:sz w:val="28"/>
+          <w:szCs w:val="28"/>
+        </w:rPr>
+      </w:pPr>
+      <w:r>
+        <w:rPr>
+          <w:rFonts w:ascii="Arial" w:hAnsi="Arial" w:cs="Arial"/>
+          <w:sz w:val="28"/>
+          <w:szCs w:val="28"/>
+        </w:rPr>
+        <w:t>Nếu người dùng cập nhật tên mới</w:t>
       </w:r>
     </w:p>
     <w:p>
@@ -16296,7 +17802,51 @@
           <w:sz w:val="28"/>
           <w:szCs w:val="28"/>
         </w:rPr>
-        <w:t>Kiểm tra trùng tên danh mục chi tiêu trong hệ thống</w:t>
+        <w:t>Kiểm tra trùng danh mục trong hệ thống</w:t>
+      </w:r>
+    </w:p>
+    <w:p>
+      <w:pPr>
+        <w:pStyle w:val="ListParagraph"/>
+        <w:numPr>
+          <w:ilvl w:val="2"/>
+          <w:numId w:val="15"/>
+        </w:numPr>
+        <w:rPr>
+          <w:rFonts w:ascii="Arial" w:hAnsi="Arial" w:cs="Arial"/>
+          <w:sz w:val="28"/>
+          <w:szCs w:val="28"/>
+        </w:rPr>
+      </w:pPr>
+      <w:r>
+        <w:rPr>
+          <w:rFonts w:ascii="Arial" w:hAnsi="Arial" w:cs="Arial"/>
+          <w:sz w:val="28"/>
+          <w:szCs w:val="28"/>
+        </w:rPr>
+        <w:t>Kiểm tra giới hạn ký tự</w:t>
+      </w:r>
+    </w:p>
+    <w:p>
+      <w:pPr>
+        <w:pStyle w:val="ListParagraph"/>
+        <w:numPr>
+          <w:ilvl w:val="0"/>
+          <w:numId w:val="15"/>
+        </w:numPr>
+        <w:rPr>
+          <w:rFonts w:ascii="Arial" w:hAnsi="Arial" w:cs="Arial"/>
+          <w:sz w:val="28"/>
+          <w:szCs w:val="28"/>
+        </w:rPr>
+      </w:pPr>
+      <w:r>
+        <w:rPr>
+          <w:rFonts w:ascii="Arial" w:hAnsi="Arial" w:cs="Arial"/>
+          <w:sz w:val="28"/>
+          <w:szCs w:val="28"/>
+        </w:rPr>
+        <w:t>Tiến hành cập nhật danh mục</w:t>
       </w:r>
     </w:p>
     <w:p>
@@ -16318,38 +17868,73 @@
           <w:sz w:val="28"/>
           <w:szCs w:val="28"/>
         </w:rPr>
-        <w:t>Tạo danh mục chi tiêu thành công</w:t>
-      </w:r>
-    </w:p>
-    <w:p>
-      <w:pPr>
-        <w:rPr>
-          <w:rFonts w:ascii="Arial" w:hAnsi="Arial" w:cs="Arial"/>
-          <w:sz w:val="28"/>
-          <w:szCs w:val="28"/>
-        </w:rPr>
-      </w:pPr>
-    </w:p>
-    <w:p>
-      <w:pPr>
-        <w:ind w:left="720"/>
-        <w:rPr>
-          <w:rFonts w:ascii="Arial" w:hAnsi="Arial" w:cs="Arial"/>
-          <w:b/>
-          <w:bCs/>
-          <w:sz w:val="28"/>
-          <w:szCs w:val="28"/>
-        </w:rPr>
-      </w:pPr>
-      <w:r>
-        <w:rPr>
-          <w:rFonts w:ascii="Arial" w:hAnsi="Arial" w:cs="Arial"/>
-          <w:b/>
-          <w:bCs/>
-          <w:sz w:val="28"/>
-          <w:szCs w:val="28"/>
-        </w:rPr>
-        <w:t>BP-CATE-2. Quy trình Xóa Danh Mục Tự Tạo</w:t>
+        <w:t xml:space="preserve">Cập nhật danh mục </w:t>
+      </w:r>
+    </w:p>
+    <w:p>
+      <w:pPr>
+        <w:pStyle w:val="ListParagraph"/>
+        <w:numPr>
+          <w:ilvl w:val="1"/>
+          <w:numId w:val="15"/>
+        </w:numPr>
+        <w:rPr>
+          <w:rFonts w:ascii="Arial" w:hAnsi="Arial" w:cs="Arial"/>
+          <w:sz w:val="28"/>
+          <w:szCs w:val="28"/>
+        </w:rPr>
+      </w:pPr>
+      <w:r>
+        <w:rPr>
+          <w:rFonts w:ascii="Arial" w:hAnsi="Arial" w:cs="Arial"/>
+          <w:sz w:val="28"/>
+          <w:szCs w:val="28"/>
+        </w:rPr>
+        <w:t>Cập nhật danh mục trong khoản chi tiêu</w:t>
+      </w:r>
+    </w:p>
+    <w:p>
+      <w:pPr>
+        <w:pStyle w:val="ListParagraph"/>
+        <w:numPr>
+          <w:ilvl w:val="1"/>
+          <w:numId w:val="15"/>
+        </w:numPr>
+        <w:rPr>
+          <w:rFonts w:ascii="Arial" w:hAnsi="Arial" w:cs="Arial"/>
+          <w:sz w:val="28"/>
+          <w:szCs w:val="28"/>
+        </w:rPr>
+      </w:pPr>
+      <w:r>
+        <w:rPr>
+          <w:rFonts w:ascii="Arial" w:hAnsi="Arial" w:cs="Arial"/>
+          <w:sz w:val="28"/>
+          <w:szCs w:val="28"/>
+        </w:rPr>
+        <w:t>Dữ liệu hiển thị trong lịch sử được cập nhật tương ứng</w:t>
+      </w:r>
+    </w:p>
+    <w:p>
+      <w:pPr>
+        <w:pStyle w:val="ListParagraph"/>
+        <w:numPr>
+          <w:ilvl w:val="1"/>
+          <w:numId w:val="15"/>
+        </w:numPr>
+        <w:rPr>
+          <w:rFonts w:ascii="Arial" w:hAnsi="Arial" w:cs="Arial"/>
+          <w:sz w:val="28"/>
+          <w:szCs w:val="28"/>
+        </w:rPr>
+      </w:pPr>
+      <w:r>
+        <w:rPr>
+          <w:rFonts w:ascii="Arial" w:hAnsi="Arial" w:cs="Arial"/>
+          <w:sz w:val="28"/>
+          <w:szCs w:val="28"/>
+        </w:rPr>
+        <w:t>Cập nhật danh mục trong thống kê và báo cáo</w:t>
       </w:r>
     </w:p>
     <w:p>
@@ -16371,199 +17956,7 @@
           <w:sz w:val="28"/>
           <w:szCs w:val="28"/>
         </w:rPr>
-        <w:t>Ấn chọn danh mục tự tạo cần xóa</w:t>
-      </w:r>
-    </w:p>
-    <w:p>
-      <w:pPr>
-        <w:pStyle w:val="ListParagraph"/>
-        <w:numPr>
-          <w:ilvl w:val="0"/>
-          <w:numId w:val="15"/>
-        </w:numPr>
-        <w:rPr>
-          <w:rFonts w:ascii="Arial" w:hAnsi="Arial" w:cs="Arial"/>
-          <w:sz w:val="28"/>
-          <w:szCs w:val="28"/>
-        </w:rPr>
-      </w:pPr>
-      <w:r>
-        <w:rPr>
-          <w:rFonts w:ascii="Arial" w:hAnsi="Arial" w:cs="Arial"/>
-          <w:sz w:val="28"/>
-          <w:szCs w:val="28"/>
-        </w:rPr>
-        <w:t xml:space="preserve">Kiểm tra </w:t>
-      </w:r>
-      <w:r>
-        <w:rPr>
-          <w:rFonts w:ascii="Arial" w:hAnsi="Arial" w:cs="Arial"/>
-          <w:sz w:val="28"/>
-          <w:szCs w:val="28"/>
-        </w:rPr>
-        <w:t>loại danh mục</w:t>
-      </w:r>
-    </w:p>
-    <w:p>
-      <w:pPr>
-        <w:pStyle w:val="ListParagraph"/>
-        <w:numPr>
-          <w:ilvl w:val="1"/>
-          <w:numId w:val="15"/>
-        </w:numPr>
-        <w:rPr>
-          <w:rFonts w:ascii="Arial" w:hAnsi="Arial" w:cs="Arial"/>
-          <w:sz w:val="28"/>
-          <w:szCs w:val="28"/>
-        </w:rPr>
-      </w:pPr>
-      <w:r>
-        <w:rPr>
-          <w:rFonts w:ascii="Arial" w:hAnsi="Arial" w:cs="Arial"/>
-          <w:sz w:val="28"/>
-          <w:szCs w:val="28"/>
-        </w:rPr>
-        <w:t>Nếu danh mục mặc định, không cho xóa</w:t>
-      </w:r>
-    </w:p>
-    <w:p>
-      <w:pPr>
-        <w:pStyle w:val="ListParagraph"/>
-        <w:numPr>
-          <w:ilvl w:val="1"/>
-          <w:numId w:val="15"/>
-        </w:numPr>
-        <w:rPr>
-          <w:rFonts w:ascii="Arial" w:hAnsi="Arial" w:cs="Arial"/>
-          <w:sz w:val="28"/>
-          <w:szCs w:val="28"/>
-        </w:rPr>
-      </w:pPr>
-      <w:r>
-        <w:rPr>
-          <w:rFonts w:ascii="Arial" w:hAnsi="Arial" w:cs="Arial"/>
-          <w:sz w:val="28"/>
-          <w:szCs w:val="28"/>
-        </w:rPr>
-        <w:t>Nếu danh mục tự tạo, hiện xác nhận</w:t>
-      </w:r>
-    </w:p>
-    <w:p>
-      <w:pPr>
-        <w:pStyle w:val="ListParagraph"/>
-        <w:numPr>
-          <w:ilvl w:val="0"/>
-          <w:numId w:val="15"/>
-        </w:numPr>
-        <w:rPr>
-          <w:rFonts w:ascii="Arial" w:hAnsi="Arial" w:cs="Arial"/>
-          <w:sz w:val="28"/>
-          <w:szCs w:val="28"/>
-        </w:rPr>
-      </w:pPr>
-      <w:r>
-        <w:rPr>
-          <w:rFonts w:ascii="Arial" w:hAnsi="Arial" w:cs="Arial"/>
-          <w:sz w:val="28"/>
-          <w:szCs w:val="28"/>
-        </w:rPr>
-        <w:t>Tiến hành chuyển các khoản chi</w:t>
-      </w:r>
-      <w:r>
-        <w:rPr>
-          <w:rFonts w:ascii="Arial" w:hAnsi="Arial" w:cs="Arial"/>
-          <w:sz w:val="28"/>
-          <w:szCs w:val="28"/>
-        </w:rPr>
-        <w:t xml:space="preserve"> tiêu được liên kết qua các danh mục chi tiêu khác</w:t>
-      </w:r>
-    </w:p>
-    <w:p>
-      <w:pPr>
-        <w:pStyle w:val="ListParagraph"/>
-        <w:numPr>
-          <w:ilvl w:val="1"/>
-          <w:numId w:val="15"/>
-        </w:numPr>
-        <w:rPr>
-          <w:rFonts w:ascii="Arial" w:hAnsi="Arial" w:cs="Arial"/>
-          <w:sz w:val="28"/>
-          <w:szCs w:val="28"/>
-        </w:rPr>
-      </w:pPr>
-      <w:r>
-        <w:rPr>
-          <w:rFonts w:ascii="Arial" w:hAnsi="Arial" w:cs="Arial"/>
-          <w:sz w:val="28"/>
-          <w:szCs w:val="28"/>
-        </w:rPr>
-        <w:t>Nếu không chỉ định danh mục chi tiêu, tự động chuyển về danh mục “Khác”</w:t>
-      </w:r>
-    </w:p>
-    <w:p>
-      <w:pPr>
-        <w:pStyle w:val="ListParagraph"/>
-        <w:numPr>
-          <w:ilvl w:val="1"/>
-          <w:numId w:val="15"/>
-        </w:numPr>
-        <w:rPr>
-          <w:rFonts w:ascii="Arial" w:hAnsi="Arial" w:cs="Arial"/>
-          <w:sz w:val="28"/>
-          <w:szCs w:val="28"/>
-        </w:rPr>
-      </w:pPr>
-      <w:r>
-        <w:rPr>
-          <w:rFonts w:ascii="Arial" w:hAnsi="Arial" w:cs="Arial"/>
-          <w:sz w:val="28"/>
-          <w:szCs w:val="28"/>
-        </w:rPr>
-        <w:t>Nếu được chỉ định danh mục mới làm đích, các khoản chi tiêu được liên kết sẽ được chuyển về cho danh mục đích</w:t>
-      </w:r>
-    </w:p>
-    <w:p>
-      <w:pPr>
-        <w:pStyle w:val="ListParagraph"/>
-        <w:numPr>
-          <w:ilvl w:val="0"/>
-          <w:numId w:val="15"/>
-        </w:numPr>
-        <w:rPr>
-          <w:rFonts w:ascii="Arial" w:hAnsi="Arial" w:cs="Arial"/>
-          <w:sz w:val="28"/>
-          <w:szCs w:val="28"/>
-        </w:rPr>
-      </w:pPr>
-      <w:r>
-        <w:rPr>
-          <w:rFonts w:ascii="Arial" w:hAnsi="Arial" w:cs="Arial"/>
-          <w:sz w:val="28"/>
-          <w:szCs w:val="28"/>
-        </w:rPr>
-        <w:t>Tiến hành chuyển danh mục chỉ định xóa vào thùng rác</w:t>
-      </w:r>
-    </w:p>
-    <w:p>
-      <w:pPr>
-        <w:pStyle w:val="ListParagraph"/>
-        <w:numPr>
-          <w:ilvl w:val="0"/>
-          <w:numId w:val="15"/>
-        </w:numPr>
-        <w:rPr>
-          <w:rFonts w:ascii="Arial" w:hAnsi="Arial" w:cs="Arial"/>
-          <w:sz w:val="28"/>
-          <w:szCs w:val="28"/>
-        </w:rPr>
-      </w:pPr>
-      <w:r>
-        <w:rPr>
-          <w:rFonts w:ascii="Arial" w:hAnsi="Arial" w:cs="Arial"/>
-          <w:sz w:val="28"/>
-          <w:szCs w:val="28"/>
-        </w:rPr>
-        <w:t>Xóa mềm danh mục chi tiêu được chỉ định trong 30 ngày</w:t>
+        <w:t>Thông báo cập nhật thành công</w:t>
       </w:r>
     </w:p>
     <w:p>
@@ -16620,18 +18013,540 @@
           <w:sz w:val="28"/>
           <w:szCs w:val="28"/>
         </w:rPr>
+        <w:t>BP-IT-</w:t>
+      </w:r>
+      <w:r>
+        <w:rPr>
+          <w:rFonts w:ascii="Arial" w:hAnsi="Arial" w:cs="Arial"/>
+          <w:b/>
+          <w:bCs/>
+          <w:sz w:val="28"/>
+          <w:szCs w:val="28"/>
+        </w:rPr>
+        <w:t>1. Quy trình Tạo Khoản Thu Nhập</w:t>
+      </w:r>
+    </w:p>
+    <w:p>
+      <w:pPr>
+        <w:pStyle w:val="ListParagraph"/>
+        <w:numPr>
+          <w:ilvl w:val="0"/>
+          <w:numId w:val="15"/>
+        </w:numPr>
+        <w:rPr>
+          <w:rFonts w:ascii="Arial" w:hAnsi="Arial" w:cs="Arial"/>
+          <w:sz w:val="28"/>
+          <w:szCs w:val="28"/>
+        </w:rPr>
+      </w:pPr>
+      <w:r>
+        <w:rPr>
+          <w:rFonts w:ascii="Arial" w:hAnsi="Arial" w:cs="Arial"/>
+          <w:sz w:val="28"/>
+          <w:szCs w:val="28"/>
+        </w:rPr>
+        <w:t>N</w:t>
+      </w:r>
+      <w:r>
+        <w:rPr>
+          <w:rFonts w:ascii="Arial" w:hAnsi="Arial" w:cs="Arial"/>
+          <w:sz w:val="28"/>
+          <w:szCs w:val="28"/>
+        </w:rPr>
+        <w:t>gười dùng nhập hoặc chọn các thông tin tạo khoản thu nhập</w:t>
+      </w:r>
+    </w:p>
+    <w:p>
+      <w:pPr>
+        <w:pStyle w:val="ListParagraph"/>
+        <w:numPr>
+          <w:ilvl w:val="1"/>
+          <w:numId w:val="15"/>
+        </w:numPr>
+        <w:rPr>
+          <w:rFonts w:ascii="Arial" w:hAnsi="Arial" w:cs="Arial"/>
+          <w:sz w:val="28"/>
+          <w:szCs w:val="28"/>
+        </w:rPr>
+      </w:pPr>
+      <w:r>
+        <w:rPr>
+          <w:rFonts w:ascii="Arial" w:hAnsi="Arial" w:cs="Arial"/>
+          <w:sz w:val="28"/>
+          <w:szCs w:val="28"/>
+        </w:rPr>
+        <w:t>Tên khoản thu nhập</w:t>
+      </w:r>
+    </w:p>
+    <w:p>
+      <w:pPr>
+        <w:pStyle w:val="ListParagraph"/>
+        <w:numPr>
+          <w:ilvl w:val="1"/>
+          <w:numId w:val="15"/>
+        </w:numPr>
+        <w:rPr>
+          <w:rFonts w:ascii="Arial" w:hAnsi="Arial" w:cs="Arial"/>
+          <w:sz w:val="28"/>
+          <w:szCs w:val="28"/>
+        </w:rPr>
+      </w:pPr>
+      <w:r>
+        <w:rPr>
+          <w:rFonts w:ascii="Arial" w:hAnsi="Arial" w:cs="Arial"/>
+          <w:sz w:val="28"/>
+          <w:szCs w:val="28"/>
+        </w:rPr>
+        <w:t>Số tiền thu nhập</w:t>
+      </w:r>
+    </w:p>
+    <w:p>
+      <w:pPr>
+        <w:pStyle w:val="ListParagraph"/>
+        <w:numPr>
+          <w:ilvl w:val="1"/>
+          <w:numId w:val="15"/>
+        </w:numPr>
+        <w:rPr>
+          <w:rFonts w:ascii="Arial" w:hAnsi="Arial" w:cs="Arial"/>
+          <w:sz w:val="28"/>
+          <w:szCs w:val="28"/>
+        </w:rPr>
+      </w:pPr>
+      <w:r>
+        <w:rPr>
+          <w:rFonts w:ascii="Arial" w:hAnsi="Arial" w:cs="Arial"/>
+          <w:sz w:val="28"/>
+          <w:szCs w:val="28"/>
+        </w:rPr>
+        <w:t xml:space="preserve">Danh mục thu nhập </w:t>
+      </w:r>
+    </w:p>
+    <w:p>
+      <w:pPr>
+        <w:pStyle w:val="ListParagraph"/>
+        <w:numPr>
+          <w:ilvl w:val="1"/>
+          <w:numId w:val="15"/>
+        </w:numPr>
+        <w:rPr>
+          <w:rFonts w:ascii="Arial" w:hAnsi="Arial" w:cs="Arial"/>
+          <w:sz w:val="28"/>
+          <w:szCs w:val="28"/>
+        </w:rPr>
+      </w:pPr>
+      <w:r>
+        <w:rPr>
+          <w:rFonts w:ascii="Arial" w:hAnsi="Arial" w:cs="Arial"/>
+          <w:sz w:val="28"/>
+          <w:szCs w:val="28"/>
+        </w:rPr>
+        <w:t>Nguồn tiền</w:t>
+      </w:r>
+    </w:p>
+    <w:p>
+      <w:pPr>
+        <w:pStyle w:val="ListParagraph"/>
+        <w:numPr>
+          <w:ilvl w:val="1"/>
+          <w:numId w:val="15"/>
+        </w:numPr>
+        <w:rPr>
+          <w:rFonts w:ascii="Arial" w:hAnsi="Arial" w:cs="Arial"/>
+          <w:sz w:val="28"/>
+          <w:szCs w:val="28"/>
+        </w:rPr>
+      </w:pPr>
+      <w:r>
+        <w:rPr>
+          <w:rFonts w:ascii="Arial" w:hAnsi="Arial" w:cs="Arial"/>
+          <w:sz w:val="28"/>
+          <w:szCs w:val="28"/>
+        </w:rPr>
+        <w:t>Nội dung thu nhập</w:t>
+      </w:r>
+    </w:p>
+    <w:p>
+      <w:pPr>
+        <w:pStyle w:val="ListParagraph"/>
+        <w:numPr>
+          <w:ilvl w:val="0"/>
+          <w:numId w:val="15"/>
+        </w:numPr>
+        <w:rPr>
+          <w:rFonts w:ascii="Arial" w:hAnsi="Arial" w:cs="Arial"/>
+          <w:sz w:val="28"/>
+          <w:szCs w:val="28"/>
+        </w:rPr>
+      </w:pPr>
+      <w:r>
+        <w:rPr>
+          <w:rFonts w:ascii="Arial" w:hAnsi="Arial" w:cs="Arial"/>
+          <w:sz w:val="28"/>
+          <w:szCs w:val="28"/>
+        </w:rPr>
+        <w:t xml:space="preserve">Xác thực </w:t>
+      </w:r>
+      <w:r>
+        <w:rPr>
+          <w:rFonts w:ascii="Arial" w:hAnsi="Arial" w:cs="Arial"/>
+          <w:sz w:val="28"/>
+          <w:szCs w:val="28"/>
+        </w:rPr>
+        <w:t>dữ liệu đầu vào</w:t>
+      </w:r>
+    </w:p>
+    <w:p>
+      <w:pPr>
+        <w:pStyle w:val="ListParagraph"/>
+        <w:numPr>
+          <w:ilvl w:val="1"/>
+          <w:numId w:val="15"/>
+        </w:numPr>
+        <w:rPr>
+          <w:rFonts w:ascii="Arial" w:hAnsi="Arial" w:cs="Arial"/>
+          <w:sz w:val="28"/>
+          <w:szCs w:val="28"/>
+        </w:rPr>
+      </w:pPr>
+      <w:r>
+        <w:rPr>
+          <w:rFonts w:ascii="Arial" w:hAnsi="Arial" w:cs="Arial"/>
+          <w:sz w:val="28"/>
+          <w:szCs w:val="28"/>
+        </w:rPr>
+        <w:t>Kiểm tra Tên thu nhập</w:t>
+      </w:r>
+    </w:p>
+    <w:p>
+      <w:pPr>
+        <w:pStyle w:val="ListParagraph"/>
+        <w:numPr>
+          <w:ilvl w:val="2"/>
+          <w:numId w:val="15"/>
+        </w:numPr>
+        <w:rPr>
+          <w:rFonts w:ascii="Arial" w:hAnsi="Arial" w:cs="Arial"/>
+          <w:sz w:val="28"/>
+          <w:szCs w:val="28"/>
+        </w:rPr>
+      </w:pPr>
+      <w:r>
+        <w:rPr>
+          <w:rFonts w:ascii="Arial" w:hAnsi="Arial" w:cs="Arial"/>
+          <w:sz w:val="28"/>
+          <w:szCs w:val="28"/>
+        </w:rPr>
         <w:lastRenderedPageBreak/>
-        <w:t>BP-IT-</w:t>
-      </w:r>
-      <w:r>
-        <w:rPr>
-          <w:rFonts w:ascii="Arial" w:hAnsi="Arial" w:cs="Arial"/>
-          <w:b/>
-          <w:bCs/>
-          <w:sz w:val="28"/>
-          <w:szCs w:val="28"/>
-        </w:rPr>
-        <w:t>1. Quy trình Tạo Khoản Thu Nhập</w:t>
+        <w:t>Nếu không có tên thu nhập</w:t>
+      </w:r>
+    </w:p>
+    <w:p>
+      <w:pPr>
+        <w:pStyle w:val="ListParagraph"/>
+        <w:numPr>
+          <w:ilvl w:val="3"/>
+          <w:numId w:val="15"/>
+        </w:numPr>
+        <w:rPr>
+          <w:rFonts w:ascii="Arial" w:hAnsi="Arial" w:cs="Arial"/>
+          <w:sz w:val="28"/>
+          <w:szCs w:val="28"/>
+        </w:rPr>
+      </w:pPr>
+      <w:r>
+        <w:rPr>
+          <w:rFonts w:ascii="Arial" w:hAnsi="Arial" w:cs="Arial"/>
+          <w:sz w:val="28"/>
+          <w:szCs w:val="28"/>
+        </w:rPr>
+        <w:t>Khởi tạo theo mẫu</w:t>
+      </w:r>
+    </w:p>
+    <w:p>
+      <w:pPr>
+        <w:pStyle w:val="ListParagraph"/>
+        <w:numPr>
+          <w:ilvl w:val="2"/>
+          <w:numId w:val="15"/>
+        </w:numPr>
+        <w:rPr>
+          <w:rFonts w:ascii="Arial" w:hAnsi="Arial" w:cs="Arial"/>
+          <w:sz w:val="28"/>
+          <w:szCs w:val="28"/>
+        </w:rPr>
+      </w:pPr>
+      <w:r>
+        <w:rPr>
+          <w:rFonts w:ascii="Arial" w:hAnsi="Arial" w:cs="Arial"/>
+          <w:sz w:val="28"/>
+          <w:szCs w:val="28"/>
+        </w:rPr>
+        <w:t>Nếu có tên thu nhập</w:t>
+      </w:r>
+    </w:p>
+    <w:p>
+      <w:pPr>
+        <w:pStyle w:val="ListParagraph"/>
+        <w:numPr>
+          <w:ilvl w:val="3"/>
+          <w:numId w:val="15"/>
+        </w:numPr>
+        <w:rPr>
+          <w:rFonts w:ascii="Arial" w:hAnsi="Arial" w:cs="Arial"/>
+          <w:sz w:val="28"/>
+          <w:szCs w:val="28"/>
+        </w:rPr>
+      </w:pPr>
+      <w:r>
+        <w:rPr>
+          <w:rFonts w:ascii="Arial" w:hAnsi="Arial" w:cs="Arial"/>
+          <w:sz w:val="28"/>
+          <w:szCs w:val="28"/>
+        </w:rPr>
+        <w:t>Tối đa không vượt quá 100 ký tự</w:t>
+      </w:r>
+    </w:p>
+    <w:p>
+      <w:pPr>
+        <w:pStyle w:val="ListParagraph"/>
+        <w:numPr>
+          <w:ilvl w:val="1"/>
+          <w:numId w:val="15"/>
+        </w:numPr>
+        <w:rPr>
+          <w:rFonts w:ascii="Arial" w:hAnsi="Arial" w:cs="Arial"/>
+          <w:sz w:val="28"/>
+          <w:szCs w:val="28"/>
+        </w:rPr>
+      </w:pPr>
+      <w:r>
+        <w:rPr>
+          <w:rFonts w:ascii="Arial" w:hAnsi="Arial" w:cs="Arial"/>
+          <w:sz w:val="28"/>
+          <w:szCs w:val="28"/>
+        </w:rPr>
+        <w:t>Kiểm tra Số tiền thu nhập</w:t>
+      </w:r>
+    </w:p>
+    <w:p>
+      <w:pPr>
+        <w:pStyle w:val="ListParagraph"/>
+        <w:numPr>
+          <w:ilvl w:val="2"/>
+          <w:numId w:val="15"/>
+        </w:numPr>
+        <w:rPr>
+          <w:rFonts w:ascii="Arial" w:hAnsi="Arial" w:cs="Arial"/>
+          <w:sz w:val="28"/>
+          <w:szCs w:val="28"/>
+        </w:rPr>
+      </w:pPr>
+      <w:r>
+        <w:rPr>
+          <w:rFonts w:ascii="Arial" w:hAnsi="Arial" w:cs="Arial"/>
+          <w:sz w:val="28"/>
+          <w:szCs w:val="28"/>
+        </w:rPr>
+        <w:t>Số tiền phải là số dương</w:t>
+      </w:r>
+    </w:p>
+    <w:p>
+      <w:pPr>
+        <w:pStyle w:val="ListParagraph"/>
+        <w:numPr>
+          <w:ilvl w:val="1"/>
+          <w:numId w:val="15"/>
+        </w:numPr>
+        <w:rPr>
+          <w:rFonts w:ascii="Arial" w:hAnsi="Arial" w:cs="Arial"/>
+          <w:sz w:val="28"/>
+          <w:szCs w:val="28"/>
+        </w:rPr>
+      </w:pPr>
+      <w:r>
+        <w:rPr>
+          <w:rFonts w:ascii="Arial" w:hAnsi="Arial" w:cs="Arial"/>
+          <w:sz w:val="28"/>
+          <w:szCs w:val="28"/>
+        </w:rPr>
+        <w:t>Kiểm tra Danh mục thu nhập</w:t>
+      </w:r>
+    </w:p>
+    <w:p>
+      <w:pPr>
+        <w:pStyle w:val="ListParagraph"/>
+        <w:numPr>
+          <w:ilvl w:val="2"/>
+          <w:numId w:val="15"/>
+        </w:numPr>
+        <w:rPr>
+          <w:rFonts w:ascii="Arial" w:hAnsi="Arial" w:cs="Arial"/>
+          <w:sz w:val="28"/>
+          <w:szCs w:val="28"/>
+        </w:rPr>
+      </w:pPr>
+      <w:r>
+        <w:rPr>
+          <w:rFonts w:ascii="Arial" w:hAnsi="Arial" w:cs="Arial"/>
+          <w:sz w:val="28"/>
+          <w:szCs w:val="28"/>
+        </w:rPr>
+        <w:t>Nếu không có danh mục thu nhập</w:t>
+      </w:r>
+    </w:p>
+    <w:p>
+      <w:pPr>
+        <w:pStyle w:val="ListParagraph"/>
+        <w:numPr>
+          <w:ilvl w:val="3"/>
+          <w:numId w:val="15"/>
+        </w:numPr>
+        <w:rPr>
+          <w:rFonts w:ascii="Arial" w:hAnsi="Arial" w:cs="Arial"/>
+          <w:sz w:val="28"/>
+          <w:szCs w:val="28"/>
+        </w:rPr>
+      </w:pPr>
+      <w:r>
+        <w:rPr>
+          <w:rFonts w:ascii="Arial" w:hAnsi="Arial" w:cs="Arial"/>
+          <w:sz w:val="28"/>
+          <w:szCs w:val="28"/>
+        </w:rPr>
+        <w:t>Gán danh mục “Khác” cho khoản thu nhập</w:t>
+      </w:r>
+    </w:p>
+    <w:p>
+      <w:pPr>
+        <w:pStyle w:val="ListParagraph"/>
+        <w:numPr>
+          <w:ilvl w:val="2"/>
+          <w:numId w:val="15"/>
+        </w:numPr>
+        <w:rPr>
+          <w:rFonts w:ascii="Arial" w:hAnsi="Arial" w:cs="Arial"/>
+          <w:sz w:val="28"/>
+          <w:szCs w:val="28"/>
+        </w:rPr>
+      </w:pPr>
+      <w:r>
+        <w:rPr>
+          <w:rFonts w:ascii="Arial" w:hAnsi="Arial" w:cs="Arial"/>
+          <w:sz w:val="28"/>
+          <w:szCs w:val="28"/>
+        </w:rPr>
+        <w:t>Nếu có danh mục thu nhập</w:t>
+      </w:r>
+    </w:p>
+    <w:p>
+      <w:pPr>
+        <w:pStyle w:val="ListParagraph"/>
+        <w:numPr>
+          <w:ilvl w:val="3"/>
+          <w:numId w:val="15"/>
+        </w:numPr>
+        <w:rPr>
+          <w:rFonts w:ascii="Arial" w:hAnsi="Arial" w:cs="Arial"/>
+          <w:sz w:val="28"/>
+          <w:szCs w:val="28"/>
+        </w:rPr>
+      </w:pPr>
+      <w:r>
+        <w:rPr>
+          <w:rFonts w:ascii="Arial" w:hAnsi="Arial" w:cs="Arial"/>
+          <w:sz w:val="28"/>
+          <w:szCs w:val="28"/>
+        </w:rPr>
+        <w:t>Kiểm tra danh mục có tồn tại và còn hoạt động</w:t>
+      </w:r>
+    </w:p>
+    <w:p>
+      <w:pPr>
+        <w:pStyle w:val="ListParagraph"/>
+        <w:numPr>
+          <w:ilvl w:val="1"/>
+          <w:numId w:val="15"/>
+        </w:numPr>
+        <w:rPr>
+          <w:rFonts w:ascii="Arial" w:hAnsi="Arial" w:cs="Arial"/>
+          <w:sz w:val="28"/>
+          <w:szCs w:val="28"/>
+        </w:rPr>
+      </w:pPr>
+      <w:r>
+        <w:rPr>
+          <w:rFonts w:ascii="Arial" w:hAnsi="Arial" w:cs="Arial"/>
+          <w:sz w:val="28"/>
+          <w:szCs w:val="28"/>
+        </w:rPr>
+        <w:t>Kiểm tra Nguồn tiền</w:t>
+      </w:r>
+    </w:p>
+    <w:p>
+      <w:pPr>
+        <w:pStyle w:val="ListParagraph"/>
+        <w:numPr>
+          <w:ilvl w:val="2"/>
+          <w:numId w:val="15"/>
+        </w:numPr>
+        <w:rPr>
+          <w:rFonts w:ascii="Arial" w:hAnsi="Arial" w:cs="Arial"/>
+          <w:sz w:val="28"/>
+          <w:szCs w:val="28"/>
+        </w:rPr>
+      </w:pPr>
+      <w:r>
+        <w:rPr>
+          <w:rFonts w:ascii="Arial" w:hAnsi="Arial" w:cs="Arial"/>
+          <w:sz w:val="28"/>
+          <w:szCs w:val="28"/>
+        </w:rPr>
+        <w:t>Kiểm tra nguồn tiền có tồn tài và còn hoạt động</w:t>
+      </w:r>
+    </w:p>
+    <w:p>
+      <w:pPr>
+        <w:pStyle w:val="ListParagraph"/>
+        <w:numPr>
+          <w:ilvl w:val="1"/>
+          <w:numId w:val="15"/>
+        </w:numPr>
+        <w:rPr>
+          <w:rFonts w:ascii="Arial" w:hAnsi="Arial" w:cs="Arial"/>
+          <w:sz w:val="28"/>
+          <w:szCs w:val="28"/>
+        </w:rPr>
+      </w:pPr>
+      <w:r>
+        <w:rPr>
+          <w:rFonts w:ascii="Arial" w:hAnsi="Arial" w:cs="Arial"/>
+          <w:sz w:val="28"/>
+          <w:szCs w:val="28"/>
+        </w:rPr>
+        <w:t>Kiểm tra Nội dùng khoản thu nhập</w:t>
+      </w:r>
+    </w:p>
+    <w:p>
+      <w:pPr>
+        <w:pStyle w:val="ListParagraph"/>
+        <w:numPr>
+          <w:ilvl w:val="2"/>
+          <w:numId w:val="15"/>
+        </w:numPr>
+        <w:rPr>
+          <w:rFonts w:ascii="Arial" w:hAnsi="Arial" w:cs="Arial"/>
+          <w:sz w:val="28"/>
+          <w:szCs w:val="28"/>
+        </w:rPr>
+      </w:pPr>
+      <w:r>
+        <w:rPr>
+          <w:rFonts w:ascii="Arial" w:hAnsi="Arial" w:cs="Arial"/>
+          <w:sz w:val="28"/>
+          <w:szCs w:val="28"/>
+        </w:rPr>
+        <w:t>Nội dung có số ký tự không vượt quá 600</w:t>
       </w:r>
     </w:p>
     <w:p>
@@ -16653,7 +18568,7 @@
           <w:sz w:val="28"/>
           <w:szCs w:val="28"/>
         </w:rPr>
-        <w:t>Nhập thu nhập</w:t>
+        <w:t>Cập nhật số dư cho nguồn tiền</w:t>
       </w:r>
     </w:p>
     <w:p>
@@ -16675,7 +18590,15 @@
           <w:sz w:val="28"/>
           <w:szCs w:val="28"/>
         </w:rPr>
-        <w:t>Xác thực thu nhập</w:t>
+        <w:t xml:space="preserve">Lưu khoản </w:t>
+      </w:r>
+      <w:r>
+        <w:rPr>
+          <w:rFonts w:ascii="Arial" w:hAnsi="Arial" w:cs="Arial"/>
+          <w:sz w:val="28"/>
+          <w:szCs w:val="28"/>
+        </w:rPr>
+        <w:t>thu nhập</w:t>
       </w:r>
     </w:p>
     <w:p>
@@ -16697,7 +18620,142 @@
           <w:sz w:val="28"/>
           <w:szCs w:val="28"/>
         </w:rPr>
-        <w:t>Chọn danh mục thu nhập</w:t>
+        <w:t>Cập nhật thống kê</w:t>
+      </w:r>
+    </w:p>
+    <w:p>
+      <w:pPr>
+        <w:pStyle w:val="ListParagraph"/>
+        <w:numPr>
+          <w:ilvl w:val="0"/>
+          <w:numId w:val="15"/>
+        </w:numPr>
+        <w:rPr>
+          <w:rFonts w:ascii="Arial" w:hAnsi="Arial" w:cs="Arial"/>
+          <w:sz w:val="28"/>
+          <w:szCs w:val="28"/>
+        </w:rPr>
+      </w:pPr>
+      <w:r>
+        <w:rPr>
+          <w:rFonts w:ascii="Arial" w:hAnsi="Arial" w:cs="Arial"/>
+          <w:sz w:val="28"/>
+          <w:szCs w:val="28"/>
+        </w:rPr>
+        <w:t>Lưu lịch sử</w:t>
+      </w:r>
+    </w:p>
+    <w:p>
+      <w:pPr>
+        <w:pStyle w:val="ListParagraph"/>
+        <w:numPr>
+          <w:ilvl w:val="0"/>
+          <w:numId w:val="15"/>
+        </w:numPr>
+        <w:rPr>
+          <w:rFonts w:ascii="Arial" w:hAnsi="Arial" w:cs="Arial"/>
+          <w:sz w:val="28"/>
+          <w:szCs w:val="28"/>
+        </w:rPr>
+      </w:pPr>
+      <w:r>
+        <w:rPr>
+          <w:rFonts w:ascii="Arial" w:hAnsi="Arial" w:cs="Arial"/>
+          <w:sz w:val="28"/>
+          <w:szCs w:val="28"/>
+        </w:rPr>
+        <w:t xml:space="preserve">Thông báo tạo khoản </w:t>
+      </w:r>
+      <w:r>
+        <w:rPr>
+          <w:rFonts w:ascii="Arial" w:hAnsi="Arial" w:cs="Arial"/>
+          <w:sz w:val="28"/>
+          <w:szCs w:val="28"/>
+        </w:rPr>
+        <w:t>thu nhập</w:t>
+      </w:r>
+      <w:r>
+        <w:rPr>
+          <w:rFonts w:ascii="Arial" w:hAnsi="Arial" w:cs="Arial"/>
+          <w:sz w:val="28"/>
+          <w:szCs w:val="28"/>
+        </w:rPr>
+        <w:t xml:space="preserve"> thành công</w:t>
+      </w:r>
+    </w:p>
+    <w:p>
+      <w:pPr>
+        <w:rPr>
+          <w:rFonts w:ascii="Arial" w:hAnsi="Arial" w:cs="Arial"/>
+          <w:sz w:val="28"/>
+          <w:szCs w:val="28"/>
+        </w:rPr>
+      </w:pPr>
+    </w:p>
+    <w:p>
+      <w:pPr>
+        <w:ind w:left="720"/>
+        <w:rPr>
+          <w:rFonts w:ascii="Arial" w:hAnsi="Arial" w:cs="Arial"/>
+          <w:b/>
+          <w:bCs/>
+          <w:sz w:val="28"/>
+          <w:szCs w:val="28"/>
+        </w:rPr>
+      </w:pPr>
+      <w:r>
+        <w:rPr>
+          <w:rFonts w:ascii="Arial" w:hAnsi="Arial" w:cs="Arial"/>
+          <w:b/>
+          <w:bCs/>
+          <w:sz w:val="28"/>
+          <w:szCs w:val="28"/>
+        </w:rPr>
+        <w:t>BP-IT-2. Quy trình Cập Nhật Khoản Thu Nhập</w:t>
+      </w:r>
+    </w:p>
+    <w:p>
+      <w:pPr>
+        <w:pStyle w:val="ListParagraph"/>
+        <w:numPr>
+          <w:ilvl w:val="0"/>
+          <w:numId w:val="15"/>
+        </w:numPr>
+        <w:rPr>
+          <w:rFonts w:ascii="Arial" w:hAnsi="Arial" w:cs="Arial"/>
+          <w:sz w:val="28"/>
+          <w:szCs w:val="28"/>
+        </w:rPr>
+      </w:pPr>
+      <w:r>
+        <w:rPr>
+          <w:rFonts w:ascii="Arial" w:hAnsi="Arial" w:cs="Arial"/>
+          <w:sz w:val="28"/>
+          <w:szCs w:val="28"/>
+        </w:rPr>
+        <w:t xml:space="preserve">Người dùng chọn khoản thu nhập cần cập nhật </w:t>
+      </w:r>
+    </w:p>
+    <w:p>
+      <w:pPr>
+        <w:pStyle w:val="ListParagraph"/>
+        <w:numPr>
+          <w:ilvl w:val="0"/>
+          <w:numId w:val="15"/>
+        </w:numPr>
+        <w:rPr>
+          <w:rFonts w:ascii="Arial" w:hAnsi="Arial" w:cs="Arial"/>
+          <w:sz w:val="28"/>
+          <w:szCs w:val="28"/>
+        </w:rPr>
+      </w:pPr>
+      <w:r>
+        <w:rPr>
+          <w:rFonts w:ascii="Arial" w:hAnsi="Arial" w:cs="Arial"/>
+          <w:sz w:val="28"/>
+          <w:szCs w:val="28"/>
+        </w:rPr>
+        <w:t>Kiểm tra trạng thái khoản thu nhập</w:t>
       </w:r>
     </w:p>
     <w:p>
@@ -16719,7 +18777,7 @@
           <w:sz w:val="28"/>
           <w:szCs w:val="28"/>
         </w:rPr>
-        <w:t>Nếu không chọn, mặc định danh mục sẽ là khác</w:t>
+        <w:t>Nếu đã xóa hoặc không hoạt đông, thông báo không thể cập nhật</w:t>
       </w:r>
     </w:p>
     <w:p>
@@ -16741,7 +18799,117 @@
           <w:sz w:val="28"/>
           <w:szCs w:val="28"/>
         </w:rPr>
-        <w:t>Kiểm tra nguồn tiền</w:t>
+        <w:t>Người dùng nhập hoặc chọn thông tin cần cập nhật</w:t>
+      </w:r>
+    </w:p>
+    <w:p>
+      <w:pPr>
+        <w:pStyle w:val="ListParagraph"/>
+        <w:numPr>
+          <w:ilvl w:val="1"/>
+          <w:numId w:val="15"/>
+        </w:numPr>
+        <w:rPr>
+          <w:rFonts w:ascii="Arial" w:hAnsi="Arial" w:cs="Arial"/>
+          <w:sz w:val="28"/>
+          <w:szCs w:val="28"/>
+        </w:rPr>
+      </w:pPr>
+      <w:r>
+        <w:rPr>
+          <w:rFonts w:ascii="Arial" w:hAnsi="Arial" w:cs="Arial"/>
+          <w:sz w:val="28"/>
+          <w:szCs w:val="28"/>
+        </w:rPr>
+        <w:t>Tên khoản thu nhập</w:t>
+      </w:r>
+    </w:p>
+    <w:p>
+      <w:pPr>
+        <w:pStyle w:val="ListParagraph"/>
+        <w:numPr>
+          <w:ilvl w:val="1"/>
+          <w:numId w:val="15"/>
+        </w:numPr>
+        <w:rPr>
+          <w:rFonts w:ascii="Arial" w:hAnsi="Arial" w:cs="Arial"/>
+          <w:sz w:val="28"/>
+          <w:szCs w:val="28"/>
+        </w:rPr>
+      </w:pPr>
+      <w:r>
+        <w:rPr>
+          <w:rFonts w:ascii="Arial" w:hAnsi="Arial" w:cs="Arial"/>
+          <w:sz w:val="28"/>
+          <w:szCs w:val="28"/>
+        </w:rPr>
+        <w:t>Số tiền thu nhập</w:t>
+      </w:r>
+    </w:p>
+    <w:p>
+      <w:pPr>
+        <w:pStyle w:val="ListParagraph"/>
+        <w:numPr>
+          <w:ilvl w:val="1"/>
+          <w:numId w:val="15"/>
+        </w:numPr>
+        <w:rPr>
+          <w:rFonts w:ascii="Arial" w:hAnsi="Arial" w:cs="Arial"/>
+          <w:sz w:val="28"/>
+          <w:szCs w:val="28"/>
+        </w:rPr>
+      </w:pPr>
+      <w:r>
+        <w:rPr>
+          <w:rFonts w:ascii="Arial" w:hAnsi="Arial" w:cs="Arial"/>
+          <w:sz w:val="28"/>
+          <w:szCs w:val="28"/>
+        </w:rPr>
+        <w:t>Danh mục thu nhập</w:t>
+      </w:r>
+    </w:p>
+    <w:p>
+      <w:pPr>
+        <w:pStyle w:val="ListParagraph"/>
+        <w:numPr>
+          <w:ilvl w:val="1"/>
+          <w:numId w:val="15"/>
+        </w:numPr>
+        <w:rPr>
+          <w:rFonts w:ascii="Arial" w:hAnsi="Arial" w:cs="Arial"/>
+          <w:sz w:val="28"/>
+          <w:szCs w:val="28"/>
+        </w:rPr>
+      </w:pPr>
+      <w:r>
+        <w:rPr>
+          <w:rFonts w:ascii="Arial" w:hAnsi="Arial" w:cs="Arial"/>
+          <w:sz w:val="28"/>
+          <w:szCs w:val="28"/>
+        </w:rPr>
+        <w:t>Nguồn tiền</w:t>
+      </w:r>
+    </w:p>
+    <w:p>
+      <w:pPr>
+        <w:pStyle w:val="ListParagraph"/>
+        <w:numPr>
+          <w:ilvl w:val="1"/>
+          <w:numId w:val="15"/>
+        </w:numPr>
+        <w:rPr>
+          <w:rFonts w:ascii="Arial" w:hAnsi="Arial" w:cs="Arial"/>
+          <w:sz w:val="28"/>
+          <w:szCs w:val="28"/>
+        </w:rPr>
+      </w:pPr>
+      <w:r>
+        <w:rPr>
+          <w:rFonts w:ascii="Arial" w:hAnsi="Arial" w:cs="Arial"/>
+          <w:sz w:val="28"/>
+          <w:szCs w:val="28"/>
+        </w:rPr>
+        <w:t>Nội dung thu nhập</w:t>
       </w:r>
     </w:p>
     <w:p>
@@ -16763,7 +18931,228 @@
           <w:sz w:val="28"/>
           <w:szCs w:val="28"/>
         </w:rPr>
-        <w:t>Lưu thu nhập</w:t>
+        <w:t>Xác thực dữ liệu đầu vào</w:t>
+      </w:r>
+    </w:p>
+    <w:p>
+      <w:pPr>
+        <w:pStyle w:val="ListParagraph"/>
+        <w:numPr>
+          <w:ilvl w:val="1"/>
+          <w:numId w:val="15"/>
+        </w:numPr>
+        <w:rPr>
+          <w:rFonts w:ascii="Arial" w:hAnsi="Arial" w:cs="Arial"/>
+          <w:sz w:val="28"/>
+          <w:szCs w:val="28"/>
+        </w:rPr>
+      </w:pPr>
+      <w:r>
+        <w:rPr>
+          <w:rFonts w:ascii="Arial" w:hAnsi="Arial" w:cs="Arial"/>
+          <w:sz w:val="28"/>
+          <w:szCs w:val="28"/>
+        </w:rPr>
+        <w:lastRenderedPageBreak/>
+        <w:t>Kiểm tra Tên thu nhập</w:t>
+      </w:r>
+    </w:p>
+    <w:p>
+      <w:pPr>
+        <w:pStyle w:val="ListParagraph"/>
+        <w:numPr>
+          <w:ilvl w:val="2"/>
+          <w:numId w:val="15"/>
+        </w:numPr>
+        <w:rPr>
+          <w:rFonts w:ascii="Arial" w:hAnsi="Arial" w:cs="Arial"/>
+          <w:sz w:val="28"/>
+          <w:szCs w:val="28"/>
+        </w:rPr>
+      </w:pPr>
+      <w:r>
+        <w:rPr>
+          <w:rFonts w:ascii="Arial" w:hAnsi="Arial" w:cs="Arial"/>
+          <w:sz w:val="28"/>
+          <w:szCs w:val="28"/>
+        </w:rPr>
+        <w:t>Số lượng ký tự không vượt quá 100</w:t>
+      </w:r>
+    </w:p>
+    <w:p>
+      <w:pPr>
+        <w:pStyle w:val="ListParagraph"/>
+        <w:numPr>
+          <w:ilvl w:val="1"/>
+          <w:numId w:val="15"/>
+        </w:numPr>
+        <w:rPr>
+          <w:rFonts w:ascii="Arial" w:hAnsi="Arial" w:cs="Arial"/>
+          <w:sz w:val="28"/>
+          <w:szCs w:val="28"/>
+        </w:rPr>
+      </w:pPr>
+      <w:r>
+        <w:rPr>
+          <w:rFonts w:ascii="Arial" w:hAnsi="Arial" w:cs="Arial"/>
+          <w:sz w:val="28"/>
+          <w:szCs w:val="28"/>
+        </w:rPr>
+        <w:t>Kiểm tra Số tiền thu nhập</w:t>
+      </w:r>
+    </w:p>
+    <w:p>
+      <w:pPr>
+        <w:pStyle w:val="ListParagraph"/>
+        <w:numPr>
+          <w:ilvl w:val="2"/>
+          <w:numId w:val="15"/>
+        </w:numPr>
+        <w:rPr>
+          <w:rFonts w:ascii="Arial" w:hAnsi="Arial" w:cs="Arial"/>
+          <w:sz w:val="28"/>
+          <w:szCs w:val="28"/>
+        </w:rPr>
+      </w:pPr>
+      <w:r>
+        <w:rPr>
+          <w:rFonts w:ascii="Arial" w:hAnsi="Arial" w:cs="Arial"/>
+          <w:sz w:val="28"/>
+          <w:szCs w:val="28"/>
+        </w:rPr>
+        <w:t>Số tiền thu nhập phải là số dương</w:t>
+      </w:r>
+    </w:p>
+    <w:p>
+      <w:pPr>
+        <w:pStyle w:val="ListParagraph"/>
+        <w:numPr>
+          <w:ilvl w:val="1"/>
+          <w:numId w:val="15"/>
+        </w:numPr>
+        <w:rPr>
+          <w:rFonts w:ascii="Arial" w:hAnsi="Arial" w:cs="Arial"/>
+          <w:sz w:val="28"/>
+          <w:szCs w:val="28"/>
+        </w:rPr>
+      </w:pPr>
+      <w:r>
+        <w:rPr>
+          <w:rFonts w:ascii="Arial" w:hAnsi="Arial" w:cs="Arial"/>
+          <w:sz w:val="28"/>
+          <w:szCs w:val="28"/>
+        </w:rPr>
+        <w:t>Kiểm tra Danh mục thu nhập</w:t>
+      </w:r>
+    </w:p>
+    <w:p>
+      <w:pPr>
+        <w:pStyle w:val="ListParagraph"/>
+        <w:numPr>
+          <w:ilvl w:val="2"/>
+          <w:numId w:val="15"/>
+        </w:numPr>
+        <w:rPr>
+          <w:rFonts w:ascii="Arial" w:hAnsi="Arial" w:cs="Arial"/>
+          <w:sz w:val="28"/>
+          <w:szCs w:val="28"/>
+        </w:rPr>
+      </w:pPr>
+      <w:r>
+        <w:rPr>
+          <w:rFonts w:ascii="Arial" w:hAnsi="Arial" w:cs="Arial"/>
+          <w:sz w:val="28"/>
+          <w:szCs w:val="28"/>
+        </w:rPr>
+        <w:t>Danh mục thu nhập có tồn tại và còn hoạt động</w:t>
+      </w:r>
+    </w:p>
+    <w:p>
+      <w:pPr>
+        <w:pStyle w:val="ListParagraph"/>
+        <w:numPr>
+          <w:ilvl w:val="1"/>
+          <w:numId w:val="15"/>
+        </w:numPr>
+        <w:rPr>
+          <w:rFonts w:ascii="Arial" w:hAnsi="Arial" w:cs="Arial"/>
+          <w:sz w:val="28"/>
+          <w:szCs w:val="28"/>
+        </w:rPr>
+      </w:pPr>
+      <w:r>
+        <w:rPr>
+          <w:rFonts w:ascii="Arial" w:hAnsi="Arial" w:cs="Arial"/>
+          <w:sz w:val="28"/>
+          <w:szCs w:val="28"/>
+        </w:rPr>
+        <w:t>Kiểm tra Nguồn tiền</w:t>
+      </w:r>
+    </w:p>
+    <w:p>
+      <w:pPr>
+        <w:pStyle w:val="ListParagraph"/>
+        <w:numPr>
+          <w:ilvl w:val="2"/>
+          <w:numId w:val="15"/>
+        </w:numPr>
+        <w:rPr>
+          <w:rFonts w:ascii="Arial" w:hAnsi="Arial" w:cs="Arial"/>
+          <w:sz w:val="28"/>
+          <w:szCs w:val="28"/>
+        </w:rPr>
+      </w:pPr>
+      <w:r>
+        <w:rPr>
+          <w:rFonts w:ascii="Arial" w:hAnsi="Arial" w:cs="Arial"/>
+          <w:sz w:val="28"/>
+          <w:szCs w:val="28"/>
+        </w:rPr>
+        <w:t>Nguồn tiền có tồn tại và còn hoạt động</w:t>
+      </w:r>
+    </w:p>
+    <w:p>
+      <w:pPr>
+        <w:pStyle w:val="ListParagraph"/>
+        <w:numPr>
+          <w:ilvl w:val="1"/>
+          <w:numId w:val="15"/>
+        </w:numPr>
+        <w:rPr>
+          <w:rFonts w:ascii="Arial" w:hAnsi="Arial" w:cs="Arial"/>
+          <w:sz w:val="28"/>
+          <w:szCs w:val="28"/>
+        </w:rPr>
+      </w:pPr>
+      <w:r>
+        <w:rPr>
+          <w:rFonts w:ascii="Arial" w:hAnsi="Arial" w:cs="Arial"/>
+          <w:sz w:val="28"/>
+          <w:szCs w:val="28"/>
+        </w:rPr>
+        <w:t>Kiểm tra Nội dung khoản thu nhập</w:t>
+      </w:r>
+    </w:p>
+    <w:p>
+      <w:pPr>
+        <w:pStyle w:val="ListParagraph"/>
+        <w:numPr>
+          <w:ilvl w:val="2"/>
+          <w:numId w:val="15"/>
+        </w:numPr>
+        <w:rPr>
+          <w:rFonts w:ascii="Arial" w:hAnsi="Arial" w:cs="Arial"/>
+          <w:sz w:val="28"/>
+          <w:szCs w:val="28"/>
+        </w:rPr>
+      </w:pPr>
+      <w:r>
+        <w:rPr>
+          <w:rFonts w:ascii="Arial" w:hAnsi="Arial" w:cs="Arial"/>
+          <w:sz w:val="28"/>
+          <w:szCs w:val="28"/>
+        </w:rPr>
+        <w:t>Số ký tự không vượt quá 600</w:t>
       </w:r>
     </w:p>
     <w:p>
@@ -16785,7 +19174,7 @@
           <w:sz w:val="28"/>
           <w:szCs w:val="28"/>
         </w:rPr>
-        <w:t>Cộng số dư nguồn tiền</w:t>
+        <w:t>Tính toán chênh lệch giữ dữ liệu cũ và dữ liệu mới</w:t>
       </w:r>
     </w:p>
     <w:p>
@@ -16807,7 +19196,405 @@
           <w:sz w:val="28"/>
           <w:szCs w:val="28"/>
         </w:rPr>
-        <w:t>Cập nhật thống kê</w:t>
+        <w:t xml:space="preserve">Cập nhật khoản </w:t>
+      </w:r>
+      <w:r>
+        <w:rPr>
+          <w:rFonts w:ascii="Arial" w:hAnsi="Arial" w:cs="Arial"/>
+          <w:sz w:val="28"/>
+          <w:szCs w:val="28"/>
+        </w:rPr>
+        <w:t>thu nhập</w:t>
+      </w:r>
+    </w:p>
+    <w:p>
+      <w:pPr>
+        <w:pStyle w:val="ListParagraph"/>
+        <w:numPr>
+          <w:ilvl w:val="1"/>
+          <w:numId w:val="15"/>
+        </w:numPr>
+        <w:rPr>
+          <w:rFonts w:ascii="Arial" w:hAnsi="Arial" w:cs="Arial"/>
+          <w:sz w:val="28"/>
+          <w:szCs w:val="28"/>
+        </w:rPr>
+      </w:pPr>
+      <w:r>
+        <w:rPr>
+          <w:rFonts w:ascii="Arial" w:hAnsi="Arial" w:cs="Arial"/>
+          <w:sz w:val="28"/>
+          <w:szCs w:val="28"/>
+        </w:rPr>
+        <w:t>Hoàn tác dữ liệu cũ</w:t>
+      </w:r>
+    </w:p>
+    <w:p>
+      <w:pPr>
+        <w:pStyle w:val="ListParagraph"/>
+        <w:numPr>
+          <w:ilvl w:val="2"/>
+          <w:numId w:val="15"/>
+        </w:numPr>
+        <w:rPr>
+          <w:rFonts w:ascii="Arial" w:hAnsi="Arial" w:cs="Arial"/>
+          <w:sz w:val="28"/>
+          <w:szCs w:val="28"/>
+        </w:rPr>
+      </w:pPr>
+      <w:r>
+        <w:rPr>
+          <w:rFonts w:ascii="Arial" w:hAnsi="Arial" w:cs="Arial"/>
+          <w:sz w:val="28"/>
+          <w:szCs w:val="28"/>
+        </w:rPr>
+        <w:t>Trừ tiền của nguồn</w:t>
+      </w:r>
+      <w:r>
+        <w:rPr>
+          <w:rFonts w:ascii="Arial" w:hAnsi="Arial" w:cs="Arial"/>
+          <w:sz w:val="28"/>
+          <w:szCs w:val="28"/>
+        </w:rPr>
+        <w:t xml:space="preserve"> tiền</w:t>
+      </w:r>
+      <w:r>
+        <w:rPr>
+          <w:rFonts w:ascii="Arial" w:hAnsi="Arial" w:cs="Arial"/>
+          <w:sz w:val="28"/>
+          <w:szCs w:val="28"/>
+        </w:rPr>
+        <w:t xml:space="preserve"> cũ</w:t>
+      </w:r>
+    </w:p>
+    <w:p>
+      <w:pPr>
+        <w:pStyle w:val="ListParagraph"/>
+        <w:numPr>
+          <w:ilvl w:val="1"/>
+          <w:numId w:val="15"/>
+        </w:numPr>
+        <w:rPr>
+          <w:rFonts w:ascii="Arial" w:hAnsi="Arial" w:cs="Arial"/>
+          <w:sz w:val="28"/>
+          <w:szCs w:val="28"/>
+        </w:rPr>
+      </w:pPr>
+      <w:r>
+        <w:rPr>
+          <w:rFonts w:ascii="Arial" w:hAnsi="Arial" w:cs="Arial"/>
+          <w:sz w:val="28"/>
+          <w:szCs w:val="28"/>
+        </w:rPr>
+        <w:t>Áp dụng dữ liệu mới</w:t>
+      </w:r>
+    </w:p>
+    <w:p>
+      <w:pPr>
+        <w:pStyle w:val="ListParagraph"/>
+        <w:numPr>
+          <w:ilvl w:val="2"/>
+          <w:numId w:val="15"/>
+        </w:numPr>
+        <w:rPr>
+          <w:rFonts w:ascii="Arial" w:hAnsi="Arial" w:cs="Arial"/>
+          <w:sz w:val="28"/>
+          <w:szCs w:val="28"/>
+        </w:rPr>
+      </w:pPr>
+      <w:r>
+        <w:rPr>
+          <w:rFonts w:ascii="Arial" w:hAnsi="Arial" w:cs="Arial"/>
+          <w:sz w:val="28"/>
+          <w:szCs w:val="28"/>
+        </w:rPr>
+        <w:t>Cộng tiền vào nguồn tiền mới</w:t>
+      </w:r>
+    </w:p>
+    <w:p>
+      <w:pPr>
+        <w:pStyle w:val="ListParagraph"/>
+        <w:numPr>
+          <w:ilvl w:val="1"/>
+          <w:numId w:val="15"/>
+        </w:numPr>
+        <w:rPr>
+          <w:rFonts w:ascii="Arial" w:hAnsi="Arial" w:cs="Arial"/>
+          <w:sz w:val="28"/>
+          <w:szCs w:val="28"/>
+        </w:rPr>
+      </w:pPr>
+      <w:r>
+        <w:rPr>
+          <w:rFonts w:ascii="Arial" w:hAnsi="Arial" w:cs="Arial"/>
+          <w:sz w:val="28"/>
+          <w:szCs w:val="28"/>
+        </w:rPr>
+        <w:t>Cập nhật Tên nguồn thu nhập</w:t>
+      </w:r>
+    </w:p>
+    <w:p>
+      <w:pPr>
+        <w:pStyle w:val="ListParagraph"/>
+        <w:numPr>
+          <w:ilvl w:val="2"/>
+          <w:numId w:val="15"/>
+        </w:numPr>
+        <w:rPr>
+          <w:rFonts w:ascii="Arial" w:hAnsi="Arial" w:cs="Arial"/>
+          <w:sz w:val="28"/>
+          <w:szCs w:val="28"/>
+        </w:rPr>
+      </w:pPr>
+      <w:r>
+        <w:rPr>
+          <w:rFonts w:ascii="Arial" w:hAnsi="Arial" w:cs="Arial"/>
+          <w:sz w:val="28"/>
+          <w:szCs w:val="28"/>
+        </w:rPr>
+        <w:t>Nếu xóa tên cũ và không tên mới</w:t>
+      </w:r>
+    </w:p>
+    <w:p>
+      <w:pPr>
+        <w:pStyle w:val="ListParagraph"/>
+        <w:numPr>
+          <w:ilvl w:val="3"/>
+          <w:numId w:val="15"/>
+        </w:numPr>
+        <w:rPr>
+          <w:rFonts w:ascii="Arial" w:hAnsi="Arial" w:cs="Arial"/>
+          <w:sz w:val="28"/>
+          <w:szCs w:val="28"/>
+        </w:rPr>
+      </w:pPr>
+      <w:r>
+        <w:rPr>
+          <w:rFonts w:ascii="Arial" w:hAnsi="Arial" w:cs="Arial"/>
+          <w:sz w:val="28"/>
+          <w:szCs w:val="28"/>
+        </w:rPr>
+        <w:t>Khởi tạo tên mới theo mẫu quy định</w:t>
+      </w:r>
+    </w:p>
+    <w:p>
+      <w:pPr>
+        <w:pStyle w:val="ListParagraph"/>
+        <w:numPr>
+          <w:ilvl w:val="2"/>
+          <w:numId w:val="15"/>
+        </w:numPr>
+        <w:rPr>
+          <w:rFonts w:ascii="Arial" w:hAnsi="Arial" w:cs="Arial"/>
+          <w:sz w:val="28"/>
+          <w:szCs w:val="28"/>
+        </w:rPr>
+      </w:pPr>
+      <w:r>
+        <w:rPr>
+          <w:rFonts w:ascii="Arial" w:hAnsi="Arial" w:cs="Arial"/>
+          <w:sz w:val="28"/>
+          <w:szCs w:val="28"/>
+        </w:rPr>
+        <w:t>Lưu tên mới</w:t>
+      </w:r>
+    </w:p>
+    <w:p>
+      <w:pPr>
+        <w:pStyle w:val="ListParagraph"/>
+        <w:numPr>
+          <w:ilvl w:val="1"/>
+          <w:numId w:val="15"/>
+        </w:numPr>
+        <w:rPr>
+          <w:rFonts w:ascii="Arial" w:hAnsi="Arial" w:cs="Arial"/>
+          <w:sz w:val="28"/>
+          <w:szCs w:val="28"/>
+        </w:rPr>
+      </w:pPr>
+      <w:r>
+        <w:rPr>
+          <w:rFonts w:ascii="Arial" w:hAnsi="Arial" w:cs="Arial"/>
+          <w:sz w:val="28"/>
+          <w:szCs w:val="28"/>
+        </w:rPr>
+        <w:t>Cập nhật Danh mục thu nhập</w:t>
+      </w:r>
+    </w:p>
+    <w:p>
+      <w:pPr>
+        <w:pStyle w:val="ListParagraph"/>
+        <w:numPr>
+          <w:ilvl w:val="2"/>
+          <w:numId w:val="15"/>
+        </w:numPr>
+        <w:rPr>
+          <w:rFonts w:ascii="Arial" w:hAnsi="Arial" w:cs="Arial"/>
+          <w:sz w:val="28"/>
+          <w:szCs w:val="28"/>
+        </w:rPr>
+      </w:pPr>
+      <w:r>
+        <w:rPr>
+          <w:rFonts w:ascii="Arial" w:hAnsi="Arial" w:cs="Arial"/>
+          <w:sz w:val="28"/>
+          <w:szCs w:val="28"/>
+        </w:rPr>
+        <w:t>Nếu bỏ chọn danh mục cũ và không chọn danh mục mới</w:t>
+      </w:r>
+    </w:p>
+    <w:p>
+      <w:pPr>
+        <w:pStyle w:val="ListParagraph"/>
+        <w:numPr>
+          <w:ilvl w:val="3"/>
+          <w:numId w:val="15"/>
+        </w:numPr>
+        <w:rPr>
+          <w:rFonts w:ascii="Arial" w:hAnsi="Arial" w:cs="Arial"/>
+          <w:sz w:val="28"/>
+          <w:szCs w:val="28"/>
+        </w:rPr>
+      </w:pPr>
+      <w:r>
+        <w:rPr>
+          <w:rFonts w:ascii="Arial" w:hAnsi="Arial" w:cs="Arial"/>
+          <w:sz w:val="28"/>
+          <w:szCs w:val="28"/>
+        </w:rPr>
+        <w:t>Xóa khoản thu nhập ở danh mục cũ</w:t>
+      </w:r>
+    </w:p>
+    <w:p>
+      <w:pPr>
+        <w:pStyle w:val="ListParagraph"/>
+        <w:numPr>
+          <w:ilvl w:val="3"/>
+          <w:numId w:val="15"/>
+        </w:numPr>
+        <w:rPr>
+          <w:rFonts w:ascii="Arial" w:hAnsi="Arial" w:cs="Arial"/>
+          <w:sz w:val="28"/>
+          <w:szCs w:val="28"/>
+        </w:rPr>
+      </w:pPr>
+      <w:r>
+        <w:rPr>
+          <w:rFonts w:ascii="Arial" w:hAnsi="Arial" w:cs="Arial"/>
+          <w:sz w:val="28"/>
+          <w:szCs w:val="28"/>
+        </w:rPr>
+        <w:t>Tạo khoản thu nhập ở danh mục “Khác”</w:t>
+      </w:r>
+    </w:p>
+    <w:p>
+      <w:pPr>
+        <w:pStyle w:val="ListParagraph"/>
+        <w:numPr>
+          <w:ilvl w:val="2"/>
+          <w:numId w:val="15"/>
+        </w:numPr>
+        <w:rPr>
+          <w:rFonts w:ascii="Arial" w:hAnsi="Arial" w:cs="Arial"/>
+          <w:sz w:val="28"/>
+          <w:szCs w:val="28"/>
+        </w:rPr>
+      </w:pPr>
+      <w:r>
+        <w:rPr>
+          <w:rFonts w:ascii="Arial" w:hAnsi="Arial" w:cs="Arial"/>
+          <w:sz w:val="28"/>
+          <w:szCs w:val="28"/>
+        </w:rPr>
+        <w:t>Nếu chọn một danh mục mới</w:t>
+      </w:r>
+    </w:p>
+    <w:p>
+      <w:pPr>
+        <w:pStyle w:val="ListParagraph"/>
+        <w:numPr>
+          <w:ilvl w:val="3"/>
+          <w:numId w:val="15"/>
+        </w:numPr>
+        <w:rPr>
+          <w:rFonts w:ascii="Arial" w:hAnsi="Arial" w:cs="Arial"/>
+          <w:sz w:val="28"/>
+          <w:szCs w:val="28"/>
+        </w:rPr>
+      </w:pPr>
+      <w:r>
+        <w:rPr>
+          <w:rFonts w:ascii="Arial" w:hAnsi="Arial" w:cs="Arial"/>
+          <w:sz w:val="28"/>
+          <w:szCs w:val="28"/>
+        </w:rPr>
+        <w:t>Xóa khoản thu nhập ở danh mục cũ</w:t>
+      </w:r>
+    </w:p>
+    <w:p>
+      <w:pPr>
+        <w:pStyle w:val="ListParagraph"/>
+        <w:numPr>
+          <w:ilvl w:val="3"/>
+          <w:numId w:val="15"/>
+        </w:numPr>
+        <w:rPr>
+          <w:rFonts w:ascii="Arial" w:hAnsi="Arial" w:cs="Arial"/>
+          <w:sz w:val="28"/>
+          <w:szCs w:val="28"/>
+        </w:rPr>
+      </w:pPr>
+      <w:r>
+        <w:rPr>
+          <w:rFonts w:ascii="Arial" w:hAnsi="Arial" w:cs="Arial"/>
+          <w:sz w:val="28"/>
+          <w:szCs w:val="28"/>
+        </w:rPr>
+        <w:t>Tạo khoản thu nhập ở danh mục mới</w:t>
+      </w:r>
+    </w:p>
+    <w:p>
+      <w:pPr>
+        <w:pStyle w:val="ListParagraph"/>
+        <w:numPr>
+          <w:ilvl w:val="1"/>
+          <w:numId w:val="15"/>
+        </w:numPr>
+        <w:rPr>
+          <w:rFonts w:ascii="Arial" w:hAnsi="Arial" w:cs="Arial"/>
+          <w:sz w:val="28"/>
+          <w:szCs w:val="28"/>
+        </w:rPr>
+      </w:pPr>
+      <w:r>
+        <w:rPr>
+          <w:rFonts w:ascii="Arial" w:hAnsi="Arial" w:cs="Arial"/>
+          <w:sz w:val="28"/>
+          <w:szCs w:val="28"/>
+        </w:rPr>
+        <w:t>Cập nhật Nội dung khoản thu nhật</w:t>
+      </w:r>
+    </w:p>
+    <w:p>
+      <w:pPr>
+        <w:pStyle w:val="ListParagraph"/>
+        <w:numPr>
+          <w:ilvl w:val="2"/>
+          <w:numId w:val="15"/>
+        </w:numPr>
+        <w:rPr>
+          <w:rFonts w:ascii="Arial" w:hAnsi="Arial" w:cs="Arial"/>
+          <w:sz w:val="28"/>
+          <w:szCs w:val="28"/>
+        </w:rPr>
+      </w:pPr>
+      <w:r>
+        <w:rPr>
+          <w:rFonts w:ascii="Arial" w:hAnsi="Arial" w:cs="Arial"/>
+          <w:sz w:val="28"/>
+          <w:szCs w:val="28"/>
+        </w:rPr>
+        <w:t>Lưu nội dung mới</w:t>
       </w:r>
     </w:p>
     <w:p>
@@ -16829,7 +19616,95 @@
           <w:sz w:val="28"/>
           <w:szCs w:val="28"/>
         </w:rPr>
-        <w:t>Lưu lịch sử</w:t>
+        <w:t>Kiểm tra hợp lệ sau khi cập nhật</w:t>
+      </w:r>
+    </w:p>
+    <w:p>
+      <w:pPr>
+        <w:pStyle w:val="ListParagraph"/>
+        <w:numPr>
+          <w:ilvl w:val="0"/>
+          <w:numId w:val="15"/>
+        </w:numPr>
+        <w:rPr>
+          <w:rFonts w:ascii="Arial" w:hAnsi="Arial" w:cs="Arial"/>
+          <w:sz w:val="28"/>
+          <w:szCs w:val="28"/>
+        </w:rPr>
+      </w:pPr>
+      <w:r>
+        <w:rPr>
+          <w:rFonts w:ascii="Arial" w:hAnsi="Arial" w:cs="Arial"/>
+          <w:sz w:val="28"/>
+          <w:szCs w:val="28"/>
+        </w:rPr>
+        <w:t>Lưu khoản thu nhập</w:t>
+      </w:r>
+    </w:p>
+    <w:p>
+      <w:pPr>
+        <w:pStyle w:val="ListParagraph"/>
+        <w:numPr>
+          <w:ilvl w:val="0"/>
+          <w:numId w:val="15"/>
+        </w:numPr>
+        <w:rPr>
+          <w:rFonts w:ascii="Arial" w:hAnsi="Arial" w:cs="Arial"/>
+          <w:sz w:val="28"/>
+          <w:szCs w:val="28"/>
+        </w:rPr>
+      </w:pPr>
+      <w:r>
+        <w:rPr>
+          <w:rFonts w:ascii="Arial" w:hAnsi="Arial" w:cs="Arial"/>
+          <w:sz w:val="28"/>
+          <w:szCs w:val="28"/>
+        </w:rPr>
+        <w:t>Cập nhật dữ liệu hiển thị trong hệ thống</w:t>
+      </w:r>
+    </w:p>
+    <w:p>
+      <w:pPr>
+        <w:pStyle w:val="ListParagraph"/>
+        <w:numPr>
+          <w:ilvl w:val="0"/>
+          <w:numId w:val="15"/>
+        </w:numPr>
+        <w:rPr>
+          <w:rFonts w:ascii="Arial" w:hAnsi="Arial" w:cs="Arial"/>
+          <w:sz w:val="28"/>
+          <w:szCs w:val="28"/>
+        </w:rPr>
+      </w:pPr>
+      <w:r>
+        <w:rPr>
+          <w:rFonts w:ascii="Arial" w:hAnsi="Arial" w:cs="Arial"/>
+          <w:sz w:val="28"/>
+          <w:szCs w:val="28"/>
+        </w:rPr>
+        <w:t>Cập nhật dữ liệu thống kê liên quan</w:t>
+      </w:r>
+    </w:p>
+    <w:p>
+      <w:pPr>
+        <w:pStyle w:val="ListParagraph"/>
+        <w:numPr>
+          <w:ilvl w:val="0"/>
+          <w:numId w:val="15"/>
+        </w:numPr>
+        <w:rPr>
+          <w:rFonts w:ascii="Arial" w:hAnsi="Arial" w:cs="Arial"/>
+          <w:sz w:val="28"/>
+          <w:szCs w:val="28"/>
+        </w:rPr>
+      </w:pPr>
+      <w:r>
+        <w:rPr>
+          <w:rFonts w:ascii="Arial" w:hAnsi="Arial" w:cs="Arial"/>
+          <w:sz w:val="28"/>
+          <w:szCs w:val="28"/>
+        </w:rPr>
+        <w:t>Thông báo câp nhật khoản chi tiêu hoàn tất</w:t>
       </w:r>
     </w:p>
     <w:p>
@@ -16872,18 +19747,733 @@
         <w:ind w:left="720"/>
         <w:rPr>
           <w:rFonts w:ascii="Arial" w:hAnsi="Arial" w:cs="Arial"/>
-          <w:sz w:val="28"/>
-          <w:szCs w:val="28"/>
-        </w:rPr>
-      </w:pPr>
-      <w:r>
-        <w:rPr>
-          <w:rFonts w:ascii="Arial" w:hAnsi="Arial" w:cs="Arial"/>
+          <w:b/>
+          <w:bCs/>
+          <w:sz w:val="28"/>
+          <w:szCs w:val="28"/>
+        </w:rPr>
+      </w:pPr>
+      <w:r>
+        <w:rPr>
+          <w:rFonts w:ascii="Arial" w:hAnsi="Arial" w:cs="Arial"/>
+          <w:b/>
+          <w:bCs/>
           <w:sz w:val="28"/>
           <w:szCs w:val="28"/>
         </w:rPr>
         <w:t>BP-CATI-</w:t>
       </w:r>
+      <w:r>
+        <w:rPr>
+          <w:rFonts w:ascii="Arial" w:hAnsi="Arial" w:cs="Arial"/>
+          <w:b/>
+          <w:bCs/>
+          <w:sz w:val="28"/>
+          <w:szCs w:val="28"/>
+        </w:rPr>
+        <w:t>1. Quy trình Tạo Danh Mục Thu Nhập</w:t>
+      </w:r>
+    </w:p>
+    <w:p>
+      <w:pPr>
+        <w:pStyle w:val="ListParagraph"/>
+        <w:numPr>
+          <w:ilvl w:val="0"/>
+          <w:numId w:val="15"/>
+        </w:numPr>
+        <w:rPr>
+          <w:rFonts w:ascii="Arial" w:hAnsi="Arial" w:cs="Arial"/>
+          <w:sz w:val="28"/>
+          <w:szCs w:val="28"/>
+        </w:rPr>
+      </w:pPr>
+      <w:r>
+        <w:rPr>
+          <w:rFonts w:ascii="Arial" w:hAnsi="Arial" w:cs="Arial"/>
+          <w:sz w:val="28"/>
+          <w:szCs w:val="28"/>
+        </w:rPr>
+        <w:t>Người dùng nhấn tạo danh mục thu nhập</w:t>
+      </w:r>
+    </w:p>
+    <w:p>
+      <w:pPr>
+        <w:pStyle w:val="ListParagraph"/>
+        <w:numPr>
+          <w:ilvl w:val="0"/>
+          <w:numId w:val="15"/>
+        </w:numPr>
+        <w:rPr>
+          <w:rFonts w:ascii="Arial" w:hAnsi="Arial" w:cs="Arial"/>
+          <w:sz w:val="28"/>
+          <w:szCs w:val="28"/>
+        </w:rPr>
+      </w:pPr>
+      <w:r>
+        <w:rPr>
+          <w:rFonts w:ascii="Arial" w:hAnsi="Arial" w:cs="Arial"/>
+          <w:sz w:val="28"/>
+          <w:szCs w:val="28"/>
+        </w:rPr>
+        <w:t>Người dùng nhập và chọn các dữ liệu cần thiết</w:t>
+      </w:r>
+    </w:p>
+    <w:p>
+      <w:pPr>
+        <w:pStyle w:val="ListParagraph"/>
+        <w:numPr>
+          <w:ilvl w:val="1"/>
+          <w:numId w:val="15"/>
+        </w:numPr>
+        <w:rPr>
+          <w:rFonts w:ascii="Arial" w:hAnsi="Arial" w:cs="Arial"/>
+          <w:sz w:val="28"/>
+          <w:szCs w:val="28"/>
+        </w:rPr>
+      </w:pPr>
+      <w:r>
+        <w:rPr>
+          <w:rFonts w:ascii="Arial" w:hAnsi="Arial" w:cs="Arial"/>
+          <w:sz w:val="28"/>
+          <w:szCs w:val="28"/>
+        </w:rPr>
+        <w:t>Tên danh mục thu nhập</w:t>
+      </w:r>
+    </w:p>
+    <w:p>
+      <w:pPr>
+        <w:pStyle w:val="ListParagraph"/>
+        <w:numPr>
+          <w:ilvl w:val="0"/>
+          <w:numId w:val="15"/>
+        </w:numPr>
+        <w:rPr>
+          <w:rFonts w:ascii="Arial" w:hAnsi="Arial" w:cs="Arial"/>
+          <w:sz w:val="28"/>
+          <w:szCs w:val="28"/>
+        </w:rPr>
+      </w:pPr>
+      <w:r>
+        <w:rPr>
+          <w:rFonts w:ascii="Arial" w:hAnsi="Arial" w:cs="Arial"/>
+          <w:sz w:val="28"/>
+          <w:szCs w:val="28"/>
+        </w:rPr>
+        <w:t>Xác thực dữ liệu đầu vào</w:t>
+      </w:r>
+    </w:p>
+    <w:p>
+      <w:pPr>
+        <w:pStyle w:val="ListParagraph"/>
+        <w:numPr>
+          <w:ilvl w:val="1"/>
+          <w:numId w:val="15"/>
+        </w:numPr>
+        <w:rPr>
+          <w:rFonts w:ascii="Arial" w:hAnsi="Arial" w:cs="Arial"/>
+          <w:sz w:val="28"/>
+          <w:szCs w:val="28"/>
+        </w:rPr>
+      </w:pPr>
+      <w:r>
+        <w:rPr>
+          <w:rFonts w:ascii="Arial" w:hAnsi="Arial" w:cs="Arial"/>
+          <w:sz w:val="28"/>
+          <w:szCs w:val="28"/>
+        </w:rPr>
+        <w:t>Kiểm tra Tên danh mục thu nhập</w:t>
+      </w:r>
+    </w:p>
+    <w:p>
+      <w:pPr>
+        <w:pStyle w:val="ListParagraph"/>
+        <w:numPr>
+          <w:ilvl w:val="2"/>
+          <w:numId w:val="15"/>
+        </w:numPr>
+        <w:rPr>
+          <w:rFonts w:ascii="Arial" w:hAnsi="Arial" w:cs="Arial"/>
+          <w:sz w:val="28"/>
+          <w:szCs w:val="28"/>
+        </w:rPr>
+      </w:pPr>
+      <w:r>
+        <w:rPr>
+          <w:rFonts w:ascii="Arial" w:hAnsi="Arial" w:cs="Arial"/>
+          <w:sz w:val="28"/>
+          <w:szCs w:val="28"/>
+        </w:rPr>
+        <w:t>Số lượng ký tự không được vượt quá 25 ký tự</w:t>
+      </w:r>
+    </w:p>
+    <w:p>
+      <w:pPr>
+        <w:pStyle w:val="ListParagraph"/>
+        <w:numPr>
+          <w:ilvl w:val="2"/>
+          <w:numId w:val="15"/>
+        </w:numPr>
+        <w:rPr>
+          <w:rFonts w:ascii="Arial" w:hAnsi="Arial" w:cs="Arial"/>
+          <w:sz w:val="28"/>
+          <w:szCs w:val="28"/>
+        </w:rPr>
+      </w:pPr>
+      <w:r>
+        <w:rPr>
+          <w:rFonts w:ascii="Arial" w:hAnsi="Arial" w:cs="Arial"/>
+          <w:sz w:val="28"/>
+          <w:szCs w:val="28"/>
+        </w:rPr>
+        <w:t>Nếu không có tên danh mục, khởi tạo tên mới theo mẫu</w:t>
+      </w:r>
+    </w:p>
+    <w:p>
+      <w:pPr>
+        <w:pStyle w:val="ListParagraph"/>
+        <w:numPr>
+          <w:ilvl w:val="2"/>
+          <w:numId w:val="15"/>
+        </w:numPr>
+        <w:rPr>
+          <w:rFonts w:ascii="Arial" w:hAnsi="Arial" w:cs="Arial"/>
+          <w:sz w:val="28"/>
+          <w:szCs w:val="28"/>
+        </w:rPr>
+      </w:pPr>
+      <w:r>
+        <w:rPr>
+          <w:rFonts w:ascii="Arial" w:hAnsi="Arial" w:cs="Arial"/>
+          <w:sz w:val="28"/>
+          <w:szCs w:val="28"/>
+        </w:rPr>
+        <w:t>Kiểm tra trùng trong hệ thống</w:t>
+      </w:r>
+    </w:p>
+    <w:p>
+      <w:pPr>
+        <w:pStyle w:val="ListParagraph"/>
+        <w:numPr>
+          <w:ilvl w:val="0"/>
+          <w:numId w:val="15"/>
+        </w:numPr>
+        <w:rPr>
+          <w:rFonts w:ascii="Arial" w:hAnsi="Arial" w:cs="Arial"/>
+          <w:sz w:val="28"/>
+          <w:szCs w:val="28"/>
+        </w:rPr>
+      </w:pPr>
+      <w:r>
+        <w:rPr>
+          <w:rFonts w:ascii="Arial" w:hAnsi="Arial" w:cs="Arial"/>
+          <w:sz w:val="28"/>
+          <w:szCs w:val="28"/>
+        </w:rPr>
+        <w:t>Lưu danh mục thu nhập mới tạo vào hệ thống</w:t>
+      </w:r>
+    </w:p>
+    <w:p>
+      <w:pPr>
+        <w:pStyle w:val="ListParagraph"/>
+        <w:numPr>
+          <w:ilvl w:val="0"/>
+          <w:numId w:val="15"/>
+        </w:numPr>
+        <w:rPr>
+          <w:rFonts w:ascii="Arial" w:hAnsi="Arial" w:cs="Arial"/>
+          <w:sz w:val="28"/>
+          <w:szCs w:val="28"/>
+        </w:rPr>
+      </w:pPr>
+      <w:r>
+        <w:rPr>
+          <w:rFonts w:ascii="Arial" w:hAnsi="Arial" w:cs="Arial"/>
+          <w:sz w:val="28"/>
+          <w:szCs w:val="28"/>
+        </w:rPr>
+        <w:t>Thông báo tạo thành công</w:t>
+      </w:r>
+    </w:p>
+    <w:p>
+      <w:pPr>
+        <w:rPr>
+          <w:rFonts w:ascii="Arial" w:hAnsi="Arial" w:cs="Arial"/>
+          <w:sz w:val="28"/>
+          <w:szCs w:val="28"/>
+        </w:rPr>
+      </w:pPr>
+    </w:p>
+    <w:p>
+      <w:pPr>
+        <w:ind w:firstLine="720"/>
+        <w:rPr>
+          <w:rFonts w:ascii="Arial" w:hAnsi="Arial" w:cs="Arial"/>
+          <w:b/>
+          <w:bCs/>
+          <w:sz w:val="28"/>
+          <w:szCs w:val="28"/>
+        </w:rPr>
+      </w:pPr>
+      <w:r>
+        <w:rPr>
+          <w:rFonts w:ascii="Arial" w:hAnsi="Arial" w:cs="Arial"/>
+          <w:b/>
+          <w:bCs/>
+          <w:sz w:val="28"/>
+          <w:szCs w:val="28"/>
+        </w:rPr>
+        <w:t>BP-CATI-2. Quy trình Cập Nhật Danh Mục Thu Nhập</w:t>
+      </w:r>
+    </w:p>
+    <w:p>
+      <w:pPr>
+        <w:pStyle w:val="ListParagraph"/>
+        <w:numPr>
+          <w:ilvl w:val="0"/>
+          <w:numId w:val="15"/>
+        </w:numPr>
+        <w:rPr>
+          <w:rFonts w:ascii="Arial" w:hAnsi="Arial" w:cs="Arial"/>
+          <w:sz w:val="28"/>
+          <w:szCs w:val="28"/>
+        </w:rPr>
+      </w:pPr>
+      <w:r>
+        <w:rPr>
+          <w:rFonts w:ascii="Arial" w:hAnsi="Arial" w:cs="Arial"/>
+          <w:sz w:val="28"/>
+          <w:szCs w:val="28"/>
+        </w:rPr>
+        <w:t>Người dùng chọn một danh mục thu nhập cần cập nhật</w:t>
+      </w:r>
+    </w:p>
+    <w:p>
+      <w:pPr>
+        <w:pStyle w:val="ListParagraph"/>
+        <w:numPr>
+          <w:ilvl w:val="0"/>
+          <w:numId w:val="15"/>
+        </w:numPr>
+        <w:rPr>
+          <w:rFonts w:ascii="Arial" w:hAnsi="Arial" w:cs="Arial"/>
+          <w:sz w:val="28"/>
+          <w:szCs w:val="28"/>
+        </w:rPr>
+      </w:pPr>
+      <w:r>
+        <w:rPr>
+          <w:rFonts w:ascii="Arial" w:hAnsi="Arial" w:cs="Arial"/>
+          <w:sz w:val="28"/>
+          <w:szCs w:val="28"/>
+        </w:rPr>
+        <w:t>Kiểm tra danh mục được chọn có hợp lệ và còn hoạt động</w:t>
+      </w:r>
+    </w:p>
+    <w:p>
+      <w:pPr>
+        <w:pStyle w:val="ListParagraph"/>
+        <w:numPr>
+          <w:ilvl w:val="0"/>
+          <w:numId w:val="15"/>
+        </w:numPr>
+        <w:rPr>
+          <w:rFonts w:ascii="Arial" w:hAnsi="Arial" w:cs="Arial"/>
+          <w:sz w:val="28"/>
+          <w:szCs w:val="28"/>
+        </w:rPr>
+      </w:pPr>
+      <w:r>
+        <w:rPr>
+          <w:rFonts w:ascii="Arial" w:hAnsi="Arial" w:cs="Arial"/>
+          <w:sz w:val="28"/>
+          <w:szCs w:val="28"/>
+        </w:rPr>
+        <w:t>Kiểm tra loại danh mục</w:t>
+      </w:r>
+    </w:p>
+    <w:p>
+      <w:pPr>
+        <w:pStyle w:val="ListParagraph"/>
+        <w:numPr>
+          <w:ilvl w:val="1"/>
+          <w:numId w:val="15"/>
+        </w:numPr>
+        <w:rPr>
+          <w:rFonts w:ascii="Arial" w:hAnsi="Arial" w:cs="Arial"/>
+          <w:sz w:val="28"/>
+          <w:szCs w:val="28"/>
+        </w:rPr>
+      </w:pPr>
+      <w:r>
+        <w:rPr>
+          <w:rFonts w:ascii="Arial" w:hAnsi="Arial" w:cs="Arial"/>
+          <w:sz w:val="28"/>
+          <w:szCs w:val="28"/>
+        </w:rPr>
+        <w:t>Nếu danh mục được chọn là danh mục mặc định của hệ thống</w:t>
+      </w:r>
+    </w:p>
+    <w:p>
+      <w:pPr>
+        <w:pStyle w:val="ListParagraph"/>
+        <w:numPr>
+          <w:ilvl w:val="2"/>
+          <w:numId w:val="15"/>
+        </w:numPr>
+        <w:rPr>
+          <w:rFonts w:ascii="Arial" w:hAnsi="Arial" w:cs="Arial"/>
+          <w:sz w:val="28"/>
+          <w:szCs w:val="28"/>
+        </w:rPr>
+      </w:pPr>
+      <w:r>
+        <w:rPr>
+          <w:rFonts w:ascii="Arial" w:hAnsi="Arial" w:cs="Arial"/>
+          <w:sz w:val="28"/>
+          <w:szCs w:val="28"/>
+        </w:rPr>
+        <w:t>Thông báo không thể cập nhật danh mục gốc</w:t>
+      </w:r>
+    </w:p>
+    <w:p>
+      <w:pPr>
+        <w:pStyle w:val="ListParagraph"/>
+        <w:numPr>
+          <w:ilvl w:val="0"/>
+          <w:numId w:val="15"/>
+        </w:numPr>
+        <w:rPr>
+          <w:rFonts w:ascii="Arial" w:hAnsi="Arial" w:cs="Arial"/>
+          <w:sz w:val="28"/>
+          <w:szCs w:val="28"/>
+        </w:rPr>
+      </w:pPr>
+      <w:r>
+        <w:rPr>
+          <w:rFonts w:ascii="Arial" w:hAnsi="Arial" w:cs="Arial"/>
+          <w:sz w:val="28"/>
+          <w:szCs w:val="28"/>
+        </w:rPr>
+        <w:t>Người dùng nhập và chọn dữ liệu cần cập nhật</w:t>
+      </w:r>
+    </w:p>
+    <w:p>
+      <w:pPr>
+        <w:pStyle w:val="ListParagraph"/>
+        <w:numPr>
+          <w:ilvl w:val="1"/>
+          <w:numId w:val="15"/>
+        </w:numPr>
+        <w:rPr>
+          <w:rFonts w:ascii="Arial" w:hAnsi="Arial" w:cs="Arial"/>
+          <w:sz w:val="28"/>
+          <w:szCs w:val="28"/>
+        </w:rPr>
+      </w:pPr>
+      <w:r>
+        <w:rPr>
+          <w:rFonts w:ascii="Arial" w:hAnsi="Arial" w:cs="Arial"/>
+          <w:sz w:val="28"/>
+          <w:szCs w:val="28"/>
+        </w:rPr>
+        <w:t>Tên danh mục</w:t>
+      </w:r>
+    </w:p>
+    <w:p>
+      <w:pPr>
+        <w:pStyle w:val="ListParagraph"/>
+        <w:numPr>
+          <w:ilvl w:val="0"/>
+          <w:numId w:val="15"/>
+        </w:numPr>
+        <w:rPr>
+          <w:rFonts w:ascii="Arial" w:hAnsi="Arial" w:cs="Arial"/>
+          <w:sz w:val="28"/>
+          <w:szCs w:val="28"/>
+        </w:rPr>
+      </w:pPr>
+      <w:r>
+        <w:rPr>
+          <w:rFonts w:ascii="Arial" w:hAnsi="Arial" w:cs="Arial"/>
+          <w:sz w:val="28"/>
+          <w:szCs w:val="28"/>
+        </w:rPr>
+        <w:t>Xác thực dữ liệu đầu vào</w:t>
+      </w:r>
+    </w:p>
+    <w:p>
+      <w:pPr>
+        <w:pStyle w:val="ListParagraph"/>
+        <w:numPr>
+          <w:ilvl w:val="1"/>
+          <w:numId w:val="15"/>
+        </w:numPr>
+        <w:rPr>
+          <w:rFonts w:ascii="Arial" w:hAnsi="Arial" w:cs="Arial"/>
+          <w:sz w:val="28"/>
+          <w:szCs w:val="28"/>
+        </w:rPr>
+      </w:pPr>
+      <w:r>
+        <w:rPr>
+          <w:rFonts w:ascii="Arial" w:hAnsi="Arial" w:cs="Arial"/>
+          <w:sz w:val="28"/>
+          <w:szCs w:val="28"/>
+        </w:rPr>
+        <w:t>Kiểm tra Tên danh mục thu nhập</w:t>
+      </w:r>
+    </w:p>
+    <w:p>
+      <w:pPr>
+        <w:pStyle w:val="ListParagraph"/>
+        <w:numPr>
+          <w:ilvl w:val="2"/>
+          <w:numId w:val="15"/>
+        </w:numPr>
+        <w:rPr>
+          <w:rFonts w:ascii="Arial" w:hAnsi="Arial" w:cs="Arial"/>
+          <w:sz w:val="28"/>
+          <w:szCs w:val="28"/>
+        </w:rPr>
+      </w:pPr>
+      <w:r>
+        <w:rPr>
+          <w:rFonts w:ascii="Arial" w:hAnsi="Arial" w:cs="Arial"/>
+          <w:sz w:val="28"/>
+          <w:szCs w:val="28"/>
+        </w:rPr>
+        <w:t>Số lượng ký tự không được vượt quá 25</w:t>
+      </w:r>
+    </w:p>
+    <w:p>
+      <w:pPr>
+        <w:pStyle w:val="ListParagraph"/>
+        <w:numPr>
+          <w:ilvl w:val="2"/>
+          <w:numId w:val="15"/>
+        </w:numPr>
+        <w:rPr>
+          <w:rFonts w:ascii="Arial" w:hAnsi="Arial" w:cs="Arial"/>
+          <w:sz w:val="28"/>
+          <w:szCs w:val="28"/>
+        </w:rPr>
+      </w:pPr>
+      <w:r>
+        <w:rPr>
+          <w:rFonts w:ascii="Arial" w:hAnsi="Arial" w:cs="Arial"/>
+          <w:sz w:val="28"/>
+          <w:szCs w:val="28"/>
+        </w:rPr>
+        <w:t>Kiểm tra trùng tên danh mục</w:t>
+      </w:r>
+    </w:p>
+    <w:p>
+      <w:pPr>
+        <w:pStyle w:val="ListParagraph"/>
+        <w:numPr>
+          <w:ilvl w:val="0"/>
+          <w:numId w:val="15"/>
+        </w:numPr>
+        <w:rPr>
+          <w:rFonts w:ascii="Arial" w:hAnsi="Arial" w:cs="Arial"/>
+          <w:sz w:val="28"/>
+          <w:szCs w:val="28"/>
+        </w:rPr>
+      </w:pPr>
+      <w:r>
+        <w:rPr>
+          <w:rFonts w:ascii="Arial" w:hAnsi="Arial" w:cs="Arial"/>
+          <w:sz w:val="28"/>
+          <w:szCs w:val="28"/>
+        </w:rPr>
+        <w:t>Cập nhật Danh mục thu nhập</w:t>
+      </w:r>
+    </w:p>
+    <w:p>
+      <w:pPr>
+        <w:pStyle w:val="ListParagraph"/>
+        <w:numPr>
+          <w:ilvl w:val="1"/>
+          <w:numId w:val="15"/>
+        </w:numPr>
+        <w:rPr>
+          <w:rFonts w:ascii="Arial" w:hAnsi="Arial" w:cs="Arial"/>
+          <w:sz w:val="28"/>
+          <w:szCs w:val="28"/>
+        </w:rPr>
+      </w:pPr>
+      <w:r>
+        <w:rPr>
+          <w:rFonts w:ascii="Arial" w:hAnsi="Arial" w:cs="Arial"/>
+          <w:sz w:val="28"/>
+          <w:szCs w:val="28"/>
+        </w:rPr>
+        <w:t>Cập nhật tên danh mục</w:t>
+      </w:r>
+    </w:p>
+    <w:p>
+      <w:pPr>
+        <w:pStyle w:val="ListParagraph"/>
+        <w:numPr>
+          <w:ilvl w:val="2"/>
+          <w:numId w:val="15"/>
+        </w:numPr>
+        <w:rPr>
+          <w:rFonts w:ascii="Arial" w:hAnsi="Arial" w:cs="Arial"/>
+          <w:sz w:val="28"/>
+          <w:szCs w:val="28"/>
+        </w:rPr>
+      </w:pPr>
+      <w:r>
+        <w:rPr>
+          <w:rFonts w:ascii="Arial" w:hAnsi="Arial" w:cs="Arial"/>
+          <w:sz w:val="28"/>
+          <w:szCs w:val="28"/>
+        </w:rPr>
+        <w:t>Nếu tên danh mục được xóa và không có tên mới</w:t>
+      </w:r>
+    </w:p>
+    <w:p>
+      <w:pPr>
+        <w:pStyle w:val="ListParagraph"/>
+        <w:numPr>
+          <w:ilvl w:val="3"/>
+          <w:numId w:val="15"/>
+        </w:numPr>
+        <w:rPr>
+          <w:rFonts w:ascii="Arial" w:hAnsi="Arial" w:cs="Arial"/>
+          <w:sz w:val="28"/>
+          <w:szCs w:val="28"/>
+        </w:rPr>
+      </w:pPr>
+      <w:r>
+        <w:rPr>
+          <w:rFonts w:ascii="Arial" w:hAnsi="Arial" w:cs="Arial"/>
+          <w:sz w:val="28"/>
+          <w:szCs w:val="28"/>
+        </w:rPr>
+        <w:t>Khởi tạo tên danh mục mới theo mẫu</w:t>
+      </w:r>
+    </w:p>
+    <w:p>
+      <w:pPr>
+        <w:pStyle w:val="ListParagraph"/>
+        <w:numPr>
+          <w:ilvl w:val="2"/>
+          <w:numId w:val="15"/>
+        </w:numPr>
+        <w:rPr>
+          <w:rFonts w:ascii="Arial" w:hAnsi="Arial" w:cs="Arial"/>
+          <w:sz w:val="28"/>
+          <w:szCs w:val="28"/>
+        </w:rPr>
+      </w:pPr>
+      <w:r>
+        <w:rPr>
+          <w:rFonts w:ascii="Arial" w:hAnsi="Arial" w:cs="Arial"/>
+          <w:sz w:val="28"/>
+          <w:szCs w:val="28"/>
+        </w:rPr>
+        <w:t>Lưu tên danh mục vào hệ thống</w:t>
+      </w:r>
+    </w:p>
+    <w:p>
+      <w:pPr>
+        <w:pStyle w:val="ListParagraph"/>
+        <w:numPr>
+          <w:ilvl w:val="0"/>
+          <w:numId w:val="15"/>
+        </w:numPr>
+        <w:rPr>
+          <w:rFonts w:ascii="Arial" w:hAnsi="Arial" w:cs="Arial"/>
+          <w:sz w:val="28"/>
+          <w:szCs w:val="28"/>
+        </w:rPr>
+      </w:pPr>
+      <w:r>
+        <w:rPr>
+          <w:rFonts w:ascii="Arial" w:hAnsi="Arial" w:cs="Arial"/>
+          <w:sz w:val="28"/>
+          <w:szCs w:val="28"/>
+        </w:rPr>
+        <w:t>Cập nhật danh mục trong khoản thu nhập</w:t>
+      </w:r>
+    </w:p>
+    <w:p>
+      <w:pPr>
+        <w:pStyle w:val="ListParagraph"/>
+        <w:numPr>
+          <w:ilvl w:val="0"/>
+          <w:numId w:val="15"/>
+        </w:numPr>
+        <w:rPr>
+          <w:rFonts w:ascii="Arial" w:hAnsi="Arial" w:cs="Arial"/>
+          <w:sz w:val="28"/>
+          <w:szCs w:val="28"/>
+        </w:rPr>
+      </w:pPr>
+      <w:r>
+        <w:rPr>
+          <w:rFonts w:ascii="Arial" w:hAnsi="Arial" w:cs="Arial"/>
+          <w:sz w:val="28"/>
+          <w:szCs w:val="28"/>
+        </w:rPr>
+        <w:lastRenderedPageBreak/>
+        <w:t>Dữ liệu hiển thị trong lịch sử được cập nhật tương ứng</w:t>
+      </w:r>
+    </w:p>
+    <w:p>
+      <w:pPr>
+        <w:pStyle w:val="ListParagraph"/>
+        <w:numPr>
+          <w:ilvl w:val="0"/>
+          <w:numId w:val="15"/>
+        </w:numPr>
+        <w:rPr>
+          <w:rFonts w:ascii="Arial" w:hAnsi="Arial" w:cs="Arial"/>
+          <w:sz w:val="28"/>
+          <w:szCs w:val="28"/>
+        </w:rPr>
+      </w:pPr>
+      <w:r>
+        <w:rPr>
+          <w:rFonts w:ascii="Arial" w:hAnsi="Arial" w:cs="Arial"/>
+          <w:sz w:val="28"/>
+          <w:szCs w:val="28"/>
+        </w:rPr>
+        <w:t>Cập nhật danh mục trong hệ thống và báo cáo</w:t>
+      </w:r>
+    </w:p>
+    <w:p>
+      <w:pPr>
+        <w:pStyle w:val="ListParagraph"/>
+        <w:numPr>
+          <w:ilvl w:val="0"/>
+          <w:numId w:val="15"/>
+        </w:numPr>
+        <w:rPr>
+          <w:rFonts w:ascii="Arial" w:hAnsi="Arial" w:cs="Arial"/>
+          <w:sz w:val="28"/>
+          <w:szCs w:val="28"/>
+        </w:rPr>
+      </w:pPr>
+      <w:r>
+        <w:rPr>
+          <w:rFonts w:ascii="Arial" w:hAnsi="Arial" w:cs="Arial"/>
+          <w:sz w:val="28"/>
+          <w:szCs w:val="28"/>
+        </w:rPr>
+        <w:t>Thông báo cập nhật danh mục thành công</w:t>
+      </w:r>
+    </w:p>
+    <w:p>
+      <w:pPr>
+        <w:rPr>
+          <w:rFonts w:ascii="Arial" w:hAnsi="Arial" w:cs="Arial"/>
+          <w:sz w:val="28"/>
+          <w:szCs w:val="28"/>
+        </w:rPr>
+      </w:pPr>
     </w:p>
     <w:p>
       <w:pPr>
@@ -16916,18 +20506,1951 @@
         <w:ind w:left="720"/>
         <w:rPr>
           <w:rFonts w:ascii="Arial" w:hAnsi="Arial" w:cs="Arial"/>
-          <w:sz w:val="28"/>
-          <w:szCs w:val="28"/>
-        </w:rPr>
-      </w:pPr>
-      <w:r>
-        <w:rPr>
-          <w:rFonts w:ascii="Arial" w:hAnsi="Arial" w:cs="Arial"/>
+          <w:b/>
+          <w:bCs/>
+          <w:sz w:val="28"/>
+          <w:szCs w:val="28"/>
+        </w:rPr>
+      </w:pPr>
+      <w:r>
+        <w:rPr>
+          <w:rFonts w:ascii="Arial" w:hAnsi="Arial" w:cs="Arial"/>
+          <w:b/>
+          <w:bCs/>
           <w:sz w:val="28"/>
           <w:szCs w:val="28"/>
         </w:rPr>
         <w:t>BP-SM-</w:t>
       </w:r>
+      <w:r>
+        <w:rPr>
+          <w:rFonts w:ascii="Arial" w:hAnsi="Arial" w:cs="Arial"/>
+          <w:b/>
+          <w:bCs/>
+          <w:sz w:val="28"/>
+          <w:szCs w:val="28"/>
+        </w:rPr>
+        <w:t xml:space="preserve">1. Quy trình Tạo Nguồn Tiền </w:t>
+      </w:r>
+      <w:r>
+        <w:rPr>
+          <w:rFonts w:ascii="Arial" w:hAnsi="Arial" w:cs="Arial"/>
+          <w:b/>
+          <w:bCs/>
+          <w:sz w:val="28"/>
+          <w:szCs w:val="28"/>
+        </w:rPr>
+        <w:t>Gốc</w:t>
+      </w:r>
+    </w:p>
+    <w:p>
+      <w:pPr>
+        <w:pStyle w:val="ListParagraph"/>
+        <w:numPr>
+          <w:ilvl w:val="0"/>
+          <w:numId w:val="15"/>
+        </w:numPr>
+        <w:rPr>
+          <w:rFonts w:ascii="Arial" w:hAnsi="Arial" w:cs="Arial"/>
+          <w:sz w:val="28"/>
+          <w:szCs w:val="28"/>
+        </w:rPr>
+      </w:pPr>
+      <w:r>
+        <w:rPr>
+          <w:rFonts w:ascii="Arial" w:hAnsi="Arial" w:cs="Arial"/>
+          <w:sz w:val="28"/>
+          <w:szCs w:val="28"/>
+        </w:rPr>
+        <w:t>Người dùng nhập và chọn các dữ liệu để tạo nguồn tiền gốc</w:t>
+      </w:r>
+    </w:p>
+    <w:p>
+      <w:pPr>
+        <w:pStyle w:val="ListParagraph"/>
+        <w:numPr>
+          <w:ilvl w:val="1"/>
+          <w:numId w:val="15"/>
+        </w:numPr>
+        <w:rPr>
+          <w:rFonts w:ascii="Arial" w:hAnsi="Arial" w:cs="Arial"/>
+          <w:sz w:val="28"/>
+          <w:szCs w:val="28"/>
+        </w:rPr>
+      </w:pPr>
+      <w:r>
+        <w:rPr>
+          <w:rFonts w:ascii="Arial" w:hAnsi="Arial" w:cs="Arial"/>
+          <w:sz w:val="28"/>
+          <w:szCs w:val="28"/>
+        </w:rPr>
+        <w:t>Tên nguồn tiền gốc</w:t>
+      </w:r>
+    </w:p>
+    <w:p>
+      <w:pPr>
+        <w:pStyle w:val="ListParagraph"/>
+        <w:numPr>
+          <w:ilvl w:val="1"/>
+          <w:numId w:val="15"/>
+        </w:numPr>
+        <w:rPr>
+          <w:rFonts w:ascii="Arial" w:hAnsi="Arial" w:cs="Arial"/>
+          <w:sz w:val="28"/>
+          <w:szCs w:val="28"/>
+        </w:rPr>
+      </w:pPr>
+      <w:r>
+        <w:rPr>
+          <w:rFonts w:ascii="Arial" w:hAnsi="Arial" w:cs="Arial"/>
+          <w:sz w:val="28"/>
+          <w:szCs w:val="28"/>
+        </w:rPr>
+        <w:t>Số dư ban đầu</w:t>
+      </w:r>
+    </w:p>
+    <w:p>
+      <w:pPr>
+        <w:pStyle w:val="ListParagraph"/>
+        <w:numPr>
+          <w:ilvl w:val="1"/>
+          <w:numId w:val="15"/>
+        </w:numPr>
+        <w:rPr>
+          <w:rFonts w:ascii="Arial" w:hAnsi="Arial" w:cs="Arial"/>
+          <w:sz w:val="28"/>
+          <w:szCs w:val="28"/>
+        </w:rPr>
+      </w:pPr>
+      <w:r>
+        <w:rPr>
+          <w:rFonts w:ascii="Arial" w:hAnsi="Arial" w:cs="Arial"/>
+          <w:sz w:val="28"/>
+          <w:szCs w:val="28"/>
+        </w:rPr>
+        <w:t>Ghi chú</w:t>
+      </w:r>
+      <w:r>
+        <w:rPr>
+          <w:rFonts w:ascii="Arial" w:hAnsi="Arial" w:cs="Arial"/>
+          <w:sz w:val="28"/>
+          <w:szCs w:val="28"/>
+        </w:rPr>
+        <w:t xml:space="preserve"> nguồn tiền gốc</w:t>
+      </w:r>
+    </w:p>
+    <w:p>
+      <w:pPr>
+        <w:pStyle w:val="ListParagraph"/>
+        <w:numPr>
+          <w:ilvl w:val="0"/>
+          <w:numId w:val="15"/>
+        </w:numPr>
+        <w:rPr>
+          <w:rFonts w:ascii="Arial" w:hAnsi="Arial" w:cs="Arial"/>
+          <w:sz w:val="28"/>
+          <w:szCs w:val="28"/>
+        </w:rPr>
+      </w:pPr>
+      <w:r>
+        <w:rPr>
+          <w:rFonts w:ascii="Arial" w:hAnsi="Arial" w:cs="Arial"/>
+          <w:sz w:val="28"/>
+          <w:szCs w:val="28"/>
+        </w:rPr>
+        <w:t>Xác thực dữ l</w:t>
+      </w:r>
+      <w:r>
+        <w:rPr>
+          <w:rFonts w:ascii="Arial" w:hAnsi="Arial" w:cs="Arial"/>
+          <w:sz w:val="28"/>
+          <w:szCs w:val="28"/>
+        </w:rPr>
+        <w:t>iệu</w:t>
+      </w:r>
+      <w:r>
+        <w:rPr>
+          <w:rFonts w:ascii="Arial" w:hAnsi="Arial" w:cs="Arial"/>
+          <w:sz w:val="28"/>
+          <w:szCs w:val="28"/>
+        </w:rPr>
+        <w:t xml:space="preserve"> đầu vào cho tạo nguồn tiền gốc</w:t>
+      </w:r>
+    </w:p>
+    <w:p>
+      <w:pPr>
+        <w:pStyle w:val="ListParagraph"/>
+        <w:numPr>
+          <w:ilvl w:val="1"/>
+          <w:numId w:val="15"/>
+        </w:numPr>
+        <w:rPr>
+          <w:rFonts w:ascii="Arial" w:hAnsi="Arial" w:cs="Arial"/>
+          <w:sz w:val="28"/>
+          <w:szCs w:val="28"/>
+        </w:rPr>
+      </w:pPr>
+      <w:r>
+        <w:rPr>
+          <w:rFonts w:ascii="Arial" w:hAnsi="Arial" w:cs="Arial"/>
+          <w:sz w:val="28"/>
+          <w:szCs w:val="28"/>
+        </w:rPr>
+        <w:t>Kiểm tra tên nguồn tiền gốc</w:t>
+      </w:r>
+    </w:p>
+    <w:p>
+      <w:pPr>
+        <w:pStyle w:val="ListParagraph"/>
+        <w:numPr>
+          <w:ilvl w:val="2"/>
+          <w:numId w:val="15"/>
+        </w:numPr>
+        <w:rPr>
+          <w:rFonts w:ascii="Arial" w:hAnsi="Arial" w:cs="Arial"/>
+          <w:sz w:val="28"/>
+          <w:szCs w:val="28"/>
+        </w:rPr>
+      </w:pPr>
+      <w:r>
+        <w:rPr>
+          <w:rFonts w:ascii="Arial" w:hAnsi="Arial" w:cs="Arial"/>
+          <w:sz w:val="28"/>
+          <w:szCs w:val="28"/>
+        </w:rPr>
+        <w:t>Số lượng ký tự không vượt quá 100 ký tự</w:t>
+      </w:r>
+    </w:p>
+    <w:p>
+      <w:pPr>
+        <w:pStyle w:val="ListParagraph"/>
+        <w:numPr>
+          <w:ilvl w:val="2"/>
+          <w:numId w:val="15"/>
+        </w:numPr>
+        <w:rPr>
+          <w:rFonts w:ascii="Arial" w:hAnsi="Arial" w:cs="Arial"/>
+          <w:sz w:val="28"/>
+          <w:szCs w:val="28"/>
+        </w:rPr>
+      </w:pPr>
+      <w:r>
+        <w:rPr>
+          <w:rFonts w:ascii="Arial" w:hAnsi="Arial" w:cs="Arial"/>
+          <w:sz w:val="28"/>
+          <w:szCs w:val="28"/>
+        </w:rPr>
+        <w:t>Kiểm tra trùng với các nguồn tiền gốc khác</w:t>
+      </w:r>
+    </w:p>
+    <w:p>
+      <w:pPr>
+        <w:pStyle w:val="ListParagraph"/>
+        <w:numPr>
+          <w:ilvl w:val="2"/>
+          <w:numId w:val="15"/>
+        </w:numPr>
+        <w:rPr>
+          <w:rFonts w:ascii="Arial" w:hAnsi="Arial" w:cs="Arial"/>
+          <w:sz w:val="28"/>
+          <w:szCs w:val="28"/>
+        </w:rPr>
+      </w:pPr>
+      <w:r>
+        <w:rPr>
+          <w:rFonts w:ascii="Arial" w:hAnsi="Arial" w:cs="Arial"/>
+          <w:sz w:val="28"/>
+          <w:szCs w:val="28"/>
+        </w:rPr>
+        <w:t>Nếu không có tên nguồn tiền gốc, khởi tạo tên nguồn tiền gốc theo m</w:t>
+      </w:r>
+      <w:r>
+        <w:rPr>
+          <w:rFonts w:ascii="Arial" w:hAnsi="Arial" w:cs="Arial"/>
+          <w:sz w:val="28"/>
+          <w:szCs w:val="28"/>
+        </w:rPr>
+        <w:t>ẫu</w:t>
+      </w:r>
+    </w:p>
+    <w:p>
+      <w:pPr>
+        <w:pStyle w:val="ListParagraph"/>
+        <w:numPr>
+          <w:ilvl w:val="1"/>
+          <w:numId w:val="15"/>
+        </w:numPr>
+        <w:rPr>
+          <w:rFonts w:ascii="Arial" w:hAnsi="Arial" w:cs="Arial"/>
+          <w:sz w:val="28"/>
+          <w:szCs w:val="28"/>
+        </w:rPr>
+      </w:pPr>
+      <w:r>
+        <w:rPr>
+          <w:rFonts w:ascii="Arial" w:hAnsi="Arial" w:cs="Arial"/>
+          <w:sz w:val="28"/>
+          <w:szCs w:val="28"/>
+        </w:rPr>
+        <w:t>Kiểm tra nội dung nguồn tiền gốc</w:t>
+      </w:r>
+    </w:p>
+    <w:p>
+      <w:pPr>
+        <w:pStyle w:val="ListParagraph"/>
+        <w:numPr>
+          <w:ilvl w:val="2"/>
+          <w:numId w:val="15"/>
+        </w:numPr>
+        <w:rPr>
+          <w:rFonts w:ascii="Arial" w:hAnsi="Arial" w:cs="Arial"/>
+          <w:sz w:val="28"/>
+          <w:szCs w:val="28"/>
+        </w:rPr>
+      </w:pPr>
+      <w:r>
+        <w:rPr>
+          <w:rFonts w:ascii="Arial" w:hAnsi="Arial" w:cs="Arial"/>
+          <w:sz w:val="28"/>
+          <w:szCs w:val="28"/>
+        </w:rPr>
+        <w:t>Số lượng ký tự không vượt quá 600 ký tự</w:t>
+      </w:r>
+    </w:p>
+    <w:p>
+      <w:pPr>
+        <w:pStyle w:val="ListParagraph"/>
+        <w:numPr>
+          <w:ilvl w:val="1"/>
+          <w:numId w:val="15"/>
+        </w:numPr>
+        <w:rPr>
+          <w:rFonts w:ascii="Arial" w:hAnsi="Arial" w:cs="Arial"/>
+          <w:sz w:val="28"/>
+          <w:szCs w:val="28"/>
+        </w:rPr>
+      </w:pPr>
+      <w:r>
+        <w:rPr>
+          <w:rFonts w:ascii="Arial" w:hAnsi="Arial" w:cs="Arial"/>
+          <w:sz w:val="28"/>
+          <w:szCs w:val="28"/>
+        </w:rPr>
+        <w:t>Kiểm tra Số dư ban dầu</w:t>
+      </w:r>
+    </w:p>
+    <w:p>
+      <w:pPr>
+        <w:pStyle w:val="ListParagraph"/>
+        <w:numPr>
+          <w:ilvl w:val="2"/>
+          <w:numId w:val="15"/>
+        </w:numPr>
+        <w:rPr>
+          <w:rFonts w:ascii="Arial" w:hAnsi="Arial" w:cs="Arial"/>
+          <w:sz w:val="28"/>
+          <w:szCs w:val="28"/>
+        </w:rPr>
+      </w:pPr>
+      <w:r>
+        <w:rPr>
+          <w:rFonts w:ascii="Arial" w:hAnsi="Arial" w:cs="Arial"/>
+          <w:sz w:val="28"/>
+          <w:szCs w:val="28"/>
+        </w:rPr>
+        <w:t>Số dư ban đầu phải lớn hơn hoặc bằng 0</w:t>
+      </w:r>
+    </w:p>
+    <w:p>
+      <w:pPr>
+        <w:pStyle w:val="ListParagraph"/>
+        <w:numPr>
+          <w:ilvl w:val="0"/>
+          <w:numId w:val="15"/>
+        </w:numPr>
+        <w:rPr>
+          <w:rFonts w:ascii="Arial" w:hAnsi="Arial" w:cs="Arial"/>
+          <w:sz w:val="28"/>
+          <w:szCs w:val="28"/>
+        </w:rPr>
+      </w:pPr>
+      <w:r>
+        <w:rPr>
+          <w:rFonts w:ascii="Arial" w:hAnsi="Arial" w:cs="Arial"/>
+          <w:sz w:val="28"/>
+          <w:szCs w:val="28"/>
+        </w:rPr>
+        <w:t>Khởi tạo nguồn tiền con dựa trên nguồn tiền gốc</w:t>
+      </w:r>
+    </w:p>
+    <w:p>
+      <w:pPr>
+        <w:pStyle w:val="ListParagraph"/>
+        <w:numPr>
+          <w:ilvl w:val="1"/>
+          <w:numId w:val="15"/>
+        </w:numPr>
+        <w:rPr>
+          <w:rFonts w:ascii="Arial" w:hAnsi="Arial" w:cs="Arial"/>
+          <w:sz w:val="28"/>
+          <w:szCs w:val="28"/>
+        </w:rPr>
+      </w:pPr>
+      <w:r>
+        <w:rPr>
+          <w:rFonts w:ascii="Arial" w:hAnsi="Arial" w:cs="Arial"/>
+          <w:sz w:val="28"/>
+          <w:szCs w:val="28"/>
+        </w:rPr>
+        <w:t>Tên nguồn tiền con, dựa trên nguồn tiền gốc</w:t>
+      </w:r>
+    </w:p>
+    <w:p>
+      <w:pPr>
+        <w:pStyle w:val="ListParagraph"/>
+        <w:numPr>
+          <w:ilvl w:val="1"/>
+          <w:numId w:val="15"/>
+        </w:numPr>
+        <w:rPr>
+          <w:rFonts w:ascii="Arial" w:hAnsi="Arial" w:cs="Arial"/>
+          <w:sz w:val="28"/>
+          <w:szCs w:val="28"/>
+        </w:rPr>
+      </w:pPr>
+      <w:r>
+        <w:rPr>
+          <w:rFonts w:ascii="Arial" w:hAnsi="Arial" w:cs="Arial"/>
+          <w:sz w:val="28"/>
+          <w:szCs w:val="28"/>
+        </w:rPr>
+        <w:t>Số dư ban đầu của nguồn tiền con được lấy từ số dư nguồn tiền gốc</w:t>
+      </w:r>
+    </w:p>
+    <w:p>
+      <w:pPr>
+        <w:pStyle w:val="ListParagraph"/>
+        <w:numPr>
+          <w:ilvl w:val="0"/>
+          <w:numId w:val="15"/>
+        </w:numPr>
+        <w:rPr>
+          <w:rFonts w:ascii="Arial" w:hAnsi="Arial" w:cs="Arial"/>
+          <w:sz w:val="28"/>
+          <w:szCs w:val="28"/>
+        </w:rPr>
+      </w:pPr>
+      <w:r>
+        <w:rPr>
+          <w:rFonts w:ascii="Arial" w:hAnsi="Arial" w:cs="Arial"/>
+          <w:sz w:val="28"/>
+          <w:szCs w:val="28"/>
+        </w:rPr>
+        <w:t>Lưu nguồn tiền gốc vào hệ thống</w:t>
+      </w:r>
+    </w:p>
+    <w:p>
+      <w:pPr>
+        <w:pStyle w:val="ListParagraph"/>
+        <w:numPr>
+          <w:ilvl w:val="0"/>
+          <w:numId w:val="15"/>
+        </w:numPr>
+        <w:rPr>
+          <w:rFonts w:ascii="Arial" w:hAnsi="Arial" w:cs="Arial"/>
+          <w:sz w:val="28"/>
+          <w:szCs w:val="28"/>
+        </w:rPr>
+      </w:pPr>
+      <w:r>
+        <w:rPr>
+          <w:rFonts w:ascii="Arial" w:hAnsi="Arial" w:cs="Arial"/>
+          <w:sz w:val="28"/>
+          <w:szCs w:val="28"/>
+        </w:rPr>
+        <w:t>Liên kết nguồn tiền con với nguồn tiền gốc</w:t>
+      </w:r>
+    </w:p>
+    <w:p>
+      <w:pPr>
+        <w:pStyle w:val="ListParagraph"/>
+        <w:numPr>
+          <w:ilvl w:val="0"/>
+          <w:numId w:val="15"/>
+        </w:numPr>
+        <w:rPr>
+          <w:rFonts w:ascii="Arial" w:hAnsi="Arial" w:cs="Arial"/>
+          <w:sz w:val="28"/>
+          <w:szCs w:val="28"/>
+        </w:rPr>
+      </w:pPr>
+      <w:r>
+        <w:rPr>
+          <w:rFonts w:ascii="Arial" w:hAnsi="Arial" w:cs="Arial"/>
+          <w:sz w:val="28"/>
+          <w:szCs w:val="28"/>
+        </w:rPr>
+        <w:t xml:space="preserve">Lưu nguồn tiền con vào </w:t>
+      </w:r>
+      <w:r>
+        <w:rPr>
+          <w:rFonts w:ascii="Arial" w:hAnsi="Arial" w:cs="Arial"/>
+          <w:sz w:val="28"/>
+          <w:szCs w:val="28"/>
+        </w:rPr>
+        <w:t>nguồn tiền gốc</w:t>
+      </w:r>
+    </w:p>
+    <w:p>
+      <w:pPr>
+        <w:pStyle w:val="ListParagraph"/>
+        <w:numPr>
+          <w:ilvl w:val="0"/>
+          <w:numId w:val="15"/>
+        </w:numPr>
+        <w:rPr>
+          <w:rFonts w:ascii="Arial" w:hAnsi="Arial" w:cs="Arial"/>
+          <w:sz w:val="28"/>
+          <w:szCs w:val="28"/>
+        </w:rPr>
+      </w:pPr>
+      <w:r>
+        <w:rPr>
+          <w:rFonts w:ascii="Arial" w:hAnsi="Arial" w:cs="Arial"/>
+          <w:sz w:val="28"/>
+          <w:szCs w:val="28"/>
+        </w:rPr>
+        <w:t>Khởi tạo trạng thái hoạt động mặc định cho nguồn tiền</w:t>
+      </w:r>
+    </w:p>
+    <w:p>
+      <w:pPr>
+        <w:pStyle w:val="ListParagraph"/>
+        <w:numPr>
+          <w:ilvl w:val="0"/>
+          <w:numId w:val="15"/>
+        </w:numPr>
+        <w:rPr>
+          <w:rFonts w:ascii="Arial" w:hAnsi="Arial" w:cs="Arial"/>
+          <w:sz w:val="28"/>
+          <w:szCs w:val="28"/>
+        </w:rPr>
+      </w:pPr>
+      <w:r>
+        <w:rPr>
+          <w:rFonts w:ascii="Arial" w:hAnsi="Arial" w:cs="Arial"/>
+          <w:sz w:val="28"/>
+          <w:szCs w:val="28"/>
+        </w:rPr>
+        <w:t>Cập nhật số dư tổng hợp của nguồn tiền gốc</w:t>
+      </w:r>
+    </w:p>
+    <w:p>
+      <w:pPr>
+        <w:pStyle w:val="ListParagraph"/>
+        <w:numPr>
+          <w:ilvl w:val="0"/>
+          <w:numId w:val="15"/>
+        </w:numPr>
+        <w:rPr>
+          <w:rFonts w:ascii="Arial" w:hAnsi="Arial" w:cs="Arial"/>
+          <w:sz w:val="28"/>
+          <w:szCs w:val="28"/>
+        </w:rPr>
+      </w:pPr>
+      <w:r>
+        <w:rPr>
+          <w:rFonts w:ascii="Arial" w:hAnsi="Arial" w:cs="Arial"/>
+          <w:sz w:val="28"/>
+          <w:szCs w:val="28"/>
+        </w:rPr>
+        <w:t>Khởi tạo dữ liệu thống kê ban đầu</w:t>
+      </w:r>
+    </w:p>
+    <w:p>
+      <w:pPr>
+        <w:pStyle w:val="ListParagraph"/>
+        <w:numPr>
+          <w:ilvl w:val="0"/>
+          <w:numId w:val="15"/>
+        </w:numPr>
+        <w:rPr>
+          <w:rFonts w:ascii="Arial" w:hAnsi="Arial" w:cs="Arial"/>
+          <w:sz w:val="28"/>
+          <w:szCs w:val="28"/>
+        </w:rPr>
+      </w:pPr>
+      <w:r>
+        <w:rPr>
+          <w:rFonts w:ascii="Arial" w:hAnsi="Arial" w:cs="Arial"/>
+          <w:sz w:val="28"/>
+          <w:szCs w:val="28"/>
+        </w:rPr>
+        <w:t>Lưu lịch sử tạo nguồn tiền</w:t>
+      </w:r>
+    </w:p>
+    <w:p>
+      <w:pPr>
+        <w:pStyle w:val="ListParagraph"/>
+        <w:numPr>
+          <w:ilvl w:val="0"/>
+          <w:numId w:val="15"/>
+        </w:numPr>
+        <w:rPr>
+          <w:rFonts w:ascii="Arial" w:hAnsi="Arial" w:cs="Arial"/>
+          <w:sz w:val="28"/>
+          <w:szCs w:val="28"/>
+        </w:rPr>
+      </w:pPr>
+      <w:r>
+        <w:rPr>
+          <w:rFonts w:ascii="Arial" w:hAnsi="Arial" w:cs="Arial"/>
+          <w:sz w:val="28"/>
+          <w:szCs w:val="28"/>
+        </w:rPr>
+        <w:t>Thông báo tạo nguồn tiền thành công</w:t>
+      </w:r>
+    </w:p>
+    <w:p>
+      <w:pPr>
+        <w:rPr>
+          <w:rFonts w:ascii="Arial" w:hAnsi="Arial" w:cs="Arial"/>
+          <w:sz w:val="28"/>
+          <w:szCs w:val="28"/>
+        </w:rPr>
+      </w:pPr>
+    </w:p>
+    <w:p>
+      <w:pPr>
+        <w:ind w:firstLine="720"/>
+        <w:rPr>
+          <w:rFonts w:ascii="Arial" w:hAnsi="Arial" w:cs="Arial"/>
+          <w:b/>
+          <w:bCs/>
+          <w:sz w:val="28"/>
+          <w:szCs w:val="28"/>
+        </w:rPr>
+      </w:pPr>
+      <w:r>
+        <w:rPr>
+          <w:rFonts w:ascii="Arial" w:hAnsi="Arial" w:cs="Arial"/>
+          <w:b/>
+          <w:bCs/>
+          <w:sz w:val="28"/>
+          <w:szCs w:val="28"/>
+        </w:rPr>
+        <w:t>BP-SM-2. Quy trình Tạo Nguồn Tiền Con</w:t>
+      </w:r>
+      <w:r>
+        <w:rPr>
+          <w:rFonts w:ascii="Arial" w:hAnsi="Arial" w:cs="Arial"/>
+          <w:b/>
+          <w:bCs/>
+          <w:sz w:val="28"/>
+          <w:szCs w:val="28"/>
+        </w:rPr>
+        <w:t xml:space="preserve"> (V1)</w:t>
+      </w:r>
+    </w:p>
+    <w:p>
+      <w:pPr>
+        <w:pStyle w:val="ListParagraph"/>
+        <w:numPr>
+          <w:ilvl w:val="0"/>
+          <w:numId w:val="15"/>
+        </w:numPr>
+        <w:rPr>
+          <w:rFonts w:ascii="Arial" w:hAnsi="Arial" w:cs="Arial"/>
+          <w:sz w:val="28"/>
+          <w:szCs w:val="28"/>
+        </w:rPr>
+      </w:pPr>
+      <w:r>
+        <w:rPr>
+          <w:rFonts w:ascii="Arial" w:hAnsi="Arial" w:cs="Arial"/>
+          <w:sz w:val="28"/>
+          <w:szCs w:val="28"/>
+        </w:rPr>
+        <w:t>Người dùng chọn nguồn tiền gốc muốn tạo nguồn tiền con</w:t>
+      </w:r>
+    </w:p>
+    <w:p>
+      <w:pPr>
+        <w:pStyle w:val="ListParagraph"/>
+        <w:numPr>
+          <w:ilvl w:val="0"/>
+          <w:numId w:val="15"/>
+        </w:numPr>
+        <w:rPr>
+          <w:rFonts w:ascii="Arial" w:hAnsi="Arial" w:cs="Arial"/>
+          <w:sz w:val="28"/>
+          <w:szCs w:val="28"/>
+        </w:rPr>
+      </w:pPr>
+      <w:r>
+        <w:rPr>
+          <w:rFonts w:ascii="Arial" w:hAnsi="Arial" w:cs="Arial"/>
+          <w:sz w:val="28"/>
+          <w:szCs w:val="28"/>
+        </w:rPr>
+        <w:t>Người dùng nhập và chọn các dữ liệu cần thiết để tạo nguồn tiền con</w:t>
+      </w:r>
+    </w:p>
+    <w:p>
+      <w:pPr>
+        <w:pStyle w:val="ListParagraph"/>
+        <w:numPr>
+          <w:ilvl w:val="1"/>
+          <w:numId w:val="15"/>
+        </w:numPr>
+        <w:rPr>
+          <w:rFonts w:ascii="Arial" w:hAnsi="Arial" w:cs="Arial"/>
+          <w:sz w:val="28"/>
+          <w:szCs w:val="28"/>
+        </w:rPr>
+      </w:pPr>
+      <w:r>
+        <w:rPr>
+          <w:rFonts w:ascii="Arial" w:hAnsi="Arial" w:cs="Arial"/>
+          <w:sz w:val="28"/>
+          <w:szCs w:val="28"/>
+        </w:rPr>
+        <w:t>Tên nguồn tiền con</w:t>
+      </w:r>
+    </w:p>
+    <w:p>
+      <w:pPr>
+        <w:pStyle w:val="ListParagraph"/>
+        <w:numPr>
+          <w:ilvl w:val="1"/>
+          <w:numId w:val="15"/>
+        </w:numPr>
+        <w:rPr>
+          <w:rFonts w:ascii="Arial" w:hAnsi="Arial" w:cs="Arial"/>
+          <w:sz w:val="28"/>
+          <w:szCs w:val="28"/>
+        </w:rPr>
+      </w:pPr>
+      <w:r>
+        <w:rPr>
+          <w:rFonts w:ascii="Arial" w:hAnsi="Arial" w:cs="Arial"/>
+          <w:sz w:val="28"/>
+          <w:szCs w:val="28"/>
+        </w:rPr>
+        <w:t>Quy tắc số dư</w:t>
+      </w:r>
+    </w:p>
+    <w:p>
+      <w:pPr>
+        <w:pStyle w:val="ListParagraph"/>
+        <w:numPr>
+          <w:ilvl w:val="1"/>
+          <w:numId w:val="15"/>
+        </w:numPr>
+        <w:rPr>
+          <w:rFonts w:ascii="Arial" w:hAnsi="Arial" w:cs="Arial"/>
+          <w:sz w:val="28"/>
+          <w:szCs w:val="28"/>
+        </w:rPr>
+      </w:pPr>
+      <w:r>
+        <w:rPr>
+          <w:rFonts w:ascii="Arial" w:hAnsi="Arial" w:cs="Arial"/>
+          <w:sz w:val="28"/>
+          <w:szCs w:val="28"/>
+        </w:rPr>
+        <w:t>Số dư ban đầu</w:t>
+      </w:r>
+    </w:p>
+    <w:p>
+      <w:pPr>
+        <w:pStyle w:val="ListParagraph"/>
+        <w:numPr>
+          <w:ilvl w:val="1"/>
+          <w:numId w:val="15"/>
+        </w:numPr>
+        <w:rPr>
+          <w:rFonts w:ascii="Arial" w:hAnsi="Arial" w:cs="Arial"/>
+          <w:sz w:val="28"/>
+          <w:szCs w:val="28"/>
+        </w:rPr>
+      </w:pPr>
+      <w:r>
+        <w:rPr>
+          <w:rFonts w:ascii="Arial" w:hAnsi="Arial" w:cs="Arial"/>
+          <w:sz w:val="28"/>
+          <w:szCs w:val="28"/>
+        </w:rPr>
+        <w:t xml:space="preserve">Ghi chú </w:t>
+      </w:r>
+    </w:p>
+    <w:p>
+      <w:pPr>
+        <w:pStyle w:val="ListParagraph"/>
+        <w:numPr>
+          <w:ilvl w:val="0"/>
+          <w:numId w:val="15"/>
+        </w:numPr>
+        <w:rPr>
+          <w:rFonts w:ascii="Arial" w:hAnsi="Arial" w:cs="Arial"/>
+          <w:sz w:val="28"/>
+          <w:szCs w:val="28"/>
+        </w:rPr>
+      </w:pPr>
+      <w:r>
+        <w:rPr>
+          <w:rFonts w:ascii="Arial" w:hAnsi="Arial" w:cs="Arial"/>
+          <w:sz w:val="28"/>
+          <w:szCs w:val="28"/>
+        </w:rPr>
+        <w:t>Xác thực dữ liệu đầu vào cho tạo nguồn tiền con</w:t>
+      </w:r>
+    </w:p>
+    <w:p>
+      <w:pPr>
+        <w:pStyle w:val="ListParagraph"/>
+        <w:numPr>
+          <w:ilvl w:val="1"/>
+          <w:numId w:val="15"/>
+        </w:numPr>
+        <w:rPr>
+          <w:rFonts w:ascii="Arial" w:hAnsi="Arial" w:cs="Arial"/>
+          <w:sz w:val="28"/>
+          <w:szCs w:val="28"/>
+        </w:rPr>
+      </w:pPr>
+      <w:r>
+        <w:rPr>
+          <w:rFonts w:ascii="Arial" w:hAnsi="Arial" w:cs="Arial"/>
+          <w:sz w:val="28"/>
+          <w:szCs w:val="28"/>
+        </w:rPr>
+        <w:t>Kiểm tra Tên Nguồn Tiền Con</w:t>
+      </w:r>
+    </w:p>
+    <w:p>
+      <w:pPr>
+        <w:pStyle w:val="ListParagraph"/>
+        <w:numPr>
+          <w:ilvl w:val="2"/>
+          <w:numId w:val="15"/>
+        </w:numPr>
+        <w:rPr>
+          <w:rFonts w:ascii="Arial" w:hAnsi="Arial" w:cs="Arial"/>
+          <w:sz w:val="28"/>
+          <w:szCs w:val="28"/>
+        </w:rPr>
+      </w:pPr>
+      <w:r>
+        <w:rPr>
+          <w:rFonts w:ascii="Arial" w:hAnsi="Arial" w:cs="Arial"/>
+          <w:sz w:val="28"/>
+          <w:szCs w:val="28"/>
+        </w:rPr>
+        <w:t>Số lượng ký tự không được vượt quá 100 ký t</w:t>
+      </w:r>
+      <w:r>
+        <w:rPr>
+          <w:rFonts w:ascii="Arial" w:hAnsi="Arial" w:cs="Arial"/>
+          <w:sz w:val="28"/>
+          <w:szCs w:val="28"/>
+        </w:rPr>
+        <w:t>ự</w:t>
+      </w:r>
+    </w:p>
+    <w:p>
+      <w:pPr>
+        <w:pStyle w:val="ListParagraph"/>
+        <w:numPr>
+          <w:ilvl w:val="2"/>
+          <w:numId w:val="15"/>
+        </w:numPr>
+        <w:rPr>
+          <w:rFonts w:ascii="Arial" w:hAnsi="Arial" w:cs="Arial"/>
+          <w:sz w:val="28"/>
+          <w:szCs w:val="28"/>
+        </w:rPr>
+      </w:pPr>
+      <w:r>
+        <w:rPr>
+          <w:rFonts w:ascii="Arial" w:hAnsi="Arial" w:cs="Arial"/>
+          <w:sz w:val="28"/>
+          <w:szCs w:val="28"/>
+        </w:rPr>
+        <w:t>Tên nguồn tiền con không trùng với các nguồn tiền con khác trong cùng một nguồn tiền gốc</w:t>
+      </w:r>
+    </w:p>
+    <w:p>
+      <w:pPr>
+        <w:pStyle w:val="ListParagraph"/>
+        <w:numPr>
+          <w:ilvl w:val="2"/>
+          <w:numId w:val="15"/>
+        </w:numPr>
+        <w:rPr>
+          <w:rFonts w:ascii="Arial" w:hAnsi="Arial" w:cs="Arial"/>
+          <w:sz w:val="28"/>
+          <w:szCs w:val="28"/>
+        </w:rPr>
+      </w:pPr>
+      <w:r>
+        <w:rPr>
+          <w:rFonts w:ascii="Arial" w:hAnsi="Arial" w:cs="Arial"/>
+          <w:sz w:val="28"/>
+          <w:szCs w:val="28"/>
+        </w:rPr>
+        <w:t>Nếu không có tên nguồn tiền con, khởi tạo tên theo mẫu</w:t>
+      </w:r>
+    </w:p>
+    <w:p>
+      <w:pPr>
+        <w:pStyle w:val="ListParagraph"/>
+        <w:numPr>
+          <w:ilvl w:val="1"/>
+          <w:numId w:val="15"/>
+        </w:numPr>
+        <w:rPr>
+          <w:rFonts w:ascii="Arial" w:hAnsi="Arial" w:cs="Arial"/>
+          <w:sz w:val="28"/>
+          <w:szCs w:val="28"/>
+        </w:rPr>
+      </w:pPr>
+      <w:r>
+        <w:rPr>
+          <w:rFonts w:ascii="Arial" w:hAnsi="Arial" w:cs="Arial"/>
+          <w:sz w:val="28"/>
+          <w:szCs w:val="28"/>
+        </w:rPr>
+        <w:t xml:space="preserve">Kiểm tra </w:t>
+      </w:r>
+      <w:r>
+        <w:rPr>
+          <w:rFonts w:ascii="Arial" w:hAnsi="Arial" w:cs="Arial"/>
+          <w:sz w:val="28"/>
+          <w:szCs w:val="28"/>
+        </w:rPr>
+        <w:t>Quy tắc số dư</w:t>
+      </w:r>
+    </w:p>
+    <w:p>
+      <w:pPr>
+        <w:pStyle w:val="ListParagraph"/>
+        <w:numPr>
+          <w:ilvl w:val="2"/>
+          <w:numId w:val="15"/>
+        </w:numPr>
+        <w:rPr>
+          <w:rFonts w:ascii="Arial" w:hAnsi="Arial" w:cs="Arial"/>
+          <w:sz w:val="28"/>
+          <w:szCs w:val="28"/>
+        </w:rPr>
+      </w:pPr>
+      <w:r>
+        <w:rPr>
+          <w:rFonts w:ascii="Arial" w:hAnsi="Arial" w:cs="Arial"/>
+          <w:sz w:val="28"/>
+          <w:szCs w:val="28"/>
+        </w:rPr>
+        <w:t>Không cho phép thấu chi</w:t>
+      </w:r>
+    </w:p>
+    <w:p>
+      <w:pPr>
+        <w:pStyle w:val="ListParagraph"/>
+        <w:numPr>
+          <w:ilvl w:val="2"/>
+          <w:numId w:val="15"/>
+        </w:numPr>
+        <w:rPr>
+          <w:rFonts w:ascii="Arial" w:hAnsi="Arial" w:cs="Arial"/>
+          <w:sz w:val="28"/>
+          <w:szCs w:val="28"/>
+        </w:rPr>
+      </w:pPr>
+      <w:r>
+        <w:rPr>
+          <w:rFonts w:ascii="Arial" w:hAnsi="Arial" w:cs="Arial"/>
+          <w:sz w:val="28"/>
+          <w:szCs w:val="28"/>
+        </w:rPr>
+        <w:t>Cho phép thấu chi</w:t>
+      </w:r>
+    </w:p>
+    <w:p>
+      <w:pPr>
+        <w:pStyle w:val="ListParagraph"/>
+        <w:numPr>
+          <w:ilvl w:val="1"/>
+          <w:numId w:val="15"/>
+        </w:numPr>
+        <w:rPr>
+          <w:rFonts w:ascii="Arial" w:hAnsi="Arial" w:cs="Arial"/>
+          <w:sz w:val="28"/>
+          <w:szCs w:val="28"/>
+        </w:rPr>
+      </w:pPr>
+      <w:r>
+        <w:rPr>
+          <w:rFonts w:ascii="Arial" w:hAnsi="Arial" w:cs="Arial"/>
+          <w:sz w:val="28"/>
+          <w:szCs w:val="28"/>
+        </w:rPr>
+        <w:t>Kiểm tra Số dư</w:t>
+      </w:r>
+    </w:p>
+    <w:p>
+      <w:pPr>
+        <w:pStyle w:val="ListParagraph"/>
+        <w:numPr>
+          <w:ilvl w:val="2"/>
+          <w:numId w:val="15"/>
+        </w:numPr>
+        <w:rPr>
+          <w:rFonts w:ascii="Arial" w:hAnsi="Arial" w:cs="Arial"/>
+          <w:sz w:val="28"/>
+          <w:szCs w:val="28"/>
+        </w:rPr>
+      </w:pPr>
+      <w:r>
+        <w:rPr>
+          <w:rFonts w:ascii="Arial" w:hAnsi="Arial" w:cs="Arial"/>
+          <w:sz w:val="28"/>
+          <w:szCs w:val="28"/>
+        </w:rPr>
+        <w:t>Nếu loại số dư không cho phép âm, số dư ban đầu phải lớn hơn hoặc bằng 0</w:t>
+      </w:r>
+    </w:p>
+    <w:p>
+      <w:pPr>
+        <w:pStyle w:val="ListParagraph"/>
+        <w:numPr>
+          <w:ilvl w:val="2"/>
+          <w:numId w:val="15"/>
+        </w:numPr>
+        <w:rPr>
+          <w:rFonts w:ascii="Arial" w:hAnsi="Arial" w:cs="Arial"/>
+          <w:sz w:val="28"/>
+          <w:szCs w:val="28"/>
+        </w:rPr>
+      </w:pPr>
+      <w:r>
+        <w:rPr>
+          <w:rFonts w:ascii="Arial" w:hAnsi="Arial" w:cs="Arial"/>
+          <w:sz w:val="28"/>
+          <w:szCs w:val="28"/>
+        </w:rPr>
+        <w:t>Nếu cho phép thấu chi, số dư có thể là số âm hoặc dương</w:t>
+      </w:r>
+    </w:p>
+    <w:p>
+      <w:pPr>
+        <w:pStyle w:val="ListParagraph"/>
+        <w:numPr>
+          <w:ilvl w:val="1"/>
+          <w:numId w:val="15"/>
+        </w:numPr>
+        <w:rPr>
+          <w:rFonts w:ascii="Arial" w:hAnsi="Arial" w:cs="Arial"/>
+          <w:sz w:val="28"/>
+          <w:szCs w:val="28"/>
+        </w:rPr>
+      </w:pPr>
+      <w:r>
+        <w:rPr>
+          <w:rFonts w:ascii="Arial" w:hAnsi="Arial" w:cs="Arial"/>
+          <w:sz w:val="28"/>
+          <w:szCs w:val="28"/>
+        </w:rPr>
+        <w:t xml:space="preserve">Kiểm tra </w:t>
+      </w:r>
+      <w:r>
+        <w:rPr>
+          <w:rFonts w:ascii="Arial" w:hAnsi="Arial" w:cs="Arial"/>
+          <w:sz w:val="28"/>
+          <w:szCs w:val="28"/>
+        </w:rPr>
+        <w:t>Ghi chú</w:t>
+      </w:r>
+    </w:p>
+    <w:p>
+      <w:pPr>
+        <w:pStyle w:val="ListParagraph"/>
+        <w:numPr>
+          <w:ilvl w:val="2"/>
+          <w:numId w:val="15"/>
+        </w:numPr>
+        <w:rPr>
+          <w:rFonts w:ascii="Arial" w:hAnsi="Arial" w:cs="Arial"/>
+          <w:sz w:val="28"/>
+          <w:szCs w:val="28"/>
+        </w:rPr>
+      </w:pPr>
+      <w:r>
+        <w:rPr>
+          <w:rFonts w:ascii="Arial" w:hAnsi="Arial" w:cs="Arial"/>
+          <w:sz w:val="28"/>
+          <w:szCs w:val="28"/>
+        </w:rPr>
+        <w:t>Không vượt quá 600 ký tự</w:t>
+      </w:r>
+    </w:p>
+    <w:p>
+      <w:pPr>
+        <w:pStyle w:val="ListParagraph"/>
+        <w:numPr>
+          <w:ilvl w:val="1"/>
+          <w:numId w:val="15"/>
+        </w:numPr>
+        <w:rPr>
+          <w:rFonts w:ascii="Arial" w:hAnsi="Arial" w:cs="Arial"/>
+          <w:sz w:val="28"/>
+          <w:szCs w:val="28"/>
+        </w:rPr>
+      </w:pPr>
+      <w:r>
+        <w:rPr>
+          <w:rFonts w:ascii="Arial" w:hAnsi="Arial" w:cs="Arial"/>
+          <w:sz w:val="28"/>
+          <w:szCs w:val="28"/>
+        </w:rPr>
+        <w:t>Kiểm tra Nguồn tiền gốc</w:t>
+      </w:r>
+    </w:p>
+    <w:p>
+      <w:pPr>
+        <w:pStyle w:val="ListParagraph"/>
+        <w:numPr>
+          <w:ilvl w:val="2"/>
+          <w:numId w:val="15"/>
+        </w:numPr>
+        <w:rPr>
+          <w:rFonts w:ascii="Arial" w:hAnsi="Arial" w:cs="Arial"/>
+          <w:sz w:val="28"/>
+          <w:szCs w:val="28"/>
+        </w:rPr>
+      </w:pPr>
+      <w:r>
+        <w:rPr>
+          <w:rFonts w:ascii="Arial" w:hAnsi="Arial" w:cs="Arial"/>
+          <w:sz w:val="28"/>
+          <w:szCs w:val="28"/>
+        </w:rPr>
+        <w:t>Nguồn tiền gốc có tồn tại và còn hoạt động</w:t>
+      </w:r>
+    </w:p>
+    <w:p>
+      <w:pPr>
+        <w:pStyle w:val="ListParagraph"/>
+        <w:numPr>
+          <w:ilvl w:val="2"/>
+          <w:numId w:val="15"/>
+        </w:numPr>
+        <w:rPr>
+          <w:rFonts w:ascii="Arial" w:hAnsi="Arial" w:cs="Arial"/>
+          <w:sz w:val="28"/>
+          <w:szCs w:val="28"/>
+        </w:rPr>
+      </w:pPr>
+      <w:r>
+        <w:rPr>
+          <w:rFonts w:ascii="Arial" w:hAnsi="Arial" w:cs="Arial"/>
+          <w:sz w:val="28"/>
+          <w:szCs w:val="28"/>
+        </w:rPr>
+        <w:t>Nguồn tiền gốc thuộc tài khoản hiện tại</w:t>
+      </w:r>
+    </w:p>
+    <w:p>
+      <w:pPr>
+        <w:pStyle w:val="ListParagraph"/>
+        <w:numPr>
+          <w:ilvl w:val="2"/>
+          <w:numId w:val="15"/>
+        </w:numPr>
+        <w:rPr>
+          <w:rFonts w:ascii="Arial" w:hAnsi="Arial" w:cs="Arial"/>
+          <w:sz w:val="28"/>
+          <w:szCs w:val="28"/>
+        </w:rPr>
+      </w:pPr>
+      <w:r>
+        <w:rPr>
+          <w:rFonts w:ascii="Arial" w:hAnsi="Arial" w:cs="Arial"/>
+          <w:sz w:val="28"/>
+          <w:szCs w:val="28"/>
+        </w:rPr>
+        <w:t>//</w:t>
+      </w:r>
+      <w:r>
+        <w:t xml:space="preserve"> </w:t>
+      </w:r>
+      <w:r>
+        <w:rPr>
+          <w:rFonts w:ascii="Arial" w:hAnsi="Arial" w:cs="Arial"/>
+          <w:sz w:val="28"/>
+          <w:szCs w:val="28"/>
+        </w:rPr>
+        <w:t>Kiểm tra nguồn tiền con chưa tồn tại trong nguồn tiền gốc hiện tại</w:t>
+      </w:r>
+      <w:r>
+        <w:rPr>
+          <w:rFonts w:ascii="Arial" w:hAnsi="Arial" w:cs="Arial"/>
+          <w:sz w:val="28"/>
+          <w:szCs w:val="28"/>
+        </w:rPr>
+        <w:t xml:space="preserve"> (future)</w:t>
+      </w:r>
+    </w:p>
+    <w:p>
+      <w:pPr>
+        <w:pStyle w:val="ListParagraph"/>
+        <w:numPr>
+          <w:ilvl w:val="0"/>
+          <w:numId w:val="15"/>
+        </w:numPr>
+        <w:rPr>
+          <w:rFonts w:ascii="Arial" w:hAnsi="Arial" w:cs="Arial"/>
+          <w:sz w:val="28"/>
+          <w:szCs w:val="28"/>
+        </w:rPr>
+      </w:pPr>
+      <w:r>
+        <w:rPr>
+          <w:rFonts w:ascii="Arial" w:hAnsi="Arial" w:cs="Arial"/>
+          <w:sz w:val="28"/>
+          <w:szCs w:val="28"/>
+        </w:rPr>
+        <w:t>Liên kết nguồn tiền con với nguồn tiền gốc</w:t>
+      </w:r>
+    </w:p>
+    <w:p>
+      <w:pPr>
+        <w:pStyle w:val="ListParagraph"/>
+        <w:numPr>
+          <w:ilvl w:val="0"/>
+          <w:numId w:val="15"/>
+        </w:numPr>
+        <w:rPr>
+          <w:rFonts w:ascii="Arial" w:hAnsi="Arial" w:cs="Arial"/>
+          <w:sz w:val="28"/>
+          <w:szCs w:val="28"/>
+        </w:rPr>
+      </w:pPr>
+      <w:r>
+        <w:rPr>
+          <w:rFonts w:ascii="Arial" w:hAnsi="Arial" w:cs="Arial"/>
+          <w:sz w:val="28"/>
+          <w:szCs w:val="28"/>
+        </w:rPr>
+        <w:t xml:space="preserve">Lưu nguồn tiền con vào </w:t>
+      </w:r>
+      <w:r>
+        <w:rPr>
+          <w:rFonts w:ascii="Arial" w:hAnsi="Arial" w:cs="Arial"/>
+          <w:sz w:val="28"/>
+          <w:szCs w:val="28"/>
+        </w:rPr>
+        <w:t>hệ thống</w:t>
+      </w:r>
+    </w:p>
+    <w:p>
+      <w:pPr>
+        <w:pStyle w:val="ListParagraph"/>
+        <w:numPr>
+          <w:ilvl w:val="0"/>
+          <w:numId w:val="15"/>
+        </w:numPr>
+        <w:rPr>
+          <w:rFonts w:ascii="Arial" w:hAnsi="Arial" w:cs="Arial"/>
+          <w:sz w:val="28"/>
+          <w:szCs w:val="28"/>
+        </w:rPr>
+      </w:pPr>
+      <w:r>
+        <w:rPr>
+          <w:rFonts w:ascii="Arial" w:hAnsi="Arial" w:cs="Arial"/>
+          <w:sz w:val="28"/>
+          <w:szCs w:val="28"/>
+        </w:rPr>
+        <w:t>Tính toán lại số dư tổng hợp của nguồn tiền gốc</w:t>
+      </w:r>
+    </w:p>
+    <w:p>
+      <w:pPr>
+        <w:pStyle w:val="ListParagraph"/>
+        <w:numPr>
+          <w:ilvl w:val="0"/>
+          <w:numId w:val="15"/>
+        </w:numPr>
+        <w:rPr>
+          <w:rFonts w:ascii="Arial" w:hAnsi="Arial" w:cs="Arial"/>
+          <w:sz w:val="28"/>
+          <w:szCs w:val="28"/>
+        </w:rPr>
+      </w:pPr>
+      <w:r>
+        <w:rPr>
+          <w:rFonts w:ascii="Arial" w:hAnsi="Arial" w:cs="Arial"/>
+          <w:sz w:val="28"/>
+          <w:szCs w:val="28"/>
+        </w:rPr>
+        <w:t>Cập nhật dữ liệu thống kê liên quan</w:t>
+      </w:r>
+    </w:p>
+    <w:p>
+      <w:pPr>
+        <w:pStyle w:val="ListParagraph"/>
+        <w:numPr>
+          <w:ilvl w:val="0"/>
+          <w:numId w:val="15"/>
+        </w:numPr>
+        <w:rPr>
+          <w:rFonts w:ascii="Arial" w:hAnsi="Arial" w:cs="Arial"/>
+          <w:sz w:val="28"/>
+          <w:szCs w:val="28"/>
+        </w:rPr>
+      </w:pPr>
+      <w:r>
+        <w:rPr>
+          <w:rFonts w:ascii="Arial" w:hAnsi="Arial" w:cs="Arial"/>
+          <w:sz w:val="28"/>
+          <w:szCs w:val="28"/>
+        </w:rPr>
+        <w:t>Lưu lịch sử tạo nguồn tiền</w:t>
+      </w:r>
+    </w:p>
+    <w:p>
+      <w:pPr>
+        <w:pStyle w:val="ListParagraph"/>
+        <w:numPr>
+          <w:ilvl w:val="0"/>
+          <w:numId w:val="15"/>
+        </w:numPr>
+        <w:rPr>
+          <w:rFonts w:ascii="Arial" w:hAnsi="Arial" w:cs="Arial"/>
+          <w:sz w:val="28"/>
+          <w:szCs w:val="28"/>
+        </w:rPr>
+      </w:pPr>
+      <w:r>
+        <w:rPr>
+          <w:rFonts w:ascii="Arial" w:hAnsi="Arial" w:cs="Arial"/>
+          <w:sz w:val="28"/>
+          <w:szCs w:val="28"/>
+        </w:rPr>
+        <w:lastRenderedPageBreak/>
+        <w:t>Thực hiện transaction dữ liệu</w:t>
+      </w:r>
+    </w:p>
+    <w:p>
+      <w:pPr>
+        <w:pStyle w:val="ListParagraph"/>
+        <w:numPr>
+          <w:ilvl w:val="0"/>
+          <w:numId w:val="15"/>
+        </w:numPr>
+        <w:rPr>
+          <w:rFonts w:ascii="Arial" w:hAnsi="Arial" w:cs="Arial"/>
+          <w:sz w:val="28"/>
+          <w:szCs w:val="28"/>
+        </w:rPr>
+      </w:pPr>
+      <w:r>
+        <w:rPr>
+          <w:rFonts w:ascii="Arial" w:hAnsi="Arial" w:cs="Arial"/>
+          <w:sz w:val="28"/>
+          <w:szCs w:val="28"/>
+        </w:rPr>
+        <w:t>Thông báo tạo nguồn tiền thành công</w:t>
+      </w:r>
+    </w:p>
+    <w:p>
+      <w:pPr>
+        <w:rPr>
+          <w:rFonts w:ascii="Arial" w:hAnsi="Arial" w:cs="Arial"/>
+          <w:sz w:val="28"/>
+          <w:szCs w:val="28"/>
+        </w:rPr>
+      </w:pPr>
+    </w:p>
+    <w:p>
+      <w:pPr>
+        <w:ind w:firstLine="720"/>
+        <w:rPr>
+          <w:rFonts w:ascii="Arial" w:hAnsi="Arial" w:cs="Arial"/>
+          <w:b/>
+          <w:bCs/>
+          <w:sz w:val="28"/>
+          <w:szCs w:val="28"/>
+        </w:rPr>
+      </w:pPr>
+      <w:r>
+        <w:rPr>
+          <w:rFonts w:ascii="Arial" w:hAnsi="Arial" w:cs="Arial"/>
+          <w:b/>
+          <w:bCs/>
+          <w:sz w:val="28"/>
+          <w:szCs w:val="28"/>
+        </w:rPr>
+        <w:t>BP-</w:t>
+      </w:r>
+      <w:r>
+        <w:rPr>
+          <w:rFonts w:ascii="Arial" w:hAnsi="Arial" w:cs="Arial"/>
+          <w:b/>
+          <w:bCs/>
+          <w:sz w:val="28"/>
+          <w:szCs w:val="28"/>
+        </w:rPr>
+        <w:t>SM</w:t>
+      </w:r>
+      <w:r>
+        <w:rPr>
+          <w:rFonts w:ascii="Arial" w:hAnsi="Arial" w:cs="Arial"/>
+          <w:b/>
+          <w:bCs/>
+          <w:sz w:val="28"/>
+          <w:szCs w:val="28"/>
+        </w:rPr>
+        <w:t>-3. Quy trình Cập Nhật Nguồn Tiền Gốc</w:t>
+      </w:r>
+    </w:p>
+    <w:p>
+      <w:pPr>
+        <w:pStyle w:val="ListParagraph"/>
+        <w:numPr>
+          <w:ilvl w:val="0"/>
+          <w:numId w:val="15"/>
+        </w:numPr>
+        <w:rPr>
+          <w:rFonts w:ascii="Arial" w:hAnsi="Arial" w:cs="Arial"/>
+          <w:sz w:val="28"/>
+          <w:szCs w:val="28"/>
+        </w:rPr>
+      </w:pPr>
+      <w:r>
+        <w:rPr>
+          <w:rFonts w:ascii="Arial" w:hAnsi="Arial" w:cs="Arial"/>
+          <w:sz w:val="28"/>
+          <w:szCs w:val="28"/>
+        </w:rPr>
+        <w:t>Người dùng chọn nguồn tiền gốc cần cập nhật</w:t>
+      </w:r>
+    </w:p>
+    <w:p>
+      <w:pPr>
+        <w:pStyle w:val="ListParagraph"/>
+        <w:numPr>
+          <w:ilvl w:val="0"/>
+          <w:numId w:val="15"/>
+        </w:numPr>
+        <w:rPr>
+          <w:rFonts w:ascii="Arial" w:hAnsi="Arial" w:cs="Arial"/>
+          <w:sz w:val="28"/>
+          <w:szCs w:val="28"/>
+        </w:rPr>
+      </w:pPr>
+      <w:r>
+        <w:rPr>
+          <w:rFonts w:ascii="Arial" w:hAnsi="Arial" w:cs="Arial"/>
+          <w:sz w:val="28"/>
+          <w:szCs w:val="28"/>
+        </w:rPr>
+        <w:t>Kiểm tra trạng thái nguồn tiền gốc</w:t>
+      </w:r>
+    </w:p>
+    <w:p>
+      <w:pPr>
+        <w:pStyle w:val="ListParagraph"/>
+        <w:numPr>
+          <w:ilvl w:val="1"/>
+          <w:numId w:val="15"/>
+        </w:numPr>
+        <w:rPr>
+          <w:rFonts w:ascii="Arial" w:hAnsi="Arial" w:cs="Arial"/>
+          <w:sz w:val="28"/>
+          <w:szCs w:val="28"/>
+        </w:rPr>
+      </w:pPr>
+      <w:r>
+        <w:rPr>
+          <w:rFonts w:ascii="Arial" w:hAnsi="Arial" w:cs="Arial"/>
+          <w:sz w:val="28"/>
+          <w:szCs w:val="28"/>
+        </w:rPr>
+        <w:t>Nguồn tiền gốc có tồn tại hoặc còn hoạt động</w:t>
+      </w:r>
+    </w:p>
+    <w:p>
+      <w:pPr>
+        <w:pStyle w:val="ListParagraph"/>
+        <w:numPr>
+          <w:ilvl w:val="0"/>
+          <w:numId w:val="15"/>
+        </w:numPr>
+        <w:rPr>
+          <w:rFonts w:ascii="Arial" w:hAnsi="Arial" w:cs="Arial"/>
+          <w:sz w:val="28"/>
+          <w:szCs w:val="28"/>
+        </w:rPr>
+      </w:pPr>
+      <w:r>
+        <w:rPr>
+          <w:rFonts w:ascii="Arial" w:hAnsi="Arial" w:cs="Arial"/>
+          <w:sz w:val="28"/>
+          <w:szCs w:val="28"/>
+        </w:rPr>
+        <w:t>Người dùng nhập hoặc chọn dữ liệu cần thiết để cập nhật nguồn tiền gốc</w:t>
+      </w:r>
+    </w:p>
+    <w:p>
+      <w:pPr>
+        <w:pStyle w:val="ListParagraph"/>
+        <w:numPr>
+          <w:ilvl w:val="1"/>
+          <w:numId w:val="15"/>
+        </w:numPr>
+        <w:rPr>
+          <w:rFonts w:ascii="Arial" w:hAnsi="Arial" w:cs="Arial"/>
+          <w:sz w:val="28"/>
+          <w:szCs w:val="28"/>
+        </w:rPr>
+      </w:pPr>
+      <w:r>
+        <w:rPr>
+          <w:rFonts w:ascii="Arial" w:hAnsi="Arial" w:cs="Arial"/>
+          <w:sz w:val="28"/>
+          <w:szCs w:val="28"/>
+        </w:rPr>
+        <w:t>Tên nguồn tiền gốc</w:t>
+      </w:r>
+    </w:p>
+    <w:p>
+      <w:pPr>
+        <w:pStyle w:val="ListParagraph"/>
+        <w:numPr>
+          <w:ilvl w:val="1"/>
+          <w:numId w:val="15"/>
+        </w:numPr>
+        <w:rPr>
+          <w:rFonts w:ascii="Arial" w:hAnsi="Arial" w:cs="Arial"/>
+          <w:sz w:val="28"/>
+          <w:szCs w:val="28"/>
+        </w:rPr>
+      </w:pPr>
+      <w:r>
+        <w:rPr>
+          <w:rFonts w:ascii="Arial" w:hAnsi="Arial" w:cs="Arial"/>
+          <w:sz w:val="28"/>
+          <w:szCs w:val="28"/>
+        </w:rPr>
+        <w:t>Ghi chú</w:t>
+      </w:r>
+    </w:p>
+    <w:p>
+      <w:pPr>
+        <w:pStyle w:val="ListParagraph"/>
+        <w:numPr>
+          <w:ilvl w:val="0"/>
+          <w:numId w:val="15"/>
+        </w:numPr>
+        <w:rPr>
+          <w:rFonts w:ascii="Arial" w:hAnsi="Arial" w:cs="Arial"/>
+          <w:sz w:val="28"/>
+          <w:szCs w:val="28"/>
+        </w:rPr>
+      </w:pPr>
+      <w:r>
+        <w:rPr>
+          <w:rFonts w:ascii="Arial" w:hAnsi="Arial" w:cs="Arial"/>
+          <w:sz w:val="28"/>
+          <w:szCs w:val="28"/>
+        </w:rPr>
+        <w:t>Xác thực dữ liệu đầu vào</w:t>
+      </w:r>
+    </w:p>
+    <w:p>
+      <w:pPr>
+        <w:pStyle w:val="ListParagraph"/>
+        <w:numPr>
+          <w:ilvl w:val="1"/>
+          <w:numId w:val="15"/>
+        </w:numPr>
+        <w:rPr>
+          <w:rFonts w:ascii="Arial" w:hAnsi="Arial" w:cs="Arial"/>
+          <w:sz w:val="28"/>
+          <w:szCs w:val="28"/>
+        </w:rPr>
+      </w:pPr>
+      <w:r>
+        <w:rPr>
+          <w:rFonts w:ascii="Arial" w:hAnsi="Arial" w:cs="Arial"/>
+          <w:sz w:val="28"/>
+          <w:szCs w:val="28"/>
+        </w:rPr>
+        <w:t>Kiểm tra Tên nguồn tiền gốc</w:t>
+      </w:r>
+    </w:p>
+    <w:p>
+      <w:pPr>
+        <w:pStyle w:val="ListParagraph"/>
+        <w:numPr>
+          <w:ilvl w:val="2"/>
+          <w:numId w:val="15"/>
+        </w:numPr>
+        <w:rPr>
+          <w:rFonts w:ascii="Arial" w:hAnsi="Arial" w:cs="Arial"/>
+          <w:sz w:val="28"/>
+          <w:szCs w:val="28"/>
+        </w:rPr>
+      </w:pPr>
+      <w:r>
+        <w:rPr>
+          <w:rFonts w:ascii="Arial" w:hAnsi="Arial" w:cs="Arial"/>
+          <w:sz w:val="28"/>
+          <w:szCs w:val="28"/>
+        </w:rPr>
+        <w:t>Không vượt quá 100 ký tự</w:t>
+      </w:r>
+    </w:p>
+    <w:p>
+      <w:pPr>
+        <w:pStyle w:val="ListParagraph"/>
+        <w:numPr>
+          <w:ilvl w:val="2"/>
+          <w:numId w:val="15"/>
+        </w:numPr>
+        <w:rPr>
+          <w:rFonts w:ascii="Arial" w:hAnsi="Arial" w:cs="Arial"/>
+          <w:sz w:val="28"/>
+          <w:szCs w:val="28"/>
+        </w:rPr>
+      </w:pPr>
+      <w:r>
+        <w:rPr>
+          <w:rFonts w:ascii="Arial" w:hAnsi="Arial" w:cs="Arial"/>
+          <w:sz w:val="28"/>
+          <w:szCs w:val="28"/>
+        </w:rPr>
+        <w:t>Không trùng với các nguồn tiền gốc khác trong hệ thống</w:t>
+      </w:r>
+    </w:p>
+    <w:p>
+      <w:pPr>
+        <w:pStyle w:val="ListParagraph"/>
+        <w:numPr>
+          <w:ilvl w:val="1"/>
+          <w:numId w:val="15"/>
+        </w:numPr>
+        <w:rPr>
+          <w:rFonts w:ascii="Arial" w:hAnsi="Arial" w:cs="Arial"/>
+          <w:sz w:val="28"/>
+          <w:szCs w:val="28"/>
+        </w:rPr>
+      </w:pPr>
+      <w:r>
+        <w:rPr>
+          <w:rFonts w:ascii="Arial" w:hAnsi="Arial" w:cs="Arial"/>
+          <w:sz w:val="28"/>
+          <w:szCs w:val="28"/>
+        </w:rPr>
+        <w:t>Kiểm tra Ghi chú</w:t>
+      </w:r>
+    </w:p>
+    <w:p>
+      <w:pPr>
+        <w:pStyle w:val="ListParagraph"/>
+        <w:numPr>
+          <w:ilvl w:val="2"/>
+          <w:numId w:val="15"/>
+        </w:numPr>
+        <w:rPr>
+          <w:rFonts w:ascii="Arial" w:hAnsi="Arial" w:cs="Arial"/>
+          <w:sz w:val="28"/>
+          <w:szCs w:val="28"/>
+        </w:rPr>
+      </w:pPr>
+      <w:r>
+        <w:rPr>
+          <w:rFonts w:ascii="Arial" w:hAnsi="Arial" w:cs="Arial"/>
+          <w:sz w:val="28"/>
+          <w:szCs w:val="28"/>
+        </w:rPr>
+        <w:t>Ghi chú không được vượt qua 600 ký tự</w:t>
+      </w:r>
+    </w:p>
+    <w:p>
+      <w:pPr>
+        <w:pStyle w:val="ListParagraph"/>
+        <w:numPr>
+          <w:ilvl w:val="0"/>
+          <w:numId w:val="15"/>
+        </w:numPr>
+        <w:rPr>
+          <w:rFonts w:ascii="Arial" w:hAnsi="Arial" w:cs="Arial"/>
+          <w:sz w:val="28"/>
+          <w:szCs w:val="28"/>
+        </w:rPr>
+      </w:pPr>
+      <w:r>
+        <w:rPr>
+          <w:rFonts w:ascii="Arial" w:hAnsi="Arial" w:cs="Arial"/>
+          <w:sz w:val="28"/>
+          <w:szCs w:val="28"/>
+        </w:rPr>
+        <w:t>Cập nhật nguồn tiền gốc</w:t>
+      </w:r>
+    </w:p>
+    <w:p>
+      <w:pPr>
+        <w:pStyle w:val="ListParagraph"/>
+        <w:numPr>
+          <w:ilvl w:val="1"/>
+          <w:numId w:val="15"/>
+        </w:numPr>
+        <w:rPr>
+          <w:rFonts w:ascii="Arial" w:hAnsi="Arial" w:cs="Arial"/>
+          <w:sz w:val="28"/>
+          <w:szCs w:val="28"/>
+        </w:rPr>
+      </w:pPr>
+      <w:r>
+        <w:rPr>
+          <w:rFonts w:ascii="Arial" w:hAnsi="Arial" w:cs="Arial"/>
+          <w:sz w:val="28"/>
+          <w:szCs w:val="28"/>
+        </w:rPr>
+        <w:t>Cập nhật Tên nguồn tiền gốc</w:t>
+      </w:r>
+    </w:p>
+    <w:p>
+      <w:pPr>
+        <w:pStyle w:val="ListParagraph"/>
+        <w:numPr>
+          <w:ilvl w:val="2"/>
+          <w:numId w:val="15"/>
+        </w:numPr>
+        <w:rPr>
+          <w:rFonts w:ascii="Arial" w:hAnsi="Arial" w:cs="Arial"/>
+          <w:sz w:val="28"/>
+          <w:szCs w:val="28"/>
+        </w:rPr>
+      </w:pPr>
+      <w:r>
+        <w:rPr>
+          <w:rFonts w:ascii="Arial" w:hAnsi="Arial" w:cs="Arial"/>
+          <w:sz w:val="28"/>
+          <w:szCs w:val="28"/>
+        </w:rPr>
+        <w:t>Nếu xóa tên cũ và không thêm tên mới</w:t>
+      </w:r>
+    </w:p>
+    <w:p>
+      <w:pPr>
+        <w:pStyle w:val="ListParagraph"/>
+        <w:numPr>
+          <w:ilvl w:val="3"/>
+          <w:numId w:val="15"/>
+        </w:numPr>
+        <w:rPr>
+          <w:rFonts w:ascii="Arial" w:hAnsi="Arial" w:cs="Arial"/>
+          <w:sz w:val="28"/>
+          <w:szCs w:val="28"/>
+        </w:rPr>
+      </w:pPr>
+      <w:r>
+        <w:rPr>
+          <w:rFonts w:ascii="Arial" w:hAnsi="Arial" w:cs="Arial"/>
+          <w:sz w:val="28"/>
+          <w:szCs w:val="28"/>
+        </w:rPr>
+        <w:t>Khởi tạo tên mới theo mẫu</w:t>
+      </w:r>
+    </w:p>
+    <w:p>
+      <w:pPr>
+        <w:pStyle w:val="ListParagraph"/>
+        <w:numPr>
+          <w:ilvl w:val="2"/>
+          <w:numId w:val="15"/>
+        </w:numPr>
+        <w:rPr>
+          <w:rFonts w:ascii="Arial" w:hAnsi="Arial" w:cs="Arial"/>
+          <w:sz w:val="28"/>
+          <w:szCs w:val="28"/>
+        </w:rPr>
+      </w:pPr>
+      <w:r>
+        <w:rPr>
+          <w:rFonts w:ascii="Arial" w:hAnsi="Arial" w:cs="Arial"/>
+          <w:sz w:val="28"/>
+          <w:szCs w:val="28"/>
+        </w:rPr>
+        <w:t>Lưu tên mới</w:t>
+      </w:r>
+    </w:p>
+    <w:p>
+      <w:pPr>
+        <w:pStyle w:val="ListParagraph"/>
+        <w:numPr>
+          <w:ilvl w:val="1"/>
+          <w:numId w:val="15"/>
+        </w:numPr>
+        <w:rPr>
+          <w:rFonts w:ascii="Arial" w:hAnsi="Arial" w:cs="Arial"/>
+          <w:sz w:val="28"/>
+          <w:szCs w:val="28"/>
+        </w:rPr>
+      </w:pPr>
+      <w:r>
+        <w:rPr>
+          <w:rFonts w:ascii="Arial" w:hAnsi="Arial" w:cs="Arial"/>
+          <w:sz w:val="28"/>
+          <w:szCs w:val="28"/>
+        </w:rPr>
+        <w:t>Cập nhật ghi chú</w:t>
+      </w:r>
+    </w:p>
+    <w:p>
+      <w:pPr>
+        <w:pStyle w:val="ListParagraph"/>
+        <w:numPr>
+          <w:ilvl w:val="2"/>
+          <w:numId w:val="15"/>
+        </w:numPr>
+        <w:rPr>
+          <w:rFonts w:ascii="Arial" w:hAnsi="Arial" w:cs="Arial"/>
+          <w:sz w:val="28"/>
+          <w:szCs w:val="28"/>
+        </w:rPr>
+      </w:pPr>
+      <w:r>
+        <w:rPr>
+          <w:rFonts w:ascii="Arial" w:hAnsi="Arial" w:cs="Arial"/>
+          <w:sz w:val="28"/>
+          <w:szCs w:val="28"/>
+        </w:rPr>
+        <w:t>Lưu ghi chú</w:t>
+      </w:r>
+    </w:p>
+    <w:p>
+      <w:pPr>
+        <w:pStyle w:val="ListParagraph"/>
+        <w:numPr>
+          <w:ilvl w:val="0"/>
+          <w:numId w:val="15"/>
+        </w:numPr>
+        <w:rPr>
+          <w:rFonts w:ascii="Arial" w:hAnsi="Arial" w:cs="Arial"/>
+          <w:sz w:val="28"/>
+          <w:szCs w:val="28"/>
+        </w:rPr>
+      </w:pPr>
+      <w:r>
+        <w:rPr>
+          <w:rFonts w:ascii="Arial" w:hAnsi="Arial" w:cs="Arial"/>
+          <w:sz w:val="28"/>
+          <w:szCs w:val="28"/>
+        </w:rPr>
+        <w:t>Đồng bộ dữ liệu hiển thị của nguồn tiền gốc cho các nguồn tiền con liên kết</w:t>
+      </w:r>
+    </w:p>
+    <w:p>
+      <w:pPr>
+        <w:pStyle w:val="ListParagraph"/>
+        <w:numPr>
+          <w:ilvl w:val="0"/>
+          <w:numId w:val="15"/>
+        </w:numPr>
+        <w:rPr>
+          <w:rFonts w:ascii="Arial" w:hAnsi="Arial" w:cs="Arial"/>
+          <w:sz w:val="28"/>
+          <w:szCs w:val="28"/>
+        </w:rPr>
+      </w:pPr>
+      <w:r>
+        <w:rPr>
+          <w:rFonts w:ascii="Arial" w:hAnsi="Arial" w:cs="Arial"/>
+          <w:sz w:val="28"/>
+          <w:szCs w:val="28"/>
+        </w:rPr>
+        <w:t>Đồng bộ dữ liệu hiển thị trong thống kê và báo cáo</w:t>
+      </w:r>
+    </w:p>
+    <w:p>
+      <w:pPr>
+        <w:pStyle w:val="ListParagraph"/>
+        <w:numPr>
+          <w:ilvl w:val="0"/>
+          <w:numId w:val="15"/>
+        </w:numPr>
+        <w:rPr>
+          <w:rFonts w:ascii="Arial" w:hAnsi="Arial" w:cs="Arial"/>
+          <w:sz w:val="28"/>
+          <w:szCs w:val="28"/>
+        </w:rPr>
+      </w:pPr>
+      <w:r>
+        <w:rPr>
+          <w:rFonts w:ascii="Arial" w:hAnsi="Arial" w:cs="Arial"/>
+          <w:sz w:val="28"/>
+          <w:szCs w:val="28"/>
+        </w:rPr>
+        <w:t>Đồng bộ dữ liệu hiển thị trong lịch sử giao dịch</w:t>
+      </w:r>
+    </w:p>
+    <w:p>
+      <w:pPr>
+        <w:pStyle w:val="ListParagraph"/>
+        <w:numPr>
+          <w:ilvl w:val="0"/>
+          <w:numId w:val="15"/>
+        </w:numPr>
+        <w:rPr>
+          <w:rFonts w:ascii="Arial" w:hAnsi="Arial" w:cs="Arial"/>
+          <w:sz w:val="28"/>
+          <w:szCs w:val="28"/>
+        </w:rPr>
+      </w:pPr>
+      <w:r>
+        <w:rPr>
+          <w:rFonts w:ascii="Arial" w:hAnsi="Arial" w:cs="Arial"/>
+          <w:sz w:val="28"/>
+          <w:szCs w:val="28"/>
+        </w:rPr>
+        <w:t>Thực hiện transaction dữ liệu</w:t>
+      </w:r>
+    </w:p>
+    <w:p>
+      <w:pPr>
+        <w:pStyle w:val="ListParagraph"/>
+        <w:numPr>
+          <w:ilvl w:val="0"/>
+          <w:numId w:val="15"/>
+        </w:numPr>
+        <w:rPr>
+          <w:rFonts w:ascii="Arial" w:hAnsi="Arial" w:cs="Arial"/>
+          <w:sz w:val="28"/>
+          <w:szCs w:val="28"/>
+        </w:rPr>
+      </w:pPr>
+      <w:r>
+        <w:rPr>
+          <w:rFonts w:ascii="Arial" w:hAnsi="Arial" w:cs="Arial"/>
+          <w:sz w:val="28"/>
+          <w:szCs w:val="28"/>
+        </w:rPr>
+        <w:t>Thông báo cập nhật nguồn tiền gốc thành công</w:t>
+      </w:r>
+    </w:p>
+    <w:p>
+      <w:pPr>
+        <w:rPr>
+          <w:rFonts w:ascii="Arial" w:hAnsi="Arial" w:cs="Arial"/>
+          <w:sz w:val="28"/>
+          <w:szCs w:val="28"/>
+        </w:rPr>
+      </w:pPr>
     </w:p>
     <w:p>
       <w:pPr>
@@ -16952,7 +22475,27 @@
           <w:sz w:val="28"/>
           <w:szCs w:val="28"/>
         </w:rPr>
-        <w:t xml:space="preserve"> Quy Trình Nghiệp Vụ Cho Chuyển TIền Nội Bộ</w:t>
+        <w:t xml:space="preserve"> Quy Trình Nghiệp Vụ Cho Chuyển T</w:t>
+      </w:r>
+      <w:r>
+        <w:rPr>
+          <w:rFonts w:ascii="Arial" w:hAnsi="Arial" w:cs="Arial"/>
+          <w:b/>
+          <w:bCs/>
+          <w:sz w:val="28"/>
+          <w:szCs w:val="28"/>
+        </w:rPr>
+        <w:t>i</w:t>
+      </w:r>
+      <w:r>
+        <w:rPr>
+          <w:rFonts w:ascii="Arial" w:hAnsi="Arial" w:cs="Arial"/>
+          <w:b/>
+          <w:bCs/>
+          <w:sz w:val="28"/>
+          <w:szCs w:val="28"/>
+        </w:rPr>
+        <w:t>ền Nội Bộ</w:t>
       </w:r>
     </w:p>
     <w:p>
@@ -16974,6 +22517,7 @@
           <w:sz w:val="28"/>
           <w:szCs w:val="28"/>
         </w:rPr>
+        <w:lastRenderedPageBreak/>
         <w:t>BP-TF-</w:t>
       </w:r>
       <w:r>
@@ -16985,6 +22529,26 @@
           <w:szCs w:val="28"/>
         </w:rPr>
         <w:t>1. Quy trình Chuyển Tiền Nội Bộ</w:t>
+      </w:r>
+      <w:r>
+        <w:rPr>
+          <w:rFonts w:ascii="Arial" w:hAnsi="Arial" w:cs="Arial"/>
+          <w:b/>
+          <w:bCs/>
+          <w:sz w:val="28"/>
+          <w:szCs w:val="28"/>
+        </w:rPr>
+        <w:t xml:space="preserve"> - chi tiết sa</w:t>
+      </w:r>
+      <w:r>
+        <w:rPr>
+          <w:rFonts w:ascii="Arial" w:hAnsi="Arial" w:cs="Arial"/>
+          <w:b/>
+          <w:bCs/>
+          <w:sz w:val="28"/>
+          <w:szCs w:val="28"/>
+        </w:rPr>
+        <w:t>u</w:t>
       </w:r>
     </w:p>
     <w:p>
@@ -17229,6 +22793,16 @@
         </w:rPr>
         <w:t>1. Quy trình Tạo Ngân Sách</w:t>
       </w:r>
+      <w:r>
+        <w:rPr>
+          <w:rFonts w:ascii="Arial" w:hAnsi="Arial" w:cs="Arial"/>
+          <w:b/>
+          <w:bCs/>
+          <w:sz w:val="28"/>
+          <w:szCs w:val="28"/>
+        </w:rPr>
+        <w:t xml:space="preserve"> - chi tiết sau</w:t>
+      </w:r>
     </w:p>
     <w:p>
       <w:pPr>
@@ -17271,7 +22845,6 @@
           <w:sz w:val="28"/>
           <w:szCs w:val="28"/>
         </w:rPr>
-        <w:lastRenderedPageBreak/>
         <w:t>Chọn chu kỳ tái lập</w:t>
       </w:r>
     </w:p>
@@ -17370,6 +22943,16 @@
           <w:szCs w:val="28"/>
         </w:rPr>
         <w:t>BP-BUD-2. Quy trình Kiểm Tra Ngân Sách Khi Chi Tiêu</w:t>
+      </w:r>
+      <w:r>
+        <w:rPr>
+          <w:rFonts w:ascii="Arial" w:hAnsi="Arial" w:cs="Arial"/>
+          <w:b/>
+          <w:bCs/>
+          <w:sz w:val="28"/>
+          <w:szCs w:val="28"/>
+        </w:rPr>
+        <w:t xml:space="preserve"> - chi tiết sau</w:t>
       </w:r>
     </w:p>
     <w:p>
@@ -17646,7 +23229,7 @@
           <w:sz w:val="28"/>
           <w:szCs w:val="28"/>
         </w:rPr>
-        <w:t xml:space="preserve"> Quy Trình Nghiệp Vụ Cho Quản Lý Chi Phí Cố Định</w:t>
+        <w:t>Quy Trình Nghiệp Vụ Cho Quản Lý Chi Phí Cố Định</w:t>
       </w:r>
     </w:p>
     <w:p>
@@ -17680,6 +23263,16 @@
         </w:rPr>
         <w:t>1. Quy trình Thanh Toán Giao Dịch Định Kỳ</w:t>
       </w:r>
+      <w:r>
+        <w:rPr>
+          <w:rFonts w:ascii="Arial" w:hAnsi="Arial" w:cs="Arial"/>
+          <w:b/>
+          <w:bCs/>
+          <w:sz w:val="28"/>
+          <w:szCs w:val="28"/>
+        </w:rPr>
+        <w:t xml:space="preserve"> - chi tiết sau</w:t>
+      </w:r>
     </w:p>
     <w:p>
       <w:pPr>
@@ -17876,7 +23469,6 @@
           <w:sz w:val="28"/>
           <w:szCs w:val="28"/>
         </w:rPr>
-        <w:lastRenderedPageBreak/>
         <w:t>Khởi tạo giao dịch</w:t>
       </w:r>
     </w:p>
@@ -18012,6 +23604,16 @@
         </w:rPr>
         <w:t>1. Quy trình Xem Báo Cáo Thống kê</w:t>
       </w:r>
+      <w:r>
+        <w:rPr>
+          <w:rFonts w:ascii="Arial" w:hAnsi="Arial" w:cs="Arial"/>
+          <w:b/>
+          <w:bCs/>
+          <w:sz w:val="28"/>
+          <w:szCs w:val="28"/>
+        </w:rPr>
+        <w:t xml:space="preserve"> - chi tiết sau</w:t>
+      </w:r>
     </w:p>
     <w:p>
       <w:pPr>
@@ -18163,13 +23765,17 @@
         <w:ind w:left="720"/>
         <w:rPr>
           <w:rFonts w:ascii="Arial" w:hAnsi="Arial" w:cs="Arial"/>
-          <w:sz w:val="28"/>
-          <w:szCs w:val="28"/>
-        </w:rPr>
-      </w:pPr>
-      <w:r>
-        <w:rPr>
-          <w:rFonts w:ascii="Arial" w:hAnsi="Arial" w:cs="Arial"/>
+          <w:b/>
+          <w:bCs/>
+          <w:sz w:val="28"/>
+          <w:szCs w:val="28"/>
+        </w:rPr>
+      </w:pPr>
+      <w:r>
+        <w:rPr>
+          <w:rFonts w:ascii="Arial" w:hAnsi="Arial" w:cs="Arial"/>
+          <w:b/>
+          <w:bCs/>
           <w:sz w:val="28"/>
           <w:szCs w:val="28"/>
         </w:rPr>
@@ -18178,11 +23784,23 @@
       <w:r>
         <w:rPr>
           <w:rFonts w:ascii="Arial" w:hAnsi="Arial" w:cs="Arial"/>
+          <w:b/>
+          <w:bCs/>
           <w:sz w:val="28"/>
           <w:szCs w:val="28"/>
         </w:rPr>
         <w:t>1. Quy trình Sao Lưu Dữ Liệu Đối Với Local</w:t>
       </w:r>
+      <w:r>
+        <w:rPr>
+          <w:rFonts w:ascii="Arial" w:hAnsi="Arial" w:cs="Arial"/>
+          <w:b/>
+          <w:bCs/>
+          <w:sz w:val="28"/>
+          <w:szCs w:val="28"/>
+        </w:rPr>
+        <w:t xml:space="preserve"> - chi tiết sau</w:t>
+      </w:r>
     </w:p>
     <w:p>
       <w:pPr>
@@ -18203,6 +23821,7 @@
           <w:sz w:val="28"/>
           <w:szCs w:val="28"/>
         </w:rPr>
+        <w:lastRenderedPageBreak/>
         <w:t>Chọn sao lưu dữ liệu</w:t>
       </w:r>
     </w:p>
@@ -18308,17 +23927,31 @@
         <w:ind w:left="720"/>
         <w:rPr>
           <w:rFonts w:ascii="Arial" w:hAnsi="Arial" w:cs="Arial"/>
-          <w:sz w:val="28"/>
-          <w:szCs w:val="28"/>
-        </w:rPr>
-      </w:pPr>
-      <w:r>
-        <w:rPr>
-          <w:rFonts w:ascii="Arial" w:hAnsi="Arial" w:cs="Arial"/>
+          <w:b/>
+          <w:bCs/>
+          <w:sz w:val="28"/>
+          <w:szCs w:val="28"/>
+        </w:rPr>
+      </w:pPr>
+      <w:r>
+        <w:rPr>
+          <w:rFonts w:ascii="Arial" w:hAnsi="Arial" w:cs="Arial"/>
+          <w:b/>
+          <w:bCs/>
           <w:sz w:val="28"/>
           <w:szCs w:val="28"/>
         </w:rPr>
         <w:t>BP-BUR-2. Quy trình Khôi Phục Dữ Liệu</w:t>
+      </w:r>
+      <w:r>
+        <w:rPr>
+          <w:rFonts w:ascii="Arial" w:hAnsi="Arial" w:cs="Arial"/>
+          <w:b/>
+          <w:bCs/>
+          <w:sz w:val="28"/>
+          <w:szCs w:val="28"/>
+        </w:rPr>
+        <w:t xml:space="preserve"> - chi tiết sau</w:t>
       </w:r>
     </w:p>
     <w:p>
@@ -18571,6 +24204,16 @@
         </w:rPr>
         <w:t>Xóa Mềm Một Giao Dịch</w:t>
       </w:r>
+      <w:r>
+        <w:rPr>
+          <w:rFonts w:ascii="Arial" w:hAnsi="Arial" w:cs="Arial"/>
+          <w:b/>
+          <w:bCs/>
+          <w:sz w:val="28"/>
+          <w:szCs w:val="28"/>
+        </w:rPr>
+        <w:t xml:space="preserve"> - chi tiết sau</w:t>
+      </w:r>
     </w:p>
     <w:p>
       <w:pPr>
@@ -18734,6 +24377,16 @@
         </w:rPr>
         <w:t>BP-SD-2. Quy trình Khôi Phục Một Giao Dịch</w:t>
       </w:r>
+      <w:r>
+        <w:rPr>
+          <w:rFonts w:ascii="Arial" w:hAnsi="Arial" w:cs="Arial"/>
+          <w:b/>
+          <w:bCs/>
+          <w:sz w:val="28"/>
+          <w:szCs w:val="28"/>
+        </w:rPr>
+        <w:t xml:space="preserve"> - chi tiết sau</w:t>
+      </w:r>
     </w:p>
     <w:p>
       <w:pPr>
@@ -18842,6 +24495,7 @@
           <w:sz w:val="28"/>
           <w:szCs w:val="28"/>
         </w:rPr>
+        <w:lastRenderedPageBreak/>
         <w:t>Tính toán lại số dư ngân sách tương ứng (Nếu được liên kết)</w:t>
       </w:r>
     </w:p>

--- a/Document/Expense Tracker SRS.docx
+++ b/Document/Expense Tracker SRS.docx
@@ -1646,6 +1646,104 @@
                 <w:sz w:val="28"/>
                 <w:szCs w:val="28"/>
               </w:rPr>
+              <w:t>BR-WRE-&lt;num&gt;</w:t>
+            </w:r>
+          </w:p>
+        </w:tc>
+        <w:tc>
+          <w:tcPr>
+            <w:tcW w:w="4675" w:type="dxa"/>
+          </w:tcPr>
+          <w:p>
+            <w:pPr>
+              <w:rPr>
+                <w:rFonts w:ascii="Arial" w:hAnsi="Arial" w:cs="Arial"/>
+                <w:sz w:val="28"/>
+                <w:szCs w:val="28"/>
+              </w:rPr>
+            </w:pPr>
+            <w:r>
+              <w:rPr>
+                <w:rFonts w:ascii="Arial" w:hAnsi="Arial" w:cs="Arial"/>
+                <w:sz w:val="28"/>
+                <w:szCs w:val="28"/>
+              </w:rPr>
+              <w:t>Đại diện cho các quy tắc nghiệp vụ liên quan đến Cảnh Báo &amp; Nhắc Nhở</w:t>
+            </w:r>
+          </w:p>
+        </w:tc>
+      </w:tr>
+      <w:tr>
+        <w:tc>
+          <w:tcPr>
+            <w:tcW w:w="4675" w:type="dxa"/>
+          </w:tcPr>
+          <w:p>
+            <w:pPr>
+              <w:tabs>
+                <w:tab w:val="left" w:pos="1632"/>
+              </w:tabs>
+              <w:rPr>
+                <w:rFonts w:ascii="Arial" w:hAnsi="Arial" w:cs="Arial"/>
+                <w:sz w:val="28"/>
+                <w:szCs w:val="28"/>
+              </w:rPr>
+            </w:pPr>
+            <w:r>
+              <w:rPr>
+                <w:rFonts w:ascii="Arial" w:hAnsi="Arial" w:cs="Arial"/>
+                <w:sz w:val="28"/>
+                <w:szCs w:val="28"/>
+              </w:rPr>
+              <w:t>BR-DASH-&lt;num&gt;</w:t>
+            </w:r>
+          </w:p>
+        </w:tc>
+        <w:tc>
+          <w:tcPr>
+            <w:tcW w:w="4675" w:type="dxa"/>
+          </w:tcPr>
+          <w:p>
+            <w:pPr>
+              <w:rPr>
+                <w:rFonts w:ascii="Arial" w:hAnsi="Arial" w:cs="Arial"/>
+                <w:sz w:val="28"/>
+                <w:szCs w:val="28"/>
+              </w:rPr>
+            </w:pPr>
+            <w:r>
+              <w:rPr>
+                <w:rFonts w:ascii="Arial" w:hAnsi="Arial" w:cs="Arial"/>
+                <w:sz w:val="28"/>
+                <w:szCs w:val="28"/>
+              </w:rPr>
+              <w:t>Đại diện cho các quy tắc nghiệp vụ liên quan đến Dashboard (Bảng điều khiển)</w:t>
+            </w:r>
+          </w:p>
+        </w:tc>
+      </w:tr>
+      <w:tr>
+        <w:tc>
+          <w:tcPr>
+            <w:tcW w:w="4675" w:type="dxa"/>
+          </w:tcPr>
+          <w:p>
+            <w:pPr>
+              <w:tabs>
+                <w:tab w:val="left" w:pos="1632"/>
+              </w:tabs>
+              <w:rPr>
+                <w:rFonts w:ascii="Arial" w:hAnsi="Arial" w:cs="Arial"/>
+                <w:sz w:val="28"/>
+                <w:szCs w:val="28"/>
+              </w:rPr>
+            </w:pPr>
+            <w:r>
+              <w:rPr>
+                <w:rFonts w:ascii="Arial" w:hAnsi="Arial" w:cs="Arial"/>
+                <w:sz w:val="28"/>
+                <w:szCs w:val="28"/>
+              </w:rPr>
               <w:t>BP</w:t>
             </w:r>
           </w:p>
@@ -1850,6 +1948,7 @@
                 <w:sz w:val="28"/>
                 <w:szCs w:val="28"/>
               </w:rPr>
+              <w:lastRenderedPageBreak/>
               <w:t>BP-IT-&lt;num&gt;</w:t>
             </w:r>
           </w:p>
@@ -1972,7 +2071,6 @@
                 <w:sz w:val="28"/>
                 <w:szCs w:val="28"/>
               </w:rPr>
-              <w:lastRenderedPageBreak/>
               <w:t>BP-SM-&lt;num&gt;</w:t>
             </w:r>
           </w:p>
@@ -2659,7 +2757,6 @@
           <w:sz w:val="28"/>
           <w:szCs w:val="28"/>
         </w:rPr>
-        <w:lastRenderedPageBreak/>
         <w:t>Yêu Cầu Chức Năng (Functional Requirements)</w:t>
       </w:r>
     </w:p>
@@ -3660,6 +3757,7 @@
           <w:sz w:val="28"/>
           <w:szCs w:val="28"/>
         </w:rPr>
+        <w:lastRenderedPageBreak/>
         <w:t>Sử Dụng Danh Mục Mặc Định (Khác)</w:t>
       </w:r>
       <w:r>
@@ -3884,7 +3982,6 @@
           <w:sz w:val="28"/>
           <w:szCs w:val="28"/>
         </w:rPr>
-        <w:lastRenderedPageBreak/>
         <w:t>Nguồn Tiền</w:t>
       </w:r>
     </w:p>
@@ -4851,6 +4948,7 @@
           <w:sz w:val="28"/>
           <w:szCs w:val="28"/>
         </w:rPr>
+        <w:lastRenderedPageBreak/>
         <w:t>Tuần</w:t>
       </w:r>
     </w:p>
@@ -5021,7 +5119,6 @@
           <w:sz w:val="28"/>
           <w:szCs w:val="28"/>
         </w:rPr>
-        <w:lastRenderedPageBreak/>
         <w:t>Thêm - Xóa - Sửa Ngân Sách</w:t>
       </w:r>
       <w:r>
@@ -5064,7 +5161,15 @@
           <w:sz w:val="28"/>
           <w:szCs w:val="28"/>
         </w:rPr>
-        <w:t>Tìm Kiếm Ngân Sách</w:t>
+        <w:t>Tìm Kiếm Ngân S</w:t>
+      </w:r>
+      <w:r>
+        <w:rPr>
+          <w:rFonts w:ascii="Arial" w:hAnsi="Arial" w:cs="Arial"/>
+          <w:sz w:val="28"/>
+          <w:szCs w:val="28"/>
+        </w:rPr>
+        <w:t>ách</w:t>
       </w:r>
     </w:p>
     <w:p>
@@ -6286,7 +6391,6 @@
           <w:sz w:val="28"/>
           <w:szCs w:val="28"/>
         </w:rPr>
-        <w:lastRenderedPageBreak/>
         <w:t>Khả năng sử dụng (Usability) - Mô tả trải nghiệm người dùng</w:t>
       </w:r>
     </w:p>
@@ -6695,6 +6799,7 @@
           <w:sz w:val="28"/>
           <w:szCs w:val="28"/>
         </w:rPr>
+        <w:lastRenderedPageBreak/>
         <w:t>BR-ACC-10. Trên một thiết bị chỉ được tồn tại một phiên đăng nhập tại một thời điểm</w:t>
       </w:r>
       <w:r>
@@ -6749,7 +6854,6 @@
           <w:sz w:val="28"/>
           <w:szCs w:val="28"/>
         </w:rPr>
-        <w:lastRenderedPageBreak/>
         <w:t xml:space="preserve">BR-ACC-12. Khi người dùng sử dụng chức năng quên mật khẩu, cần nhập gmail đã đăng ký </w:t>
       </w:r>
       <w:r>
@@ -7149,74 +7253,6 @@
           <w:sz w:val="28"/>
           <w:szCs w:val="28"/>
         </w:rPr>
-        <w:t>BR-ET-</w:t>
-      </w:r>
-      <w:r>
-        <w:rPr>
-          <w:rFonts w:ascii="Arial" w:hAnsi="Arial" w:cs="Arial"/>
-          <w:sz w:val="28"/>
-          <w:szCs w:val="28"/>
-        </w:rPr>
-        <w:t>8</w:t>
-      </w:r>
-      <w:r>
-        <w:rPr>
-          <w:rFonts w:ascii="Arial" w:hAnsi="Arial" w:cs="Arial"/>
-          <w:sz w:val="28"/>
-          <w:szCs w:val="28"/>
-        </w:rPr>
-        <w:t>. Khoản chi tiêu không được vượt quá số dư hiện tại của nguồn tiền tương ứng.</w:t>
-      </w:r>
-    </w:p>
-    <w:p>
-      <w:pPr>
-        <w:ind w:left="720"/>
-        <w:rPr>
-          <w:rFonts w:ascii="Arial" w:hAnsi="Arial" w:cs="Arial"/>
-          <w:sz w:val="28"/>
-          <w:szCs w:val="28"/>
-        </w:rPr>
-      </w:pPr>
-      <w:r>
-        <w:rPr>
-          <w:rFonts w:ascii="Arial" w:hAnsi="Arial" w:cs="Arial"/>
-          <w:sz w:val="28"/>
-          <w:szCs w:val="28"/>
-        </w:rPr>
-        <w:t>BR-ET-</w:t>
-      </w:r>
-      <w:r>
-        <w:rPr>
-          <w:rFonts w:ascii="Arial" w:hAnsi="Arial" w:cs="Arial"/>
-          <w:sz w:val="28"/>
-          <w:szCs w:val="28"/>
-        </w:rPr>
-        <w:t>9</w:t>
-      </w:r>
-      <w:r>
-        <w:rPr>
-          <w:rFonts w:ascii="Arial" w:hAnsi="Arial" w:cs="Arial"/>
-          <w:sz w:val="28"/>
-          <w:szCs w:val="28"/>
-        </w:rPr>
-        <w:t>. Thời gian của khoản chi tiêu không được lớn hơn thời gian hiện tại của hệ thống.</w:t>
-      </w:r>
-    </w:p>
-    <w:p>
-      <w:pPr>
-        <w:ind w:left="720"/>
-        <w:rPr>
-          <w:rFonts w:ascii="Arial" w:hAnsi="Arial" w:cs="Arial"/>
-          <w:sz w:val="28"/>
-          <w:szCs w:val="28"/>
-        </w:rPr>
-      </w:pPr>
-      <w:r>
-        <w:rPr>
-          <w:rFonts w:ascii="Arial" w:hAnsi="Arial" w:cs="Arial"/>
-          <w:sz w:val="28"/>
-          <w:szCs w:val="28"/>
-        </w:rPr>
         <w:lastRenderedPageBreak/>
         <w:t>BR-ET-</w:t>
       </w:r>
@@ -7226,6 +7262,74 @@
           <w:sz w:val="28"/>
           <w:szCs w:val="28"/>
         </w:rPr>
+        <w:t>8</w:t>
+      </w:r>
+      <w:r>
+        <w:rPr>
+          <w:rFonts w:ascii="Arial" w:hAnsi="Arial" w:cs="Arial"/>
+          <w:sz w:val="28"/>
+          <w:szCs w:val="28"/>
+        </w:rPr>
+        <w:t>. Khoản chi tiêu không được vượt quá số dư hiện tại của nguồn tiền tương ứng.</w:t>
+      </w:r>
+    </w:p>
+    <w:p>
+      <w:pPr>
+        <w:ind w:left="720"/>
+        <w:rPr>
+          <w:rFonts w:ascii="Arial" w:hAnsi="Arial" w:cs="Arial"/>
+          <w:sz w:val="28"/>
+          <w:szCs w:val="28"/>
+        </w:rPr>
+      </w:pPr>
+      <w:r>
+        <w:rPr>
+          <w:rFonts w:ascii="Arial" w:hAnsi="Arial" w:cs="Arial"/>
+          <w:sz w:val="28"/>
+          <w:szCs w:val="28"/>
+        </w:rPr>
+        <w:t>BR-ET-</w:t>
+      </w:r>
+      <w:r>
+        <w:rPr>
+          <w:rFonts w:ascii="Arial" w:hAnsi="Arial" w:cs="Arial"/>
+          <w:sz w:val="28"/>
+          <w:szCs w:val="28"/>
+        </w:rPr>
+        <w:t>9</w:t>
+      </w:r>
+      <w:r>
+        <w:rPr>
+          <w:rFonts w:ascii="Arial" w:hAnsi="Arial" w:cs="Arial"/>
+          <w:sz w:val="28"/>
+          <w:szCs w:val="28"/>
+        </w:rPr>
+        <w:t>. Thời gian của khoản chi tiêu không được lớn hơn thời gian hiện tại của hệ thống.</w:t>
+      </w:r>
+    </w:p>
+    <w:p>
+      <w:pPr>
+        <w:ind w:left="720"/>
+        <w:rPr>
+          <w:rFonts w:ascii="Arial" w:hAnsi="Arial" w:cs="Arial"/>
+          <w:sz w:val="28"/>
+          <w:szCs w:val="28"/>
+        </w:rPr>
+      </w:pPr>
+      <w:r>
+        <w:rPr>
+          <w:rFonts w:ascii="Arial" w:hAnsi="Arial" w:cs="Arial"/>
+          <w:sz w:val="28"/>
+          <w:szCs w:val="28"/>
+        </w:rPr>
+        <w:t>BR-ET-</w:t>
+      </w:r>
+      <w:r>
+        <w:rPr>
+          <w:rFonts w:ascii="Arial" w:hAnsi="Arial" w:cs="Arial"/>
+          <w:sz w:val="28"/>
+          <w:szCs w:val="28"/>
+        </w:rPr>
         <w:t>10</w:t>
       </w:r>
       <w:r>
@@ -7596,6 +7700,7 @@
           <w:sz w:val="28"/>
           <w:szCs w:val="28"/>
         </w:rPr>
+        <w:lastRenderedPageBreak/>
         <w:t>BR-CATE-8. Tên danh mục không được trùng với danh mục đã tồn tại trong cùng loại danh mục.</w:t>
       </w:r>
     </w:p>
@@ -7664,7 +7769,6 @@
           <w:sz w:val="28"/>
           <w:szCs w:val="28"/>
         </w:rPr>
-        <w:lastRenderedPageBreak/>
         <w:t>BR-CATE-10. Người dùng chỉ được phép thao tác với danh mục do chính mình tạo.</w:t>
       </w:r>
     </w:p>
@@ -8207,6 +8311,7 @@
           <w:sz w:val="28"/>
           <w:szCs w:val="28"/>
         </w:rPr>
+        <w:lastRenderedPageBreak/>
         <w:t>BR-</w:t>
       </w:r>
       <w:r>
@@ -8307,7 +8412,6 @@
           <w:sz w:val="28"/>
           <w:szCs w:val="28"/>
         </w:rPr>
-        <w:lastRenderedPageBreak/>
         <w:t>BR-IT-12. Khoản thu nhập chỉ được phép sử dụng danh mục thuộc loại thu nhập.</w:t>
       </w:r>
     </w:p>
@@ -8836,106 +8940,6 @@
           <w:sz w:val="28"/>
           <w:szCs w:val="28"/>
         </w:rPr>
-        <w:t>BR-CAT</w:t>
-      </w:r>
-      <w:r>
-        <w:rPr>
-          <w:rFonts w:ascii="Arial" w:hAnsi="Arial" w:cs="Arial"/>
-          <w:sz w:val="28"/>
-          <w:szCs w:val="28"/>
-        </w:rPr>
-        <w:t>I</w:t>
-      </w:r>
-      <w:r>
-        <w:rPr>
-          <w:rFonts w:ascii="Arial" w:hAnsi="Arial" w:cs="Arial"/>
-          <w:sz w:val="28"/>
-          <w:szCs w:val="28"/>
-        </w:rPr>
-        <w:t xml:space="preserve">-9. </w:t>
-      </w:r>
-      <w:r>
-        <w:rPr>
-          <w:rFonts w:ascii="Arial" w:hAnsi="Arial" w:cs="Arial"/>
-          <w:sz w:val="28"/>
-          <w:szCs w:val="28"/>
-        </w:rPr>
-        <w:t xml:space="preserve">Nếu tên danh mục trống, chương trình sẽ tự đặt tên thành “Danh Mục </w:t>
-      </w:r>
-      <w:r>
-        <w:rPr>
-          <w:rFonts w:ascii="Arial" w:hAnsi="Arial" w:cs="Arial"/>
-          <w:sz w:val="28"/>
-          <w:szCs w:val="28"/>
-        </w:rPr>
-        <w:t>Thu Nhập</w:t>
-      </w:r>
-      <w:r>
-        <w:rPr>
-          <w:rFonts w:ascii="Arial" w:hAnsi="Arial" w:cs="Arial"/>
-          <w:sz w:val="28"/>
-          <w:szCs w:val="28"/>
-        </w:rPr>
-        <w:t xml:space="preserve"> &lt;Số&gt;” với số tăng dần theo số lượng danh mục chưa đặt tên</w:t>
-      </w:r>
-      <w:r>
-        <w:rPr>
-          <w:rFonts w:ascii="Arial" w:hAnsi="Arial" w:cs="Arial"/>
-          <w:sz w:val="28"/>
-          <w:szCs w:val="28"/>
-        </w:rPr>
-        <w:t>.</w:t>
-      </w:r>
-    </w:p>
-    <w:p>
-      <w:pPr>
-        <w:ind w:left="720"/>
-        <w:rPr>
-          <w:rFonts w:ascii="Arial" w:hAnsi="Arial" w:cs="Arial"/>
-          <w:sz w:val="28"/>
-          <w:szCs w:val="28"/>
-        </w:rPr>
-      </w:pPr>
-      <w:r>
-        <w:rPr>
-          <w:rFonts w:ascii="Arial" w:hAnsi="Arial" w:cs="Arial"/>
-          <w:sz w:val="28"/>
-          <w:szCs w:val="28"/>
-        </w:rPr>
-        <w:t>BR-CAT</w:t>
-      </w:r>
-      <w:r>
-        <w:rPr>
-          <w:rFonts w:ascii="Arial" w:hAnsi="Arial" w:cs="Arial"/>
-          <w:sz w:val="28"/>
-          <w:szCs w:val="28"/>
-        </w:rPr>
-        <w:t>I</w:t>
-      </w:r>
-      <w:r>
-        <w:rPr>
-          <w:rFonts w:ascii="Arial" w:hAnsi="Arial" w:cs="Arial"/>
-          <w:sz w:val="28"/>
-          <w:szCs w:val="28"/>
-        </w:rPr>
-        <w:t>-10. Người dùng chỉ được phép thao tác với danh mục do chính mình tạo.</w:t>
-      </w:r>
-    </w:p>
-    <w:p>
-      <w:pPr>
-        <w:ind w:left="720"/>
-        <w:rPr>
-          <w:rFonts w:ascii="Arial" w:hAnsi="Arial" w:cs="Arial"/>
-          <w:sz w:val="28"/>
-          <w:szCs w:val="28"/>
-        </w:rPr>
-      </w:pPr>
-      <w:r>
-        <w:rPr>
-          <w:rFonts w:ascii="Arial" w:hAnsi="Arial" w:cs="Arial"/>
-          <w:sz w:val="28"/>
-          <w:szCs w:val="28"/>
-        </w:rPr>
         <w:lastRenderedPageBreak/>
         <w:t>BR-CAT</w:t>
       </w:r>
@@ -8953,6 +8957,106 @@
           <w:sz w:val="28"/>
           <w:szCs w:val="28"/>
         </w:rPr>
+        <w:t xml:space="preserve">-9. </w:t>
+      </w:r>
+      <w:r>
+        <w:rPr>
+          <w:rFonts w:ascii="Arial" w:hAnsi="Arial" w:cs="Arial"/>
+          <w:sz w:val="28"/>
+          <w:szCs w:val="28"/>
+        </w:rPr>
+        <w:t xml:space="preserve">Nếu tên danh mục trống, chương trình sẽ tự đặt tên thành “Danh Mục </w:t>
+      </w:r>
+      <w:r>
+        <w:rPr>
+          <w:rFonts w:ascii="Arial" w:hAnsi="Arial" w:cs="Arial"/>
+          <w:sz w:val="28"/>
+          <w:szCs w:val="28"/>
+        </w:rPr>
+        <w:t>Thu Nhập</w:t>
+      </w:r>
+      <w:r>
+        <w:rPr>
+          <w:rFonts w:ascii="Arial" w:hAnsi="Arial" w:cs="Arial"/>
+          <w:sz w:val="28"/>
+          <w:szCs w:val="28"/>
+        </w:rPr>
+        <w:t xml:space="preserve"> &lt;Số&gt;” với số tăng dần theo số lượng danh mục chưa đặt tên</w:t>
+      </w:r>
+      <w:r>
+        <w:rPr>
+          <w:rFonts w:ascii="Arial" w:hAnsi="Arial" w:cs="Arial"/>
+          <w:sz w:val="28"/>
+          <w:szCs w:val="28"/>
+        </w:rPr>
+        <w:t>.</w:t>
+      </w:r>
+    </w:p>
+    <w:p>
+      <w:pPr>
+        <w:ind w:left="720"/>
+        <w:rPr>
+          <w:rFonts w:ascii="Arial" w:hAnsi="Arial" w:cs="Arial"/>
+          <w:sz w:val="28"/>
+          <w:szCs w:val="28"/>
+        </w:rPr>
+      </w:pPr>
+      <w:r>
+        <w:rPr>
+          <w:rFonts w:ascii="Arial" w:hAnsi="Arial" w:cs="Arial"/>
+          <w:sz w:val="28"/>
+          <w:szCs w:val="28"/>
+        </w:rPr>
+        <w:t>BR-CAT</w:t>
+      </w:r>
+      <w:r>
+        <w:rPr>
+          <w:rFonts w:ascii="Arial" w:hAnsi="Arial" w:cs="Arial"/>
+          <w:sz w:val="28"/>
+          <w:szCs w:val="28"/>
+        </w:rPr>
+        <w:t>I</w:t>
+      </w:r>
+      <w:r>
+        <w:rPr>
+          <w:rFonts w:ascii="Arial" w:hAnsi="Arial" w:cs="Arial"/>
+          <w:sz w:val="28"/>
+          <w:szCs w:val="28"/>
+        </w:rPr>
+        <w:t>-10. Người dùng chỉ được phép thao tác với danh mục do chính mình tạo.</w:t>
+      </w:r>
+    </w:p>
+    <w:p>
+      <w:pPr>
+        <w:ind w:left="720"/>
+        <w:rPr>
+          <w:rFonts w:ascii="Arial" w:hAnsi="Arial" w:cs="Arial"/>
+          <w:sz w:val="28"/>
+          <w:szCs w:val="28"/>
+        </w:rPr>
+      </w:pPr>
+      <w:r>
+        <w:rPr>
+          <w:rFonts w:ascii="Arial" w:hAnsi="Arial" w:cs="Arial"/>
+          <w:sz w:val="28"/>
+          <w:szCs w:val="28"/>
+        </w:rPr>
+        <w:t>BR-CAT</w:t>
+      </w:r>
+      <w:r>
+        <w:rPr>
+          <w:rFonts w:ascii="Arial" w:hAnsi="Arial" w:cs="Arial"/>
+          <w:sz w:val="28"/>
+          <w:szCs w:val="28"/>
+        </w:rPr>
+        <w:t>I</w:t>
+      </w:r>
+      <w:r>
+        <w:rPr>
+          <w:rFonts w:ascii="Arial" w:hAnsi="Arial" w:cs="Arial"/>
+          <w:sz w:val="28"/>
+          <w:szCs w:val="28"/>
+        </w:rPr>
         <w:t>-11. Người dùng không được phép chỉnh sửa các danh mục mặc định của hệ thống.</w:t>
       </w:r>
     </w:p>
@@ -9449,6 +9553,7 @@
           <w:sz w:val="28"/>
           <w:szCs w:val="28"/>
         </w:rPr>
+        <w:lastRenderedPageBreak/>
         <w:t>BR-</w:t>
       </w:r>
       <w:r>
@@ -9525,7 +9630,6 @@
           <w:sz w:val="28"/>
           <w:szCs w:val="28"/>
         </w:rPr>
-        <w:lastRenderedPageBreak/>
         <w:t>BR-</w:t>
       </w:r>
       <w:r>
@@ -9988,6 +10092,7 @@
           <w:sz w:val="28"/>
           <w:szCs w:val="28"/>
         </w:rPr>
+        <w:lastRenderedPageBreak/>
         <w:t>Ngân Hàng → MB Bank, Vietcombank</w:t>
       </w:r>
     </w:p>
@@ -10046,7 +10151,6 @@
           <w:sz w:val="28"/>
           <w:szCs w:val="28"/>
         </w:rPr>
-        <w:lastRenderedPageBreak/>
         <w:tab/>
       </w:r>
       <w:r>
@@ -10499,6 +10603,7 @@
           <w:sz w:val="28"/>
           <w:szCs w:val="28"/>
         </w:rPr>
+        <w:lastRenderedPageBreak/>
         <w:t>BR-TF-4. Số tiền chuyển không được vượt quá số dư hiện tại của nguồn tiền gửi.</w:t>
       </w:r>
     </w:p>
@@ -10535,7 +10640,6 @@
           <w:sz w:val="28"/>
           <w:szCs w:val="28"/>
         </w:rPr>
-        <w:lastRenderedPageBreak/>
         <w:t>BR-TF-6. Người dùng chỉ được phép chuyển tiền giữa các nguồn tiền thuộc tài khoản của chính mình.</w:t>
       </w:r>
     </w:p>
@@ -10839,6 +10943,7 @@
           <w:sz w:val="28"/>
           <w:szCs w:val="28"/>
         </w:rPr>
+        <w:lastRenderedPageBreak/>
         <w:t xml:space="preserve">BR-BUD-4. </w:t>
       </w:r>
       <w:r>
@@ -10873,7 +10978,6 @@
           <w:sz w:val="28"/>
           <w:szCs w:val="28"/>
         </w:rPr>
-        <w:lastRenderedPageBreak/>
         <w:t xml:space="preserve">BR-BUD-5. </w:t>
       </w:r>
       <w:r>
@@ -11379,6 +11483,7 @@
           <w:sz w:val="28"/>
           <w:szCs w:val="28"/>
         </w:rPr>
+        <w:lastRenderedPageBreak/>
         <w:t>BR-BUD-1</w:t>
       </w:r>
       <w:r>
@@ -11413,7 +11518,6 @@
           <w:sz w:val="28"/>
           <w:szCs w:val="28"/>
         </w:rPr>
-        <w:lastRenderedPageBreak/>
         <w:t>BR-BUD-</w:t>
       </w:r>
       <w:r>
@@ -11866,6 +11970,7 @@
           <w:sz w:val="28"/>
           <w:szCs w:val="28"/>
         </w:rPr>
+        <w:lastRenderedPageBreak/>
         <w:tab/>
         <w:t>Thực hiện thanh toán</w:t>
       </w:r>
@@ -11904,7 +12009,6 @@
           <w:sz w:val="28"/>
           <w:szCs w:val="28"/>
         </w:rPr>
-        <w:lastRenderedPageBreak/>
         <w:t>BR-RE-9. Giao dịch bị bỏ qua vẫn phải được hiển thị trong danh sách giao dịch định kỳ cho đến khi được xử lý.</w:t>
       </w:r>
     </w:p>
@@ -12444,6 +12548,7 @@
           <w:sz w:val="28"/>
           <w:szCs w:val="28"/>
         </w:rPr>
+        <w:lastRenderedPageBreak/>
         <w:t>BR-RE-1</w:t>
       </w:r>
       <w:r>
@@ -12505,7 +12610,6 @@
           <w:sz w:val="28"/>
           <w:szCs w:val="28"/>
         </w:rPr>
-        <w:lastRenderedPageBreak/>
         <w:t>G</w:t>
       </w:r>
       <w:r>
@@ -12839,6 +12943,7 @@
           <w:sz w:val="28"/>
           <w:szCs w:val="28"/>
         </w:rPr>
+        <w:lastRenderedPageBreak/>
         <w:t>BR-SRP-9. Hệ thống phải hỗ trợ hiển thị dữ liệu thống kê dưới dạng biểu đồ trực quan.</w:t>
       </w:r>
     </w:p>
@@ -12875,7 +12980,6 @@
           <w:sz w:val="28"/>
           <w:szCs w:val="28"/>
         </w:rPr>
-        <w:lastRenderedPageBreak/>
         <w:t>BR-SRP-11. Hệ thống phải hiển thị trạng thái sử dụng ngân sách theo phần trăm đã sử dụng và số dư còn lại.</w:t>
       </w:r>
     </w:p>
@@ -13220,6 +13324,7 @@
           <w:sz w:val="28"/>
           <w:szCs w:val="28"/>
         </w:rPr>
+        <w:lastRenderedPageBreak/>
         <w:tab/>
         <w:t>Sai Định Dạng</w:t>
       </w:r>
@@ -13257,7 +13362,6 @@
           <w:sz w:val="28"/>
           <w:szCs w:val="28"/>
         </w:rPr>
-        <w:lastRenderedPageBreak/>
         <w:tab/>
       </w:r>
       <w:r>
@@ -13639,6 +13743,7 @@
           <w:sz w:val="28"/>
           <w:szCs w:val="28"/>
         </w:rPr>
+        <w:lastRenderedPageBreak/>
         <w:t>BR-SD-2. Dữ liệu đã bị xóa mềm không được phép chỉnh sửa nếu chưa được khôi phục.</w:t>
       </w:r>
     </w:p>
@@ -13657,7 +13762,6 @@
           <w:sz w:val="28"/>
           <w:szCs w:val="28"/>
         </w:rPr>
-        <w:lastRenderedPageBreak/>
         <w:t>BR-SD-3. Dữ liệu đã bị xóa mềm không được hiển thị trong danh sách hoạt động mặc định của hệ thống.</w:t>
       </w:r>
     </w:p>
@@ -13973,6 +14077,7 @@
           <w:sz w:val="28"/>
           <w:szCs w:val="28"/>
         </w:rPr>
+        <w:lastRenderedPageBreak/>
         <w:tab/>
       </w:r>
       <w:r>
@@ -13998,7 +14103,6 @@
           <w:sz w:val="28"/>
           <w:szCs w:val="28"/>
         </w:rPr>
-        <w:lastRenderedPageBreak/>
         <w:tab/>
       </w:r>
       <w:r>
@@ -14424,6 +14528,7 @@
           <w:sz w:val="28"/>
           <w:szCs w:val="28"/>
         </w:rPr>
+        <w:lastRenderedPageBreak/>
         <w:tab/>
         <w:t>Chỉnh Sửa</w:t>
       </w:r>
@@ -14442,13 +14547,446 @@
           <w:sz w:val="28"/>
           <w:szCs w:val="28"/>
         </w:rPr>
+        <w:tab/>
+        <w:t>Xóa</w:t>
+      </w:r>
+    </w:p>
+    <w:p>
+      <w:pPr>
+        <w:rPr>
+          <w:rFonts w:ascii="Arial" w:hAnsi="Arial" w:cs="Arial"/>
+          <w:sz w:val="28"/>
+          <w:szCs w:val="28"/>
+        </w:rPr>
+      </w:pPr>
+      <w:r>
+        <w:rPr>
+          <w:rFonts w:ascii="Arial" w:hAnsi="Arial" w:cs="Arial"/>
+          <w:sz w:val="28"/>
+          <w:szCs w:val="28"/>
+        </w:rPr>
+        <w:tab/>
+        <w:t>Khôi Phục</w:t>
+      </w:r>
+    </w:p>
+    <w:p>
+      <w:pPr>
+        <w:rPr>
+          <w:rFonts w:ascii="Arial" w:hAnsi="Arial" w:cs="Arial"/>
+          <w:sz w:val="28"/>
+          <w:szCs w:val="28"/>
+        </w:rPr>
+      </w:pPr>
+    </w:p>
+    <w:p>
+      <w:pPr>
+        <w:pStyle w:val="ListParagraph"/>
+        <w:numPr>
+          <w:ilvl w:val="2"/>
+          <w:numId w:val="13"/>
+        </w:numPr>
+        <w:rPr>
+          <w:rFonts w:ascii="Arial" w:hAnsi="Arial" w:cs="Arial"/>
+          <w:b/>
+          <w:bCs/>
+          <w:sz w:val="28"/>
+          <w:szCs w:val="28"/>
+        </w:rPr>
+      </w:pPr>
+      <w:r>
+        <w:rPr>
+          <w:rFonts w:ascii="Arial" w:hAnsi="Arial" w:cs="Arial"/>
+          <w:b/>
+          <w:bCs/>
+          <w:sz w:val="28"/>
+          <w:szCs w:val="28"/>
+        </w:rPr>
+        <w:t>Quy Tắc Nghiệp Vụ Cho Nhắc Nhở Và Cảnh Báo</w:t>
+      </w:r>
+    </w:p>
+    <w:p>
+      <w:pPr>
+        <w:ind w:firstLine="720"/>
+        <w:rPr>
+          <w:rFonts w:ascii="Arial" w:hAnsi="Arial" w:cs="Arial"/>
+          <w:sz w:val="28"/>
+          <w:szCs w:val="28"/>
+        </w:rPr>
+      </w:pPr>
+      <w:r>
+        <w:rPr>
+          <w:rFonts w:ascii="Arial" w:hAnsi="Arial" w:cs="Arial"/>
+          <w:sz w:val="28"/>
+          <w:szCs w:val="28"/>
+        </w:rPr>
+        <w:t>BR-WRE-1. Người dùng được phép bật hoặc tắt toàn bộ hệ thống cảnh báo và nhắc nhở.</w:t>
+      </w:r>
+    </w:p>
+    <w:p>
+      <w:pPr>
+        <w:ind w:firstLine="720"/>
+        <w:rPr>
+          <w:rFonts w:ascii="Arial" w:hAnsi="Arial" w:cs="Arial"/>
+          <w:sz w:val="28"/>
+          <w:szCs w:val="28"/>
+        </w:rPr>
+      </w:pPr>
+      <w:r>
+        <w:rPr>
+          <w:rFonts w:ascii="Arial" w:hAnsi="Arial" w:cs="Arial"/>
+          <w:sz w:val="28"/>
+          <w:szCs w:val="28"/>
+        </w:rPr>
+        <w:t>BR-WRE-2. Người dùng được cấu hình riêng cho từng loại cảnh báo và nhắc nhở.</w:t>
+      </w:r>
+    </w:p>
+    <w:p>
+      <w:pPr>
+        <w:ind w:firstLine="720"/>
+        <w:rPr>
+          <w:rFonts w:ascii="Arial" w:hAnsi="Arial" w:cs="Arial"/>
+          <w:sz w:val="28"/>
+          <w:szCs w:val="28"/>
+        </w:rPr>
+      </w:pPr>
+      <w:r>
+        <w:rPr>
+          <w:rFonts w:ascii="Arial" w:hAnsi="Arial" w:cs="Arial"/>
+          <w:sz w:val="28"/>
+          <w:szCs w:val="28"/>
+        </w:rPr>
+        <w:t>BR-WRE-3.</w:t>
+      </w:r>
+      <w:r>
+        <w:rPr>
+          <w:rFonts w:ascii="Arial" w:hAnsi="Arial" w:cs="Arial"/>
+          <w:sz w:val="28"/>
+          <w:szCs w:val="28"/>
+        </w:rPr>
+        <w:t xml:space="preserve"> Hệ thống phải gửi cảnh báo khi ngân sách đạt hoặc vượt các ngưỡng được cấu hình</w:t>
+      </w:r>
+      <w:r>
+        <w:rPr>
+          <w:rFonts w:ascii="Arial" w:hAnsi="Arial" w:cs="Arial"/>
+          <w:sz w:val="28"/>
+          <w:szCs w:val="28"/>
+        </w:rPr>
+        <w:t xml:space="preserve"> (Liên kết BR-BUD-5, BR-BUD-6)</w:t>
+      </w:r>
+      <w:r>
+        <w:rPr>
+          <w:rFonts w:ascii="Arial" w:hAnsi="Arial" w:cs="Arial"/>
+          <w:sz w:val="28"/>
+          <w:szCs w:val="28"/>
+        </w:rPr>
+        <w:t>.</w:t>
+      </w:r>
+    </w:p>
+    <w:p>
+      <w:pPr>
+        <w:ind w:firstLine="720"/>
+        <w:rPr>
+          <w:rFonts w:ascii="Arial" w:hAnsi="Arial" w:cs="Arial"/>
+          <w:sz w:val="28"/>
+          <w:szCs w:val="28"/>
+        </w:rPr>
+      </w:pPr>
+      <w:r>
+        <w:rPr>
+          <w:rFonts w:ascii="Arial" w:hAnsi="Arial" w:cs="Arial"/>
+          <w:sz w:val="28"/>
+          <w:szCs w:val="28"/>
+        </w:rPr>
+        <w:t>BR-WRE-</w:t>
+      </w:r>
+      <w:r>
+        <w:rPr>
+          <w:rFonts w:ascii="Arial" w:hAnsi="Arial" w:cs="Arial"/>
+          <w:sz w:val="28"/>
+          <w:szCs w:val="28"/>
+        </w:rPr>
+        <w:t>4. Mỗi ngưỡng cảnh báo chỉ được gửi một lần trong cùng một</w:t>
+      </w:r>
+      <w:r>
+        <w:rPr>
+          <w:rFonts w:ascii="Arial" w:hAnsi="Arial" w:cs="Arial"/>
+          <w:sz w:val="28"/>
+          <w:szCs w:val="28"/>
+        </w:rPr>
+        <w:t xml:space="preserve"> chu kỳ ngân sách, trừ ký ngân sách được tái lập</w:t>
+      </w:r>
+      <w:r>
+        <w:rPr>
+          <w:rFonts w:ascii="Arial" w:hAnsi="Arial" w:cs="Arial"/>
+          <w:sz w:val="28"/>
+          <w:szCs w:val="28"/>
+        </w:rPr>
+        <w:t>.</w:t>
+      </w:r>
+    </w:p>
+    <w:p>
+      <w:pPr>
+        <w:ind w:firstLine="720"/>
+        <w:rPr>
+          <w:rFonts w:ascii="Arial" w:hAnsi="Arial" w:cs="Arial"/>
+          <w:sz w:val="28"/>
+          <w:szCs w:val="28"/>
+        </w:rPr>
+      </w:pPr>
+      <w:r>
+        <w:rPr>
+          <w:rFonts w:ascii="Arial" w:hAnsi="Arial" w:cs="Arial"/>
+          <w:sz w:val="28"/>
+          <w:szCs w:val="28"/>
+        </w:rPr>
+        <w:t>BR-WRE-</w:t>
+      </w:r>
+      <w:r>
+        <w:rPr>
+          <w:rFonts w:ascii="Arial" w:hAnsi="Arial" w:cs="Arial"/>
+          <w:sz w:val="28"/>
+          <w:szCs w:val="28"/>
+        </w:rPr>
+        <w:t>5. Hệ thống phải gửi nhắc nhở khi giao dịch đến kỳ hạn theo cấu hình của người dùng (Liên kết BR-RE-7, BR-RE-14)</w:t>
+      </w:r>
+      <w:r>
+        <w:rPr>
+          <w:rFonts w:ascii="Arial" w:hAnsi="Arial" w:cs="Arial"/>
+          <w:sz w:val="28"/>
+          <w:szCs w:val="28"/>
+        </w:rPr>
+        <w:t>.</w:t>
+      </w:r>
+    </w:p>
+    <w:p>
+      <w:pPr>
+        <w:ind w:firstLine="720"/>
+        <w:rPr>
+          <w:rFonts w:ascii="Arial" w:hAnsi="Arial" w:cs="Arial"/>
+          <w:sz w:val="28"/>
+          <w:szCs w:val="28"/>
+        </w:rPr>
+      </w:pPr>
+      <w:r>
+        <w:rPr>
+          <w:rFonts w:ascii="Arial" w:hAnsi="Arial" w:cs="Arial"/>
+          <w:sz w:val="28"/>
+          <w:szCs w:val="28"/>
+        </w:rPr>
+        <w:t>BR-WRE-</w:t>
+      </w:r>
+      <w:r>
+        <w:rPr>
+          <w:rFonts w:ascii="Arial" w:hAnsi="Arial" w:cs="Arial"/>
+          <w:sz w:val="28"/>
+          <w:szCs w:val="28"/>
+        </w:rPr>
+        <w:t>6. Thông báo nhắc nhở chứa các thành phần</w:t>
+      </w:r>
+    </w:p>
+    <w:p>
+      <w:pPr>
+        <w:ind w:firstLine="720"/>
+        <w:rPr>
+          <w:rFonts w:ascii="Arial" w:hAnsi="Arial" w:cs="Arial"/>
+          <w:sz w:val="28"/>
+          <w:szCs w:val="28"/>
+        </w:rPr>
+      </w:pPr>
+      <w:r>
+        <w:rPr>
+          <w:rFonts w:ascii="Arial" w:hAnsi="Arial" w:cs="Arial"/>
+          <w:sz w:val="28"/>
+          <w:szCs w:val="28"/>
+        </w:rPr>
+        <w:tab/>
+        <w:t>Tên giao dịch</w:t>
+      </w:r>
+    </w:p>
+    <w:p>
+      <w:pPr>
+        <w:ind w:firstLine="720"/>
+        <w:rPr>
+          <w:rFonts w:ascii="Arial" w:hAnsi="Arial" w:cs="Arial"/>
+          <w:sz w:val="28"/>
+          <w:szCs w:val="28"/>
+        </w:rPr>
+      </w:pPr>
+      <w:r>
+        <w:rPr>
+          <w:rFonts w:ascii="Arial" w:hAnsi="Arial" w:cs="Arial"/>
+          <w:sz w:val="28"/>
+          <w:szCs w:val="28"/>
+        </w:rPr>
+        <w:tab/>
+        <w:t>Số tiền</w:t>
+      </w:r>
+    </w:p>
+    <w:p>
+      <w:pPr>
+        <w:ind w:firstLine="720"/>
+        <w:rPr>
+          <w:rFonts w:ascii="Arial" w:hAnsi="Arial" w:cs="Arial"/>
+          <w:sz w:val="28"/>
+          <w:szCs w:val="28"/>
+        </w:rPr>
+      </w:pPr>
+      <w:r>
+        <w:rPr>
+          <w:rFonts w:ascii="Arial" w:hAnsi="Arial" w:cs="Arial"/>
+          <w:sz w:val="28"/>
+          <w:szCs w:val="28"/>
+        </w:rPr>
+        <w:tab/>
+        <w:t>Thời gian đến hạn</w:t>
+      </w:r>
+    </w:p>
+    <w:p>
+      <w:pPr>
+        <w:ind w:firstLine="720"/>
+        <w:rPr>
+          <w:rFonts w:ascii="Arial" w:hAnsi="Arial" w:cs="Arial"/>
+          <w:sz w:val="28"/>
+          <w:szCs w:val="28"/>
+        </w:rPr>
+      </w:pPr>
+      <w:r>
+        <w:rPr>
+          <w:rFonts w:ascii="Arial" w:hAnsi="Arial" w:cs="Arial"/>
+          <w:sz w:val="28"/>
+          <w:szCs w:val="28"/>
+        </w:rPr>
+        <w:tab/>
+        <w:t>Nguồn tiền liên kết (nếu có)</w:t>
+      </w:r>
+    </w:p>
+    <w:p>
+      <w:pPr>
+        <w:ind w:firstLine="720"/>
+        <w:rPr>
+          <w:rFonts w:ascii="Arial" w:hAnsi="Arial" w:cs="Arial"/>
+          <w:sz w:val="28"/>
+          <w:szCs w:val="28"/>
+        </w:rPr>
+      </w:pPr>
+      <w:r>
+        <w:rPr>
+          <w:rFonts w:ascii="Arial" w:hAnsi="Arial" w:cs="Arial"/>
+          <w:sz w:val="28"/>
+          <w:szCs w:val="28"/>
+        </w:rPr>
+        <w:t>BR-WRE-</w:t>
+      </w:r>
+      <w:r>
+        <w:rPr>
+          <w:rFonts w:ascii="Arial" w:hAnsi="Arial" w:cs="Arial"/>
+          <w:sz w:val="28"/>
+          <w:szCs w:val="28"/>
+        </w:rPr>
+        <w:t>7. Nếu giao dịch định kỳ đã được thanh toán hoặc xử lý, hệ thống không được tiếp tục gửi nhắc nhở cho kỳ hiện tại</w:t>
+      </w:r>
+    </w:p>
+    <w:p>
+      <w:pPr>
+        <w:ind w:firstLine="720"/>
+        <w:rPr>
+          <w:rFonts w:ascii="Arial" w:hAnsi="Arial" w:cs="Arial"/>
+          <w:sz w:val="28"/>
+          <w:szCs w:val="28"/>
+        </w:rPr>
+      </w:pPr>
+      <w:r>
+        <w:rPr>
+          <w:rFonts w:ascii="Arial" w:hAnsi="Arial" w:cs="Arial"/>
+          <w:sz w:val="28"/>
+          <w:szCs w:val="28"/>
+        </w:rPr>
+        <w:t>BR-WRE-</w:t>
+      </w:r>
+      <w:r>
+        <w:rPr>
+          <w:rFonts w:ascii="Arial" w:hAnsi="Arial" w:cs="Arial"/>
+          <w:sz w:val="28"/>
+          <w:szCs w:val="28"/>
+        </w:rPr>
+        <w:t>8. Hệ thống có thể gửi cảnh báo khi số dư nguồn tiền thấp hơn ngưỡng tối thiểu do người dùng cấu hình.</w:t>
+      </w:r>
+    </w:p>
+    <w:p>
+      <w:pPr>
+        <w:ind w:firstLine="720"/>
+        <w:rPr>
+          <w:rFonts w:ascii="Arial" w:hAnsi="Arial" w:cs="Arial"/>
+          <w:sz w:val="28"/>
+          <w:szCs w:val="28"/>
+        </w:rPr>
+      </w:pPr>
+      <w:r>
+        <w:rPr>
+          <w:rFonts w:ascii="Arial" w:hAnsi="Arial" w:cs="Arial"/>
+          <w:sz w:val="28"/>
+          <w:szCs w:val="28"/>
+        </w:rPr>
+        <w:t>BR-WRE-</w:t>
+      </w:r>
+      <w:r>
+        <w:rPr>
+          <w:rFonts w:ascii="Arial" w:hAnsi="Arial" w:cs="Arial"/>
+          <w:sz w:val="28"/>
+          <w:szCs w:val="28"/>
+        </w:rPr>
+        <w:t>9. Người dùng được phép cấu hình thời điểm nhắc nhở trước hạn</w:t>
+      </w:r>
+    </w:p>
+    <w:p>
+      <w:pPr>
+        <w:ind w:firstLine="720"/>
+        <w:rPr>
+          <w:rFonts w:ascii="Arial" w:hAnsi="Arial" w:cs="Arial"/>
+          <w:sz w:val="28"/>
+          <w:szCs w:val="28"/>
+        </w:rPr>
+      </w:pPr>
+      <w:r>
+        <w:rPr>
+          <w:rFonts w:ascii="Arial" w:hAnsi="Arial" w:cs="Arial"/>
+          <w:sz w:val="28"/>
+          <w:szCs w:val="28"/>
+        </w:rPr>
+        <w:t>BR-WRE-</w:t>
+      </w:r>
+      <w:r>
+        <w:rPr>
+          <w:rFonts w:ascii="Arial" w:hAnsi="Arial" w:cs="Arial"/>
+          <w:sz w:val="28"/>
+          <w:szCs w:val="28"/>
+        </w:rPr>
+        <w:t>10. Hệ thống không được gửi cảnh báo và nhắc nhở khi</w:t>
+      </w:r>
+    </w:p>
+    <w:p>
+      <w:pPr>
+        <w:ind w:firstLine="720"/>
+        <w:rPr>
+          <w:rFonts w:ascii="Arial" w:hAnsi="Arial" w:cs="Arial"/>
+          <w:sz w:val="28"/>
+          <w:szCs w:val="28"/>
+        </w:rPr>
+      </w:pPr>
+      <w:r>
+        <w:rPr>
+          <w:rFonts w:ascii="Arial" w:hAnsi="Arial" w:cs="Arial"/>
+          <w:sz w:val="28"/>
+          <w:szCs w:val="28"/>
+        </w:rPr>
         <w:lastRenderedPageBreak/>
         <w:tab/>
-        <w:t>Xóa</w:t>
-      </w:r>
-    </w:p>
-    <w:p>
-      <w:pPr>
+        <w:t>Dữ liệu đã bị xóa mềm</w:t>
+      </w:r>
+    </w:p>
+    <w:p>
+      <w:pPr>
+        <w:ind w:firstLine="720"/>
         <w:rPr>
           <w:rFonts w:ascii="Arial" w:hAnsi="Arial" w:cs="Arial"/>
           <w:sz w:val="28"/>
@@ -14462,8 +15000,239 @@
           <w:szCs w:val="28"/>
         </w:rPr>
         <w:tab/>
-        <w:t>Khôi Phục</w:t>
-      </w:r>
+        <w:t>Giao dịch đã hoàn tất</w:t>
+      </w:r>
+    </w:p>
+    <w:p>
+      <w:pPr>
+        <w:ind w:firstLine="720"/>
+        <w:rPr>
+          <w:rFonts w:ascii="Arial" w:hAnsi="Arial" w:cs="Arial"/>
+          <w:sz w:val="28"/>
+          <w:szCs w:val="28"/>
+        </w:rPr>
+      </w:pPr>
+      <w:r>
+        <w:rPr>
+          <w:rFonts w:ascii="Arial" w:hAnsi="Arial" w:cs="Arial"/>
+          <w:sz w:val="28"/>
+          <w:szCs w:val="28"/>
+        </w:rPr>
+        <w:tab/>
+        <w:t>Ngân sách vô hiệu hóa hoặc không còn hoạt động</w:t>
+      </w:r>
+    </w:p>
+    <w:p>
+      <w:pPr>
+        <w:ind w:firstLine="720"/>
+        <w:rPr>
+          <w:rFonts w:ascii="Arial" w:hAnsi="Arial" w:cs="Arial"/>
+          <w:sz w:val="28"/>
+          <w:szCs w:val="28"/>
+        </w:rPr>
+      </w:pPr>
+      <w:r>
+        <w:rPr>
+          <w:rFonts w:ascii="Arial" w:hAnsi="Arial" w:cs="Arial"/>
+          <w:sz w:val="28"/>
+          <w:szCs w:val="28"/>
+        </w:rPr>
+        <w:tab/>
+        <w:t>Giao dịch định kỳ đang tạm dùng</w:t>
+      </w:r>
+    </w:p>
+    <w:p>
+      <w:pPr>
+        <w:ind w:firstLine="720"/>
+        <w:rPr>
+          <w:rFonts w:ascii="Arial" w:hAnsi="Arial" w:cs="Arial"/>
+          <w:sz w:val="28"/>
+          <w:szCs w:val="28"/>
+        </w:rPr>
+      </w:pPr>
+      <w:r>
+        <w:rPr>
+          <w:rFonts w:ascii="Arial" w:hAnsi="Arial" w:cs="Arial"/>
+          <w:sz w:val="28"/>
+          <w:szCs w:val="28"/>
+        </w:rPr>
+        <w:t>BR-WRE-</w:t>
+      </w:r>
+      <w:r>
+        <w:rPr>
+          <w:rFonts w:ascii="Arial" w:hAnsi="Arial" w:cs="Arial"/>
+          <w:sz w:val="28"/>
+          <w:szCs w:val="28"/>
+        </w:rPr>
+        <w:t>11. Người dùng chỉ được nhận cảnh báo và nhắc nhở thuộc về tài khoản của chính mình</w:t>
+      </w:r>
+    </w:p>
+    <w:p>
+      <w:pPr>
+        <w:ind w:firstLine="720"/>
+        <w:rPr>
+          <w:rFonts w:ascii="Arial" w:hAnsi="Arial" w:cs="Arial"/>
+          <w:sz w:val="28"/>
+          <w:szCs w:val="28"/>
+        </w:rPr>
+      </w:pPr>
+      <w:r>
+        <w:rPr>
+          <w:rFonts w:ascii="Arial" w:hAnsi="Arial" w:cs="Arial"/>
+          <w:sz w:val="28"/>
+          <w:szCs w:val="28"/>
+        </w:rPr>
+        <w:t>BR-WRE-</w:t>
+      </w:r>
+      <w:r>
+        <w:rPr>
+          <w:rFonts w:ascii="Arial" w:hAnsi="Arial" w:cs="Arial"/>
+          <w:sz w:val="28"/>
+          <w:szCs w:val="28"/>
+        </w:rPr>
+        <w:t>12. Thông báo phải được sắp xếp theo thời gian mới nhất mặc định</w:t>
+      </w:r>
+    </w:p>
+    <w:p>
+      <w:pPr>
+        <w:ind w:firstLine="720"/>
+        <w:rPr>
+          <w:rFonts w:ascii="Arial" w:hAnsi="Arial" w:cs="Arial"/>
+          <w:sz w:val="28"/>
+          <w:szCs w:val="28"/>
+        </w:rPr>
+      </w:pPr>
+      <w:r>
+        <w:rPr>
+          <w:rFonts w:ascii="Arial" w:hAnsi="Arial" w:cs="Arial"/>
+          <w:sz w:val="28"/>
+          <w:szCs w:val="28"/>
+        </w:rPr>
+        <w:t>BR-WRE-</w:t>
+      </w:r>
+      <w:r>
+        <w:rPr>
+          <w:rFonts w:ascii="Arial" w:hAnsi="Arial" w:cs="Arial"/>
+          <w:sz w:val="28"/>
+          <w:szCs w:val="28"/>
+        </w:rPr>
+        <w:t>13. Hệ thống phải lưu trạng thái đã đọc hoặc chưa đọc của thông báo</w:t>
+      </w:r>
+    </w:p>
+    <w:p>
+      <w:pPr>
+        <w:ind w:firstLine="720"/>
+        <w:rPr>
+          <w:rFonts w:ascii="Arial" w:hAnsi="Arial" w:cs="Arial"/>
+          <w:sz w:val="28"/>
+          <w:szCs w:val="28"/>
+        </w:rPr>
+      </w:pPr>
+      <w:r>
+        <w:rPr>
+          <w:rFonts w:ascii="Arial" w:hAnsi="Arial" w:cs="Arial"/>
+          <w:sz w:val="28"/>
+          <w:szCs w:val="28"/>
+        </w:rPr>
+        <w:t>BR-WRE-</w:t>
+      </w:r>
+      <w:r>
+        <w:rPr>
+          <w:rFonts w:ascii="Arial" w:hAnsi="Arial" w:cs="Arial"/>
+          <w:sz w:val="28"/>
+          <w:szCs w:val="28"/>
+        </w:rPr>
+        <w:t>14. Người dùng được phép đánh dấu thông báo là đã đọc hoặc xóa khỏi danh sách hiển thị</w:t>
+      </w:r>
+    </w:p>
+    <w:p>
+      <w:pPr>
+        <w:ind w:firstLine="720"/>
+        <w:rPr>
+          <w:rFonts w:ascii="Arial" w:hAnsi="Arial" w:cs="Arial"/>
+          <w:sz w:val="28"/>
+          <w:szCs w:val="28"/>
+        </w:rPr>
+      </w:pPr>
+      <w:r>
+        <w:rPr>
+          <w:rFonts w:ascii="Arial" w:hAnsi="Arial" w:cs="Arial"/>
+          <w:sz w:val="28"/>
+          <w:szCs w:val="28"/>
+        </w:rPr>
+        <w:t>BR-WRE-</w:t>
+      </w:r>
+      <w:r>
+        <w:rPr>
+          <w:rFonts w:ascii="Arial" w:hAnsi="Arial" w:cs="Arial"/>
+          <w:sz w:val="28"/>
+          <w:szCs w:val="28"/>
+        </w:rPr>
+        <w:t>15. Thông báo đã bị xóa khỏi danh sách hiển thị không làm ảnh hưởng đến nghiệp vụ gốc</w:t>
+      </w:r>
+    </w:p>
+    <w:p>
+      <w:pPr>
+        <w:ind w:firstLine="720"/>
+        <w:rPr>
+          <w:rFonts w:ascii="Arial" w:hAnsi="Arial" w:cs="Arial"/>
+          <w:sz w:val="28"/>
+          <w:szCs w:val="28"/>
+        </w:rPr>
+      </w:pPr>
+      <w:r>
+        <w:rPr>
+          <w:rFonts w:ascii="Arial" w:hAnsi="Arial" w:cs="Arial"/>
+          <w:sz w:val="28"/>
+          <w:szCs w:val="28"/>
+        </w:rPr>
+        <w:t>BR-WRE-</w:t>
+      </w:r>
+      <w:r>
+        <w:rPr>
+          <w:rFonts w:ascii="Arial" w:hAnsi="Arial" w:cs="Arial"/>
+          <w:sz w:val="28"/>
+          <w:szCs w:val="28"/>
+        </w:rPr>
+        <w:t>16. Khi hệ thống đang ngoại tuyến (offline), các nhắc nhở cục bộ vẫn phải được xử lý nếu dữ liệu đã tồn tại trên thiết bị</w:t>
+      </w:r>
+    </w:p>
+    <w:p>
+      <w:pPr>
+        <w:ind w:firstLine="720"/>
+        <w:rPr>
+          <w:rFonts w:ascii="Arial" w:hAnsi="Arial" w:cs="Arial"/>
+          <w:sz w:val="28"/>
+          <w:szCs w:val="28"/>
+        </w:rPr>
+      </w:pPr>
+      <w:r>
+        <w:rPr>
+          <w:rFonts w:ascii="Arial" w:hAnsi="Arial" w:cs="Arial"/>
+          <w:sz w:val="28"/>
+          <w:szCs w:val="28"/>
+        </w:rPr>
+        <w:t>BR-WRE-</w:t>
+      </w:r>
+      <w:r>
+        <w:rPr>
+          <w:rFonts w:ascii="Arial" w:hAnsi="Arial" w:cs="Arial"/>
+          <w:sz w:val="28"/>
+          <w:szCs w:val="28"/>
+        </w:rPr>
+        <w:t>17. Nếu nhiều cảnh báo xảy ra cùng lúc, hệ thống phải nhóm hoặc sắp xếp cảnh báo để tránh trùng lặp và gây nhiễu cho người dùng</w:t>
+      </w:r>
+    </w:p>
+    <w:p>
+      <w:pPr>
+        <w:rPr>
+          <w:rFonts w:ascii="Arial" w:hAnsi="Arial" w:cs="Arial"/>
+          <w:b/>
+          <w:bCs/>
+          <w:sz w:val="28"/>
+          <w:szCs w:val="28"/>
+        </w:rPr>
+      </w:pPr>
     </w:p>
     <w:p>
       <w:pPr>
@@ -14488,6 +15257,682 @@
           <w:sz w:val="28"/>
           <w:szCs w:val="28"/>
         </w:rPr>
+        <w:t>Q</w:t>
+      </w:r>
+      <w:r>
+        <w:rPr>
+          <w:rFonts w:ascii="Arial" w:hAnsi="Arial" w:cs="Arial"/>
+          <w:b/>
+          <w:bCs/>
+          <w:sz w:val="28"/>
+          <w:szCs w:val="28"/>
+        </w:rPr>
+        <w:t>uy Tắc Nghiệp Vụ Cho Dashboard (Bảng Điều Khiển)</w:t>
+      </w:r>
+    </w:p>
+    <w:p>
+      <w:pPr>
+        <w:ind w:firstLine="720"/>
+        <w:rPr>
+          <w:rFonts w:ascii="Arial" w:hAnsi="Arial" w:cs="Arial"/>
+          <w:sz w:val="28"/>
+          <w:szCs w:val="28"/>
+        </w:rPr>
+      </w:pPr>
+      <w:r>
+        <w:rPr>
+          <w:rFonts w:ascii="Arial" w:hAnsi="Arial" w:cs="Arial"/>
+          <w:sz w:val="28"/>
+          <w:szCs w:val="28"/>
+        </w:rPr>
+        <w:t>BR-DASH-1. Dashboard phải hiển thị dữ liệu tài chính tổng quan của tài khoản hiện tại</w:t>
+      </w:r>
+    </w:p>
+    <w:p>
+      <w:pPr>
+        <w:ind w:firstLine="720"/>
+        <w:rPr>
+          <w:rFonts w:ascii="Arial" w:hAnsi="Arial" w:cs="Arial"/>
+          <w:sz w:val="28"/>
+          <w:szCs w:val="28"/>
+        </w:rPr>
+      </w:pPr>
+      <w:r>
+        <w:rPr>
+          <w:rFonts w:ascii="Arial" w:hAnsi="Arial" w:cs="Arial"/>
+          <w:sz w:val="28"/>
+          <w:szCs w:val="28"/>
+        </w:rPr>
+        <w:t>BR-DASH-</w:t>
+      </w:r>
+      <w:r>
+        <w:rPr>
+          <w:rFonts w:ascii="Arial" w:hAnsi="Arial" w:cs="Arial"/>
+          <w:sz w:val="28"/>
+          <w:szCs w:val="28"/>
+        </w:rPr>
+        <w:t>2. Người dùng chỉ được phép xem Dashboard thuộc tài khoản của mình</w:t>
+      </w:r>
+    </w:p>
+    <w:p>
+      <w:pPr>
+        <w:ind w:firstLine="720"/>
+        <w:rPr>
+          <w:rFonts w:ascii="Arial" w:hAnsi="Arial" w:cs="Arial"/>
+          <w:sz w:val="28"/>
+          <w:szCs w:val="28"/>
+        </w:rPr>
+      </w:pPr>
+      <w:r>
+        <w:rPr>
+          <w:rFonts w:ascii="Arial" w:hAnsi="Arial" w:cs="Arial"/>
+          <w:sz w:val="28"/>
+          <w:szCs w:val="28"/>
+        </w:rPr>
+        <w:t>BR-DASH-</w:t>
+      </w:r>
+      <w:r>
+        <w:rPr>
+          <w:rFonts w:ascii="Arial" w:hAnsi="Arial" w:cs="Arial"/>
+          <w:sz w:val="28"/>
+          <w:szCs w:val="28"/>
+        </w:rPr>
+        <w:t>3. Dashboard phải hiển thị</w:t>
+      </w:r>
+    </w:p>
+    <w:p>
+      <w:pPr>
+        <w:ind w:firstLine="720"/>
+        <w:rPr>
+          <w:rFonts w:ascii="Arial" w:hAnsi="Arial" w:cs="Arial"/>
+          <w:sz w:val="28"/>
+          <w:szCs w:val="28"/>
+        </w:rPr>
+      </w:pPr>
+      <w:r>
+        <w:rPr>
+          <w:rFonts w:ascii="Arial" w:hAnsi="Arial" w:cs="Arial"/>
+          <w:sz w:val="28"/>
+          <w:szCs w:val="28"/>
+        </w:rPr>
+        <w:tab/>
+        <w:t>Tổng thu nhập</w:t>
+      </w:r>
+    </w:p>
+    <w:p>
+      <w:pPr>
+        <w:ind w:firstLine="720"/>
+        <w:rPr>
+          <w:rFonts w:ascii="Arial" w:hAnsi="Arial" w:cs="Arial"/>
+          <w:sz w:val="28"/>
+          <w:szCs w:val="28"/>
+        </w:rPr>
+      </w:pPr>
+      <w:r>
+        <w:rPr>
+          <w:rFonts w:ascii="Arial" w:hAnsi="Arial" w:cs="Arial"/>
+          <w:sz w:val="28"/>
+          <w:szCs w:val="28"/>
+        </w:rPr>
+        <w:lastRenderedPageBreak/>
+        <w:tab/>
+        <w:t>Tổng chi tiêu</w:t>
+      </w:r>
+    </w:p>
+    <w:p>
+      <w:pPr>
+        <w:ind w:firstLine="720"/>
+        <w:rPr>
+          <w:rFonts w:ascii="Arial" w:hAnsi="Arial" w:cs="Arial"/>
+          <w:sz w:val="28"/>
+          <w:szCs w:val="28"/>
+        </w:rPr>
+      </w:pPr>
+      <w:r>
+        <w:rPr>
+          <w:rFonts w:ascii="Arial" w:hAnsi="Arial" w:cs="Arial"/>
+          <w:sz w:val="28"/>
+          <w:szCs w:val="28"/>
+        </w:rPr>
+        <w:tab/>
+        <w:t>Số dư hiện tại</w:t>
+      </w:r>
+    </w:p>
+    <w:p>
+      <w:pPr>
+        <w:ind w:firstLine="720"/>
+        <w:rPr>
+          <w:rFonts w:ascii="Arial" w:hAnsi="Arial" w:cs="Arial"/>
+          <w:sz w:val="28"/>
+          <w:szCs w:val="28"/>
+        </w:rPr>
+      </w:pPr>
+      <w:r>
+        <w:rPr>
+          <w:rFonts w:ascii="Arial" w:hAnsi="Arial" w:cs="Arial"/>
+          <w:sz w:val="28"/>
+          <w:szCs w:val="28"/>
+        </w:rPr>
+        <w:tab/>
+        <w:t>Giao dịch hiện tại</w:t>
+      </w:r>
+    </w:p>
+    <w:p>
+      <w:pPr>
+        <w:ind w:firstLine="720"/>
+        <w:rPr>
+          <w:rFonts w:ascii="Arial" w:hAnsi="Arial" w:cs="Arial"/>
+          <w:sz w:val="28"/>
+          <w:szCs w:val="28"/>
+        </w:rPr>
+      </w:pPr>
+      <w:r>
+        <w:rPr>
+          <w:rFonts w:ascii="Arial" w:hAnsi="Arial" w:cs="Arial"/>
+          <w:sz w:val="28"/>
+          <w:szCs w:val="28"/>
+        </w:rPr>
+        <w:t>BR-DASH-</w:t>
+      </w:r>
+      <w:r>
+        <w:rPr>
+          <w:rFonts w:ascii="Arial" w:hAnsi="Arial" w:cs="Arial"/>
+          <w:sz w:val="28"/>
+          <w:szCs w:val="28"/>
+        </w:rPr>
+        <w:t>4. Dashboard cần cập nhật tương ứng khi</w:t>
+      </w:r>
+    </w:p>
+    <w:p>
+      <w:pPr>
+        <w:ind w:firstLine="720"/>
+        <w:rPr>
+          <w:rFonts w:ascii="Arial" w:hAnsi="Arial" w:cs="Arial"/>
+          <w:sz w:val="28"/>
+          <w:szCs w:val="28"/>
+        </w:rPr>
+      </w:pPr>
+      <w:r>
+        <w:rPr>
+          <w:rFonts w:ascii="Arial" w:hAnsi="Arial" w:cs="Arial"/>
+          <w:sz w:val="28"/>
+          <w:szCs w:val="28"/>
+        </w:rPr>
+        <w:tab/>
+        <w:t>Tạo giao dịch</w:t>
+      </w:r>
+    </w:p>
+    <w:p>
+      <w:pPr>
+        <w:ind w:firstLine="720"/>
+        <w:rPr>
+          <w:rFonts w:ascii="Arial" w:hAnsi="Arial" w:cs="Arial"/>
+          <w:sz w:val="28"/>
+          <w:szCs w:val="28"/>
+        </w:rPr>
+      </w:pPr>
+      <w:r>
+        <w:rPr>
+          <w:rFonts w:ascii="Arial" w:hAnsi="Arial" w:cs="Arial"/>
+          <w:sz w:val="28"/>
+          <w:szCs w:val="28"/>
+        </w:rPr>
+        <w:tab/>
+        <w:t>Chỉnh sửa giao dịch</w:t>
+      </w:r>
+    </w:p>
+    <w:p>
+      <w:pPr>
+        <w:ind w:firstLine="720"/>
+        <w:rPr>
+          <w:rFonts w:ascii="Arial" w:hAnsi="Arial" w:cs="Arial"/>
+          <w:sz w:val="28"/>
+          <w:szCs w:val="28"/>
+        </w:rPr>
+      </w:pPr>
+      <w:r>
+        <w:rPr>
+          <w:rFonts w:ascii="Arial" w:hAnsi="Arial" w:cs="Arial"/>
+          <w:sz w:val="28"/>
+          <w:szCs w:val="28"/>
+        </w:rPr>
+        <w:tab/>
+        <w:t>Xóa mềm giao dịch</w:t>
+      </w:r>
+    </w:p>
+    <w:p>
+      <w:pPr>
+        <w:ind w:firstLine="720"/>
+        <w:rPr>
+          <w:rFonts w:ascii="Arial" w:hAnsi="Arial" w:cs="Arial"/>
+          <w:sz w:val="28"/>
+          <w:szCs w:val="28"/>
+        </w:rPr>
+      </w:pPr>
+      <w:r>
+        <w:rPr>
+          <w:rFonts w:ascii="Arial" w:hAnsi="Arial" w:cs="Arial"/>
+          <w:sz w:val="28"/>
+          <w:szCs w:val="28"/>
+        </w:rPr>
+        <w:tab/>
+        <w:t>Khôi phục giao dịch</w:t>
+      </w:r>
+    </w:p>
+    <w:p>
+      <w:pPr>
+        <w:ind w:firstLine="720"/>
+        <w:rPr>
+          <w:rFonts w:ascii="Arial" w:hAnsi="Arial" w:cs="Arial"/>
+          <w:sz w:val="28"/>
+          <w:szCs w:val="28"/>
+        </w:rPr>
+      </w:pPr>
+      <w:r>
+        <w:rPr>
+          <w:rFonts w:ascii="Arial" w:hAnsi="Arial" w:cs="Arial"/>
+          <w:sz w:val="28"/>
+          <w:szCs w:val="28"/>
+        </w:rPr>
+        <w:tab/>
+        <w:t>Chuyển tiền nội bộ</w:t>
+      </w:r>
+    </w:p>
+    <w:p>
+      <w:pPr>
+        <w:ind w:firstLine="720"/>
+        <w:rPr>
+          <w:rFonts w:ascii="Arial" w:hAnsi="Arial" w:cs="Arial"/>
+          <w:sz w:val="28"/>
+          <w:szCs w:val="28"/>
+        </w:rPr>
+      </w:pPr>
+      <w:r>
+        <w:rPr>
+          <w:rFonts w:ascii="Arial" w:hAnsi="Arial" w:cs="Arial"/>
+          <w:sz w:val="28"/>
+          <w:szCs w:val="28"/>
+        </w:rPr>
+        <w:t>BR-DASH-</w:t>
+      </w:r>
+      <w:r>
+        <w:rPr>
+          <w:rFonts w:ascii="Arial" w:hAnsi="Arial" w:cs="Arial"/>
+          <w:sz w:val="28"/>
+          <w:szCs w:val="28"/>
+        </w:rPr>
+        <w:t>5. Các giao dịch đã bị xóa mềm không được hiển thị trên Dashboard mặc định</w:t>
+      </w:r>
+    </w:p>
+    <w:p>
+      <w:pPr>
+        <w:ind w:firstLine="720"/>
+        <w:rPr>
+          <w:rFonts w:ascii="Arial" w:hAnsi="Arial" w:cs="Arial"/>
+          <w:sz w:val="28"/>
+          <w:szCs w:val="28"/>
+        </w:rPr>
+      </w:pPr>
+      <w:r>
+        <w:rPr>
+          <w:rFonts w:ascii="Arial" w:hAnsi="Arial" w:cs="Arial"/>
+          <w:sz w:val="28"/>
+          <w:szCs w:val="28"/>
+        </w:rPr>
+        <w:t>BR-DASH-</w:t>
+      </w:r>
+      <w:r>
+        <w:rPr>
+          <w:rFonts w:ascii="Arial" w:hAnsi="Arial" w:cs="Arial"/>
+          <w:sz w:val="28"/>
+          <w:szCs w:val="28"/>
+        </w:rPr>
+        <w:t xml:space="preserve">6. Giao dịch chuyển tiền nội bộ không được tính vào </w:t>
+      </w:r>
+    </w:p>
+    <w:p>
+      <w:pPr>
+        <w:ind w:firstLine="720"/>
+        <w:rPr>
+          <w:rFonts w:ascii="Arial" w:hAnsi="Arial" w:cs="Arial"/>
+          <w:sz w:val="28"/>
+          <w:szCs w:val="28"/>
+        </w:rPr>
+      </w:pPr>
+      <w:r>
+        <w:rPr>
+          <w:rFonts w:ascii="Arial" w:hAnsi="Arial" w:cs="Arial"/>
+          <w:sz w:val="28"/>
+          <w:szCs w:val="28"/>
+        </w:rPr>
+        <w:tab/>
+        <w:t>Tổng thu nhập</w:t>
+      </w:r>
+    </w:p>
+    <w:p>
+      <w:pPr>
+        <w:ind w:firstLine="720"/>
+        <w:rPr>
+          <w:rFonts w:ascii="Arial" w:hAnsi="Arial" w:cs="Arial"/>
+          <w:sz w:val="28"/>
+          <w:szCs w:val="28"/>
+        </w:rPr>
+      </w:pPr>
+      <w:r>
+        <w:rPr>
+          <w:rFonts w:ascii="Arial" w:hAnsi="Arial" w:cs="Arial"/>
+          <w:sz w:val="28"/>
+          <w:szCs w:val="28"/>
+        </w:rPr>
+        <w:tab/>
+        <w:t>Tổng chi tiêu</w:t>
+      </w:r>
+    </w:p>
+    <w:p>
+      <w:pPr>
+        <w:ind w:firstLine="720"/>
+        <w:rPr>
+          <w:rFonts w:ascii="Arial" w:hAnsi="Arial" w:cs="Arial"/>
+          <w:sz w:val="28"/>
+          <w:szCs w:val="28"/>
+        </w:rPr>
+      </w:pPr>
+      <w:r>
+        <w:rPr>
+          <w:rFonts w:ascii="Arial" w:hAnsi="Arial" w:cs="Arial"/>
+          <w:sz w:val="28"/>
+          <w:szCs w:val="28"/>
+        </w:rPr>
+        <w:t>BR-DASH-</w:t>
+      </w:r>
+      <w:r>
+        <w:rPr>
+          <w:rFonts w:ascii="Arial" w:hAnsi="Arial" w:cs="Arial"/>
+          <w:sz w:val="28"/>
+          <w:szCs w:val="28"/>
+        </w:rPr>
+        <w:t>7. Số dư hiện tại trên Dashboard phải được tính toán theo</w:t>
+      </w:r>
+    </w:p>
+    <w:p>
+      <w:pPr>
+        <w:ind w:firstLine="720"/>
+        <w:rPr>
+          <w:rFonts w:ascii="Arial" w:hAnsi="Arial" w:cs="Arial"/>
+          <w:sz w:val="28"/>
+          <w:szCs w:val="28"/>
+        </w:rPr>
+      </w:pPr>
+      <w:r>
+        <w:rPr>
+          <w:rFonts w:ascii="Arial" w:hAnsi="Arial" w:cs="Arial"/>
+          <w:sz w:val="28"/>
+          <w:szCs w:val="28"/>
+        </w:rPr>
+        <w:tab/>
+        <w:t>Tổng các số dư từ các nguồn tiền còn hoạt động</w:t>
+      </w:r>
+    </w:p>
+    <w:p>
+      <w:pPr>
+        <w:ind w:firstLine="720"/>
+        <w:rPr>
+          <w:rFonts w:ascii="Arial" w:hAnsi="Arial" w:cs="Arial"/>
+          <w:sz w:val="28"/>
+          <w:szCs w:val="28"/>
+        </w:rPr>
+      </w:pPr>
+      <w:r>
+        <w:rPr>
+          <w:rFonts w:ascii="Arial" w:hAnsi="Arial" w:cs="Arial"/>
+          <w:sz w:val="28"/>
+          <w:szCs w:val="28"/>
+        </w:rPr>
+        <w:tab/>
+        <w:t>Các thay đổi hợp lệ từ giao dịch tài chính</w:t>
+      </w:r>
+    </w:p>
+    <w:p>
+      <w:pPr>
+        <w:ind w:firstLine="720"/>
+        <w:rPr>
+          <w:rFonts w:ascii="Arial" w:hAnsi="Arial" w:cs="Arial"/>
+          <w:sz w:val="28"/>
+          <w:szCs w:val="28"/>
+        </w:rPr>
+      </w:pPr>
+      <w:r>
+        <w:rPr>
+          <w:rFonts w:ascii="Arial" w:hAnsi="Arial" w:cs="Arial"/>
+          <w:sz w:val="28"/>
+          <w:szCs w:val="28"/>
+        </w:rPr>
+        <w:t>BR-DASH-</w:t>
+      </w:r>
+      <w:r>
+        <w:rPr>
+          <w:rFonts w:ascii="Arial" w:hAnsi="Arial" w:cs="Arial"/>
+          <w:sz w:val="28"/>
+          <w:szCs w:val="28"/>
+        </w:rPr>
+        <w:t>8. Danh sách giao dịch gần đây phải được sắp xếp theo thời gian giảm dần mặc định</w:t>
+      </w:r>
+    </w:p>
+    <w:p>
+      <w:pPr>
+        <w:ind w:firstLine="720"/>
+        <w:rPr>
+          <w:rFonts w:ascii="Arial" w:hAnsi="Arial" w:cs="Arial"/>
+          <w:sz w:val="28"/>
+          <w:szCs w:val="28"/>
+        </w:rPr>
+      </w:pPr>
+      <w:r>
+        <w:rPr>
+          <w:rFonts w:ascii="Arial" w:hAnsi="Arial" w:cs="Arial"/>
+          <w:sz w:val="28"/>
+          <w:szCs w:val="28"/>
+        </w:rPr>
+        <w:t>BR-DASH-</w:t>
+      </w:r>
+      <w:r>
+        <w:rPr>
+          <w:rFonts w:ascii="Arial" w:hAnsi="Arial" w:cs="Arial"/>
+          <w:sz w:val="28"/>
+          <w:szCs w:val="28"/>
+        </w:rPr>
+        <w:t>9. Dashboard chỉ hiển thị các giao dịch còn hoạt động và thuộc tài khoản hiện tại</w:t>
+      </w:r>
+    </w:p>
+    <w:p>
+      <w:pPr>
+        <w:ind w:firstLine="720"/>
+        <w:rPr>
+          <w:rFonts w:ascii="Arial" w:hAnsi="Arial" w:cs="Arial"/>
+          <w:sz w:val="28"/>
+          <w:szCs w:val="28"/>
+        </w:rPr>
+      </w:pPr>
+      <w:r>
+        <w:rPr>
+          <w:rFonts w:ascii="Arial" w:hAnsi="Arial" w:cs="Arial"/>
+          <w:sz w:val="28"/>
+          <w:szCs w:val="28"/>
+        </w:rPr>
+        <w:t>BR-DASH-</w:t>
+      </w:r>
+      <w:r>
+        <w:rPr>
+          <w:rFonts w:ascii="Arial" w:hAnsi="Arial" w:cs="Arial"/>
+          <w:sz w:val="28"/>
+          <w:szCs w:val="28"/>
+        </w:rPr>
+        <w:t>10. Dashboard phải hỗ trợ làm mới dữ liệu khi có thay đổi trong hệ thống</w:t>
+      </w:r>
+    </w:p>
+    <w:p>
+      <w:pPr>
+        <w:ind w:firstLine="720"/>
+        <w:rPr>
+          <w:rFonts w:ascii="Arial" w:hAnsi="Arial" w:cs="Arial"/>
+          <w:sz w:val="28"/>
+          <w:szCs w:val="28"/>
+        </w:rPr>
+      </w:pPr>
+      <w:r>
+        <w:rPr>
+          <w:rFonts w:ascii="Arial" w:hAnsi="Arial" w:cs="Arial"/>
+          <w:sz w:val="28"/>
+          <w:szCs w:val="28"/>
+        </w:rPr>
+        <w:t>BR-DASH-</w:t>
+      </w:r>
+      <w:r>
+        <w:rPr>
+          <w:rFonts w:ascii="Arial" w:hAnsi="Arial" w:cs="Arial"/>
+          <w:sz w:val="28"/>
+          <w:szCs w:val="28"/>
+        </w:rPr>
+        <w:t>11. Dashboard phải hiển thị dữ liệu theo khoảng thời gian mặc định của hệ thống</w:t>
+      </w:r>
+    </w:p>
+    <w:p>
+      <w:pPr>
+        <w:ind w:firstLine="720"/>
+        <w:rPr>
+          <w:rFonts w:ascii="Arial" w:hAnsi="Arial" w:cs="Arial"/>
+          <w:sz w:val="28"/>
+          <w:szCs w:val="28"/>
+        </w:rPr>
+      </w:pPr>
+      <w:r>
+        <w:rPr>
+          <w:rFonts w:ascii="Arial" w:hAnsi="Arial" w:cs="Arial"/>
+          <w:sz w:val="28"/>
+          <w:szCs w:val="28"/>
+        </w:rPr>
+        <w:lastRenderedPageBreak/>
+        <w:t>BR-DASH-</w:t>
+      </w:r>
+      <w:r>
+        <w:rPr>
+          <w:rFonts w:ascii="Arial" w:hAnsi="Arial" w:cs="Arial"/>
+          <w:sz w:val="28"/>
+          <w:szCs w:val="28"/>
+        </w:rPr>
+        <w:t>12. Người dùng được phép thay đổi khoảng thời gian hiển thị dữ liệu Dashboard</w:t>
+      </w:r>
+    </w:p>
+    <w:p>
+      <w:pPr>
+        <w:ind w:firstLine="720"/>
+        <w:rPr>
+          <w:rFonts w:ascii="Arial" w:hAnsi="Arial" w:cs="Arial"/>
+          <w:sz w:val="28"/>
+          <w:szCs w:val="28"/>
+        </w:rPr>
+      </w:pPr>
+      <w:r>
+        <w:rPr>
+          <w:rFonts w:ascii="Arial" w:hAnsi="Arial" w:cs="Arial"/>
+          <w:sz w:val="28"/>
+          <w:szCs w:val="28"/>
+        </w:rPr>
+        <w:t>BR-DASH-</w:t>
+      </w:r>
+      <w:r>
+        <w:rPr>
+          <w:rFonts w:ascii="Arial" w:hAnsi="Arial" w:cs="Arial"/>
+          <w:sz w:val="28"/>
+          <w:szCs w:val="28"/>
+        </w:rPr>
+        <w:t>13. Các widget hoặc thành phần trên Dashboard phải phản ánh dữ liệu thống kê mới nhất</w:t>
+      </w:r>
+    </w:p>
+    <w:p>
+      <w:pPr>
+        <w:ind w:firstLine="720"/>
+        <w:rPr>
+          <w:rFonts w:ascii="Arial" w:hAnsi="Arial" w:cs="Arial"/>
+          <w:sz w:val="28"/>
+          <w:szCs w:val="28"/>
+        </w:rPr>
+      </w:pPr>
+      <w:r>
+        <w:rPr>
+          <w:rFonts w:ascii="Arial" w:hAnsi="Arial" w:cs="Arial"/>
+          <w:sz w:val="28"/>
+          <w:szCs w:val="28"/>
+        </w:rPr>
+        <w:t>BR-DASH-</w:t>
+      </w:r>
+      <w:r>
+        <w:rPr>
+          <w:rFonts w:ascii="Arial" w:hAnsi="Arial" w:cs="Arial"/>
+          <w:sz w:val="28"/>
+          <w:szCs w:val="28"/>
+        </w:rPr>
+        <w:t>14. Dashboard phải hiển thị trạng thái ngân sách hiện tại nếu người dùng có ngân sách đang hoạt động</w:t>
+      </w:r>
+    </w:p>
+    <w:p>
+      <w:pPr>
+        <w:ind w:firstLine="720"/>
+        <w:rPr>
+          <w:rFonts w:ascii="Arial" w:hAnsi="Arial" w:cs="Arial"/>
+          <w:sz w:val="28"/>
+          <w:szCs w:val="28"/>
+        </w:rPr>
+      </w:pPr>
+      <w:r>
+        <w:rPr>
+          <w:rFonts w:ascii="Arial" w:hAnsi="Arial" w:cs="Arial"/>
+          <w:sz w:val="28"/>
+          <w:szCs w:val="28"/>
+        </w:rPr>
+        <w:t>BR-DASH-</w:t>
+      </w:r>
+      <w:r>
+        <w:rPr>
+          <w:rFonts w:ascii="Arial" w:hAnsi="Arial" w:cs="Arial"/>
+          <w:sz w:val="28"/>
+          <w:szCs w:val="28"/>
+        </w:rPr>
+        <w:t>15. Nếu không có dữ liệu tài chính, Dashboard phải hiển thị trạng thái mặc định thay vì lỗi hệ thống</w:t>
+      </w:r>
+    </w:p>
+    <w:p>
+      <w:pPr>
+        <w:rPr>
+          <w:rFonts w:ascii="Arial" w:hAnsi="Arial" w:cs="Arial"/>
+          <w:sz w:val="28"/>
+          <w:szCs w:val="28"/>
+        </w:rPr>
+      </w:pPr>
+    </w:p>
+    <w:p>
+      <w:pPr>
+        <w:pStyle w:val="ListParagraph"/>
+        <w:numPr>
+          <w:ilvl w:val="2"/>
+          <w:numId w:val="13"/>
+        </w:numPr>
+        <w:rPr>
+          <w:rFonts w:ascii="Arial" w:hAnsi="Arial" w:cs="Arial"/>
+          <w:b/>
+          <w:bCs/>
+          <w:sz w:val="28"/>
+          <w:szCs w:val="28"/>
+        </w:rPr>
+      </w:pPr>
+      <w:r>
+        <w:rPr>
+          <w:rFonts w:ascii="Arial" w:hAnsi="Arial" w:cs="Arial"/>
+          <w:b/>
+          <w:bCs/>
+          <w:sz w:val="28"/>
+          <w:szCs w:val="28"/>
+        </w:rPr>
         <w:t>Updating…</w:t>
       </w:r>
     </w:p>
@@ -15010,6 +16455,7 @@
           <w:sz w:val="28"/>
           <w:szCs w:val="28"/>
         </w:rPr>
+        <w:lastRenderedPageBreak/>
         <w:t>Loại nguồn tiền mặc định</w:t>
       </w:r>
     </w:p>
@@ -15185,7 +16631,6 @@
           <w:sz w:val="28"/>
           <w:szCs w:val="28"/>
         </w:rPr>
-        <w:lastRenderedPageBreak/>
         <w:t xml:space="preserve">Xác thực mật khẩu </w:t>
       </w:r>
       <w:r>
@@ -15763,6 +17208,7 @@
           <w:sz w:val="28"/>
           <w:szCs w:val="28"/>
         </w:rPr>
+        <w:lastRenderedPageBreak/>
         <w:t>Kiểm tra ngân sách (nếu có liên kết)</w:t>
       </w:r>
     </w:p>
@@ -16540,6 +17986,7 @@
           <w:sz w:val="28"/>
           <w:szCs w:val="28"/>
         </w:rPr>
+        <w:lastRenderedPageBreak/>
         <w:t>Nội dung khoản chi tiêu không được vượt quá 600 ký tự</w:t>
       </w:r>
     </w:p>
@@ -16770,7 +18217,6 @@
           <w:sz w:val="28"/>
           <w:szCs w:val="28"/>
         </w:rPr>
-        <w:lastRenderedPageBreak/>
         <w:t>Trừ tiền của nguồn mới</w:t>
       </w:r>
     </w:p>
@@ -17340,6 +18786,7 @@
           <w:sz w:val="28"/>
           <w:szCs w:val="28"/>
         </w:rPr>
+        <w:lastRenderedPageBreak/>
         <w:t>Kiểm tra xác thực dữ liệu đầu vào của danh mục</w:t>
       </w:r>
       <w:r>
@@ -17505,7 +18952,6 @@
           <w:sz w:val="28"/>
           <w:szCs w:val="28"/>
         </w:rPr>
-        <w:lastRenderedPageBreak/>
         <w:t>BP-CATE-</w:t>
       </w:r>
       <w:r>
@@ -18027,6 +19473,7 @@
           <w:sz w:val="28"/>
           <w:szCs w:val="28"/>
         </w:rPr>
+        <w:lastRenderedPageBreak/>
         <w:t>N</w:t>
       </w:r>
       <w:r>
@@ -18219,8 +19666,1121 @@
           <w:sz w:val="28"/>
           <w:szCs w:val="28"/>
         </w:rPr>
+        <w:t>Nếu không có tên thu nhập</w:t>
+      </w:r>
+    </w:p>
+    <w:p>
+      <w:pPr>
+        <w:pStyle w:val="ListParagraph"/>
+        <w:numPr>
+          <w:ilvl w:val="3"/>
+          <w:numId w:val="15"/>
+        </w:numPr>
+        <w:rPr>
+          <w:rFonts w:ascii="Arial" w:hAnsi="Arial" w:cs="Arial"/>
+          <w:sz w:val="28"/>
+          <w:szCs w:val="28"/>
+        </w:rPr>
+      </w:pPr>
+      <w:r>
+        <w:rPr>
+          <w:rFonts w:ascii="Arial" w:hAnsi="Arial" w:cs="Arial"/>
+          <w:sz w:val="28"/>
+          <w:szCs w:val="28"/>
+        </w:rPr>
+        <w:t>Khởi tạo theo mẫu</w:t>
+      </w:r>
+    </w:p>
+    <w:p>
+      <w:pPr>
+        <w:pStyle w:val="ListParagraph"/>
+        <w:numPr>
+          <w:ilvl w:val="2"/>
+          <w:numId w:val="15"/>
+        </w:numPr>
+        <w:rPr>
+          <w:rFonts w:ascii="Arial" w:hAnsi="Arial" w:cs="Arial"/>
+          <w:sz w:val="28"/>
+          <w:szCs w:val="28"/>
+        </w:rPr>
+      </w:pPr>
+      <w:r>
+        <w:rPr>
+          <w:rFonts w:ascii="Arial" w:hAnsi="Arial" w:cs="Arial"/>
+          <w:sz w:val="28"/>
+          <w:szCs w:val="28"/>
+        </w:rPr>
+        <w:t>Nếu có tên thu nhập</w:t>
+      </w:r>
+    </w:p>
+    <w:p>
+      <w:pPr>
+        <w:pStyle w:val="ListParagraph"/>
+        <w:numPr>
+          <w:ilvl w:val="3"/>
+          <w:numId w:val="15"/>
+        </w:numPr>
+        <w:rPr>
+          <w:rFonts w:ascii="Arial" w:hAnsi="Arial" w:cs="Arial"/>
+          <w:sz w:val="28"/>
+          <w:szCs w:val="28"/>
+        </w:rPr>
+      </w:pPr>
+      <w:r>
+        <w:rPr>
+          <w:rFonts w:ascii="Arial" w:hAnsi="Arial" w:cs="Arial"/>
+          <w:sz w:val="28"/>
+          <w:szCs w:val="28"/>
+        </w:rPr>
+        <w:t>Tối đa không vượt quá 100 ký tự</w:t>
+      </w:r>
+    </w:p>
+    <w:p>
+      <w:pPr>
+        <w:pStyle w:val="ListParagraph"/>
+        <w:numPr>
+          <w:ilvl w:val="1"/>
+          <w:numId w:val="15"/>
+        </w:numPr>
+        <w:rPr>
+          <w:rFonts w:ascii="Arial" w:hAnsi="Arial" w:cs="Arial"/>
+          <w:sz w:val="28"/>
+          <w:szCs w:val="28"/>
+        </w:rPr>
+      </w:pPr>
+      <w:r>
+        <w:rPr>
+          <w:rFonts w:ascii="Arial" w:hAnsi="Arial" w:cs="Arial"/>
+          <w:sz w:val="28"/>
+          <w:szCs w:val="28"/>
+        </w:rPr>
+        <w:t>Kiểm tra Số tiền thu nhập</w:t>
+      </w:r>
+    </w:p>
+    <w:p>
+      <w:pPr>
+        <w:pStyle w:val="ListParagraph"/>
+        <w:numPr>
+          <w:ilvl w:val="2"/>
+          <w:numId w:val="15"/>
+        </w:numPr>
+        <w:rPr>
+          <w:rFonts w:ascii="Arial" w:hAnsi="Arial" w:cs="Arial"/>
+          <w:sz w:val="28"/>
+          <w:szCs w:val="28"/>
+        </w:rPr>
+      </w:pPr>
+      <w:r>
+        <w:rPr>
+          <w:rFonts w:ascii="Arial" w:hAnsi="Arial" w:cs="Arial"/>
+          <w:sz w:val="28"/>
+          <w:szCs w:val="28"/>
+        </w:rPr>
+        <w:t>Số tiền phải là số dương</w:t>
+      </w:r>
+    </w:p>
+    <w:p>
+      <w:pPr>
+        <w:pStyle w:val="ListParagraph"/>
+        <w:numPr>
+          <w:ilvl w:val="1"/>
+          <w:numId w:val="15"/>
+        </w:numPr>
+        <w:rPr>
+          <w:rFonts w:ascii="Arial" w:hAnsi="Arial" w:cs="Arial"/>
+          <w:sz w:val="28"/>
+          <w:szCs w:val="28"/>
+        </w:rPr>
+      </w:pPr>
+      <w:r>
+        <w:rPr>
+          <w:rFonts w:ascii="Arial" w:hAnsi="Arial" w:cs="Arial"/>
+          <w:sz w:val="28"/>
+          <w:szCs w:val="28"/>
+        </w:rPr>
+        <w:t>Kiểm tra Danh mục thu nhập</w:t>
+      </w:r>
+    </w:p>
+    <w:p>
+      <w:pPr>
+        <w:pStyle w:val="ListParagraph"/>
+        <w:numPr>
+          <w:ilvl w:val="2"/>
+          <w:numId w:val="15"/>
+        </w:numPr>
+        <w:rPr>
+          <w:rFonts w:ascii="Arial" w:hAnsi="Arial" w:cs="Arial"/>
+          <w:sz w:val="28"/>
+          <w:szCs w:val="28"/>
+        </w:rPr>
+      </w:pPr>
+      <w:r>
+        <w:rPr>
+          <w:rFonts w:ascii="Arial" w:hAnsi="Arial" w:cs="Arial"/>
+          <w:sz w:val="28"/>
+          <w:szCs w:val="28"/>
+        </w:rPr>
+        <w:t>Nếu không có danh mục thu nhập</w:t>
+      </w:r>
+    </w:p>
+    <w:p>
+      <w:pPr>
+        <w:pStyle w:val="ListParagraph"/>
+        <w:numPr>
+          <w:ilvl w:val="3"/>
+          <w:numId w:val="15"/>
+        </w:numPr>
+        <w:rPr>
+          <w:rFonts w:ascii="Arial" w:hAnsi="Arial" w:cs="Arial"/>
+          <w:sz w:val="28"/>
+          <w:szCs w:val="28"/>
+        </w:rPr>
+      </w:pPr>
+      <w:r>
+        <w:rPr>
+          <w:rFonts w:ascii="Arial" w:hAnsi="Arial" w:cs="Arial"/>
+          <w:sz w:val="28"/>
+          <w:szCs w:val="28"/>
+        </w:rPr>
+        <w:t>Gán danh mục “Khác” cho khoản thu nhập</w:t>
+      </w:r>
+    </w:p>
+    <w:p>
+      <w:pPr>
+        <w:pStyle w:val="ListParagraph"/>
+        <w:numPr>
+          <w:ilvl w:val="2"/>
+          <w:numId w:val="15"/>
+        </w:numPr>
+        <w:rPr>
+          <w:rFonts w:ascii="Arial" w:hAnsi="Arial" w:cs="Arial"/>
+          <w:sz w:val="28"/>
+          <w:szCs w:val="28"/>
+        </w:rPr>
+      </w:pPr>
+      <w:r>
+        <w:rPr>
+          <w:rFonts w:ascii="Arial" w:hAnsi="Arial" w:cs="Arial"/>
+          <w:sz w:val="28"/>
+          <w:szCs w:val="28"/>
+        </w:rPr>
+        <w:t>Nếu có danh mục thu nhập</w:t>
+      </w:r>
+    </w:p>
+    <w:p>
+      <w:pPr>
+        <w:pStyle w:val="ListParagraph"/>
+        <w:numPr>
+          <w:ilvl w:val="3"/>
+          <w:numId w:val="15"/>
+        </w:numPr>
+        <w:rPr>
+          <w:rFonts w:ascii="Arial" w:hAnsi="Arial" w:cs="Arial"/>
+          <w:sz w:val="28"/>
+          <w:szCs w:val="28"/>
+        </w:rPr>
+      </w:pPr>
+      <w:r>
+        <w:rPr>
+          <w:rFonts w:ascii="Arial" w:hAnsi="Arial" w:cs="Arial"/>
+          <w:sz w:val="28"/>
+          <w:szCs w:val="28"/>
+        </w:rPr>
+        <w:t>Kiểm tra danh mục có tồn tại và còn hoạt động</w:t>
+      </w:r>
+    </w:p>
+    <w:p>
+      <w:pPr>
+        <w:pStyle w:val="ListParagraph"/>
+        <w:numPr>
+          <w:ilvl w:val="1"/>
+          <w:numId w:val="15"/>
+        </w:numPr>
+        <w:rPr>
+          <w:rFonts w:ascii="Arial" w:hAnsi="Arial" w:cs="Arial"/>
+          <w:sz w:val="28"/>
+          <w:szCs w:val="28"/>
+        </w:rPr>
+      </w:pPr>
+      <w:r>
+        <w:rPr>
+          <w:rFonts w:ascii="Arial" w:hAnsi="Arial" w:cs="Arial"/>
+          <w:sz w:val="28"/>
+          <w:szCs w:val="28"/>
+        </w:rPr>
+        <w:t>Kiểm tra Nguồn tiền</w:t>
+      </w:r>
+    </w:p>
+    <w:p>
+      <w:pPr>
+        <w:pStyle w:val="ListParagraph"/>
+        <w:numPr>
+          <w:ilvl w:val="2"/>
+          <w:numId w:val="15"/>
+        </w:numPr>
+        <w:rPr>
+          <w:rFonts w:ascii="Arial" w:hAnsi="Arial" w:cs="Arial"/>
+          <w:sz w:val="28"/>
+          <w:szCs w:val="28"/>
+        </w:rPr>
+      </w:pPr>
+      <w:r>
+        <w:rPr>
+          <w:rFonts w:ascii="Arial" w:hAnsi="Arial" w:cs="Arial"/>
+          <w:sz w:val="28"/>
+          <w:szCs w:val="28"/>
+        </w:rPr>
+        <w:t>Kiểm tra nguồn tiền có tồn tài và còn hoạt động</w:t>
+      </w:r>
+    </w:p>
+    <w:p>
+      <w:pPr>
+        <w:pStyle w:val="ListParagraph"/>
+        <w:numPr>
+          <w:ilvl w:val="1"/>
+          <w:numId w:val="15"/>
+        </w:numPr>
+        <w:rPr>
+          <w:rFonts w:ascii="Arial" w:hAnsi="Arial" w:cs="Arial"/>
+          <w:sz w:val="28"/>
+          <w:szCs w:val="28"/>
+        </w:rPr>
+      </w:pPr>
+      <w:r>
+        <w:rPr>
+          <w:rFonts w:ascii="Arial" w:hAnsi="Arial" w:cs="Arial"/>
+          <w:sz w:val="28"/>
+          <w:szCs w:val="28"/>
+        </w:rPr>
+        <w:t>Kiểm tra Nội dùng khoản thu nhập</w:t>
+      </w:r>
+    </w:p>
+    <w:p>
+      <w:pPr>
+        <w:pStyle w:val="ListParagraph"/>
+        <w:numPr>
+          <w:ilvl w:val="2"/>
+          <w:numId w:val="15"/>
+        </w:numPr>
+        <w:rPr>
+          <w:rFonts w:ascii="Arial" w:hAnsi="Arial" w:cs="Arial"/>
+          <w:sz w:val="28"/>
+          <w:szCs w:val="28"/>
+        </w:rPr>
+      </w:pPr>
+      <w:r>
+        <w:rPr>
+          <w:rFonts w:ascii="Arial" w:hAnsi="Arial" w:cs="Arial"/>
+          <w:sz w:val="28"/>
+          <w:szCs w:val="28"/>
+        </w:rPr>
+        <w:t>Nội dung có số ký tự không vượt quá 600</w:t>
+      </w:r>
+    </w:p>
+    <w:p>
+      <w:pPr>
+        <w:pStyle w:val="ListParagraph"/>
+        <w:numPr>
+          <w:ilvl w:val="0"/>
+          <w:numId w:val="15"/>
+        </w:numPr>
+        <w:rPr>
+          <w:rFonts w:ascii="Arial" w:hAnsi="Arial" w:cs="Arial"/>
+          <w:sz w:val="28"/>
+          <w:szCs w:val="28"/>
+        </w:rPr>
+      </w:pPr>
+      <w:r>
+        <w:rPr>
+          <w:rFonts w:ascii="Arial" w:hAnsi="Arial" w:cs="Arial"/>
+          <w:sz w:val="28"/>
+          <w:szCs w:val="28"/>
+        </w:rPr>
+        <w:t>Cập nhật số dư cho nguồn tiền</w:t>
+      </w:r>
+    </w:p>
+    <w:p>
+      <w:pPr>
+        <w:pStyle w:val="ListParagraph"/>
+        <w:numPr>
+          <w:ilvl w:val="0"/>
+          <w:numId w:val="15"/>
+        </w:numPr>
+        <w:rPr>
+          <w:rFonts w:ascii="Arial" w:hAnsi="Arial" w:cs="Arial"/>
+          <w:sz w:val="28"/>
+          <w:szCs w:val="28"/>
+        </w:rPr>
+      </w:pPr>
+      <w:r>
+        <w:rPr>
+          <w:rFonts w:ascii="Arial" w:hAnsi="Arial" w:cs="Arial"/>
+          <w:sz w:val="28"/>
+          <w:szCs w:val="28"/>
+        </w:rPr>
+        <w:t xml:space="preserve">Lưu khoản </w:t>
+      </w:r>
+      <w:r>
+        <w:rPr>
+          <w:rFonts w:ascii="Arial" w:hAnsi="Arial" w:cs="Arial"/>
+          <w:sz w:val="28"/>
+          <w:szCs w:val="28"/>
+        </w:rPr>
+        <w:t>thu nhập</w:t>
+      </w:r>
+    </w:p>
+    <w:p>
+      <w:pPr>
+        <w:pStyle w:val="ListParagraph"/>
+        <w:numPr>
+          <w:ilvl w:val="0"/>
+          <w:numId w:val="15"/>
+        </w:numPr>
+        <w:rPr>
+          <w:rFonts w:ascii="Arial" w:hAnsi="Arial" w:cs="Arial"/>
+          <w:sz w:val="28"/>
+          <w:szCs w:val="28"/>
+        </w:rPr>
+      </w:pPr>
+      <w:r>
+        <w:rPr>
+          <w:rFonts w:ascii="Arial" w:hAnsi="Arial" w:cs="Arial"/>
+          <w:sz w:val="28"/>
+          <w:szCs w:val="28"/>
+        </w:rPr>
+        <w:t>Cập nhật thống kê</w:t>
+      </w:r>
+    </w:p>
+    <w:p>
+      <w:pPr>
+        <w:pStyle w:val="ListParagraph"/>
+        <w:numPr>
+          <w:ilvl w:val="0"/>
+          <w:numId w:val="15"/>
+        </w:numPr>
+        <w:rPr>
+          <w:rFonts w:ascii="Arial" w:hAnsi="Arial" w:cs="Arial"/>
+          <w:sz w:val="28"/>
+          <w:szCs w:val="28"/>
+        </w:rPr>
+      </w:pPr>
+      <w:r>
+        <w:rPr>
+          <w:rFonts w:ascii="Arial" w:hAnsi="Arial" w:cs="Arial"/>
+          <w:sz w:val="28"/>
+          <w:szCs w:val="28"/>
+        </w:rPr>
+        <w:t>Lưu lịch sử</w:t>
+      </w:r>
+    </w:p>
+    <w:p>
+      <w:pPr>
+        <w:pStyle w:val="ListParagraph"/>
+        <w:numPr>
+          <w:ilvl w:val="0"/>
+          <w:numId w:val="15"/>
+        </w:numPr>
+        <w:rPr>
+          <w:rFonts w:ascii="Arial" w:hAnsi="Arial" w:cs="Arial"/>
+          <w:sz w:val="28"/>
+          <w:szCs w:val="28"/>
+        </w:rPr>
+      </w:pPr>
+      <w:r>
+        <w:rPr>
+          <w:rFonts w:ascii="Arial" w:hAnsi="Arial" w:cs="Arial"/>
+          <w:sz w:val="28"/>
+          <w:szCs w:val="28"/>
+        </w:rPr>
+        <w:t xml:space="preserve">Thông báo tạo khoản </w:t>
+      </w:r>
+      <w:r>
+        <w:rPr>
+          <w:rFonts w:ascii="Arial" w:hAnsi="Arial" w:cs="Arial"/>
+          <w:sz w:val="28"/>
+          <w:szCs w:val="28"/>
+        </w:rPr>
+        <w:t>thu nhập</w:t>
+      </w:r>
+      <w:r>
+        <w:rPr>
+          <w:rFonts w:ascii="Arial" w:hAnsi="Arial" w:cs="Arial"/>
+          <w:sz w:val="28"/>
+          <w:szCs w:val="28"/>
+        </w:rPr>
+        <w:t xml:space="preserve"> thành công</w:t>
+      </w:r>
+    </w:p>
+    <w:p>
+      <w:pPr>
+        <w:rPr>
+          <w:rFonts w:ascii="Arial" w:hAnsi="Arial" w:cs="Arial"/>
+          <w:sz w:val="28"/>
+          <w:szCs w:val="28"/>
+        </w:rPr>
+      </w:pPr>
+    </w:p>
+    <w:p>
+      <w:pPr>
+        <w:ind w:left="720"/>
+        <w:rPr>
+          <w:rFonts w:ascii="Arial" w:hAnsi="Arial" w:cs="Arial"/>
+          <w:b/>
+          <w:bCs/>
+          <w:sz w:val="28"/>
+          <w:szCs w:val="28"/>
+        </w:rPr>
+      </w:pPr>
+      <w:r>
+        <w:rPr>
+          <w:rFonts w:ascii="Arial" w:hAnsi="Arial" w:cs="Arial"/>
+          <w:b/>
+          <w:bCs/>
+          <w:sz w:val="28"/>
+          <w:szCs w:val="28"/>
+        </w:rPr>
+        <w:t>BP-IT-2. Quy trình Cập Nhật Khoản Thu Nhập</w:t>
+      </w:r>
+    </w:p>
+    <w:p>
+      <w:pPr>
+        <w:pStyle w:val="ListParagraph"/>
+        <w:numPr>
+          <w:ilvl w:val="0"/>
+          <w:numId w:val="15"/>
+        </w:numPr>
+        <w:rPr>
+          <w:rFonts w:ascii="Arial" w:hAnsi="Arial" w:cs="Arial"/>
+          <w:sz w:val="28"/>
+          <w:szCs w:val="28"/>
+        </w:rPr>
+      </w:pPr>
+      <w:r>
+        <w:rPr>
+          <w:rFonts w:ascii="Arial" w:hAnsi="Arial" w:cs="Arial"/>
+          <w:sz w:val="28"/>
+          <w:szCs w:val="28"/>
+        </w:rPr>
+        <w:t xml:space="preserve">Người dùng chọn khoản thu nhập cần cập nhật </w:t>
+      </w:r>
+    </w:p>
+    <w:p>
+      <w:pPr>
+        <w:pStyle w:val="ListParagraph"/>
+        <w:numPr>
+          <w:ilvl w:val="0"/>
+          <w:numId w:val="15"/>
+        </w:numPr>
+        <w:rPr>
+          <w:rFonts w:ascii="Arial" w:hAnsi="Arial" w:cs="Arial"/>
+          <w:sz w:val="28"/>
+          <w:szCs w:val="28"/>
+        </w:rPr>
+      </w:pPr>
+      <w:r>
+        <w:rPr>
+          <w:rFonts w:ascii="Arial" w:hAnsi="Arial" w:cs="Arial"/>
+          <w:sz w:val="28"/>
+          <w:szCs w:val="28"/>
+        </w:rPr>
+        <w:t>Kiểm tra trạng thái khoản thu nhập</w:t>
+      </w:r>
+    </w:p>
+    <w:p>
+      <w:pPr>
+        <w:pStyle w:val="ListParagraph"/>
+        <w:numPr>
+          <w:ilvl w:val="1"/>
+          <w:numId w:val="15"/>
+        </w:numPr>
+        <w:rPr>
+          <w:rFonts w:ascii="Arial" w:hAnsi="Arial" w:cs="Arial"/>
+          <w:sz w:val="28"/>
+          <w:szCs w:val="28"/>
+        </w:rPr>
+      </w:pPr>
+      <w:r>
+        <w:rPr>
+          <w:rFonts w:ascii="Arial" w:hAnsi="Arial" w:cs="Arial"/>
+          <w:sz w:val="28"/>
+          <w:szCs w:val="28"/>
+        </w:rPr>
         <w:lastRenderedPageBreak/>
-        <w:t>Nếu không có tên thu nhập</w:t>
+        <w:t>Nếu đã xóa hoặc không hoạt đông, thông báo không thể cập nhật</w:t>
+      </w:r>
+    </w:p>
+    <w:p>
+      <w:pPr>
+        <w:pStyle w:val="ListParagraph"/>
+        <w:numPr>
+          <w:ilvl w:val="0"/>
+          <w:numId w:val="15"/>
+        </w:numPr>
+        <w:rPr>
+          <w:rFonts w:ascii="Arial" w:hAnsi="Arial" w:cs="Arial"/>
+          <w:sz w:val="28"/>
+          <w:szCs w:val="28"/>
+        </w:rPr>
+      </w:pPr>
+      <w:r>
+        <w:rPr>
+          <w:rFonts w:ascii="Arial" w:hAnsi="Arial" w:cs="Arial"/>
+          <w:sz w:val="28"/>
+          <w:szCs w:val="28"/>
+        </w:rPr>
+        <w:t>Người dùng nhập hoặc chọn thông tin cần cập nhật</w:t>
+      </w:r>
+    </w:p>
+    <w:p>
+      <w:pPr>
+        <w:pStyle w:val="ListParagraph"/>
+        <w:numPr>
+          <w:ilvl w:val="1"/>
+          <w:numId w:val="15"/>
+        </w:numPr>
+        <w:rPr>
+          <w:rFonts w:ascii="Arial" w:hAnsi="Arial" w:cs="Arial"/>
+          <w:sz w:val="28"/>
+          <w:szCs w:val="28"/>
+        </w:rPr>
+      </w:pPr>
+      <w:r>
+        <w:rPr>
+          <w:rFonts w:ascii="Arial" w:hAnsi="Arial" w:cs="Arial"/>
+          <w:sz w:val="28"/>
+          <w:szCs w:val="28"/>
+        </w:rPr>
+        <w:t>Tên khoản thu nhập</w:t>
+      </w:r>
+    </w:p>
+    <w:p>
+      <w:pPr>
+        <w:pStyle w:val="ListParagraph"/>
+        <w:numPr>
+          <w:ilvl w:val="1"/>
+          <w:numId w:val="15"/>
+        </w:numPr>
+        <w:rPr>
+          <w:rFonts w:ascii="Arial" w:hAnsi="Arial" w:cs="Arial"/>
+          <w:sz w:val="28"/>
+          <w:szCs w:val="28"/>
+        </w:rPr>
+      </w:pPr>
+      <w:r>
+        <w:rPr>
+          <w:rFonts w:ascii="Arial" w:hAnsi="Arial" w:cs="Arial"/>
+          <w:sz w:val="28"/>
+          <w:szCs w:val="28"/>
+        </w:rPr>
+        <w:t>Số tiền thu nhập</w:t>
+      </w:r>
+    </w:p>
+    <w:p>
+      <w:pPr>
+        <w:pStyle w:val="ListParagraph"/>
+        <w:numPr>
+          <w:ilvl w:val="1"/>
+          <w:numId w:val="15"/>
+        </w:numPr>
+        <w:rPr>
+          <w:rFonts w:ascii="Arial" w:hAnsi="Arial" w:cs="Arial"/>
+          <w:sz w:val="28"/>
+          <w:szCs w:val="28"/>
+        </w:rPr>
+      </w:pPr>
+      <w:r>
+        <w:rPr>
+          <w:rFonts w:ascii="Arial" w:hAnsi="Arial" w:cs="Arial"/>
+          <w:sz w:val="28"/>
+          <w:szCs w:val="28"/>
+        </w:rPr>
+        <w:t>Danh mục thu nhập</w:t>
+      </w:r>
+    </w:p>
+    <w:p>
+      <w:pPr>
+        <w:pStyle w:val="ListParagraph"/>
+        <w:numPr>
+          <w:ilvl w:val="1"/>
+          <w:numId w:val="15"/>
+        </w:numPr>
+        <w:rPr>
+          <w:rFonts w:ascii="Arial" w:hAnsi="Arial" w:cs="Arial"/>
+          <w:sz w:val="28"/>
+          <w:szCs w:val="28"/>
+        </w:rPr>
+      </w:pPr>
+      <w:r>
+        <w:rPr>
+          <w:rFonts w:ascii="Arial" w:hAnsi="Arial" w:cs="Arial"/>
+          <w:sz w:val="28"/>
+          <w:szCs w:val="28"/>
+        </w:rPr>
+        <w:t>Nguồn tiền</w:t>
+      </w:r>
+    </w:p>
+    <w:p>
+      <w:pPr>
+        <w:pStyle w:val="ListParagraph"/>
+        <w:numPr>
+          <w:ilvl w:val="1"/>
+          <w:numId w:val="15"/>
+        </w:numPr>
+        <w:rPr>
+          <w:rFonts w:ascii="Arial" w:hAnsi="Arial" w:cs="Arial"/>
+          <w:sz w:val="28"/>
+          <w:szCs w:val="28"/>
+        </w:rPr>
+      </w:pPr>
+      <w:r>
+        <w:rPr>
+          <w:rFonts w:ascii="Arial" w:hAnsi="Arial" w:cs="Arial"/>
+          <w:sz w:val="28"/>
+          <w:szCs w:val="28"/>
+        </w:rPr>
+        <w:t>Nội dung thu nhập</w:t>
+      </w:r>
+    </w:p>
+    <w:p>
+      <w:pPr>
+        <w:pStyle w:val="ListParagraph"/>
+        <w:numPr>
+          <w:ilvl w:val="0"/>
+          <w:numId w:val="15"/>
+        </w:numPr>
+        <w:rPr>
+          <w:rFonts w:ascii="Arial" w:hAnsi="Arial" w:cs="Arial"/>
+          <w:sz w:val="28"/>
+          <w:szCs w:val="28"/>
+        </w:rPr>
+      </w:pPr>
+      <w:r>
+        <w:rPr>
+          <w:rFonts w:ascii="Arial" w:hAnsi="Arial" w:cs="Arial"/>
+          <w:sz w:val="28"/>
+          <w:szCs w:val="28"/>
+        </w:rPr>
+        <w:t>Xác thực dữ liệu đầu vào</w:t>
+      </w:r>
+    </w:p>
+    <w:p>
+      <w:pPr>
+        <w:pStyle w:val="ListParagraph"/>
+        <w:numPr>
+          <w:ilvl w:val="1"/>
+          <w:numId w:val="15"/>
+        </w:numPr>
+        <w:rPr>
+          <w:rFonts w:ascii="Arial" w:hAnsi="Arial" w:cs="Arial"/>
+          <w:sz w:val="28"/>
+          <w:szCs w:val="28"/>
+        </w:rPr>
+      </w:pPr>
+      <w:r>
+        <w:rPr>
+          <w:rFonts w:ascii="Arial" w:hAnsi="Arial" w:cs="Arial"/>
+          <w:sz w:val="28"/>
+          <w:szCs w:val="28"/>
+        </w:rPr>
+        <w:t>Kiểm tra Tên thu nhập</w:t>
+      </w:r>
+    </w:p>
+    <w:p>
+      <w:pPr>
+        <w:pStyle w:val="ListParagraph"/>
+        <w:numPr>
+          <w:ilvl w:val="2"/>
+          <w:numId w:val="15"/>
+        </w:numPr>
+        <w:rPr>
+          <w:rFonts w:ascii="Arial" w:hAnsi="Arial" w:cs="Arial"/>
+          <w:sz w:val="28"/>
+          <w:szCs w:val="28"/>
+        </w:rPr>
+      </w:pPr>
+      <w:r>
+        <w:rPr>
+          <w:rFonts w:ascii="Arial" w:hAnsi="Arial" w:cs="Arial"/>
+          <w:sz w:val="28"/>
+          <w:szCs w:val="28"/>
+        </w:rPr>
+        <w:t>Số lượng ký tự không vượt quá 100</w:t>
+      </w:r>
+    </w:p>
+    <w:p>
+      <w:pPr>
+        <w:pStyle w:val="ListParagraph"/>
+        <w:numPr>
+          <w:ilvl w:val="1"/>
+          <w:numId w:val="15"/>
+        </w:numPr>
+        <w:rPr>
+          <w:rFonts w:ascii="Arial" w:hAnsi="Arial" w:cs="Arial"/>
+          <w:sz w:val="28"/>
+          <w:szCs w:val="28"/>
+        </w:rPr>
+      </w:pPr>
+      <w:r>
+        <w:rPr>
+          <w:rFonts w:ascii="Arial" w:hAnsi="Arial" w:cs="Arial"/>
+          <w:sz w:val="28"/>
+          <w:szCs w:val="28"/>
+        </w:rPr>
+        <w:t>Kiểm tra Số tiền thu nhập</w:t>
+      </w:r>
+    </w:p>
+    <w:p>
+      <w:pPr>
+        <w:pStyle w:val="ListParagraph"/>
+        <w:numPr>
+          <w:ilvl w:val="2"/>
+          <w:numId w:val="15"/>
+        </w:numPr>
+        <w:rPr>
+          <w:rFonts w:ascii="Arial" w:hAnsi="Arial" w:cs="Arial"/>
+          <w:sz w:val="28"/>
+          <w:szCs w:val="28"/>
+        </w:rPr>
+      </w:pPr>
+      <w:r>
+        <w:rPr>
+          <w:rFonts w:ascii="Arial" w:hAnsi="Arial" w:cs="Arial"/>
+          <w:sz w:val="28"/>
+          <w:szCs w:val="28"/>
+        </w:rPr>
+        <w:t>Số tiền thu nhập phải là số dương</w:t>
+      </w:r>
+    </w:p>
+    <w:p>
+      <w:pPr>
+        <w:pStyle w:val="ListParagraph"/>
+        <w:numPr>
+          <w:ilvl w:val="1"/>
+          <w:numId w:val="15"/>
+        </w:numPr>
+        <w:rPr>
+          <w:rFonts w:ascii="Arial" w:hAnsi="Arial" w:cs="Arial"/>
+          <w:sz w:val="28"/>
+          <w:szCs w:val="28"/>
+        </w:rPr>
+      </w:pPr>
+      <w:r>
+        <w:rPr>
+          <w:rFonts w:ascii="Arial" w:hAnsi="Arial" w:cs="Arial"/>
+          <w:sz w:val="28"/>
+          <w:szCs w:val="28"/>
+        </w:rPr>
+        <w:t>Kiểm tra Danh mục thu nhập</w:t>
+      </w:r>
+    </w:p>
+    <w:p>
+      <w:pPr>
+        <w:pStyle w:val="ListParagraph"/>
+        <w:numPr>
+          <w:ilvl w:val="2"/>
+          <w:numId w:val="15"/>
+        </w:numPr>
+        <w:rPr>
+          <w:rFonts w:ascii="Arial" w:hAnsi="Arial" w:cs="Arial"/>
+          <w:sz w:val="28"/>
+          <w:szCs w:val="28"/>
+        </w:rPr>
+      </w:pPr>
+      <w:r>
+        <w:rPr>
+          <w:rFonts w:ascii="Arial" w:hAnsi="Arial" w:cs="Arial"/>
+          <w:sz w:val="28"/>
+          <w:szCs w:val="28"/>
+        </w:rPr>
+        <w:t>Danh mục thu nhập có tồn tại và còn hoạt động</w:t>
+      </w:r>
+    </w:p>
+    <w:p>
+      <w:pPr>
+        <w:pStyle w:val="ListParagraph"/>
+        <w:numPr>
+          <w:ilvl w:val="1"/>
+          <w:numId w:val="15"/>
+        </w:numPr>
+        <w:rPr>
+          <w:rFonts w:ascii="Arial" w:hAnsi="Arial" w:cs="Arial"/>
+          <w:sz w:val="28"/>
+          <w:szCs w:val="28"/>
+        </w:rPr>
+      </w:pPr>
+      <w:r>
+        <w:rPr>
+          <w:rFonts w:ascii="Arial" w:hAnsi="Arial" w:cs="Arial"/>
+          <w:sz w:val="28"/>
+          <w:szCs w:val="28"/>
+        </w:rPr>
+        <w:t>Kiểm tra Nguồn tiền</w:t>
+      </w:r>
+    </w:p>
+    <w:p>
+      <w:pPr>
+        <w:pStyle w:val="ListParagraph"/>
+        <w:numPr>
+          <w:ilvl w:val="2"/>
+          <w:numId w:val="15"/>
+        </w:numPr>
+        <w:rPr>
+          <w:rFonts w:ascii="Arial" w:hAnsi="Arial" w:cs="Arial"/>
+          <w:sz w:val="28"/>
+          <w:szCs w:val="28"/>
+        </w:rPr>
+      </w:pPr>
+      <w:r>
+        <w:rPr>
+          <w:rFonts w:ascii="Arial" w:hAnsi="Arial" w:cs="Arial"/>
+          <w:sz w:val="28"/>
+          <w:szCs w:val="28"/>
+        </w:rPr>
+        <w:t>Nguồn tiền có tồn tại và còn hoạt động</w:t>
+      </w:r>
+    </w:p>
+    <w:p>
+      <w:pPr>
+        <w:pStyle w:val="ListParagraph"/>
+        <w:numPr>
+          <w:ilvl w:val="1"/>
+          <w:numId w:val="15"/>
+        </w:numPr>
+        <w:rPr>
+          <w:rFonts w:ascii="Arial" w:hAnsi="Arial" w:cs="Arial"/>
+          <w:sz w:val="28"/>
+          <w:szCs w:val="28"/>
+        </w:rPr>
+      </w:pPr>
+      <w:r>
+        <w:rPr>
+          <w:rFonts w:ascii="Arial" w:hAnsi="Arial" w:cs="Arial"/>
+          <w:sz w:val="28"/>
+          <w:szCs w:val="28"/>
+        </w:rPr>
+        <w:t>Kiểm tra Nội dung khoản thu nhập</w:t>
+      </w:r>
+    </w:p>
+    <w:p>
+      <w:pPr>
+        <w:pStyle w:val="ListParagraph"/>
+        <w:numPr>
+          <w:ilvl w:val="2"/>
+          <w:numId w:val="15"/>
+        </w:numPr>
+        <w:rPr>
+          <w:rFonts w:ascii="Arial" w:hAnsi="Arial" w:cs="Arial"/>
+          <w:sz w:val="28"/>
+          <w:szCs w:val="28"/>
+        </w:rPr>
+      </w:pPr>
+      <w:r>
+        <w:rPr>
+          <w:rFonts w:ascii="Arial" w:hAnsi="Arial" w:cs="Arial"/>
+          <w:sz w:val="28"/>
+          <w:szCs w:val="28"/>
+        </w:rPr>
+        <w:t>Số ký tự không vượt quá 600</w:t>
+      </w:r>
+    </w:p>
+    <w:p>
+      <w:pPr>
+        <w:pStyle w:val="ListParagraph"/>
+        <w:numPr>
+          <w:ilvl w:val="0"/>
+          <w:numId w:val="15"/>
+        </w:numPr>
+        <w:rPr>
+          <w:rFonts w:ascii="Arial" w:hAnsi="Arial" w:cs="Arial"/>
+          <w:sz w:val="28"/>
+          <w:szCs w:val="28"/>
+        </w:rPr>
+      </w:pPr>
+      <w:r>
+        <w:rPr>
+          <w:rFonts w:ascii="Arial" w:hAnsi="Arial" w:cs="Arial"/>
+          <w:sz w:val="28"/>
+          <w:szCs w:val="28"/>
+        </w:rPr>
+        <w:t>Tính toán chênh lệch giữ dữ liệu cũ và dữ liệu mới</w:t>
+      </w:r>
+    </w:p>
+    <w:p>
+      <w:pPr>
+        <w:pStyle w:val="ListParagraph"/>
+        <w:numPr>
+          <w:ilvl w:val="0"/>
+          <w:numId w:val="15"/>
+        </w:numPr>
+        <w:rPr>
+          <w:rFonts w:ascii="Arial" w:hAnsi="Arial" w:cs="Arial"/>
+          <w:sz w:val="28"/>
+          <w:szCs w:val="28"/>
+        </w:rPr>
+      </w:pPr>
+      <w:r>
+        <w:rPr>
+          <w:rFonts w:ascii="Arial" w:hAnsi="Arial" w:cs="Arial"/>
+          <w:sz w:val="28"/>
+          <w:szCs w:val="28"/>
+        </w:rPr>
+        <w:t xml:space="preserve">Cập nhật khoản </w:t>
+      </w:r>
+      <w:r>
+        <w:rPr>
+          <w:rFonts w:ascii="Arial" w:hAnsi="Arial" w:cs="Arial"/>
+          <w:sz w:val="28"/>
+          <w:szCs w:val="28"/>
+        </w:rPr>
+        <w:t>thu nhập</w:t>
+      </w:r>
+    </w:p>
+    <w:p>
+      <w:pPr>
+        <w:pStyle w:val="ListParagraph"/>
+        <w:numPr>
+          <w:ilvl w:val="1"/>
+          <w:numId w:val="15"/>
+        </w:numPr>
+        <w:rPr>
+          <w:rFonts w:ascii="Arial" w:hAnsi="Arial" w:cs="Arial"/>
+          <w:sz w:val="28"/>
+          <w:szCs w:val="28"/>
+        </w:rPr>
+      </w:pPr>
+      <w:r>
+        <w:rPr>
+          <w:rFonts w:ascii="Arial" w:hAnsi="Arial" w:cs="Arial"/>
+          <w:sz w:val="28"/>
+          <w:szCs w:val="28"/>
+        </w:rPr>
+        <w:t>Hoàn tác dữ liệu cũ</w:t>
+      </w:r>
+    </w:p>
+    <w:p>
+      <w:pPr>
+        <w:pStyle w:val="ListParagraph"/>
+        <w:numPr>
+          <w:ilvl w:val="2"/>
+          <w:numId w:val="15"/>
+        </w:numPr>
+        <w:rPr>
+          <w:rFonts w:ascii="Arial" w:hAnsi="Arial" w:cs="Arial"/>
+          <w:sz w:val="28"/>
+          <w:szCs w:val="28"/>
+        </w:rPr>
+      </w:pPr>
+      <w:r>
+        <w:rPr>
+          <w:rFonts w:ascii="Arial" w:hAnsi="Arial" w:cs="Arial"/>
+          <w:sz w:val="28"/>
+          <w:szCs w:val="28"/>
+        </w:rPr>
+        <w:t>Trừ tiền của nguồn</w:t>
+      </w:r>
+      <w:r>
+        <w:rPr>
+          <w:rFonts w:ascii="Arial" w:hAnsi="Arial" w:cs="Arial"/>
+          <w:sz w:val="28"/>
+          <w:szCs w:val="28"/>
+        </w:rPr>
+        <w:t xml:space="preserve"> tiền</w:t>
+      </w:r>
+      <w:r>
+        <w:rPr>
+          <w:rFonts w:ascii="Arial" w:hAnsi="Arial" w:cs="Arial"/>
+          <w:sz w:val="28"/>
+          <w:szCs w:val="28"/>
+        </w:rPr>
+        <w:t xml:space="preserve"> cũ</w:t>
+      </w:r>
+    </w:p>
+    <w:p>
+      <w:pPr>
+        <w:pStyle w:val="ListParagraph"/>
+        <w:numPr>
+          <w:ilvl w:val="1"/>
+          <w:numId w:val="15"/>
+        </w:numPr>
+        <w:rPr>
+          <w:rFonts w:ascii="Arial" w:hAnsi="Arial" w:cs="Arial"/>
+          <w:sz w:val="28"/>
+          <w:szCs w:val="28"/>
+        </w:rPr>
+      </w:pPr>
+      <w:r>
+        <w:rPr>
+          <w:rFonts w:ascii="Arial" w:hAnsi="Arial" w:cs="Arial"/>
+          <w:sz w:val="28"/>
+          <w:szCs w:val="28"/>
+        </w:rPr>
+        <w:t>Áp dụng dữ liệu mới</w:t>
+      </w:r>
+    </w:p>
+    <w:p>
+      <w:pPr>
+        <w:pStyle w:val="ListParagraph"/>
+        <w:numPr>
+          <w:ilvl w:val="2"/>
+          <w:numId w:val="15"/>
+        </w:numPr>
+        <w:rPr>
+          <w:rFonts w:ascii="Arial" w:hAnsi="Arial" w:cs="Arial"/>
+          <w:sz w:val="28"/>
+          <w:szCs w:val="28"/>
+        </w:rPr>
+      </w:pPr>
+      <w:r>
+        <w:rPr>
+          <w:rFonts w:ascii="Arial" w:hAnsi="Arial" w:cs="Arial"/>
+          <w:sz w:val="28"/>
+          <w:szCs w:val="28"/>
+        </w:rPr>
+        <w:t>Cộng tiền vào nguồn tiền mới</w:t>
+      </w:r>
+    </w:p>
+    <w:p>
+      <w:pPr>
+        <w:pStyle w:val="ListParagraph"/>
+        <w:numPr>
+          <w:ilvl w:val="1"/>
+          <w:numId w:val="15"/>
+        </w:numPr>
+        <w:rPr>
+          <w:rFonts w:ascii="Arial" w:hAnsi="Arial" w:cs="Arial"/>
+          <w:sz w:val="28"/>
+          <w:szCs w:val="28"/>
+        </w:rPr>
+      </w:pPr>
+      <w:r>
+        <w:rPr>
+          <w:rFonts w:ascii="Arial" w:hAnsi="Arial" w:cs="Arial"/>
+          <w:sz w:val="28"/>
+          <w:szCs w:val="28"/>
+        </w:rPr>
+        <w:t>Cập nhật Tên nguồn thu nhập</w:t>
+      </w:r>
+    </w:p>
+    <w:p>
+      <w:pPr>
+        <w:pStyle w:val="ListParagraph"/>
+        <w:numPr>
+          <w:ilvl w:val="2"/>
+          <w:numId w:val="15"/>
+        </w:numPr>
+        <w:rPr>
+          <w:rFonts w:ascii="Arial" w:hAnsi="Arial" w:cs="Arial"/>
+          <w:sz w:val="28"/>
+          <w:szCs w:val="28"/>
+        </w:rPr>
+      </w:pPr>
+      <w:r>
+        <w:rPr>
+          <w:rFonts w:ascii="Arial" w:hAnsi="Arial" w:cs="Arial"/>
+          <w:sz w:val="28"/>
+          <w:szCs w:val="28"/>
+        </w:rPr>
+        <w:t>Nếu xóa tên cũ và không tên mới</w:t>
       </w:r>
     </w:p>
     <w:p>
@@ -18242,7 +20802,7 @@
           <w:sz w:val="28"/>
           <w:szCs w:val="28"/>
         </w:rPr>
-        <w:t>Khởi tạo theo mẫu</w:t>
+        <w:t>Khởi tạo tên mới theo mẫu quy định</w:t>
       </w:r>
     </w:p>
     <w:p>
@@ -18264,7 +20824,51 @@
           <w:sz w:val="28"/>
           <w:szCs w:val="28"/>
         </w:rPr>
-        <w:t>Nếu có tên thu nhập</w:t>
+        <w:t>Lưu tên mới</w:t>
+      </w:r>
+    </w:p>
+    <w:p>
+      <w:pPr>
+        <w:pStyle w:val="ListParagraph"/>
+        <w:numPr>
+          <w:ilvl w:val="1"/>
+          <w:numId w:val="15"/>
+        </w:numPr>
+        <w:rPr>
+          <w:rFonts w:ascii="Arial" w:hAnsi="Arial" w:cs="Arial"/>
+          <w:sz w:val="28"/>
+          <w:szCs w:val="28"/>
+        </w:rPr>
+      </w:pPr>
+      <w:r>
+        <w:rPr>
+          <w:rFonts w:ascii="Arial" w:hAnsi="Arial" w:cs="Arial"/>
+          <w:sz w:val="28"/>
+          <w:szCs w:val="28"/>
+        </w:rPr>
+        <w:t>Cập nhật Danh mục thu nhập</w:t>
+      </w:r>
+    </w:p>
+    <w:p>
+      <w:pPr>
+        <w:pStyle w:val="ListParagraph"/>
+        <w:numPr>
+          <w:ilvl w:val="2"/>
+          <w:numId w:val="15"/>
+        </w:numPr>
+        <w:rPr>
+          <w:rFonts w:ascii="Arial" w:hAnsi="Arial" w:cs="Arial"/>
+          <w:sz w:val="28"/>
+          <w:szCs w:val="28"/>
+        </w:rPr>
+      </w:pPr>
+      <w:r>
+        <w:rPr>
+          <w:rFonts w:ascii="Arial" w:hAnsi="Arial" w:cs="Arial"/>
+          <w:sz w:val="28"/>
+          <w:szCs w:val="28"/>
+        </w:rPr>
+        <w:t>Nếu bỏ chọn danh mục cũ và không chọn danh mục mới</w:t>
       </w:r>
     </w:p>
     <w:p>
@@ -18286,29 +20890,29 @@
           <w:sz w:val="28"/>
           <w:szCs w:val="28"/>
         </w:rPr>
-        <w:t>Tối đa không vượt quá 100 ký tự</w:t>
-      </w:r>
-    </w:p>
-    <w:p>
-      <w:pPr>
-        <w:pStyle w:val="ListParagraph"/>
-        <w:numPr>
-          <w:ilvl w:val="1"/>
-          <w:numId w:val="15"/>
-        </w:numPr>
-        <w:rPr>
-          <w:rFonts w:ascii="Arial" w:hAnsi="Arial" w:cs="Arial"/>
-          <w:sz w:val="28"/>
-          <w:szCs w:val="28"/>
-        </w:rPr>
-      </w:pPr>
-      <w:r>
-        <w:rPr>
-          <w:rFonts w:ascii="Arial" w:hAnsi="Arial" w:cs="Arial"/>
-          <w:sz w:val="28"/>
-          <w:szCs w:val="28"/>
-        </w:rPr>
-        <w:t>Kiểm tra Số tiền thu nhập</w:t>
+        <w:t>Xóa khoản thu nhập ở danh mục cũ</w:t>
+      </w:r>
+    </w:p>
+    <w:p>
+      <w:pPr>
+        <w:pStyle w:val="ListParagraph"/>
+        <w:numPr>
+          <w:ilvl w:val="3"/>
+          <w:numId w:val="15"/>
+        </w:numPr>
+        <w:rPr>
+          <w:rFonts w:ascii="Arial" w:hAnsi="Arial" w:cs="Arial"/>
+          <w:sz w:val="28"/>
+          <w:szCs w:val="28"/>
+        </w:rPr>
+      </w:pPr>
+      <w:r>
+        <w:rPr>
+          <w:rFonts w:ascii="Arial" w:hAnsi="Arial" w:cs="Arial"/>
+          <w:sz w:val="28"/>
+          <w:szCs w:val="28"/>
+        </w:rPr>
+        <w:t>Tạo khoản thu nhập ở danh mục “Khác”</w:t>
       </w:r>
     </w:p>
     <w:p>
@@ -18330,51 +20934,7 @@
           <w:sz w:val="28"/>
           <w:szCs w:val="28"/>
         </w:rPr>
-        <w:t>Số tiền phải là số dương</w:t>
-      </w:r>
-    </w:p>
-    <w:p>
-      <w:pPr>
-        <w:pStyle w:val="ListParagraph"/>
-        <w:numPr>
-          <w:ilvl w:val="1"/>
-          <w:numId w:val="15"/>
-        </w:numPr>
-        <w:rPr>
-          <w:rFonts w:ascii="Arial" w:hAnsi="Arial" w:cs="Arial"/>
-          <w:sz w:val="28"/>
-          <w:szCs w:val="28"/>
-        </w:rPr>
-      </w:pPr>
-      <w:r>
-        <w:rPr>
-          <w:rFonts w:ascii="Arial" w:hAnsi="Arial" w:cs="Arial"/>
-          <w:sz w:val="28"/>
-          <w:szCs w:val="28"/>
-        </w:rPr>
-        <w:t>Kiểm tra Danh mục thu nhập</w:t>
-      </w:r>
-    </w:p>
-    <w:p>
-      <w:pPr>
-        <w:pStyle w:val="ListParagraph"/>
-        <w:numPr>
-          <w:ilvl w:val="2"/>
-          <w:numId w:val="15"/>
-        </w:numPr>
-        <w:rPr>
-          <w:rFonts w:ascii="Arial" w:hAnsi="Arial" w:cs="Arial"/>
-          <w:sz w:val="28"/>
-          <w:szCs w:val="28"/>
-        </w:rPr>
-      </w:pPr>
-      <w:r>
-        <w:rPr>
-          <w:rFonts w:ascii="Arial" w:hAnsi="Arial" w:cs="Arial"/>
-          <w:sz w:val="28"/>
-          <w:szCs w:val="28"/>
-        </w:rPr>
-        <w:t>Nếu không có danh mục thu nhập</w:t>
+        <w:t>Nếu chọn một danh mục mới</w:t>
       </w:r>
     </w:p>
     <w:p>
@@ -18396,1120 +20956,7 @@
           <w:sz w:val="28"/>
           <w:szCs w:val="28"/>
         </w:rPr>
-        <w:t>Gán danh mục “Khác” cho khoản thu nhập</w:t>
-      </w:r>
-    </w:p>
-    <w:p>
-      <w:pPr>
-        <w:pStyle w:val="ListParagraph"/>
-        <w:numPr>
-          <w:ilvl w:val="2"/>
-          <w:numId w:val="15"/>
-        </w:numPr>
-        <w:rPr>
-          <w:rFonts w:ascii="Arial" w:hAnsi="Arial" w:cs="Arial"/>
-          <w:sz w:val="28"/>
-          <w:szCs w:val="28"/>
-        </w:rPr>
-      </w:pPr>
-      <w:r>
-        <w:rPr>
-          <w:rFonts w:ascii="Arial" w:hAnsi="Arial" w:cs="Arial"/>
-          <w:sz w:val="28"/>
-          <w:szCs w:val="28"/>
-        </w:rPr>
-        <w:t>Nếu có danh mục thu nhập</w:t>
-      </w:r>
-    </w:p>
-    <w:p>
-      <w:pPr>
-        <w:pStyle w:val="ListParagraph"/>
-        <w:numPr>
-          <w:ilvl w:val="3"/>
-          <w:numId w:val="15"/>
-        </w:numPr>
-        <w:rPr>
-          <w:rFonts w:ascii="Arial" w:hAnsi="Arial" w:cs="Arial"/>
-          <w:sz w:val="28"/>
-          <w:szCs w:val="28"/>
-        </w:rPr>
-      </w:pPr>
-      <w:r>
-        <w:rPr>
-          <w:rFonts w:ascii="Arial" w:hAnsi="Arial" w:cs="Arial"/>
-          <w:sz w:val="28"/>
-          <w:szCs w:val="28"/>
-        </w:rPr>
-        <w:t>Kiểm tra danh mục có tồn tại và còn hoạt động</w:t>
-      </w:r>
-    </w:p>
-    <w:p>
-      <w:pPr>
-        <w:pStyle w:val="ListParagraph"/>
-        <w:numPr>
-          <w:ilvl w:val="1"/>
-          <w:numId w:val="15"/>
-        </w:numPr>
-        <w:rPr>
-          <w:rFonts w:ascii="Arial" w:hAnsi="Arial" w:cs="Arial"/>
-          <w:sz w:val="28"/>
-          <w:szCs w:val="28"/>
-        </w:rPr>
-      </w:pPr>
-      <w:r>
-        <w:rPr>
-          <w:rFonts w:ascii="Arial" w:hAnsi="Arial" w:cs="Arial"/>
-          <w:sz w:val="28"/>
-          <w:szCs w:val="28"/>
-        </w:rPr>
-        <w:t>Kiểm tra Nguồn tiền</w:t>
-      </w:r>
-    </w:p>
-    <w:p>
-      <w:pPr>
-        <w:pStyle w:val="ListParagraph"/>
-        <w:numPr>
-          <w:ilvl w:val="2"/>
-          <w:numId w:val="15"/>
-        </w:numPr>
-        <w:rPr>
-          <w:rFonts w:ascii="Arial" w:hAnsi="Arial" w:cs="Arial"/>
-          <w:sz w:val="28"/>
-          <w:szCs w:val="28"/>
-        </w:rPr>
-      </w:pPr>
-      <w:r>
-        <w:rPr>
-          <w:rFonts w:ascii="Arial" w:hAnsi="Arial" w:cs="Arial"/>
-          <w:sz w:val="28"/>
-          <w:szCs w:val="28"/>
-        </w:rPr>
-        <w:t>Kiểm tra nguồn tiền có tồn tài và còn hoạt động</w:t>
-      </w:r>
-    </w:p>
-    <w:p>
-      <w:pPr>
-        <w:pStyle w:val="ListParagraph"/>
-        <w:numPr>
-          <w:ilvl w:val="1"/>
-          <w:numId w:val="15"/>
-        </w:numPr>
-        <w:rPr>
-          <w:rFonts w:ascii="Arial" w:hAnsi="Arial" w:cs="Arial"/>
-          <w:sz w:val="28"/>
-          <w:szCs w:val="28"/>
-        </w:rPr>
-      </w:pPr>
-      <w:r>
-        <w:rPr>
-          <w:rFonts w:ascii="Arial" w:hAnsi="Arial" w:cs="Arial"/>
-          <w:sz w:val="28"/>
-          <w:szCs w:val="28"/>
-        </w:rPr>
-        <w:t>Kiểm tra Nội dùng khoản thu nhập</w:t>
-      </w:r>
-    </w:p>
-    <w:p>
-      <w:pPr>
-        <w:pStyle w:val="ListParagraph"/>
-        <w:numPr>
-          <w:ilvl w:val="2"/>
-          <w:numId w:val="15"/>
-        </w:numPr>
-        <w:rPr>
-          <w:rFonts w:ascii="Arial" w:hAnsi="Arial" w:cs="Arial"/>
-          <w:sz w:val="28"/>
-          <w:szCs w:val="28"/>
-        </w:rPr>
-      </w:pPr>
-      <w:r>
-        <w:rPr>
-          <w:rFonts w:ascii="Arial" w:hAnsi="Arial" w:cs="Arial"/>
-          <w:sz w:val="28"/>
-          <w:szCs w:val="28"/>
-        </w:rPr>
-        <w:t>Nội dung có số ký tự không vượt quá 600</w:t>
-      </w:r>
-    </w:p>
-    <w:p>
-      <w:pPr>
-        <w:pStyle w:val="ListParagraph"/>
-        <w:numPr>
-          <w:ilvl w:val="0"/>
-          <w:numId w:val="15"/>
-        </w:numPr>
-        <w:rPr>
-          <w:rFonts w:ascii="Arial" w:hAnsi="Arial" w:cs="Arial"/>
-          <w:sz w:val="28"/>
-          <w:szCs w:val="28"/>
-        </w:rPr>
-      </w:pPr>
-      <w:r>
-        <w:rPr>
-          <w:rFonts w:ascii="Arial" w:hAnsi="Arial" w:cs="Arial"/>
-          <w:sz w:val="28"/>
-          <w:szCs w:val="28"/>
-        </w:rPr>
-        <w:t>Cập nhật số dư cho nguồn tiền</w:t>
-      </w:r>
-    </w:p>
-    <w:p>
-      <w:pPr>
-        <w:pStyle w:val="ListParagraph"/>
-        <w:numPr>
-          <w:ilvl w:val="0"/>
-          <w:numId w:val="15"/>
-        </w:numPr>
-        <w:rPr>
-          <w:rFonts w:ascii="Arial" w:hAnsi="Arial" w:cs="Arial"/>
-          <w:sz w:val="28"/>
-          <w:szCs w:val="28"/>
-        </w:rPr>
-      </w:pPr>
-      <w:r>
-        <w:rPr>
-          <w:rFonts w:ascii="Arial" w:hAnsi="Arial" w:cs="Arial"/>
-          <w:sz w:val="28"/>
-          <w:szCs w:val="28"/>
-        </w:rPr>
-        <w:t xml:space="preserve">Lưu khoản </w:t>
-      </w:r>
-      <w:r>
-        <w:rPr>
-          <w:rFonts w:ascii="Arial" w:hAnsi="Arial" w:cs="Arial"/>
-          <w:sz w:val="28"/>
-          <w:szCs w:val="28"/>
-        </w:rPr>
-        <w:t>thu nhập</w:t>
-      </w:r>
-    </w:p>
-    <w:p>
-      <w:pPr>
-        <w:pStyle w:val="ListParagraph"/>
-        <w:numPr>
-          <w:ilvl w:val="0"/>
-          <w:numId w:val="15"/>
-        </w:numPr>
-        <w:rPr>
-          <w:rFonts w:ascii="Arial" w:hAnsi="Arial" w:cs="Arial"/>
-          <w:sz w:val="28"/>
-          <w:szCs w:val="28"/>
-        </w:rPr>
-      </w:pPr>
-      <w:r>
-        <w:rPr>
-          <w:rFonts w:ascii="Arial" w:hAnsi="Arial" w:cs="Arial"/>
-          <w:sz w:val="28"/>
-          <w:szCs w:val="28"/>
-        </w:rPr>
-        <w:t>Cập nhật thống kê</w:t>
-      </w:r>
-    </w:p>
-    <w:p>
-      <w:pPr>
-        <w:pStyle w:val="ListParagraph"/>
-        <w:numPr>
-          <w:ilvl w:val="0"/>
-          <w:numId w:val="15"/>
-        </w:numPr>
-        <w:rPr>
-          <w:rFonts w:ascii="Arial" w:hAnsi="Arial" w:cs="Arial"/>
-          <w:sz w:val="28"/>
-          <w:szCs w:val="28"/>
-        </w:rPr>
-      </w:pPr>
-      <w:r>
-        <w:rPr>
-          <w:rFonts w:ascii="Arial" w:hAnsi="Arial" w:cs="Arial"/>
-          <w:sz w:val="28"/>
-          <w:szCs w:val="28"/>
-        </w:rPr>
-        <w:t>Lưu lịch sử</w:t>
-      </w:r>
-    </w:p>
-    <w:p>
-      <w:pPr>
-        <w:pStyle w:val="ListParagraph"/>
-        <w:numPr>
-          <w:ilvl w:val="0"/>
-          <w:numId w:val="15"/>
-        </w:numPr>
-        <w:rPr>
-          <w:rFonts w:ascii="Arial" w:hAnsi="Arial" w:cs="Arial"/>
-          <w:sz w:val="28"/>
-          <w:szCs w:val="28"/>
-        </w:rPr>
-      </w:pPr>
-      <w:r>
-        <w:rPr>
-          <w:rFonts w:ascii="Arial" w:hAnsi="Arial" w:cs="Arial"/>
-          <w:sz w:val="28"/>
-          <w:szCs w:val="28"/>
-        </w:rPr>
-        <w:t xml:space="preserve">Thông báo tạo khoản </w:t>
-      </w:r>
-      <w:r>
-        <w:rPr>
-          <w:rFonts w:ascii="Arial" w:hAnsi="Arial" w:cs="Arial"/>
-          <w:sz w:val="28"/>
-          <w:szCs w:val="28"/>
-        </w:rPr>
-        <w:t>thu nhập</w:t>
-      </w:r>
-      <w:r>
-        <w:rPr>
-          <w:rFonts w:ascii="Arial" w:hAnsi="Arial" w:cs="Arial"/>
-          <w:sz w:val="28"/>
-          <w:szCs w:val="28"/>
-        </w:rPr>
-        <w:t xml:space="preserve"> thành công</w:t>
-      </w:r>
-    </w:p>
-    <w:p>
-      <w:pPr>
-        <w:rPr>
-          <w:rFonts w:ascii="Arial" w:hAnsi="Arial" w:cs="Arial"/>
-          <w:sz w:val="28"/>
-          <w:szCs w:val="28"/>
-        </w:rPr>
-      </w:pPr>
-    </w:p>
-    <w:p>
-      <w:pPr>
-        <w:ind w:left="720"/>
-        <w:rPr>
-          <w:rFonts w:ascii="Arial" w:hAnsi="Arial" w:cs="Arial"/>
-          <w:b/>
-          <w:bCs/>
-          <w:sz w:val="28"/>
-          <w:szCs w:val="28"/>
-        </w:rPr>
-      </w:pPr>
-      <w:r>
-        <w:rPr>
-          <w:rFonts w:ascii="Arial" w:hAnsi="Arial" w:cs="Arial"/>
-          <w:b/>
-          <w:bCs/>
-          <w:sz w:val="28"/>
-          <w:szCs w:val="28"/>
-        </w:rPr>
-        <w:t>BP-IT-2. Quy trình Cập Nhật Khoản Thu Nhập</w:t>
-      </w:r>
-    </w:p>
-    <w:p>
-      <w:pPr>
-        <w:pStyle w:val="ListParagraph"/>
-        <w:numPr>
-          <w:ilvl w:val="0"/>
-          <w:numId w:val="15"/>
-        </w:numPr>
-        <w:rPr>
-          <w:rFonts w:ascii="Arial" w:hAnsi="Arial" w:cs="Arial"/>
-          <w:sz w:val="28"/>
-          <w:szCs w:val="28"/>
-        </w:rPr>
-      </w:pPr>
-      <w:r>
-        <w:rPr>
-          <w:rFonts w:ascii="Arial" w:hAnsi="Arial" w:cs="Arial"/>
-          <w:sz w:val="28"/>
-          <w:szCs w:val="28"/>
-        </w:rPr>
-        <w:t xml:space="preserve">Người dùng chọn khoản thu nhập cần cập nhật </w:t>
-      </w:r>
-    </w:p>
-    <w:p>
-      <w:pPr>
-        <w:pStyle w:val="ListParagraph"/>
-        <w:numPr>
-          <w:ilvl w:val="0"/>
-          <w:numId w:val="15"/>
-        </w:numPr>
-        <w:rPr>
-          <w:rFonts w:ascii="Arial" w:hAnsi="Arial" w:cs="Arial"/>
-          <w:sz w:val="28"/>
-          <w:szCs w:val="28"/>
-        </w:rPr>
-      </w:pPr>
-      <w:r>
-        <w:rPr>
-          <w:rFonts w:ascii="Arial" w:hAnsi="Arial" w:cs="Arial"/>
-          <w:sz w:val="28"/>
-          <w:szCs w:val="28"/>
-        </w:rPr>
-        <w:t>Kiểm tra trạng thái khoản thu nhập</w:t>
-      </w:r>
-    </w:p>
-    <w:p>
-      <w:pPr>
-        <w:pStyle w:val="ListParagraph"/>
-        <w:numPr>
-          <w:ilvl w:val="1"/>
-          <w:numId w:val="15"/>
-        </w:numPr>
-        <w:rPr>
-          <w:rFonts w:ascii="Arial" w:hAnsi="Arial" w:cs="Arial"/>
-          <w:sz w:val="28"/>
-          <w:szCs w:val="28"/>
-        </w:rPr>
-      </w:pPr>
-      <w:r>
-        <w:rPr>
-          <w:rFonts w:ascii="Arial" w:hAnsi="Arial" w:cs="Arial"/>
-          <w:sz w:val="28"/>
-          <w:szCs w:val="28"/>
-        </w:rPr>
-        <w:t>Nếu đã xóa hoặc không hoạt đông, thông báo không thể cập nhật</w:t>
-      </w:r>
-    </w:p>
-    <w:p>
-      <w:pPr>
-        <w:pStyle w:val="ListParagraph"/>
-        <w:numPr>
-          <w:ilvl w:val="0"/>
-          <w:numId w:val="15"/>
-        </w:numPr>
-        <w:rPr>
-          <w:rFonts w:ascii="Arial" w:hAnsi="Arial" w:cs="Arial"/>
-          <w:sz w:val="28"/>
-          <w:szCs w:val="28"/>
-        </w:rPr>
-      </w:pPr>
-      <w:r>
-        <w:rPr>
-          <w:rFonts w:ascii="Arial" w:hAnsi="Arial" w:cs="Arial"/>
-          <w:sz w:val="28"/>
-          <w:szCs w:val="28"/>
-        </w:rPr>
-        <w:t>Người dùng nhập hoặc chọn thông tin cần cập nhật</w:t>
-      </w:r>
-    </w:p>
-    <w:p>
-      <w:pPr>
-        <w:pStyle w:val="ListParagraph"/>
-        <w:numPr>
-          <w:ilvl w:val="1"/>
-          <w:numId w:val="15"/>
-        </w:numPr>
-        <w:rPr>
-          <w:rFonts w:ascii="Arial" w:hAnsi="Arial" w:cs="Arial"/>
-          <w:sz w:val="28"/>
-          <w:szCs w:val="28"/>
-        </w:rPr>
-      </w:pPr>
-      <w:r>
-        <w:rPr>
-          <w:rFonts w:ascii="Arial" w:hAnsi="Arial" w:cs="Arial"/>
-          <w:sz w:val="28"/>
-          <w:szCs w:val="28"/>
-        </w:rPr>
-        <w:t>Tên khoản thu nhập</w:t>
-      </w:r>
-    </w:p>
-    <w:p>
-      <w:pPr>
-        <w:pStyle w:val="ListParagraph"/>
-        <w:numPr>
-          <w:ilvl w:val="1"/>
-          <w:numId w:val="15"/>
-        </w:numPr>
-        <w:rPr>
-          <w:rFonts w:ascii="Arial" w:hAnsi="Arial" w:cs="Arial"/>
-          <w:sz w:val="28"/>
-          <w:szCs w:val="28"/>
-        </w:rPr>
-      </w:pPr>
-      <w:r>
-        <w:rPr>
-          <w:rFonts w:ascii="Arial" w:hAnsi="Arial" w:cs="Arial"/>
-          <w:sz w:val="28"/>
-          <w:szCs w:val="28"/>
-        </w:rPr>
-        <w:t>Số tiền thu nhập</w:t>
-      </w:r>
-    </w:p>
-    <w:p>
-      <w:pPr>
-        <w:pStyle w:val="ListParagraph"/>
-        <w:numPr>
-          <w:ilvl w:val="1"/>
-          <w:numId w:val="15"/>
-        </w:numPr>
-        <w:rPr>
-          <w:rFonts w:ascii="Arial" w:hAnsi="Arial" w:cs="Arial"/>
-          <w:sz w:val="28"/>
-          <w:szCs w:val="28"/>
-        </w:rPr>
-      </w:pPr>
-      <w:r>
-        <w:rPr>
-          <w:rFonts w:ascii="Arial" w:hAnsi="Arial" w:cs="Arial"/>
-          <w:sz w:val="28"/>
-          <w:szCs w:val="28"/>
-        </w:rPr>
-        <w:t>Danh mục thu nhập</w:t>
-      </w:r>
-    </w:p>
-    <w:p>
-      <w:pPr>
-        <w:pStyle w:val="ListParagraph"/>
-        <w:numPr>
-          <w:ilvl w:val="1"/>
-          <w:numId w:val="15"/>
-        </w:numPr>
-        <w:rPr>
-          <w:rFonts w:ascii="Arial" w:hAnsi="Arial" w:cs="Arial"/>
-          <w:sz w:val="28"/>
-          <w:szCs w:val="28"/>
-        </w:rPr>
-      </w:pPr>
-      <w:r>
-        <w:rPr>
-          <w:rFonts w:ascii="Arial" w:hAnsi="Arial" w:cs="Arial"/>
-          <w:sz w:val="28"/>
-          <w:szCs w:val="28"/>
-        </w:rPr>
-        <w:t>Nguồn tiền</w:t>
-      </w:r>
-    </w:p>
-    <w:p>
-      <w:pPr>
-        <w:pStyle w:val="ListParagraph"/>
-        <w:numPr>
-          <w:ilvl w:val="1"/>
-          <w:numId w:val="15"/>
-        </w:numPr>
-        <w:rPr>
-          <w:rFonts w:ascii="Arial" w:hAnsi="Arial" w:cs="Arial"/>
-          <w:sz w:val="28"/>
-          <w:szCs w:val="28"/>
-        </w:rPr>
-      </w:pPr>
-      <w:r>
-        <w:rPr>
-          <w:rFonts w:ascii="Arial" w:hAnsi="Arial" w:cs="Arial"/>
-          <w:sz w:val="28"/>
-          <w:szCs w:val="28"/>
-        </w:rPr>
-        <w:t>Nội dung thu nhập</w:t>
-      </w:r>
-    </w:p>
-    <w:p>
-      <w:pPr>
-        <w:pStyle w:val="ListParagraph"/>
-        <w:numPr>
-          <w:ilvl w:val="0"/>
-          <w:numId w:val="15"/>
-        </w:numPr>
-        <w:rPr>
-          <w:rFonts w:ascii="Arial" w:hAnsi="Arial" w:cs="Arial"/>
-          <w:sz w:val="28"/>
-          <w:szCs w:val="28"/>
-        </w:rPr>
-      </w:pPr>
-      <w:r>
-        <w:rPr>
-          <w:rFonts w:ascii="Arial" w:hAnsi="Arial" w:cs="Arial"/>
-          <w:sz w:val="28"/>
-          <w:szCs w:val="28"/>
-        </w:rPr>
-        <w:t>Xác thực dữ liệu đầu vào</w:t>
-      </w:r>
-    </w:p>
-    <w:p>
-      <w:pPr>
-        <w:pStyle w:val="ListParagraph"/>
-        <w:numPr>
-          <w:ilvl w:val="1"/>
-          <w:numId w:val="15"/>
-        </w:numPr>
-        <w:rPr>
-          <w:rFonts w:ascii="Arial" w:hAnsi="Arial" w:cs="Arial"/>
-          <w:sz w:val="28"/>
-          <w:szCs w:val="28"/>
-        </w:rPr>
-      </w:pPr>
-      <w:r>
-        <w:rPr>
-          <w:rFonts w:ascii="Arial" w:hAnsi="Arial" w:cs="Arial"/>
-          <w:sz w:val="28"/>
-          <w:szCs w:val="28"/>
-        </w:rPr>
         <w:lastRenderedPageBreak/>
-        <w:t>Kiểm tra Tên thu nhập</w:t>
-      </w:r>
-    </w:p>
-    <w:p>
-      <w:pPr>
-        <w:pStyle w:val="ListParagraph"/>
-        <w:numPr>
-          <w:ilvl w:val="2"/>
-          <w:numId w:val="15"/>
-        </w:numPr>
-        <w:rPr>
-          <w:rFonts w:ascii="Arial" w:hAnsi="Arial" w:cs="Arial"/>
-          <w:sz w:val="28"/>
-          <w:szCs w:val="28"/>
-        </w:rPr>
-      </w:pPr>
-      <w:r>
-        <w:rPr>
-          <w:rFonts w:ascii="Arial" w:hAnsi="Arial" w:cs="Arial"/>
-          <w:sz w:val="28"/>
-          <w:szCs w:val="28"/>
-        </w:rPr>
-        <w:t>Số lượng ký tự không vượt quá 100</w:t>
-      </w:r>
-    </w:p>
-    <w:p>
-      <w:pPr>
-        <w:pStyle w:val="ListParagraph"/>
-        <w:numPr>
-          <w:ilvl w:val="1"/>
-          <w:numId w:val="15"/>
-        </w:numPr>
-        <w:rPr>
-          <w:rFonts w:ascii="Arial" w:hAnsi="Arial" w:cs="Arial"/>
-          <w:sz w:val="28"/>
-          <w:szCs w:val="28"/>
-        </w:rPr>
-      </w:pPr>
-      <w:r>
-        <w:rPr>
-          <w:rFonts w:ascii="Arial" w:hAnsi="Arial" w:cs="Arial"/>
-          <w:sz w:val="28"/>
-          <w:szCs w:val="28"/>
-        </w:rPr>
-        <w:t>Kiểm tra Số tiền thu nhập</w:t>
-      </w:r>
-    </w:p>
-    <w:p>
-      <w:pPr>
-        <w:pStyle w:val="ListParagraph"/>
-        <w:numPr>
-          <w:ilvl w:val="2"/>
-          <w:numId w:val="15"/>
-        </w:numPr>
-        <w:rPr>
-          <w:rFonts w:ascii="Arial" w:hAnsi="Arial" w:cs="Arial"/>
-          <w:sz w:val="28"/>
-          <w:szCs w:val="28"/>
-        </w:rPr>
-      </w:pPr>
-      <w:r>
-        <w:rPr>
-          <w:rFonts w:ascii="Arial" w:hAnsi="Arial" w:cs="Arial"/>
-          <w:sz w:val="28"/>
-          <w:szCs w:val="28"/>
-        </w:rPr>
-        <w:t>Số tiền thu nhập phải là số dương</w:t>
-      </w:r>
-    </w:p>
-    <w:p>
-      <w:pPr>
-        <w:pStyle w:val="ListParagraph"/>
-        <w:numPr>
-          <w:ilvl w:val="1"/>
-          <w:numId w:val="15"/>
-        </w:numPr>
-        <w:rPr>
-          <w:rFonts w:ascii="Arial" w:hAnsi="Arial" w:cs="Arial"/>
-          <w:sz w:val="28"/>
-          <w:szCs w:val="28"/>
-        </w:rPr>
-      </w:pPr>
-      <w:r>
-        <w:rPr>
-          <w:rFonts w:ascii="Arial" w:hAnsi="Arial" w:cs="Arial"/>
-          <w:sz w:val="28"/>
-          <w:szCs w:val="28"/>
-        </w:rPr>
-        <w:t>Kiểm tra Danh mục thu nhập</w:t>
-      </w:r>
-    </w:p>
-    <w:p>
-      <w:pPr>
-        <w:pStyle w:val="ListParagraph"/>
-        <w:numPr>
-          <w:ilvl w:val="2"/>
-          <w:numId w:val="15"/>
-        </w:numPr>
-        <w:rPr>
-          <w:rFonts w:ascii="Arial" w:hAnsi="Arial" w:cs="Arial"/>
-          <w:sz w:val="28"/>
-          <w:szCs w:val="28"/>
-        </w:rPr>
-      </w:pPr>
-      <w:r>
-        <w:rPr>
-          <w:rFonts w:ascii="Arial" w:hAnsi="Arial" w:cs="Arial"/>
-          <w:sz w:val="28"/>
-          <w:szCs w:val="28"/>
-        </w:rPr>
-        <w:t>Danh mục thu nhập có tồn tại và còn hoạt động</w:t>
-      </w:r>
-    </w:p>
-    <w:p>
-      <w:pPr>
-        <w:pStyle w:val="ListParagraph"/>
-        <w:numPr>
-          <w:ilvl w:val="1"/>
-          <w:numId w:val="15"/>
-        </w:numPr>
-        <w:rPr>
-          <w:rFonts w:ascii="Arial" w:hAnsi="Arial" w:cs="Arial"/>
-          <w:sz w:val="28"/>
-          <w:szCs w:val="28"/>
-        </w:rPr>
-      </w:pPr>
-      <w:r>
-        <w:rPr>
-          <w:rFonts w:ascii="Arial" w:hAnsi="Arial" w:cs="Arial"/>
-          <w:sz w:val="28"/>
-          <w:szCs w:val="28"/>
-        </w:rPr>
-        <w:t>Kiểm tra Nguồn tiền</w:t>
-      </w:r>
-    </w:p>
-    <w:p>
-      <w:pPr>
-        <w:pStyle w:val="ListParagraph"/>
-        <w:numPr>
-          <w:ilvl w:val="2"/>
-          <w:numId w:val="15"/>
-        </w:numPr>
-        <w:rPr>
-          <w:rFonts w:ascii="Arial" w:hAnsi="Arial" w:cs="Arial"/>
-          <w:sz w:val="28"/>
-          <w:szCs w:val="28"/>
-        </w:rPr>
-      </w:pPr>
-      <w:r>
-        <w:rPr>
-          <w:rFonts w:ascii="Arial" w:hAnsi="Arial" w:cs="Arial"/>
-          <w:sz w:val="28"/>
-          <w:szCs w:val="28"/>
-        </w:rPr>
-        <w:t>Nguồn tiền có tồn tại và còn hoạt động</w:t>
-      </w:r>
-    </w:p>
-    <w:p>
-      <w:pPr>
-        <w:pStyle w:val="ListParagraph"/>
-        <w:numPr>
-          <w:ilvl w:val="1"/>
-          <w:numId w:val="15"/>
-        </w:numPr>
-        <w:rPr>
-          <w:rFonts w:ascii="Arial" w:hAnsi="Arial" w:cs="Arial"/>
-          <w:sz w:val="28"/>
-          <w:szCs w:val="28"/>
-        </w:rPr>
-      </w:pPr>
-      <w:r>
-        <w:rPr>
-          <w:rFonts w:ascii="Arial" w:hAnsi="Arial" w:cs="Arial"/>
-          <w:sz w:val="28"/>
-          <w:szCs w:val="28"/>
-        </w:rPr>
-        <w:t>Kiểm tra Nội dung khoản thu nhập</w:t>
-      </w:r>
-    </w:p>
-    <w:p>
-      <w:pPr>
-        <w:pStyle w:val="ListParagraph"/>
-        <w:numPr>
-          <w:ilvl w:val="2"/>
-          <w:numId w:val="15"/>
-        </w:numPr>
-        <w:rPr>
-          <w:rFonts w:ascii="Arial" w:hAnsi="Arial" w:cs="Arial"/>
-          <w:sz w:val="28"/>
-          <w:szCs w:val="28"/>
-        </w:rPr>
-      </w:pPr>
-      <w:r>
-        <w:rPr>
-          <w:rFonts w:ascii="Arial" w:hAnsi="Arial" w:cs="Arial"/>
-          <w:sz w:val="28"/>
-          <w:szCs w:val="28"/>
-        </w:rPr>
-        <w:t>Số ký tự không vượt quá 600</w:t>
-      </w:r>
-    </w:p>
-    <w:p>
-      <w:pPr>
-        <w:pStyle w:val="ListParagraph"/>
-        <w:numPr>
-          <w:ilvl w:val="0"/>
-          <w:numId w:val="15"/>
-        </w:numPr>
-        <w:rPr>
-          <w:rFonts w:ascii="Arial" w:hAnsi="Arial" w:cs="Arial"/>
-          <w:sz w:val="28"/>
-          <w:szCs w:val="28"/>
-        </w:rPr>
-      </w:pPr>
-      <w:r>
-        <w:rPr>
-          <w:rFonts w:ascii="Arial" w:hAnsi="Arial" w:cs="Arial"/>
-          <w:sz w:val="28"/>
-          <w:szCs w:val="28"/>
-        </w:rPr>
-        <w:t>Tính toán chênh lệch giữ dữ liệu cũ và dữ liệu mới</w:t>
-      </w:r>
-    </w:p>
-    <w:p>
-      <w:pPr>
-        <w:pStyle w:val="ListParagraph"/>
-        <w:numPr>
-          <w:ilvl w:val="0"/>
-          <w:numId w:val="15"/>
-        </w:numPr>
-        <w:rPr>
-          <w:rFonts w:ascii="Arial" w:hAnsi="Arial" w:cs="Arial"/>
-          <w:sz w:val="28"/>
-          <w:szCs w:val="28"/>
-        </w:rPr>
-      </w:pPr>
-      <w:r>
-        <w:rPr>
-          <w:rFonts w:ascii="Arial" w:hAnsi="Arial" w:cs="Arial"/>
-          <w:sz w:val="28"/>
-          <w:szCs w:val="28"/>
-        </w:rPr>
-        <w:t xml:space="preserve">Cập nhật khoản </w:t>
-      </w:r>
-      <w:r>
-        <w:rPr>
-          <w:rFonts w:ascii="Arial" w:hAnsi="Arial" w:cs="Arial"/>
-          <w:sz w:val="28"/>
-          <w:szCs w:val="28"/>
-        </w:rPr>
-        <w:t>thu nhập</w:t>
-      </w:r>
-    </w:p>
-    <w:p>
-      <w:pPr>
-        <w:pStyle w:val="ListParagraph"/>
-        <w:numPr>
-          <w:ilvl w:val="1"/>
-          <w:numId w:val="15"/>
-        </w:numPr>
-        <w:rPr>
-          <w:rFonts w:ascii="Arial" w:hAnsi="Arial" w:cs="Arial"/>
-          <w:sz w:val="28"/>
-          <w:szCs w:val="28"/>
-        </w:rPr>
-      </w:pPr>
-      <w:r>
-        <w:rPr>
-          <w:rFonts w:ascii="Arial" w:hAnsi="Arial" w:cs="Arial"/>
-          <w:sz w:val="28"/>
-          <w:szCs w:val="28"/>
-        </w:rPr>
-        <w:t>Hoàn tác dữ liệu cũ</w:t>
-      </w:r>
-    </w:p>
-    <w:p>
-      <w:pPr>
-        <w:pStyle w:val="ListParagraph"/>
-        <w:numPr>
-          <w:ilvl w:val="2"/>
-          <w:numId w:val="15"/>
-        </w:numPr>
-        <w:rPr>
-          <w:rFonts w:ascii="Arial" w:hAnsi="Arial" w:cs="Arial"/>
-          <w:sz w:val="28"/>
-          <w:szCs w:val="28"/>
-        </w:rPr>
-      </w:pPr>
-      <w:r>
-        <w:rPr>
-          <w:rFonts w:ascii="Arial" w:hAnsi="Arial" w:cs="Arial"/>
-          <w:sz w:val="28"/>
-          <w:szCs w:val="28"/>
-        </w:rPr>
-        <w:t>Trừ tiền của nguồn</w:t>
-      </w:r>
-      <w:r>
-        <w:rPr>
-          <w:rFonts w:ascii="Arial" w:hAnsi="Arial" w:cs="Arial"/>
-          <w:sz w:val="28"/>
-          <w:szCs w:val="28"/>
-        </w:rPr>
-        <w:t xml:space="preserve"> tiền</w:t>
-      </w:r>
-      <w:r>
-        <w:rPr>
-          <w:rFonts w:ascii="Arial" w:hAnsi="Arial" w:cs="Arial"/>
-          <w:sz w:val="28"/>
-          <w:szCs w:val="28"/>
-        </w:rPr>
-        <w:t xml:space="preserve"> cũ</w:t>
-      </w:r>
-    </w:p>
-    <w:p>
-      <w:pPr>
-        <w:pStyle w:val="ListParagraph"/>
-        <w:numPr>
-          <w:ilvl w:val="1"/>
-          <w:numId w:val="15"/>
-        </w:numPr>
-        <w:rPr>
-          <w:rFonts w:ascii="Arial" w:hAnsi="Arial" w:cs="Arial"/>
-          <w:sz w:val="28"/>
-          <w:szCs w:val="28"/>
-        </w:rPr>
-      </w:pPr>
-      <w:r>
-        <w:rPr>
-          <w:rFonts w:ascii="Arial" w:hAnsi="Arial" w:cs="Arial"/>
-          <w:sz w:val="28"/>
-          <w:szCs w:val="28"/>
-        </w:rPr>
-        <w:t>Áp dụng dữ liệu mới</w:t>
-      </w:r>
-    </w:p>
-    <w:p>
-      <w:pPr>
-        <w:pStyle w:val="ListParagraph"/>
-        <w:numPr>
-          <w:ilvl w:val="2"/>
-          <w:numId w:val="15"/>
-        </w:numPr>
-        <w:rPr>
-          <w:rFonts w:ascii="Arial" w:hAnsi="Arial" w:cs="Arial"/>
-          <w:sz w:val="28"/>
-          <w:szCs w:val="28"/>
-        </w:rPr>
-      </w:pPr>
-      <w:r>
-        <w:rPr>
-          <w:rFonts w:ascii="Arial" w:hAnsi="Arial" w:cs="Arial"/>
-          <w:sz w:val="28"/>
-          <w:szCs w:val="28"/>
-        </w:rPr>
-        <w:t>Cộng tiền vào nguồn tiền mới</w:t>
-      </w:r>
-    </w:p>
-    <w:p>
-      <w:pPr>
-        <w:pStyle w:val="ListParagraph"/>
-        <w:numPr>
-          <w:ilvl w:val="1"/>
-          <w:numId w:val="15"/>
-        </w:numPr>
-        <w:rPr>
-          <w:rFonts w:ascii="Arial" w:hAnsi="Arial" w:cs="Arial"/>
-          <w:sz w:val="28"/>
-          <w:szCs w:val="28"/>
-        </w:rPr>
-      </w:pPr>
-      <w:r>
-        <w:rPr>
-          <w:rFonts w:ascii="Arial" w:hAnsi="Arial" w:cs="Arial"/>
-          <w:sz w:val="28"/>
-          <w:szCs w:val="28"/>
-        </w:rPr>
-        <w:t>Cập nhật Tên nguồn thu nhập</w:t>
-      </w:r>
-    </w:p>
-    <w:p>
-      <w:pPr>
-        <w:pStyle w:val="ListParagraph"/>
-        <w:numPr>
-          <w:ilvl w:val="2"/>
-          <w:numId w:val="15"/>
-        </w:numPr>
-        <w:rPr>
-          <w:rFonts w:ascii="Arial" w:hAnsi="Arial" w:cs="Arial"/>
-          <w:sz w:val="28"/>
-          <w:szCs w:val="28"/>
-        </w:rPr>
-      </w:pPr>
-      <w:r>
-        <w:rPr>
-          <w:rFonts w:ascii="Arial" w:hAnsi="Arial" w:cs="Arial"/>
-          <w:sz w:val="28"/>
-          <w:szCs w:val="28"/>
-        </w:rPr>
-        <w:t>Nếu xóa tên cũ và không tên mới</w:t>
-      </w:r>
-    </w:p>
-    <w:p>
-      <w:pPr>
-        <w:pStyle w:val="ListParagraph"/>
-        <w:numPr>
-          <w:ilvl w:val="3"/>
-          <w:numId w:val="15"/>
-        </w:numPr>
-        <w:rPr>
-          <w:rFonts w:ascii="Arial" w:hAnsi="Arial" w:cs="Arial"/>
-          <w:sz w:val="28"/>
-          <w:szCs w:val="28"/>
-        </w:rPr>
-      </w:pPr>
-      <w:r>
-        <w:rPr>
-          <w:rFonts w:ascii="Arial" w:hAnsi="Arial" w:cs="Arial"/>
-          <w:sz w:val="28"/>
-          <w:szCs w:val="28"/>
-        </w:rPr>
-        <w:t>Khởi tạo tên mới theo mẫu quy định</w:t>
-      </w:r>
-    </w:p>
-    <w:p>
-      <w:pPr>
-        <w:pStyle w:val="ListParagraph"/>
-        <w:numPr>
-          <w:ilvl w:val="2"/>
-          <w:numId w:val="15"/>
-        </w:numPr>
-        <w:rPr>
-          <w:rFonts w:ascii="Arial" w:hAnsi="Arial" w:cs="Arial"/>
-          <w:sz w:val="28"/>
-          <w:szCs w:val="28"/>
-        </w:rPr>
-      </w:pPr>
-      <w:r>
-        <w:rPr>
-          <w:rFonts w:ascii="Arial" w:hAnsi="Arial" w:cs="Arial"/>
-          <w:sz w:val="28"/>
-          <w:szCs w:val="28"/>
-        </w:rPr>
-        <w:t>Lưu tên mới</w:t>
-      </w:r>
-    </w:p>
-    <w:p>
-      <w:pPr>
-        <w:pStyle w:val="ListParagraph"/>
-        <w:numPr>
-          <w:ilvl w:val="1"/>
-          <w:numId w:val="15"/>
-        </w:numPr>
-        <w:rPr>
-          <w:rFonts w:ascii="Arial" w:hAnsi="Arial" w:cs="Arial"/>
-          <w:sz w:val="28"/>
-          <w:szCs w:val="28"/>
-        </w:rPr>
-      </w:pPr>
-      <w:r>
-        <w:rPr>
-          <w:rFonts w:ascii="Arial" w:hAnsi="Arial" w:cs="Arial"/>
-          <w:sz w:val="28"/>
-          <w:szCs w:val="28"/>
-        </w:rPr>
-        <w:t>Cập nhật Danh mục thu nhập</w:t>
-      </w:r>
-    </w:p>
-    <w:p>
-      <w:pPr>
-        <w:pStyle w:val="ListParagraph"/>
-        <w:numPr>
-          <w:ilvl w:val="2"/>
-          <w:numId w:val="15"/>
-        </w:numPr>
-        <w:rPr>
-          <w:rFonts w:ascii="Arial" w:hAnsi="Arial" w:cs="Arial"/>
-          <w:sz w:val="28"/>
-          <w:szCs w:val="28"/>
-        </w:rPr>
-      </w:pPr>
-      <w:r>
-        <w:rPr>
-          <w:rFonts w:ascii="Arial" w:hAnsi="Arial" w:cs="Arial"/>
-          <w:sz w:val="28"/>
-          <w:szCs w:val="28"/>
-        </w:rPr>
-        <w:t>Nếu bỏ chọn danh mục cũ và không chọn danh mục mới</w:t>
-      </w:r>
-    </w:p>
-    <w:p>
-      <w:pPr>
-        <w:pStyle w:val="ListParagraph"/>
-        <w:numPr>
-          <w:ilvl w:val="3"/>
-          <w:numId w:val="15"/>
-        </w:numPr>
-        <w:rPr>
-          <w:rFonts w:ascii="Arial" w:hAnsi="Arial" w:cs="Arial"/>
-          <w:sz w:val="28"/>
-          <w:szCs w:val="28"/>
-        </w:rPr>
-      </w:pPr>
-      <w:r>
-        <w:rPr>
-          <w:rFonts w:ascii="Arial" w:hAnsi="Arial" w:cs="Arial"/>
-          <w:sz w:val="28"/>
-          <w:szCs w:val="28"/>
-        </w:rPr>
-        <w:t>Xóa khoản thu nhập ở danh mục cũ</w:t>
-      </w:r>
-    </w:p>
-    <w:p>
-      <w:pPr>
-        <w:pStyle w:val="ListParagraph"/>
-        <w:numPr>
-          <w:ilvl w:val="3"/>
-          <w:numId w:val="15"/>
-        </w:numPr>
-        <w:rPr>
-          <w:rFonts w:ascii="Arial" w:hAnsi="Arial" w:cs="Arial"/>
-          <w:sz w:val="28"/>
-          <w:szCs w:val="28"/>
-        </w:rPr>
-      </w:pPr>
-      <w:r>
-        <w:rPr>
-          <w:rFonts w:ascii="Arial" w:hAnsi="Arial" w:cs="Arial"/>
-          <w:sz w:val="28"/>
-          <w:szCs w:val="28"/>
-        </w:rPr>
-        <w:t>Tạo khoản thu nhập ở danh mục “Khác”</w:t>
-      </w:r>
-    </w:p>
-    <w:p>
-      <w:pPr>
-        <w:pStyle w:val="ListParagraph"/>
-        <w:numPr>
-          <w:ilvl w:val="2"/>
-          <w:numId w:val="15"/>
-        </w:numPr>
-        <w:rPr>
-          <w:rFonts w:ascii="Arial" w:hAnsi="Arial" w:cs="Arial"/>
-          <w:sz w:val="28"/>
-          <w:szCs w:val="28"/>
-        </w:rPr>
-      </w:pPr>
-      <w:r>
-        <w:rPr>
-          <w:rFonts w:ascii="Arial" w:hAnsi="Arial" w:cs="Arial"/>
-          <w:sz w:val="28"/>
-          <w:szCs w:val="28"/>
-        </w:rPr>
-        <w:t>Nếu chọn một danh mục mới</w:t>
-      </w:r>
-    </w:p>
-    <w:p>
-      <w:pPr>
-        <w:pStyle w:val="ListParagraph"/>
-        <w:numPr>
-          <w:ilvl w:val="3"/>
-          <w:numId w:val="15"/>
-        </w:numPr>
-        <w:rPr>
-          <w:rFonts w:ascii="Arial" w:hAnsi="Arial" w:cs="Arial"/>
-          <w:sz w:val="28"/>
-          <w:szCs w:val="28"/>
-        </w:rPr>
-      </w:pPr>
-      <w:r>
-        <w:rPr>
-          <w:rFonts w:ascii="Arial" w:hAnsi="Arial" w:cs="Arial"/>
-          <w:sz w:val="28"/>
-          <w:szCs w:val="28"/>
-        </w:rPr>
         <w:t>Xóa khoản thu nhập ở danh mục cũ</w:t>
       </w:r>
     </w:p>
@@ -20180,6 +21627,7 @@
           <w:sz w:val="28"/>
           <w:szCs w:val="28"/>
         </w:rPr>
+        <w:lastRenderedPageBreak/>
         <w:t>Xác thực dữ liệu đầu vào</w:t>
       </w:r>
     </w:p>
@@ -20400,7 +21848,6 @@
           <w:sz w:val="28"/>
           <w:szCs w:val="28"/>
         </w:rPr>
-        <w:lastRenderedPageBreak/>
         <w:t>Dữ liệu hiển thị trong lịch sử được cập nhật tương ứng</w:t>
       </w:r>
     </w:p>
@@ -20906,6 +22353,7 @@
           <w:sz w:val="28"/>
           <w:szCs w:val="28"/>
         </w:rPr>
+        <w:lastRenderedPageBreak/>
         <w:t>Số dư ban đầu của nguồn tiền con được lấy từ số dư nguồn tiền gốc</w:t>
       </w:r>
     </w:p>
@@ -21573,6 +23021,7 @@
           <w:sz w:val="28"/>
           <w:szCs w:val="28"/>
         </w:rPr>
+        <w:lastRenderedPageBreak/>
         <w:t>Không vượt quá 600 ký tự</w:t>
       </w:r>
     </w:p>
@@ -21820,476 +23269,476 @@
           <w:sz w:val="28"/>
           <w:szCs w:val="28"/>
         </w:rPr>
+        <w:t>Thực hiện transaction dữ liệu</w:t>
+      </w:r>
+    </w:p>
+    <w:p>
+      <w:pPr>
+        <w:pStyle w:val="ListParagraph"/>
+        <w:numPr>
+          <w:ilvl w:val="0"/>
+          <w:numId w:val="15"/>
+        </w:numPr>
+        <w:rPr>
+          <w:rFonts w:ascii="Arial" w:hAnsi="Arial" w:cs="Arial"/>
+          <w:sz w:val="28"/>
+          <w:szCs w:val="28"/>
+        </w:rPr>
+      </w:pPr>
+      <w:r>
+        <w:rPr>
+          <w:rFonts w:ascii="Arial" w:hAnsi="Arial" w:cs="Arial"/>
+          <w:sz w:val="28"/>
+          <w:szCs w:val="28"/>
+        </w:rPr>
+        <w:t>Thông báo tạo nguồn tiền thành công</w:t>
+      </w:r>
+    </w:p>
+    <w:p>
+      <w:pPr>
+        <w:rPr>
+          <w:rFonts w:ascii="Arial" w:hAnsi="Arial" w:cs="Arial"/>
+          <w:sz w:val="28"/>
+          <w:szCs w:val="28"/>
+        </w:rPr>
+      </w:pPr>
+    </w:p>
+    <w:p>
+      <w:pPr>
+        <w:ind w:firstLine="720"/>
+        <w:rPr>
+          <w:rFonts w:ascii="Arial" w:hAnsi="Arial" w:cs="Arial"/>
+          <w:b/>
+          <w:bCs/>
+          <w:sz w:val="28"/>
+          <w:szCs w:val="28"/>
+        </w:rPr>
+      </w:pPr>
+      <w:r>
+        <w:rPr>
+          <w:rFonts w:ascii="Arial" w:hAnsi="Arial" w:cs="Arial"/>
+          <w:b/>
+          <w:bCs/>
+          <w:sz w:val="28"/>
+          <w:szCs w:val="28"/>
+        </w:rPr>
+        <w:t>BP-</w:t>
+      </w:r>
+      <w:r>
+        <w:rPr>
+          <w:rFonts w:ascii="Arial" w:hAnsi="Arial" w:cs="Arial"/>
+          <w:b/>
+          <w:bCs/>
+          <w:sz w:val="28"/>
+          <w:szCs w:val="28"/>
+        </w:rPr>
+        <w:t>SM</w:t>
+      </w:r>
+      <w:r>
+        <w:rPr>
+          <w:rFonts w:ascii="Arial" w:hAnsi="Arial" w:cs="Arial"/>
+          <w:b/>
+          <w:bCs/>
+          <w:sz w:val="28"/>
+          <w:szCs w:val="28"/>
+        </w:rPr>
+        <w:t>-3. Quy trình Cập Nhật Nguồn Tiền Gốc</w:t>
+      </w:r>
+    </w:p>
+    <w:p>
+      <w:pPr>
+        <w:pStyle w:val="ListParagraph"/>
+        <w:numPr>
+          <w:ilvl w:val="0"/>
+          <w:numId w:val="15"/>
+        </w:numPr>
+        <w:rPr>
+          <w:rFonts w:ascii="Arial" w:hAnsi="Arial" w:cs="Arial"/>
+          <w:sz w:val="28"/>
+          <w:szCs w:val="28"/>
+        </w:rPr>
+      </w:pPr>
+      <w:r>
+        <w:rPr>
+          <w:rFonts w:ascii="Arial" w:hAnsi="Arial" w:cs="Arial"/>
+          <w:sz w:val="28"/>
+          <w:szCs w:val="28"/>
+        </w:rPr>
+        <w:t>Người dùng chọn nguồn tiền gốc cần cập nhật</w:t>
+      </w:r>
+    </w:p>
+    <w:p>
+      <w:pPr>
+        <w:pStyle w:val="ListParagraph"/>
+        <w:numPr>
+          <w:ilvl w:val="0"/>
+          <w:numId w:val="15"/>
+        </w:numPr>
+        <w:rPr>
+          <w:rFonts w:ascii="Arial" w:hAnsi="Arial" w:cs="Arial"/>
+          <w:sz w:val="28"/>
+          <w:szCs w:val="28"/>
+        </w:rPr>
+      </w:pPr>
+      <w:r>
+        <w:rPr>
+          <w:rFonts w:ascii="Arial" w:hAnsi="Arial" w:cs="Arial"/>
+          <w:sz w:val="28"/>
+          <w:szCs w:val="28"/>
+        </w:rPr>
+        <w:t>Kiểm tra trạng thái nguồn tiền gốc</w:t>
+      </w:r>
+    </w:p>
+    <w:p>
+      <w:pPr>
+        <w:pStyle w:val="ListParagraph"/>
+        <w:numPr>
+          <w:ilvl w:val="1"/>
+          <w:numId w:val="15"/>
+        </w:numPr>
+        <w:rPr>
+          <w:rFonts w:ascii="Arial" w:hAnsi="Arial" w:cs="Arial"/>
+          <w:sz w:val="28"/>
+          <w:szCs w:val="28"/>
+        </w:rPr>
+      </w:pPr>
+      <w:r>
+        <w:rPr>
+          <w:rFonts w:ascii="Arial" w:hAnsi="Arial" w:cs="Arial"/>
+          <w:sz w:val="28"/>
+          <w:szCs w:val="28"/>
+        </w:rPr>
+        <w:t>Nguồn tiền gốc có tồn tại hoặc còn hoạt động</w:t>
+      </w:r>
+    </w:p>
+    <w:p>
+      <w:pPr>
+        <w:pStyle w:val="ListParagraph"/>
+        <w:numPr>
+          <w:ilvl w:val="0"/>
+          <w:numId w:val="15"/>
+        </w:numPr>
+        <w:rPr>
+          <w:rFonts w:ascii="Arial" w:hAnsi="Arial" w:cs="Arial"/>
+          <w:sz w:val="28"/>
+          <w:szCs w:val="28"/>
+        </w:rPr>
+      </w:pPr>
+      <w:r>
+        <w:rPr>
+          <w:rFonts w:ascii="Arial" w:hAnsi="Arial" w:cs="Arial"/>
+          <w:sz w:val="28"/>
+          <w:szCs w:val="28"/>
+        </w:rPr>
+        <w:t>Người dùng nhập hoặc chọn dữ liệu cần thiết để cập nhật nguồn tiền gốc</w:t>
+      </w:r>
+    </w:p>
+    <w:p>
+      <w:pPr>
+        <w:pStyle w:val="ListParagraph"/>
+        <w:numPr>
+          <w:ilvl w:val="1"/>
+          <w:numId w:val="15"/>
+        </w:numPr>
+        <w:rPr>
+          <w:rFonts w:ascii="Arial" w:hAnsi="Arial" w:cs="Arial"/>
+          <w:sz w:val="28"/>
+          <w:szCs w:val="28"/>
+        </w:rPr>
+      </w:pPr>
+      <w:r>
+        <w:rPr>
+          <w:rFonts w:ascii="Arial" w:hAnsi="Arial" w:cs="Arial"/>
+          <w:sz w:val="28"/>
+          <w:szCs w:val="28"/>
+        </w:rPr>
+        <w:t>Tên nguồn tiền gốc</w:t>
+      </w:r>
+    </w:p>
+    <w:p>
+      <w:pPr>
+        <w:pStyle w:val="ListParagraph"/>
+        <w:numPr>
+          <w:ilvl w:val="1"/>
+          <w:numId w:val="15"/>
+        </w:numPr>
+        <w:rPr>
+          <w:rFonts w:ascii="Arial" w:hAnsi="Arial" w:cs="Arial"/>
+          <w:sz w:val="28"/>
+          <w:szCs w:val="28"/>
+        </w:rPr>
+      </w:pPr>
+      <w:r>
+        <w:rPr>
+          <w:rFonts w:ascii="Arial" w:hAnsi="Arial" w:cs="Arial"/>
+          <w:sz w:val="28"/>
+          <w:szCs w:val="28"/>
+        </w:rPr>
+        <w:t>Ghi chú</w:t>
+      </w:r>
+    </w:p>
+    <w:p>
+      <w:pPr>
+        <w:pStyle w:val="ListParagraph"/>
+        <w:numPr>
+          <w:ilvl w:val="0"/>
+          <w:numId w:val="15"/>
+        </w:numPr>
+        <w:rPr>
+          <w:rFonts w:ascii="Arial" w:hAnsi="Arial" w:cs="Arial"/>
+          <w:sz w:val="28"/>
+          <w:szCs w:val="28"/>
+        </w:rPr>
+      </w:pPr>
+      <w:r>
+        <w:rPr>
+          <w:rFonts w:ascii="Arial" w:hAnsi="Arial" w:cs="Arial"/>
+          <w:sz w:val="28"/>
+          <w:szCs w:val="28"/>
+        </w:rPr>
+        <w:t>Xác thực dữ liệu đầu vào</w:t>
+      </w:r>
+    </w:p>
+    <w:p>
+      <w:pPr>
+        <w:pStyle w:val="ListParagraph"/>
+        <w:numPr>
+          <w:ilvl w:val="1"/>
+          <w:numId w:val="15"/>
+        </w:numPr>
+        <w:rPr>
+          <w:rFonts w:ascii="Arial" w:hAnsi="Arial" w:cs="Arial"/>
+          <w:sz w:val="28"/>
+          <w:szCs w:val="28"/>
+        </w:rPr>
+      </w:pPr>
+      <w:r>
+        <w:rPr>
+          <w:rFonts w:ascii="Arial" w:hAnsi="Arial" w:cs="Arial"/>
+          <w:sz w:val="28"/>
+          <w:szCs w:val="28"/>
+        </w:rPr>
+        <w:t>Kiểm tra Tên nguồn tiền gốc</w:t>
+      </w:r>
+    </w:p>
+    <w:p>
+      <w:pPr>
+        <w:pStyle w:val="ListParagraph"/>
+        <w:numPr>
+          <w:ilvl w:val="2"/>
+          <w:numId w:val="15"/>
+        </w:numPr>
+        <w:rPr>
+          <w:rFonts w:ascii="Arial" w:hAnsi="Arial" w:cs="Arial"/>
+          <w:sz w:val="28"/>
+          <w:szCs w:val="28"/>
+        </w:rPr>
+      </w:pPr>
+      <w:r>
+        <w:rPr>
+          <w:rFonts w:ascii="Arial" w:hAnsi="Arial" w:cs="Arial"/>
+          <w:sz w:val="28"/>
+          <w:szCs w:val="28"/>
+        </w:rPr>
+        <w:t>Không vượt quá 100 ký tự</w:t>
+      </w:r>
+    </w:p>
+    <w:p>
+      <w:pPr>
+        <w:pStyle w:val="ListParagraph"/>
+        <w:numPr>
+          <w:ilvl w:val="2"/>
+          <w:numId w:val="15"/>
+        </w:numPr>
+        <w:rPr>
+          <w:rFonts w:ascii="Arial" w:hAnsi="Arial" w:cs="Arial"/>
+          <w:sz w:val="28"/>
+          <w:szCs w:val="28"/>
+        </w:rPr>
+      </w:pPr>
+      <w:r>
+        <w:rPr>
+          <w:rFonts w:ascii="Arial" w:hAnsi="Arial" w:cs="Arial"/>
+          <w:sz w:val="28"/>
+          <w:szCs w:val="28"/>
+        </w:rPr>
+        <w:t>Không trùng với các nguồn tiền gốc khác trong hệ thống</w:t>
+      </w:r>
+    </w:p>
+    <w:p>
+      <w:pPr>
+        <w:pStyle w:val="ListParagraph"/>
+        <w:numPr>
+          <w:ilvl w:val="1"/>
+          <w:numId w:val="15"/>
+        </w:numPr>
+        <w:rPr>
+          <w:rFonts w:ascii="Arial" w:hAnsi="Arial" w:cs="Arial"/>
+          <w:sz w:val="28"/>
+          <w:szCs w:val="28"/>
+        </w:rPr>
+      </w:pPr>
+      <w:r>
+        <w:rPr>
+          <w:rFonts w:ascii="Arial" w:hAnsi="Arial" w:cs="Arial"/>
+          <w:sz w:val="28"/>
+          <w:szCs w:val="28"/>
+        </w:rPr>
+        <w:t>Kiểm tra Ghi chú</w:t>
+      </w:r>
+    </w:p>
+    <w:p>
+      <w:pPr>
+        <w:pStyle w:val="ListParagraph"/>
+        <w:numPr>
+          <w:ilvl w:val="2"/>
+          <w:numId w:val="15"/>
+        </w:numPr>
+        <w:rPr>
+          <w:rFonts w:ascii="Arial" w:hAnsi="Arial" w:cs="Arial"/>
+          <w:sz w:val="28"/>
+          <w:szCs w:val="28"/>
+        </w:rPr>
+      </w:pPr>
+      <w:r>
+        <w:rPr>
+          <w:rFonts w:ascii="Arial" w:hAnsi="Arial" w:cs="Arial"/>
+          <w:sz w:val="28"/>
+          <w:szCs w:val="28"/>
+        </w:rPr>
+        <w:t>Ghi chú không được vượt qua 600 ký tự</w:t>
+      </w:r>
+    </w:p>
+    <w:p>
+      <w:pPr>
+        <w:pStyle w:val="ListParagraph"/>
+        <w:numPr>
+          <w:ilvl w:val="0"/>
+          <w:numId w:val="15"/>
+        </w:numPr>
+        <w:rPr>
+          <w:rFonts w:ascii="Arial" w:hAnsi="Arial" w:cs="Arial"/>
+          <w:sz w:val="28"/>
+          <w:szCs w:val="28"/>
+        </w:rPr>
+      </w:pPr>
+      <w:r>
+        <w:rPr>
+          <w:rFonts w:ascii="Arial" w:hAnsi="Arial" w:cs="Arial"/>
+          <w:sz w:val="28"/>
+          <w:szCs w:val="28"/>
+        </w:rPr>
+        <w:t>Cập nhật nguồn tiền gốc</w:t>
+      </w:r>
+    </w:p>
+    <w:p>
+      <w:pPr>
+        <w:pStyle w:val="ListParagraph"/>
+        <w:numPr>
+          <w:ilvl w:val="1"/>
+          <w:numId w:val="15"/>
+        </w:numPr>
+        <w:rPr>
+          <w:rFonts w:ascii="Arial" w:hAnsi="Arial" w:cs="Arial"/>
+          <w:sz w:val="28"/>
+          <w:szCs w:val="28"/>
+        </w:rPr>
+      </w:pPr>
+      <w:r>
+        <w:rPr>
+          <w:rFonts w:ascii="Arial" w:hAnsi="Arial" w:cs="Arial"/>
+          <w:sz w:val="28"/>
+          <w:szCs w:val="28"/>
+        </w:rPr>
+        <w:t>Cập nhật Tên nguồn tiền gốc</w:t>
+      </w:r>
+    </w:p>
+    <w:p>
+      <w:pPr>
+        <w:pStyle w:val="ListParagraph"/>
+        <w:numPr>
+          <w:ilvl w:val="2"/>
+          <w:numId w:val="15"/>
+        </w:numPr>
+        <w:rPr>
+          <w:rFonts w:ascii="Arial" w:hAnsi="Arial" w:cs="Arial"/>
+          <w:sz w:val="28"/>
+          <w:szCs w:val="28"/>
+        </w:rPr>
+      </w:pPr>
+      <w:r>
+        <w:rPr>
+          <w:rFonts w:ascii="Arial" w:hAnsi="Arial" w:cs="Arial"/>
+          <w:sz w:val="28"/>
+          <w:szCs w:val="28"/>
+        </w:rPr>
+        <w:t>Nếu xóa tên cũ và không thêm tên mới</w:t>
+      </w:r>
+    </w:p>
+    <w:p>
+      <w:pPr>
+        <w:pStyle w:val="ListParagraph"/>
+        <w:numPr>
+          <w:ilvl w:val="3"/>
+          <w:numId w:val="15"/>
+        </w:numPr>
+        <w:rPr>
+          <w:rFonts w:ascii="Arial" w:hAnsi="Arial" w:cs="Arial"/>
+          <w:sz w:val="28"/>
+          <w:szCs w:val="28"/>
+        </w:rPr>
+      </w:pPr>
+      <w:r>
+        <w:rPr>
+          <w:rFonts w:ascii="Arial" w:hAnsi="Arial" w:cs="Arial"/>
+          <w:sz w:val="28"/>
+          <w:szCs w:val="28"/>
+        </w:rPr>
+        <w:t>Khởi tạo tên mới theo mẫu</w:t>
+      </w:r>
+    </w:p>
+    <w:p>
+      <w:pPr>
+        <w:pStyle w:val="ListParagraph"/>
+        <w:numPr>
+          <w:ilvl w:val="2"/>
+          <w:numId w:val="15"/>
+        </w:numPr>
+        <w:rPr>
+          <w:rFonts w:ascii="Arial" w:hAnsi="Arial" w:cs="Arial"/>
+          <w:sz w:val="28"/>
+          <w:szCs w:val="28"/>
+        </w:rPr>
+      </w:pPr>
+      <w:r>
+        <w:rPr>
+          <w:rFonts w:ascii="Arial" w:hAnsi="Arial" w:cs="Arial"/>
+          <w:sz w:val="28"/>
+          <w:szCs w:val="28"/>
+        </w:rPr>
+        <w:t>Lưu tên mới</w:t>
+      </w:r>
+    </w:p>
+    <w:p>
+      <w:pPr>
+        <w:pStyle w:val="ListParagraph"/>
+        <w:numPr>
+          <w:ilvl w:val="1"/>
+          <w:numId w:val="15"/>
+        </w:numPr>
+        <w:rPr>
+          <w:rFonts w:ascii="Arial" w:hAnsi="Arial" w:cs="Arial"/>
+          <w:sz w:val="28"/>
+          <w:szCs w:val="28"/>
+        </w:rPr>
+      </w:pPr>
+      <w:r>
+        <w:rPr>
+          <w:rFonts w:ascii="Arial" w:hAnsi="Arial" w:cs="Arial"/>
+          <w:sz w:val="28"/>
+          <w:szCs w:val="28"/>
+        </w:rPr>
         <w:lastRenderedPageBreak/>
-        <w:t>Thực hiện transaction dữ liệu</w:t>
-      </w:r>
-    </w:p>
-    <w:p>
-      <w:pPr>
-        <w:pStyle w:val="ListParagraph"/>
-        <w:numPr>
-          <w:ilvl w:val="0"/>
-          <w:numId w:val="15"/>
-        </w:numPr>
-        <w:rPr>
-          <w:rFonts w:ascii="Arial" w:hAnsi="Arial" w:cs="Arial"/>
-          <w:sz w:val="28"/>
-          <w:szCs w:val="28"/>
-        </w:rPr>
-      </w:pPr>
-      <w:r>
-        <w:rPr>
-          <w:rFonts w:ascii="Arial" w:hAnsi="Arial" w:cs="Arial"/>
-          <w:sz w:val="28"/>
-          <w:szCs w:val="28"/>
-        </w:rPr>
-        <w:t>Thông báo tạo nguồn tiền thành công</w:t>
-      </w:r>
-    </w:p>
-    <w:p>
-      <w:pPr>
-        <w:rPr>
-          <w:rFonts w:ascii="Arial" w:hAnsi="Arial" w:cs="Arial"/>
-          <w:sz w:val="28"/>
-          <w:szCs w:val="28"/>
-        </w:rPr>
-      </w:pPr>
-    </w:p>
-    <w:p>
-      <w:pPr>
-        <w:ind w:firstLine="720"/>
-        <w:rPr>
-          <w:rFonts w:ascii="Arial" w:hAnsi="Arial" w:cs="Arial"/>
-          <w:b/>
-          <w:bCs/>
-          <w:sz w:val="28"/>
-          <w:szCs w:val="28"/>
-        </w:rPr>
-      </w:pPr>
-      <w:r>
-        <w:rPr>
-          <w:rFonts w:ascii="Arial" w:hAnsi="Arial" w:cs="Arial"/>
-          <w:b/>
-          <w:bCs/>
-          <w:sz w:val="28"/>
-          <w:szCs w:val="28"/>
-        </w:rPr>
-        <w:t>BP-</w:t>
-      </w:r>
-      <w:r>
-        <w:rPr>
-          <w:rFonts w:ascii="Arial" w:hAnsi="Arial" w:cs="Arial"/>
-          <w:b/>
-          <w:bCs/>
-          <w:sz w:val="28"/>
-          <w:szCs w:val="28"/>
-        </w:rPr>
-        <w:t>SM</w:t>
-      </w:r>
-      <w:r>
-        <w:rPr>
-          <w:rFonts w:ascii="Arial" w:hAnsi="Arial" w:cs="Arial"/>
-          <w:b/>
-          <w:bCs/>
-          <w:sz w:val="28"/>
-          <w:szCs w:val="28"/>
-        </w:rPr>
-        <w:t>-3. Quy trình Cập Nhật Nguồn Tiền Gốc</w:t>
-      </w:r>
-    </w:p>
-    <w:p>
-      <w:pPr>
-        <w:pStyle w:val="ListParagraph"/>
-        <w:numPr>
-          <w:ilvl w:val="0"/>
-          <w:numId w:val="15"/>
-        </w:numPr>
-        <w:rPr>
-          <w:rFonts w:ascii="Arial" w:hAnsi="Arial" w:cs="Arial"/>
-          <w:sz w:val="28"/>
-          <w:szCs w:val="28"/>
-        </w:rPr>
-      </w:pPr>
-      <w:r>
-        <w:rPr>
-          <w:rFonts w:ascii="Arial" w:hAnsi="Arial" w:cs="Arial"/>
-          <w:sz w:val="28"/>
-          <w:szCs w:val="28"/>
-        </w:rPr>
-        <w:t>Người dùng chọn nguồn tiền gốc cần cập nhật</w:t>
-      </w:r>
-    </w:p>
-    <w:p>
-      <w:pPr>
-        <w:pStyle w:val="ListParagraph"/>
-        <w:numPr>
-          <w:ilvl w:val="0"/>
-          <w:numId w:val="15"/>
-        </w:numPr>
-        <w:rPr>
-          <w:rFonts w:ascii="Arial" w:hAnsi="Arial" w:cs="Arial"/>
-          <w:sz w:val="28"/>
-          <w:szCs w:val="28"/>
-        </w:rPr>
-      </w:pPr>
-      <w:r>
-        <w:rPr>
-          <w:rFonts w:ascii="Arial" w:hAnsi="Arial" w:cs="Arial"/>
-          <w:sz w:val="28"/>
-          <w:szCs w:val="28"/>
-        </w:rPr>
-        <w:t>Kiểm tra trạng thái nguồn tiền gốc</w:t>
-      </w:r>
-    </w:p>
-    <w:p>
-      <w:pPr>
-        <w:pStyle w:val="ListParagraph"/>
-        <w:numPr>
-          <w:ilvl w:val="1"/>
-          <w:numId w:val="15"/>
-        </w:numPr>
-        <w:rPr>
-          <w:rFonts w:ascii="Arial" w:hAnsi="Arial" w:cs="Arial"/>
-          <w:sz w:val="28"/>
-          <w:szCs w:val="28"/>
-        </w:rPr>
-      </w:pPr>
-      <w:r>
-        <w:rPr>
-          <w:rFonts w:ascii="Arial" w:hAnsi="Arial" w:cs="Arial"/>
-          <w:sz w:val="28"/>
-          <w:szCs w:val="28"/>
-        </w:rPr>
-        <w:t>Nguồn tiền gốc có tồn tại hoặc còn hoạt động</w:t>
-      </w:r>
-    </w:p>
-    <w:p>
-      <w:pPr>
-        <w:pStyle w:val="ListParagraph"/>
-        <w:numPr>
-          <w:ilvl w:val="0"/>
-          <w:numId w:val="15"/>
-        </w:numPr>
-        <w:rPr>
-          <w:rFonts w:ascii="Arial" w:hAnsi="Arial" w:cs="Arial"/>
-          <w:sz w:val="28"/>
-          <w:szCs w:val="28"/>
-        </w:rPr>
-      </w:pPr>
-      <w:r>
-        <w:rPr>
-          <w:rFonts w:ascii="Arial" w:hAnsi="Arial" w:cs="Arial"/>
-          <w:sz w:val="28"/>
-          <w:szCs w:val="28"/>
-        </w:rPr>
-        <w:t>Người dùng nhập hoặc chọn dữ liệu cần thiết để cập nhật nguồn tiền gốc</w:t>
-      </w:r>
-    </w:p>
-    <w:p>
-      <w:pPr>
-        <w:pStyle w:val="ListParagraph"/>
-        <w:numPr>
-          <w:ilvl w:val="1"/>
-          <w:numId w:val="15"/>
-        </w:numPr>
-        <w:rPr>
-          <w:rFonts w:ascii="Arial" w:hAnsi="Arial" w:cs="Arial"/>
-          <w:sz w:val="28"/>
-          <w:szCs w:val="28"/>
-        </w:rPr>
-      </w:pPr>
-      <w:r>
-        <w:rPr>
-          <w:rFonts w:ascii="Arial" w:hAnsi="Arial" w:cs="Arial"/>
-          <w:sz w:val="28"/>
-          <w:szCs w:val="28"/>
-        </w:rPr>
-        <w:t>Tên nguồn tiền gốc</w:t>
-      </w:r>
-    </w:p>
-    <w:p>
-      <w:pPr>
-        <w:pStyle w:val="ListParagraph"/>
-        <w:numPr>
-          <w:ilvl w:val="1"/>
-          <w:numId w:val="15"/>
-        </w:numPr>
-        <w:rPr>
-          <w:rFonts w:ascii="Arial" w:hAnsi="Arial" w:cs="Arial"/>
-          <w:sz w:val="28"/>
-          <w:szCs w:val="28"/>
-        </w:rPr>
-      </w:pPr>
-      <w:r>
-        <w:rPr>
-          <w:rFonts w:ascii="Arial" w:hAnsi="Arial" w:cs="Arial"/>
-          <w:sz w:val="28"/>
-          <w:szCs w:val="28"/>
-        </w:rPr>
-        <w:t>Ghi chú</w:t>
-      </w:r>
-    </w:p>
-    <w:p>
-      <w:pPr>
-        <w:pStyle w:val="ListParagraph"/>
-        <w:numPr>
-          <w:ilvl w:val="0"/>
-          <w:numId w:val="15"/>
-        </w:numPr>
-        <w:rPr>
-          <w:rFonts w:ascii="Arial" w:hAnsi="Arial" w:cs="Arial"/>
-          <w:sz w:val="28"/>
-          <w:szCs w:val="28"/>
-        </w:rPr>
-      </w:pPr>
-      <w:r>
-        <w:rPr>
-          <w:rFonts w:ascii="Arial" w:hAnsi="Arial" w:cs="Arial"/>
-          <w:sz w:val="28"/>
-          <w:szCs w:val="28"/>
-        </w:rPr>
-        <w:t>Xác thực dữ liệu đầu vào</w:t>
-      </w:r>
-    </w:p>
-    <w:p>
-      <w:pPr>
-        <w:pStyle w:val="ListParagraph"/>
-        <w:numPr>
-          <w:ilvl w:val="1"/>
-          <w:numId w:val="15"/>
-        </w:numPr>
-        <w:rPr>
-          <w:rFonts w:ascii="Arial" w:hAnsi="Arial" w:cs="Arial"/>
-          <w:sz w:val="28"/>
-          <w:szCs w:val="28"/>
-        </w:rPr>
-      </w:pPr>
-      <w:r>
-        <w:rPr>
-          <w:rFonts w:ascii="Arial" w:hAnsi="Arial" w:cs="Arial"/>
-          <w:sz w:val="28"/>
-          <w:szCs w:val="28"/>
-        </w:rPr>
-        <w:t>Kiểm tra Tên nguồn tiền gốc</w:t>
-      </w:r>
-    </w:p>
-    <w:p>
-      <w:pPr>
-        <w:pStyle w:val="ListParagraph"/>
-        <w:numPr>
-          <w:ilvl w:val="2"/>
-          <w:numId w:val="15"/>
-        </w:numPr>
-        <w:rPr>
-          <w:rFonts w:ascii="Arial" w:hAnsi="Arial" w:cs="Arial"/>
-          <w:sz w:val="28"/>
-          <w:szCs w:val="28"/>
-        </w:rPr>
-      </w:pPr>
-      <w:r>
-        <w:rPr>
-          <w:rFonts w:ascii="Arial" w:hAnsi="Arial" w:cs="Arial"/>
-          <w:sz w:val="28"/>
-          <w:szCs w:val="28"/>
-        </w:rPr>
-        <w:t>Không vượt quá 100 ký tự</w:t>
-      </w:r>
-    </w:p>
-    <w:p>
-      <w:pPr>
-        <w:pStyle w:val="ListParagraph"/>
-        <w:numPr>
-          <w:ilvl w:val="2"/>
-          <w:numId w:val="15"/>
-        </w:numPr>
-        <w:rPr>
-          <w:rFonts w:ascii="Arial" w:hAnsi="Arial" w:cs="Arial"/>
-          <w:sz w:val="28"/>
-          <w:szCs w:val="28"/>
-        </w:rPr>
-      </w:pPr>
-      <w:r>
-        <w:rPr>
-          <w:rFonts w:ascii="Arial" w:hAnsi="Arial" w:cs="Arial"/>
-          <w:sz w:val="28"/>
-          <w:szCs w:val="28"/>
-        </w:rPr>
-        <w:t>Không trùng với các nguồn tiền gốc khác trong hệ thống</w:t>
-      </w:r>
-    </w:p>
-    <w:p>
-      <w:pPr>
-        <w:pStyle w:val="ListParagraph"/>
-        <w:numPr>
-          <w:ilvl w:val="1"/>
-          <w:numId w:val="15"/>
-        </w:numPr>
-        <w:rPr>
-          <w:rFonts w:ascii="Arial" w:hAnsi="Arial" w:cs="Arial"/>
-          <w:sz w:val="28"/>
-          <w:szCs w:val="28"/>
-        </w:rPr>
-      </w:pPr>
-      <w:r>
-        <w:rPr>
-          <w:rFonts w:ascii="Arial" w:hAnsi="Arial" w:cs="Arial"/>
-          <w:sz w:val="28"/>
-          <w:szCs w:val="28"/>
-        </w:rPr>
-        <w:t>Kiểm tra Ghi chú</w:t>
-      </w:r>
-    </w:p>
-    <w:p>
-      <w:pPr>
-        <w:pStyle w:val="ListParagraph"/>
-        <w:numPr>
-          <w:ilvl w:val="2"/>
-          <w:numId w:val="15"/>
-        </w:numPr>
-        <w:rPr>
-          <w:rFonts w:ascii="Arial" w:hAnsi="Arial" w:cs="Arial"/>
-          <w:sz w:val="28"/>
-          <w:szCs w:val="28"/>
-        </w:rPr>
-      </w:pPr>
-      <w:r>
-        <w:rPr>
-          <w:rFonts w:ascii="Arial" w:hAnsi="Arial" w:cs="Arial"/>
-          <w:sz w:val="28"/>
-          <w:szCs w:val="28"/>
-        </w:rPr>
-        <w:t>Ghi chú không được vượt qua 600 ký tự</w:t>
-      </w:r>
-    </w:p>
-    <w:p>
-      <w:pPr>
-        <w:pStyle w:val="ListParagraph"/>
-        <w:numPr>
-          <w:ilvl w:val="0"/>
-          <w:numId w:val="15"/>
-        </w:numPr>
-        <w:rPr>
-          <w:rFonts w:ascii="Arial" w:hAnsi="Arial" w:cs="Arial"/>
-          <w:sz w:val="28"/>
-          <w:szCs w:val="28"/>
-        </w:rPr>
-      </w:pPr>
-      <w:r>
-        <w:rPr>
-          <w:rFonts w:ascii="Arial" w:hAnsi="Arial" w:cs="Arial"/>
-          <w:sz w:val="28"/>
-          <w:szCs w:val="28"/>
-        </w:rPr>
-        <w:t>Cập nhật nguồn tiền gốc</w:t>
-      </w:r>
-    </w:p>
-    <w:p>
-      <w:pPr>
-        <w:pStyle w:val="ListParagraph"/>
-        <w:numPr>
-          <w:ilvl w:val="1"/>
-          <w:numId w:val="15"/>
-        </w:numPr>
-        <w:rPr>
-          <w:rFonts w:ascii="Arial" w:hAnsi="Arial" w:cs="Arial"/>
-          <w:sz w:val="28"/>
-          <w:szCs w:val="28"/>
-        </w:rPr>
-      </w:pPr>
-      <w:r>
-        <w:rPr>
-          <w:rFonts w:ascii="Arial" w:hAnsi="Arial" w:cs="Arial"/>
-          <w:sz w:val="28"/>
-          <w:szCs w:val="28"/>
-        </w:rPr>
-        <w:t>Cập nhật Tên nguồn tiền gốc</w:t>
-      </w:r>
-    </w:p>
-    <w:p>
-      <w:pPr>
-        <w:pStyle w:val="ListParagraph"/>
-        <w:numPr>
-          <w:ilvl w:val="2"/>
-          <w:numId w:val="15"/>
-        </w:numPr>
-        <w:rPr>
-          <w:rFonts w:ascii="Arial" w:hAnsi="Arial" w:cs="Arial"/>
-          <w:sz w:val="28"/>
-          <w:szCs w:val="28"/>
-        </w:rPr>
-      </w:pPr>
-      <w:r>
-        <w:rPr>
-          <w:rFonts w:ascii="Arial" w:hAnsi="Arial" w:cs="Arial"/>
-          <w:sz w:val="28"/>
-          <w:szCs w:val="28"/>
-        </w:rPr>
-        <w:t>Nếu xóa tên cũ và không thêm tên mới</w:t>
-      </w:r>
-    </w:p>
-    <w:p>
-      <w:pPr>
-        <w:pStyle w:val="ListParagraph"/>
-        <w:numPr>
-          <w:ilvl w:val="3"/>
-          <w:numId w:val="15"/>
-        </w:numPr>
-        <w:rPr>
-          <w:rFonts w:ascii="Arial" w:hAnsi="Arial" w:cs="Arial"/>
-          <w:sz w:val="28"/>
-          <w:szCs w:val="28"/>
-        </w:rPr>
-      </w:pPr>
-      <w:r>
-        <w:rPr>
-          <w:rFonts w:ascii="Arial" w:hAnsi="Arial" w:cs="Arial"/>
-          <w:sz w:val="28"/>
-          <w:szCs w:val="28"/>
-        </w:rPr>
-        <w:t>Khởi tạo tên mới theo mẫu</w:t>
-      </w:r>
-    </w:p>
-    <w:p>
-      <w:pPr>
-        <w:pStyle w:val="ListParagraph"/>
-        <w:numPr>
-          <w:ilvl w:val="2"/>
-          <w:numId w:val="15"/>
-        </w:numPr>
-        <w:rPr>
-          <w:rFonts w:ascii="Arial" w:hAnsi="Arial" w:cs="Arial"/>
-          <w:sz w:val="28"/>
-          <w:szCs w:val="28"/>
-        </w:rPr>
-      </w:pPr>
-      <w:r>
-        <w:rPr>
-          <w:rFonts w:ascii="Arial" w:hAnsi="Arial" w:cs="Arial"/>
-          <w:sz w:val="28"/>
-          <w:szCs w:val="28"/>
-        </w:rPr>
-        <w:t>Lưu tên mới</w:t>
-      </w:r>
-    </w:p>
-    <w:p>
-      <w:pPr>
-        <w:pStyle w:val="ListParagraph"/>
-        <w:numPr>
-          <w:ilvl w:val="1"/>
-          <w:numId w:val="15"/>
-        </w:numPr>
-        <w:rPr>
-          <w:rFonts w:ascii="Arial" w:hAnsi="Arial" w:cs="Arial"/>
-          <w:sz w:val="28"/>
-          <w:szCs w:val="28"/>
-        </w:rPr>
-      </w:pPr>
-      <w:r>
-        <w:rPr>
-          <w:rFonts w:ascii="Arial" w:hAnsi="Arial" w:cs="Arial"/>
-          <w:sz w:val="28"/>
-          <w:szCs w:val="28"/>
-        </w:rPr>
         <w:t>Cập nhật ghi chú</w:t>
       </w:r>
     </w:p>
@@ -22499,7 +23948,6 @@
           <w:sz w:val="28"/>
           <w:szCs w:val="28"/>
         </w:rPr>
-        <w:lastRenderedPageBreak/>
         <w:t>BP-TF-</w:t>
       </w:r>
       <w:r>
@@ -22956,6 +24404,7 @@
           <w:sz w:val="28"/>
           <w:szCs w:val="28"/>
         </w:rPr>
+        <w:lastRenderedPageBreak/>
         <w:t>Tạo giao dịch chi tiêu</w:t>
       </w:r>
     </w:p>
@@ -23574,6 +25023,7 @@
           <w:sz w:val="28"/>
           <w:szCs w:val="28"/>
         </w:rPr>
+        <w:lastRenderedPageBreak/>
         <w:t>BP-SRP-</w:t>
       </w:r>
       <w:r>
@@ -23803,7 +25253,6 @@
           <w:sz w:val="28"/>
           <w:szCs w:val="28"/>
         </w:rPr>
-        <w:lastRenderedPageBreak/>
         <w:t>Chọn sao lưu dữ liệu</w:t>
       </w:r>
     </w:p>
@@ -24260,6 +25709,7 @@
           <w:sz w:val="28"/>
           <w:szCs w:val="28"/>
         </w:rPr>
+        <w:lastRenderedPageBreak/>
         <w:t>Cập nhật số dư của nguồn tiền</w:t>
       </w:r>
     </w:p>
@@ -24477,7 +25927,6 @@
           <w:sz w:val="28"/>
           <w:szCs w:val="28"/>
         </w:rPr>
-        <w:lastRenderedPageBreak/>
         <w:t>Tính toán lại số dư ngân sách tương ứng (Nếu được liên kết)</w:t>
       </w:r>
     </w:p>
@@ -24714,6 +26163,7 @@
           <w:sz w:val="28"/>
           <w:szCs w:val="28"/>
         </w:rPr>
+        <w:lastRenderedPageBreak/>
         <w:drawing>
           <wp:inline distT="0" distB="0" distL="0" distR="0" wp14:anchorId="0DC7C69B" wp14:editId="6D5FEB84">
             <wp:extent cx="5884015" cy="3248025"/>
@@ -24834,7 +26284,6 @@
           <w:sz w:val="28"/>
           <w:szCs w:val="28"/>
         </w:rPr>
-        <w:lastRenderedPageBreak/>
         <w:drawing>
           <wp:inline distT="0" distB="0" distL="0" distR="0" wp14:anchorId="7BF037D5" wp14:editId="141B4BC8">
             <wp:extent cx="4486275" cy="3962400"/>
@@ -24940,7 +26389,6 @@
           <w:sz w:val="28"/>
           <w:szCs w:val="28"/>
         </w:rPr>
-        <w:lastRenderedPageBreak/>
         <w:drawing>
           <wp:inline distT="0" distB="0" distL="0" distR="0" wp14:anchorId="3AF6823B" wp14:editId="5314465B">
             <wp:extent cx="5943600" cy="3644900"/>

--- a/Document/Expense Tracker SRS.docx
+++ b/Document/Expense Tracker SRS.docx
@@ -14697,15 +14697,7 @@
           <w:sz w:val="28"/>
           <w:szCs w:val="28"/>
         </w:rPr>
-        <w:t>BR-WRE-</w:t>
-      </w:r>
-      <w:r>
-        <w:rPr>
-          <w:rFonts w:ascii="Arial" w:hAnsi="Arial" w:cs="Arial"/>
-          <w:sz w:val="28"/>
-          <w:szCs w:val="28"/>
-        </w:rPr>
-        <w:t>4. Mỗi ngưỡng cảnh báo chỉ được gửi một lần trong cùng một</w:t>
+        <w:t>BR-WRE-4. Mỗi ngưỡng cảnh báo chỉ được gửi một lần trong cùng một</w:t>
       </w:r>
       <w:r>
         <w:rPr>
@@ -14739,15 +14731,7 @@
           <w:sz w:val="28"/>
           <w:szCs w:val="28"/>
         </w:rPr>
-        <w:t>BR-WRE-</w:t>
-      </w:r>
-      <w:r>
-        <w:rPr>
-          <w:rFonts w:ascii="Arial" w:hAnsi="Arial" w:cs="Arial"/>
-          <w:sz w:val="28"/>
-          <w:szCs w:val="28"/>
-        </w:rPr>
-        <w:t>5. Hệ thống phải gửi nhắc nhở khi giao dịch đến kỳ hạn theo cấu hình của người dùng (Liên kết BR-RE-7, BR-RE-14)</w:t>
+        <w:t>BR-WRE-5. Hệ thống phải gửi nhắc nhở khi giao dịch đến kỳ hạn theo cấu hình của người dùng (Liên kết BR-RE-7, BR-RE-14)</w:t>
       </w:r>
       <w:r>
         <w:rPr>
@@ -14773,15 +14757,7 @@
           <w:sz w:val="28"/>
           <w:szCs w:val="28"/>
         </w:rPr>
-        <w:t>BR-WRE-</w:t>
-      </w:r>
-      <w:r>
-        <w:rPr>
-          <w:rFonts w:ascii="Arial" w:hAnsi="Arial" w:cs="Arial"/>
-          <w:sz w:val="28"/>
-          <w:szCs w:val="28"/>
-        </w:rPr>
-        <w:t>6. Thông báo nhắc nhở chứa các thành phần</w:t>
+        <w:t>BR-WRE-6. Thông báo nhắc nhở chứa các thành phần</w:t>
       </w:r>
     </w:p>
     <w:p>
@@ -14875,15 +14851,7 @@
           <w:sz w:val="28"/>
           <w:szCs w:val="28"/>
         </w:rPr>
-        <w:t>BR-WRE-</w:t>
-      </w:r>
-      <w:r>
-        <w:rPr>
-          <w:rFonts w:ascii="Arial" w:hAnsi="Arial" w:cs="Arial"/>
-          <w:sz w:val="28"/>
-          <w:szCs w:val="28"/>
-        </w:rPr>
-        <w:t>7. Nếu giao dịch định kỳ đã được thanh toán hoặc xử lý, hệ thống không được tiếp tục gửi nhắc nhở cho kỳ hiện tại</w:t>
+        <w:t>BR-WRE-7. Nếu giao dịch định kỳ đã được thanh toán hoặc xử lý, hệ thống không được tiếp tục gửi nhắc nhở cho kỳ hiện tại</w:t>
       </w:r>
     </w:p>
     <w:p>
@@ -14901,15 +14869,7 @@
           <w:sz w:val="28"/>
           <w:szCs w:val="28"/>
         </w:rPr>
-        <w:t>BR-WRE-</w:t>
-      </w:r>
-      <w:r>
-        <w:rPr>
-          <w:rFonts w:ascii="Arial" w:hAnsi="Arial" w:cs="Arial"/>
-          <w:sz w:val="28"/>
-          <w:szCs w:val="28"/>
-        </w:rPr>
-        <w:t>8. Hệ thống có thể gửi cảnh báo khi số dư nguồn tiền thấp hơn ngưỡng tối thiểu do người dùng cấu hình.</w:t>
+        <w:t>BR-WRE-8. Hệ thống có thể gửi cảnh báo khi số dư nguồn tiền thấp hơn ngưỡng tối thiểu do người dùng cấu hình.</w:t>
       </w:r>
     </w:p>
     <w:p>
@@ -14927,15 +14887,7 @@
           <w:sz w:val="28"/>
           <w:szCs w:val="28"/>
         </w:rPr>
-        <w:t>BR-WRE-</w:t>
-      </w:r>
-      <w:r>
-        <w:rPr>
-          <w:rFonts w:ascii="Arial" w:hAnsi="Arial" w:cs="Arial"/>
-          <w:sz w:val="28"/>
-          <w:szCs w:val="28"/>
-        </w:rPr>
-        <w:t>9. Người dùng được phép cấu hình thời điểm nhắc nhở trước hạn</w:t>
+        <w:t>BR-WRE-9. Người dùng được phép cấu hình thời điểm nhắc nhở trước hạn</w:t>
       </w:r>
     </w:p>
     <w:p>
@@ -14953,15 +14905,7 @@
           <w:sz w:val="28"/>
           <w:szCs w:val="28"/>
         </w:rPr>
-        <w:t>BR-WRE-</w:t>
-      </w:r>
-      <w:r>
-        <w:rPr>
-          <w:rFonts w:ascii="Arial" w:hAnsi="Arial" w:cs="Arial"/>
-          <w:sz w:val="28"/>
-          <w:szCs w:val="28"/>
-        </w:rPr>
-        <w:t>10. Hệ thống không được gửi cảnh báo và nhắc nhở khi</w:t>
+        <w:t>BR-WRE-10. Hệ thống không được gửi cảnh báo và nhắc nhở khi</w:t>
       </w:r>
     </w:p>
     <w:p>
@@ -15056,15 +15000,7 @@
           <w:sz w:val="28"/>
           <w:szCs w:val="28"/>
         </w:rPr>
-        <w:t>BR-WRE-</w:t>
-      </w:r>
-      <w:r>
-        <w:rPr>
-          <w:rFonts w:ascii="Arial" w:hAnsi="Arial" w:cs="Arial"/>
-          <w:sz w:val="28"/>
-          <w:szCs w:val="28"/>
-        </w:rPr>
-        <w:t>11. Người dùng chỉ được nhận cảnh báo và nhắc nhở thuộc về tài khoản của chính mình</w:t>
+        <w:t>BR-WRE-11. Người dùng chỉ được nhận cảnh báo và nhắc nhở thuộc về tài khoản của chính mình</w:t>
       </w:r>
     </w:p>
     <w:p>
@@ -15082,15 +15018,7 @@
           <w:sz w:val="28"/>
           <w:szCs w:val="28"/>
         </w:rPr>
-        <w:t>BR-WRE-</w:t>
-      </w:r>
-      <w:r>
-        <w:rPr>
-          <w:rFonts w:ascii="Arial" w:hAnsi="Arial" w:cs="Arial"/>
-          <w:sz w:val="28"/>
-          <w:szCs w:val="28"/>
-        </w:rPr>
-        <w:t>12. Thông báo phải được sắp xếp theo thời gian mới nhất mặc định</w:t>
+        <w:t>BR-WRE-12. Thông báo phải được sắp xếp theo thời gian mới nhất mặc định</w:t>
       </w:r>
     </w:p>
     <w:p>
@@ -15108,15 +15036,7 @@
           <w:sz w:val="28"/>
           <w:szCs w:val="28"/>
         </w:rPr>
-        <w:t>BR-WRE-</w:t>
-      </w:r>
-      <w:r>
-        <w:rPr>
-          <w:rFonts w:ascii="Arial" w:hAnsi="Arial" w:cs="Arial"/>
-          <w:sz w:val="28"/>
-          <w:szCs w:val="28"/>
-        </w:rPr>
-        <w:t>13. Hệ thống phải lưu trạng thái đã đọc hoặc chưa đọc của thông báo</w:t>
+        <w:t>BR-WRE-13. Hệ thống phải lưu trạng thái đã đọc hoặc chưa đọc của thông báo</w:t>
       </w:r>
     </w:p>
     <w:p>
@@ -15134,15 +15054,7 @@
           <w:sz w:val="28"/>
           <w:szCs w:val="28"/>
         </w:rPr>
-        <w:t>BR-WRE-</w:t>
-      </w:r>
-      <w:r>
-        <w:rPr>
-          <w:rFonts w:ascii="Arial" w:hAnsi="Arial" w:cs="Arial"/>
-          <w:sz w:val="28"/>
-          <w:szCs w:val="28"/>
-        </w:rPr>
-        <w:t>14. Người dùng được phép đánh dấu thông báo là đã đọc hoặc xóa khỏi danh sách hiển thị</w:t>
+        <w:t>BR-WRE-14. Người dùng được phép đánh dấu thông báo là đã đọc hoặc xóa khỏi danh sách hiển thị</w:t>
       </w:r>
     </w:p>
     <w:p>
@@ -15160,15 +15072,7 @@
           <w:sz w:val="28"/>
           <w:szCs w:val="28"/>
         </w:rPr>
-        <w:t>BR-WRE-</w:t>
-      </w:r>
-      <w:r>
-        <w:rPr>
-          <w:rFonts w:ascii="Arial" w:hAnsi="Arial" w:cs="Arial"/>
-          <w:sz w:val="28"/>
-          <w:szCs w:val="28"/>
-        </w:rPr>
-        <w:t>15. Thông báo đã bị xóa khỏi danh sách hiển thị không làm ảnh hưởng đến nghiệp vụ gốc</w:t>
+        <w:t>BR-WRE-15. Thông báo đã bị xóa khỏi danh sách hiển thị không làm ảnh hưởng đến nghiệp vụ gốc</w:t>
       </w:r>
     </w:p>
     <w:p>
@@ -15186,15 +15090,7 @@
           <w:sz w:val="28"/>
           <w:szCs w:val="28"/>
         </w:rPr>
-        <w:t>BR-WRE-</w:t>
-      </w:r>
-      <w:r>
-        <w:rPr>
-          <w:rFonts w:ascii="Arial" w:hAnsi="Arial" w:cs="Arial"/>
-          <w:sz w:val="28"/>
-          <w:szCs w:val="28"/>
-        </w:rPr>
-        <w:t>16. Khi hệ thống đang ngoại tuyến (offline), các nhắc nhở cục bộ vẫn phải được xử lý nếu dữ liệu đã tồn tại trên thiết bị</w:t>
+        <w:t>BR-WRE-16. Khi hệ thống đang ngoại tuyến (offline), các nhắc nhở cục bộ vẫn phải được xử lý nếu dữ liệu đã tồn tại trên thiết bị</w:t>
       </w:r>
     </w:p>
     <w:p>
@@ -15212,15 +15108,7 @@
           <w:sz w:val="28"/>
           <w:szCs w:val="28"/>
         </w:rPr>
-        <w:t>BR-WRE-</w:t>
-      </w:r>
-      <w:r>
-        <w:rPr>
-          <w:rFonts w:ascii="Arial" w:hAnsi="Arial" w:cs="Arial"/>
-          <w:sz w:val="28"/>
-          <w:szCs w:val="28"/>
-        </w:rPr>
-        <w:t>17. Nếu nhiều cảnh báo xảy ra cùng lúc, hệ thống phải nhóm hoặc sắp xếp cảnh báo để tránh trùng lặp và gây nhiễu cho người dùng</w:t>
+        <w:t>BR-WRE-17. Nếu nhiều cảnh báo xảy ra cùng lúc, hệ thống phải nhóm hoặc sắp xếp cảnh báo để tránh trùng lặp và gây nhiễu cho người dùng</w:t>
       </w:r>
     </w:p>
     <w:p>
@@ -15303,15 +15191,7 @@
           <w:sz w:val="28"/>
           <w:szCs w:val="28"/>
         </w:rPr>
-        <w:t>BR-DASH-</w:t>
-      </w:r>
-      <w:r>
-        <w:rPr>
-          <w:rFonts w:ascii="Arial" w:hAnsi="Arial" w:cs="Arial"/>
-          <w:sz w:val="28"/>
-          <w:szCs w:val="28"/>
-        </w:rPr>
-        <w:t>2. Người dùng chỉ được phép xem Dashboard thuộc tài khoản của mình</w:t>
+        <w:t>BR-DASH-2. Người dùng chỉ được phép xem Dashboard thuộc tài khoản của mình</w:t>
       </w:r>
     </w:p>
     <w:p>
@@ -15329,15 +15209,7 @@
           <w:sz w:val="28"/>
           <w:szCs w:val="28"/>
         </w:rPr>
-        <w:t>BR-DASH-</w:t>
-      </w:r>
-      <w:r>
-        <w:rPr>
-          <w:rFonts w:ascii="Arial" w:hAnsi="Arial" w:cs="Arial"/>
-          <w:sz w:val="28"/>
-          <w:szCs w:val="28"/>
-        </w:rPr>
-        <w:t>3. Dashboard phải hiển thị</w:t>
+        <w:t>BR-DASH-3. Dashboard phải hiển thị</w:t>
       </w:r>
     </w:p>
     <w:p>
@@ -15432,15 +15304,7 @@
           <w:sz w:val="28"/>
           <w:szCs w:val="28"/>
         </w:rPr>
-        <w:t>BR-DASH-</w:t>
-      </w:r>
-      <w:r>
-        <w:rPr>
-          <w:rFonts w:ascii="Arial" w:hAnsi="Arial" w:cs="Arial"/>
-          <w:sz w:val="28"/>
-          <w:szCs w:val="28"/>
-        </w:rPr>
-        <w:t>4. Dashboard cần cập nhật tương ứng khi</w:t>
+        <w:t>BR-DASH-4. Dashboard cần cập nhật tương ứng khi</w:t>
       </w:r>
     </w:p>
     <w:p>
@@ -15553,15 +15417,7 @@
           <w:sz w:val="28"/>
           <w:szCs w:val="28"/>
         </w:rPr>
-        <w:t>BR-DASH-</w:t>
-      </w:r>
-      <w:r>
-        <w:rPr>
-          <w:rFonts w:ascii="Arial" w:hAnsi="Arial" w:cs="Arial"/>
-          <w:sz w:val="28"/>
-          <w:szCs w:val="28"/>
-        </w:rPr>
-        <w:t>5. Các giao dịch đã bị xóa mềm không được hiển thị trên Dashboard mặc định</w:t>
+        <w:t>BR-DASH-5. Các giao dịch đã bị xóa mềm không được hiển thị trên Dashboard mặc định</w:t>
       </w:r>
     </w:p>
     <w:p>
@@ -15579,15 +15435,7 @@
           <w:sz w:val="28"/>
           <w:szCs w:val="28"/>
         </w:rPr>
-        <w:t>BR-DASH-</w:t>
-      </w:r>
-      <w:r>
-        <w:rPr>
-          <w:rFonts w:ascii="Arial" w:hAnsi="Arial" w:cs="Arial"/>
-          <w:sz w:val="28"/>
-          <w:szCs w:val="28"/>
-        </w:rPr>
-        <w:t xml:space="preserve">6. Giao dịch chuyển tiền nội bộ không được tính vào </w:t>
+        <w:t xml:space="preserve">BR-DASH-6. Giao dịch chuyển tiền nội bộ không được tính vào </w:t>
       </w:r>
     </w:p>
     <w:p>
@@ -15643,15 +15491,7 @@
           <w:sz w:val="28"/>
           <w:szCs w:val="28"/>
         </w:rPr>
-        <w:t>BR-DASH-</w:t>
-      </w:r>
-      <w:r>
-        <w:rPr>
-          <w:rFonts w:ascii="Arial" w:hAnsi="Arial" w:cs="Arial"/>
-          <w:sz w:val="28"/>
-          <w:szCs w:val="28"/>
-        </w:rPr>
-        <w:t>7. Số dư hiện tại trên Dashboard phải được tính toán theo</w:t>
+        <w:t>BR-DASH-7. Số dư hiện tại trên Dashboard phải được tính toán theo</w:t>
       </w:r>
     </w:p>
     <w:p>
@@ -15707,15 +15547,7 @@
           <w:sz w:val="28"/>
           <w:szCs w:val="28"/>
         </w:rPr>
-        <w:t>BR-DASH-</w:t>
-      </w:r>
-      <w:r>
-        <w:rPr>
-          <w:rFonts w:ascii="Arial" w:hAnsi="Arial" w:cs="Arial"/>
-          <w:sz w:val="28"/>
-          <w:szCs w:val="28"/>
-        </w:rPr>
-        <w:t>8. Danh sách giao dịch gần đây phải được sắp xếp theo thời gian giảm dần mặc định</w:t>
+        <w:t>BR-DASH-8. Danh sách giao dịch gần đây phải được sắp xếp theo thời gian giảm dần mặc định</w:t>
       </w:r>
     </w:p>
     <w:p>
@@ -15733,15 +15565,7 @@
           <w:sz w:val="28"/>
           <w:szCs w:val="28"/>
         </w:rPr>
-        <w:t>BR-DASH-</w:t>
-      </w:r>
-      <w:r>
-        <w:rPr>
-          <w:rFonts w:ascii="Arial" w:hAnsi="Arial" w:cs="Arial"/>
-          <w:sz w:val="28"/>
-          <w:szCs w:val="28"/>
-        </w:rPr>
-        <w:t>9. Dashboard chỉ hiển thị các giao dịch còn hoạt động và thuộc tài khoản hiện tại</w:t>
+        <w:t>BR-DASH-9. Dashboard chỉ hiển thị các giao dịch còn hoạt động và thuộc tài khoản hiện tại</w:t>
       </w:r>
     </w:p>
     <w:p>
@@ -15759,15 +15583,7 @@
           <w:sz w:val="28"/>
           <w:szCs w:val="28"/>
         </w:rPr>
-        <w:t>BR-DASH-</w:t>
-      </w:r>
-      <w:r>
-        <w:rPr>
-          <w:rFonts w:ascii="Arial" w:hAnsi="Arial" w:cs="Arial"/>
-          <w:sz w:val="28"/>
-          <w:szCs w:val="28"/>
-        </w:rPr>
-        <w:t>10. Dashboard phải hỗ trợ làm mới dữ liệu khi có thay đổi trong hệ thống</w:t>
+        <w:t>BR-DASH-10. Dashboard phải hỗ trợ làm mới dữ liệu khi có thay đổi trong hệ thống</w:t>
       </w:r>
     </w:p>
     <w:p>
@@ -15785,15 +15601,7 @@
           <w:sz w:val="28"/>
           <w:szCs w:val="28"/>
         </w:rPr>
-        <w:t>BR-DASH-</w:t>
-      </w:r>
-      <w:r>
-        <w:rPr>
-          <w:rFonts w:ascii="Arial" w:hAnsi="Arial" w:cs="Arial"/>
-          <w:sz w:val="28"/>
-          <w:szCs w:val="28"/>
-        </w:rPr>
-        <w:t>11. Dashboard phải hiển thị dữ liệu theo khoảng thời gian mặc định của hệ thống</w:t>
+        <w:t>BR-DASH-11. Dashboard phải hiển thị dữ liệu theo khoảng thời gian mặc định của hệ thống</w:t>
       </w:r>
     </w:p>
     <w:p>
@@ -15812,15 +15620,7 @@
           <w:szCs w:val="28"/>
         </w:rPr>
         <w:lastRenderedPageBreak/>
-        <w:t>BR-DASH-</w:t>
-      </w:r>
-      <w:r>
-        <w:rPr>
-          <w:rFonts w:ascii="Arial" w:hAnsi="Arial" w:cs="Arial"/>
-          <w:sz w:val="28"/>
-          <w:szCs w:val="28"/>
-        </w:rPr>
-        <w:t>12. Người dùng được phép thay đổi khoảng thời gian hiển thị dữ liệu Dashboard</w:t>
+        <w:t>BR-DASH-12. Người dùng được phép thay đổi khoảng thời gian hiển thị dữ liệu Dashboard</w:t>
       </w:r>
     </w:p>
     <w:p>
@@ -15838,15 +15638,7 @@
           <w:sz w:val="28"/>
           <w:szCs w:val="28"/>
         </w:rPr>
-        <w:t>BR-DASH-</w:t>
-      </w:r>
-      <w:r>
-        <w:rPr>
-          <w:rFonts w:ascii="Arial" w:hAnsi="Arial" w:cs="Arial"/>
-          <w:sz w:val="28"/>
-          <w:szCs w:val="28"/>
-        </w:rPr>
-        <w:t>13. Các widget hoặc thành phần trên Dashboard phải phản ánh dữ liệu thống kê mới nhất</w:t>
+        <w:t>BR-DASH-13. Các widget hoặc thành phần trên Dashboard phải phản ánh dữ liệu thống kê mới nhất</w:t>
       </w:r>
     </w:p>
     <w:p>
@@ -15864,15 +15656,7 @@
           <w:sz w:val="28"/>
           <w:szCs w:val="28"/>
         </w:rPr>
-        <w:t>BR-DASH-</w:t>
-      </w:r>
-      <w:r>
-        <w:rPr>
-          <w:rFonts w:ascii="Arial" w:hAnsi="Arial" w:cs="Arial"/>
-          <w:sz w:val="28"/>
-          <w:szCs w:val="28"/>
-        </w:rPr>
-        <w:t>14. Dashboard phải hiển thị trạng thái ngân sách hiện tại nếu người dùng có ngân sách đang hoạt động</w:t>
+        <w:t>BR-DASH-14. Dashboard phải hiển thị trạng thái ngân sách hiện tại nếu người dùng có ngân sách đang hoạt động</w:t>
       </w:r>
     </w:p>
     <w:p>
@@ -15890,15 +15674,7 @@
           <w:sz w:val="28"/>
           <w:szCs w:val="28"/>
         </w:rPr>
-        <w:t>BR-DASH-</w:t>
-      </w:r>
-      <w:r>
-        <w:rPr>
-          <w:rFonts w:ascii="Arial" w:hAnsi="Arial" w:cs="Arial"/>
-          <w:sz w:val="28"/>
-          <w:szCs w:val="28"/>
-        </w:rPr>
-        <w:t>15. Nếu không có dữ liệu tài chính, Dashboard phải hiển thị trạng thái mặc định thay vì lỗi hệ thống</w:t>
+        <w:t>BR-DASH-15. Nếu không có dữ liệu tài chính, Dashboard phải hiển thị trạng thái mặc định thay vì lỗi hệ thống</w:t>
       </w:r>
     </w:p>
     <w:p>
@@ -26165,10 +25941,10 @@
         </w:rPr>
         <w:lastRenderedPageBreak/>
         <w:drawing>
-          <wp:inline distT="0" distB="0" distL="0" distR="0" wp14:anchorId="0DC7C69B" wp14:editId="6D5FEB84">
-            <wp:extent cx="5884015" cy="3248025"/>
-            <wp:effectExtent l="0" t="0" r="2540" b="0"/>
-            <wp:docPr id="959840028" name="Picture 1"/>
+          <wp:inline distT="0" distB="0" distL="0" distR="0" wp14:anchorId="0B797FB7" wp14:editId="4BAC3F06">
+            <wp:extent cx="5943600" cy="3277235"/>
+            <wp:effectExtent l="0" t="0" r="0" b="0"/>
+            <wp:docPr id="1111341085" name="Picture 2"/>
             <wp:cNvGraphicFramePr>
               <a:graphicFrameLocks xmlns:a="http://schemas.openxmlformats.org/drawingml/2006/main" noChangeAspect="1"/>
             </wp:cNvGraphicFramePr>
@@ -26176,7 +25952,7 @@
               <a:graphicData uri="http://schemas.openxmlformats.org/drawingml/2006/picture">
                 <pic:pic xmlns:pic="http://schemas.openxmlformats.org/drawingml/2006/picture">
                   <pic:nvPicPr>
-                    <pic:cNvPr id="959840028" name="Picture 1"/>
+                    <pic:cNvPr id="1111341085" name="Picture 1111341085"/>
                     <pic:cNvPicPr/>
                   </pic:nvPicPr>
                   <pic:blipFill>
@@ -26194,7 +25970,7 @@
                   <pic:spPr>
                     <a:xfrm>
                       <a:off x="0" y="0"/>
-                      <a:ext cx="5884015" cy="3248025"/>
+                      <a:ext cx="5943600" cy="3277235"/>
                     </a:xfrm>
                     <a:prstGeom prst="rect">
                       <a:avLst/>
@@ -26209,6 +25985,17 @@
     </w:p>
     <w:p>
       <w:pPr>
+        <w:rPr>
+          <w:rFonts w:ascii="Arial" w:hAnsi="Arial" w:cs="Arial"/>
+          <w:b/>
+          <w:bCs/>
+          <w:sz w:val="28"/>
+          <w:szCs w:val="28"/>
+        </w:rPr>
+      </w:pPr>
+    </w:p>
+    <w:p>
+      <w:pPr>
         <w:pStyle w:val="ListParagraph"/>
         <w:numPr>
           <w:ilvl w:val="2"/>
@@ -26284,11 +26071,12 @@
           <w:sz w:val="28"/>
           <w:szCs w:val="28"/>
         </w:rPr>
+        <w:lastRenderedPageBreak/>
         <w:drawing>
-          <wp:inline distT="0" distB="0" distL="0" distR="0" wp14:anchorId="7BF037D5" wp14:editId="141B4BC8">
+          <wp:inline distT="0" distB="0" distL="0" distR="0" wp14:anchorId="5A7F138F" wp14:editId="2CB550B6">
             <wp:extent cx="4486275" cy="3962400"/>
             <wp:effectExtent l="0" t="0" r="9525" b="0"/>
-            <wp:docPr id="351800612" name="Picture 1"/>
+            <wp:docPr id="1043959348" name="Picture 3"/>
             <wp:cNvGraphicFramePr>
               <a:graphicFrameLocks xmlns:a="http://schemas.openxmlformats.org/drawingml/2006/main" noChangeAspect="1"/>
             </wp:cNvGraphicFramePr>
@@ -26296,7 +26084,7 @@
               <a:graphicData uri="http://schemas.openxmlformats.org/drawingml/2006/picture">
                 <pic:pic xmlns:pic="http://schemas.openxmlformats.org/drawingml/2006/picture">
                   <pic:nvPicPr>
-                    <pic:cNvPr id="351800612" name="Picture 351800612"/>
+                    <pic:cNvPr id="1043959348" name="Picture 1043959348"/>
                     <pic:cNvPicPr/>
                   </pic:nvPicPr>
                   <pic:blipFill>
@@ -26389,11 +26177,12 @@
           <w:sz w:val="28"/>
           <w:szCs w:val="28"/>
         </w:rPr>
+        <w:lastRenderedPageBreak/>
         <w:drawing>
-          <wp:inline distT="0" distB="0" distL="0" distR="0" wp14:anchorId="3AF6823B" wp14:editId="5314465B">
+          <wp:inline distT="0" distB="0" distL="0" distR="0" wp14:anchorId="714CFB0D" wp14:editId="2FD69482">
             <wp:extent cx="5943600" cy="3644900"/>
             <wp:effectExtent l="0" t="0" r="0" b="0"/>
-            <wp:docPr id="1135701967" name="Picture 2"/>
+            <wp:docPr id="1986776093" name="Picture 4"/>
             <wp:cNvGraphicFramePr>
               <a:graphicFrameLocks xmlns:a="http://schemas.openxmlformats.org/drawingml/2006/main" noChangeAspect="1"/>
             </wp:cNvGraphicFramePr>
@@ -26401,7 +26190,7 @@
               <a:graphicData uri="http://schemas.openxmlformats.org/drawingml/2006/picture">
                 <pic:pic xmlns:pic="http://schemas.openxmlformats.org/drawingml/2006/picture">
                   <pic:nvPicPr>
-                    <pic:cNvPr id="1135701967" name="Picture 1135701967"/>
+                    <pic:cNvPr id="1986776093" name="Picture 1986776093"/>
                     <pic:cNvPicPr/>
                   </pic:nvPicPr>
                   <pic:blipFill>
@@ -26496,10 +26285,10 @@
         </w:rPr>
         <w:lastRenderedPageBreak/>
         <w:drawing>
-          <wp:inline distT="0" distB="0" distL="0" distR="0" wp14:anchorId="3126BB23" wp14:editId="11C5BDA8">
+          <wp:inline distT="0" distB="0" distL="0" distR="0" wp14:anchorId="515F0F7E" wp14:editId="203BBDA0">
             <wp:extent cx="5724525" cy="4343400"/>
             <wp:effectExtent l="0" t="0" r="9525" b="0"/>
-            <wp:docPr id="448904886" name="Picture 3"/>
+            <wp:docPr id="327113655" name="Picture 5"/>
             <wp:cNvGraphicFramePr>
               <a:graphicFrameLocks xmlns:a="http://schemas.openxmlformats.org/drawingml/2006/main" noChangeAspect="1"/>
             </wp:cNvGraphicFramePr>
@@ -26507,7 +26296,7 @@
               <a:graphicData uri="http://schemas.openxmlformats.org/drawingml/2006/picture">
                 <pic:pic xmlns:pic="http://schemas.openxmlformats.org/drawingml/2006/picture">
                   <pic:nvPicPr>
-                    <pic:cNvPr id="448904886" name="Picture 448904886"/>
+                    <pic:cNvPr id="327113655" name="Picture 327113655"/>
                     <pic:cNvPicPr/>
                   </pic:nvPicPr>
                   <pic:blipFill>
@@ -26591,6 +26380,58 @@
           <w:szCs w:val="28"/>
         </w:rPr>
       </w:pPr>
+      <w:r>
+        <w:rPr>
+          <w:rFonts w:ascii="Arial" w:hAnsi="Arial" w:cs="Arial"/>
+          <w:b/>
+          <w:bCs/>
+          <w:noProof/>
+          <w:sz w:val="28"/>
+          <w:szCs w:val="28"/>
+        </w:rPr>
+        <w:lastRenderedPageBreak/>
+        <w:drawing>
+          <wp:inline distT="0" distB="0" distL="0" distR="0" wp14:anchorId="6CD362FB" wp14:editId="0B942D7C">
+            <wp:extent cx="5943600" cy="4195445"/>
+            <wp:effectExtent l="0" t="0" r="0" b="0"/>
+            <wp:docPr id="1388793729" name="Picture 6"/>
+            <wp:cNvGraphicFramePr>
+              <a:graphicFrameLocks xmlns:a="http://schemas.openxmlformats.org/drawingml/2006/main" noChangeAspect="1"/>
+            </wp:cNvGraphicFramePr>
+            <a:graphic xmlns:a="http://schemas.openxmlformats.org/drawingml/2006/main">
+              <a:graphicData uri="http://schemas.openxmlformats.org/drawingml/2006/picture">
+                <pic:pic xmlns:pic="http://schemas.openxmlformats.org/drawingml/2006/picture">
+                  <pic:nvPicPr>
+                    <pic:cNvPr id="1388793729" name="Picture 1388793729"/>
+                    <pic:cNvPicPr/>
+                  </pic:nvPicPr>
+                  <pic:blipFill>
+                    <a:blip r:embed="rId10">
+                      <a:extLst>
+                        <a:ext uri="{28A0092B-C50C-407E-A947-70E740481C1C}">
+                          <a14:useLocalDpi xmlns:a14="http://schemas.microsoft.com/office/drawing/2010/main" val="0"/>
+                        </a:ext>
+                      </a:extLst>
+                    </a:blip>
+                    <a:stretch>
+                      <a:fillRect/>
+                    </a:stretch>
+                  </pic:blipFill>
+                  <pic:spPr>
+                    <a:xfrm>
+                      <a:off x="0" y="0"/>
+                      <a:ext cx="5943600" cy="4195445"/>
+                    </a:xfrm>
+                    <a:prstGeom prst="rect">
+                      <a:avLst/>
+                    </a:prstGeom>
+                  </pic:spPr>
+                </pic:pic>
+              </a:graphicData>
+            </a:graphic>
+          </wp:inline>
+        </w:drawing>
+      </w:r>
     </w:p>
     <w:p>
       <w:pPr>
@@ -26625,6 +26466,873 @@
         </w:rPr>
         <w:t>UCDD-</w:t>
       </w:r>
+      <w:r>
+        <w:rPr>
+          <w:rFonts w:ascii="Arial" w:hAnsi="Arial" w:cs="Arial"/>
+          <w:b/>
+          <w:bCs/>
+          <w:sz w:val="28"/>
+          <w:szCs w:val="28"/>
+        </w:rPr>
+        <w:t>CATI.</w:t>
+      </w:r>
+    </w:p>
+    <w:p>
+      <w:pPr>
+        <w:ind w:firstLine="720"/>
+        <w:rPr>
+          <w:rFonts w:ascii="Arial" w:hAnsi="Arial" w:cs="Arial"/>
+          <w:b/>
+          <w:bCs/>
+          <w:sz w:val="28"/>
+          <w:szCs w:val="28"/>
+        </w:rPr>
+      </w:pPr>
+      <w:r>
+        <w:rPr>
+          <w:rFonts w:ascii="Arial" w:hAnsi="Arial" w:cs="Arial"/>
+          <w:b/>
+          <w:bCs/>
+          <w:noProof/>
+          <w:sz w:val="28"/>
+          <w:szCs w:val="28"/>
+        </w:rPr>
+        <w:lastRenderedPageBreak/>
+        <w:drawing>
+          <wp:inline distT="0" distB="0" distL="0" distR="0" wp14:anchorId="620390C4" wp14:editId="491601B2">
+            <wp:extent cx="5657850" cy="3867150"/>
+            <wp:effectExtent l="0" t="0" r="0" b="0"/>
+            <wp:docPr id="206400123" name="Picture 7"/>
+            <wp:cNvGraphicFramePr>
+              <a:graphicFrameLocks xmlns:a="http://schemas.openxmlformats.org/drawingml/2006/main" noChangeAspect="1"/>
+            </wp:cNvGraphicFramePr>
+            <a:graphic xmlns:a="http://schemas.openxmlformats.org/drawingml/2006/main">
+              <a:graphicData uri="http://schemas.openxmlformats.org/drawingml/2006/picture">
+                <pic:pic xmlns:pic="http://schemas.openxmlformats.org/drawingml/2006/picture">
+                  <pic:nvPicPr>
+                    <pic:cNvPr id="206400123" name="Picture 206400123"/>
+                    <pic:cNvPicPr/>
+                  </pic:nvPicPr>
+                  <pic:blipFill>
+                    <a:blip r:embed="rId11">
+                      <a:extLst>
+                        <a:ext uri="{28A0092B-C50C-407E-A947-70E740481C1C}">
+                          <a14:useLocalDpi xmlns:a14="http://schemas.microsoft.com/office/drawing/2010/main" val="0"/>
+                        </a:ext>
+                      </a:extLst>
+                    </a:blip>
+                    <a:stretch>
+                      <a:fillRect/>
+                    </a:stretch>
+                  </pic:blipFill>
+                  <pic:spPr>
+                    <a:xfrm>
+                      <a:off x="0" y="0"/>
+                      <a:ext cx="5657850" cy="3867150"/>
+                    </a:xfrm>
+                    <a:prstGeom prst="rect">
+                      <a:avLst/>
+                    </a:prstGeom>
+                  </pic:spPr>
+                </pic:pic>
+              </a:graphicData>
+            </a:graphic>
+          </wp:inline>
+        </w:drawing>
+      </w:r>
+    </w:p>
+    <w:p>
+      <w:pPr>
+        <w:ind w:firstLine="720"/>
+        <w:rPr>
+          <w:rFonts w:ascii="Arial" w:hAnsi="Arial" w:cs="Arial"/>
+          <w:b/>
+          <w:bCs/>
+          <w:sz w:val="28"/>
+          <w:szCs w:val="28"/>
+        </w:rPr>
+      </w:pPr>
+    </w:p>
+    <w:p>
+      <w:pPr>
+        <w:ind w:firstLine="720"/>
+        <w:rPr>
+          <w:rFonts w:ascii="Arial" w:hAnsi="Arial" w:cs="Arial"/>
+          <w:b/>
+          <w:bCs/>
+          <w:sz w:val="28"/>
+          <w:szCs w:val="28"/>
+        </w:rPr>
+      </w:pPr>
+      <w:r>
+        <w:rPr>
+          <w:rFonts w:ascii="Arial" w:hAnsi="Arial" w:cs="Arial"/>
+          <w:b/>
+          <w:bCs/>
+          <w:sz w:val="28"/>
+          <w:szCs w:val="28"/>
+        </w:rPr>
+        <w:t>UCDD-SM.</w:t>
+      </w:r>
+    </w:p>
+    <w:p>
+      <w:pPr>
+        <w:ind w:firstLine="720"/>
+        <w:rPr>
+          <w:rFonts w:ascii="Arial" w:hAnsi="Arial" w:cs="Arial"/>
+          <w:b/>
+          <w:bCs/>
+          <w:sz w:val="28"/>
+          <w:szCs w:val="28"/>
+        </w:rPr>
+      </w:pPr>
+      <w:r>
+        <w:rPr>
+          <w:rFonts w:ascii="Arial" w:hAnsi="Arial" w:cs="Arial"/>
+          <w:b/>
+          <w:bCs/>
+          <w:noProof/>
+          <w:sz w:val="28"/>
+          <w:szCs w:val="28"/>
+        </w:rPr>
+        <w:drawing>
+          <wp:inline distT="0" distB="0" distL="0" distR="0" wp14:anchorId="6DD0AA65" wp14:editId="736FA9FE">
+            <wp:extent cx="5943600" cy="2597150"/>
+            <wp:effectExtent l="0" t="0" r="0" b="0"/>
+            <wp:docPr id="1338697597" name="Picture 8"/>
+            <wp:cNvGraphicFramePr>
+              <a:graphicFrameLocks xmlns:a="http://schemas.openxmlformats.org/drawingml/2006/main" noChangeAspect="1"/>
+            </wp:cNvGraphicFramePr>
+            <a:graphic xmlns:a="http://schemas.openxmlformats.org/drawingml/2006/main">
+              <a:graphicData uri="http://schemas.openxmlformats.org/drawingml/2006/picture">
+                <pic:pic xmlns:pic="http://schemas.openxmlformats.org/drawingml/2006/picture">
+                  <pic:nvPicPr>
+                    <pic:cNvPr id="1338697597" name="Picture 1338697597"/>
+                    <pic:cNvPicPr/>
+                  </pic:nvPicPr>
+                  <pic:blipFill>
+                    <a:blip r:embed="rId12">
+                      <a:extLst>
+                        <a:ext uri="{28A0092B-C50C-407E-A947-70E740481C1C}">
+                          <a14:useLocalDpi xmlns:a14="http://schemas.microsoft.com/office/drawing/2010/main" val="0"/>
+                        </a:ext>
+                      </a:extLst>
+                    </a:blip>
+                    <a:stretch>
+                      <a:fillRect/>
+                    </a:stretch>
+                  </pic:blipFill>
+                  <pic:spPr>
+                    <a:xfrm>
+                      <a:off x="0" y="0"/>
+                      <a:ext cx="5943600" cy="2597150"/>
+                    </a:xfrm>
+                    <a:prstGeom prst="rect">
+                      <a:avLst/>
+                    </a:prstGeom>
+                  </pic:spPr>
+                </pic:pic>
+              </a:graphicData>
+            </a:graphic>
+          </wp:inline>
+        </w:drawing>
+      </w:r>
+    </w:p>
+    <w:p>
+      <w:pPr>
+        <w:ind w:firstLine="720"/>
+        <w:rPr>
+          <w:rFonts w:ascii="Arial" w:hAnsi="Arial" w:cs="Arial"/>
+          <w:b/>
+          <w:bCs/>
+          <w:sz w:val="28"/>
+          <w:szCs w:val="28"/>
+        </w:rPr>
+      </w:pPr>
+    </w:p>
+    <w:p>
+      <w:pPr>
+        <w:ind w:firstLine="720"/>
+        <w:rPr>
+          <w:rFonts w:ascii="Arial" w:hAnsi="Arial" w:cs="Arial"/>
+          <w:b/>
+          <w:bCs/>
+          <w:sz w:val="28"/>
+          <w:szCs w:val="28"/>
+        </w:rPr>
+      </w:pPr>
+      <w:r>
+        <w:rPr>
+          <w:rFonts w:ascii="Arial" w:hAnsi="Arial" w:cs="Arial"/>
+          <w:b/>
+          <w:bCs/>
+          <w:sz w:val="28"/>
+          <w:szCs w:val="28"/>
+        </w:rPr>
+        <w:t>UCDD-BUD.</w:t>
+      </w:r>
+    </w:p>
+    <w:p>
+      <w:pPr>
+        <w:ind w:firstLine="720"/>
+        <w:rPr>
+          <w:rFonts w:ascii="Arial" w:hAnsi="Arial" w:cs="Arial"/>
+          <w:b/>
+          <w:bCs/>
+          <w:sz w:val="28"/>
+          <w:szCs w:val="28"/>
+        </w:rPr>
+      </w:pPr>
+      <w:r>
+        <w:rPr>
+          <w:rFonts w:ascii="Arial" w:hAnsi="Arial" w:cs="Arial"/>
+          <w:b/>
+          <w:bCs/>
+          <w:noProof/>
+          <w:sz w:val="28"/>
+          <w:szCs w:val="28"/>
+        </w:rPr>
+        <w:lastRenderedPageBreak/>
+        <w:drawing>
+          <wp:inline distT="0" distB="0" distL="0" distR="0" wp14:anchorId="2DFF3603" wp14:editId="56E58DEB">
+            <wp:extent cx="5943600" cy="4083685"/>
+            <wp:effectExtent l="0" t="0" r="0" b="0"/>
+            <wp:docPr id="1939413058" name="Picture 9"/>
+            <wp:cNvGraphicFramePr>
+              <a:graphicFrameLocks xmlns:a="http://schemas.openxmlformats.org/drawingml/2006/main" noChangeAspect="1"/>
+            </wp:cNvGraphicFramePr>
+            <a:graphic xmlns:a="http://schemas.openxmlformats.org/drawingml/2006/main">
+              <a:graphicData uri="http://schemas.openxmlformats.org/drawingml/2006/picture">
+                <pic:pic xmlns:pic="http://schemas.openxmlformats.org/drawingml/2006/picture">
+                  <pic:nvPicPr>
+                    <pic:cNvPr id="1939413058" name="Picture 1939413058"/>
+                    <pic:cNvPicPr/>
+                  </pic:nvPicPr>
+                  <pic:blipFill>
+                    <a:blip r:embed="rId13">
+                      <a:extLst>
+                        <a:ext uri="{28A0092B-C50C-407E-A947-70E740481C1C}">
+                          <a14:useLocalDpi xmlns:a14="http://schemas.microsoft.com/office/drawing/2010/main" val="0"/>
+                        </a:ext>
+                      </a:extLst>
+                    </a:blip>
+                    <a:stretch>
+                      <a:fillRect/>
+                    </a:stretch>
+                  </pic:blipFill>
+                  <pic:spPr>
+                    <a:xfrm>
+                      <a:off x="0" y="0"/>
+                      <a:ext cx="5943600" cy="4083685"/>
+                    </a:xfrm>
+                    <a:prstGeom prst="rect">
+                      <a:avLst/>
+                    </a:prstGeom>
+                  </pic:spPr>
+                </pic:pic>
+              </a:graphicData>
+            </a:graphic>
+          </wp:inline>
+        </w:drawing>
+      </w:r>
+    </w:p>
+    <w:p>
+      <w:pPr>
+        <w:ind w:firstLine="720"/>
+        <w:rPr>
+          <w:rFonts w:ascii="Arial" w:hAnsi="Arial" w:cs="Arial"/>
+          <w:b/>
+          <w:bCs/>
+          <w:sz w:val="28"/>
+          <w:szCs w:val="28"/>
+        </w:rPr>
+      </w:pPr>
+    </w:p>
+    <w:p>
+      <w:pPr>
+        <w:ind w:firstLine="720"/>
+        <w:rPr>
+          <w:rFonts w:ascii="Arial" w:hAnsi="Arial" w:cs="Arial"/>
+          <w:b/>
+          <w:bCs/>
+          <w:sz w:val="28"/>
+          <w:szCs w:val="28"/>
+        </w:rPr>
+      </w:pPr>
+      <w:r>
+        <w:rPr>
+          <w:rFonts w:ascii="Arial" w:hAnsi="Arial" w:cs="Arial"/>
+          <w:b/>
+          <w:bCs/>
+          <w:sz w:val="28"/>
+          <w:szCs w:val="28"/>
+        </w:rPr>
+        <w:t>UCDD-TF.</w:t>
+      </w:r>
+    </w:p>
+    <w:p>
+      <w:pPr>
+        <w:ind w:firstLine="720"/>
+        <w:rPr>
+          <w:rFonts w:ascii="Arial" w:hAnsi="Arial" w:cs="Arial"/>
+          <w:b/>
+          <w:bCs/>
+          <w:sz w:val="28"/>
+          <w:szCs w:val="28"/>
+        </w:rPr>
+      </w:pPr>
+      <w:r>
+        <w:rPr>
+          <w:rFonts w:ascii="Arial" w:hAnsi="Arial" w:cs="Arial"/>
+          <w:b/>
+          <w:bCs/>
+          <w:noProof/>
+          <w:sz w:val="28"/>
+          <w:szCs w:val="28"/>
+        </w:rPr>
+        <w:lastRenderedPageBreak/>
+        <w:drawing>
+          <wp:inline distT="0" distB="0" distL="0" distR="0" wp14:anchorId="4CFAE7AC" wp14:editId="66C855FD">
+            <wp:extent cx="5943600" cy="3673475"/>
+            <wp:effectExtent l="0" t="0" r="0" b="3175"/>
+            <wp:docPr id="1173520843" name="Picture 10"/>
+            <wp:cNvGraphicFramePr>
+              <a:graphicFrameLocks xmlns:a="http://schemas.openxmlformats.org/drawingml/2006/main" noChangeAspect="1"/>
+            </wp:cNvGraphicFramePr>
+            <a:graphic xmlns:a="http://schemas.openxmlformats.org/drawingml/2006/main">
+              <a:graphicData uri="http://schemas.openxmlformats.org/drawingml/2006/picture">
+                <pic:pic xmlns:pic="http://schemas.openxmlformats.org/drawingml/2006/picture">
+                  <pic:nvPicPr>
+                    <pic:cNvPr id="1173520843" name="Picture 1173520843"/>
+                    <pic:cNvPicPr/>
+                  </pic:nvPicPr>
+                  <pic:blipFill>
+                    <a:blip r:embed="rId14">
+                      <a:extLst>
+                        <a:ext uri="{28A0092B-C50C-407E-A947-70E740481C1C}">
+                          <a14:useLocalDpi xmlns:a14="http://schemas.microsoft.com/office/drawing/2010/main" val="0"/>
+                        </a:ext>
+                      </a:extLst>
+                    </a:blip>
+                    <a:stretch>
+                      <a:fillRect/>
+                    </a:stretch>
+                  </pic:blipFill>
+                  <pic:spPr>
+                    <a:xfrm>
+                      <a:off x="0" y="0"/>
+                      <a:ext cx="5943600" cy="3673475"/>
+                    </a:xfrm>
+                    <a:prstGeom prst="rect">
+                      <a:avLst/>
+                    </a:prstGeom>
+                  </pic:spPr>
+                </pic:pic>
+              </a:graphicData>
+            </a:graphic>
+          </wp:inline>
+        </w:drawing>
+      </w:r>
+    </w:p>
+    <w:p>
+      <w:pPr>
+        <w:ind w:firstLine="720"/>
+        <w:rPr>
+          <w:rFonts w:ascii="Arial" w:hAnsi="Arial" w:cs="Arial"/>
+          <w:b/>
+          <w:bCs/>
+          <w:sz w:val="28"/>
+          <w:szCs w:val="28"/>
+        </w:rPr>
+      </w:pPr>
+    </w:p>
+    <w:p>
+      <w:pPr>
+        <w:ind w:firstLine="720"/>
+        <w:rPr>
+          <w:rFonts w:ascii="Arial" w:hAnsi="Arial" w:cs="Arial"/>
+          <w:b/>
+          <w:bCs/>
+          <w:sz w:val="28"/>
+          <w:szCs w:val="28"/>
+        </w:rPr>
+      </w:pPr>
+      <w:r>
+        <w:rPr>
+          <w:rFonts w:ascii="Arial" w:hAnsi="Arial" w:cs="Arial"/>
+          <w:b/>
+          <w:bCs/>
+          <w:sz w:val="28"/>
+          <w:szCs w:val="28"/>
+        </w:rPr>
+        <w:t>UCDD-RE.</w:t>
+      </w:r>
+    </w:p>
+    <w:p>
+      <w:pPr>
+        <w:ind w:firstLine="720"/>
+        <w:rPr>
+          <w:rFonts w:ascii="Arial" w:hAnsi="Arial" w:cs="Arial"/>
+          <w:b/>
+          <w:bCs/>
+          <w:sz w:val="28"/>
+          <w:szCs w:val="28"/>
+        </w:rPr>
+      </w:pPr>
+      <w:r>
+        <w:rPr>
+          <w:rFonts w:ascii="Arial" w:hAnsi="Arial" w:cs="Arial"/>
+          <w:b/>
+          <w:bCs/>
+          <w:noProof/>
+          <w:sz w:val="28"/>
+          <w:szCs w:val="28"/>
+        </w:rPr>
+        <w:lastRenderedPageBreak/>
+        <w:drawing>
+          <wp:inline distT="0" distB="0" distL="0" distR="0" wp14:anchorId="46C8ABED" wp14:editId="40B5D424">
+            <wp:extent cx="5943600" cy="3830955"/>
+            <wp:effectExtent l="0" t="0" r="0" b="0"/>
+            <wp:docPr id="295223791" name="Picture 11"/>
+            <wp:cNvGraphicFramePr>
+              <a:graphicFrameLocks xmlns:a="http://schemas.openxmlformats.org/drawingml/2006/main" noChangeAspect="1"/>
+            </wp:cNvGraphicFramePr>
+            <a:graphic xmlns:a="http://schemas.openxmlformats.org/drawingml/2006/main">
+              <a:graphicData uri="http://schemas.openxmlformats.org/drawingml/2006/picture">
+                <pic:pic xmlns:pic="http://schemas.openxmlformats.org/drawingml/2006/picture">
+                  <pic:nvPicPr>
+                    <pic:cNvPr id="295223791" name="Picture 295223791"/>
+                    <pic:cNvPicPr/>
+                  </pic:nvPicPr>
+                  <pic:blipFill>
+                    <a:blip r:embed="rId15">
+                      <a:extLst>
+                        <a:ext uri="{28A0092B-C50C-407E-A947-70E740481C1C}">
+                          <a14:useLocalDpi xmlns:a14="http://schemas.microsoft.com/office/drawing/2010/main" val="0"/>
+                        </a:ext>
+                      </a:extLst>
+                    </a:blip>
+                    <a:stretch>
+                      <a:fillRect/>
+                    </a:stretch>
+                  </pic:blipFill>
+                  <pic:spPr>
+                    <a:xfrm>
+                      <a:off x="0" y="0"/>
+                      <a:ext cx="5943600" cy="3830955"/>
+                    </a:xfrm>
+                    <a:prstGeom prst="rect">
+                      <a:avLst/>
+                    </a:prstGeom>
+                  </pic:spPr>
+                </pic:pic>
+              </a:graphicData>
+            </a:graphic>
+          </wp:inline>
+        </w:drawing>
+      </w:r>
+    </w:p>
+    <w:p>
+      <w:pPr>
+        <w:ind w:firstLine="720"/>
+        <w:rPr>
+          <w:rFonts w:ascii="Arial" w:hAnsi="Arial" w:cs="Arial"/>
+          <w:b/>
+          <w:bCs/>
+          <w:sz w:val="28"/>
+          <w:szCs w:val="28"/>
+        </w:rPr>
+      </w:pPr>
+    </w:p>
+    <w:p>
+      <w:pPr>
+        <w:ind w:firstLine="720"/>
+        <w:rPr>
+          <w:rFonts w:ascii="Arial" w:hAnsi="Arial" w:cs="Arial"/>
+          <w:b/>
+          <w:bCs/>
+          <w:sz w:val="28"/>
+          <w:szCs w:val="28"/>
+        </w:rPr>
+      </w:pPr>
+      <w:r>
+        <w:rPr>
+          <w:rFonts w:ascii="Arial" w:hAnsi="Arial" w:cs="Arial"/>
+          <w:b/>
+          <w:bCs/>
+          <w:sz w:val="28"/>
+          <w:szCs w:val="28"/>
+        </w:rPr>
+        <w:t>UCDD-SRP.</w:t>
+      </w:r>
+    </w:p>
+    <w:p>
+      <w:pPr>
+        <w:ind w:firstLine="720"/>
+        <w:rPr>
+          <w:rFonts w:ascii="Arial" w:hAnsi="Arial" w:cs="Arial"/>
+          <w:b/>
+          <w:bCs/>
+          <w:sz w:val="28"/>
+          <w:szCs w:val="28"/>
+        </w:rPr>
+      </w:pPr>
+      <w:r>
+        <w:rPr>
+          <w:rFonts w:ascii="Arial" w:hAnsi="Arial" w:cs="Arial"/>
+          <w:b/>
+          <w:bCs/>
+          <w:noProof/>
+          <w:sz w:val="28"/>
+          <w:szCs w:val="28"/>
+        </w:rPr>
+        <w:drawing>
+          <wp:inline distT="0" distB="0" distL="0" distR="0" wp14:anchorId="2A817FF6" wp14:editId="4B89062C">
+            <wp:extent cx="5943600" cy="2162810"/>
+            <wp:effectExtent l="0" t="0" r="0" b="8890"/>
+            <wp:docPr id="1652348872" name="Picture 12"/>
+            <wp:cNvGraphicFramePr>
+              <a:graphicFrameLocks xmlns:a="http://schemas.openxmlformats.org/drawingml/2006/main" noChangeAspect="1"/>
+            </wp:cNvGraphicFramePr>
+            <a:graphic xmlns:a="http://schemas.openxmlformats.org/drawingml/2006/main">
+              <a:graphicData uri="http://schemas.openxmlformats.org/drawingml/2006/picture">
+                <pic:pic xmlns:pic="http://schemas.openxmlformats.org/drawingml/2006/picture">
+                  <pic:nvPicPr>
+                    <pic:cNvPr id="1652348872" name="Picture 1652348872"/>
+                    <pic:cNvPicPr/>
+                  </pic:nvPicPr>
+                  <pic:blipFill>
+                    <a:blip r:embed="rId16">
+                      <a:extLst>
+                        <a:ext uri="{28A0092B-C50C-407E-A947-70E740481C1C}">
+                          <a14:useLocalDpi xmlns:a14="http://schemas.microsoft.com/office/drawing/2010/main" val="0"/>
+                        </a:ext>
+                      </a:extLst>
+                    </a:blip>
+                    <a:stretch>
+                      <a:fillRect/>
+                    </a:stretch>
+                  </pic:blipFill>
+                  <pic:spPr>
+                    <a:xfrm>
+                      <a:off x="0" y="0"/>
+                      <a:ext cx="5943600" cy="2162810"/>
+                    </a:xfrm>
+                    <a:prstGeom prst="rect">
+                      <a:avLst/>
+                    </a:prstGeom>
+                  </pic:spPr>
+                </pic:pic>
+              </a:graphicData>
+            </a:graphic>
+          </wp:inline>
+        </w:drawing>
+      </w:r>
+    </w:p>
+    <w:p>
+      <w:pPr>
+        <w:ind w:firstLine="720"/>
+        <w:rPr>
+          <w:rFonts w:ascii="Arial" w:hAnsi="Arial" w:cs="Arial"/>
+          <w:b/>
+          <w:bCs/>
+          <w:sz w:val="28"/>
+          <w:szCs w:val="28"/>
+        </w:rPr>
+      </w:pPr>
+    </w:p>
+    <w:p>
+      <w:pPr>
+        <w:ind w:firstLine="720"/>
+        <w:rPr>
+          <w:rFonts w:ascii="Arial" w:hAnsi="Arial" w:cs="Arial"/>
+          <w:b/>
+          <w:bCs/>
+          <w:sz w:val="28"/>
+          <w:szCs w:val="28"/>
+        </w:rPr>
+      </w:pPr>
+      <w:r>
+        <w:rPr>
+          <w:rFonts w:ascii="Arial" w:hAnsi="Arial" w:cs="Arial"/>
+          <w:b/>
+          <w:bCs/>
+          <w:sz w:val="28"/>
+          <w:szCs w:val="28"/>
+        </w:rPr>
+        <w:t>UCDD-BUR.</w:t>
+      </w:r>
+    </w:p>
+    <w:p>
+      <w:pPr>
+        <w:ind w:firstLine="720"/>
+        <w:rPr>
+          <w:rFonts w:ascii="Arial" w:hAnsi="Arial" w:cs="Arial"/>
+          <w:b/>
+          <w:bCs/>
+          <w:sz w:val="28"/>
+          <w:szCs w:val="28"/>
+        </w:rPr>
+      </w:pPr>
+      <w:r>
+        <w:rPr>
+          <w:rFonts w:ascii="Arial" w:hAnsi="Arial" w:cs="Arial"/>
+          <w:b/>
+          <w:bCs/>
+          <w:noProof/>
+          <w:sz w:val="28"/>
+          <w:szCs w:val="28"/>
+        </w:rPr>
+        <w:lastRenderedPageBreak/>
+        <w:drawing>
+          <wp:inline distT="0" distB="0" distL="0" distR="0" wp14:anchorId="3DAB011C" wp14:editId="55F9ADFF">
+            <wp:extent cx="4772025" cy="2914650"/>
+            <wp:effectExtent l="0" t="0" r="9525" b="0"/>
+            <wp:docPr id="1051813145" name="Picture 13"/>
+            <wp:cNvGraphicFramePr>
+              <a:graphicFrameLocks xmlns:a="http://schemas.openxmlformats.org/drawingml/2006/main" noChangeAspect="1"/>
+            </wp:cNvGraphicFramePr>
+            <a:graphic xmlns:a="http://schemas.openxmlformats.org/drawingml/2006/main">
+              <a:graphicData uri="http://schemas.openxmlformats.org/drawingml/2006/picture">
+                <pic:pic xmlns:pic="http://schemas.openxmlformats.org/drawingml/2006/picture">
+                  <pic:nvPicPr>
+                    <pic:cNvPr id="1051813145" name="Picture 1051813145"/>
+                    <pic:cNvPicPr/>
+                  </pic:nvPicPr>
+                  <pic:blipFill>
+                    <a:blip r:embed="rId17">
+                      <a:extLst>
+                        <a:ext uri="{28A0092B-C50C-407E-A947-70E740481C1C}">
+                          <a14:useLocalDpi xmlns:a14="http://schemas.microsoft.com/office/drawing/2010/main" val="0"/>
+                        </a:ext>
+                      </a:extLst>
+                    </a:blip>
+                    <a:stretch>
+                      <a:fillRect/>
+                    </a:stretch>
+                  </pic:blipFill>
+                  <pic:spPr>
+                    <a:xfrm>
+                      <a:off x="0" y="0"/>
+                      <a:ext cx="4772025" cy="2914650"/>
+                    </a:xfrm>
+                    <a:prstGeom prst="rect">
+                      <a:avLst/>
+                    </a:prstGeom>
+                  </pic:spPr>
+                </pic:pic>
+              </a:graphicData>
+            </a:graphic>
+          </wp:inline>
+        </w:drawing>
+      </w:r>
+    </w:p>
+    <w:p>
+      <w:pPr>
+        <w:ind w:firstLine="720"/>
+        <w:rPr>
+          <w:rFonts w:ascii="Arial" w:hAnsi="Arial" w:cs="Arial"/>
+          <w:b/>
+          <w:bCs/>
+          <w:sz w:val="28"/>
+          <w:szCs w:val="28"/>
+        </w:rPr>
+      </w:pPr>
+    </w:p>
+    <w:p>
+      <w:pPr>
+        <w:ind w:firstLine="720"/>
+        <w:rPr>
+          <w:rFonts w:ascii="Arial" w:hAnsi="Arial" w:cs="Arial"/>
+          <w:b/>
+          <w:bCs/>
+          <w:sz w:val="28"/>
+          <w:szCs w:val="28"/>
+        </w:rPr>
+      </w:pPr>
+      <w:r>
+        <w:rPr>
+          <w:rFonts w:ascii="Arial" w:hAnsi="Arial" w:cs="Arial"/>
+          <w:b/>
+          <w:bCs/>
+          <w:sz w:val="28"/>
+          <w:szCs w:val="28"/>
+        </w:rPr>
+        <w:t>UCDD-DASH.</w:t>
+      </w:r>
+    </w:p>
+    <w:p>
+      <w:pPr>
+        <w:ind w:firstLine="720"/>
+        <w:rPr>
+          <w:rFonts w:ascii="Arial" w:hAnsi="Arial" w:cs="Arial"/>
+          <w:b/>
+          <w:bCs/>
+          <w:sz w:val="28"/>
+          <w:szCs w:val="28"/>
+        </w:rPr>
+      </w:pPr>
+      <w:r>
+        <w:rPr>
+          <w:rFonts w:ascii="Arial" w:hAnsi="Arial" w:cs="Arial"/>
+          <w:b/>
+          <w:bCs/>
+          <w:noProof/>
+          <w:sz w:val="28"/>
+          <w:szCs w:val="28"/>
+        </w:rPr>
+        <w:drawing>
+          <wp:inline distT="0" distB="0" distL="0" distR="0" wp14:anchorId="60026409" wp14:editId="71A6197F">
+            <wp:extent cx="4676775" cy="2247900"/>
+            <wp:effectExtent l="0" t="0" r="9525" b="0"/>
+            <wp:docPr id="921280598" name="Picture 14"/>
+            <wp:cNvGraphicFramePr>
+              <a:graphicFrameLocks xmlns:a="http://schemas.openxmlformats.org/drawingml/2006/main" noChangeAspect="1"/>
+            </wp:cNvGraphicFramePr>
+            <a:graphic xmlns:a="http://schemas.openxmlformats.org/drawingml/2006/main">
+              <a:graphicData uri="http://schemas.openxmlformats.org/drawingml/2006/picture">
+                <pic:pic xmlns:pic="http://schemas.openxmlformats.org/drawingml/2006/picture">
+                  <pic:nvPicPr>
+                    <pic:cNvPr id="921280598" name="Picture 921280598"/>
+                    <pic:cNvPicPr/>
+                  </pic:nvPicPr>
+                  <pic:blipFill>
+                    <a:blip r:embed="rId18">
+                      <a:extLst>
+                        <a:ext uri="{28A0092B-C50C-407E-A947-70E740481C1C}">
+                          <a14:useLocalDpi xmlns:a14="http://schemas.microsoft.com/office/drawing/2010/main" val="0"/>
+                        </a:ext>
+                      </a:extLst>
+                    </a:blip>
+                    <a:stretch>
+                      <a:fillRect/>
+                    </a:stretch>
+                  </pic:blipFill>
+                  <pic:spPr>
+                    <a:xfrm>
+                      <a:off x="0" y="0"/>
+                      <a:ext cx="4676775" cy="2247900"/>
+                    </a:xfrm>
+                    <a:prstGeom prst="rect">
+                      <a:avLst/>
+                    </a:prstGeom>
+                  </pic:spPr>
+                </pic:pic>
+              </a:graphicData>
+            </a:graphic>
+          </wp:inline>
+        </w:drawing>
+      </w:r>
+    </w:p>
+    <w:p>
+      <w:pPr>
+        <w:ind w:firstLine="720"/>
+        <w:rPr>
+          <w:rFonts w:ascii="Arial" w:hAnsi="Arial" w:cs="Arial"/>
+          <w:b/>
+          <w:bCs/>
+          <w:sz w:val="28"/>
+          <w:szCs w:val="28"/>
+        </w:rPr>
+      </w:pPr>
+    </w:p>
+    <w:p>
+      <w:pPr>
+        <w:ind w:firstLine="720"/>
+        <w:rPr>
+          <w:rFonts w:ascii="Arial" w:hAnsi="Arial" w:cs="Arial"/>
+          <w:b/>
+          <w:bCs/>
+          <w:sz w:val="28"/>
+          <w:szCs w:val="28"/>
+        </w:rPr>
+      </w:pPr>
+      <w:r>
+        <w:rPr>
+          <w:rFonts w:ascii="Arial" w:hAnsi="Arial" w:cs="Arial"/>
+          <w:b/>
+          <w:bCs/>
+          <w:sz w:val="28"/>
+          <w:szCs w:val="28"/>
+        </w:rPr>
+        <w:t>UCDD-WRE.</w:t>
+      </w:r>
+    </w:p>
+    <w:p>
+      <w:pPr>
+        <w:ind w:firstLine="720"/>
+        <w:rPr>
+          <w:rFonts w:ascii="Arial" w:hAnsi="Arial" w:cs="Arial"/>
+          <w:b/>
+          <w:bCs/>
+          <w:sz w:val="28"/>
+          <w:szCs w:val="28"/>
+        </w:rPr>
+      </w:pPr>
+      <w:r>
+        <w:rPr>
+          <w:rFonts w:ascii="Arial" w:hAnsi="Arial" w:cs="Arial"/>
+          <w:b/>
+          <w:bCs/>
+          <w:noProof/>
+          <w:sz w:val="28"/>
+          <w:szCs w:val="28"/>
+        </w:rPr>
+        <w:lastRenderedPageBreak/>
+        <w:drawing>
+          <wp:inline distT="0" distB="0" distL="0" distR="0" wp14:anchorId="4A06351F" wp14:editId="6D7180C2">
+            <wp:extent cx="5210175" cy="3962400"/>
+            <wp:effectExtent l="0" t="0" r="9525" b="0"/>
+            <wp:docPr id="70849465" name="Picture 15"/>
+            <wp:cNvGraphicFramePr>
+              <a:graphicFrameLocks xmlns:a="http://schemas.openxmlformats.org/drawingml/2006/main" noChangeAspect="1"/>
+            </wp:cNvGraphicFramePr>
+            <a:graphic xmlns:a="http://schemas.openxmlformats.org/drawingml/2006/main">
+              <a:graphicData uri="http://schemas.openxmlformats.org/drawingml/2006/picture">
+                <pic:pic xmlns:pic="http://schemas.openxmlformats.org/drawingml/2006/picture">
+                  <pic:nvPicPr>
+                    <pic:cNvPr id="70849465" name="Picture 70849465"/>
+                    <pic:cNvPicPr/>
+                  </pic:nvPicPr>
+                  <pic:blipFill>
+                    <a:blip r:embed="rId19">
+                      <a:extLst>
+                        <a:ext uri="{28A0092B-C50C-407E-A947-70E740481C1C}">
+                          <a14:useLocalDpi xmlns:a14="http://schemas.microsoft.com/office/drawing/2010/main" val="0"/>
+                        </a:ext>
+                      </a:extLst>
+                    </a:blip>
+                    <a:stretch>
+                      <a:fillRect/>
+                    </a:stretch>
+                  </pic:blipFill>
+                  <pic:spPr>
+                    <a:xfrm>
+                      <a:off x="0" y="0"/>
+                      <a:ext cx="5210175" cy="3962400"/>
+                    </a:xfrm>
+                    <a:prstGeom prst="rect">
+                      <a:avLst/>
+                    </a:prstGeom>
+                  </pic:spPr>
+                </pic:pic>
+              </a:graphicData>
+            </a:graphic>
+          </wp:inline>
+        </w:drawing>
+      </w:r>
+    </w:p>
+    <w:p>
+      <w:pPr>
+        <w:ind w:firstLine="720"/>
+        <w:rPr>
+          <w:rFonts w:ascii="Arial" w:hAnsi="Arial" w:cs="Arial"/>
+          <w:b/>
+          <w:bCs/>
+          <w:sz w:val="28"/>
+          <w:szCs w:val="28"/>
+        </w:rPr>
+      </w:pPr>
     </w:p>
     <w:p>
       <w:pPr>

--- a/Document/Expense Tracker SRS.docx
+++ b/Document/Expense Tracker SRS.docx
@@ -11560,7 +11560,23 @@
           <w:sz w:val="28"/>
           <w:szCs w:val="28"/>
         </w:rPr>
-        <w:t>BR-TF-2. Nếu người dùng không đặt tên cho khoản chuyển tiền, hệ thống sẽ tự động đặt tên theo mẫu:</w:t>
+        <w:t xml:space="preserve">BR-TF-2. </w:t>
+      </w:r>
+      <w:r>
+        <w:rPr>
+          <w:rFonts w:ascii="Arial" w:hAnsi="Arial" w:cs="Arial"/>
+          <w:sz w:val="28"/>
+          <w:szCs w:val="28"/>
+        </w:rPr>
+        <w:t>H</w:t>
+      </w:r>
+      <w:r>
+        <w:rPr>
+          <w:rFonts w:ascii="Arial" w:hAnsi="Arial" w:cs="Arial"/>
+          <w:sz w:val="28"/>
+          <w:szCs w:val="28"/>
+        </w:rPr>
+        <w:t>ệ thống sẽ tự động đặt tên theo mẫu:</w:t>
       </w:r>
     </w:p>
     <w:p>
@@ -24743,27 +24759,27 @@
           <w:sz w:val="28"/>
           <w:szCs w:val="28"/>
         </w:rPr>
-        <w:t>1. Quy trình Chuyển Tiền Nội Bộ</w:t>
-      </w:r>
-      <w:r>
-        <w:rPr>
-          <w:rFonts w:ascii="Arial" w:hAnsi="Arial" w:cs="Arial"/>
-          <w:b/>
-          <w:bCs/>
-          <w:sz w:val="28"/>
-          <w:szCs w:val="28"/>
-        </w:rPr>
-        <w:t xml:space="preserve"> - chi tiết sa</w:t>
-      </w:r>
-      <w:r>
-        <w:rPr>
-          <w:rFonts w:ascii="Arial" w:hAnsi="Arial" w:cs="Arial"/>
-          <w:b/>
-          <w:bCs/>
-          <w:sz w:val="28"/>
-          <w:szCs w:val="28"/>
-        </w:rPr>
-        <w:t>u</w:t>
+        <w:t>1. Quy trình</w:t>
+      </w:r>
+      <w:r>
+        <w:rPr>
+          <w:rFonts w:ascii="Arial" w:hAnsi="Arial" w:cs="Arial"/>
+          <w:b/>
+          <w:bCs/>
+          <w:sz w:val="28"/>
+          <w:szCs w:val="28"/>
+        </w:rPr>
+        <w:t xml:space="preserve"> Tạo Giao Dịch</w:t>
+      </w:r>
+      <w:r>
+        <w:rPr>
+          <w:rFonts w:ascii="Arial" w:hAnsi="Arial" w:cs="Arial"/>
+          <w:b/>
+          <w:bCs/>
+          <w:sz w:val="28"/>
+          <w:szCs w:val="28"/>
+        </w:rPr>
+        <w:t xml:space="preserve"> Chuyển Tiền Nội Bộ</w:t>
       </w:r>
     </w:p>
     <w:p>
@@ -24786,7 +24802,119 @@
           <w:szCs w:val="28"/>
         </w:rPr>
         <w:lastRenderedPageBreak/>
-        <w:t>Chọn nguồn gửi</w:t>
+        <w:t xml:space="preserve">Người dùng </w:t>
+      </w:r>
+      <w:r>
+        <w:rPr>
+          <w:rFonts w:ascii="Arial" w:hAnsi="Arial" w:cs="Arial"/>
+          <w:sz w:val="28"/>
+          <w:szCs w:val="28"/>
+        </w:rPr>
+        <w:t>nhập và chọn dữ liệu để chuyển tiền nội bộ</w:t>
+      </w:r>
+    </w:p>
+    <w:p>
+      <w:pPr>
+        <w:pStyle w:val="ListParagraph"/>
+        <w:numPr>
+          <w:ilvl w:val="1"/>
+          <w:numId w:val="15"/>
+        </w:numPr>
+        <w:rPr>
+          <w:rFonts w:ascii="Arial" w:hAnsi="Arial" w:cs="Arial"/>
+          <w:sz w:val="28"/>
+          <w:szCs w:val="28"/>
+        </w:rPr>
+      </w:pPr>
+      <w:r>
+        <w:rPr>
+          <w:rFonts w:ascii="Arial" w:hAnsi="Arial" w:cs="Arial"/>
+          <w:sz w:val="28"/>
+          <w:szCs w:val="28"/>
+        </w:rPr>
+        <w:t xml:space="preserve">Nguồn tiền gốc </w:t>
+      </w:r>
+      <w:r>
+        <w:rPr>
+          <w:rFonts w:ascii="Arial" w:hAnsi="Arial" w:cs="Arial"/>
+          <w:sz w:val="28"/>
+          <w:szCs w:val="28"/>
+        </w:rPr>
+        <w:t>(đã chọn nguồn tiền cha)</w:t>
+      </w:r>
+    </w:p>
+    <w:p>
+      <w:pPr>
+        <w:pStyle w:val="ListParagraph"/>
+        <w:numPr>
+          <w:ilvl w:val="1"/>
+          <w:numId w:val="15"/>
+        </w:numPr>
+        <w:rPr>
+          <w:rFonts w:ascii="Arial" w:hAnsi="Arial" w:cs="Arial"/>
+          <w:sz w:val="28"/>
+          <w:szCs w:val="28"/>
+        </w:rPr>
+      </w:pPr>
+      <w:r>
+        <w:rPr>
+          <w:rFonts w:ascii="Arial" w:hAnsi="Arial" w:cs="Arial"/>
+          <w:sz w:val="28"/>
+          <w:szCs w:val="28"/>
+        </w:rPr>
+        <w:t>Nguồn tiền đích</w:t>
+      </w:r>
+      <w:r>
+        <w:rPr>
+          <w:rFonts w:ascii="Arial" w:hAnsi="Arial" w:cs="Arial"/>
+          <w:sz w:val="28"/>
+          <w:szCs w:val="28"/>
+        </w:rPr>
+        <w:t xml:space="preserve"> (đã chọn nguồn tiền cha)</w:t>
+      </w:r>
+    </w:p>
+    <w:p>
+      <w:pPr>
+        <w:pStyle w:val="ListParagraph"/>
+        <w:numPr>
+          <w:ilvl w:val="1"/>
+          <w:numId w:val="15"/>
+        </w:numPr>
+        <w:rPr>
+          <w:rFonts w:ascii="Arial" w:hAnsi="Arial" w:cs="Arial"/>
+          <w:sz w:val="28"/>
+          <w:szCs w:val="28"/>
+        </w:rPr>
+      </w:pPr>
+      <w:r>
+        <w:rPr>
+          <w:rFonts w:ascii="Arial" w:hAnsi="Arial" w:cs="Arial"/>
+          <w:sz w:val="28"/>
+          <w:szCs w:val="28"/>
+        </w:rPr>
+        <w:t>Số tiền chuyển</w:t>
+      </w:r>
+    </w:p>
+    <w:p>
+      <w:pPr>
+        <w:pStyle w:val="ListParagraph"/>
+        <w:numPr>
+          <w:ilvl w:val="1"/>
+          <w:numId w:val="15"/>
+        </w:numPr>
+        <w:rPr>
+          <w:rFonts w:ascii="Arial" w:hAnsi="Arial" w:cs="Arial"/>
+          <w:sz w:val="28"/>
+          <w:szCs w:val="28"/>
+        </w:rPr>
+      </w:pPr>
+      <w:r>
+        <w:rPr>
+          <w:rFonts w:ascii="Arial" w:hAnsi="Arial" w:cs="Arial"/>
+          <w:sz w:val="28"/>
+          <w:szCs w:val="28"/>
+        </w:rPr>
+        <w:t>Nội dung chuyển tiền (nếu có)</w:t>
       </w:r>
     </w:p>
     <w:p>
@@ -24808,7 +24936,215 @@
           <w:sz w:val="28"/>
           <w:szCs w:val="28"/>
         </w:rPr>
-        <w:t>Chọn nguồn nhận</w:t>
+        <w:t>Xác thực dữ liệu đầu vào</w:t>
+      </w:r>
+    </w:p>
+    <w:p>
+      <w:pPr>
+        <w:pStyle w:val="ListParagraph"/>
+        <w:numPr>
+          <w:ilvl w:val="1"/>
+          <w:numId w:val="15"/>
+        </w:numPr>
+        <w:rPr>
+          <w:rFonts w:ascii="Arial" w:hAnsi="Arial" w:cs="Arial"/>
+          <w:sz w:val="28"/>
+          <w:szCs w:val="28"/>
+        </w:rPr>
+      </w:pPr>
+      <w:r>
+        <w:rPr>
+          <w:rFonts w:ascii="Arial" w:hAnsi="Arial" w:cs="Arial"/>
+          <w:sz w:val="28"/>
+          <w:szCs w:val="28"/>
+        </w:rPr>
+        <w:t>Kiểm tra nguồn tiền</w:t>
+      </w:r>
+    </w:p>
+    <w:p>
+      <w:pPr>
+        <w:pStyle w:val="ListParagraph"/>
+        <w:numPr>
+          <w:ilvl w:val="2"/>
+          <w:numId w:val="15"/>
+        </w:numPr>
+        <w:rPr>
+          <w:rFonts w:ascii="Arial" w:hAnsi="Arial" w:cs="Arial"/>
+          <w:sz w:val="28"/>
+          <w:szCs w:val="28"/>
+        </w:rPr>
+      </w:pPr>
+      <w:r>
+        <w:rPr>
+          <w:rFonts w:ascii="Arial" w:hAnsi="Arial" w:cs="Arial"/>
+          <w:sz w:val="28"/>
+          <w:szCs w:val="28"/>
+        </w:rPr>
+        <w:t>Nguồn tiền gốc / đích có tồn tại và còn hoạt đ</w:t>
+      </w:r>
+      <w:r>
+        <w:rPr>
+          <w:rFonts w:ascii="Arial" w:hAnsi="Arial" w:cs="Arial"/>
+          <w:sz w:val="28"/>
+          <w:szCs w:val="28"/>
+        </w:rPr>
+        <w:t>ông</w:t>
+      </w:r>
+    </w:p>
+    <w:p>
+      <w:pPr>
+        <w:pStyle w:val="ListParagraph"/>
+        <w:numPr>
+          <w:ilvl w:val="2"/>
+          <w:numId w:val="15"/>
+        </w:numPr>
+        <w:rPr>
+          <w:rFonts w:ascii="Arial" w:hAnsi="Arial" w:cs="Arial"/>
+          <w:sz w:val="28"/>
+          <w:szCs w:val="28"/>
+        </w:rPr>
+      </w:pPr>
+      <w:r>
+        <w:rPr>
+          <w:rFonts w:ascii="Arial" w:hAnsi="Arial" w:cs="Arial"/>
+          <w:sz w:val="28"/>
+          <w:szCs w:val="28"/>
+        </w:rPr>
+        <w:t>Nguồn tiền gốc và nguồn tiền đích không là một</w:t>
+      </w:r>
+    </w:p>
+    <w:p>
+      <w:pPr>
+        <w:pStyle w:val="ListParagraph"/>
+        <w:numPr>
+          <w:ilvl w:val="1"/>
+          <w:numId w:val="15"/>
+        </w:numPr>
+        <w:rPr>
+          <w:rFonts w:ascii="Arial" w:hAnsi="Arial" w:cs="Arial"/>
+          <w:sz w:val="28"/>
+          <w:szCs w:val="28"/>
+        </w:rPr>
+      </w:pPr>
+      <w:r>
+        <w:rPr>
+          <w:rFonts w:ascii="Arial" w:hAnsi="Arial" w:cs="Arial"/>
+          <w:sz w:val="28"/>
+          <w:szCs w:val="28"/>
+        </w:rPr>
+        <w:t>Kiểm tra</w:t>
+      </w:r>
+      <w:r>
+        <w:rPr>
+          <w:rFonts w:ascii="Arial" w:hAnsi="Arial" w:cs="Arial"/>
+          <w:sz w:val="28"/>
+          <w:szCs w:val="28"/>
+        </w:rPr>
+        <w:t xml:space="preserve"> số</w:t>
+      </w:r>
+      <w:r>
+        <w:rPr>
+          <w:rFonts w:ascii="Arial" w:hAnsi="Arial" w:cs="Arial"/>
+          <w:sz w:val="28"/>
+          <w:szCs w:val="28"/>
+        </w:rPr>
+        <w:t xml:space="preserve"> tiền</w:t>
+      </w:r>
+    </w:p>
+    <w:p>
+      <w:pPr>
+        <w:pStyle w:val="ListParagraph"/>
+        <w:numPr>
+          <w:ilvl w:val="2"/>
+          <w:numId w:val="15"/>
+        </w:numPr>
+        <w:rPr>
+          <w:rFonts w:ascii="Arial" w:hAnsi="Arial" w:cs="Arial"/>
+          <w:sz w:val="28"/>
+          <w:szCs w:val="28"/>
+        </w:rPr>
+      </w:pPr>
+      <w:r>
+        <w:rPr>
+          <w:rFonts w:ascii="Arial" w:hAnsi="Arial" w:cs="Arial"/>
+          <w:sz w:val="28"/>
+          <w:szCs w:val="28"/>
+        </w:rPr>
+        <w:t>Số tiền phải lớn hơ</w:t>
+      </w:r>
+      <w:r>
+        <w:rPr>
+          <w:rFonts w:ascii="Arial" w:hAnsi="Arial" w:cs="Arial"/>
+          <w:sz w:val="28"/>
+          <w:szCs w:val="28"/>
+        </w:rPr>
+        <w:t>n 0</w:t>
+      </w:r>
+    </w:p>
+    <w:p>
+      <w:pPr>
+        <w:pStyle w:val="ListParagraph"/>
+        <w:numPr>
+          <w:ilvl w:val="2"/>
+          <w:numId w:val="15"/>
+        </w:numPr>
+        <w:rPr>
+          <w:rFonts w:ascii="Arial" w:hAnsi="Arial" w:cs="Arial"/>
+          <w:sz w:val="28"/>
+          <w:szCs w:val="28"/>
+        </w:rPr>
+      </w:pPr>
+      <w:r>
+        <w:rPr>
+          <w:rFonts w:ascii="Arial" w:hAnsi="Arial" w:cs="Arial"/>
+          <w:sz w:val="28"/>
+          <w:szCs w:val="28"/>
+        </w:rPr>
+        <w:t>Số tiền của nguồn tiền gốc phải bằng hoặc lớn hơn số tiền muốn chuyển</w:t>
+      </w:r>
+    </w:p>
+    <w:p>
+      <w:pPr>
+        <w:pStyle w:val="ListParagraph"/>
+        <w:numPr>
+          <w:ilvl w:val="1"/>
+          <w:numId w:val="15"/>
+        </w:numPr>
+        <w:rPr>
+          <w:rFonts w:ascii="Arial" w:hAnsi="Arial" w:cs="Arial"/>
+          <w:sz w:val="28"/>
+          <w:szCs w:val="28"/>
+        </w:rPr>
+      </w:pPr>
+      <w:r>
+        <w:rPr>
+          <w:rFonts w:ascii="Arial" w:hAnsi="Arial" w:cs="Arial"/>
+          <w:sz w:val="28"/>
+          <w:szCs w:val="28"/>
+        </w:rPr>
+        <w:t>Kiểm tra nội dung</w:t>
+      </w:r>
+    </w:p>
+    <w:p>
+      <w:pPr>
+        <w:pStyle w:val="ListParagraph"/>
+        <w:numPr>
+          <w:ilvl w:val="2"/>
+          <w:numId w:val="15"/>
+        </w:numPr>
+        <w:rPr>
+          <w:rFonts w:ascii="Arial" w:hAnsi="Arial" w:cs="Arial"/>
+          <w:sz w:val="28"/>
+          <w:szCs w:val="28"/>
+        </w:rPr>
+      </w:pPr>
+      <w:r>
+        <w:rPr>
+          <w:rFonts w:ascii="Arial" w:hAnsi="Arial" w:cs="Arial"/>
+          <w:sz w:val="28"/>
+          <w:szCs w:val="28"/>
+        </w:rPr>
+        <w:t>Số lương ký tự không được vượt quá 600</w:t>
       </w:r>
     </w:p>
     <w:p>
@@ -24830,7 +25166,73 @@
           <w:sz w:val="28"/>
           <w:szCs w:val="28"/>
         </w:rPr>
-        <w:t>Xác thực</w:t>
+        <w:t>Thực hiện transaction dữ liệu</w:t>
+      </w:r>
+    </w:p>
+    <w:p>
+      <w:pPr>
+        <w:pStyle w:val="ListParagraph"/>
+        <w:numPr>
+          <w:ilvl w:val="1"/>
+          <w:numId w:val="15"/>
+        </w:numPr>
+        <w:rPr>
+          <w:rFonts w:ascii="Arial" w:hAnsi="Arial" w:cs="Arial"/>
+          <w:sz w:val="28"/>
+          <w:szCs w:val="28"/>
+        </w:rPr>
+      </w:pPr>
+      <w:r>
+        <w:rPr>
+          <w:rFonts w:ascii="Arial" w:hAnsi="Arial" w:cs="Arial"/>
+          <w:sz w:val="28"/>
+          <w:szCs w:val="28"/>
+        </w:rPr>
+        <w:t>Trừ số tiền tương ứng của nguồn tiền gốc</w:t>
+      </w:r>
+    </w:p>
+    <w:p>
+      <w:pPr>
+        <w:pStyle w:val="ListParagraph"/>
+        <w:numPr>
+          <w:ilvl w:val="1"/>
+          <w:numId w:val="15"/>
+        </w:numPr>
+        <w:rPr>
+          <w:rFonts w:ascii="Arial" w:hAnsi="Arial" w:cs="Arial"/>
+          <w:sz w:val="28"/>
+          <w:szCs w:val="28"/>
+        </w:rPr>
+      </w:pPr>
+      <w:r>
+        <w:rPr>
+          <w:rFonts w:ascii="Arial" w:hAnsi="Arial" w:cs="Arial"/>
+          <w:sz w:val="28"/>
+          <w:szCs w:val="28"/>
+        </w:rPr>
+        <w:t>Cộng số tiền tương ứng cho nguồn tiền đích</w:t>
+      </w:r>
+    </w:p>
+    <w:p>
+      <w:pPr>
+        <w:pStyle w:val="ListParagraph"/>
+        <w:numPr>
+          <w:ilvl w:val="1"/>
+          <w:numId w:val="15"/>
+        </w:numPr>
+        <w:rPr>
+          <w:rFonts w:ascii="Arial" w:hAnsi="Arial" w:cs="Arial"/>
+          <w:sz w:val="28"/>
+          <w:szCs w:val="28"/>
+        </w:rPr>
+      </w:pPr>
+      <w:r>
+        <w:rPr>
+          <w:rFonts w:ascii="Arial" w:hAnsi="Arial" w:cs="Arial"/>
+          <w:sz w:val="28"/>
+          <w:szCs w:val="28"/>
+        </w:rPr>
+        <w:t>Tính toán lại số dư tổng hợp của các nguồn tiền cha liên quan</w:t>
       </w:r>
     </w:p>
     <w:p>
@@ -24852,7 +25254,7 @@
           <w:sz w:val="28"/>
           <w:szCs w:val="28"/>
         </w:rPr>
-        <w:t>Kiểm tra số dư</w:t>
+        <w:t>Hệ thống đặt tên theo mẫu</w:t>
       </w:r>
     </w:p>
     <w:p>
@@ -24874,7 +25276,15 @@
           <w:sz w:val="28"/>
           <w:szCs w:val="28"/>
         </w:rPr>
-        <w:t>Trừ nguồn gửi</w:t>
+        <w:t xml:space="preserve">Xác thực </w:t>
+      </w:r>
+      <w:r>
+        <w:rPr>
+          <w:rFonts w:ascii="Arial" w:hAnsi="Arial" w:cs="Arial"/>
+          <w:sz w:val="28"/>
+          <w:szCs w:val="28"/>
+        </w:rPr>
+        <w:t>tính nhất quán dữ liệu sau khi cập nhật</w:t>
       </w:r>
     </w:p>
     <w:p>
@@ -24896,7 +25306,15 @@
           <w:sz w:val="28"/>
           <w:szCs w:val="28"/>
         </w:rPr>
-        <w:t>Cộng nguồn nhận</w:t>
+        <w:t xml:space="preserve">Lưu khoản </w:t>
+      </w:r>
+      <w:r>
+        <w:rPr>
+          <w:rFonts w:ascii="Arial" w:hAnsi="Arial" w:cs="Arial"/>
+          <w:sz w:val="28"/>
+          <w:szCs w:val="28"/>
+        </w:rPr>
+        <w:t>chuyển tiền nội bộ</w:t>
       </w:r>
     </w:p>
     <w:p>
@@ -24918,7 +25336,7 @@
           <w:sz w:val="28"/>
           <w:szCs w:val="28"/>
         </w:rPr>
-        <w:t>Lưu chuyển tiền</w:t>
+        <w:t>Cập nhật dữ liệu thống kê liên quan</w:t>
       </w:r>
     </w:p>
     <w:p>
@@ -24941,6 +25359,1006 @@
           <w:szCs w:val="28"/>
         </w:rPr>
         <w:t>Lưu lịch sử</w:t>
+      </w:r>
+      <w:r>
+        <w:rPr>
+          <w:rFonts w:ascii="Arial" w:hAnsi="Arial" w:cs="Arial"/>
+          <w:sz w:val="28"/>
+          <w:szCs w:val="28"/>
+        </w:rPr>
+        <w:t xml:space="preserve"> giao dịch</w:t>
+      </w:r>
+    </w:p>
+    <w:p>
+      <w:pPr>
+        <w:pStyle w:val="ListParagraph"/>
+        <w:numPr>
+          <w:ilvl w:val="0"/>
+          <w:numId w:val="15"/>
+        </w:numPr>
+        <w:rPr>
+          <w:rFonts w:ascii="Arial" w:hAnsi="Arial" w:cs="Arial"/>
+          <w:sz w:val="28"/>
+          <w:szCs w:val="28"/>
+        </w:rPr>
+      </w:pPr>
+      <w:r>
+        <w:rPr>
+          <w:rFonts w:ascii="Arial" w:hAnsi="Arial" w:cs="Arial"/>
+          <w:sz w:val="28"/>
+          <w:szCs w:val="28"/>
+        </w:rPr>
+        <w:t xml:space="preserve">Thông báo tạo khoản </w:t>
+      </w:r>
+      <w:r>
+        <w:rPr>
+          <w:rFonts w:ascii="Arial" w:hAnsi="Arial" w:cs="Arial"/>
+          <w:sz w:val="28"/>
+          <w:szCs w:val="28"/>
+        </w:rPr>
+        <w:t>chuyển tiền nội bộ</w:t>
+      </w:r>
+      <w:r>
+        <w:rPr>
+          <w:rFonts w:ascii="Arial" w:hAnsi="Arial" w:cs="Arial"/>
+          <w:sz w:val="28"/>
+          <w:szCs w:val="28"/>
+        </w:rPr>
+        <w:t xml:space="preserve"> thành công</w:t>
+      </w:r>
+    </w:p>
+    <w:p>
+      <w:pPr>
+        <w:rPr>
+          <w:rFonts w:ascii="Arial" w:hAnsi="Arial" w:cs="Arial"/>
+          <w:sz w:val="28"/>
+          <w:szCs w:val="28"/>
+        </w:rPr>
+      </w:pPr>
+    </w:p>
+    <w:p>
+      <w:pPr>
+        <w:ind w:firstLine="720"/>
+        <w:rPr>
+          <w:rFonts w:ascii="Arial" w:hAnsi="Arial" w:cs="Arial"/>
+          <w:b/>
+          <w:bCs/>
+          <w:sz w:val="28"/>
+          <w:szCs w:val="28"/>
+        </w:rPr>
+      </w:pPr>
+      <w:r>
+        <w:rPr>
+          <w:rFonts w:ascii="Arial" w:hAnsi="Arial" w:cs="Arial"/>
+          <w:b/>
+          <w:bCs/>
+          <w:sz w:val="28"/>
+          <w:szCs w:val="28"/>
+        </w:rPr>
+        <w:t>BP-TF-2.</w:t>
+      </w:r>
+      <w:r>
+        <w:rPr>
+          <w:rFonts w:ascii="Arial" w:hAnsi="Arial" w:cs="Arial"/>
+          <w:b/>
+          <w:bCs/>
+          <w:sz w:val="28"/>
+          <w:szCs w:val="28"/>
+        </w:rPr>
+        <w:t xml:space="preserve"> Quy trình</w:t>
+      </w:r>
+      <w:r>
+        <w:rPr>
+          <w:rFonts w:ascii="Arial" w:hAnsi="Arial" w:cs="Arial"/>
+          <w:b/>
+          <w:bCs/>
+          <w:sz w:val="28"/>
+          <w:szCs w:val="28"/>
+        </w:rPr>
+        <w:t xml:space="preserve"> Sửa Giao Dịch Chuyển Tiền Nội Bộ</w:t>
+      </w:r>
+    </w:p>
+    <w:p>
+      <w:pPr>
+        <w:pStyle w:val="ListParagraph"/>
+        <w:numPr>
+          <w:ilvl w:val="0"/>
+          <w:numId w:val="15"/>
+        </w:numPr>
+        <w:rPr>
+          <w:rFonts w:ascii="Arial" w:hAnsi="Arial" w:cs="Arial"/>
+          <w:sz w:val="28"/>
+          <w:szCs w:val="28"/>
+        </w:rPr>
+      </w:pPr>
+      <w:r>
+        <w:rPr>
+          <w:rFonts w:ascii="Arial" w:hAnsi="Arial" w:cs="Arial"/>
+          <w:sz w:val="28"/>
+          <w:szCs w:val="28"/>
+        </w:rPr>
+        <w:t>Người dùng chọn giao dịch chuyển tiề</w:t>
+      </w:r>
+      <w:r>
+        <w:rPr>
+          <w:rFonts w:ascii="Arial" w:hAnsi="Arial" w:cs="Arial"/>
+          <w:sz w:val="28"/>
+          <w:szCs w:val="28"/>
+        </w:rPr>
+        <w:t>n cần cập nhật</w:t>
+      </w:r>
+    </w:p>
+    <w:p>
+      <w:pPr>
+        <w:pStyle w:val="ListParagraph"/>
+        <w:numPr>
+          <w:ilvl w:val="0"/>
+          <w:numId w:val="15"/>
+        </w:numPr>
+        <w:rPr>
+          <w:rFonts w:ascii="Arial" w:hAnsi="Arial" w:cs="Arial"/>
+          <w:sz w:val="28"/>
+          <w:szCs w:val="28"/>
+        </w:rPr>
+      </w:pPr>
+      <w:r>
+        <w:rPr>
+          <w:rFonts w:ascii="Arial" w:hAnsi="Arial" w:cs="Arial"/>
+          <w:sz w:val="28"/>
+          <w:szCs w:val="28"/>
+        </w:rPr>
+        <w:t>Kiểm tra trạng thái giao dịch chuyển tiền</w:t>
+      </w:r>
+    </w:p>
+    <w:p>
+      <w:pPr>
+        <w:pStyle w:val="ListParagraph"/>
+        <w:numPr>
+          <w:ilvl w:val="1"/>
+          <w:numId w:val="15"/>
+        </w:numPr>
+        <w:rPr>
+          <w:rFonts w:ascii="Arial" w:hAnsi="Arial" w:cs="Arial"/>
+          <w:sz w:val="28"/>
+          <w:szCs w:val="28"/>
+        </w:rPr>
+      </w:pPr>
+      <w:r>
+        <w:rPr>
+          <w:rFonts w:ascii="Arial" w:hAnsi="Arial" w:cs="Arial"/>
+          <w:sz w:val="28"/>
+          <w:szCs w:val="28"/>
+        </w:rPr>
+        <w:t>Nếu giao dịch đã bị xóa mềm, thông báo cần khôi phục trước khi cập nhật</w:t>
+      </w:r>
+    </w:p>
+    <w:p>
+      <w:pPr>
+        <w:pStyle w:val="ListParagraph"/>
+        <w:numPr>
+          <w:ilvl w:val="0"/>
+          <w:numId w:val="15"/>
+        </w:numPr>
+        <w:rPr>
+          <w:rFonts w:ascii="Arial" w:hAnsi="Arial" w:cs="Arial"/>
+          <w:sz w:val="28"/>
+          <w:szCs w:val="28"/>
+        </w:rPr>
+      </w:pPr>
+      <w:r>
+        <w:rPr>
+          <w:rFonts w:ascii="Arial" w:hAnsi="Arial" w:cs="Arial"/>
+          <w:sz w:val="28"/>
+          <w:szCs w:val="28"/>
+        </w:rPr>
+        <w:t>Người dùng nhập hoặc chọn các dữ liệu cần cập nhật</w:t>
+      </w:r>
+    </w:p>
+    <w:p>
+      <w:pPr>
+        <w:pStyle w:val="ListParagraph"/>
+        <w:numPr>
+          <w:ilvl w:val="1"/>
+          <w:numId w:val="15"/>
+        </w:numPr>
+        <w:rPr>
+          <w:rFonts w:ascii="Arial" w:hAnsi="Arial" w:cs="Arial"/>
+          <w:sz w:val="28"/>
+          <w:szCs w:val="28"/>
+        </w:rPr>
+      </w:pPr>
+      <w:r>
+        <w:rPr>
+          <w:rFonts w:ascii="Arial" w:hAnsi="Arial" w:cs="Arial"/>
+          <w:sz w:val="28"/>
+          <w:szCs w:val="28"/>
+        </w:rPr>
+        <w:t xml:space="preserve">Nguồn </w:t>
+      </w:r>
+      <w:r>
+        <w:rPr>
+          <w:rFonts w:ascii="Arial" w:hAnsi="Arial" w:cs="Arial"/>
+          <w:sz w:val="28"/>
+          <w:szCs w:val="28"/>
+        </w:rPr>
+        <w:t>tiền gốc</w:t>
+      </w:r>
+    </w:p>
+    <w:p>
+      <w:pPr>
+        <w:pStyle w:val="ListParagraph"/>
+        <w:numPr>
+          <w:ilvl w:val="1"/>
+          <w:numId w:val="15"/>
+        </w:numPr>
+        <w:rPr>
+          <w:rFonts w:ascii="Arial" w:hAnsi="Arial" w:cs="Arial"/>
+          <w:sz w:val="28"/>
+          <w:szCs w:val="28"/>
+        </w:rPr>
+      </w:pPr>
+      <w:r>
+        <w:rPr>
+          <w:rFonts w:ascii="Arial" w:hAnsi="Arial" w:cs="Arial"/>
+          <w:sz w:val="28"/>
+          <w:szCs w:val="28"/>
+        </w:rPr>
+        <w:lastRenderedPageBreak/>
+        <w:t>Nguồn tiền đích</w:t>
+      </w:r>
+    </w:p>
+    <w:p>
+      <w:pPr>
+        <w:pStyle w:val="ListParagraph"/>
+        <w:numPr>
+          <w:ilvl w:val="1"/>
+          <w:numId w:val="15"/>
+        </w:numPr>
+        <w:rPr>
+          <w:rFonts w:ascii="Arial" w:hAnsi="Arial" w:cs="Arial"/>
+          <w:sz w:val="28"/>
+          <w:szCs w:val="28"/>
+        </w:rPr>
+      </w:pPr>
+      <w:r>
+        <w:rPr>
+          <w:rFonts w:ascii="Arial" w:hAnsi="Arial" w:cs="Arial"/>
+          <w:sz w:val="28"/>
+          <w:szCs w:val="28"/>
+        </w:rPr>
+        <w:t>Số tiền cần chuyển</w:t>
+      </w:r>
+    </w:p>
+    <w:p>
+      <w:pPr>
+        <w:pStyle w:val="ListParagraph"/>
+        <w:numPr>
+          <w:ilvl w:val="1"/>
+          <w:numId w:val="15"/>
+        </w:numPr>
+        <w:rPr>
+          <w:rFonts w:ascii="Arial" w:hAnsi="Arial" w:cs="Arial"/>
+          <w:sz w:val="28"/>
+          <w:szCs w:val="28"/>
+        </w:rPr>
+      </w:pPr>
+      <w:r>
+        <w:rPr>
+          <w:rFonts w:ascii="Arial" w:hAnsi="Arial" w:cs="Arial"/>
+          <w:sz w:val="28"/>
+          <w:szCs w:val="28"/>
+        </w:rPr>
+        <w:t>Ghi chú</w:t>
+      </w:r>
+    </w:p>
+    <w:p>
+      <w:pPr>
+        <w:pStyle w:val="ListParagraph"/>
+        <w:numPr>
+          <w:ilvl w:val="0"/>
+          <w:numId w:val="15"/>
+        </w:numPr>
+        <w:rPr>
+          <w:rFonts w:ascii="Arial" w:hAnsi="Arial" w:cs="Arial"/>
+          <w:sz w:val="28"/>
+          <w:szCs w:val="28"/>
+        </w:rPr>
+      </w:pPr>
+      <w:r>
+        <w:rPr>
+          <w:rFonts w:ascii="Arial" w:hAnsi="Arial" w:cs="Arial"/>
+          <w:sz w:val="28"/>
+          <w:szCs w:val="28"/>
+        </w:rPr>
+        <w:t>Xác thực dữ liệu đầu vào</w:t>
+      </w:r>
+    </w:p>
+    <w:p>
+      <w:pPr>
+        <w:pStyle w:val="ListParagraph"/>
+        <w:numPr>
+          <w:ilvl w:val="1"/>
+          <w:numId w:val="15"/>
+        </w:numPr>
+        <w:rPr>
+          <w:rFonts w:ascii="Arial" w:hAnsi="Arial" w:cs="Arial"/>
+          <w:sz w:val="28"/>
+          <w:szCs w:val="28"/>
+        </w:rPr>
+      </w:pPr>
+      <w:r>
+        <w:rPr>
+          <w:rFonts w:ascii="Arial" w:hAnsi="Arial" w:cs="Arial"/>
+          <w:sz w:val="28"/>
+          <w:szCs w:val="28"/>
+        </w:rPr>
+        <w:t>Kiểm tra nguồn tiền</w:t>
+      </w:r>
+    </w:p>
+    <w:p>
+      <w:pPr>
+        <w:pStyle w:val="ListParagraph"/>
+        <w:numPr>
+          <w:ilvl w:val="2"/>
+          <w:numId w:val="15"/>
+        </w:numPr>
+        <w:rPr>
+          <w:rFonts w:ascii="Arial" w:hAnsi="Arial" w:cs="Arial"/>
+          <w:sz w:val="28"/>
+          <w:szCs w:val="28"/>
+        </w:rPr>
+      </w:pPr>
+      <w:r>
+        <w:rPr>
+          <w:rFonts w:ascii="Arial" w:hAnsi="Arial" w:cs="Arial"/>
+          <w:sz w:val="28"/>
+          <w:szCs w:val="28"/>
+        </w:rPr>
+        <w:t>Nguồn tiền gốc và nguồn tiền đích có tồn tại và còn hoạt động</w:t>
+      </w:r>
+    </w:p>
+    <w:p>
+      <w:pPr>
+        <w:pStyle w:val="ListParagraph"/>
+        <w:numPr>
+          <w:ilvl w:val="2"/>
+          <w:numId w:val="15"/>
+        </w:numPr>
+        <w:rPr>
+          <w:rFonts w:ascii="Arial" w:hAnsi="Arial" w:cs="Arial"/>
+          <w:sz w:val="28"/>
+          <w:szCs w:val="28"/>
+        </w:rPr>
+      </w:pPr>
+      <w:r>
+        <w:rPr>
+          <w:rFonts w:ascii="Arial" w:hAnsi="Arial" w:cs="Arial"/>
+          <w:sz w:val="28"/>
+          <w:szCs w:val="28"/>
+        </w:rPr>
+        <w:t>Nguồn tiền gốc không được trùng nguồn tiền đích</w:t>
+      </w:r>
+    </w:p>
+    <w:p>
+      <w:pPr>
+        <w:pStyle w:val="ListParagraph"/>
+        <w:numPr>
+          <w:ilvl w:val="2"/>
+          <w:numId w:val="15"/>
+        </w:numPr>
+        <w:rPr>
+          <w:rFonts w:ascii="Arial" w:hAnsi="Arial" w:cs="Arial"/>
+          <w:sz w:val="28"/>
+          <w:szCs w:val="28"/>
+        </w:rPr>
+      </w:pPr>
+      <w:r>
+        <w:rPr>
+          <w:rFonts w:ascii="Arial" w:hAnsi="Arial" w:cs="Arial"/>
+          <w:sz w:val="28"/>
+          <w:szCs w:val="28"/>
+        </w:rPr>
+        <w:t>Nguồn tiền chưa bị xóa mềm</w:t>
+      </w:r>
+    </w:p>
+    <w:p>
+      <w:pPr>
+        <w:pStyle w:val="ListParagraph"/>
+        <w:numPr>
+          <w:ilvl w:val="2"/>
+          <w:numId w:val="15"/>
+        </w:numPr>
+        <w:rPr>
+          <w:rFonts w:ascii="Arial" w:hAnsi="Arial" w:cs="Arial"/>
+          <w:sz w:val="28"/>
+          <w:szCs w:val="28"/>
+        </w:rPr>
+      </w:pPr>
+      <w:r>
+        <w:rPr>
+          <w:rFonts w:ascii="Arial" w:hAnsi="Arial" w:cs="Arial"/>
+          <w:sz w:val="28"/>
+          <w:szCs w:val="28"/>
+        </w:rPr>
+        <w:t>Nguồn tiền thuộc tài khoản hiện tại của người dùng</w:t>
+      </w:r>
+    </w:p>
+    <w:p>
+      <w:pPr>
+        <w:pStyle w:val="ListParagraph"/>
+        <w:numPr>
+          <w:ilvl w:val="1"/>
+          <w:numId w:val="15"/>
+        </w:numPr>
+        <w:rPr>
+          <w:rFonts w:ascii="Arial" w:hAnsi="Arial" w:cs="Arial"/>
+          <w:sz w:val="28"/>
+          <w:szCs w:val="28"/>
+        </w:rPr>
+      </w:pPr>
+      <w:r>
+        <w:rPr>
+          <w:rFonts w:ascii="Arial" w:hAnsi="Arial" w:cs="Arial"/>
+          <w:sz w:val="28"/>
+          <w:szCs w:val="28"/>
+        </w:rPr>
+        <w:t>Kiểm tra số tiền</w:t>
+      </w:r>
+    </w:p>
+    <w:p>
+      <w:pPr>
+        <w:pStyle w:val="ListParagraph"/>
+        <w:numPr>
+          <w:ilvl w:val="2"/>
+          <w:numId w:val="15"/>
+        </w:numPr>
+        <w:rPr>
+          <w:rFonts w:ascii="Arial" w:hAnsi="Arial" w:cs="Arial"/>
+          <w:sz w:val="28"/>
+          <w:szCs w:val="28"/>
+        </w:rPr>
+      </w:pPr>
+      <w:r>
+        <w:rPr>
+          <w:rFonts w:ascii="Arial" w:hAnsi="Arial" w:cs="Arial"/>
+          <w:sz w:val="28"/>
+          <w:szCs w:val="28"/>
+        </w:rPr>
+        <w:t>Số tiền phải lớn hơn 0</w:t>
+      </w:r>
+    </w:p>
+    <w:p>
+      <w:pPr>
+        <w:pStyle w:val="ListParagraph"/>
+        <w:numPr>
+          <w:ilvl w:val="2"/>
+          <w:numId w:val="15"/>
+        </w:numPr>
+        <w:rPr>
+          <w:rFonts w:ascii="Arial" w:hAnsi="Arial" w:cs="Arial"/>
+          <w:sz w:val="28"/>
+          <w:szCs w:val="28"/>
+        </w:rPr>
+      </w:pPr>
+      <w:r>
+        <w:rPr>
+          <w:rFonts w:ascii="Arial" w:hAnsi="Arial" w:cs="Arial"/>
+          <w:sz w:val="28"/>
+          <w:szCs w:val="28"/>
+        </w:rPr>
+        <w:t>Số tiền của nguồn tiền gốc phải lớn hơn hoặc bằng số tiền cần chuyển</w:t>
+      </w:r>
+    </w:p>
+    <w:p>
+      <w:pPr>
+        <w:pStyle w:val="ListParagraph"/>
+        <w:numPr>
+          <w:ilvl w:val="1"/>
+          <w:numId w:val="15"/>
+        </w:numPr>
+        <w:rPr>
+          <w:rFonts w:ascii="Arial" w:hAnsi="Arial" w:cs="Arial"/>
+          <w:sz w:val="28"/>
+          <w:szCs w:val="28"/>
+        </w:rPr>
+      </w:pPr>
+      <w:r>
+        <w:rPr>
+          <w:rFonts w:ascii="Arial" w:hAnsi="Arial" w:cs="Arial"/>
+          <w:sz w:val="28"/>
+          <w:szCs w:val="28"/>
+        </w:rPr>
+        <w:t>Kiểm tra nội dung</w:t>
+      </w:r>
+    </w:p>
+    <w:p>
+      <w:pPr>
+        <w:pStyle w:val="ListParagraph"/>
+        <w:numPr>
+          <w:ilvl w:val="2"/>
+          <w:numId w:val="15"/>
+        </w:numPr>
+        <w:rPr>
+          <w:rFonts w:ascii="Arial" w:hAnsi="Arial" w:cs="Arial"/>
+          <w:sz w:val="28"/>
+          <w:szCs w:val="28"/>
+        </w:rPr>
+      </w:pPr>
+      <w:r>
+        <w:rPr>
+          <w:rFonts w:ascii="Arial" w:hAnsi="Arial" w:cs="Arial"/>
+          <w:sz w:val="28"/>
+          <w:szCs w:val="28"/>
+        </w:rPr>
+        <w:t>Số lượng ký tự không được vượt quá 600</w:t>
+      </w:r>
+    </w:p>
+    <w:p>
+      <w:pPr>
+        <w:pStyle w:val="ListParagraph"/>
+        <w:numPr>
+          <w:ilvl w:val="0"/>
+          <w:numId w:val="15"/>
+        </w:numPr>
+        <w:rPr>
+          <w:rFonts w:ascii="Arial" w:hAnsi="Arial" w:cs="Arial"/>
+          <w:sz w:val="28"/>
+          <w:szCs w:val="28"/>
+        </w:rPr>
+      </w:pPr>
+      <w:r>
+        <w:rPr>
+          <w:rFonts w:ascii="Arial" w:hAnsi="Arial" w:cs="Arial"/>
+          <w:sz w:val="28"/>
+          <w:szCs w:val="28"/>
+        </w:rPr>
+        <w:t>Thực hiện transaction dữ liệu</w:t>
+      </w:r>
+    </w:p>
+    <w:p>
+      <w:pPr>
+        <w:pStyle w:val="ListParagraph"/>
+        <w:numPr>
+          <w:ilvl w:val="0"/>
+          <w:numId w:val="15"/>
+        </w:numPr>
+        <w:rPr>
+          <w:rFonts w:ascii="Arial" w:hAnsi="Arial" w:cs="Arial"/>
+          <w:sz w:val="28"/>
+          <w:szCs w:val="28"/>
+        </w:rPr>
+      </w:pPr>
+      <w:r>
+        <w:rPr>
+          <w:rFonts w:ascii="Arial" w:hAnsi="Arial" w:cs="Arial"/>
+          <w:sz w:val="28"/>
+          <w:szCs w:val="28"/>
+        </w:rPr>
+        <w:t>Cập nhật giao dịch chuyển tiền nội bộ</w:t>
+      </w:r>
+    </w:p>
+    <w:p>
+      <w:pPr>
+        <w:pStyle w:val="ListParagraph"/>
+        <w:numPr>
+          <w:ilvl w:val="1"/>
+          <w:numId w:val="15"/>
+        </w:numPr>
+        <w:rPr>
+          <w:rFonts w:ascii="Arial" w:hAnsi="Arial" w:cs="Arial"/>
+          <w:sz w:val="28"/>
+          <w:szCs w:val="28"/>
+        </w:rPr>
+      </w:pPr>
+      <w:r>
+        <w:rPr>
+          <w:rFonts w:ascii="Arial" w:hAnsi="Arial" w:cs="Arial"/>
+          <w:sz w:val="28"/>
+          <w:szCs w:val="28"/>
+        </w:rPr>
+        <w:t>Hoàn tác dữ liệu cũ</w:t>
+      </w:r>
+    </w:p>
+    <w:p>
+      <w:pPr>
+        <w:pStyle w:val="ListParagraph"/>
+        <w:numPr>
+          <w:ilvl w:val="2"/>
+          <w:numId w:val="15"/>
+        </w:numPr>
+        <w:rPr>
+          <w:rFonts w:ascii="Arial" w:hAnsi="Arial" w:cs="Arial"/>
+          <w:sz w:val="28"/>
+          <w:szCs w:val="28"/>
+        </w:rPr>
+      </w:pPr>
+      <w:r>
+        <w:rPr>
+          <w:rFonts w:ascii="Arial" w:hAnsi="Arial" w:cs="Arial"/>
+          <w:sz w:val="28"/>
+          <w:szCs w:val="28"/>
+        </w:rPr>
+        <w:t>Cộng lại tiền vào nguồn</w:t>
+      </w:r>
+      <w:r>
+        <w:rPr>
+          <w:rFonts w:ascii="Arial" w:hAnsi="Arial" w:cs="Arial"/>
+          <w:sz w:val="28"/>
+          <w:szCs w:val="28"/>
+        </w:rPr>
+        <w:t xml:space="preserve"> gốc</w:t>
+      </w:r>
+      <w:r>
+        <w:rPr>
+          <w:rFonts w:ascii="Arial" w:hAnsi="Arial" w:cs="Arial"/>
+          <w:sz w:val="28"/>
+          <w:szCs w:val="28"/>
+        </w:rPr>
+        <w:t xml:space="preserve"> cũ</w:t>
+      </w:r>
+    </w:p>
+    <w:p>
+      <w:pPr>
+        <w:pStyle w:val="ListParagraph"/>
+        <w:numPr>
+          <w:ilvl w:val="2"/>
+          <w:numId w:val="15"/>
+        </w:numPr>
+        <w:rPr>
+          <w:rFonts w:ascii="Arial" w:hAnsi="Arial" w:cs="Arial"/>
+          <w:sz w:val="28"/>
+          <w:szCs w:val="28"/>
+        </w:rPr>
+      </w:pPr>
+      <w:r>
+        <w:rPr>
+          <w:rFonts w:ascii="Arial" w:hAnsi="Arial" w:cs="Arial"/>
+          <w:sz w:val="28"/>
+          <w:szCs w:val="28"/>
+        </w:rPr>
+        <w:t>Trừ tiền của nguồn đích cũ</w:t>
+      </w:r>
+    </w:p>
+    <w:p>
+      <w:pPr>
+        <w:pStyle w:val="ListParagraph"/>
+        <w:numPr>
+          <w:ilvl w:val="1"/>
+          <w:numId w:val="15"/>
+        </w:numPr>
+        <w:rPr>
+          <w:rFonts w:ascii="Arial" w:hAnsi="Arial" w:cs="Arial"/>
+          <w:sz w:val="28"/>
+          <w:szCs w:val="28"/>
+        </w:rPr>
+      </w:pPr>
+      <w:r>
+        <w:rPr>
+          <w:rFonts w:ascii="Arial" w:hAnsi="Arial" w:cs="Arial"/>
+          <w:sz w:val="28"/>
+          <w:szCs w:val="28"/>
+        </w:rPr>
+        <w:t>Áp dụng dữ liệu mới</w:t>
+      </w:r>
+    </w:p>
+    <w:p>
+      <w:pPr>
+        <w:pStyle w:val="ListParagraph"/>
+        <w:numPr>
+          <w:ilvl w:val="2"/>
+          <w:numId w:val="15"/>
+        </w:numPr>
+        <w:rPr>
+          <w:rFonts w:ascii="Arial" w:hAnsi="Arial" w:cs="Arial"/>
+          <w:sz w:val="28"/>
+          <w:szCs w:val="28"/>
+        </w:rPr>
+      </w:pPr>
+      <w:r>
+        <w:rPr>
+          <w:rFonts w:ascii="Arial" w:hAnsi="Arial" w:cs="Arial"/>
+          <w:sz w:val="28"/>
+          <w:szCs w:val="28"/>
+        </w:rPr>
+        <w:t>Trừ tiền của nguồn gốc mới</w:t>
+      </w:r>
+    </w:p>
+    <w:p>
+      <w:pPr>
+        <w:pStyle w:val="ListParagraph"/>
+        <w:numPr>
+          <w:ilvl w:val="2"/>
+          <w:numId w:val="15"/>
+        </w:numPr>
+        <w:rPr>
+          <w:rFonts w:ascii="Arial" w:hAnsi="Arial" w:cs="Arial"/>
+          <w:sz w:val="28"/>
+          <w:szCs w:val="28"/>
+        </w:rPr>
+      </w:pPr>
+      <w:r>
+        <w:rPr>
+          <w:rFonts w:ascii="Arial" w:hAnsi="Arial" w:cs="Arial"/>
+          <w:sz w:val="28"/>
+          <w:szCs w:val="28"/>
+        </w:rPr>
+        <w:t>Cộng tiền cho nguồn đích mới</w:t>
+      </w:r>
+    </w:p>
+    <w:p>
+      <w:pPr>
+        <w:pStyle w:val="ListParagraph"/>
+        <w:numPr>
+          <w:ilvl w:val="1"/>
+          <w:numId w:val="15"/>
+        </w:numPr>
+        <w:rPr>
+          <w:rFonts w:ascii="Arial" w:hAnsi="Arial" w:cs="Arial"/>
+          <w:sz w:val="28"/>
+          <w:szCs w:val="28"/>
+        </w:rPr>
+      </w:pPr>
+      <w:r>
+        <w:rPr>
+          <w:rFonts w:ascii="Arial" w:hAnsi="Arial" w:cs="Arial"/>
+          <w:sz w:val="28"/>
+          <w:szCs w:val="28"/>
+        </w:rPr>
+        <w:t xml:space="preserve">Tính toán </w:t>
+      </w:r>
+      <w:r>
+        <w:rPr>
+          <w:rFonts w:ascii="Arial" w:hAnsi="Arial" w:cs="Arial"/>
+          <w:sz w:val="28"/>
+          <w:szCs w:val="28"/>
+        </w:rPr>
+        <w:t>lại số dư tổng hợp của các nguồn cha liên quan</w:t>
+      </w:r>
+    </w:p>
+    <w:p>
+      <w:pPr>
+        <w:pStyle w:val="ListParagraph"/>
+        <w:numPr>
+          <w:ilvl w:val="1"/>
+          <w:numId w:val="15"/>
+        </w:numPr>
+        <w:rPr>
+          <w:rFonts w:ascii="Arial" w:hAnsi="Arial" w:cs="Arial"/>
+          <w:sz w:val="28"/>
+          <w:szCs w:val="28"/>
+        </w:rPr>
+      </w:pPr>
+      <w:r>
+        <w:rPr>
+          <w:rFonts w:ascii="Arial" w:hAnsi="Arial" w:cs="Arial"/>
+          <w:sz w:val="28"/>
+          <w:szCs w:val="28"/>
+        </w:rPr>
+        <w:t>Cập nhật tên</w:t>
+      </w:r>
+    </w:p>
+    <w:p>
+      <w:pPr>
+        <w:pStyle w:val="ListParagraph"/>
+        <w:numPr>
+          <w:ilvl w:val="2"/>
+          <w:numId w:val="15"/>
+        </w:numPr>
+        <w:rPr>
+          <w:rFonts w:ascii="Arial" w:hAnsi="Arial" w:cs="Arial"/>
+          <w:sz w:val="28"/>
+          <w:szCs w:val="28"/>
+        </w:rPr>
+      </w:pPr>
+      <w:r>
+        <w:rPr>
+          <w:rFonts w:ascii="Arial" w:hAnsi="Arial" w:cs="Arial"/>
+          <w:sz w:val="28"/>
+          <w:szCs w:val="28"/>
+        </w:rPr>
+        <w:t xml:space="preserve">Theo mẫu dựa trên tên nguồn </w:t>
+      </w:r>
+      <w:r>
+        <w:rPr>
+          <w:rFonts w:ascii="Arial" w:hAnsi="Arial" w:cs="Arial"/>
+          <w:sz w:val="28"/>
+          <w:szCs w:val="28"/>
+        </w:rPr>
+        <w:t>tiền gốc và nguồn tiền mới</w:t>
+      </w:r>
+    </w:p>
+    <w:p>
+      <w:pPr>
+        <w:pStyle w:val="ListParagraph"/>
+        <w:numPr>
+          <w:ilvl w:val="1"/>
+          <w:numId w:val="15"/>
+        </w:numPr>
+        <w:rPr>
+          <w:rFonts w:ascii="Arial" w:hAnsi="Arial" w:cs="Arial"/>
+          <w:sz w:val="28"/>
+          <w:szCs w:val="28"/>
+        </w:rPr>
+      </w:pPr>
+      <w:r>
+        <w:rPr>
+          <w:rFonts w:ascii="Arial" w:hAnsi="Arial" w:cs="Arial"/>
+          <w:sz w:val="28"/>
+          <w:szCs w:val="28"/>
+        </w:rPr>
+        <w:t xml:space="preserve">Cập nhật </w:t>
+      </w:r>
+      <w:r>
+        <w:rPr>
+          <w:rFonts w:ascii="Arial" w:hAnsi="Arial" w:cs="Arial"/>
+          <w:sz w:val="28"/>
+          <w:szCs w:val="28"/>
+        </w:rPr>
+        <w:t>nội dung chuyển tiền</w:t>
+      </w:r>
+    </w:p>
+    <w:p>
+      <w:pPr>
+        <w:pStyle w:val="ListParagraph"/>
+        <w:numPr>
+          <w:ilvl w:val="0"/>
+          <w:numId w:val="15"/>
+        </w:numPr>
+        <w:rPr>
+          <w:rFonts w:ascii="Arial" w:hAnsi="Arial" w:cs="Arial"/>
+          <w:sz w:val="28"/>
+          <w:szCs w:val="28"/>
+        </w:rPr>
+      </w:pPr>
+      <w:r>
+        <w:rPr>
+          <w:rFonts w:ascii="Arial" w:hAnsi="Arial" w:cs="Arial"/>
+          <w:sz w:val="28"/>
+          <w:szCs w:val="28"/>
+        </w:rPr>
+        <w:t>Kiểm tra hợp lệ sau khi cập nhật</w:t>
+      </w:r>
+    </w:p>
+    <w:p>
+      <w:pPr>
+        <w:pStyle w:val="ListParagraph"/>
+        <w:numPr>
+          <w:ilvl w:val="0"/>
+          <w:numId w:val="15"/>
+        </w:numPr>
+        <w:rPr>
+          <w:rFonts w:ascii="Arial" w:hAnsi="Arial" w:cs="Arial"/>
+          <w:sz w:val="28"/>
+          <w:szCs w:val="28"/>
+        </w:rPr>
+      </w:pPr>
+      <w:r>
+        <w:rPr>
+          <w:rFonts w:ascii="Arial" w:hAnsi="Arial" w:cs="Arial"/>
+          <w:sz w:val="28"/>
+          <w:szCs w:val="28"/>
+        </w:rPr>
+        <w:t xml:space="preserve">Lưu </w:t>
+      </w:r>
+      <w:r>
+        <w:rPr>
+          <w:rFonts w:ascii="Arial" w:hAnsi="Arial" w:cs="Arial"/>
+          <w:sz w:val="28"/>
+          <w:szCs w:val="28"/>
+        </w:rPr>
+        <w:t>giao dịch chuyển tiền</w:t>
+      </w:r>
+    </w:p>
+    <w:p>
+      <w:pPr>
+        <w:pStyle w:val="ListParagraph"/>
+        <w:numPr>
+          <w:ilvl w:val="0"/>
+          <w:numId w:val="15"/>
+        </w:numPr>
+        <w:rPr>
+          <w:rFonts w:ascii="Arial" w:hAnsi="Arial" w:cs="Arial"/>
+          <w:sz w:val="28"/>
+          <w:szCs w:val="28"/>
+        </w:rPr>
+      </w:pPr>
+      <w:r>
+        <w:rPr>
+          <w:rFonts w:ascii="Arial" w:hAnsi="Arial" w:cs="Arial"/>
+          <w:sz w:val="28"/>
+          <w:szCs w:val="28"/>
+        </w:rPr>
+        <w:t>Cập nhật dữ liệu hiển thị trong hệ thống</w:t>
+      </w:r>
+    </w:p>
+    <w:p>
+      <w:pPr>
+        <w:pStyle w:val="ListParagraph"/>
+        <w:numPr>
+          <w:ilvl w:val="0"/>
+          <w:numId w:val="15"/>
+        </w:numPr>
+        <w:rPr>
+          <w:rFonts w:ascii="Arial" w:hAnsi="Arial" w:cs="Arial"/>
+          <w:sz w:val="28"/>
+          <w:szCs w:val="28"/>
+        </w:rPr>
+      </w:pPr>
+      <w:r>
+        <w:rPr>
+          <w:rFonts w:ascii="Arial" w:hAnsi="Arial" w:cs="Arial"/>
+          <w:sz w:val="28"/>
+          <w:szCs w:val="28"/>
+        </w:rPr>
+        <w:t>Cập nhật dữ liệu thống kê liên quan</w:t>
+      </w:r>
+    </w:p>
+    <w:p>
+      <w:pPr>
+        <w:pStyle w:val="ListParagraph"/>
+        <w:numPr>
+          <w:ilvl w:val="0"/>
+          <w:numId w:val="15"/>
+        </w:numPr>
+        <w:rPr>
+          <w:rFonts w:ascii="Arial" w:hAnsi="Arial" w:cs="Arial"/>
+          <w:sz w:val="28"/>
+          <w:szCs w:val="28"/>
+        </w:rPr>
+      </w:pPr>
+      <w:r>
+        <w:rPr>
+          <w:rFonts w:ascii="Arial" w:hAnsi="Arial" w:cs="Arial"/>
+          <w:sz w:val="28"/>
+          <w:szCs w:val="28"/>
+        </w:rPr>
+        <w:t>Lưu lịch sử cập nhật giao dịch chuyển tiền</w:t>
+      </w:r>
+    </w:p>
+    <w:p>
+      <w:pPr>
+        <w:pStyle w:val="ListParagraph"/>
+        <w:numPr>
+          <w:ilvl w:val="0"/>
+          <w:numId w:val="15"/>
+        </w:numPr>
+        <w:rPr>
+          <w:rFonts w:ascii="Arial" w:hAnsi="Arial" w:cs="Arial"/>
+          <w:sz w:val="28"/>
+          <w:szCs w:val="28"/>
+        </w:rPr>
+      </w:pPr>
+      <w:r>
+        <w:rPr>
+          <w:rFonts w:ascii="Arial" w:hAnsi="Arial" w:cs="Arial"/>
+          <w:sz w:val="28"/>
+          <w:szCs w:val="28"/>
+        </w:rPr>
+        <w:t xml:space="preserve">Thông báo cập nhật </w:t>
+      </w:r>
+      <w:r>
+        <w:rPr>
+          <w:rFonts w:ascii="Arial" w:hAnsi="Arial" w:cs="Arial"/>
+          <w:sz w:val="28"/>
+          <w:szCs w:val="28"/>
+        </w:rPr>
+        <w:t xml:space="preserve">giao dịch chuyển tiền </w:t>
+      </w:r>
+      <w:r>
+        <w:rPr>
+          <w:rFonts w:ascii="Arial" w:hAnsi="Arial" w:cs="Arial"/>
+          <w:sz w:val="28"/>
+          <w:szCs w:val="28"/>
+        </w:rPr>
+        <w:t>hoàn tấ</w:t>
+      </w:r>
+      <w:r>
+        <w:rPr>
+          <w:rFonts w:ascii="Arial" w:hAnsi="Arial" w:cs="Arial"/>
+          <w:sz w:val="28"/>
+          <w:szCs w:val="28"/>
+        </w:rPr>
+        <w:t>t</w:t>
       </w:r>
     </w:p>
     <w:p>
@@ -25141,6 +26559,37 @@
     </w:p>
     <w:p>
       <w:pPr>
+        <w:ind w:firstLine="720"/>
+        <w:rPr>
+          <w:rFonts w:ascii="Arial" w:hAnsi="Arial" w:cs="Arial"/>
+          <w:b/>
+          <w:bCs/>
+          <w:sz w:val="28"/>
+          <w:szCs w:val="28"/>
+        </w:rPr>
+      </w:pPr>
+      <w:r>
+        <w:rPr>
+          <w:rFonts w:ascii="Arial" w:hAnsi="Arial" w:cs="Arial"/>
+          <w:b/>
+          <w:bCs/>
+          <w:sz w:val="28"/>
+          <w:szCs w:val="28"/>
+        </w:rPr>
+        <w:t>BP-BUD-2. Quy trình Sửa Ngân Sách</w:t>
+      </w:r>
+    </w:p>
+    <w:p>
+      <w:pPr>
+        <w:rPr>
+          <w:rFonts w:ascii="Arial" w:hAnsi="Arial" w:cs="Arial"/>
+          <w:sz w:val="28"/>
+          <w:szCs w:val="28"/>
+        </w:rPr>
+      </w:pPr>
+    </w:p>
+    <w:p>
+      <w:pPr>
         <w:ind w:left="720"/>
         <w:rPr>
           <w:rFonts w:ascii="Arial" w:hAnsi="Arial" w:cs="Arial"/>
@@ -25158,7 +26607,58 @@
           <w:sz w:val="28"/>
           <w:szCs w:val="28"/>
         </w:rPr>
-        <w:t>BP-BUD-2. Quy trình Kiểm Tra Ngân Sách Khi Chi Tiêu</w:t>
+        <w:t>BP-BUD-3. Quy trình Xóa Ngân Sách</w:t>
+      </w:r>
+    </w:p>
+    <w:p>
+      <w:pPr>
+        <w:rPr>
+          <w:rFonts w:ascii="Arial" w:hAnsi="Arial" w:cs="Arial"/>
+          <w:sz w:val="28"/>
+          <w:szCs w:val="28"/>
+        </w:rPr>
+      </w:pPr>
+    </w:p>
+    <w:p>
+      <w:pPr>
+        <w:ind w:left="720"/>
+        <w:rPr>
+          <w:rFonts w:ascii="Arial" w:hAnsi="Arial" w:cs="Arial"/>
+          <w:b/>
+          <w:bCs/>
+          <w:sz w:val="28"/>
+          <w:szCs w:val="28"/>
+        </w:rPr>
+      </w:pPr>
+      <w:r>
+        <w:rPr>
+          <w:rFonts w:ascii="Arial" w:hAnsi="Arial" w:cs="Arial"/>
+          <w:b/>
+          <w:bCs/>
+          <w:sz w:val="28"/>
+          <w:szCs w:val="28"/>
+        </w:rPr>
+        <w:t>BP-BUD-</w:t>
+      </w:r>
+      <w:r>
+        <w:rPr>
+          <w:rFonts w:ascii="Arial" w:hAnsi="Arial" w:cs="Arial"/>
+          <w:b/>
+          <w:bCs/>
+          <w:sz w:val="28"/>
+          <w:szCs w:val="28"/>
+        </w:rPr>
+        <w:t>4</w:t>
+      </w:r>
+      <w:r>
+        <w:rPr>
+          <w:rFonts w:ascii="Arial" w:hAnsi="Arial" w:cs="Arial"/>
+          <w:b/>
+          <w:bCs/>
+          <w:sz w:val="28"/>
+          <w:szCs w:val="28"/>
+        </w:rPr>
+        <w:t>. Quy trình Kiểm Tra Ngân Sách Khi Chi Tiêu</w:t>
       </w:r>
       <w:r>
         <w:rPr>
@@ -25445,71 +26945,71 @@
           <w:sz w:val="28"/>
           <w:szCs w:val="28"/>
         </w:rPr>
+        <w:t>Quy Trình Nghiệp Vụ Cho Quản Lý Chi Phí Cố Định</w:t>
+      </w:r>
+    </w:p>
+    <w:p>
+      <w:pPr>
+        <w:ind w:left="720"/>
+        <w:rPr>
+          <w:rFonts w:ascii="Arial" w:hAnsi="Arial" w:cs="Arial"/>
+          <w:b/>
+          <w:bCs/>
+          <w:sz w:val="28"/>
+          <w:szCs w:val="28"/>
+        </w:rPr>
+      </w:pPr>
+      <w:r>
+        <w:rPr>
+          <w:rFonts w:ascii="Arial" w:hAnsi="Arial" w:cs="Arial"/>
+          <w:b/>
+          <w:bCs/>
+          <w:sz w:val="28"/>
+          <w:szCs w:val="28"/>
+        </w:rPr>
+        <w:t>BP-RE-</w:t>
+      </w:r>
+      <w:r>
+        <w:rPr>
+          <w:rFonts w:ascii="Arial" w:hAnsi="Arial" w:cs="Arial"/>
+          <w:b/>
+          <w:bCs/>
+          <w:sz w:val="28"/>
+          <w:szCs w:val="28"/>
+        </w:rPr>
+        <w:t>1. Quy trình Thanh Toán Giao Dịch Định Kỳ</w:t>
+      </w:r>
+      <w:r>
+        <w:rPr>
+          <w:rFonts w:ascii="Arial" w:hAnsi="Arial" w:cs="Arial"/>
+          <w:b/>
+          <w:bCs/>
+          <w:sz w:val="28"/>
+          <w:szCs w:val="28"/>
+        </w:rPr>
+        <w:t xml:space="preserve"> - chi tiết sau</w:t>
+      </w:r>
+    </w:p>
+    <w:p>
+      <w:pPr>
+        <w:pStyle w:val="ListParagraph"/>
+        <w:numPr>
+          <w:ilvl w:val="0"/>
+          <w:numId w:val="15"/>
+        </w:numPr>
+        <w:rPr>
+          <w:rFonts w:ascii="Arial" w:hAnsi="Arial" w:cs="Arial"/>
+          <w:sz w:val="28"/>
+          <w:szCs w:val="28"/>
+        </w:rPr>
+      </w:pPr>
+      <w:r>
+        <w:rPr>
+          <w:rFonts w:ascii="Arial" w:hAnsi="Arial" w:cs="Arial"/>
+          <w:sz w:val="28"/>
+          <w:szCs w:val="28"/>
+        </w:rPr>
         <w:lastRenderedPageBreak/>
-        <w:t>Quy Trình Nghiệp Vụ Cho Quản Lý Chi Phí Cố Định</w:t>
-      </w:r>
-    </w:p>
-    <w:p>
-      <w:pPr>
-        <w:ind w:left="720"/>
-        <w:rPr>
-          <w:rFonts w:ascii="Arial" w:hAnsi="Arial" w:cs="Arial"/>
-          <w:b/>
-          <w:bCs/>
-          <w:sz w:val="28"/>
-          <w:szCs w:val="28"/>
-        </w:rPr>
-      </w:pPr>
-      <w:r>
-        <w:rPr>
-          <w:rFonts w:ascii="Arial" w:hAnsi="Arial" w:cs="Arial"/>
-          <w:b/>
-          <w:bCs/>
-          <w:sz w:val="28"/>
-          <w:szCs w:val="28"/>
-        </w:rPr>
-        <w:t>BP-RE-</w:t>
-      </w:r>
-      <w:r>
-        <w:rPr>
-          <w:rFonts w:ascii="Arial" w:hAnsi="Arial" w:cs="Arial"/>
-          <w:b/>
-          <w:bCs/>
-          <w:sz w:val="28"/>
-          <w:szCs w:val="28"/>
-        </w:rPr>
-        <w:t>1. Quy trình Thanh Toán Giao Dịch Định Kỳ</w:t>
-      </w:r>
-      <w:r>
-        <w:rPr>
-          <w:rFonts w:ascii="Arial" w:hAnsi="Arial" w:cs="Arial"/>
-          <w:b/>
-          <w:bCs/>
-          <w:sz w:val="28"/>
-          <w:szCs w:val="28"/>
-        </w:rPr>
-        <w:t xml:space="preserve"> - chi tiết sau</w:t>
-      </w:r>
-    </w:p>
-    <w:p>
-      <w:pPr>
-        <w:pStyle w:val="ListParagraph"/>
-        <w:numPr>
-          <w:ilvl w:val="0"/>
-          <w:numId w:val="15"/>
-        </w:numPr>
-        <w:rPr>
-          <w:rFonts w:ascii="Arial" w:hAnsi="Arial" w:cs="Arial"/>
-          <w:sz w:val="28"/>
-          <w:szCs w:val="28"/>
-        </w:rPr>
-      </w:pPr>
-      <w:r>
-        <w:rPr>
-          <w:rFonts w:ascii="Arial" w:hAnsi="Arial" w:cs="Arial"/>
-          <w:sz w:val="28"/>
-          <w:szCs w:val="28"/>
-        </w:rPr>
         <w:t>Scheduler chạy</w:t>
       </w:r>
     </w:p>
@@ -26060,73 +27560,73 @@
           <w:sz w:val="28"/>
           <w:szCs w:val="28"/>
         </w:rPr>
+        <w:t>Xác thực dữ liệu</w:t>
+      </w:r>
+    </w:p>
+    <w:p>
+      <w:pPr>
+        <w:pStyle w:val="ListParagraph"/>
+        <w:numPr>
+          <w:ilvl w:val="0"/>
+          <w:numId w:val="15"/>
+        </w:numPr>
+        <w:rPr>
+          <w:rFonts w:ascii="Arial" w:hAnsi="Arial" w:cs="Arial"/>
+          <w:sz w:val="28"/>
+          <w:szCs w:val="28"/>
+        </w:rPr>
+      </w:pPr>
+      <w:r>
+        <w:rPr>
+          <w:rFonts w:ascii="Arial" w:hAnsi="Arial" w:cs="Arial"/>
+          <w:sz w:val="28"/>
+          <w:szCs w:val="28"/>
+        </w:rPr>
+        <w:t>Đánh số phiên bản trong dữ liệu</w:t>
+      </w:r>
+    </w:p>
+    <w:p>
+      <w:pPr>
+        <w:pStyle w:val="ListParagraph"/>
+        <w:numPr>
+          <w:ilvl w:val="0"/>
+          <w:numId w:val="15"/>
+        </w:numPr>
+        <w:rPr>
+          <w:rFonts w:ascii="Arial" w:hAnsi="Arial" w:cs="Arial"/>
+          <w:sz w:val="28"/>
+          <w:szCs w:val="28"/>
+        </w:rPr>
+      </w:pPr>
+      <w:r>
+        <w:rPr>
+          <w:rFonts w:ascii="Arial" w:hAnsi="Arial" w:cs="Arial"/>
+          <w:sz w:val="28"/>
+          <w:szCs w:val="28"/>
+        </w:rPr>
+        <w:t>Xuất dữ liệu thành db/file</w:t>
+      </w:r>
+    </w:p>
+    <w:p>
+      <w:pPr>
+        <w:pStyle w:val="ListParagraph"/>
+        <w:numPr>
+          <w:ilvl w:val="0"/>
+          <w:numId w:val="15"/>
+        </w:numPr>
+        <w:rPr>
+          <w:rFonts w:ascii="Arial" w:hAnsi="Arial" w:cs="Arial"/>
+          <w:sz w:val="28"/>
+          <w:szCs w:val="28"/>
+        </w:rPr>
+      </w:pPr>
+      <w:r>
+        <w:rPr>
+          <w:rFonts w:ascii="Arial" w:hAnsi="Arial" w:cs="Arial"/>
+          <w:sz w:val="28"/>
+          <w:szCs w:val="28"/>
+        </w:rPr>
         <w:lastRenderedPageBreak/>
-        <w:t>Xác thực dữ liệu</w:t>
-      </w:r>
-    </w:p>
-    <w:p>
-      <w:pPr>
-        <w:pStyle w:val="ListParagraph"/>
-        <w:numPr>
-          <w:ilvl w:val="0"/>
-          <w:numId w:val="15"/>
-        </w:numPr>
-        <w:rPr>
-          <w:rFonts w:ascii="Arial" w:hAnsi="Arial" w:cs="Arial"/>
-          <w:sz w:val="28"/>
-          <w:szCs w:val="28"/>
-        </w:rPr>
-      </w:pPr>
-      <w:r>
-        <w:rPr>
-          <w:rFonts w:ascii="Arial" w:hAnsi="Arial" w:cs="Arial"/>
-          <w:sz w:val="28"/>
-          <w:szCs w:val="28"/>
-        </w:rPr>
-        <w:t>Đánh số phiên bản trong dữ liệu</w:t>
-      </w:r>
-    </w:p>
-    <w:p>
-      <w:pPr>
-        <w:pStyle w:val="ListParagraph"/>
-        <w:numPr>
-          <w:ilvl w:val="0"/>
-          <w:numId w:val="15"/>
-        </w:numPr>
-        <w:rPr>
-          <w:rFonts w:ascii="Arial" w:hAnsi="Arial" w:cs="Arial"/>
-          <w:sz w:val="28"/>
-          <w:szCs w:val="28"/>
-        </w:rPr>
-      </w:pPr>
-      <w:r>
-        <w:rPr>
-          <w:rFonts w:ascii="Arial" w:hAnsi="Arial" w:cs="Arial"/>
-          <w:sz w:val="28"/>
-          <w:szCs w:val="28"/>
-        </w:rPr>
-        <w:t>Xuất dữ liệu thành db/file</w:t>
-      </w:r>
-    </w:p>
-    <w:p>
-      <w:pPr>
-        <w:pStyle w:val="ListParagraph"/>
-        <w:numPr>
-          <w:ilvl w:val="0"/>
-          <w:numId w:val="15"/>
-        </w:numPr>
-        <w:rPr>
-          <w:rFonts w:ascii="Arial" w:hAnsi="Arial" w:cs="Arial"/>
-          <w:sz w:val="28"/>
-          <w:szCs w:val="28"/>
-        </w:rPr>
-      </w:pPr>
-      <w:r>
-        <w:rPr>
-          <w:rFonts w:ascii="Arial" w:hAnsi="Arial" w:cs="Arial"/>
-          <w:sz w:val="28"/>
-          <w:szCs w:val="28"/>
-        </w:rPr>
         <w:t>Thông báo thành công</w:t>
       </w:r>
     </w:p>
@@ -26734,7 +28234,6 @@
           <w:sz w:val="28"/>
           <w:szCs w:val="28"/>
         </w:rPr>
-        <w:lastRenderedPageBreak/>
         <w:t>Khôi phục lịch sử giao dịch</w:t>
       </w:r>
     </w:p>
@@ -26770,6 +28269,7 @@
           <w:sz w:val="28"/>
           <w:szCs w:val="28"/>
         </w:rPr>
+        <w:lastRenderedPageBreak/>
         <w:t xml:space="preserve"> Quy Trình Nghiệp Vụ Cho Lịch Sử Giao Dịch</w:t>
       </w:r>
     </w:p>

--- a/Document/Expense Tracker SRS.docx
+++ b/Document/Expense Tracker SRS.docx
@@ -33037,6 +33037,72 @@
           <w:sz w:val="28"/>
           <w:szCs w:val="28"/>
         </w:rPr>
+        <w:t>Kiểm tra trạng thái chi phí cố định</w:t>
+      </w:r>
+    </w:p>
+    <w:p>
+      <w:pPr>
+        <w:pStyle w:val="ListParagraph"/>
+        <w:numPr>
+          <w:ilvl w:val="1"/>
+          <w:numId w:val="15"/>
+        </w:numPr>
+        <w:rPr>
+          <w:rFonts w:ascii="Arial" w:hAnsi="Arial" w:cs="Arial"/>
+          <w:sz w:val="28"/>
+          <w:szCs w:val="28"/>
+        </w:rPr>
+      </w:pPr>
+      <w:r>
+        <w:rPr>
+          <w:rFonts w:ascii="Arial" w:hAnsi="Arial" w:cs="Arial"/>
+          <w:sz w:val="28"/>
+          <w:szCs w:val="28"/>
+        </w:rPr>
+        <w:t>Nếu bị xóa mềm</w:t>
+      </w:r>
+    </w:p>
+    <w:p>
+      <w:pPr>
+        <w:pStyle w:val="ListParagraph"/>
+        <w:numPr>
+          <w:ilvl w:val="2"/>
+          <w:numId w:val="15"/>
+        </w:numPr>
+        <w:rPr>
+          <w:rFonts w:ascii="Arial" w:hAnsi="Arial" w:cs="Arial"/>
+          <w:sz w:val="28"/>
+          <w:szCs w:val="28"/>
+        </w:rPr>
+      </w:pPr>
+      <w:r>
+        <w:rPr>
+          <w:rFonts w:ascii="Arial" w:hAnsi="Arial" w:cs="Arial"/>
+          <w:sz w:val="28"/>
+          <w:szCs w:val="28"/>
+        </w:rPr>
+        <w:t>Thông báo không thể cập nhật</w:t>
+      </w:r>
+    </w:p>
+    <w:p>
+      <w:pPr>
+        <w:pStyle w:val="ListParagraph"/>
+        <w:numPr>
+          <w:ilvl w:val="0"/>
+          <w:numId w:val="15"/>
+        </w:numPr>
+        <w:rPr>
+          <w:rFonts w:ascii="Arial" w:hAnsi="Arial" w:cs="Arial"/>
+          <w:sz w:val="28"/>
+          <w:szCs w:val="28"/>
+        </w:rPr>
+      </w:pPr>
+      <w:r>
+        <w:rPr>
+          <w:rFonts w:ascii="Arial" w:hAnsi="Arial" w:cs="Arial"/>
+          <w:sz w:val="28"/>
+          <w:szCs w:val="28"/>
+        </w:rPr>
         <w:t>Người dùng chọn và nhập các dữ liệu muốn cập nhật</w:t>
       </w:r>
     </w:p>
@@ -33081,6 +33147,28 @@
           <w:sz w:val="28"/>
           <w:szCs w:val="28"/>
         </w:rPr>
+        <w:t>Nhập số tiền cần thanh toán</w:t>
+      </w:r>
+    </w:p>
+    <w:p>
+      <w:pPr>
+        <w:pStyle w:val="ListParagraph"/>
+        <w:numPr>
+          <w:ilvl w:val="1"/>
+          <w:numId w:val="15"/>
+        </w:numPr>
+        <w:rPr>
+          <w:rFonts w:ascii="Arial" w:hAnsi="Arial" w:cs="Arial"/>
+          <w:sz w:val="28"/>
+          <w:szCs w:val="28"/>
+        </w:rPr>
+      </w:pPr>
+      <w:r>
+        <w:rPr>
+          <w:rFonts w:ascii="Arial" w:hAnsi="Arial" w:cs="Arial"/>
+          <w:sz w:val="28"/>
+          <w:szCs w:val="28"/>
+        </w:rPr>
         <w:t>Chuyển chế độ chi phí định kỳ</w:t>
       </w:r>
     </w:p>
@@ -33103,7 +33191,411 @@
           <w:sz w:val="28"/>
           <w:szCs w:val="28"/>
         </w:rPr>
-        <w:t>Tự động</w:t>
+        <w:t>T</w:t>
+      </w:r>
+      <w:r>
+        <w:rPr>
+          <w:rFonts w:ascii="Arial" w:hAnsi="Arial" w:cs="Arial"/>
+          <w:sz w:val="28"/>
+          <w:szCs w:val="28"/>
+        </w:rPr>
+        <w:t>ự động</w:t>
+      </w:r>
+    </w:p>
+    <w:p>
+      <w:pPr>
+        <w:pStyle w:val="ListParagraph"/>
+        <w:numPr>
+          <w:ilvl w:val="2"/>
+          <w:numId w:val="15"/>
+        </w:numPr>
+        <w:rPr>
+          <w:rFonts w:ascii="Arial" w:hAnsi="Arial" w:cs="Arial"/>
+          <w:sz w:val="28"/>
+          <w:szCs w:val="28"/>
+        </w:rPr>
+      </w:pPr>
+      <w:r>
+        <w:rPr>
+          <w:rFonts w:ascii="Arial" w:hAnsi="Arial" w:cs="Arial"/>
+          <w:sz w:val="28"/>
+          <w:szCs w:val="28"/>
+        </w:rPr>
+        <w:t>Thủ công</w:t>
+      </w:r>
+    </w:p>
+    <w:p>
+      <w:pPr>
+        <w:pStyle w:val="ListParagraph"/>
+        <w:numPr>
+          <w:ilvl w:val="1"/>
+          <w:numId w:val="15"/>
+        </w:numPr>
+        <w:rPr>
+          <w:rFonts w:ascii="Arial" w:hAnsi="Arial" w:cs="Arial"/>
+          <w:sz w:val="28"/>
+          <w:szCs w:val="28"/>
+        </w:rPr>
+      </w:pPr>
+      <w:r>
+        <w:rPr>
+          <w:rFonts w:ascii="Arial" w:hAnsi="Arial" w:cs="Arial"/>
+          <w:sz w:val="28"/>
+          <w:szCs w:val="28"/>
+        </w:rPr>
+        <w:t>Chọn trạng thái</w:t>
+      </w:r>
+    </w:p>
+    <w:p>
+      <w:pPr>
+        <w:pStyle w:val="ListParagraph"/>
+        <w:numPr>
+          <w:ilvl w:val="2"/>
+          <w:numId w:val="15"/>
+        </w:numPr>
+        <w:rPr>
+          <w:rFonts w:ascii="Arial" w:hAnsi="Arial" w:cs="Arial"/>
+          <w:sz w:val="28"/>
+          <w:szCs w:val="28"/>
+        </w:rPr>
+      </w:pPr>
+      <w:r>
+        <w:rPr>
+          <w:rFonts w:ascii="Arial" w:hAnsi="Arial" w:cs="Arial"/>
+          <w:sz w:val="28"/>
+          <w:szCs w:val="28"/>
+        </w:rPr>
+        <w:t>Hoạt động</w:t>
+      </w:r>
+    </w:p>
+    <w:p>
+      <w:pPr>
+        <w:pStyle w:val="ListParagraph"/>
+        <w:numPr>
+          <w:ilvl w:val="2"/>
+          <w:numId w:val="15"/>
+        </w:numPr>
+        <w:rPr>
+          <w:rFonts w:ascii="Arial" w:hAnsi="Arial" w:cs="Arial"/>
+          <w:sz w:val="28"/>
+          <w:szCs w:val="28"/>
+        </w:rPr>
+      </w:pPr>
+      <w:r>
+        <w:rPr>
+          <w:rFonts w:ascii="Arial" w:hAnsi="Arial" w:cs="Arial"/>
+          <w:sz w:val="28"/>
+          <w:szCs w:val="28"/>
+        </w:rPr>
+        <w:t>Tạm ngừng</w:t>
+      </w:r>
+    </w:p>
+    <w:p>
+      <w:pPr>
+        <w:pStyle w:val="ListParagraph"/>
+        <w:numPr>
+          <w:ilvl w:val="1"/>
+          <w:numId w:val="15"/>
+        </w:numPr>
+        <w:rPr>
+          <w:rFonts w:ascii="Arial" w:hAnsi="Arial" w:cs="Arial"/>
+          <w:sz w:val="28"/>
+          <w:szCs w:val="28"/>
+        </w:rPr>
+      </w:pPr>
+      <w:r>
+        <w:rPr>
+          <w:rFonts w:ascii="Arial" w:hAnsi="Arial" w:cs="Arial"/>
+          <w:sz w:val="28"/>
+          <w:szCs w:val="28"/>
+        </w:rPr>
+        <w:t>Chu kỳ</w:t>
+      </w:r>
+    </w:p>
+    <w:p>
+      <w:pPr>
+        <w:pStyle w:val="ListParagraph"/>
+        <w:numPr>
+          <w:ilvl w:val="2"/>
+          <w:numId w:val="15"/>
+        </w:numPr>
+        <w:rPr>
+          <w:rFonts w:ascii="Arial" w:hAnsi="Arial" w:cs="Arial"/>
+          <w:sz w:val="28"/>
+          <w:szCs w:val="28"/>
+        </w:rPr>
+      </w:pPr>
+      <w:r>
+        <w:rPr>
+          <w:rFonts w:ascii="Arial" w:hAnsi="Arial" w:cs="Arial"/>
+          <w:sz w:val="28"/>
+          <w:szCs w:val="28"/>
+        </w:rPr>
+        <w:t>Ngày</w:t>
+      </w:r>
+    </w:p>
+    <w:p>
+      <w:pPr>
+        <w:pStyle w:val="ListParagraph"/>
+        <w:numPr>
+          <w:ilvl w:val="2"/>
+          <w:numId w:val="15"/>
+        </w:numPr>
+        <w:rPr>
+          <w:rFonts w:ascii="Arial" w:hAnsi="Arial" w:cs="Arial"/>
+          <w:sz w:val="28"/>
+          <w:szCs w:val="28"/>
+        </w:rPr>
+      </w:pPr>
+      <w:r>
+        <w:rPr>
+          <w:rFonts w:ascii="Arial" w:hAnsi="Arial" w:cs="Arial"/>
+          <w:sz w:val="28"/>
+          <w:szCs w:val="28"/>
+        </w:rPr>
+        <w:t>Tuần</w:t>
+      </w:r>
+    </w:p>
+    <w:p>
+      <w:pPr>
+        <w:pStyle w:val="ListParagraph"/>
+        <w:numPr>
+          <w:ilvl w:val="2"/>
+          <w:numId w:val="15"/>
+        </w:numPr>
+        <w:rPr>
+          <w:rFonts w:ascii="Arial" w:hAnsi="Arial" w:cs="Arial"/>
+          <w:sz w:val="28"/>
+          <w:szCs w:val="28"/>
+        </w:rPr>
+      </w:pPr>
+      <w:r>
+        <w:rPr>
+          <w:rFonts w:ascii="Arial" w:hAnsi="Arial" w:cs="Arial"/>
+          <w:sz w:val="28"/>
+          <w:szCs w:val="28"/>
+        </w:rPr>
+        <w:t>Tháng</w:t>
+      </w:r>
+    </w:p>
+    <w:p>
+      <w:pPr>
+        <w:pStyle w:val="ListParagraph"/>
+        <w:numPr>
+          <w:ilvl w:val="2"/>
+          <w:numId w:val="15"/>
+        </w:numPr>
+        <w:rPr>
+          <w:rFonts w:ascii="Arial" w:hAnsi="Arial" w:cs="Arial"/>
+          <w:sz w:val="28"/>
+          <w:szCs w:val="28"/>
+        </w:rPr>
+      </w:pPr>
+      <w:r>
+        <w:rPr>
+          <w:rFonts w:ascii="Arial" w:hAnsi="Arial" w:cs="Arial"/>
+          <w:sz w:val="28"/>
+          <w:szCs w:val="28"/>
+        </w:rPr>
+        <w:t>Năm</w:t>
+      </w:r>
+    </w:p>
+    <w:p>
+      <w:pPr>
+        <w:pStyle w:val="ListParagraph"/>
+        <w:numPr>
+          <w:ilvl w:val="2"/>
+          <w:numId w:val="15"/>
+        </w:numPr>
+        <w:rPr>
+          <w:rFonts w:ascii="Arial" w:hAnsi="Arial" w:cs="Arial"/>
+          <w:sz w:val="28"/>
+          <w:szCs w:val="28"/>
+        </w:rPr>
+      </w:pPr>
+      <w:r>
+        <w:rPr>
+          <w:rFonts w:ascii="Arial" w:hAnsi="Arial" w:cs="Arial"/>
+          <w:sz w:val="28"/>
+          <w:szCs w:val="28"/>
+        </w:rPr>
+        <w:t>Chưa Thiết Lập</w:t>
+      </w:r>
+    </w:p>
+    <w:p>
+      <w:pPr>
+        <w:pStyle w:val="ListParagraph"/>
+        <w:numPr>
+          <w:ilvl w:val="1"/>
+          <w:numId w:val="15"/>
+        </w:numPr>
+        <w:rPr>
+          <w:rFonts w:ascii="Arial" w:hAnsi="Arial" w:cs="Arial"/>
+          <w:sz w:val="28"/>
+          <w:szCs w:val="28"/>
+        </w:rPr>
+      </w:pPr>
+      <w:r>
+        <w:rPr>
+          <w:rFonts w:ascii="Arial" w:hAnsi="Arial" w:cs="Arial"/>
+          <w:sz w:val="28"/>
+          <w:szCs w:val="28"/>
+        </w:rPr>
+        <w:t>Chọn nguồn tiền</w:t>
+      </w:r>
+    </w:p>
+    <w:p>
+      <w:pPr>
+        <w:pStyle w:val="ListParagraph"/>
+        <w:numPr>
+          <w:ilvl w:val="1"/>
+          <w:numId w:val="15"/>
+        </w:numPr>
+        <w:rPr>
+          <w:rFonts w:ascii="Arial" w:hAnsi="Arial" w:cs="Arial"/>
+          <w:sz w:val="28"/>
+          <w:szCs w:val="28"/>
+        </w:rPr>
+      </w:pPr>
+      <w:r>
+        <w:rPr>
+          <w:rFonts w:ascii="Arial" w:hAnsi="Arial" w:cs="Arial"/>
+          <w:sz w:val="28"/>
+          <w:szCs w:val="28"/>
+        </w:rPr>
+        <w:t>Chọn danh mục chi tiêu</w:t>
+      </w:r>
+    </w:p>
+    <w:p>
+      <w:pPr>
+        <w:pStyle w:val="ListParagraph"/>
+        <w:numPr>
+          <w:ilvl w:val="1"/>
+          <w:numId w:val="15"/>
+        </w:numPr>
+        <w:rPr>
+          <w:rFonts w:ascii="Arial" w:hAnsi="Arial" w:cs="Arial"/>
+          <w:sz w:val="28"/>
+          <w:szCs w:val="28"/>
+        </w:rPr>
+      </w:pPr>
+      <w:r>
+        <w:rPr>
+          <w:rFonts w:ascii="Arial" w:hAnsi="Arial" w:cs="Arial"/>
+          <w:sz w:val="28"/>
+          <w:szCs w:val="28"/>
+        </w:rPr>
+        <w:t>Chọn ngân sách</w:t>
+      </w:r>
+    </w:p>
+    <w:p>
+      <w:pPr>
+        <w:pStyle w:val="ListParagraph"/>
+        <w:numPr>
+          <w:ilvl w:val="1"/>
+          <w:numId w:val="15"/>
+        </w:numPr>
+        <w:rPr>
+          <w:rFonts w:ascii="Arial" w:hAnsi="Arial" w:cs="Arial"/>
+          <w:sz w:val="28"/>
+          <w:szCs w:val="28"/>
+        </w:rPr>
+      </w:pPr>
+      <w:r>
+        <w:rPr>
+          <w:rFonts w:ascii="Arial" w:hAnsi="Arial" w:cs="Arial"/>
+          <w:sz w:val="28"/>
+          <w:szCs w:val="28"/>
+        </w:rPr>
+        <w:t>Nhập ghi chú</w:t>
+      </w:r>
+    </w:p>
+    <w:p>
+      <w:pPr>
+        <w:pStyle w:val="ListParagraph"/>
+        <w:numPr>
+          <w:ilvl w:val="0"/>
+          <w:numId w:val="15"/>
+        </w:numPr>
+        <w:rPr>
+          <w:rFonts w:ascii="Arial" w:hAnsi="Arial" w:cs="Arial"/>
+          <w:sz w:val="28"/>
+          <w:szCs w:val="28"/>
+        </w:rPr>
+      </w:pPr>
+      <w:r>
+        <w:rPr>
+          <w:rFonts w:ascii="Arial" w:hAnsi="Arial" w:cs="Arial"/>
+          <w:sz w:val="28"/>
+          <w:szCs w:val="28"/>
+        </w:rPr>
+        <w:t>Xác thực dữ liệu đầu vào</w:t>
+      </w:r>
+    </w:p>
+    <w:p>
+      <w:pPr>
+        <w:pStyle w:val="ListParagraph"/>
+        <w:numPr>
+          <w:ilvl w:val="1"/>
+          <w:numId w:val="15"/>
+        </w:numPr>
+        <w:rPr>
+          <w:rFonts w:ascii="Arial" w:hAnsi="Arial" w:cs="Arial"/>
+          <w:sz w:val="28"/>
+          <w:szCs w:val="28"/>
+        </w:rPr>
+      </w:pPr>
+      <w:r>
+        <w:rPr>
+          <w:rFonts w:ascii="Arial" w:hAnsi="Arial" w:cs="Arial"/>
+          <w:sz w:val="28"/>
+          <w:szCs w:val="28"/>
+        </w:rPr>
+        <w:t>Kiểm tra tên</w:t>
+      </w:r>
+    </w:p>
+    <w:p>
+      <w:pPr>
+        <w:pStyle w:val="ListParagraph"/>
+        <w:numPr>
+          <w:ilvl w:val="2"/>
+          <w:numId w:val="15"/>
+        </w:numPr>
+        <w:rPr>
+          <w:rFonts w:ascii="Arial" w:hAnsi="Arial" w:cs="Arial"/>
+          <w:sz w:val="28"/>
+          <w:szCs w:val="28"/>
+        </w:rPr>
+      </w:pPr>
+      <w:r>
+        <w:rPr>
+          <w:rFonts w:ascii="Arial" w:hAnsi="Arial" w:cs="Arial"/>
+          <w:sz w:val="28"/>
+          <w:szCs w:val="28"/>
+        </w:rPr>
+        <w:t>Tên tối đa 100 ký tự</w:t>
+      </w:r>
+    </w:p>
+    <w:p>
+      <w:pPr>
+        <w:pStyle w:val="ListParagraph"/>
+        <w:numPr>
+          <w:ilvl w:val="2"/>
+          <w:numId w:val="15"/>
+        </w:numPr>
+        <w:rPr>
+          <w:rFonts w:ascii="Arial" w:hAnsi="Arial" w:cs="Arial"/>
+          <w:sz w:val="28"/>
+          <w:szCs w:val="28"/>
+        </w:rPr>
+      </w:pPr>
+      <w:r>
+        <w:rPr>
+          <w:rFonts w:ascii="Arial" w:hAnsi="Arial" w:cs="Arial"/>
+          <w:sz w:val="28"/>
+          <w:szCs w:val="28"/>
+        </w:rPr>
+        <w:t>Nếu không có tên</w:t>
       </w:r>
     </w:p>
     <w:p>
@@ -33125,7 +33617,266 @@
           <w:sz w:val="28"/>
           <w:szCs w:val="28"/>
         </w:rPr>
-        <w:t>Chọn nguồn tiền</w:t>
+        <w:t>Khởi tạo theo mẫu</w:t>
+      </w:r>
+    </w:p>
+    <w:p>
+      <w:pPr>
+        <w:pStyle w:val="ListParagraph"/>
+        <w:numPr>
+          <w:ilvl w:val="1"/>
+          <w:numId w:val="15"/>
+        </w:numPr>
+        <w:rPr>
+          <w:rFonts w:ascii="Arial" w:hAnsi="Arial" w:cs="Arial"/>
+          <w:sz w:val="28"/>
+          <w:szCs w:val="28"/>
+        </w:rPr>
+      </w:pPr>
+      <w:r>
+        <w:rPr>
+          <w:rFonts w:ascii="Arial" w:hAnsi="Arial" w:cs="Arial"/>
+          <w:sz w:val="28"/>
+          <w:szCs w:val="28"/>
+        </w:rPr>
+        <w:t>Kiểm tra số tiền thanh toán</w:t>
+      </w:r>
+    </w:p>
+    <w:p>
+      <w:pPr>
+        <w:pStyle w:val="ListParagraph"/>
+        <w:numPr>
+          <w:ilvl w:val="2"/>
+          <w:numId w:val="15"/>
+        </w:numPr>
+        <w:rPr>
+          <w:rFonts w:ascii="Arial" w:hAnsi="Arial" w:cs="Arial"/>
+          <w:sz w:val="28"/>
+          <w:szCs w:val="28"/>
+        </w:rPr>
+      </w:pPr>
+      <w:r>
+        <w:rPr>
+          <w:rFonts w:ascii="Arial" w:hAnsi="Arial" w:cs="Arial"/>
+          <w:sz w:val="28"/>
+          <w:szCs w:val="28"/>
+        </w:rPr>
+        <w:t>Số tiền thanh toán phải là số dương</w:t>
+      </w:r>
+    </w:p>
+    <w:p>
+      <w:pPr>
+        <w:pStyle w:val="ListParagraph"/>
+        <w:numPr>
+          <w:ilvl w:val="1"/>
+          <w:numId w:val="15"/>
+        </w:numPr>
+        <w:rPr>
+          <w:rFonts w:ascii="Arial" w:hAnsi="Arial" w:cs="Arial"/>
+          <w:sz w:val="28"/>
+          <w:szCs w:val="28"/>
+        </w:rPr>
+      </w:pPr>
+      <w:r>
+        <w:rPr>
+          <w:rFonts w:ascii="Arial" w:hAnsi="Arial" w:cs="Arial"/>
+          <w:sz w:val="28"/>
+          <w:szCs w:val="28"/>
+        </w:rPr>
+        <w:lastRenderedPageBreak/>
+        <w:t>Kiểm tra nguồn tiền</w:t>
+      </w:r>
+    </w:p>
+    <w:p>
+      <w:pPr>
+        <w:pStyle w:val="ListParagraph"/>
+        <w:numPr>
+          <w:ilvl w:val="2"/>
+          <w:numId w:val="15"/>
+        </w:numPr>
+        <w:rPr>
+          <w:rFonts w:ascii="Arial" w:hAnsi="Arial" w:cs="Arial"/>
+          <w:sz w:val="28"/>
+          <w:szCs w:val="28"/>
+        </w:rPr>
+      </w:pPr>
+      <w:r>
+        <w:rPr>
+          <w:rFonts w:ascii="Arial" w:hAnsi="Arial" w:cs="Arial"/>
+          <w:sz w:val="28"/>
+          <w:szCs w:val="28"/>
+        </w:rPr>
+        <w:t>Nguồn tiền còn tồn tại và hoạt động</w:t>
+      </w:r>
+    </w:p>
+    <w:p>
+      <w:pPr>
+        <w:pStyle w:val="ListParagraph"/>
+        <w:numPr>
+          <w:ilvl w:val="1"/>
+          <w:numId w:val="15"/>
+        </w:numPr>
+        <w:rPr>
+          <w:rFonts w:ascii="Arial" w:hAnsi="Arial" w:cs="Arial"/>
+          <w:sz w:val="28"/>
+          <w:szCs w:val="28"/>
+        </w:rPr>
+      </w:pPr>
+      <w:r>
+        <w:rPr>
+          <w:rFonts w:ascii="Arial" w:hAnsi="Arial" w:cs="Arial"/>
+          <w:sz w:val="28"/>
+          <w:szCs w:val="28"/>
+        </w:rPr>
+        <w:t>Kiểm tra danh mục</w:t>
+      </w:r>
+    </w:p>
+    <w:p>
+      <w:pPr>
+        <w:pStyle w:val="ListParagraph"/>
+        <w:numPr>
+          <w:ilvl w:val="2"/>
+          <w:numId w:val="15"/>
+        </w:numPr>
+        <w:rPr>
+          <w:rFonts w:ascii="Arial" w:hAnsi="Arial" w:cs="Arial"/>
+          <w:sz w:val="28"/>
+          <w:szCs w:val="28"/>
+        </w:rPr>
+      </w:pPr>
+      <w:r>
+        <w:rPr>
+          <w:rFonts w:ascii="Arial" w:hAnsi="Arial" w:cs="Arial"/>
+          <w:sz w:val="28"/>
+          <w:szCs w:val="28"/>
+        </w:rPr>
+        <w:t>Danh mục có tồn tại và hoạt động</w:t>
+      </w:r>
+    </w:p>
+    <w:p>
+      <w:pPr>
+        <w:pStyle w:val="ListParagraph"/>
+        <w:numPr>
+          <w:ilvl w:val="2"/>
+          <w:numId w:val="15"/>
+        </w:numPr>
+        <w:rPr>
+          <w:rFonts w:ascii="Arial" w:hAnsi="Arial" w:cs="Arial"/>
+          <w:sz w:val="28"/>
+          <w:szCs w:val="28"/>
+        </w:rPr>
+      </w:pPr>
+      <w:r>
+        <w:rPr>
+          <w:rFonts w:ascii="Arial" w:hAnsi="Arial" w:cs="Arial"/>
+          <w:sz w:val="28"/>
+          <w:szCs w:val="28"/>
+        </w:rPr>
+        <w:t>Nếu người dùng không chọn danh mục thì tự động gán danh mục “</w:t>
+      </w:r>
+      <w:r>
+        <w:rPr>
+          <w:rFonts w:ascii="Arial" w:hAnsi="Arial" w:cs="Arial"/>
+          <w:sz w:val="28"/>
+          <w:szCs w:val="28"/>
+        </w:rPr>
+        <w:t>Khác</w:t>
+      </w:r>
+      <w:r>
+        <w:rPr>
+          <w:rFonts w:ascii="Arial" w:hAnsi="Arial" w:cs="Arial"/>
+          <w:sz w:val="28"/>
+          <w:szCs w:val="28"/>
+        </w:rPr>
+        <w:t>”</w:t>
+      </w:r>
+    </w:p>
+    <w:p>
+      <w:pPr>
+        <w:pStyle w:val="ListParagraph"/>
+        <w:numPr>
+          <w:ilvl w:val="1"/>
+          <w:numId w:val="15"/>
+        </w:numPr>
+        <w:rPr>
+          <w:rFonts w:ascii="Arial" w:hAnsi="Arial" w:cs="Arial"/>
+          <w:sz w:val="28"/>
+          <w:szCs w:val="28"/>
+        </w:rPr>
+      </w:pPr>
+      <w:r>
+        <w:rPr>
+          <w:rFonts w:ascii="Arial" w:hAnsi="Arial" w:cs="Arial"/>
+          <w:sz w:val="28"/>
+          <w:szCs w:val="28"/>
+        </w:rPr>
+        <w:t>Kiểm tra ngân sách</w:t>
+      </w:r>
+    </w:p>
+    <w:p>
+      <w:pPr>
+        <w:pStyle w:val="ListParagraph"/>
+        <w:numPr>
+          <w:ilvl w:val="2"/>
+          <w:numId w:val="15"/>
+        </w:numPr>
+        <w:rPr>
+          <w:rFonts w:ascii="Arial" w:hAnsi="Arial" w:cs="Arial"/>
+          <w:sz w:val="28"/>
+          <w:szCs w:val="28"/>
+        </w:rPr>
+      </w:pPr>
+      <w:r>
+        <w:rPr>
+          <w:rFonts w:ascii="Arial" w:hAnsi="Arial" w:cs="Arial"/>
+          <w:sz w:val="28"/>
+          <w:szCs w:val="28"/>
+        </w:rPr>
+        <w:t>Ngân sách có tồn tại và còn hoạt động</w:t>
+      </w:r>
+    </w:p>
+    <w:p>
+      <w:pPr>
+        <w:pStyle w:val="ListParagraph"/>
+        <w:numPr>
+          <w:ilvl w:val="1"/>
+          <w:numId w:val="15"/>
+        </w:numPr>
+        <w:rPr>
+          <w:rFonts w:ascii="Arial" w:hAnsi="Arial" w:cs="Arial"/>
+          <w:sz w:val="28"/>
+          <w:szCs w:val="28"/>
+        </w:rPr>
+      </w:pPr>
+      <w:r>
+        <w:rPr>
+          <w:rFonts w:ascii="Arial" w:hAnsi="Arial" w:cs="Arial"/>
+          <w:sz w:val="28"/>
+          <w:szCs w:val="28"/>
+        </w:rPr>
+        <w:t>Kiểm tra chế độ thực hiện</w:t>
+      </w:r>
+    </w:p>
+    <w:p>
+      <w:pPr>
+        <w:pStyle w:val="ListParagraph"/>
+        <w:numPr>
+          <w:ilvl w:val="2"/>
+          <w:numId w:val="15"/>
+        </w:numPr>
+        <w:rPr>
+          <w:rFonts w:ascii="Arial" w:hAnsi="Arial" w:cs="Arial"/>
+          <w:sz w:val="28"/>
+          <w:szCs w:val="28"/>
+        </w:rPr>
+      </w:pPr>
+      <w:r>
+        <w:rPr>
+          <w:rFonts w:ascii="Arial" w:hAnsi="Arial" w:cs="Arial"/>
+          <w:sz w:val="28"/>
+          <w:szCs w:val="28"/>
+        </w:rPr>
+        <w:t>Nếu chuyển sang tự đông</w:t>
       </w:r>
     </w:p>
     <w:p>
@@ -33147,7 +33898,7 @@
           <w:sz w:val="28"/>
           <w:szCs w:val="28"/>
         </w:rPr>
-        <w:t>Chọn danh mục</w:t>
+        <w:t>Xác thực dữ liệu bắt buộc</w:t>
       </w:r>
     </w:p>
     <w:p>
@@ -33169,7 +33920,7 @@
           <w:sz w:val="28"/>
           <w:szCs w:val="28"/>
         </w:rPr>
-        <w:t>Chọn ngân sách</w:t>
+        <w:t>Cập nhật cấu hình thanh toán tự động</w:t>
       </w:r>
     </w:p>
     <w:p>
@@ -33191,7 +33942,51 @@
           <w:sz w:val="28"/>
           <w:szCs w:val="28"/>
         </w:rPr>
-        <w:t>Thủ công</w:t>
+        <w:t>Nếu chuyển sang thủ công</w:t>
+      </w:r>
+    </w:p>
+    <w:p>
+      <w:pPr>
+        <w:pStyle w:val="ListParagraph"/>
+        <w:numPr>
+          <w:ilvl w:val="3"/>
+          <w:numId w:val="15"/>
+        </w:numPr>
+        <w:rPr>
+          <w:rFonts w:ascii="Arial" w:hAnsi="Arial" w:cs="Arial"/>
+          <w:sz w:val="28"/>
+          <w:szCs w:val="28"/>
+        </w:rPr>
+      </w:pPr>
+      <w:r>
+        <w:rPr>
+          <w:rFonts w:ascii="Arial" w:hAnsi="Arial" w:cs="Arial"/>
+          <w:sz w:val="28"/>
+          <w:szCs w:val="28"/>
+        </w:rPr>
+        <w:t>Hủy cấu hình thanh toán tự động</w:t>
+      </w:r>
+    </w:p>
+    <w:p>
+      <w:pPr>
+        <w:pStyle w:val="ListParagraph"/>
+        <w:numPr>
+          <w:ilvl w:val="3"/>
+          <w:numId w:val="15"/>
+        </w:numPr>
+        <w:rPr>
+          <w:rFonts w:ascii="Arial" w:hAnsi="Arial" w:cs="Arial"/>
+          <w:sz w:val="28"/>
+          <w:szCs w:val="28"/>
+        </w:rPr>
+      </w:pPr>
+      <w:r>
+        <w:rPr>
+          <w:rFonts w:ascii="Arial" w:hAnsi="Arial" w:cs="Arial"/>
+          <w:sz w:val="28"/>
+          <w:szCs w:val="28"/>
+        </w:rPr>
+        <w:t>Giữ nguyên chu kỳ giao dịch</w:t>
       </w:r>
     </w:p>
     <w:p>
@@ -33213,7 +34008,95 @@
           <w:sz w:val="28"/>
           <w:szCs w:val="28"/>
         </w:rPr>
-        <w:t>Chọn tạm ngừng / tiếp tục</w:t>
+        <w:t>Kiểm tra trạng thái hoạt động</w:t>
+      </w:r>
+    </w:p>
+    <w:p>
+      <w:pPr>
+        <w:pStyle w:val="ListParagraph"/>
+        <w:numPr>
+          <w:ilvl w:val="2"/>
+          <w:numId w:val="15"/>
+        </w:numPr>
+        <w:rPr>
+          <w:rFonts w:ascii="Arial" w:hAnsi="Arial" w:cs="Arial"/>
+          <w:sz w:val="28"/>
+          <w:szCs w:val="28"/>
+        </w:rPr>
+      </w:pPr>
+      <w:r>
+        <w:rPr>
+          <w:rFonts w:ascii="Arial" w:hAnsi="Arial" w:cs="Arial"/>
+          <w:sz w:val="28"/>
+          <w:szCs w:val="28"/>
+        </w:rPr>
+        <w:t>Nếu tạm ngừng</w:t>
+      </w:r>
+    </w:p>
+    <w:p>
+      <w:pPr>
+        <w:pStyle w:val="ListParagraph"/>
+        <w:numPr>
+          <w:ilvl w:val="3"/>
+          <w:numId w:val="15"/>
+        </w:numPr>
+        <w:rPr>
+          <w:rFonts w:ascii="Arial" w:hAnsi="Arial" w:cs="Arial"/>
+          <w:sz w:val="28"/>
+          <w:szCs w:val="28"/>
+        </w:rPr>
+      </w:pPr>
+      <w:r>
+        <w:rPr>
+          <w:rFonts w:ascii="Arial" w:hAnsi="Arial" w:cs="Arial"/>
+          <w:sz w:val="28"/>
+          <w:szCs w:val="28"/>
+        </w:rPr>
+        <w:t>Vô hiệu hóa Scheduler</w:t>
+      </w:r>
+    </w:p>
+    <w:p>
+      <w:pPr>
+        <w:pStyle w:val="ListParagraph"/>
+        <w:numPr>
+          <w:ilvl w:val="2"/>
+          <w:numId w:val="15"/>
+        </w:numPr>
+        <w:rPr>
+          <w:rFonts w:ascii="Arial" w:hAnsi="Arial" w:cs="Arial"/>
+          <w:sz w:val="28"/>
+          <w:szCs w:val="28"/>
+        </w:rPr>
+      </w:pPr>
+      <w:r>
+        <w:rPr>
+          <w:rFonts w:ascii="Arial" w:hAnsi="Arial" w:cs="Arial"/>
+          <w:sz w:val="28"/>
+          <w:szCs w:val="28"/>
+        </w:rPr>
+        <w:t>Nếu tiếp tục</w:t>
+      </w:r>
+    </w:p>
+    <w:p>
+      <w:pPr>
+        <w:pStyle w:val="ListParagraph"/>
+        <w:numPr>
+          <w:ilvl w:val="3"/>
+          <w:numId w:val="15"/>
+        </w:numPr>
+        <w:rPr>
+          <w:rFonts w:ascii="Arial" w:hAnsi="Arial" w:cs="Arial"/>
+          <w:sz w:val="28"/>
+          <w:szCs w:val="28"/>
+        </w:rPr>
+      </w:pPr>
+      <w:r>
+        <w:rPr>
+          <w:rFonts w:ascii="Arial" w:hAnsi="Arial" w:cs="Arial"/>
+          <w:sz w:val="28"/>
+          <w:szCs w:val="28"/>
+        </w:rPr>
+        <w:t>Kích hoạt Scheduler</w:t>
       </w:r>
     </w:p>
     <w:p>
@@ -33235,7 +34118,7 @@
           <w:sz w:val="28"/>
           <w:szCs w:val="28"/>
         </w:rPr>
-        <w:t>Chọn chu kỳ giao dịch</w:t>
+        <w:t>Kiểm tra các kỳ thanh toán đang chờ xử lý</w:t>
       </w:r>
     </w:p>
     <w:p>
@@ -33257,117 +34140,51 @@
           <w:sz w:val="28"/>
           <w:szCs w:val="28"/>
         </w:rPr>
-        <w:t>Ngày</w:t>
-      </w:r>
-    </w:p>
-    <w:p>
-      <w:pPr>
-        <w:pStyle w:val="ListParagraph"/>
-        <w:numPr>
-          <w:ilvl w:val="2"/>
-          <w:numId w:val="15"/>
-        </w:numPr>
-        <w:rPr>
-          <w:rFonts w:ascii="Arial" w:hAnsi="Arial" w:cs="Arial"/>
-          <w:sz w:val="28"/>
-          <w:szCs w:val="28"/>
-        </w:rPr>
-      </w:pPr>
-      <w:r>
-        <w:rPr>
-          <w:rFonts w:ascii="Arial" w:hAnsi="Arial" w:cs="Arial"/>
-          <w:sz w:val="28"/>
-          <w:szCs w:val="28"/>
-        </w:rPr>
-        <w:t>Tuần</w:t>
-      </w:r>
-    </w:p>
-    <w:p>
-      <w:pPr>
-        <w:pStyle w:val="ListParagraph"/>
-        <w:numPr>
-          <w:ilvl w:val="2"/>
-          <w:numId w:val="15"/>
-        </w:numPr>
-        <w:rPr>
-          <w:rFonts w:ascii="Arial" w:hAnsi="Arial" w:cs="Arial"/>
-          <w:sz w:val="28"/>
-          <w:szCs w:val="28"/>
-        </w:rPr>
-      </w:pPr>
-      <w:r>
-        <w:rPr>
-          <w:rFonts w:ascii="Arial" w:hAnsi="Arial" w:cs="Arial"/>
-          <w:sz w:val="28"/>
-          <w:szCs w:val="28"/>
-        </w:rPr>
-        <w:t>Tháng</w:t>
-      </w:r>
-    </w:p>
-    <w:p>
-      <w:pPr>
-        <w:pStyle w:val="ListParagraph"/>
-        <w:numPr>
-          <w:ilvl w:val="2"/>
-          <w:numId w:val="15"/>
-        </w:numPr>
-        <w:rPr>
-          <w:rFonts w:ascii="Arial" w:hAnsi="Arial" w:cs="Arial"/>
-          <w:sz w:val="28"/>
-          <w:szCs w:val="28"/>
-        </w:rPr>
-      </w:pPr>
-      <w:r>
-        <w:rPr>
-          <w:rFonts w:ascii="Arial" w:hAnsi="Arial" w:cs="Arial"/>
-          <w:sz w:val="28"/>
-          <w:szCs w:val="28"/>
-        </w:rPr>
-        <w:t>Năm</w:t>
-      </w:r>
-    </w:p>
-    <w:p>
-      <w:pPr>
-        <w:pStyle w:val="ListParagraph"/>
-        <w:numPr>
-          <w:ilvl w:val="2"/>
-          <w:numId w:val="15"/>
-        </w:numPr>
-        <w:rPr>
-          <w:rFonts w:ascii="Arial" w:hAnsi="Arial" w:cs="Arial"/>
-          <w:sz w:val="28"/>
-          <w:szCs w:val="28"/>
-        </w:rPr>
-      </w:pPr>
-      <w:r>
-        <w:rPr>
-          <w:rFonts w:ascii="Arial" w:hAnsi="Arial" w:cs="Arial"/>
-          <w:sz w:val="28"/>
-          <w:szCs w:val="28"/>
-        </w:rPr>
-        <w:t>Chưa thiết lập</w:t>
-      </w:r>
-    </w:p>
-    <w:p>
-      <w:pPr>
-        <w:pStyle w:val="ListParagraph"/>
-        <w:numPr>
-          <w:ilvl w:val="1"/>
-          <w:numId w:val="15"/>
-        </w:numPr>
-        <w:rPr>
-          <w:rFonts w:ascii="Arial" w:hAnsi="Arial" w:cs="Arial"/>
-          <w:sz w:val="28"/>
-          <w:szCs w:val="28"/>
-        </w:rPr>
-      </w:pPr>
-      <w:r>
-        <w:rPr>
-          <w:rFonts w:ascii="Arial" w:hAnsi="Arial" w:cs="Arial"/>
-          <w:sz w:val="28"/>
-          <w:szCs w:val="28"/>
-        </w:rPr>
-        <w:t>Nhập ghi chú</w:t>
+        <w:t>Nếu tồn tại</w:t>
+      </w:r>
+    </w:p>
+    <w:p>
+      <w:pPr>
+        <w:pStyle w:val="ListParagraph"/>
+        <w:numPr>
+          <w:ilvl w:val="3"/>
+          <w:numId w:val="15"/>
+        </w:numPr>
+        <w:rPr>
+          <w:rFonts w:ascii="Arial" w:hAnsi="Arial" w:cs="Arial"/>
+          <w:sz w:val="28"/>
+          <w:szCs w:val="28"/>
+        </w:rPr>
+      </w:pPr>
+      <w:r>
+        <w:rPr>
+          <w:rFonts w:ascii="Arial" w:hAnsi="Arial" w:cs="Arial"/>
+          <w:sz w:val="28"/>
+          <w:szCs w:val="28"/>
+        </w:rPr>
+        <w:t>Giữ nguyên dữ liệu của các kỳ đã phát sinh</w:t>
+      </w:r>
+    </w:p>
+    <w:p>
+      <w:pPr>
+        <w:pStyle w:val="ListParagraph"/>
+        <w:numPr>
+          <w:ilvl w:val="3"/>
+          <w:numId w:val="15"/>
+        </w:numPr>
+        <w:rPr>
+          <w:rFonts w:ascii="Arial" w:hAnsi="Arial" w:cs="Arial"/>
+          <w:sz w:val="28"/>
+          <w:szCs w:val="28"/>
+        </w:rPr>
+      </w:pPr>
+      <w:r>
+        <w:rPr>
+          <w:rFonts w:ascii="Arial" w:hAnsi="Arial" w:cs="Arial"/>
+          <w:sz w:val="28"/>
+          <w:szCs w:val="28"/>
+        </w:rPr>
+        <w:t>Áp dụng cấu hình mới cho các kỳ tương lai</w:t>
       </w:r>
     </w:p>
     <w:p>
@@ -33389,624 +34206,7 @@
           <w:sz w:val="28"/>
           <w:szCs w:val="28"/>
         </w:rPr>
-        <w:t>Xác thực dữ liệu đầu vào cho cập nhật</w:t>
-      </w:r>
-    </w:p>
-    <w:p>
-      <w:pPr>
-        <w:pStyle w:val="ListParagraph"/>
-        <w:numPr>
-          <w:ilvl w:val="1"/>
-          <w:numId w:val="15"/>
-        </w:numPr>
-        <w:rPr>
-          <w:rFonts w:ascii="Arial" w:hAnsi="Arial" w:cs="Arial"/>
-          <w:sz w:val="28"/>
-          <w:szCs w:val="28"/>
-        </w:rPr>
-      </w:pPr>
-      <w:r>
-        <w:rPr>
-          <w:rFonts w:ascii="Arial" w:hAnsi="Arial" w:cs="Arial"/>
-          <w:sz w:val="28"/>
-          <w:szCs w:val="28"/>
-        </w:rPr>
-        <w:t>Kiểm tra tên chi phí cố định</w:t>
-      </w:r>
-    </w:p>
-    <w:p>
-      <w:pPr>
-        <w:pStyle w:val="ListParagraph"/>
-        <w:numPr>
-          <w:ilvl w:val="2"/>
-          <w:numId w:val="15"/>
-        </w:numPr>
-        <w:rPr>
-          <w:rFonts w:ascii="Arial" w:hAnsi="Arial" w:cs="Arial"/>
-          <w:sz w:val="28"/>
-          <w:szCs w:val="28"/>
-        </w:rPr>
-      </w:pPr>
-      <w:r>
-        <w:rPr>
-          <w:rFonts w:ascii="Arial" w:hAnsi="Arial" w:cs="Arial"/>
-          <w:sz w:val="28"/>
-          <w:szCs w:val="28"/>
-        </w:rPr>
-        <w:t>Người dùng nhập tên</w:t>
-      </w:r>
-    </w:p>
-    <w:p>
-      <w:pPr>
-        <w:pStyle w:val="ListParagraph"/>
-        <w:numPr>
-          <w:ilvl w:val="3"/>
-          <w:numId w:val="15"/>
-        </w:numPr>
-        <w:rPr>
-          <w:rFonts w:ascii="Arial" w:hAnsi="Arial" w:cs="Arial"/>
-          <w:sz w:val="28"/>
-          <w:szCs w:val="28"/>
-        </w:rPr>
-      </w:pPr>
-      <w:r>
-        <w:rPr>
-          <w:rFonts w:ascii="Arial" w:hAnsi="Arial" w:cs="Arial"/>
-          <w:sz w:val="28"/>
-          <w:szCs w:val="28"/>
-        </w:rPr>
-        <w:t>Tên không được vượt quá 100 ký tự</w:t>
-      </w:r>
-    </w:p>
-    <w:p>
-      <w:pPr>
-        <w:pStyle w:val="ListParagraph"/>
-        <w:numPr>
-          <w:ilvl w:val="2"/>
-          <w:numId w:val="15"/>
-        </w:numPr>
-        <w:rPr>
-          <w:rFonts w:ascii="Arial" w:hAnsi="Arial" w:cs="Arial"/>
-          <w:sz w:val="28"/>
-          <w:szCs w:val="28"/>
-        </w:rPr>
-      </w:pPr>
-      <w:r>
-        <w:rPr>
-          <w:rFonts w:ascii="Arial" w:hAnsi="Arial" w:cs="Arial"/>
-          <w:sz w:val="28"/>
-          <w:szCs w:val="28"/>
-        </w:rPr>
-        <w:t>Người dùng chưa nhập tên</w:t>
-      </w:r>
-    </w:p>
-    <w:p>
-      <w:pPr>
-        <w:pStyle w:val="ListParagraph"/>
-        <w:numPr>
-          <w:ilvl w:val="3"/>
-          <w:numId w:val="15"/>
-        </w:numPr>
-        <w:rPr>
-          <w:rFonts w:ascii="Arial" w:hAnsi="Arial" w:cs="Arial"/>
-          <w:sz w:val="28"/>
-          <w:szCs w:val="28"/>
-        </w:rPr>
-      </w:pPr>
-      <w:r>
-        <w:rPr>
-          <w:rFonts w:ascii="Arial" w:hAnsi="Arial" w:cs="Arial"/>
-          <w:sz w:val="28"/>
-          <w:szCs w:val="28"/>
-        </w:rPr>
-        <w:t>Hệ thống khởi tạo tên theo mẫu</w:t>
-      </w:r>
-    </w:p>
-    <w:p>
-      <w:pPr>
-        <w:pStyle w:val="ListParagraph"/>
-        <w:numPr>
-          <w:ilvl w:val="4"/>
-          <w:numId w:val="15"/>
-        </w:numPr>
-        <w:rPr>
-          <w:rFonts w:ascii="Arial" w:hAnsi="Arial" w:cs="Arial"/>
-          <w:sz w:val="28"/>
-          <w:szCs w:val="28"/>
-        </w:rPr>
-      </w:pPr>
-      <w:r>
-        <w:rPr>
-          <w:rFonts w:ascii="Arial" w:hAnsi="Arial" w:cs="Arial"/>
-          <w:sz w:val="28"/>
-          <w:szCs w:val="28"/>
-        </w:rPr>
-        <w:t>Giao Dịch Định Kỳ &lt;num&gt;</w:t>
-      </w:r>
-    </w:p>
-    <w:p>
-      <w:pPr>
-        <w:pStyle w:val="ListParagraph"/>
-        <w:numPr>
-          <w:ilvl w:val="1"/>
-          <w:numId w:val="15"/>
-        </w:numPr>
-        <w:rPr>
-          <w:rFonts w:ascii="Arial" w:hAnsi="Arial" w:cs="Arial"/>
-          <w:sz w:val="28"/>
-          <w:szCs w:val="28"/>
-        </w:rPr>
-      </w:pPr>
-      <w:r>
-        <w:rPr>
-          <w:rFonts w:ascii="Arial" w:hAnsi="Arial" w:cs="Arial"/>
-          <w:sz w:val="28"/>
-          <w:szCs w:val="28"/>
-        </w:rPr>
-        <w:t>Kiểm tra chu kỳ giao dịch</w:t>
-      </w:r>
-    </w:p>
-    <w:p>
-      <w:pPr>
-        <w:pStyle w:val="ListParagraph"/>
-        <w:numPr>
-          <w:ilvl w:val="2"/>
-          <w:numId w:val="15"/>
-        </w:numPr>
-        <w:rPr>
-          <w:rFonts w:ascii="Arial" w:hAnsi="Arial" w:cs="Arial"/>
-          <w:sz w:val="28"/>
-          <w:szCs w:val="28"/>
-        </w:rPr>
-      </w:pPr>
-      <w:r>
-        <w:rPr>
-          <w:rFonts w:ascii="Arial" w:hAnsi="Arial" w:cs="Arial"/>
-          <w:sz w:val="28"/>
-          <w:szCs w:val="28"/>
-        </w:rPr>
-        <w:t>Nếu đã chọn một chu kỳ giao dịch có chu kỳ</w:t>
-      </w:r>
-    </w:p>
-    <w:p>
-      <w:pPr>
-        <w:pStyle w:val="ListParagraph"/>
-        <w:numPr>
-          <w:ilvl w:val="3"/>
-          <w:numId w:val="15"/>
-        </w:numPr>
-        <w:rPr>
-          <w:rFonts w:ascii="Arial" w:hAnsi="Arial" w:cs="Arial"/>
-          <w:sz w:val="28"/>
-          <w:szCs w:val="28"/>
-        </w:rPr>
-      </w:pPr>
-      <w:r>
-        <w:rPr>
-          <w:rFonts w:ascii="Arial" w:hAnsi="Arial" w:cs="Arial"/>
-          <w:sz w:val="28"/>
-          <w:szCs w:val="28"/>
-        </w:rPr>
-        <w:t>Đánh dấu vào Scheduler</w:t>
-      </w:r>
-    </w:p>
-    <w:p>
-      <w:pPr>
-        <w:pStyle w:val="ListParagraph"/>
-        <w:numPr>
-          <w:ilvl w:val="2"/>
-          <w:numId w:val="15"/>
-        </w:numPr>
-        <w:rPr>
-          <w:rFonts w:ascii="Arial" w:hAnsi="Arial" w:cs="Arial"/>
-          <w:sz w:val="28"/>
-          <w:szCs w:val="28"/>
-        </w:rPr>
-      </w:pPr>
-      <w:r>
-        <w:rPr>
-          <w:rFonts w:ascii="Arial" w:hAnsi="Arial" w:cs="Arial"/>
-          <w:sz w:val="28"/>
-          <w:szCs w:val="28"/>
-        </w:rPr>
-        <w:t>Nếu chưa chọn chu kỳ</w:t>
-      </w:r>
-    </w:p>
-    <w:p>
-      <w:pPr>
-        <w:pStyle w:val="ListParagraph"/>
-        <w:numPr>
-          <w:ilvl w:val="3"/>
-          <w:numId w:val="15"/>
-        </w:numPr>
-        <w:rPr>
-          <w:rFonts w:ascii="Arial" w:hAnsi="Arial" w:cs="Arial"/>
-          <w:sz w:val="28"/>
-          <w:szCs w:val="28"/>
-        </w:rPr>
-      </w:pPr>
-      <w:r>
-        <w:rPr>
-          <w:rFonts w:ascii="Arial" w:hAnsi="Arial" w:cs="Arial"/>
-          <w:sz w:val="28"/>
-          <w:szCs w:val="28"/>
-        </w:rPr>
-        <w:t>Hệ thống thiết lập chu kỳ mặc định thành “Chưa thiết lập”</w:t>
-      </w:r>
-    </w:p>
-    <w:p>
-      <w:pPr>
-        <w:pStyle w:val="ListParagraph"/>
-        <w:numPr>
-          <w:ilvl w:val="1"/>
-          <w:numId w:val="15"/>
-        </w:numPr>
-        <w:rPr>
-          <w:rFonts w:ascii="Arial" w:hAnsi="Arial" w:cs="Arial"/>
-          <w:sz w:val="28"/>
-          <w:szCs w:val="28"/>
-        </w:rPr>
-      </w:pPr>
-      <w:r>
-        <w:rPr>
-          <w:rFonts w:ascii="Arial" w:hAnsi="Arial" w:cs="Arial"/>
-          <w:sz w:val="28"/>
-          <w:szCs w:val="28"/>
-        </w:rPr>
-        <w:lastRenderedPageBreak/>
-        <w:t>Kiểm tra chế độ giao dịch</w:t>
-      </w:r>
-    </w:p>
-    <w:p>
-      <w:pPr>
-        <w:pStyle w:val="ListParagraph"/>
-        <w:numPr>
-          <w:ilvl w:val="2"/>
-          <w:numId w:val="15"/>
-        </w:numPr>
-        <w:rPr>
-          <w:rFonts w:ascii="Arial" w:hAnsi="Arial" w:cs="Arial"/>
-          <w:sz w:val="28"/>
-          <w:szCs w:val="28"/>
-        </w:rPr>
-      </w:pPr>
-      <w:r>
-        <w:rPr>
-          <w:rFonts w:ascii="Arial" w:hAnsi="Arial" w:cs="Arial"/>
-          <w:sz w:val="28"/>
-          <w:szCs w:val="28"/>
-        </w:rPr>
-        <w:t>Nếu thủ công</w:t>
-      </w:r>
-    </w:p>
-    <w:p>
-      <w:pPr>
-        <w:pStyle w:val="ListParagraph"/>
-        <w:numPr>
-          <w:ilvl w:val="3"/>
-          <w:numId w:val="15"/>
-        </w:numPr>
-        <w:rPr>
-          <w:rFonts w:ascii="Arial" w:hAnsi="Arial" w:cs="Arial"/>
-          <w:sz w:val="28"/>
-          <w:szCs w:val="28"/>
-        </w:rPr>
-      </w:pPr>
-      <w:r>
-        <w:rPr>
-          <w:rFonts w:ascii="Arial" w:hAnsi="Arial" w:cs="Arial"/>
-          <w:sz w:val="28"/>
-          <w:szCs w:val="28"/>
-        </w:rPr>
-        <w:t>Đánh dấu thủ công</w:t>
-      </w:r>
-    </w:p>
-    <w:p>
-      <w:pPr>
-        <w:pStyle w:val="ListParagraph"/>
-        <w:numPr>
-          <w:ilvl w:val="2"/>
-          <w:numId w:val="15"/>
-        </w:numPr>
-        <w:rPr>
-          <w:rFonts w:ascii="Arial" w:hAnsi="Arial" w:cs="Arial"/>
-          <w:sz w:val="28"/>
-          <w:szCs w:val="28"/>
-        </w:rPr>
-      </w:pPr>
-      <w:r>
-        <w:rPr>
-          <w:rFonts w:ascii="Arial" w:hAnsi="Arial" w:cs="Arial"/>
-          <w:sz w:val="28"/>
-          <w:szCs w:val="28"/>
-        </w:rPr>
-        <w:t>Nếu tự động</w:t>
-      </w:r>
-    </w:p>
-    <w:p>
-      <w:pPr>
-        <w:pStyle w:val="ListParagraph"/>
-        <w:numPr>
-          <w:ilvl w:val="3"/>
-          <w:numId w:val="15"/>
-        </w:numPr>
-        <w:rPr>
-          <w:rFonts w:ascii="Arial" w:hAnsi="Arial" w:cs="Arial"/>
-          <w:sz w:val="28"/>
-          <w:szCs w:val="28"/>
-        </w:rPr>
-      </w:pPr>
-      <w:r>
-        <w:rPr>
-          <w:rFonts w:ascii="Arial" w:hAnsi="Arial" w:cs="Arial"/>
-          <w:sz w:val="28"/>
-          <w:szCs w:val="28"/>
-        </w:rPr>
-        <w:t>Đánh dấu theo các lựa chọn cũ</w:t>
-      </w:r>
-    </w:p>
-    <w:p>
-      <w:pPr>
-        <w:pStyle w:val="ListParagraph"/>
-        <w:numPr>
-          <w:ilvl w:val="3"/>
-          <w:numId w:val="15"/>
-        </w:numPr>
-        <w:rPr>
-          <w:rFonts w:ascii="Arial" w:hAnsi="Arial" w:cs="Arial"/>
-          <w:sz w:val="28"/>
-          <w:szCs w:val="28"/>
-        </w:rPr>
-      </w:pPr>
-      <w:r>
-        <w:rPr>
-          <w:rFonts w:ascii="Arial" w:hAnsi="Arial" w:cs="Arial"/>
-          <w:sz w:val="28"/>
-          <w:szCs w:val="28"/>
-        </w:rPr>
-        <w:t>Đánh dấu theo lựa chọn mới</w:t>
-      </w:r>
-    </w:p>
-    <w:p>
-      <w:pPr>
-        <w:pStyle w:val="ListParagraph"/>
-        <w:numPr>
-          <w:ilvl w:val="4"/>
-          <w:numId w:val="15"/>
-        </w:numPr>
-        <w:rPr>
-          <w:rFonts w:ascii="Arial" w:hAnsi="Arial" w:cs="Arial"/>
-          <w:sz w:val="28"/>
-          <w:szCs w:val="28"/>
-        </w:rPr>
-      </w:pPr>
-      <w:r>
-        <w:rPr>
-          <w:rFonts w:ascii="Arial" w:hAnsi="Arial" w:cs="Arial"/>
-          <w:sz w:val="28"/>
-          <w:szCs w:val="28"/>
-        </w:rPr>
-        <w:t>Kiểm tra nguồn tiền có tồn tại và còn hoạt động</w:t>
-      </w:r>
-    </w:p>
-    <w:p>
-      <w:pPr>
-        <w:pStyle w:val="ListParagraph"/>
-        <w:numPr>
-          <w:ilvl w:val="4"/>
-          <w:numId w:val="15"/>
-        </w:numPr>
-        <w:rPr>
-          <w:rFonts w:ascii="Arial" w:hAnsi="Arial" w:cs="Arial"/>
-          <w:sz w:val="28"/>
-          <w:szCs w:val="28"/>
-        </w:rPr>
-      </w:pPr>
-      <w:r>
-        <w:rPr>
-          <w:rFonts w:ascii="Arial" w:hAnsi="Arial" w:cs="Arial"/>
-          <w:sz w:val="28"/>
-          <w:szCs w:val="28"/>
-        </w:rPr>
-        <w:t>Kiểm tra ngân sách có tồn tại và còn hoạt động</w:t>
-      </w:r>
-    </w:p>
-    <w:p>
-      <w:pPr>
-        <w:pStyle w:val="ListParagraph"/>
-        <w:numPr>
-          <w:ilvl w:val="4"/>
-          <w:numId w:val="15"/>
-        </w:numPr>
-        <w:rPr>
-          <w:rFonts w:ascii="Arial" w:hAnsi="Arial" w:cs="Arial"/>
-          <w:sz w:val="28"/>
-          <w:szCs w:val="28"/>
-        </w:rPr>
-      </w:pPr>
-      <w:r>
-        <w:rPr>
-          <w:rFonts w:ascii="Arial" w:hAnsi="Arial" w:cs="Arial"/>
-          <w:sz w:val="28"/>
-          <w:szCs w:val="28"/>
-        </w:rPr>
-        <w:t>Kiểm tra danh mục chi tiêu có tồn tại và còn hoạt động</w:t>
-      </w:r>
-    </w:p>
-    <w:p>
-      <w:pPr>
-        <w:pStyle w:val="ListParagraph"/>
-        <w:numPr>
-          <w:ilvl w:val="1"/>
-          <w:numId w:val="15"/>
-        </w:numPr>
-        <w:rPr>
-          <w:rFonts w:ascii="Arial" w:hAnsi="Arial" w:cs="Arial"/>
-          <w:sz w:val="28"/>
-          <w:szCs w:val="28"/>
-        </w:rPr>
-      </w:pPr>
-      <w:r>
-        <w:rPr>
-          <w:rFonts w:ascii="Arial" w:hAnsi="Arial" w:cs="Arial"/>
-          <w:sz w:val="28"/>
-          <w:szCs w:val="28"/>
-        </w:rPr>
-        <w:t>Kiểm tra lựa chọn hoạt đông</w:t>
-      </w:r>
-    </w:p>
-    <w:p>
-      <w:pPr>
-        <w:pStyle w:val="ListParagraph"/>
-        <w:numPr>
-          <w:ilvl w:val="2"/>
-          <w:numId w:val="15"/>
-        </w:numPr>
-        <w:rPr>
-          <w:rFonts w:ascii="Arial" w:hAnsi="Arial" w:cs="Arial"/>
-          <w:sz w:val="28"/>
-          <w:szCs w:val="28"/>
-        </w:rPr>
-      </w:pPr>
-      <w:r>
-        <w:rPr>
-          <w:rFonts w:ascii="Arial" w:hAnsi="Arial" w:cs="Arial"/>
-          <w:sz w:val="28"/>
-          <w:szCs w:val="28"/>
-        </w:rPr>
-        <w:t>Nếu tiếp tục</w:t>
-      </w:r>
-    </w:p>
-    <w:p>
-      <w:pPr>
-        <w:pStyle w:val="ListParagraph"/>
-        <w:numPr>
-          <w:ilvl w:val="3"/>
-          <w:numId w:val="15"/>
-        </w:numPr>
-        <w:rPr>
-          <w:rFonts w:ascii="Arial" w:hAnsi="Arial" w:cs="Arial"/>
-          <w:sz w:val="28"/>
-          <w:szCs w:val="28"/>
-        </w:rPr>
-      </w:pPr>
-      <w:r>
-        <w:rPr>
-          <w:rFonts w:ascii="Arial" w:hAnsi="Arial" w:cs="Arial"/>
-          <w:sz w:val="28"/>
-          <w:szCs w:val="28"/>
-        </w:rPr>
-        <w:t>Đánh dấu vào Schedular</w:t>
-      </w:r>
-    </w:p>
-    <w:p>
-      <w:pPr>
-        <w:pStyle w:val="ListParagraph"/>
-        <w:numPr>
-          <w:ilvl w:val="2"/>
-          <w:numId w:val="15"/>
-        </w:numPr>
-        <w:rPr>
-          <w:rFonts w:ascii="Arial" w:hAnsi="Arial" w:cs="Arial"/>
-          <w:sz w:val="28"/>
-          <w:szCs w:val="28"/>
-        </w:rPr>
-      </w:pPr>
-      <w:r>
-        <w:rPr>
-          <w:rFonts w:ascii="Arial" w:hAnsi="Arial" w:cs="Arial"/>
-          <w:sz w:val="28"/>
-          <w:szCs w:val="28"/>
-        </w:rPr>
-        <w:t>Nếu tạm ngưng</w:t>
-      </w:r>
-    </w:p>
-    <w:p>
-      <w:pPr>
-        <w:pStyle w:val="ListParagraph"/>
-        <w:numPr>
-          <w:ilvl w:val="3"/>
-          <w:numId w:val="15"/>
-        </w:numPr>
-        <w:rPr>
-          <w:rFonts w:ascii="Arial" w:hAnsi="Arial" w:cs="Arial"/>
-          <w:sz w:val="28"/>
-          <w:szCs w:val="28"/>
-        </w:rPr>
-      </w:pPr>
-      <w:r>
-        <w:rPr>
-          <w:rFonts w:ascii="Arial" w:hAnsi="Arial" w:cs="Arial"/>
-          <w:sz w:val="28"/>
-          <w:szCs w:val="28"/>
-        </w:rPr>
-        <w:t>Chuyển chu kỳ sang chưa thiết lập</w:t>
-      </w:r>
-    </w:p>
-    <w:p>
-      <w:pPr>
-        <w:pStyle w:val="ListParagraph"/>
-        <w:numPr>
-          <w:ilvl w:val="3"/>
-          <w:numId w:val="15"/>
-        </w:numPr>
-        <w:rPr>
-          <w:rFonts w:ascii="Arial" w:hAnsi="Arial" w:cs="Arial"/>
-          <w:sz w:val="28"/>
-          <w:szCs w:val="28"/>
-        </w:rPr>
-      </w:pPr>
-      <w:r>
-        <w:rPr>
-          <w:rFonts w:ascii="Arial" w:hAnsi="Arial" w:cs="Arial"/>
-          <w:sz w:val="28"/>
-          <w:szCs w:val="28"/>
-        </w:rPr>
-        <w:t>Bỏ đánh dấu khỏi Schedular</w:t>
-      </w:r>
-    </w:p>
-    <w:p>
-      <w:pPr>
-        <w:pStyle w:val="ListParagraph"/>
-        <w:numPr>
-          <w:ilvl w:val="1"/>
-          <w:numId w:val="15"/>
-        </w:numPr>
-        <w:rPr>
-          <w:rFonts w:ascii="Arial" w:hAnsi="Arial" w:cs="Arial"/>
-          <w:sz w:val="28"/>
-          <w:szCs w:val="28"/>
-        </w:rPr>
-      </w:pPr>
-      <w:r>
-        <w:rPr>
-          <w:rFonts w:ascii="Arial" w:hAnsi="Arial" w:cs="Arial"/>
-          <w:sz w:val="28"/>
-          <w:szCs w:val="28"/>
-        </w:rPr>
-        <w:t>Kiểm tra ghi chú</w:t>
-      </w:r>
-    </w:p>
-    <w:p>
-      <w:pPr>
-        <w:pStyle w:val="ListParagraph"/>
-        <w:numPr>
-          <w:ilvl w:val="2"/>
-          <w:numId w:val="15"/>
-        </w:numPr>
-        <w:rPr>
-          <w:rFonts w:ascii="Arial" w:hAnsi="Arial" w:cs="Arial"/>
-          <w:sz w:val="28"/>
-          <w:szCs w:val="28"/>
-        </w:rPr>
-      </w:pPr>
-      <w:r>
-        <w:rPr>
-          <w:rFonts w:ascii="Arial" w:hAnsi="Arial" w:cs="Arial"/>
-          <w:sz w:val="28"/>
-          <w:szCs w:val="28"/>
-        </w:rPr>
-        <w:t>Ghi chú không được vượt quá 600 ký tự</w:t>
+        <w:t>Cập nhật chi phí cố định</w:t>
       </w:r>
     </w:p>
     <w:p>
@@ -34028,7 +34228,7 @@
           <w:sz w:val="28"/>
           <w:szCs w:val="28"/>
         </w:rPr>
-        <w:t>Cập nhật dữ liệu mới của chi phí cố định vào schedular</w:t>
+        <w:t>Đồng bộ cấu hình scheduler</w:t>
       </w:r>
     </w:p>
     <w:p>
@@ -34072,12 +34272,33 @@
           <w:sz w:val="28"/>
           <w:szCs w:val="28"/>
         </w:rPr>
+        <w:t>Cập nhật dữ liệu hiển thị liên quan</w:t>
+      </w:r>
+    </w:p>
+    <w:p>
+      <w:pPr>
+        <w:pStyle w:val="ListParagraph"/>
+        <w:numPr>
+          <w:ilvl w:val="0"/>
+          <w:numId w:val="15"/>
+        </w:numPr>
+        <w:rPr>
+          <w:rFonts w:ascii="Arial" w:hAnsi="Arial" w:cs="Arial"/>
+          <w:sz w:val="28"/>
+          <w:szCs w:val="28"/>
+        </w:rPr>
+      </w:pPr>
+      <w:r>
+        <w:rPr>
+          <w:rFonts w:ascii="Arial" w:hAnsi="Arial" w:cs="Arial"/>
+          <w:sz w:val="28"/>
+          <w:szCs w:val="28"/>
+        </w:rPr>
         <w:t>Thông báo cập nhật thành công</w:t>
       </w:r>
     </w:p>
     <w:p>
       <w:pPr>
-        <w:ind w:left="720"/>
         <w:rPr>
           <w:rFonts w:ascii="Arial" w:hAnsi="Arial" w:cs="Arial"/>
           <w:sz w:val="28"/>
@@ -34140,131 +34361,52 @@
           <w:sz w:val="28"/>
           <w:szCs w:val="28"/>
         </w:rPr>
-        <w:t>1. Quy trình Xem Báo Cáo Thống kê</w:t>
-      </w:r>
-      <w:r>
-        <w:rPr>
-          <w:rFonts w:ascii="Arial" w:hAnsi="Arial" w:cs="Arial"/>
-          <w:b/>
-          <w:bCs/>
-          <w:sz w:val="28"/>
-          <w:szCs w:val="28"/>
-        </w:rPr>
-        <w:t xml:space="preserve"> - chi tiết sau</w:t>
-      </w:r>
-    </w:p>
-    <w:p>
-      <w:pPr>
-        <w:pStyle w:val="ListParagraph"/>
-        <w:numPr>
-          <w:ilvl w:val="0"/>
-          <w:numId w:val="15"/>
-        </w:numPr>
-        <w:rPr>
-          <w:rFonts w:ascii="Arial" w:hAnsi="Arial" w:cs="Arial"/>
-          <w:sz w:val="28"/>
-          <w:szCs w:val="28"/>
-        </w:rPr>
-      </w:pPr>
-      <w:r>
-        <w:rPr>
-          <w:rFonts w:ascii="Arial" w:hAnsi="Arial" w:cs="Arial"/>
-          <w:sz w:val="28"/>
-          <w:szCs w:val="28"/>
-        </w:rPr>
-        <w:t>Chọn khoảng thời gian</w:t>
-      </w:r>
-    </w:p>
-    <w:p>
-      <w:pPr>
-        <w:pStyle w:val="ListParagraph"/>
-        <w:numPr>
-          <w:ilvl w:val="0"/>
-          <w:numId w:val="15"/>
-        </w:numPr>
-        <w:rPr>
-          <w:rFonts w:ascii="Arial" w:hAnsi="Arial" w:cs="Arial"/>
-          <w:sz w:val="28"/>
-          <w:szCs w:val="28"/>
-        </w:rPr>
-      </w:pPr>
-      <w:r>
-        <w:rPr>
-          <w:rFonts w:ascii="Arial" w:hAnsi="Arial" w:cs="Arial"/>
-          <w:sz w:val="28"/>
-          <w:szCs w:val="28"/>
-        </w:rPr>
-        <w:t>Truy vấn dữ liệu</w:t>
-      </w:r>
-    </w:p>
-    <w:p>
-      <w:pPr>
-        <w:pStyle w:val="ListParagraph"/>
-        <w:numPr>
-          <w:ilvl w:val="0"/>
-          <w:numId w:val="15"/>
-        </w:numPr>
-        <w:rPr>
-          <w:rFonts w:ascii="Arial" w:hAnsi="Arial" w:cs="Arial"/>
-          <w:sz w:val="28"/>
-          <w:szCs w:val="28"/>
-        </w:rPr>
-      </w:pPr>
-      <w:r>
-        <w:rPr>
-          <w:rFonts w:ascii="Arial" w:hAnsi="Arial" w:cs="Arial"/>
-          <w:sz w:val="28"/>
-          <w:szCs w:val="28"/>
-        </w:rPr>
-        <w:t>Tính toán</w:t>
-      </w:r>
-    </w:p>
-    <w:p>
-      <w:pPr>
-        <w:pStyle w:val="ListParagraph"/>
-        <w:numPr>
-          <w:ilvl w:val="0"/>
-          <w:numId w:val="15"/>
-        </w:numPr>
-        <w:rPr>
-          <w:rFonts w:ascii="Arial" w:hAnsi="Arial" w:cs="Arial"/>
-          <w:sz w:val="28"/>
-          <w:szCs w:val="28"/>
-        </w:rPr>
-      </w:pPr>
-      <w:r>
-        <w:rPr>
-          <w:rFonts w:ascii="Arial" w:hAnsi="Arial" w:cs="Arial"/>
-          <w:sz w:val="28"/>
-          <w:szCs w:val="28"/>
-        </w:rPr>
-        <w:t>Group dữ liệu</w:t>
-      </w:r>
-    </w:p>
-    <w:p>
-      <w:pPr>
-        <w:pStyle w:val="ListParagraph"/>
-        <w:numPr>
-          <w:ilvl w:val="0"/>
-          <w:numId w:val="15"/>
-        </w:numPr>
-        <w:rPr>
-          <w:rFonts w:ascii="Arial" w:hAnsi="Arial" w:cs="Arial"/>
-          <w:sz w:val="28"/>
-          <w:szCs w:val="28"/>
-        </w:rPr>
-      </w:pPr>
-      <w:r>
-        <w:rPr>
-          <w:rFonts w:ascii="Arial" w:hAnsi="Arial" w:cs="Arial"/>
-          <w:sz w:val="28"/>
-          <w:szCs w:val="28"/>
-        </w:rPr>
-        <w:t>Render biểu đồ, thống kê</w:t>
-      </w:r>
-    </w:p>
-    <w:p>
-      <w:pPr>
+        <w:t xml:space="preserve">1. Quy trình Xem Báo Cáo Thống </w:t>
+      </w:r>
+      <w:r>
+        <w:rPr>
+          <w:rFonts w:ascii="Arial" w:hAnsi="Arial" w:cs="Arial"/>
+          <w:b/>
+          <w:bCs/>
+          <w:sz w:val="28"/>
+          <w:szCs w:val="28"/>
+        </w:rPr>
+        <w:t>Kê Tổng Quan</w:t>
+      </w:r>
+    </w:p>
+    <w:p>
+      <w:pPr>
+        <w:ind w:left="720"/>
+        <w:rPr>
+          <w:rFonts w:ascii="Arial" w:hAnsi="Arial" w:cs="Arial"/>
+          <w:sz w:val="28"/>
+          <w:szCs w:val="28"/>
+        </w:rPr>
+      </w:pPr>
+      <w:r>
+        <w:rPr>
+          <w:rFonts w:ascii="Arial" w:hAnsi="Arial" w:cs="Arial"/>
+          <w:b/>
+          <w:bCs/>
+          <w:sz w:val="28"/>
+          <w:szCs w:val="28"/>
+        </w:rPr>
+        <w:lastRenderedPageBreak/>
+        <w:t>BP-SRP-2. Quy trình Xem</w:t>
+      </w:r>
+    </w:p>
+    <w:p>
+      <w:pPr>
+        <w:rPr>
+          <w:rFonts w:ascii="Arial" w:hAnsi="Arial" w:cs="Arial"/>
+          <w:sz w:val="28"/>
+          <w:szCs w:val="28"/>
+        </w:rPr>
+      </w:pPr>
+    </w:p>
+    <w:p>
+      <w:pPr>
+        <w:ind w:left="720"/>
         <w:rPr>
           <w:rFonts w:ascii="Arial" w:hAnsi="Arial" w:cs="Arial"/>
           <w:sz w:val="28"/>
@@ -34295,7 +34437,6 @@
           <w:sz w:val="28"/>
           <w:szCs w:val="28"/>
         </w:rPr>
-        <w:lastRenderedPageBreak/>
         <w:t xml:space="preserve"> Quy Trình Nghiệp Vụ Cho Sao Lưu Và Khôi Phục</w:t>
       </w:r>
     </w:p>
@@ -34967,7 +35108,6 @@
           <w:sz w:val="28"/>
           <w:szCs w:val="28"/>
         </w:rPr>
-        <w:lastRenderedPageBreak/>
         <w:t>Kiểm tra còn giao dịch trong hệ thống hay không (Sau 30 ngày bị xóa khỏi database)</w:t>
       </w:r>
     </w:p>
@@ -35322,6 +35462,7 @@
           <w:sz w:val="28"/>
           <w:szCs w:val="28"/>
         </w:rPr>
+        <w:lastRenderedPageBreak/>
         <w:drawing>
           <wp:inline distT="0" distB="0" distL="0" distR="0" wp14:anchorId="0B797FB7" wp14:editId="4BAC3F06">
             <wp:extent cx="5943600" cy="3277235"/>
@@ -35399,61 +35540,61 @@
           <w:sz w:val="28"/>
           <w:szCs w:val="28"/>
         </w:rPr>
+        <w:t xml:space="preserve"> Use Case Diagram Phân Rã</w:t>
+      </w:r>
+    </w:p>
+    <w:p>
+      <w:pPr>
+        <w:ind w:left="720"/>
+        <w:rPr>
+          <w:rFonts w:ascii="Arial" w:hAnsi="Arial" w:cs="Arial"/>
+          <w:b/>
+          <w:bCs/>
+          <w:sz w:val="28"/>
+          <w:szCs w:val="28"/>
+        </w:rPr>
+      </w:pPr>
+      <w:r>
+        <w:rPr>
+          <w:rFonts w:ascii="Arial" w:hAnsi="Arial" w:cs="Arial"/>
+          <w:b/>
+          <w:bCs/>
+          <w:sz w:val="28"/>
+          <w:szCs w:val="28"/>
+        </w:rPr>
+        <w:t>UCDD-ACC</w:t>
+      </w:r>
+      <w:r>
+        <w:rPr>
+          <w:rFonts w:ascii="Arial" w:hAnsi="Arial" w:cs="Arial"/>
+          <w:b/>
+          <w:bCs/>
+          <w:sz w:val="28"/>
+          <w:szCs w:val="28"/>
+        </w:rPr>
+        <w:t>.</w:t>
+      </w:r>
+    </w:p>
+    <w:p>
+      <w:pPr>
+        <w:rPr>
+          <w:rFonts w:ascii="Arial" w:hAnsi="Arial" w:cs="Arial"/>
+          <w:b/>
+          <w:bCs/>
+          <w:sz w:val="28"/>
+          <w:szCs w:val="28"/>
+        </w:rPr>
+      </w:pPr>
+      <w:r>
+        <w:rPr>
+          <w:rFonts w:ascii="Arial" w:hAnsi="Arial" w:cs="Arial"/>
+          <w:b/>
+          <w:bCs/>
+          <w:noProof/>
+          <w:sz w:val="28"/>
+          <w:szCs w:val="28"/>
+        </w:rPr>
         <w:lastRenderedPageBreak/>
-        <w:t xml:space="preserve"> Use Case Diagram Phân Rã</w:t>
-      </w:r>
-    </w:p>
-    <w:p>
-      <w:pPr>
-        <w:ind w:left="720"/>
-        <w:rPr>
-          <w:rFonts w:ascii="Arial" w:hAnsi="Arial" w:cs="Arial"/>
-          <w:b/>
-          <w:bCs/>
-          <w:sz w:val="28"/>
-          <w:szCs w:val="28"/>
-        </w:rPr>
-      </w:pPr>
-      <w:r>
-        <w:rPr>
-          <w:rFonts w:ascii="Arial" w:hAnsi="Arial" w:cs="Arial"/>
-          <w:b/>
-          <w:bCs/>
-          <w:sz w:val="28"/>
-          <w:szCs w:val="28"/>
-        </w:rPr>
-        <w:t>UCDD-ACC</w:t>
-      </w:r>
-      <w:r>
-        <w:rPr>
-          <w:rFonts w:ascii="Arial" w:hAnsi="Arial" w:cs="Arial"/>
-          <w:b/>
-          <w:bCs/>
-          <w:sz w:val="28"/>
-          <w:szCs w:val="28"/>
-        </w:rPr>
-        <w:t>.</w:t>
-      </w:r>
-    </w:p>
-    <w:p>
-      <w:pPr>
-        <w:rPr>
-          <w:rFonts w:ascii="Arial" w:hAnsi="Arial" w:cs="Arial"/>
-          <w:b/>
-          <w:bCs/>
-          <w:sz w:val="28"/>
-          <w:szCs w:val="28"/>
-        </w:rPr>
-      </w:pPr>
-      <w:r>
-        <w:rPr>
-          <w:rFonts w:ascii="Arial" w:hAnsi="Arial" w:cs="Arial"/>
-          <w:b/>
-          <w:bCs/>
-          <w:noProof/>
-          <w:sz w:val="28"/>
-          <w:szCs w:val="28"/>
-        </w:rPr>
         <w:drawing>
           <wp:inline distT="0" distB="0" distL="0" distR="0" wp14:anchorId="5A7F138F" wp14:editId="2CB550B6">
             <wp:extent cx="4486275" cy="3962400"/>
@@ -39369,6 +39510,7 @@
   <w:style w:type="character" w:default="1" w:styleId="DefaultParagraphFont">
     <w:name w:val="Default Paragraph Font"/>
     <w:uiPriority w:val="1"/>
+    <w:semiHidden/>
     <w:unhideWhenUsed/>
   </w:style>
   <w:style w:type="table" w:default="1" w:styleId="TableNormal">
